--- a/docs/gost/out/03_П3_Описание_автоматизированных_функций.docx
+++ b/docs/gost/out/03_П3_Описание_автоматизированных_функций.docx
@@ -224,7 +224,7 @@
         <w:rPr>
           <w:noProof/>
         </w:rPr>
-        <w:t>33</w:t>
+        <w:t>34</w:t>
       </w:r>
       <w:r>
         <w:fldChar w:fldCharType="end"/>
@@ -306,7 +306,7 @@
       <w:r>
         <w:fldChar w:fldCharType="separate"/>
       </w:r>
-      <w:hyperlink w:anchor="_Toc241772247" w:history="1">
+      <w:hyperlink w:anchor="_Toc242103669" w:history="1">
         <w:r>
           <w:rPr>
             <w:rStyle w:val="aff8"/>
@@ -333,7 +333,7 @@
             <w:noProof/>
             <w:webHidden/>
           </w:rPr>
-          <w:instrText xml:space="preserve"> PAGEREF _Toc241772247 \h </w:instrText>
+          <w:instrText xml:space="preserve"> PAGEREF _Toc242103669 \h </w:instrText>
         </w:r>
         <w:r>
           <w:rPr>
@@ -379,7 +379,7 @@
           <w14:ligatures w14:val="standardContextual"/>
         </w:rPr>
       </w:pPr>
-      <w:hyperlink w:anchor="_Toc241772248" w:history="1">
+      <w:hyperlink w:anchor="_Toc242103670" w:history="1">
         <w:r>
           <w:rPr>
             <w:rStyle w:val="aff8"/>
@@ -406,7 +406,7 @@
             <w:noProof/>
             <w:webHidden/>
           </w:rPr>
-          <w:instrText xml:space="preserve"> PAGEREF _Toc241772248 \h </w:instrText>
+          <w:instrText xml:space="preserve"> PAGEREF _Toc242103670 \h </w:instrText>
         </w:r>
         <w:r>
           <w:rPr>
@@ -452,7 +452,7 @@
           <w14:ligatures w14:val="standardContextual"/>
         </w:rPr>
       </w:pPr>
-      <w:hyperlink w:anchor="_Toc241772249" w:history="1">
+      <w:hyperlink w:anchor="_Toc242103671" w:history="1">
         <w:r>
           <w:rPr>
             <w:rStyle w:val="aff8"/>
@@ -479,7 +479,7 @@
             <w:noProof/>
             <w:webHidden/>
           </w:rPr>
-          <w:instrText xml:space="preserve"> PAGEREF _Toc241772249 \h </w:instrText>
+          <w:instrText xml:space="preserve"> PAGEREF _Toc242103671 \h </w:instrText>
         </w:r>
         <w:r>
           <w:rPr>
@@ -525,7 +525,7 @@
           <w14:ligatures w14:val="standardContextual"/>
         </w:rPr>
       </w:pPr>
-      <w:hyperlink w:anchor="_Toc241772250" w:history="1">
+      <w:hyperlink w:anchor="_Toc242103672" w:history="1">
         <w:r>
           <w:rPr>
             <w:rStyle w:val="aff8"/>
@@ -552,7 +552,7 @@
             <w:noProof/>
             <w:webHidden/>
           </w:rPr>
-          <w:instrText xml:space="preserve"> PAGEREF _Toc241772250 \h </w:instrText>
+          <w:instrText xml:space="preserve"> PAGEREF _Toc242103672 \h </w:instrText>
         </w:r>
         <w:r>
           <w:rPr>
@@ -598,7 +598,7 @@
           <w14:ligatures w14:val="standardContextual"/>
         </w:rPr>
       </w:pPr>
-      <w:hyperlink w:anchor="_Toc241772251" w:history="1">
+      <w:hyperlink w:anchor="_Toc242103673" w:history="1">
         <w:r>
           <w:rPr>
             <w:rStyle w:val="aff8"/>
@@ -625,7 +625,7 @@
             <w:noProof/>
             <w:webHidden/>
           </w:rPr>
-          <w:instrText xml:space="preserve"> PAGEREF _Toc241772251 \h </w:instrText>
+          <w:instrText xml:space="preserve"> PAGEREF _Toc242103673 \h </w:instrText>
         </w:r>
         <w:r>
           <w:rPr>
@@ -671,7 +671,7 @@
           <w14:ligatures w14:val="standardContextual"/>
         </w:rPr>
       </w:pPr>
-      <w:hyperlink w:anchor="_Toc241772252" w:history="1">
+      <w:hyperlink w:anchor="_Toc242103674" w:history="1">
         <w:r>
           <w:rPr>
             <w:rStyle w:val="aff8"/>
@@ -698,7 +698,7 @@
             <w:noProof/>
             <w:webHidden/>
           </w:rPr>
-          <w:instrText xml:space="preserve"> PAGEREF _Toc241772252 \h </w:instrText>
+          <w:instrText xml:space="preserve"> PAGEREF _Toc242103674 \h </w:instrText>
         </w:r>
         <w:r>
           <w:rPr>
@@ -744,7 +744,7 @@
           <w14:ligatures w14:val="standardContextual"/>
         </w:rPr>
       </w:pPr>
-      <w:hyperlink w:anchor="_Toc241772253" w:history="1">
+      <w:hyperlink w:anchor="_Toc242103675" w:history="1">
         <w:r>
           <w:rPr>
             <w:rStyle w:val="aff8"/>
@@ -771,7 +771,7 @@
             <w:noProof/>
             <w:webHidden/>
           </w:rPr>
-          <w:instrText xml:space="preserve"> PAGEREF _Toc241772253 \h </w:instrText>
+          <w:instrText xml:space="preserve"> PAGEREF _Toc242103675 \h </w:instrText>
         </w:r>
         <w:r>
           <w:rPr>
@@ -817,7 +817,7 @@
           <w14:ligatures w14:val="standardContextual"/>
         </w:rPr>
       </w:pPr>
-      <w:hyperlink w:anchor="_Toc241772254" w:history="1">
+      <w:hyperlink w:anchor="_Toc242103676" w:history="1">
         <w:r>
           <w:rPr>
             <w:rStyle w:val="aff8"/>
@@ -844,7 +844,7 @@
             <w:noProof/>
             <w:webHidden/>
           </w:rPr>
-          <w:instrText xml:space="preserve"> PAGEREF _Toc241772254 \h </w:instrText>
+          <w:instrText xml:space="preserve"> PAGEREF _Toc242103676 \h </w:instrText>
         </w:r>
         <w:r>
           <w:rPr>
@@ -890,7 +890,7 @@
           <w14:ligatures w14:val="standardContextual"/>
         </w:rPr>
       </w:pPr>
-      <w:hyperlink w:anchor="_Toc241772255" w:history="1">
+      <w:hyperlink w:anchor="_Toc242103677" w:history="1">
         <w:r>
           <w:rPr>
             <w:rStyle w:val="aff8"/>
@@ -917,7 +917,7 @@
             <w:noProof/>
             <w:webHidden/>
           </w:rPr>
-          <w:instrText xml:space="preserve"> PAGEREF _Toc241772255 \h </w:instrText>
+          <w:instrText xml:space="preserve"> PAGEREF _Toc242103677 \h </w:instrText>
         </w:r>
         <w:r>
           <w:rPr>
@@ -963,7 +963,7 @@
           <w14:ligatures w14:val="standardContextual"/>
         </w:rPr>
       </w:pPr>
-      <w:hyperlink w:anchor="_Toc241772256" w:history="1">
+      <w:hyperlink w:anchor="_Toc242103678" w:history="1">
         <w:r>
           <w:rPr>
             <w:rStyle w:val="aff8"/>
@@ -990,7 +990,7 @@
             <w:noProof/>
             <w:webHidden/>
           </w:rPr>
-          <w:instrText xml:space="preserve"> PAGEREF _Toc241772256 \h </w:instrText>
+          <w:instrText xml:space="preserve"> PAGEREF _Toc242103678 \h </w:instrText>
         </w:r>
         <w:r>
           <w:rPr>
@@ -1036,7 +1036,7 @@
           <w14:ligatures w14:val="standardContextual"/>
         </w:rPr>
       </w:pPr>
-      <w:hyperlink w:anchor="_Toc241772257" w:history="1">
+      <w:hyperlink w:anchor="_Toc242103679" w:history="1">
         <w:r>
           <w:rPr>
             <w:rStyle w:val="aff8"/>
@@ -1063,7 +1063,7 @@
             <w:noProof/>
             <w:webHidden/>
           </w:rPr>
-          <w:instrText xml:space="preserve"> PAGEREF _Toc241772257 \h </w:instrText>
+          <w:instrText xml:space="preserve"> PAGEREF _Toc242103679 \h </w:instrText>
         </w:r>
         <w:r>
           <w:rPr>
@@ -1109,7 +1109,7 @@
           <w14:ligatures w14:val="standardContextual"/>
         </w:rPr>
       </w:pPr>
-      <w:hyperlink w:anchor="_Toc241772258" w:history="1">
+      <w:hyperlink w:anchor="_Toc242103680" w:history="1">
         <w:r>
           <w:rPr>
             <w:rStyle w:val="aff8"/>
@@ -1136,7 +1136,7 @@
             <w:noProof/>
             <w:webHidden/>
           </w:rPr>
-          <w:instrText xml:space="preserve"> PAGEREF _Toc241772258 \h </w:instrText>
+          <w:instrText xml:space="preserve"> PAGEREF _Toc242103680 \h </w:instrText>
         </w:r>
         <w:r>
           <w:rPr>
@@ -1182,7 +1182,7 @@
           <w14:ligatures w14:val="standardContextual"/>
         </w:rPr>
       </w:pPr>
-      <w:hyperlink w:anchor="_Toc241772259" w:history="1">
+      <w:hyperlink w:anchor="_Toc242103681" w:history="1">
         <w:r>
           <w:rPr>
             <w:rStyle w:val="aff8"/>
@@ -1209,7 +1209,7 @@
             <w:noProof/>
             <w:webHidden/>
           </w:rPr>
-          <w:instrText xml:space="preserve"> PAGEREF _Toc241772259 \h </w:instrText>
+          <w:instrText xml:space="preserve"> PAGEREF _Toc242103681 \h </w:instrText>
         </w:r>
         <w:r>
           <w:rPr>
@@ -1255,7 +1255,7 @@
           <w14:ligatures w14:val="standardContextual"/>
         </w:rPr>
       </w:pPr>
-      <w:hyperlink w:anchor="_Toc241772260" w:history="1">
+      <w:hyperlink w:anchor="_Toc242103682" w:history="1">
         <w:r>
           <w:rPr>
             <w:rStyle w:val="aff8"/>
@@ -1282,7 +1282,7 @@
             <w:noProof/>
             <w:webHidden/>
           </w:rPr>
-          <w:instrText xml:space="preserve"> PAGEREF _Toc241772260 \h </w:instrText>
+          <w:instrText xml:space="preserve"> PAGEREF _Toc242103682 \h </w:instrText>
         </w:r>
         <w:r>
           <w:rPr>
@@ -1328,7 +1328,7 @@
           <w14:ligatures w14:val="standardContextual"/>
         </w:rPr>
       </w:pPr>
-      <w:hyperlink w:anchor="_Toc241772261" w:history="1">
+      <w:hyperlink w:anchor="_Toc242103683" w:history="1">
         <w:r>
           <w:rPr>
             <w:rStyle w:val="aff8"/>
@@ -1355,7 +1355,7 @@
             <w:noProof/>
             <w:webHidden/>
           </w:rPr>
-          <w:instrText xml:space="preserve"> PAGEREF _Toc241772261 \h </w:instrText>
+          <w:instrText xml:space="preserve"> PAGEREF _Toc242103683 \h </w:instrText>
         </w:r>
         <w:r>
           <w:rPr>
@@ -1401,7 +1401,7 @@
           <w14:ligatures w14:val="standardContextual"/>
         </w:rPr>
       </w:pPr>
-      <w:hyperlink w:anchor="_Toc241772262" w:history="1">
+      <w:hyperlink w:anchor="_Toc242103684" w:history="1">
         <w:r>
           <w:rPr>
             <w:rStyle w:val="aff8"/>
@@ -1428,7 +1428,7 @@
             <w:noProof/>
             <w:webHidden/>
           </w:rPr>
-          <w:instrText xml:space="preserve"> PAGEREF _Toc241772262 \h </w:instrText>
+          <w:instrText xml:space="preserve"> PAGEREF _Toc242103684 \h </w:instrText>
         </w:r>
         <w:r>
           <w:rPr>
@@ -1474,7 +1474,7 @@
           <w14:ligatures w14:val="standardContextual"/>
         </w:rPr>
       </w:pPr>
-      <w:hyperlink w:anchor="_Toc241772263" w:history="1">
+      <w:hyperlink w:anchor="_Toc242103685" w:history="1">
         <w:r>
           <w:rPr>
             <w:rStyle w:val="aff8"/>
@@ -1501,7 +1501,7 @@
             <w:noProof/>
             <w:webHidden/>
           </w:rPr>
-          <w:instrText xml:space="preserve"> PAGEREF _Toc241772263 \h </w:instrText>
+          <w:instrText xml:space="preserve"> PAGEREF _Toc242103685 \h </w:instrText>
         </w:r>
         <w:r>
           <w:rPr>
@@ -1547,7 +1547,7 @@
           <w14:ligatures w14:val="standardContextual"/>
         </w:rPr>
       </w:pPr>
-      <w:hyperlink w:anchor="_Toc241772264" w:history="1">
+      <w:hyperlink w:anchor="_Toc242103686" w:history="1">
         <w:r>
           <w:rPr>
             <w:rStyle w:val="aff8"/>
@@ -1574,7 +1574,7 @@
             <w:noProof/>
             <w:webHidden/>
           </w:rPr>
-          <w:instrText xml:space="preserve"> PAGEREF _Toc241772264 \h </w:instrText>
+          <w:instrText xml:space="preserve"> PAGEREF _Toc242103686 \h </w:instrText>
         </w:r>
         <w:r>
           <w:rPr>
@@ -1620,7 +1620,7 @@
           <w14:ligatures w14:val="standardContextual"/>
         </w:rPr>
       </w:pPr>
-      <w:hyperlink w:anchor="_Toc241772265" w:history="1">
+      <w:hyperlink w:anchor="_Toc242103687" w:history="1">
         <w:r>
           <w:rPr>
             <w:rStyle w:val="aff8"/>
@@ -1647,7 +1647,7 @@
             <w:noProof/>
             <w:webHidden/>
           </w:rPr>
-          <w:instrText xml:space="preserve"> PAGEREF _Toc241772265 \h </w:instrText>
+          <w:instrText xml:space="preserve"> PAGEREF _Toc242103687 \h </w:instrText>
         </w:r>
         <w:r>
           <w:rPr>
@@ -1693,7 +1693,7 @@
           <w14:ligatures w14:val="standardContextual"/>
         </w:rPr>
       </w:pPr>
-      <w:hyperlink w:anchor="_Toc241772266" w:history="1">
+      <w:hyperlink w:anchor="_Toc242103688" w:history="1">
         <w:r>
           <w:rPr>
             <w:rStyle w:val="aff8"/>
@@ -1720,7 +1720,7 @@
             <w:noProof/>
             <w:webHidden/>
           </w:rPr>
-          <w:instrText xml:space="preserve"> PAGEREF _Toc241772266 \h </w:instrText>
+          <w:instrText xml:space="preserve"> PAGEREF _Toc242103688 \h </w:instrText>
         </w:r>
         <w:r>
           <w:rPr>
@@ -1766,7 +1766,7 @@
           <w14:ligatures w14:val="standardContextual"/>
         </w:rPr>
       </w:pPr>
-      <w:hyperlink w:anchor="_Toc241772267" w:history="1">
+      <w:hyperlink w:anchor="_Toc242103689" w:history="1">
         <w:r>
           <w:rPr>
             <w:rStyle w:val="aff8"/>
@@ -1793,7 +1793,7 @@
             <w:noProof/>
             <w:webHidden/>
           </w:rPr>
-          <w:instrText xml:space="preserve"> PAGEREF _Toc241772267 \h </w:instrText>
+          <w:instrText xml:space="preserve"> PAGEREF _Toc242103689 \h </w:instrText>
         </w:r>
         <w:r>
           <w:rPr>
@@ -1839,7 +1839,7 @@
           <w14:ligatures w14:val="standardContextual"/>
         </w:rPr>
       </w:pPr>
-      <w:hyperlink w:anchor="_Toc241772268" w:history="1">
+      <w:hyperlink w:anchor="_Toc242103690" w:history="1">
         <w:r>
           <w:rPr>
             <w:rStyle w:val="aff8"/>
@@ -1866,7 +1866,7 @@
             <w:noProof/>
             <w:webHidden/>
           </w:rPr>
-          <w:instrText xml:space="preserve"> PAGEREF _Toc241772268 \h </w:instrText>
+          <w:instrText xml:space="preserve"> PAGEREF _Toc242103690 \h </w:instrText>
         </w:r>
         <w:r>
           <w:rPr>
@@ -1912,7 +1912,7 @@
           <w14:ligatures w14:val="standardContextual"/>
         </w:rPr>
       </w:pPr>
-      <w:hyperlink w:anchor="_Toc241772269" w:history="1">
+      <w:hyperlink w:anchor="_Toc242103691" w:history="1">
         <w:r>
           <w:rPr>
             <w:rStyle w:val="aff8"/>
@@ -1939,7 +1939,7 @@
             <w:noProof/>
             <w:webHidden/>
           </w:rPr>
-          <w:instrText xml:space="preserve"> PAGEREF _Toc241772269 \h </w:instrText>
+          <w:instrText xml:space="preserve"> PAGEREF _Toc242103691 \h </w:instrText>
         </w:r>
         <w:r>
           <w:rPr>
@@ -1985,7 +1985,7 @@
           <w14:ligatures w14:val="standardContextual"/>
         </w:rPr>
       </w:pPr>
-      <w:hyperlink w:anchor="_Toc241772270" w:history="1">
+      <w:hyperlink w:anchor="_Toc242103692" w:history="1">
         <w:r>
           <w:rPr>
             <w:rStyle w:val="aff8"/>
@@ -2012,7 +2012,7 @@
             <w:noProof/>
             <w:webHidden/>
           </w:rPr>
-          <w:instrText xml:space="preserve"> PAGEREF _Toc241772270 \h </w:instrText>
+          <w:instrText xml:space="preserve"> PAGEREF _Toc242103692 \h </w:instrText>
         </w:r>
         <w:r>
           <w:rPr>
@@ -2058,7 +2058,7 @@
           <w14:ligatures w14:val="standardContextual"/>
         </w:rPr>
       </w:pPr>
-      <w:hyperlink w:anchor="_Toc241772271" w:history="1">
+      <w:hyperlink w:anchor="_Toc242103693" w:history="1">
         <w:r>
           <w:rPr>
             <w:rStyle w:val="aff8"/>
@@ -2085,7 +2085,7 @@
             <w:noProof/>
             <w:webHidden/>
           </w:rPr>
-          <w:instrText xml:space="preserve"> PAGEREF _Toc241772271 \h </w:instrText>
+          <w:instrText xml:space="preserve"> PAGEREF _Toc242103693 \h </w:instrText>
         </w:r>
         <w:r>
           <w:rPr>
@@ -2131,7 +2131,7 @@
           <w14:ligatures w14:val="standardContextual"/>
         </w:rPr>
       </w:pPr>
-      <w:hyperlink w:anchor="_Toc241772272" w:history="1">
+      <w:hyperlink w:anchor="_Toc242103694" w:history="1">
         <w:r>
           <w:rPr>
             <w:rStyle w:val="aff8"/>
@@ -2158,7 +2158,7 @@
             <w:noProof/>
             <w:webHidden/>
           </w:rPr>
-          <w:instrText xml:space="preserve"> PAGEREF _Toc241772272 \h </w:instrText>
+          <w:instrText xml:space="preserve"> PAGEREF _Toc242103694 \h </w:instrText>
         </w:r>
         <w:r>
           <w:rPr>
@@ -2204,7 +2204,7 @@
           <w14:ligatures w14:val="standardContextual"/>
         </w:rPr>
       </w:pPr>
-      <w:hyperlink w:anchor="_Toc241772273" w:history="1">
+      <w:hyperlink w:anchor="_Toc242103695" w:history="1">
         <w:r>
           <w:rPr>
             <w:rStyle w:val="aff8"/>
@@ -2231,7 +2231,7 @@
             <w:noProof/>
             <w:webHidden/>
           </w:rPr>
-          <w:instrText xml:space="preserve"> PAGEREF _Toc241772273 \h </w:instrText>
+          <w:instrText xml:space="preserve"> PAGEREF _Toc242103695 \h </w:instrText>
         </w:r>
         <w:r>
           <w:rPr>
@@ -2277,7 +2277,7 @@
           <w14:ligatures w14:val="standardContextual"/>
         </w:rPr>
       </w:pPr>
-      <w:hyperlink w:anchor="_Toc241772274" w:history="1">
+      <w:hyperlink w:anchor="_Toc242103696" w:history="1">
         <w:r>
           <w:rPr>
             <w:rStyle w:val="aff8"/>
@@ -2304,7 +2304,7 @@
             <w:noProof/>
             <w:webHidden/>
           </w:rPr>
-          <w:instrText xml:space="preserve"> PAGEREF _Toc241772274 \h </w:instrText>
+          <w:instrText xml:space="preserve"> PAGEREF _Toc242103696 \h </w:instrText>
         </w:r>
         <w:r>
           <w:rPr>
@@ -2350,7 +2350,7 @@
           <w14:ligatures w14:val="standardContextual"/>
         </w:rPr>
       </w:pPr>
-      <w:hyperlink w:anchor="_Toc241772275" w:history="1">
+      <w:hyperlink w:anchor="_Toc242103697" w:history="1">
         <w:r>
           <w:rPr>
             <w:rStyle w:val="aff8"/>
@@ -2377,7 +2377,7 @@
             <w:noProof/>
             <w:webHidden/>
           </w:rPr>
-          <w:instrText xml:space="preserve"> PAGEREF _Toc241772275 \h </w:instrText>
+          <w:instrText xml:space="preserve"> PAGEREF _Toc242103697 \h </w:instrText>
         </w:r>
         <w:r>
           <w:rPr>
@@ -2423,7 +2423,7 @@
           <w14:ligatures w14:val="standardContextual"/>
         </w:rPr>
       </w:pPr>
-      <w:hyperlink w:anchor="_Toc241772276" w:history="1">
+      <w:hyperlink w:anchor="_Toc242103698" w:history="1">
         <w:r>
           <w:rPr>
             <w:rStyle w:val="aff8"/>
@@ -2450,7 +2450,7 @@
             <w:noProof/>
             <w:webHidden/>
           </w:rPr>
-          <w:instrText xml:space="preserve"> PAGEREF _Toc241772276 \h </w:instrText>
+          <w:instrText xml:space="preserve"> PAGEREF _Toc242103698 \h </w:instrText>
         </w:r>
         <w:r>
           <w:rPr>
@@ -2496,7 +2496,7 @@
           <w14:ligatures w14:val="standardContextual"/>
         </w:rPr>
       </w:pPr>
-      <w:hyperlink w:anchor="_Toc241772277" w:history="1">
+      <w:hyperlink w:anchor="_Toc242103699" w:history="1">
         <w:r>
           <w:rPr>
             <w:rStyle w:val="aff8"/>
@@ -2523,7 +2523,7 @@
             <w:noProof/>
             <w:webHidden/>
           </w:rPr>
-          <w:instrText xml:space="preserve"> PAGEREF _Toc241772277 \h </w:instrText>
+          <w:instrText xml:space="preserve"> PAGEREF _Toc242103699 \h </w:instrText>
         </w:r>
         <w:r>
           <w:rPr>
@@ -2569,7 +2569,7 @@
           <w14:ligatures w14:val="standardContextual"/>
         </w:rPr>
       </w:pPr>
-      <w:hyperlink w:anchor="_Toc241772278" w:history="1">
+      <w:hyperlink w:anchor="_Toc242103700" w:history="1">
         <w:r>
           <w:rPr>
             <w:rStyle w:val="aff8"/>
@@ -2596,7 +2596,7 @@
             <w:noProof/>
             <w:webHidden/>
           </w:rPr>
-          <w:instrText xml:space="preserve"> PAGEREF _Toc241772278 \h </w:instrText>
+          <w:instrText xml:space="preserve"> PAGEREF _Toc242103700 \h </w:instrText>
         </w:r>
         <w:r>
           <w:rPr>
@@ -2642,7 +2642,7 @@
           <w14:ligatures w14:val="standardContextual"/>
         </w:rPr>
       </w:pPr>
-      <w:hyperlink w:anchor="_Toc241772279" w:history="1">
+      <w:hyperlink w:anchor="_Toc242103701" w:history="1">
         <w:r>
           <w:rPr>
             <w:rStyle w:val="aff8"/>
@@ -2669,7 +2669,7 @@
             <w:noProof/>
             <w:webHidden/>
           </w:rPr>
-          <w:instrText xml:space="preserve"> PAGEREF _Toc241772279 \h </w:instrText>
+          <w:instrText xml:space="preserve"> PAGEREF _Toc242103701 \h </w:instrText>
         </w:r>
         <w:r>
           <w:rPr>
@@ -2715,7 +2715,7 @@
           <w14:ligatures w14:val="standardContextual"/>
         </w:rPr>
       </w:pPr>
-      <w:hyperlink w:anchor="_Toc241772280" w:history="1">
+      <w:hyperlink w:anchor="_Toc242103702" w:history="1">
         <w:r>
           <w:rPr>
             <w:rStyle w:val="aff8"/>
@@ -2742,7 +2742,7 @@
             <w:noProof/>
             <w:webHidden/>
           </w:rPr>
-          <w:instrText xml:space="preserve"> PAGEREF _Toc241772280 \h </w:instrText>
+          <w:instrText xml:space="preserve"> PAGEREF _Toc242103702 \h </w:instrText>
         </w:r>
         <w:r>
           <w:rPr>
@@ -2788,7 +2788,7 @@
           <w14:ligatures w14:val="standardContextual"/>
         </w:rPr>
       </w:pPr>
-      <w:hyperlink w:anchor="_Toc241772281" w:history="1">
+      <w:hyperlink w:anchor="_Toc242103703" w:history="1">
         <w:r>
           <w:rPr>
             <w:rStyle w:val="aff8"/>
@@ -2815,7 +2815,7 @@
             <w:noProof/>
             <w:webHidden/>
           </w:rPr>
-          <w:instrText xml:space="preserve"> PAGEREF _Toc241772281 \h </w:instrText>
+          <w:instrText xml:space="preserve"> PAGEREF _Toc242103703 \h </w:instrText>
         </w:r>
         <w:r>
           <w:rPr>
@@ -2861,7 +2861,7 @@
           <w14:ligatures w14:val="standardContextual"/>
         </w:rPr>
       </w:pPr>
-      <w:hyperlink w:anchor="_Toc241772282" w:history="1">
+      <w:hyperlink w:anchor="_Toc242103704" w:history="1">
         <w:r>
           <w:rPr>
             <w:rStyle w:val="aff8"/>
@@ -2888,7 +2888,7 @@
             <w:noProof/>
             <w:webHidden/>
           </w:rPr>
-          <w:instrText xml:space="preserve"> PAGEREF _Toc241772282 \h </w:instrText>
+          <w:instrText xml:space="preserve"> PAGEREF _Toc242103704 \h </w:instrText>
         </w:r>
         <w:r>
           <w:rPr>
@@ -2934,7 +2934,7 @@
           <w14:ligatures w14:val="standardContextual"/>
         </w:rPr>
       </w:pPr>
-      <w:hyperlink w:anchor="_Toc241772283" w:history="1">
+      <w:hyperlink w:anchor="_Toc242103705" w:history="1">
         <w:r>
           <w:rPr>
             <w:rStyle w:val="aff8"/>
@@ -2961,7 +2961,7 @@
             <w:noProof/>
             <w:webHidden/>
           </w:rPr>
-          <w:instrText xml:space="preserve"> PAGEREF _Toc241772283 \h </w:instrText>
+          <w:instrText xml:space="preserve"> PAGEREF _Toc242103705 \h </w:instrText>
         </w:r>
         <w:r>
           <w:rPr>
@@ -3007,7 +3007,7 @@
           <w14:ligatures w14:val="standardContextual"/>
         </w:rPr>
       </w:pPr>
-      <w:hyperlink w:anchor="_Toc241772284" w:history="1">
+      <w:hyperlink w:anchor="_Toc242103706" w:history="1">
         <w:r>
           <w:rPr>
             <w:rStyle w:val="aff8"/>
@@ -3034,7 +3034,7 @@
             <w:noProof/>
             <w:webHidden/>
           </w:rPr>
-          <w:instrText xml:space="preserve"> PAGEREF _Toc241772284 \h </w:instrText>
+          <w:instrText xml:space="preserve"> PAGEREF _Toc242103706 \h </w:instrText>
         </w:r>
         <w:r>
           <w:rPr>
@@ -3054,7 +3054,7 @@
             <w:noProof/>
             <w:webHidden/>
           </w:rPr>
-          <w:t>21</w:t>
+          <w:t>22</w:t>
         </w:r>
         <w:r>
           <w:rPr>
@@ -3080,7 +3080,7 @@
           <w14:ligatures w14:val="standardContextual"/>
         </w:rPr>
       </w:pPr>
-      <w:hyperlink w:anchor="_Toc241772285" w:history="1">
+      <w:hyperlink w:anchor="_Toc242103707" w:history="1">
         <w:r>
           <w:rPr>
             <w:rStyle w:val="aff8"/>
@@ -3107,7 +3107,7 @@
             <w:noProof/>
             <w:webHidden/>
           </w:rPr>
-          <w:instrText xml:space="preserve"> PAGEREF _Toc241772285 \h </w:instrText>
+          <w:instrText xml:space="preserve"> PAGEREF _Toc242103707 \h </w:instrText>
         </w:r>
         <w:r>
           <w:rPr>
@@ -3153,7 +3153,7 @@
           <w14:ligatures w14:val="standardContextual"/>
         </w:rPr>
       </w:pPr>
-      <w:hyperlink w:anchor="_Toc241772286" w:history="1">
+      <w:hyperlink w:anchor="_Toc242103708" w:history="1">
         <w:r>
           <w:rPr>
             <w:rStyle w:val="aff8"/>
@@ -3180,7 +3180,7 @@
             <w:noProof/>
             <w:webHidden/>
           </w:rPr>
-          <w:instrText xml:space="preserve"> PAGEREF _Toc241772286 \h </w:instrText>
+          <w:instrText xml:space="preserve"> PAGEREF _Toc242103708 \h </w:instrText>
         </w:r>
         <w:r>
           <w:rPr>
@@ -3226,7 +3226,7 @@
           <w14:ligatures w14:val="standardContextual"/>
         </w:rPr>
       </w:pPr>
-      <w:hyperlink w:anchor="_Toc241772287" w:history="1">
+      <w:hyperlink w:anchor="_Toc242103709" w:history="1">
         <w:r>
           <w:rPr>
             <w:rStyle w:val="aff8"/>
@@ -3253,7 +3253,7 @@
             <w:noProof/>
             <w:webHidden/>
           </w:rPr>
-          <w:instrText xml:space="preserve"> PAGEREF _Toc241772287 \h </w:instrText>
+          <w:instrText xml:space="preserve"> PAGEREF _Toc242103709 \h </w:instrText>
         </w:r>
         <w:r>
           <w:rPr>
@@ -3299,7 +3299,7 @@
           <w14:ligatures w14:val="standardContextual"/>
         </w:rPr>
       </w:pPr>
-      <w:hyperlink w:anchor="_Toc241772288" w:history="1">
+      <w:hyperlink w:anchor="_Toc242103710" w:history="1">
         <w:r>
           <w:rPr>
             <w:rStyle w:val="aff8"/>
@@ -3326,7 +3326,7 @@
             <w:noProof/>
             <w:webHidden/>
           </w:rPr>
-          <w:instrText xml:space="preserve"> PAGEREF _Toc241772288 \h </w:instrText>
+          <w:instrText xml:space="preserve"> PAGEREF _Toc242103710 \h </w:instrText>
         </w:r>
         <w:r>
           <w:rPr>
@@ -3372,7 +3372,7 @@
           <w14:ligatures w14:val="standardContextual"/>
         </w:rPr>
       </w:pPr>
-      <w:hyperlink w:anchor="_Toc241772289" w:history="1">
+      <w:hyperlink w:anchor="_Toc242103711" w:history="1">
         <w:r>
           <w:rPr>
             <w:rStyle w:val="aff8"/>
@@ -3399,7 +3399,7 @@
             <w:noProof/>
             <w:webHidden/>
           </w:rPr>
-          <w:instrText xml:space="preserve"> PAGEREF _Toc241772289 \h </w:instrText>
+          <w:instrText xml:space="preserve"> PAGEREF _Toc242103711 \h </w:instrText>
         </w:r>
         <w:r>
           <w:rPr>
@@ -3445,7 +3445,7 @@
           <w14:ligatures w14:val="standardContextual"/>
         </w:rPr>
       </w:pPr>
-      <w:hyperlink w:anchor="_Toc241772290" w:history="1">
+      <w:hyperlink w:anchor="_Toc242103712" w:history="1">
         <w:r>
           <w:rPr>
             <w:rStyle w:val="aff8"/>
@@ -3472,7 +3472,7 @@
             <w:noProof/>
             <w:webHidden/>
           </w:rPr>
-          <w:instrText xml:space="preserve"> PAGEREF _Toc241772290 \h </w:instrText>
+          <w:instrText xml:space="preserve"> PAGEREF _Toc242103712 \h </w:instrText>
         </w:r>
         <w:r>
           <w:rPr>
@@ -3518,7 +3518,7 @@
           <w14:ligatures w14:val="standardContextual"/>
         </w:rPr>
       </w:pPr>
-      <w:hyperlink w:anchor="_Toc241772291" w:history="1">
+      <w:hyperlink w:anchor="_Toc242103713" w:history="1">
         <w:r>
           <w:rPr>
             <w:rStyle w:val="aff8"/>
@@ -3545,7 +3545,7 @@
             <w:noProof/>
             <w:webHidden/>
           </w:rPr>
-          <w:instrText xml:space="preserve"> PAGEREF _Toc241772291 \h </w:instrText>
+          <w:instrText xml:space="preserve"> PAGEREF _Toc242103713 \h </w:instrText>
         </w:r>
         <w:r>
           <w:rPr>
@@ -3591,7 +3591,7 @@
           <w14:ligatures w14:val="standardContextual"/>
         </w:rPr>
       </w:pPr>
-      <w:hyperlink w:anchor="_Toc241772292" w:history="1">
+      <w:hyperlink w:anchor="_Toc242103714" w:history="1">
         <w:r>
           <w:rPr>
             <w:rStyle w:val="aff8"/>
@@ -3618,7 +3618,7 @@
             <w:noProof/>
             <w:webHidden/>
           </w:rPr>
-          <w:instrText xml:space="preserve"> PAGEREF _Toc241772292 \h </w:instrText>
+          <w:instrText xml:space="preserve"> PAGEREF _Toc242103714 \h </w:instrText>
         </w:r>
         <w:r>
           <w:rPr>
@@ -3638,7 +3638,80 @@
             <w:noProof/>
             <w:webHidden/>
           </w:rPr>
-          <w:t>24</w:t>
+          <w:t>25</w:t>
+        </w:r>
+        <w:r>
+          <w:rPr>
+            <w:noProof/>
+            <w:webHidden/>
+          </w:rPr>
+          <w:fldChar w:fldCharType="end"/>
+        </w:r>
+      </w:hyperlink>
+    </w:p>
+    <w:p>
+      <w:pPr>
+        <w:pStyle w:val="2c"/>
+        <w:tabs>
+          <w:tab w:val="right" w:leader="dot" w:pos="9345"/>
+        </w:tabs>
+        <w:rPr>
+          <w:rFonts w:asciiTheme="minorHAnsi" w:eastAsiaTheme="minorEastAsia" w:hAnsiTheme="minorHAnsi" w:cstheme="minorBidi"/>
+          <w:noProof/>
+          <w:color w:val="auto"/>
+          <w:kern w:val="2"/>
+          <w:szCs w:val="24"/>
+          <w14:ligatures w14:val="standardContextual"/>
+        </w:rPr>
+      </w:pPr>
+      <w:hyperlink w:anchor="_Toc242103715" w:history="1">
+        <w:r>
+          <w:rPr>
+            <w:rStyle w:val="aff8"/>
+            <w:noProof/>
+          </w:rPr>
+          <w:t>8.7 ФИН-07 Валюты и курсы</w:t>
+        </w:r>
+        <w:r>
+          <w:rPr>
+            <w:noProof/>
+            <w:webHidden/>
+          </w:rPr>
+          <w:tab/>
+        </w:r>
+        <w:r>
+          <w:rPr>
+            <w:noProof/>
+            <w:webHidden/>
+          </w:rPr>
+          <w:fldChar w:fldCharType="begin"/>
+        </w:r>
+        <w:r>
+          <w:rPr>
+            <w:noProof/>
+            <w:webHidden/>
+          </w:rPr>
+          <w:instrText xml:space="preserve"> PAGEREF _Toc242103715 \h </w:instrText>
+        </w:r>
+        <w:r>
+          <w:rPr>
+            <w:noProof/>
+            <w:webHidden/>
+          </w:rPr>
+        </w:r>
+        <w:r>
+          <w:rPr>
+            <w:noProof/>
+            <w:webHidden/>
+          </w:rPr>
+          <w:fldChar w:fldCharType="separate"/>
+        </w:r>
+        <w:r>
+          <w:rPr>
+            <w:noProof/>
+            <w:webHidden/>
+          </w:rPr>
+          <w:t>25</w:t>
         </w:r>
         <w:r>
           <w:rPr>
@@ -3664,7 +3737,7 @@
           <w14:ligatures w14:val="standardContextual"/>
         </w:rPr>
       </w:pPr>
-      <w:hyperlink w:anchor="_Toc241772293" w:history="1">
+      <w:hyperlink w:anchor="_Toc242103716" w:history="1">
         <w:r>
           <w:rPr>
             <w:rStyle w:val="aff8"/>
@@ -3691,7 +3764,7 @@
             <w:noProof/>
             <w:webHidden/>
           </w:rPr>
-          <w:instrText xml:space="preserve"> PAGEREF _Toc241772293 \h </w:instrText>
+          <w:instrText xml:space="preserve"> PAGEREF _Toc242103716 \h </w:instrText>
         </w:r>
         <w:r>
           <w:rPr>
@@ -3711,7 +3784,7 @@
             <w:noProof/>
             <w:webHidden/>
           </w:rPr>
-          <w:t>25</w:t>
+          <w:t>26</w:t>
         </w:r>
         <w:r>
           <w:rPr>
@@ -3737,7 +3810,7 @@
           <w14:ligatures w14:val="standardContextual"/>
         </w:rPr>
       </w:pPr>
-      <w:hyperlink w:anchor="_Toc241772294" w:history="1">
+      <w:hyperlink w:anchor="_Toc242103717" w:history="1">
         <w:r>
           <w:rPr>
             <w:rStyle w:val="aff8"/>
@@ -3764,7 +3837,7 @@
             <w:noProof/>
             <w:webHidden/>
           </w:rPr>
-          <w:instrText xml:space="preserve"> PAGEREF _Toc241772294 \h </w:instrText>
+          <w:instrText xml:space="preserve"> PAGEREF _Toc242103717 \h </w:instrText>
         </w:r>
         <w:r>
           <w:rPr>
@@ -3784,7 +3857,7 @@
             <w:noProof/>
             <w:webHidden/>
           </w:rPr>
-          <w:t>25</w:t>
+          <w:t>26</w:t>
         </w:r>
         <w:r>
           <w:rPr>
@@ -3810,7 +3883,7 @@
           <w14:ligatures w14:val="standardContextual"/>
         </w:rPr>
       </w:pPr>
-      <w:hyperlink w:anchor="_Toc241772295" w:history="1">
+      <w:hyperlink w:anchor="_Toc242103718" w:history="1">
         <w:r>
           <w:rPr>
             <w:rStyle w:val="aff8"/>
@@ -3837,7 +3910,7 @@
             <w:noProof/>
             <w:webHidden/>
           </w:rPr>
-          <w:instrText xml:space="preserve"> PAGEREF _Toc241772295 \h </w:instrText>
+          <w:instrText xml:space="preserve"> PAGEREF _Toc242103718 \h </w:instrText>
         </w:r>
         <w:r>
           <w:rPr>
@@ -3857,7 +3930,7 @@
             <w:noProof/>
             <w:webHidden/>
           </w:rPr>
-          <w:t>25</w:t>
+          <w:t>26</w:t>
         </w:r>
         <w:r>
           <w:rPr>
@@ -3883,7 +3956,7 @@
           <w14:ligatures w14:val="standardContextual"/>
         </w:rPr>
       </w:pPr>
-      <w:hyperlink w:anchor="_Toc241772296" w:history="1">
+      <w:hyperlink w:anchor="_Toc242103719" w:history="1">
         <w:r>
           <w:rPr>
             <w:rStyle w:val="aff8"/>
@@ -3910,7 +3983,7 @@
             <w:noProof/>
             <w:webHidden/>
           </w:rPr>
-          <w:instrText xml:space="preserve"> PAGEREF _Toc241772296 \h </w:instrText>
+          <w:instrText xml:space="preserve"> PAGEREF _Toc242103719 \h </w:instrText>
         </w:r>
         <w:r>
           <w:rPr>
@@ -3930,7 +4003,7 @@
             <w:noProof/>
             <w:webHidden/>
           </w:rPr>
-          <w:t>26</w:t>
+          <w:t>27</w:t>
         </w:r>
         <w:r>
           <w:rPr>
@@ -3956,7 +4029,7 @@
           <w14:ligatures w14:val="standardContextual"/>
         </w:rPr>
       </w:pPr>
-      <w:hyperlink w:anchor="_Toc241772297" w:history="1">
+      <w:hyperlink w:anchor="_Toc242103720" w:history="1">
         <w:r>
           <w:rPr>
             <w:rStyle w:val="aff8"/>
@@ -3983,7 +4056,7 @@
             <w:noProof/>
             <w:webHidden/>
           </w:rPr>
-          <w:instrText xml:space="preserve"> PAGEREF _Toc241772297 \h </w:instrText>
+          <w:instrText xml:space="preserve"> PAGEREF _Toc242103720 \h </w:instrText>
         </w:r>
         <w:r>
           <w:rPr>
@@ -4003,7 +4076,7 @@
             <w:noProof/>
             <w:webHidden/>
           </w:rPr>
-          <w:t>26</w:t>
+          <w:t>27</w:t>
         </w:r>
         <w:r>
           <w:rPr>
@@ -4029,7 +4102,7 @@
           <w14:ligatures w14:val="standardContextual"/>
         </w:rPr>
       </w:pPr>
-      <w:hyperlink w:anchor="_Toc241772298" w:history="1">
+      <w:hyperlink w:anchor="_Toc242103721" w:history="1">
         <w:r>
           <w:rPr>
             <w:rStyle w:val="aff8"/>
@@ -4056,7 +4129,7 @@
             <w:noProof/>
             <w:webHidden/>
           </w:rPr>
-          <w:instrText xml:space="preserve"> PAGEREF _Toc241772298 \h </w:instrText>
+          <w:instrText xml:space="preserve"> PAGEREF _Toc242103721 \h </w:instrText>
         </w:r>
         <w:r>
           <w:rPr>
@@ -4076,7 +4149,7 @@
             <w:noProof/>
             <w:webHidden/>
           </w:rPr>
-          <w:t>26</w:t>
+          <w:t>27</w:t>
         </w:r>
         <w:r>
           <w:rPr>
@@ -4102,7 +4175,7 @@
           <w14:ligatures w14:val="standardContextual"/>
         </w:rPr>
       </w:pPr>
-      <w:hyperlink w:anchor="_Toc241772299" w:history="1">
+      <w:hyperlink w:anchor="_Toc242103722" w:history="1">
         <w:r>
           <w:rPr>
             <w:rStyle w:val="aff8"/>
@@ -4129,7 +4202,7 @@
             <w:noProof/>
             <w:webHidden/>
           </w:rPr>
-          <w:instrText xml:space="preserve"> PAGEREF _Toc241772299 \h </w:instrText>
+          <w:instrText xml:space="preserve"> PAGEREF _Toc242103722 \h </w:instrText>
         </w:r>
         <w:r>
           <w:rPr>
@@ -4149,7 +4222,7 @@
             <w:noProof/>
             <w:webHidden/>
           </w:rPr>
-          <w:t>26</w:t>
+          <w:t>27</w:t>
         </w:r>
         <w:r>
           <w:rPr>
@@ -4175,7 +4248,7 @@
           <w14:ligatures w14:val="standardContextual"/>
         </w:rPr>
       </w:pPr>
-      <w:hyperlink w:anchor="_Toc241772300" w:history="1">
+      <w:hyperlink w:anchor="_Toc242103723" w:history="1">
         <w:r>
           <w:rPr>
             <w:rStyle w:val="aff8"/>
@@ -4202,7 +4275,7 @@
             <w:noProof/>
             <w:webHidden/>
           </w:rPr>
-          <w:instrText xml:space="preserve"> PAGEREF _Toc241772300 \h </w:instrText>
+          <w:instrText xml:space="preserve"> PAGEREF _Toc242103723 \h </w:instrText>
         </w:r>
         <w:r>
           <w:rPr>
@@ -4222,7 +4295,7 @@
             <w:noProof/>
             <w:webHidden/>
           </w:rPr>
-          <w:t>27</w:t>
+          <w:t>28</w:t>
         </w:r>
         <w:r>
           <w:rPr>
@@ -4248,7 +4321,7 @@
           <w14:ligatures w14:val="standardContextual"/>
         </w:rPr>
       </w:pPr>
-      <w:hyperlink w:anchor="_Toc241772301" w:history="1">
+      <w:hyperlink w:anchor="_Toc242103724" w:history="1">
         <w:r>
           <w:rPr>
             <w:rStyle w:val="aff8"/>
@@ -4275,7 +4348,7 @@
             <w:noProof/>
             <w:webHidden/>
           </w:rPr>
-          <w:instrText xml:space="preserve"> PAGEREF _Toc241772301 \h </w:instrText>
+          <w:instrText xml:space="preserve"> PAGEREF _Toc242103724 \h </w:instrText>
         </w:r>
         <w:r>
           <w:rPr>
@@ -4295,7 +4368,7 @@
             <w:noProof/>
             <w:webHidden/>
           </w:rPr>
-          <w:t>27</w:t>
+          <w:t>28</w:t>
         </w:r>
         <w:r>
           <w:rPr>
@@ -4321,7 +4394,7 @@
           <w14:ligatures w14:val="standardContextual"/>
         </w:rPr>
       </w:pPr>
-      <w:hyperlink w:anchor="_Toc241772302" w:history="1">
+      <w:hyperlink w:anchor="_Toc242103725" w:history="1">
         <w:r>
           <w:rPr>
             <w:rStyle w:val="aff8"/>
@@ -4348,7 +4421,7 @@
             <w:noProof/>
             <w:webHidden/>
           </w:rPr>
-          <w:instrText xml:space="preserve"> PAGEREF _Toc241772302 \h </w:instrText>
+          <w:instrText xml:space="preserve"> PAGEREF _Toc242103725 \h </w:instrText>
         </w:r>
         <w:r>
           <w:rPr>
@@ -4368,7 +4441,7 @@
             <w:noProof/>
             <w:webHidden/>
           </w:rPr>
-          <w:t>27</w:t>
+          <w:t>28</w:t>
         </w:r>
         <w:r>
           <w:rPr>
@@ -4394,7 +4467,7 @@
           <w14:ligatures w14:val="standardContextual"/>
         </w:rPr>
       </w:pPr>
-      <w:hyperlink w:anchor="_Toc241772303" w:history="1">
+      <w:hyperlink w:anchor="_Toc242103726" w:history="1">
         <w:r>
           <w:rPr>
             <w:rStyle w:val="aff8"/>
@@ -4421,7 +4494,7 @@
             <w:noProof/>
             <w:webHidden/>
           </w:rPr>
-          <w:instrText xml:space="preserve"> PAGEREF _Toc241772303 \h </w:instrText>
+          <w:instrText xml:space="preserve"> PAGEREF _Toc242103726 \h </w:instrText>
         </w:r>
         <w:r>
           <w:rPr>
@@ -4441,7 +4514,7 @@
             <w:noProof/>
             <w:webHidden/>
           </w:rPr>
-          <w:t>27</w:t>
+          <w:t>28</w:t>
         </w:r>
         <w:r>
           <w:rPr>
@@ -4467,7 +4540,7 @@
           <w14:ligatures w14:val="standardContextual"/>
         </w:rPr>
       </w:pPr>
-      <w:hyperlink w:anchor="_Toc241772304" w:history="1">
+      <w:hyperlink w:anchor="_Toc242103727" w:history="1">
         <w:r>
           <w:rPr>
             <w:rStyle w:val="aff8"/>
@@ -4494,7 +4567,7 @@
             <w:noProof/>
             <w:webHidden/>
           </w:rPr>
-          <w:instrText xml:space="preserve"> PAGEREF _Toc241772304 \h </w:instrText>
+          <w:instrText xml:space="preserve"> PAGEREF _Toc242103727 \h </w:instrText>
         </w:r>
         <w:r>
           <w:rPr>
@@ -4514,7 +4587,7 @@
             <w:noProof/>
             <w:webHidden/>
           </w:rPr>
-          <w:t>27</w:t>
+          <w:t>29</w:t>
         </w:r>
         <w:r>
           <w:rPr>
@@ -4540,7 +4613,7 @@
           <w14:ligatures w14:val="standardContextual"/>
         </w:rPr>
       </w:pPr>
-      <w:hyperlink w:anchor="_Toc241772305" w:history="1">
+      <w:hyperlink w:anchor="_Toc242103728" w:history="1">
         <w:r>
           <w:rPr>
             <w:rStyle w:val="aff8"/>
@@ -4567,7 +4640,7 @@
             <w:noProof/>
             <w:webHidden/>
           </w:rPr>
-          <w:instrText xml:space="preserve"> PAGEREF _Toc241772305 \h </w:instrText>
+          <w:instrText xml:space="preserve"> PAGEREF _Toc242103728 \h </w:instrText>
         </w:r>
         <w:r>
           <w:rPr>
@@ -4587,7 +4660,7 @@
             <w:noProof/>
             <w:webHidden/>
           </w:rPr>
-          <w:t>29</w:t>
+          <w:t>30</w:t>
         </w:r>
         <w:r>
           <w:rPr>
@@ -4613,7 +4686,7 @@
           <w14:ligatures w14:val="standardContextual"/>
         </w:rPr>
       </w:pPr>
-      <w:hyperlink w:anchor="_Toc241772306" w:history="1">
+      <w:hyperlink w:anchor="_Toc242103729" w:history="1">
         <w:r>
           <w:rPr>
             <w:rStyle w:val="aff8"/>
@@ -4640,7 +4713,7 @@
             <w:noProof/>
             <w:webHidden/>
           </w:rPr>
-          <w:instrText xml:space="preserve"> PAGEREF _Toc241772306 \h </w:instrText>
+          <w:instrText xml:space="preserve"> PAGEREF _Toc242103729 \h </w:instrText>
         </w:r>
         <w:r>
           <w:rPr>
@@ -4660,7 +4733,7 @@
             <w:noProof/>
             <w:webHidden/>
           </w:rPr>
-          <w:t>29</w:t>
+          <w:t>30</w:t>
         </w:r>
         <w:r>
           <w:rPr>
@@ -4686,7 +4759,7 @@
           <w14:ligatures w14:val="standardContextual"/>
         </w:rPr>
       </w:pPr>
-      <w:hyperlink w:anchor="_Toc241772307" w:history="1">
+      <w:hyperlink w:anchor="_Toc242103730" w:history="1">
         <w:r>
           <w:rPr>
             <w:rStyle w:val="aff8"/>
@@ -4713,7 +4786,7 @@
             <w:noProof/>
             <w:webHidden/>
           </w:rPr>
-          <w:instrText xml:space="preserve"> PAGEREF _Toc241772307 \h </w:instrText>
+          <w:instrText xml:space="preserve"> PAGEREF _Toc242103730 \h </w:instrText>
         </w:r>
         <w:r>
           <w:rPr>
@@ -4733,7 +4806,7 @@
             <w:noProof/>
             <w:webHidden/>
           </w:rPr>
-          <w:t>29</w:t>
+          <w:t>30</w:t>
         </w:r>
         <w:r>
           <w:rPr>
@@ -4759,7 +4832,7 @@
           <w14:ligatures w14:val="standardContextual"/>
         </w:rPr>
       </w:pPr>
-      <w:hyperlink w:anchor="_Toc241772308" w:history="1">
+      <w:hyperlink w:anchor="_Toc242103731" w:history="1">
         <w:r>
           <w:rPr>
             <w:rStyle w:val="aff8"/>
@@ -4786,7 +4859,7 @@
             <w:noProof/>
             <w:webHidden/>
           </w:rPr>
-          <w:instrText xml:space="preserve"> PAGEREF _Toc241772308 \h </w:instrText>
+          <w:instrText xml:space="preserve"> PAGEREF _Toc242103731 \h </w:instrText>
         </w:r>
         <w:r>
           <w:rPr>
@@ -4806,7 +4879,7 @@
             <w:noProof/>
             <w:webHidden/>
           </w:rPr>
-          <w:t>29</w:t>
+          <w:t>30</w:t>
         </w:r>
         <w:r>
           <w:rPr>
@@ -4832,7 +4905,7 @@
           <w14:ligatures w14:val="standardContextual"/>
         </w:rPr>
       </w:pPr>
-      <w:hyperlink w:anchor="_Toc241772309" w:history="1">
+      <w:hyperlink w:anchor="_Toc242103732" w:history="1">
         <w:r>
           <w:rPr>
             <w:rStyle w:val="aff8"/>
@@ -4859,7 +4932,7 @@
             <w:noProof/>
             <w:webHidden/>
           </w:rPr>
-          <w:instrText xml:space="preserve"> PAGEREF _Toc241772309 \h </w:instrText>
+          <w:instrText xml:space="preserve"> PAGEREF _Toc242103732 \h </w:instrText>
         </w:r>
         <w:r>
           <w:rPr>
@@ -4879,7 +4952,7 @@
             <w:noProof/>
             <w:webHidden/>
           </w:rPr>
-          <w:t>31</w:t>
+          <w:t>32</w:t>
         </w:r>
         <w:r>
           <w:rPr>
@@ -4905,7 +4978,7 @@
           <w14:ligatures w14:val="standardContextual"/>
         </w:rPr>
       </w:pPr>
-      <w:hyperlink w:anchor="_Toc241772310" w:history="1">
+      <w:hyperlink w:anchor="_Toc242103733" w:history="1">
         <w:r>
           <w:rPr>
             <w:rStyle w:val="aff8"/>
@@ -4932,7 +5005,7 @@
             <w:noProof/>
             <w:webHidden/>
           </w:rPr>
-          <w:instrText xml:space="preserve"> PAGEREF _Toc241772310 \h </w:instrText>
+          <w:instrText xml:space="preserve"> PAGEREF _Toc242103733 \h </w:instrText>
         </w:r>
         <w:r>
           <w:rPr>
@@ -4952,7 +5025,7 @@
             <w:noProof/>
             <w:webHidden/>
           </w:rPr>
-          <w:t>31</w:t>
+          <w:t>32</w:t>
         </w:r>
         <w:r>
           <w:rPr>
@@ -4978,7 +5051,7 @@
           <w14:ligatures w14:val="standardContextual"/>
         </w:rPr>
       </w:pPr>
-      <w:hyperlink w:anchor="_Toc241772311" w:history="1">
+      <w:hyperlink w:anchor="_Toc242103734" w:history="1">
         <w:r>
           <w:rPr>
             <w:rStyle w:val="aff8"/>
@@ -5005,7 +5078,7 @@
             <w:noProof/>
             <w:webHidden/>
           </w:rPr>
-          <w:instrText xml:space="preserve"> PAGEREF _Toc241772311 \h </w:instrText>
+          <w:instrText xml:space="preserve"> PAGEREF _Toc242103734 \h </w:instrText>
         </w:r>
         <w:r>
           <w:rPr>
@@ -5025,7 +5098,7 @@
             <w:noProof/>
             <w:webHidden/>
           </w:rPr>
-          <w:t>31</w:t>
+          <w:t>32</w:t>
         </w:r>
         <w:r>
           <w:rPr>
@@ -5051,7 +5124,7 @@
           <w14:ligatures w14:val="standardContextual"/>
         </w:rPr>
       </w:pPr>
-      <w:hyperlink w:anchor="_Toc241772312" w:history="1">
+      <w:hyperlink w:anchor="_Toc242103735" w:history="1">
         <w:r>
           <w:rPr>
             <w:rStyle w:val="aff8"/>
@@ -5078,7 +5151,7 @@
             <w:noProof/>
             <w:webHidden/>
           </w:rPr>
-          <w:instrText xml:space="preserve"> PAGEREF _Toc241772312 \h </w:instrText>
+          <w:instrText xml:space="preserve"> PAGEREF _Toc242103735 \h </w:instrText>
         </w:r>
         <w:r>
           <w:rPr>
@@ -5098,7 +5171,80 @@
             <w:noProof/>
             <w:webHidden/>
           </w:rPr>
-          <w:t>31</w:t>
+          <w:t>32</w:t>
+        </w:r>
+        <w:r>
+          <w:rPr>
+            <w:noProof/>
+            <w:webHidden/>
+          </w:rPr>
+          <w:fldChar w:fldCharType="end"/>
+        </w:r>
+      </w:hyperlink>
+    </w:p>
+    <w:p>
+      <w:pPr>
+        <w:pStyle w:val="2c"/>
+        <w:tabs>
+          <w:tab w:val="right" w:leader="dot" w:pos="9345"/>
+        </w:tabs>
+        <w:rPr>
+          <w:rFonts w:asciiTheme="minorHAnsi" w:eastAsiaTheme="minorEastAsia" w:hAnsiTheme="minorHAnsi" w:cstheme="minorBidi"/>
+          <w:noProof/>
+          <w:color w:val="auto"/>
+          <w:kern w:val="2"/>
+          <w:szCs w:val="24"/>
+          <w14:ligatures w14:val="standardContextual"/>
+        </w:rPr>
+      </w:pPr>
+      <w:hyperlink w:anchor="_Toc242103736" w:history="1">
+        <w:r>
+          <w:rPr>
+            <w:rStyle w:val="aff8"/>
+            <w:noProof/>
+          </w:rPr>
+          <w:t>13.4 РЕГ-04 Загрузка курсов валют</w:t>
+        </w:r>
+        <w:r>
+          <w:rPr>
+            <w:noProof/>
+            <w:webHidden/>
+          </w:rPr>
+          <w:tab/>
+        </w:r>
+        <w:r>
+          <w:rPr>
+            <w:noProof/>
+            <w:webHidden/>
+          </w:rPr>
+          <w:fldChar w:fldCharType="begin"/>
+        </w:r>
+        <w:r>
+          <w:rPr>
+            <w:noProof/>
+            <w:webHidden/>
+          </w:rPr>
+          <w:instrText xml:space="preserve"> PAGEREF _Toc242103736 \h </w:instrText>
+        </w:r>
+        <w:r>
+          <w:rPr>
+            <w:noProof/>
+            <w:webHidden/>
+          </w:rPr>
+        </w:r>
+        <w:r>
+          <w:rPr>
+            <w:noProof/>
+            <w:webHidden/>
+          </w:rPr>
+          <w:fldChar w:fldCharType="separate"/>
+        </w:r>
+        <w:r>
+          <w:rPr>
+            <w:noProof/>
+            <w:webHidden/>
+          </w:rPr>
+          <w:t>32</w:t>
         </w:r>
         <w:r>
           <w:rPr>
@@ -5124,7 +5270,7 @@
           <w14:ligatures w14:val="standardContextual"/>
         </w:rPr>
       </w:pPr>
-      <w:hyperlink w:anchor="_Toc241772313" w:history="1">
+      <w:hyperlink w:anchor="_Toc242103737" w:history="1">
         <w:r>
           <w:rPr>
             <w:rStyle w:val="aff8"/>
@@ -5151,7 +5297,7 @@
             <w:noProof/>
             <w:webHidden/>
           </w:rPr>
-          <w:instrText xml:space="preserve"> PAGEREF _Toc241772313 \h </w:instrText>
+          <w:instrText xml:space="preserve"> PAGEREF _Toc242103737 \h </w:instrText>
         </w:r>
         <w:r>
           <w:rPr>
@@ -5171,7 +5317,7 @@
             <w:noProof/>
             <w:webHidden/>
           </w:rPr>
-          <w:t>32</w:t>
+          <w:t>33</w:t>
         </w:r>
         <w:r>
           <w:rPr>
@@ -5197,7 +5343,7 @@
           <w14:ligatures w14:val="standardContextual"/>
         </w:rPr>
       </w:pPr>
-      <w:hyperlink w:anchor="_Toc241772314" w:history="1">
+      <w:hyperlink w:anchor="_Toc242103738" w:history="1">
         <w:r>
           <w:rPr>
             <w:rStyle w:val="aff8"/>
@@ -5224,7 +5370,7 @@
             <w:noProof/>
             <w:webHidden/>
           </w:rPr>
-          <w:instrText xml:space="preserve"> PAGEREF _Toc241772314 \h </w:instrText>
+          <w:instrText xml:space="preserve"> PAGEREF _Toc242103738 \h </w:instrText>
         </w:r>
         <w:r>
           <w:rPr>
@@ -5244,7 +5390,7 @@
             <w:noProof/>
             <w:webHidden/>
           </w:rPr>
-          <w:t>33</w:t>
+          <w:t>34</w:t>
         </w:r>
         <w:r>
           <w:rPr>
@@ -5270,7 +5416,7 @@
         <w:ind w:firstLine="0"/>
         <w:jc w:val="center"/>
       </w:pPr>
-      <w:bookmarkStart w:id="0" w:name="_Toc241772247"/>
+      <w:bookmarkStart w:id="0" w:name="_Toc242103669"/>
       <w:r>
         <w:lastRenderedPageBreak/>
         <w:t>ПЕРЕЧЕНЬ ТЕРМИНОВ И СОКРАЩЕНИЙ</w:t>
@@ -6532,7 +6678,7 @@
         <w:pStyle w:val="1"/>
         <w:pageBreakBefore/>
       </w:pPr>
-      <w:bookmarkStart w:id="1" w:name="_Toc241772248"/>
+      <w:bookmarkStart w:id="1" w:name="_Toc242103670"/>
       <w:r>
         <w:lastRenderedPageBreak/>
         <w:t>1 Исходные положения</w:t>
@@ -6543,7 +6689,7 @@
       <w:pPr>
         <w:pStyle w:val="21"/>
       </w:pPr>
-      <w:bookmarkStart w:id="2" w:name="_Toc241772249"/>
+      <w:bookmarkStart w:id="2" w:name="_Toc242103671"/>
       <w:r>
         <w:t>1.1 Назначение документа</w:t>
       </w:r>
@@ -6558,7 +6704,7 @@
       <w:pPr>
         <w:pStyle w:val="21"/>
       </w:pPr>
-      <w:bookmarkStart w:id="3" w:name="_Toc241772250"/>
+      <w:bookmarkStart w:id="3" w:name="_Toc242103672"/>
       <w:r>
         <w:t>1.2 Сведения об объекте автоматизации</w:t>
       </w:r>
@@ -6573,7 +6719,7 @@
       <w:pPr>
         <w:pStyle w:val="21"/>
       </w:pPr>
-      <w:bookmarkStart w:id="4" w:name="_Toc241772251"/>
+      <w:bookmarkStart w:id="4" w:name="_Toc242103673"/>
       <w:r>
         <w:t>1.3 Категории пользователей</w:t>
       </w:r>
@@ -7074,7 +7220,7 @@
         <w:pStyle w:val="1"/>
         <w:pageBreakBefore/>
       </w:pPr>
-      <w:bookmarkStart w:id="5" w:name="_Toc241772252"/>
+      <w:bookmarkStart w:id="5" w:name="_Toc242103674"/>
       <w:r>
         <w:lastRenderedPageBreak/>
         <w:t>2 Цели автоматизированной системы и автоматизированные функции</w:t>
@@ -7380,7 +7526,7 @@
         <w:pStyle w:val="1"/>
         <w:pageBreakBefore/>
       </w:pPr>
-      <w:bookmarkStart w:id="6" w:name="_Toc241772253"/>
+      <w:bookmarkStart w:id="6" w:name="_Toc242103675"/>
       <w:r>
         <w:lastRenderedPageBreak/>
         <w:t>3 Характеристика функциональной структуры</w:t>
@@ -7391,7 +7537,7 @@
       <w:pPr>
         <w:pStyle w:val="21"/>
       </w:pPr>
-      <w:bookmarkStart w:id="7" w:name="_Toc241772254"/>
+      <w:bookmarkStart w:id="7" w:name="_Toc242103676"/>
       <w:r>
         <w:t>3.1 Перечень подсистем и функций</w:t>
       </w:r>
@@ -8880,7 +9026,7 @@
               <w:pStyle w:val="GostTable"/>
             </w:pPr>
             <w:r>
-              <w:t>ДОК-01</w:t>
+              <w:t>ФИН-07</w:t>
             </w:r>
           </w:p>
         </w:tc>
@@ -8893,7 +9039,7 @@
               <w:pStyle w:val="GostTable"/>
             </w:pPr>
             <w:r>
-              <w:t>Ведение шаблонов документов</w:t>
+              <w:t>Валюты и курсы</w:t>
             </w:r>
           </w:p>
         </w:tc>
@@ -8906,7 +9052,7 @@
               <w:pStyle w:val="GostTable"/>
             </w:pPr>
             <w:r>
-              <w:t>Шаблоны документов</w:t>
+              <w:t>То же</w:t>
             </w:r>
           </w:p>
         </w:tc>
@@ -8925,7 +9071,7 @@
               <w:pStyle w:val="GostTable"/>
             </w:pPr>
             <w:r>
-              <w:t>ДОК-02</w:t>
+              <w:t>ДОК-01</w:t>
             </w:r>
           </w:p>
         </w:tc>
@@ -8938,7 +9084,7 @@
               <w:pStyle w:val="GostTable"/>
             </w:pPr>
             <w:r>
-              <w:t>Формирование документа по сделке</w:t>
+              <w:t>Ведение шаблонов документов</w:t>
             </w:r>
           </w:p>
         </w:tc>
@@ -8951,7 +9097,7 @@
               <w:pStyle w:val="GostTable"/>
             </w:pPr>
             <w:r>
-              <w:t>То же</w:t>
+              <w:t>Шаблоны документов</w:t>
             </w:r>
           </w:p>
         </w:tc>
@@ -8970,7 +9116,7 @@
               <w:pStyle w:val="GostTable"/>
             </w:pPr>
             <w:r>
-              <w:t>ЗАД-01</w:t>
+              <w:t>ДОК-02</w:t>
             </w:r>
           </w:p>
         </w:tc>
@@ -8983,7 +9129,7 @@
               <w:pStyle w:val="GostTable"/>
             </w:pPr>
             <w:r>
-              <w:t>Постановка задачи</w:t>
+              <w:t>Формирование документа по сделке</w:t>
             </w:r>
           </w:p>
         </w:tc>
@@ -8996,7 +9142,7 @@
               <w:pStyle w:val="GostTable"/>
             </w:pPr>
             <w:r>
-              <w:t>Задачи</w:t>
+              <w:t>То же</w:t>
             </w:r>
           </w:p>
         </w:tc>
@@ -9015,7 +9161,7 @@
               <w:pStyle w:val="GostTable"/>
             </w:pPr>
             <w:r>
-              <w:t>ЗАД-02</w:t>
+              <w:t>ЗАД-01</w:t>
             </w:r>
           </w:p>
         </w:tc>
@@ -9028,7 +9174,7 @@
               <w:pStyle w:val="GostTable"/>
             </w:pPr>
             <w:r>
-              <w:t>Исполнение и контроль задачи</w:t>
+              <w:t>Постановка задачи</w:t>
             </w:r>
           </w:p>
         </w:tc>
@@ -9041,7 +9187,7 @@
               <w:pStyle w:val="GostTable"/>
             </w:pPr>
             <w:r>
-              <w:t>То же</w:t>
+              <w:t>Задачи</w:t>
             </w:r>
           </w:p>
         </w:tc>
@@ -9060,7 +9206,7 @@
               <w:pStyle w:val="GostTable"/>
             </w:pPr>
             <w:r>
-              <w:t>ЗАД-03</w:t>
+              <w:t>ЗАД-02</w:t>
             </w:r>
           </w:p>
         </w:tc>
@@ -9073,7 +9219,7 @@
               <w:pStyle w:val="GostTable"/>
             </w:pPr>
             <w:r>
-              <w:t>Представления задач</w:t>
+              <w:t>Исполнение и контроль задачи</w:t>
             </w:r>
           </w:p>
         </w:tc>
@@ -9105,7 +9251,7 @@
               <w:pStyle w:val="GostTable"/>
             </w:pPr>
             <w:r>
-              <w:t>АНА-01</w:t>
+              <w:t>ЗАД-03</w:t>
             </w:r>
           </w:p>
         </w:tc>
@@ -9118,7 +9264,7 @@
               <w:pStyle w:val="GostTable"/>
             </w:pPr>
             <w:r>
-              <w:t>Дашборд</w:t>
+              <w:t>Представления задач</w:t>
             </w:r>
           </w:p>
         </w:tc>
@@ -9131,7 +9277,7 @@
               <w:pStyle w:val="GostTable"/>
             </w:pPr>
             <w:r>
-              <w:t>Аналитика и отчётность</w:t>
+              <w:t>То же</w:t>
             </w:r>
           </w:p>
         </w:tc>
@@ -9150,7 +9296,7 @@
               <w:pStyle w:val="GostTable"/>
             </w:pPr>
             <w:r>
-              <w:t>АНА-02</w:t>
+              <w:t>АНА-01</w:t>
             </w:r>
           </w:p>
         </w:tc>
@@ -9163,7 +9309,7 @@
               <w:pStyle w:val="GostTable"/>
             </w:pPr>
             <w:r>
-              <w:t>Сводные таблицы</w:t>
+              <w:t>Дашборд</w:t>
             </w:r>
           </w:p>
         </w:tc>
@@ -9176,7 +9322,7 @@
               <w:pStyle w:val="GostTable"/>
             </w:pPr>
             <w:r>
-              <w:t>То же</w:t>
+              <w:t>Аналитика и отчётность</w:t>
             </w:r>
           </w:p>
         </w:tc>
@@ -9195,7 +9341,7 @@
               <w:pStyle w:val="GostTable"/>
             </w:pPr>
             <w:r>
-              <w:t>АНА-03</w:t>
+              <w:t>АНА-02</w:t>
             </w:r>
           </w:p>
         </w:tc>
@@ -9208,7 +9354,7 @@
               <w:pStyle w:val="GostTable"/>
             </w:pPr>
             <w:r>
-              <w:t>Планы продаж</w:t>
+              <w:t>Сводные таблицы</w:t>
             </w:r>
           </w:p>
         </w:tc>
@@ -9240,7 +9386,7 @@
               <w:pStyle w:val="GostTable"/>
             </w:pPr>
             <w:r>
-              <w:t>АНА-04</w:t>
+              <w:t>АНА-03</w:t>
             </w:r>
           </w:p>
         </w:tc>
@@ -9253,7 +9399,7 @@
               <w:pStyle w:val="GostTable"/>
             </w:pPr>
             <w:r>
-              <w:t>Отчёты «план-факт»</w:t>
+              <w:t>Планы продаж</w:t>
             </w:r>
           </w:p>
         </w:tc>
@@ -9285,7 +9431,7 @@
               <w:pStyle w:val="GostTable"/>
             </w:pPr>
             <w:r>
-              <w:t>ИНТ-01</w:t>
+              <w:t>АНА-04</w:t>
             </w:r>
           </w:p>
         </w:tc>
@@ -9298,7 +9444,7 @@
               <w:pStyle w:val="GostTable"/>
             </w:pPr>
             <w:r>
-              <w:t>Выдача сведений партнёрам</w:t>
+              <w:t>Отчёты «план-факт»</w:t>
             </w:r>
           </w:p>
         </w:tc>
@@ -9311,7 +9457,7 @@
               <w:pStyle w:val="GostTable"/>
             </w:pPr>
             <w:r>
-              <w:t>Интеграция с партнёрами</w:t>
+              <w:t>То же</w:t>
             </w:r>
           </w:p>
         </w:tc>
@@ -9330,7 +9476,7 @@
               <w:pStyle w:val="GostTable"/>
             </w:pPr>
             <w:r>
-              <w:t>ИНТ-02</w:t>
+              <w:t>ИНТ-01</w:t>
             </w:r>
           </w:p>
         </w:tc>
@@ -9343,7 +9489,7 @@
               <w:pStyle w:val="GostTable"/>
             </w:pPr>
             <w:r>
-              <w:t>Приём заявок от партнёров</w:t>
+              <w:t>Выдача сведений партнёрам</w:t>
             </w:r>
           </w:p>
         </w:tc>
@@ -9356,7 +9502,7 @@
               <w:pStyle w:val="GostTable"/>
             </w:pPr>
             <w:r>
-              <w:t>То же</w:t>
+              <w:t>Интеграция с партнёрами</w:t>
             </w:r>
           </w:p>
         </w:tc>
@@ -9375,7 +9521,7 @@
               <w:pStyle w:val="GostTable"/>
             </w:pPr>
             <w:r>
-              <w:t>ИНТ-03</w:t>
+              <w:t>ИНТ-02</w:t>
             </w:r>
           </w:p>
         </w:tc>
@@ -9388,7 +9534,7 @@
               <w:pStyle w:val="GostTable"/>
             </w:pPr>
             <w:r>
-              <w:t>Управление API-ключами</w:t>
+              <w:t>Приём заявок от партнёров</w:t>
             </w:r>
           </w:p>
         </w:tc>
@@ -9420,7 +9566,7 @@
               <w:pStyle w:val="GostTable"/>
             </w:pPr>
             <w:r>
-              <w:t>РЕГ-01</w:t>
+              <w:t>ИНТ-03</w:t>
             </w:r>
           </w:p>
         </w:tc>
@@ -9433,7 +9579,7 @@
               <w:pStyle w:val="GostTable"/>
             </w:pPr>
             <w:r>
-              <w:t>Пересчёт просрочки платежей</w:t>
+              <w:t>Управление API-ключами</w:t>
             </w:r>
           </w:p>
         </w:tc>
@@ -9446,7 +9592,7 @@
               <w:pStyle w:val="GostTable"/>
             </w:pPr>
             <w:r>
-              <w:t>Регламентные задания</w:t>
+              <w:t>То же</w:t>
             </w:r>
           </w:p>
         </w:tc>
@@ -9465,7 +9611,7 @@
               <w:pStyle w:val="GostTable"/>
             </w:pPr>
             <w:r>
-              <w:t>РЕГ-02</w:t>
+              <w:t>РЕГ-01</w:t>
             </w:r>
           </w:p>
         </w:tc>
@@ -9478,7 +9624,7 @@
               <w:pStyle w:val="GostTable"/>
             </w:pPr>
             <w:r>
-              <w:t>Снятие истёкших броней</w:t>
+              <w:t>Пересчёт просрочки платежей</w:t>
             </w:r>
           </w:p>
         </w:tc>
@@ -9491,7 +9637,7 @@
               <w:pStyle w:val="GostTable"/>
             </w:pPr>
             <w:r>
-              <w:t>То же</w:t>
+              <w:t>Регламентные задания</w:t>
             </w:r>
           </w:p>
         </w:tc>
@@ -9510,6 +9656,51 @@
               <w:pStyle w:val="GostTable"/>
             </w:pPr>
             <w:r>
+              <w:t>РЕГ-02</w:t>
+            </w:r>
+          </w:p>
+        </w:tc>
+        <w:tc>
+          <w:tcPr>
+            <w:tcW w:w="3742" w:type="dxa"/>
+          </w:tcPr>
+          <w:p>
+            <w:pPr>
+              <w:pStyle w:val="GostTable"/>
+            </w:pPr>
+            <w:r>
+              <w:t>Снятие истёкших броней</w:t>
+            </w:r>
+          </w:p>
+        </w:tc>
+        <w:tc>
+          <w:tcPr>
+            <w:tcW w:w="4303" w:type="dxa"/>
+          </w:tcPr>
+          <w:p>
+            <w:pPr>
+              <w:pStyle w:val="GostTable"/>
+            </w:pPr>
+            <w:r>
+              <w:t>То же</w:t>
+            </w:r>
+          </w:p>
+        </w:tc>
+      </w:tr>
+      <w:tr>
+        <w:trPr>
+          <w:cantSplit/>
+          <w:jc w:val="center"/>
+        </w:trPr>
+        <w:tc>
+          <w:tcPr>
+            <w:tcW w:w="1310" w:type="dxa"/>
+          </w:tcPr>
+          <w:p>
+            <w:pPr>
+              <w:pStyle w:val="GostTable"/>
+            </w:pPr>
+            <w:r>
               <w:t>РЕГ-03</w:t>
             </w:r>
           </w:p>
@@ -9524,6 +9715,51 @@
             </w:pPr>
             <w:r>
               <w:t>Закрытие забытых встреч</w:t>
+            </w:r>
+          </w:p>
+        </w:tc>
+        <w:tc>
+          <w:tcPr>
+            <w:tcW w:w="4303" w:type="dxa"/>
+          </w:tcPr>
+          <w:p>
+            <w:pPr>
+              <w:pStyle w:val="GostTable"/>
+            </w:pPr>
+            <w:r>
+              <w:t>То же</w:t>
+            </w:r>
+          </w:p>
+        </w:tc>
+      </w:tr>
+      <w:tr>
+        <w:trPr>
+          <w:cantSplit/>
+          <w:jc w:val="center"/>
+        </w:trPr>
+        <w:tc>
+          <w:tcPr>
+            <w:tcW w:w="1310" w:type="dxa"/>
+          </w:tcPr>
+          <w:p>
+            <w:pPr>
+              <w:pStyle w:val="GostTable"/>
+            </w:pPr>
+            <w:r>
+              <w:t>РЕГ-04</w:t>
+            </w:r>
+          </w:p>
+        </w:tc>
+        <w:tc>
+          <w:tcPr>
+            <w:tcW w:w="3742" w:type="dxa"/>
+          </w:tcPr>
+          <w:p>
+            <w:pPr>
+              <w:pStyle w:val="GostTable"/>
+            </w:pPr>
+            <w:r>
+              <w:t>Загрузка курсов валют</w:t>
             </w:r>
           </w:p>
         </w:tc>
@@ -9551,7 +9787,7 @@
       <w:pPr>
         <w:pStyle w:val="21"/>
       </w:pPr>
-      <w:bookmarkStart w:id="8" w:name="_Toc241772255"/>
+      <w:bookmarkStart w:id="8" w:name="_Toc242103677"/>
       <w:r>
         <w:lastRenderedPageBreak/>
         <w:t>3.2 Последовательность выполнения функций</w:t>
@@ -9615,14 +9851,14 @@
     </w:p>
     <w:p>
       <w:r>
-        <w:t>Функции подсистем ОРГ, КАТ (кроме КАТ-04), ДОК-01, ФИН-06, КЛИ-05 выполняются до начала продаж и при изменении условий. Функции подсистемы РЕГ выполняются автоматически не реже одного раза в час. Функции подсистемы АНА выполняются по мере необходимости.</w:t>
+        <w:t>Функции подсистем ОРГ, КАТ (кроме КАТ-04), ДОК-01, ФИН-06, ФИН-07, КЛИ-05 выполняются до начала продаж и при изменении условий. Функции подсистемы РЕГ выполняются автоматически не реже одного раза в час. Функции подсистемы АНА выполняются по мере необходимости.</w:t>
       </w:r>
     </w:p>
     <w:p>
       <w:pPr>
         <w:pStyle w:val="21"/>
       </w:pPr>
-      <w:bookmarkStart w:id="9" w:name="_Toc241772256"/>
+      <w:bookmarkStart w:id="9" w:name="_Toc242103678"/>
       <w:r>
         <w:t>3.3 Сквозные правила</w:t>
       </w:r>
@@ -9668,7 +9904,7 @@
         <w:pStyle w:val="1"/>
         <w:pageBreakBefore/>
       </w:pPr>
-      <w:bookmarkStart w:id="10" w:name="_Toc241772257"/>
+      <w:bookmarkStart w:id="10" w:name="_Toc242103679"/>
       <w:r>
         <w:lastRenderedPageBreak/>
         <w:t>4 Подсистема «Организационная структура и права доступа»</w:t>
@@ -9679,7 +9915,7 @@
       <w:pPr>
         <w:pStyle w:val="21"/>
       </w:pPr>
-      <w:bookmarkStart w:id="11" w:name="_Toc241772258"/>
+      <w:bookmarkStart w:id="11" w:name="_Toc242103680"/>
       <w:r>
         <w:t>4.1 ОРГ-01 Вход в систему и выход</w:t>
       </w:r>
@@ -9769,7 +10005,7 @@
       <w:pPr>
         <w:pStyle w:val="21"/>
       </w:pPr>
-      <w:bookmarkStart w:id="12" w:name="_Toc241772259"/>
+      <w:bookmarkStart w:id="12" w:name="_Toc242103681"/>
       <w:r>
         <w:t>4.2 ОРГ-02 Восстановление и смена пароля</w:t>
       </w:r>
@@ -9825,7 +10061,7 @@
       <w:pPr>
         <w:pStyle w:val="21"/>
       </w:pPr>
-      <w:bookmarkStart w:id="13" w:name="_Toc241772260"/>
+      <w:bookmarkStart w:id="13" w:name="_Toc242103682"/>
       <w:r>
         <w:t>4.3 ОРГ-03 Ведение компаний</w:t>
       </w:r>
@@ -9855,7 +10091,7 @@
       <w:pPr>
         <w:pStyle w:val="21"/>
       </w:pPr>
-      <w:bookmarkStart w:id="14" w:name="_Toc241772261"/>
+      <w:bookmarkStart w:id="14" w:name="_Toc242103683"/>
       <w:r>
         <w:t>4.4 ОРГ-04 Ведение отделов</w:t>
       </w:r>
@@ -9885,7 +10121,7 @@
       <w:pPr>
         <w:pStyle w:val="21"/>
       </w:pPr>
-      <w:bookmarkStart w:id="15" w:name="_Toc241772262"/>
+      <w:bookmarkStart w:id="15" w:name="_Toc242103684"/>
       <w:r>
         <w:t>4.5 ОРГ-05 Ведение пользователей</w:t>
       </w:r>
@@ -9935,7 +10171,7 @@
       <w:pPr>
         <w:pStyle w:val="21"/>
       </w:pPr>
-      <w:bookmarkStart w:id="16" w:name="_Toc241772263"/>
+      <w:bookmarkStart w:id="16" w:name="_Toc242103685"/>
       <w:r>
         <w:t>4.6 ОРГ-06 Ведение ролей и разрешений</w:t>
       </w:r>
@@ -9991,7 +10227,7 @@
       <w:pPr>
         <w:pStyle w:val="21"/>
       </w:pPr>
-      <w:bookmarkStart w:id="17" w:name="_Toc241772264"/>
+      <w:bookmarkStart w:id="17" w:name="_Toc242103686"/>
       <w:r>
         <w:t>4.7 ОРГ-07 Разграничение доступа к данным</w:t>
       </w:r>
@@ -10079,7 +10315,7 @@
       <w:pPr>
         <w:pStyle w:val="21"/>
       </w:pPr>
-      <w:bookmarkStart w:id="18" w:name="_Toc241772265"/>
+      <w:bookmarkStart w:id="18" w:name="_Toc242103687"/>
       <w:r>
         <w:t>4.8 ОРГ-08 Журнал изменений прав доступа</w:t>
       </w:r>
@@ -10100,7 +10336,7 @@
         <w:pStyle w:val="1"/>
         <w:pageBreakBefore/>
       </w:pPr>
-      <w:bookmarkStart w:id="19" w:name="_Toc241772266"/>
+      <w:bookmarkStart w:id="19" w:name="_Toc242103688"/>
       <w:r>
         <w:lastRenderedPageBreak/>
         <w:t>5 Подсистема «Каталог недвижимости»</w:t>
@@ -10111,7 +10347,7 @@
       <w:pPr>
         <w:pStyle w:val="21"/>
       </w:pPr>
-      <w:bookmarkStart w:id="20" w:name="_Toc241772267"/>
+      <w:bookmarkStart w:id="20" w:name="_Toc242103689"/>
       <w:r>
         <w:t>5.1 КАТ-01 Ведение проектов</w:t>
       </w:r>
@@ -10124,7 +10360,7 @@
     </w:p>
     <w:p>
       <w:r>
-        <w:t>Входная информация: название, адрес, описание, плановая дата кадастра, УТП 1–3, юридическая информация, реквизиты застройщика, компания.</w:t>
+        <w:t>Входная информация: название, адрес, описание, плановая дата кадастра, УТП 1–3, юридическая информация, реквизиты застройщика, валюта прайса, компания.</w:t>
       </w:r>
     </w:p>
     <w:p>
@@ -10134,14 +10370,14 @@
     </w:p>
     <w:p>
       <w:r>
-        <w:t>Правила: проект с домами, к которым привязаны объекты, удалить нельзя.</w:t>
+        <w:t>Правила: проект с домами, к которым привязаны объекты, удалить нельзя; цены объектов проекта задаются в валюте прайса (по умолчанию — валюта сделок компании); смена валюты прайса цены не пересчитывает.</w:t>
       </w:r>
     </w:p>
     <w:p>
       <w:pPr>
         <w:pStyle w:val="21"/>
       </w:pPr>
-      <w:bookmarkStart w:id="21" w:name="_Toc241772268"/>
+      <w:bookmarkStart w:id="21" w:name="_Toc242103690"/>
       <w:r>
         <w:t>5.2 КАТ-02 Ведение домов</w:t>
       </w:r>
@@ -10171,7 +10407,7 @@
       <w:pPr>
         <w:pStyle w:val="21"/>
       </w:pPr>
-      <w:bookmarkStart w:id="22" w:name="_Toc241772269"/>
+      <w:bookmarkStart w:id="22" w:name="_Toc242103691"/>
       <w:r>
         <w:t>5.3 КАТ-03 Загрузка объектов из шаблона</w:t>
       </w:r>
@@ -10204,11 +10440,8 @@
     </w:p>
     <w:p>
       <w:r>
-        <w:t xml:space="preserve">б) через шаблон допускаются только статусы SELECTION (подбор) и RESERVE (резерв); иной статус не применяется — новый объект создаётся со статусом «Подбор», у </w:t>
-      </w:r>
-      <w:r>
         <w:lastRenderedPageBreak/>
-        <w:t>существующего статус сохраняется; неизвестный код статуса или типа объекта отмечается в отчёте о загрузке; остальные статусы устанавливаются системой по ходу сделки;</w:t>
+        <w:t>б) через шаблон допускаются только статусы SELECTION (подбор) и RESERVE (резерв); иной статус не применяется — новый объект создаётся со статусом «Подбор», у существующего статус сохраняется; неизвестный код статуса или типа объекта отмечается в отчёте о загрузке; остальные статусы устанавливаются системой по ходу сделки;</w:t>
       </w:r>
     </w:p>
     <w:p>
@@ -10235,7 +10468,7 @@
       <w:pPr>
         <w:pStyle w:val="21"/>
       </w:pPr>
-      <w:bookmarkStart w:id="23" w:name="_Toc241772270"/>
+      <w:bookmarkStart w:id="23" w:name="_Toc242103692"/>
       <w:r>
         <w:t>5.4 КАТ-04 Шахматка и карточка объекта</w:t>
       </w:r>
@@ -10670,7 +10903,7 @@
       <w:pPr>
         <w:pStyle w:val="21"/>
       </w:pPr>
-      <w:bookmarkStart w:id="24" w:name="_Toc241772271"/>
+      <w:bookmarkStart w:id="24" w:name="_Toc242103693"/>
       <w:r>
         <w:t>5.5 КАТ-05 Вывод объекта из продажи (резерв)</w:t>
       </w:r>
@@ -10683,12 +10916,12 @@
     </w:p>
     <w:p>
       <w:r>
+        <w:lastRenderedPageBreak/>
         <w:t>Входная информация: объект в статусе «Подбор» или «Резерв»; комментарий с основанием.</w:t>
       </w:r>
     </w:p>
     <w:p>
       <w:r>
-        <w:lastRenderedPageBreak/>
         <w:t>Выходная информация: объект в статусе «Резерв» или «Подбор».</w:t>
       </w:r>
     </w:p>
@@ -10701,7 +10934,7 @@
       <w:pPr>
         <w:pStyle w:val="21"/>
       </w:pPr>
-      <w:bookmarkStart w:id="25" w:name="_Toc241772272"/>
+      <w:bookmarkStart w:id="25" w:name="_Toc242103694"/>
       <w:r>
         <w:t>5.6 КАТ-06 Ведение планировок</w:t>
       </w:r>
@@ -10741,7 +10974,7 @@
       <w:pPr>
         <w:pStyle w:val="21"/>
       </w:pPr>
-      <w:bookmarkStart w:id="26" w:name="_Toc241772273"/>
+      <w:bookmarkStart w:id="26" w:name="_Toc242103695"/>
       <w:r>
         <w:t>5.7 КАТ-07 Ведение галерей</w:t>
       </w:r>
@@ -10766,7 +10999,7 @@
       <w:pPr>
         <w:pStyle w:val="21"/>
       </w:pPr>
-      <w:bookmarkStart w:id="27" w:name="_Toc241772274"/>
+      <w:bookmarkStart w:id="27" w:name="_Toc242103696"/>
       <w:r>
         <w:t>5.8 КАТ-08 Ведение скидок</w:t>
       </w:r>
@@ -10817,7 +11050,7 @@
         <w:pStyle w:val="1"/>
         <w:pageBreakBefore/>
       </w:pPr>
-      <w:bookmarkStart w:id="28" w:name="_Toc241772275"/>
+      <w:bookmarkStart w:id="28" w:name="_Toc242103697"/>
       <w:r>
         <w:lastRenderedPageBreak/>
         <w:t>6 Подсистема «Работа с клиентами»</w:t>
@@ -10828,7 +11061,7 @@
       <w:pPr>
         <w:pStyle w:val="21"/>
       </w:pPr>
-      <w:bookmarkStart w:id="29" w:name="_Toc241772276"/>
+      <w:bookmarkStart w:id="29" w:name="_Toc242103698"/>
       <w:r>
         <w:t>6.1 КЛИ-01 Ведение клиентов</w:t>
       </w:r>
@@ -10893,7 +11126,7 @@
       <w:pPr>
         <w:pStyle w:val="21"/>
       </w:pPr>
-      <w:bookmarkStart w:id="30" w:name="_Toc241772277"/>
+      <w:bookmarkStart w:id="30" w:name="_Toc242103699"/>
       <w:r>
         <w:t>6.2 КЛИ-02 Ведение заявок</w:t>
       </w:r>
@@ -10949,7 +11182,7 @@
       <w:pPr>
         <w:pStyle w:val="21"/>
       </w:pPr>
-      <w:bookmarkStart w:id="31" w:name="_Toc241772278"/>
+      <w:bookmarkStart w:id="31" w:name="_Toc242103700"/>
       <w:r>
         <w:t>6.3 КЛИ-03 Канбан-доска заявок</w:t>
       </w:r>
@@ -10974,7 +11207,7 @@
       <w:pPr>
         <w:pStyle w:val="21"/>
       </w:pPr>
-      <w:bookmarkStart w:id="32" w:name="_Toc241772279"/>
+      <w:bookmarkStart w:id="32" w:name="_Toc242103701"/>
       <w:r>
         <w:t>6.4 КЛИ-04 Ведение встреч</w:t>
       </w:r>
@@ -11029,7 +11262,7 @@
       <w:pPr>
         <w:pStyle w:val="21"/>
       </w:pPr>
-      <w:bookmarkStart w:id="33" w:name="_Toc241772280"/>
+      <w:bookmarkStart w:id="33" w:name="_Toc242103702"/>
       <w:r>
         <w:t>6.5 КЛИ-05 Ведение справочников заявок</w:t>
       </w:r>
@@ -11056,7 +11289,7 @@
         <w:pStyle w:val="1"/>
         <w:pageBreakBefore/>
       </w:pPr>
-      <w:bookmarkStart w:id="34" w:name="_Toc241772281"/>
+      <w:bookmarkStart w:id="34" w:name="_Toc242103703"/>
       <w:r>
         <w:lastRenderedPageBreak/>
         <w:t>7 Подсистема «Сделки»</w:t>
@@ -11067,7 +11300,7 @@
       <w:pPr>
         <w:pStyle w:val="21"/>
       </w:pPr>
-      <w:bookmarkStart w:id="35" w:name="_Toc241772282"/>
+      <w:bookmarkStart w:id="35" w:name="_Toc242103704"/>
       <w:r>
         <w:t>7.1 СДЕ-01 Создание брони</w:t>
       </w:r>
@@ -11110,14 +11343,24 @@
     </w:p>
     <w:p>
       <w:r>
-        <w:t>г) цена объекта и цена за м² фиксируются в сделке на момент брони; последующее изменение прайса сделку не затрагивает.</w:t>
+        <w:t>г) цена объекта и цена за м² фиксируются в сделке на момент брони в валюте сделок компании (ФИН-07); если валюта прайса проекта другая, цена пересчитывается по курсу на день брони, а цена по прайсу, её валюта и курс сохраняются в сделке и записываются в журнал сделки;</w:t>
+      </w:r>
+    </w:p>
+    <w:p>
+      <w:r>
+        <w:t>д) если курса валюты прайса нет, бронь не создаётся, и система сообщает, курса какой валюты и на какую дату не хватает;</w:t>
+      </w:r>
+    </w:p>
+    <w:p>
+      <w:r>
+        <w:t>е) последующее изменение прайса, курса или валюты сделок компании созданную сделку не затрагивает.</w:t>
       </w:r>
     </w:p>
     <w:p>
       <w:pPr>
         <w:pStyle w:val="21"/>
       </w:pPr>
-      <w:bookmarkStart w:id="36" w:name="_Toc241772283"/>
+      <w:bookmarkStart w:id="36" w:name="_Toc242103705"/>
       <w:r>
         <w:t>7.2 СДЕ-02 Условия сделки и применение скидок</w:t>
       </w:r>
@@ -11130,7 +11373,7 @@
     </w:p>
     <w:p>
       <w:r>
-        <w:t>Входная информация: применяемые скидки, признак округления, стоимость по договору, валюта (UZS, USD, EUR), примечание.</w:t>
+        <w:t>Входная информация: применяемые скидки, признак округления, стоимость по договору (в валюте сделки), примечание.</w:t>
       </w:r>
     </w:p>
     <w:p>
@@ -11165,7 +11408,8 @@
     </w:p>
     <w:p>
       <w:r>
-        <w:t>д) валюта изменяется, пока по сделке нет платежей;</w:t>
+        <w:lastRenderedPageBreak/>
+        <w:t>д) валюта сделки задаётся при брони и не изменяется;</w:t>
       </w:r>
     </w:p>
     <w:p>
@@ -11177,7 +11421,7 @@
       <w:pPr>
         <w:pStyle w:val="21"/>
       </w:pPr>
-      <w:bookmarkStart w:id="37" w:name="_Toc241772284"/>
+      <w:bookmarkStart w:id="37" w:name="_Toc242103706"/>
       <w:r>
         <w:t>7.3 СДЕ-03 Реквизиты договора и закрытие сделки</w:t>
       </w:r>
@@ -11190,7 +11434,6 @@
     </w:p>
     <w:p>
       <w:r>
-        <w:lastRenderedPageBreak/>
         <w:t>Входная информация: номер договора, дата договора, скан подписанного документа, дата подписания клиентом, дата подписания компанией.</w:t>
       </w:r>
     </w:p>
@@ -11228,7 +11471,7 @@
       <w:pPr>
         <w:pStyle w:val="21"/>
       </w:pPr>
-      <w:bookmarkStart w:id="38" w:name="_Toc241772285"/>
+      <w:bookmarkStart w:id="38" w:name="_Toc242103707"/>
       <w:r>
         <w:t>7.4 СДЕ-04 Отмена и расторжение сделки</w:t>
       </w:r>
@@ -11284,7 +11527,7 @@
         <w:pStyle w:val="1"/>
         <w:pageBreakBefore/>
       </w:pPr>
-      <w:bookmarkStart w:id="39" w:name="_Toc241772286"/>
+      <w:bookmarkStart w:id="39" w:name="_Toc242103708"/>
       <w:r>
         <w:lastRenderedPageBreak/>
         <w:t>8 Подсистема «Финансы»</w:t>
@@ -11295,7 +11538,7 @@
       <w:pPr>
         <w:pStyle w:val="21"/>
       </w:pPr>
-      <w:bookmarkStart w:id="40" w:name="_Toc241772287"/>
+      <w:bookmarkStart w:id="40" w:name="_Toc242103709"/>
       <w:r>
         <w:t>8.1 ФИН-01 Ведение графика платежей</w:t>
       </w:r>
@@ -11308,12 +11551,12 @@
     </w:p>
     <w:p>
       <w:r>
-        <w:t>Входная информация: строки графика: сумма, дата к оплате, тип платежа, счёт получателя, вид платежа (наличный, безналичный).</w:t>
-      </w:r>
-    </w:p>
-    <w:p>
-      <w:r>
-        <w:t>Выходная информация: платежи сделки; при первом сохранении — сделка «В работе», объект «Сделка в работе»; запись в журнале сделки.</w:t>
+        <w:t>Входная информация: строки графика: сумма, валюта строки (валюта сделки или поддерживаемая валюта компании), дата к оплате, тип платежа, счёт получателя, вид платежа (наличный, безналичный).</w:t>
+      </w:r>
+    </w:p>
+    <w:p>
+      <w:r>
+        <w:t>Выходная информация: платежи сделки в валюте сделки; у строк, введённых в другой валюте, — введённая сумма, валюта и курс пересчёта; при первом сохранении — сделка «В работе», объект «Сделка в работе»; запись в журнале сделки.</w:t>
       </w:r>
     </w:p>
     <w:p>
@@ -11328,44 +11571,49 @@
     </w:p>
     <w:p>
       <w:r>
-        <w:t>б) сумма всех платежей равна стоимости по договору, иначе график не сохраняется и сервер сообщает обе суммы;</w:t>
-      </w:r>
-    </w:p>
-    <w:p>
-      <w:r>
-        <w:t>в) все платежи графика — в валюте договора; в текущей версии строки графика создаются интерфейсом в UZS, поэтому график сохраняется только для сделок в UZS (ограничение включено в перечень развития ТЗ);</w:t>
-      </w:r>
-    </w:p>
-    <w:p>
-      <w:r>
-        <w:t>г) тип платежа и счёт получателя выбираются из справочников своей компании и общесистемных записей;</w:t>
-      </w:r>
-    </w:p>
-    <w:p>
-      <w:r>
-        <w:t>д) при изменении графика проведённые платежи (оплаченные, к возврату, возвращённые) сохраняются как есть и не удаляются; пересоздаются только непроведённые;</w:t>
-      </w:r>
-    </w:p>
-    <w:p>
-      <w:r>
-        <w:t>е) ответственным за платежи назначается менеджер сделки;</w:t>
-      </w:r>
-    </w:p>
-    <w:p>
-      <w:r>
-        <w:t>ж) новый платёж с прошедшей датой к оплате сразу получает статус «Просрочен»;</w:t>
-      </w:r>
-    </w:p>
-    <w:p>
-      <w:r>
-        <w:t>и) изменение графика отменённой или расторгнутой сделки невозможно.</w:t>
+        <w:t>б) график хранится в валюте сделки; строку можно ввести в любой поддерживаемой валюте компании (ФИН-07) — при сохранении она пересчитывается в валюту сделки по курсу на день сохранения, а введённая сумма, валюта и курс сохраняются в платеже и показываются в графике; при отсутствии курса график не сохраняется;</w:t>
+      </w:r>
+    </w:p>
+    <w:p>
+      <w:r>
+        <w:t>в) сумма всех платежей в валюте сделки равна стоимости по договору, иначе график не сохраняется и сервер сообщает обе суммы; расхождение от округления при пересчёте — не более 0,01 валюты ввода на каждую пересчитанную строку — относится на последнюю пересчитанную строку;</w:t>
+      </w:r>
+    </w:p>
+    <w:p>
+      <w:r>
+        <w:t>г) при правке графика строка, не изменённая пользователем, сохраняет сведения об исходном вводе; проведённые платежи не пересчитываются;</w:t>
+      </w:r>
+    </w:p>
+    <w:p>
+      <w:r>
+        <w:t>д) тип платежа и счёт получателя выбираются из справочников своей компании и общесистемных записей;</w:t>
+      </w:r>
+    </w:p>
+    <w:p>
+      <w:r>
+        <w:t>е) при изменении графика проведённые платежи (оплаченные, к возврату, возвращённые) сохраняются как есть и не удаляются; пересоздаются только непроведённые;</w:t>
+      </w:r>
+    </w:p>
+    <w:p>
+      <w:r>
+        <w:t>ж) ответственным за платежи назначается менеджер сделки;</w:t>
+      </w:r>
+    </w:p>
+    <w:p>
+      <w:r>
+        <w:t>и) новый платёж с прошедшей датой к оплате сразу получает статус «Просрочен»;</w:t>
+      </w:r>
+    </w:p>
+    <w:p>
+      <w:r>
+        <w:t>к) изменение графика отменённой или расторгнутой сделки невозможно.</w:t>
       </w:r>
     </w:p>
     <w:p>
       <w:pPr>
         <w:pStyle w:val="21"/>
       </w:pPr>
-      <w:bookmarkStart w:id="41" w:name="_Toc241772288"/>
+      <w:bookmarkStart w:id="41" w:name="_Toc242103710"/>
       <w:r>
         <w:t>8.2 ФИН-02 Отметка оплаты</w:t>
       </w:r>
@@ -11383,6 +11631,7 @@
     </w:p>
     <w:p>
       <w:r>
+        <w:lastRenderedPageBreak/>
         <w:t>Выходная информация: платёж в статусе «Оплачен» с датой фактической оплаты; запись в журнале платежа.</w:t>
       </w:r>
     </w:p>
@@ -11415,9 +11664,8 @@
       <w:pPr>
         <w:pStyle w:val="21"/>
       </w:pPr>
-      <w:bookmarkStart w:id="42" w:name="_Toc241772289"/>
-      <w:r>
-        <w:lastRenderedPageBreak/>
+      <w:bookmarkStart w:id="42" w:name="_Toc242103711"/>
+      <w:r>
         <w:t>8.3 ФИН-03 Учёт просрочки</w:t>
       </w:r>
       <w:bookmarkEnd w:id="42"/>
@@ -11436,7 +11684,7 @@
       <w:pPr>
         <w:pStyle w:val="21"/>
       </w:pPr>
-      <w:bookmarkStart w:id="43" w:name="_Toc241772290"/>
+      <w:bookmarkStart w:id="43" w:name="_Toc242103712"/>
       <w:r>
         <w:t>8.4 ФИН-04 Учёт возвратов</w:t>
       </w:r>
@@ -11466,7 +11714,7 @@
       <w:pPr>
         <w:pStyle w:val="21"/>
       </w:pPr>
-      <w:bookmarkStart w:id="44" w:name="_Toc241772291"/>
+      <w:bookmarkStart w:id="44" w:name="_Toc242103713"/>
       <w:r>
         <w:t>8.5 ФИН-05 Список и сводная таблица платежей</w:t>
       </w:r>
@@ -11484,20 +11732,21 @@
     </w:p>
     <w:p>
       <w:r>
-        <w:t>Выходная информация: список платежей; сводная таблица с итогами по группам и валютам; виджеты «Просроченные платежи» и «Оплаченные платежи» по каждой валюте; выгрузка в Excel.</w:t>
-      </w:r>
-    </w:p>
-    <w:p>
-      <w:r>
-        <w:t>Правила: суммы в разных валютах не складываются; выгрузка содержит данные в пределах фильтров и области видимости.</w:t>
+        <w:t>Выходная информация: список платежей; сводная таблица с итогами по группам и валютам; виджеты «Просроченные платежи» и «Оплаченные платежи» по каждой валюте и, если валют несколько, общий итог в валюте сделок компании; выгрузка в Excel.</w:t>
+      </w:r>
+    </w:p>
+    <w:p>
+      <w:r>
+        <w:t>Правила: итоги по валютам выводятся раздельно; общий итог считается пересчётом по курсу на дату события — просроченные платежи на дату к оплате, оплаченные на дату оплаты; суммы в валютах без курса в общий итог не входят, и система об этом предупреждает; выгрузка содержит данные в пределах фильтров и области видимости.</w:t>
       </w:r>
     </w:p>
     <w:p>
       <w:pPr>
         <w:pStyle w:val="21"/>
       </w:pPr>
-      <w:bookmarkStart w:id="45" w:name="_Toc241772292"/>
-      <w:r>
+      <w:bookmarkStart w:id="45" w:name="_Toc242103714"/>
+      <w:r>
+        <w:lastRenderedPageBreak/>
         <w:t>8.6 ФИН-06 Ведение финансовых справочников</w:t>
       </w:r>
       <w:bookmarkEnd w:id="45"/>
@@ -11515,6 +11764,66 @@
     <w:p>
       <w:r>
         <w:t>Правила: использованные в платежах записи не удаляются — система сообщает число ссылающихся записей; без хотя бы одного типа платежа и одного счёта график платежей сохранить нельзя.</w:t>
+      </w:r>
+    </w:p>
+    <w:p>
+      <w:pPr>
+        <w:pStyle w:val="21"/>
+      </w:pPr>
+      <w:bookmarkStart w:id="46" w:name="_Toc242103715"/>
+      <w:r>
+        <w:t>8.7 ФИН-07 Валюты и курсы</w:t>
+      </w:r>
+      <w:bookmarkEnd w:id="46"/>
+    </w:p>
+    <w:p>
+      <w:r>
+        <w:t>Исполнители: администраторы; финансисты при наличии разрешений на ресурс «Курсы валют». Просмотр настроек и курсов доступен всем пользователям компании: они нужны графику платежей.</w:t>
+      </w:r>
+    </w:p>
+    <w:p>
+      <w:r>
+        <w:t>Входная информация: валюта сделок компании; поддерживаемые валюты; ручной курс: валюта, дата, курс (сумов за единицу валюты).</w:t>
+      </w:r>
+    </w:p>
+    <w:p>
+      <w:r>
+        <w:t>Выходная информация: настройки валют компании (вкладка «Настройки» → «Валюты»); курсы на текущую дату с указанием источника; история курсов ЦБ и ручных курсов компании.</w:t>
+      </w:r>
+    </w:p>
+    <w:p>
+      <w:r>
+        <w:t>Правила:</w:t>
+      </w:r>
+    </w:p>
+    <w:p>
+      <w:r>
+        <w:t>а) валюта сделок одна на компанию и всегда входит в поддерживаемые; смена валюты сделок действует для новых броней, созданные сделки и их графики остаются в своей валюте;</w:t>
+      </w:r>
+    </w:p>
+    <w:p>
+      <w:r>
+        <w:t>б) курс хранится как число сумов за единицу валюты; пересчёт между валютами выполняется через сум, кросс-курс в вычислении не округляется, результат округляется до 0,01;</w:t>
+      </w:r>
+    </w:p>
+    <w:p>
+      <w:r>
+        <w:t>в) для пересчёта на дату берётся последний курс не позже этой даты; ручной курс компании на ту же дату имеет приоритет над курсом ЦБ и действует только в своей компании;</w:t>
+      </w:r>
+    </w:p>
+    <w:p>
+      <w:r>
+        <w:t>г) если курса нет или ближайший курс старше 7 дней, при брони и сохранении графика система пытается загрузить курс ЦБ; при неудаче операция отклоняется с указанием валюты и даты; отчёты и дашборд курсы не загружают и сообщают о валютах без курса;</w:t>
+      </w:r>
+    </w:p>
+    <w:p>
+      <w:r>
+        <w:t>д) курсы ЦБ общие для всех компаний и не удаляются; ручной курс удаляется, после чего на его дату снова действует курс ЦБ;</w:t>
+      </w:r>
+    </w:p>
+    <w:p>
+      <w:r>
+        <w:t>е) изменение настроек валют требует разрешения «Редактирование», ввод ручного курса — «Добавление», загрузка курсов ЦБ по кнопке — «Добавление» или «Редактирование», удаление ручного курса — «Удаление» на ресурс «Курсы валют».</w:t>
       </w:r>
     </w:p>
     <w:p>
@@ -11522,22 +11831,22 @@
         <w:pStyle w:val="1"/>
         <w:pageBreakBefore/>
       </w:pPr>
-      <w:bookmarkStart w:id="46" w:name="_Toc241772293"/>
+      <w:bookmarkStart w:id="47" w:name="_Toc242103716"/>
       <w:r>
         <w:lastRenderedPageBreak/>
         <w:t>9 Подсистема «Шаблоны документов»</w:t>
       </w:r>
-      <w:bookmarkEnd w:id="46"/>
+      <w:bookmarkEnd w:id="47"/>
     </w:p>
     <w:p>
       <w:pPr>
         <w:pStyle w:val="21"/>
       </w:pPr>
-      <w:bookmarkStart w:id="47" w:name="_Toc241772294"/>
+      <w:bookmarkStart w:id="48" w:name="_Toc242103717"/>
       <w:r>
         <w:t>9.1 ДОК-01 Ведение шаблонов документов</w:t>
       </w:r>
-      <w:bookmarkEnd w:id="47"/>
+      <w:bookmarkEnd w:id="48"/>
     </w:p>
     <w:p>
       <w:r>
@@ -11573,11 +11882,11 @@
       <w:pPr>
         <w:pStyle w:val="21"/>
       </w:pPr>
-      <w:bookmarkStart w:id="48" w:name="_Toc241772295"/>
+      <w:bookmarkStart w:id="49" w:name="_Toc242103718"/>
       <w:r>
         <w:t>9.2 ДОК-02 Формирование документа по сделке</w:t>
       </w:r>
-      <w:bookmarkEnd w:id="48"/>
+      <w:bookmarkEnd w:id="49"/>
     </w:p>
     <w:p>
       <w:r>
@@ -11624,22 +11933,22 @@
         <w:pStyle w:val="1"/>
         <w:pageBreakBefore/>
       </w:pPr>
-      <w:bookmarkStart w:id="49" w:name="_Toc241772296"/>
+      <w:bookmarkStart w:id="50" w:name="_Toc242103719"/>
       <w:r>
         <w:lastRenderedPageBreak/>
         <w:t>10 Подсистема «Задачи»</w:t>
       </w:r>
-      <w:bookmarkEnd w:id="49"/>
+      <w:bookmarkEnd w:id="50"/>
     </w:p>
     <w:p>
       <w:pPr>
         <w:pStyle w:val="21"/>
       </w:pPr>
-      <w:bookmarkStart w:id="50" w:name="_Toc241772297"/>
+      <w:bookmarkStart w:id="51" w:name="_Toc242103720"/>
       <w:r>
         <w:t>10.1 ЗАД-01 Постановка задачи</w:t>
       </w:r>
-      <w:bookmarkEnd w:id="50"/>
+      <w:bookmarkEnd w:id="51"/>
     </w:p>
     <w:p>
       <w:r>
@@ -11665,11 +11974,11 @@
       <w:pPr>
         <w:pStyle w:val="21"/>
       </w:pPr>
-      <w:bookmarkStart w:id="51" w:name="_Toc241772298"/>
+      <w:bookmarkStart w:id="52" w:name="_Toc242103721"/>
       <w:r>
         <w:t>10.2 ЗАД-02 Исполнение и контроль задачи</w:t>
       </w:r>
-      <w:bookmarkEnd w:id="51"/>
+      <w:bookmarkEnd w:id="52"/>
     </w:p>
     <w:p>
       <w:r>
@@ -11710,11 +12019,11 @@
       <w:pPr>
         <w:pStyle w:val="21"/>
       </w:pPr>
-      <w:bookmarkStart w:id="52" w:name="_Toc241772299"/>
+      <w:bookmarkStart w:id="53" w:name="_Toc242103722"/>
       <w:r>
         <w:t>10.3 ЗАД-03 Представления задач</w:t>
       </w:r>
-      <w:bookmarkEnd w:id="52"/>
+      <w:bookmarkEnd w:id="53"/>
     </w:p>
     <w:p>
       <w:r>
@@ -11726,22 +12035,22 @@
         <w:pStyle w:val="1"/>
         <w:pageBreakBefore/>
       </w:pPr>
-      <w:bookmarkStart w:id="53" w:name="_Toc241772300"/>
+      <w:bookmarkStart w:id="54" w:name="_Toc242103723"/>
       <w:r>
         <w:lastRenderedPageBreak/>
         <w:t>11 Подсистема «Аналитика и отчётность»</w:t>
       </w:r>
-      <w:bookmarkEnd w:id="53"/>
+      <w:bookmarkEnd w:id="54"/>
     </w:p>
     <w:p>
       <w:pPr>
         <w:pStyle w:val="21"/>
       </w:pPr>
-      <w:bookmarkStart w:id="54" w:name="_Toc241772301"/>
+      <w:bookmarkStart w:id="55" w:name="_Toc242103724"/>
       <w:r>
         <w:t>11.1 АНА-01 Дашборд</w:t>
       </w:r>
-      <w:bookmarkEnd w:id="54"/>
+      <w:bookmarkEnd w:id="55"/>
     </w:p>
     <w:p>
       <w:r>
@@ -11755,18 +12064,18 @@
     </w:p>
     <w:p>
       <w:r>
-        <w:t>Правила: показатели считаются в пределах области видимости пользователя.</w:t>
+        <w:t>Правила: показатели считаются в пределах области видимости пользователя; денежные показатели (продажи за месяц, просроченные платежи, рейтинг сотрудников) приводятся к валюте сделок компании по курсу на дату события — продажи на дату договора (при её отсутствии — на дату закрытия), просрочка на дату к оплате; суммы в валютах без курса не учитываются, и дашборд об этом предупреждает.</w:t>
       </w:r>
     </w:p>
     <w:p>
       <w:pPr>
         <w:pStyle w:val="21"/>
       </w:pPr>
-      <w:bookmarkStart w:id="55" w:name="_Toc241772302"/>
+      <w:bookmarkStart w:id="56" w:name="_Toc242103725"/>
       <w:r>
         <w:t>11.2 АНА-02 Сводные таблицы</w:t>
       </w:r>
-      <w:bookmarkEnd w:id="55"/>
+      <w:bookmarkEnd w:id="56"/>
     </w:p>
     <w:p>
       <w:r>
@@ -11807,11 +12116,11 @@
       <w:pPr>
         <w:pStyle w:val="21"/>
       </w:pPr>
-      <w:bookmarkStart w:id="56" w:name="_Toc241772303"/>
+      <w:bookmarkStart w:id="57" w:name="_Toc242103726"/>
       <w:r>
         <w:t>11.3 АНА-03 Планы продаж</w:t>
       </w:r>
-      <w:bookmarkEnd w:id="56"/>
+      <w:bookmarkEnd w:id="57"/>
     </w:p>
     <w:p>
       <w:r>
@@ -11832,11 +12141,12 @@
       <w:pPr>
         <w:pStyle w:val="21"/>
       </w:pPr>
-      <w:bookmarkStart w:id="57" w:name="_Toc241772304"/>
-      <w:r>
+      <w:bookmarkStart w:id="58" w:name="_Toc242103727"/>
+      <w:r>
+        <w:lastRenderedPageBreak/>
         <w:t>11.4 АНА-04 Отчёты «план-факт»</w:t>
       </w:r>
-      <w:bookmarkEnd w:id="57"/>
+      <w:bookmarkEnd w:id="58"/>
     </w:p>
     <w:p>
       <w:r>
@@ -11850,7 +12160,6 @@
     </w:p>
     <w:p>
       <w:r>
-        <w:lastRenderedPageBreak/>
         <w:t>Выходная информация: по каждой строке (проект или сотрудник) три блока — количество, контрактация, поступления — с показателями «План», «Факт», «% факт», «% прогноз».</w:t>
       </w:r>
     </w:p>
@@ -11866,12 +12175,17 @@
     </w:p>
     <w:p>
       <w:r>
-        <w:t>б) % факт = факт / план × 100;</w:t>
-      </w:r>
-    </w:p>
-    <w:p>
-      <w:r>
-        <w:t>в) прогноз = факт / число прошедших дней периода × число дней периода (для текущего периода); % прогноз = прогноз / план × 100.</w:t>
+        <w:t>б) денежный факт приводится к валюте сделок компании: контрактация — по курсу на дату договора (при её отсутствии — на дату закрытия), поступления — на дату оплаты; план загружается в той же валюте; валюта денежных колонок указывается в их заголовке;</w:t>
+      </w:r>
+    </w:p>
+    <w:p>
+      <w:r>
+        <w:t>в) % факт = факт / план × 100;</w:t>
+      </w:r>
+    </w:p>
+    <w:p>
+      <w:r>
+        <w:t>г) прогноз = факт / число прошедших дней периода × число дней периода (для текущего периода); % прогноз = прогноз / план × 100.</w:t>
       </w:r>
     </w:p>
     <w:p>
@@ -11879,22 +12193,22 @@
         <w:pStyle w:val="1"/>
         <w:pageBreakBefore/>
       </w:pPr>
-      <w:bookmarkStart w:id="58" w:name="_Toc241772305"/>
+      <w:bookmarkStart w:id="59" w:name="_Toc242103728"/>
       <w:r>
         <w:lastRenderedPageBreak/>
         <w:t>12 Подсистема «Интеграция с партнёрами»</w:t>
       </w:r>
-      <w:bookmarkEnd w:id="58"/>
+      <w:bookmarkEnd w:id="59"/>
     </w:p>
     <w:p>
       <w:pPr>
         <w:pStyle w:val="21"/>
       </w:pPr>
-      <w:bookmarkStart w:id="59" w:name="_Toc241772306"/>
+      <w:bookmarkStart w:id="60" w:name="_Toc242103729"/>
       <w:r>
         <w:t>12.1 ИНТ-01 Выдача сведений партнёрам</w:t>
       </w:r>
-      <w:bookmarkEnd w:id="59"/>
+      <w:bookmarkEnd w:id="60"/>
     </w:p>
     <w:p>
       <w:r>
@@ -11960,11 +12274,11 @@
       <w:pPr>
         <w:pStyle w:val="21"/>
       </w:pPr>
-      <w:bookmarkStart w:id="60" w:name="_Toc241772307"/>
+      <w:bookmarkStart w:id="61" w:name="_Toc242103730"/>
       <w:r>
         <w:t>12.2 ИНТ-02 Приём заявок от партнёров</w:t>
       </w:r>
-      <w:bookmarkEnd w:id="60"/>
+      <w:bookmarkEnd w:id="61"/>
     </w:p>
     <w:p>
       <w:r>
@@ -12000,11 +12314,11 @@
       <w:pPr>
         <w:pStyle w:val="21"/>
       </w:pPr>
-      <w:bookmarkStart w:id="61" w:name="_Toc241772308"/>
+      <w:bookmarkStart w:id="62" w:name="_Toc242103731"/>
       <w:r>
         <w:t>12.3 ИНТ-03 Управление API-ключами</w:t>
       </w:r>
-      <w:bookmarkEnd w:id="61"/>
+      <w:bookmarkEnd w:id="62"/>
     </w:p>
     <w:p>
       <w:r>
@@ -12032,22 +12346,22 @@
         <w:pStyle w:val="1"/>
         <w:pageBreakBefore/>
       </w:pPr>
-      <w:bookmarkStart w:id="62" w:name="_Toc241772309"/>
+      <w:bookmarkStart w:id="63" w:name="_Toc242103732"/>
       <w:r>
         <w:lastRenderedPageBreak/>
         <w:t>13 Подсистема «Регламентные задания»</w:t>
       </w:r>
-      <w:bookmarkEnd w:id="62"/>
+      <w:bookmarkEnd w:id="63"/>
     </w:p>
     <w:p>
       <w:pPr>
         <w:pStyle w:val="21"/>
       </w:pPr>
-      <w:bookmarkStart w:id="63" w:name="_Toc241772310"/>
+      <w:bookmarkStart w:id="64" w:name="_Toc242103733"/>
       <w:r>
         <w:t>13.1 РЕГ-01 Пересчёт просрочки платежей</w:t>
       </w:r>
-      <w:bookmarkEnd w:id="63"/>
+      <w:bookmarkEnd w:id="64"/>
     </w:p>
     <w:p>
       <w:r>
@@ -12068,11 +12382,11 @@
       <w:pPr>
         <w:pStyle w:val="21"/>
       </w:pPr>
-      <w:bookmarkStart w:id="64" w:name="_Toc241772311"/>
+      <w:bookmarkStart w:id="65" w:name="_Toc242103734"/>
       <w:r>
         <w:t>13.2 РЕГ-02 Снятие истёкших броней</w:t>
       </w:r>
-      <w:bookmarkEnd w:id="64"/>
+      <w:bookmarkEnd w:id="65"/>
     </w:p>
     <w:p>
       <w:r>
@@ -12093,11 +12407,11 @@
       <w:pPr>
         <w:pStyle w:val="21"/>
       </w:pPr>
-      <w:bookmarkStart w:id="65" w:name="_Toc241772312"/>
+      <w:bookmarkStart w:id="66" w:name="_Toc242103735"/>
       <w:r>
         <w:t>13.3 РЕГ-03 Закрытие забытых встреч</w:t>
       </w:r>
-      <w:bookmarkEnd w:id="65"/>
+      <w:bookmarkEnd w:id="66"/>
     </w:p>
     <w:p>
       <w:r>
@@ -12116,15 +12430,50 @@
     </w:p>
     <w:p>
       <w:pPr>
+        <w:pStyle w:val="21"/>
+      </w:pPr>
+      <w:bookmarkStart w:id="67" w:name="_Toc242103736"/>
+      <w:r>
+        <w:t>13.4 РЕГ-04 Загрузка курсов валют</w:t>
+      </w:r>
+      <w:bookmarkEnd w:id="67"/>
+    </w:p>
+    <w:p>
+      <w:r>
+        <w:t xml:space="preserve">Выполняется раз в час (команда </w:t>
+      </w:r>
+      <w:r>
+        <w:rPr>
+          <w:rFonts w:ascii="Courier New" w:eastAsia="Courier New" w:hAnsi="Courier New" w:cs="Courier New"/>
+          <w:sz w:val="22"/>
+        </w:rPr>
+        <w:t>fetch_exchange_rates</w:t>
+      </w:r>
+      <w:r>
+        <w:t xml:space="preserve">): загружаются действующие курсы ЦБ Узбекистана; повторная загрузка за ту же дату обновляет запись, не создавая дублей. При недоступности ЦБ действует последний загруженный курс. Курсы за прошлые даты (для отчётов за прошлые периоды) загружаются той же командой с параметром </w:t>
+      </w:r>
+      <w:r>
+        <w:rPr>
+          <w:rFonts w:ascii="Courier New" w:eastAsia="Courier New" w:hAnsi="Courier New" w:cs="Courier New"/>
+          <w:sz w:val="22"/>
+        </w:rPr>
+        <w:t>--since</w:t>
+      </w:r>
+      <w:r>
+        <w:t>.</w:t>
+      </w:r>
+    </w:p>
+    <w:p>
+      <w:pPr>
         <w:pStyle w:val="1"/>
         <w:pageBreakBefore/>
       </w:pPr>
-      <w:bookmarkStart w:id="66" w:name="_Toc241772313"/>
+      <w:bookmarkStart w:id="68" w:name="_Toc242103737"/>
       <w:r>
         <w:lastRenderedPageBreak/>
         <w:t>14 Типовые решения</w:t>
       </w:r>
-      <w:bookmarkEnd w:id="66"/>
+      <w:bookmarkEnd w:id="68"/>
     </w:p>
     <w:p>
       <w:r>
@@ -12138,12 +12487,12 @@
         <w:ind w:firstLine="0"/>
         <w:jc w:val="center"/>
       </w:pPr>
-      <w:bookmarkStart w:id="67" w:name="_Toc241772314"/>
+      <w:bookmarkStart w:id="69" w:name="_Toc242103738"/>
       <w:r>
         <w:lastRenderedPageBreak/>
         <w:t>ЛИСТ РЕГИСТРАЦИИ ИЗМЕНЕНИЙ</w:t>
       </w:r>
-      <w:bookmarkEnd w:id="67"/>
+      <w:bookmarkEnd w:id="69"/>
     </w:p>
     <w:tbl>
       <w:tblPr>
@@ -14200,31 +14549,31 @@
       </w:rPr>
     </w:lvl>
   </w:abstractNum>
-  <w:num w:numId="1" w16cid:durableId="764233137">
+  <w:num w:numId="1" w16cid:durableId="857112493">
     <w:abstractNumId w:val="8"/>
   </w:num>
-  <w:num w:numId="2" w16cid:durableId="2027830655">
+  <w:num w:numId="2" w16cid:durableId="1205481998">
     <w:abstractNumId w:val="6"/>
   </w:num>
-  <w:num w:numId="3" w16cid:durableId="29957962">
+  <w:num w:numId="3" w16cid:durableId="732776282">
     <w:abstractNumId w:val="5"/>
   </w:num>
-  <w:num w:numId="4" w16cid:durableId="1751537928">
+  <w:num w:numId="4" w16cid:durableId="1286035680">
     <w:abstractNumId w:val="4"/>
   </w:num>
-  <w:num w:numId="5" w16cid:durableId="1196115868">
+  <w:num w:numId="5" w16cid:durableId="977495200">
     <w:abstractNumId w:val="7"/>
   </w:num>
-  <w:num w:numId="6" w16cid:durableId="1305232697">
+  <w:num w:numId="6" w16cid:durableId="246113173">
     <w:abstractNumId w:val="3"/>
   </w:num>
-  <w:num w:numId="7" w16cid:durableId="982201688">
+  <w:num w:numId="7" w16cid:durableId="916205586">
     <w:abstractNumId w:val="2"/>
   </w:num>
-  <w:num w:numId="8" w16cid:durableId="1350136630">
+  <w:num w:numId="8" w16cid:durableId="392780849">
     <w:abstractNumId w:val="1"/>
   </w:num>
-  <w:num w:numId="9" w16cid:durableId="698892832">
+  <w:num w:numId="9" w16cid:durableId="291253992">
     <w:abstractNumId w:val="0"/>
   </w:num>
 </w:numbering>
@@ -25757,7 +26106,7 @@
     <w:autoRedefine/>
     <w:uiPriority w:val="39"/>
     <w:unhideWhenUsed/>
-    <w:rsid w:val="004252CC"/>
+    <w:rsid w:val="0035358B"/>
     <w:pPr>
       <w:spacing w:after="100"/>
     </w:pPr>
@@ -25769,7 +26118,7 @@
     <w:autoRedefine/>
     <w:uiPriority w:val="39"/>
     <w:unhideWhenUsed/>
-    <w:rsid w:val="004252CC"/>
+    <w:rsid w:val="0035358B"/>
     <w:pPr>
       <w:spacing w:after="100"/>
       <w:ind w:left="240"/>
@@ -25780,7 +26129,7 @@
     <w:basedOn w:val="a2"/>
     <w:uiPriority w:val="99"/>
     <w:unhideWhenUsed/>
-    <w:rsid w:val="004252CC"/>
+    <w:rsid w:val="0035358B"/>
     <w:rPr>
       <w:color w:val="0000FF" w:themeColor="hyperlink"/>
       <w:u w:val="single"/>

--- a/docs/gost/out/03_П3_Описание_автоматизированных_функций.docx
+++ b/docs/gost/out/03_П3_Описание_автоматизированных_функций.docx
@@ -306,7 +306,7 @@
       <w:r>
         <w:fldChar w:fldCharType="separate"/>
       </w:r>
-      <w:hyperlink w:anchor="_Toc242103669" w:history="1">
+      <w:hyperlink w:anchor="_Toc242105572" w:history="1">
         <w:r>
           <w:rPr>
             <w:rStyle w:val="aff8"/>
@@ -333,7 +333,7 @@
             <w:noProof/>
             <w:webHidden/>
           </w:rPr>
-          <w:instrText xml:space="preserve"> PAGEREF _Toc242103669 \h </w:instrText>
+          <w:instrText xml:space="preserve"> PAGEREF _Toc242105572 \h </w:instrText>
         </w:r>
         <w:r>
           <w:rPr>
@@ -379,7 +379,7 @@
           <w14:ligatures w14:val="standardContextual"/>
         </w:rPr>
       </w:pPr>
-      <w:hyperlink w:anchor="_Toc242103670" w:history="1">
+      <w:hyperlink w:anchor="_Toc242105573" w:history="1">
         <w:r>
           <w:rPr>
             <w:rStyle w:val="aff8"/>
@@ -406,7 +406,7 @@
             <w:noProof/>
             <w:webHidden/>
           </w:rPr>
-          <w:instrText xml:space="preserve"> PAGEREF _Toc242103670 \h </w:instrText>
+          <w:instrText xml:space="preserve"> PAGEREF _Toc242105573 \h </w:instrText>
         </w:r>
         <w:r>
           <w:rPr>
@@ -452,7 +452,7 @@
           <w14:ligatures w14:val="standardContextual"/>
         </w:rPr>
       </w:pPr>
-      <w:hyperlink w:anchor="_Toc242103671" w:history="1">
+      <w:hyperlink w:anchor="_Toc242105574" w:history="1">
         <w:r>
           <w:rPr>
             <w:rStyle w:val="aff8"/>
@@ -479,7 +479,7 @@
             <w:noProof/>
             <w:webHidden/>
           </w:rPr>
-          <w:instrText xml:space="preserve"> PAGEREF _Toc242103671 \h </w:instrText>
+          <w:instrText xml:space="preserve"> PAGEREF _Toc242105574 \h </w:instrText>
         </w:r>
         <w:r>
           <w:rPr>
@@ -525,7 +525,7 @@
           <w14:ligatures w14:val="standardContextual"/>
         </w:rPr>
       </w:pPr>
-      <w:hyperlink w:anchor="_Toc242103672" w:history="1">
+      <w:hyperlink w:anchor="_Toc242105575" w:history="1">
         <w:r>
           <w:rPr>
             <w:rStyle w:val="aff8"/>
@@ -552,7 +552,7 @@
             <w:noProof/>
             <w:webHidden/>
           </w:rPr>
-          <w:instrText xml:space="preserve"> PAGEREF _Toc242103672 \h </w:instrText>
+          <w:instrText xml:space="preserve"> PAGEREF _Toc242105575 \h </w:instrText>
         </w:r>
         <w:r>
           <w:rPr>
@@ -598,7 +598,7 @@
           <w14:ligatures w14:val="standardContextual"/>
         </w:rPr>
       </w:pPr>
-      <w:hyperlink w:anchor="_Toc242103673" w:history="1">
+      <w:hyperlink w:anchor="_Toc242105576" w:history="1">
         <w:r>
           <w:rPr>
             <w:rStyle w:val="aff8"/>
@@ -625,7 +625,7 @@
             <w:noProof/>
             <w:webHidden/>
           </w:rPr>
-          <w:instrText xml:space="preserve"> PAGEREF _Toc242103673 \h </w:instrText>
+          <w:instrText xml:space="preserve"> PAGEREF _Toc242105576 \h </w:instrText>
         </w:r>
         <w:r>
           <w:rPr>
@@ -671,7 +671,7 @@
           <w14:ligatures w14:val="standardContextual"/>
         </w:rPr>
       </w:pPr>
-      <w:hyperlink w:anchor="_Toc242103674" w:history="1">
+      <w:hyperlink w:anchor="_Toc242105577" w:history="1">
         <w:r>
           <w:rPr>
             <w:rStyle w:val="aff8"/>
@@ -698,7 +698,7 @@
             <w:noProof/>
             <w:webHidden/>
           </w:rPr>
-          <w:instrText xml:space="preserve"> PAGEREF _Toc242103674 \h </w:instrText>
+          <w:instrText xml:space="preserve"> PAGEREF _Toc242105577 \h </w:instrText>
         </w:r>
         <w:r>
           <w:rPr>
@@ -744,7 +744,7 @@
           <w14:ligatures w14:val="standardContextual"/>
         </w:rPr>
       </w:pPr>
-      <w:hyperlink w:anchor="_Toc242103675" w:history="1">
+      <w:hyperlink w:anchor="_Toc242105578" w:history="1">
         <w:r>
           <w:rPr>
             <w:rStyle w:val="aff8"/>
@@ -771,7 +771,7 @@
             <w:noProof/>
             <w:webHidden/>
           </w:rPr>
-          <w:instrText xml:space="preserve"> PAGEREF _Toc242103675 \h </w:instrText>
+          <w:instrText xml:space="preserve"> PAGEREF _Toc242105578 \h </w:instrText>
         </w:r>
         <w:r>
           <w:rPr>
@@ -817,7 +817,7 @@
           <w14:ligatures w14:val="standardContextual"/>
         </w:rPr>
       </w:pPr>
-      <w:hyperlink w:anchor="_Toc242103676" w:history="1">
+      <w:hyperlink w:anchor="_Toc242105579" w:history="1">
         <w:r>
           <w:rPr>
             <w:rStyle w:val="aff8"/>
@@ -844,7 +844,7 @@
             <w:noProof/>
             <w:webHidden/>
           </w:rPr>
-          <w:instrText xml:space="preserve"> PAGEREF _Toc242103676 \h </w:instrText>
+          <w:instrText xml:space="preserve"> PAGEREF _Toc242105579 \h </w:instrText>
         </w:r>
         <w:r>
           <w:rPr>
@@ -890,7 +890,7 @@
           <w14:ligatures w14:val="standardContextual"/>
         </w:rPr>
       </w:pPr>
-      <w:hyperlink w:anchor="_Toc242103677" w:history="1">
+      <w:hyperlink w:anchor="_Toc242105580" w:history="1">
         <w:r>
           <w:rPr>
             <w:rStyle w:val="aff8"/>
@@ -917,7 +917,7 @@
             <w:noProof/>
             <w:webHidden/>
           </w:rPr>
-          <w:instrText xml:space="preserve"> PAGEREF _Toc242103677 \h </w:instrText>
+          <w:instrText xml:space="preserve"> PAGEREF _Toc242105580 \h </w:instrText>
         </w:r>
         <w:r>
           <w:rPr>
@@ -963,7 +963,7 @@
           <w14:ligatures w14:val="standardContextual"/>
         </w:rPr>
       </w:pPr>
-      <w:hyperlink w:anchor="_Toc242103678" w:history="1">
+      <w:hyperlink w:anchor="_Toc242105581" w:history="1">
         <w:r>
           <w:rPr>
             <w:rStyle w:val="aff8"/>
@@ -990,7 +990,7 @@
             <w:noProof/>
             <w:webHidden/>
           </w:rPr>
-          <w:instrText xml:space="preserve"> PAGEREF _Toc242103678 \h </w:instrText>
+          <w:instrText xml:space="preserve"> PAGEREF _Toc242105581 \h </w:instrText>
         </w:r>
         <w:r>
           <w:rPr>
@@ -1036,7 +1036,7 @@
           <w14:ligatures w14:val="standardContextual"/>
         </w:rPr>
       </w:pPr>
-      <w:hyperlink w:anchor="_Toc242103679" w:history="1">
+      <w:hyperlink w:anchor="_Toc242105582" w:history="1">
         <w:r>
           <w:rPr>
             <w:rStyle w:val="aff8"/>
@@ -1063,7 +1063,7 @@
             <w:noProof/>
             <w:webHidden/>
           </w:rPr>
-          <w:instrText xml:space="preserve"> PAGEREF _Toc242103679 \h </w:instrText>
+          <w:instrText xml:space="preserve"> PAGEREF _Toc242105582 \h </w:instrText>
         </w:r>
         <w:r>
           <w:rPr>
@@ -1109,7 +1109,7 @@
           <w14:ligatures w14:val="standardContextual"/>
         </w:rPr>
       </w:pPr>
-      <w:hyperlink w:anchor="_Toc242103680" w:history="1">
+      <w:hyperlink w:anchor="_Toc242105583" w:history="1">
         <w:r>
           <w:rPr>
             <w:rStyle w:val="aff8"/>
@@ -1136,7 +1136,7 @@
             <w:noProof/>
             <w:webHidden/>
           </w:rPr>
-          <w:instrText xml:space="preserve"> PAGEREF _Toc242103680 \h </w:instrText>
+          <w:instrText xml:space="preserve"> PAGEREF _Toc242105583 \h </w:instrText>
         </w:r>
         <w:r>
           <w:rPr>
@@ -1182,7 +1182,7 @@
           <w14:ligatures w14:val="standardContextual"/>
         </w:rPr>
       </w:pPr>
-      <w:hyperlink w:anchor="_Toc242103681" w:history="1">
+      <w:hyperlink w:anchor="_Toc242105584" w:history="1">
         <w:r>
           <w:rPr>
             <w:rStyle w:val="aff8"/>
@@ -1209,7 +1209,7 @@
             <w:noProof/>
             <w:webHidden/>
           </w:rPr>
-          <w:instrText xml:space="preserve"> PAGEREF _Toc242103681 \h </w:instrText>
+          <w:instrText xml:space="preserve"> PAGEREF _Toc242105584 \h </w:instrText>
         </w:r>
         <w:r>
           <w:rPr>
@@ -1255,7 +1255,7 @@
           <w14:ligatures w14:val="standardContextual"/>
         </w:rPr>
       </w:pPr>
-      <w:hyperlink w:anchor="_Toc242103682" w:history="1">
+      <w:hyperlink w:anchor="_Toc242105585" w:history="1">
         <w:r>
           <w:rPr>
             <w:rStyle w:val="aff8"/>
@@ -1282,7 +1282,7 @@
             <w:noProof/>
             <w:webHidden/>
           </w:rPr>
-          <w:instrText xml:space="preserve"> PAGEREF _Toc242103682 \h </w:instrText>
+          <w:instrText xml:space="preserve"> PAGEREF _Toc242105585 \h </w:instrText>
         </w:r>
         <w:r>
           <w:rPr>
@@ -1328,7 +1328,7 @@
           <w14:ligatures w14:val="standardContextual"/>
         </w:rPr>
       </w:pPr>
-      <w:hyperlink w:anchor="_Toc242103683" w:history="1">
+      <w:hyperlink w:anchor="_Toc242105586" w:history="1">
         <w:r>
           <w:rPr>
             <w:rStyle w:val="aff8"/>
@@ -1355,7 +1355,7 @@
             <w:noProof/>
             <w:webHidden/>
           </w:rPr>
-          <w:instrText xml:space="preserve"> PAGEREF _Toc242103683 \h </w:instrText>
+          <w:instrText xml:space="preserve"> PAGEREF _Toc242105586 \h </w:instrText>
         </w:r>
         <w:r>
           <w:rPr>
@@ -1401,7 +1401,7 @@
           <w14:ligatures w14:val="standardContextual"/>
         </w:rPr>
       </w:pPr>
-      <w:hyperlink w:anchor="_Toc242103684" w:history="1">
+      <w:hyperlink w:anchor="_Toc242105587" w:history="1">
         <w:r>
           <w:rPr>
             <w:rStyle w:val="aff8"/>
@@ -1428,7 +1428,7 @@
             <w:noProof/>
             <w:webHidden/>
           </w:rPr>
-          <w:instrText xml:space="preserve"> PAGEREF _Toc242103684 \h </w:instrText>
+          <w:instrText xml:space="preserve"> PAGEREF _Toc242105587 \h </w:instrText>
         </w:r>
         <w:r>
           <w:rPr>
@@ -1474,7 +1474,7 @@
           <w14:ligatures w14:val="standardContextual"/>
         </w:rPr>
       </w:pPr>
-      <w:hyperlink w:anchor="_Toc242103685" w:history="1">
+      <w:hyperlink w:anchor="_Toc242105588" w:history="1">
         <w:r>
           <w:rPr>
             <w:rStyle w:val="aff8"/>
@@ -1501,7 +1501,7 @@
             <w:noProof/>
             <w:webHidden/>
           </w:rPr>
-          <w:instrText xml:space="preserve"> PAGEREF _Toc242103685 \h </w:instrText>
+          <w:instrText xml:space="preserve"> PAGEREF _Toc242105588 \h </w:instrText>
         </w:r>
         <w:r>
           <w:rPr>
@@ -1547,7 +1547,7 @@
           <w14:ligatures w14:val="standardContextual"/>
         </w:rPr>
       </w:pPr>
-      <w:hyperlink w:anchor="_Toc242103686" w:history="1">
+      <w:hyperlink w:anchor="_Toc242105589" w:history="1">
         <w:r>
           <w:rPr>
             <w:rStyle w:val="aff8"/>
@@ -1574,7 +1574,7 @@
             <w:noProof/>
             <w:webHidden/>
           </w:rPr>
-          <w:instrText xml:space="preserve"> PAGEREF _Toc242103686 \h </w:instrText>
+          <w:instrText xml:space="preserve"> PAGEREF _Toc242105589 \h </w:instrText>
         </w:r>
         <w:r>
           <w:rPr>
@@ -1620,7 +1620,7 @@
           <w14:ligatures w14:val="standardContextual"/>
         </w:rPr>
       </w:pPr>
-      <w:hyperlink w:anchor="_Toc242103687" w:history="1">
+      <w:hyperlink w:anchor="_Toc242105590" w:history="1">
         <w:r>
           <w:rPr>
             <w:rStyle w:val="aff8"/>
@@ -1647,7 +1647,7 @@
             <w:noProof/>
             <w:webHidden/>
           </w:rPr>
-          <w:instrText xml:space="preserve"> PAGEREF _Toc242103687 \h </w:instrText>
+          <w:instrText xml:space="preserve"> PAGEREF _Toc242105590 \h </w:instrText>
         </w:r>
         <w:r>
           <w:rPr>
@@ -1693,7 +1693,7 @@
           <w14:ligatures w14:val="standardContextual"/>
         </w:rPr>
       </w:pPr>
-      <w:hyperlink w:anchor="_Toc242103688" w:history="1">
+      <w:hyperlink w:anchor="_Toc242105591" w:history="1">
         <w:r>
           <w:rPr>
             <w:rStyle w:val="aff8"/>
@@ -1720,7 +1720,7 @@
             <w:noProof/>
             <w:webHidden/>
           </w:rPr>
-          <w:instrText xml:space="preserve"> PAGEREF _Toc242103688 \h </w:instrText>
+          <w:instrText xml:space="preserve"> PAGEREF _Toc242105591 \h </w:instrText>
         </w:r>
         <w:r>
           <w:rPr>
@@ -1766,7 +1766,7 @@
           <w14:ligatures w14:val="standardContextual"/>
         </w:rPr>
       </w:pPr>
-      <w:hyperlink w:anchor="_Toc242103689" w:history="1">
+      <w:hyperlink w:anchor="_Toc242105592" w:history="1">
         <w:r>
           <w:rPr>
             <w:rStyle w:val="aff8"/>
@@ -1793,7 +1793,7 @@
             <w:noProof/>
             <w:webHidden/>
           </w:rPr>
-          <w:instrText xml:space="preserve"> PAGEREF _Toc242103689 \h </w:instrText>
+          <w:instrText xml:space="preserve"> PAGEREF _Toc242105592 \h </w:instrText>
         </w:r>
         <w:r>
           <w:rPr>
@@ -1839,7 +1839,7 @@
           <w14:ligatures w14:val="standardContextual"/>
         </w:rPr>
       </w:pPr>
-      <w:hyperlink w:anchor="_Toc242103690" w:history="1">
+      <w:hyperlink w:anchor="_Toc242105593" w:history="1">
         <w:r>
           <w:rPr>
             <w:rStyle w:val="aff8"/>
@@ -1866,7 +1866,7 @@
             <w:noProof/>
             <w:webHidden/>
           </w:rPr>
-          <w:instrText xml:space="preserve"> PAGEREF _Toc242103690 \h </w:instrText>
+          <w:instrText xml:space="preserve"> PAGEREF _Toc242105593 \h </w:instrText>
         </w:r>
         <w:r>
           <w:rPr>
@@ -1912,7 +1912,7 @@
           <w14:ligatures w14:val="standardContextual"/>
         </w:rPr>
       </w:pPr>
-      <w:hyperlink w:anchor="_Toc242103691" w:history="1">
+      <w:hyperlink w:anchor="_Toc242105594" w:history="1">
         <w:r>
           <w:rPr>
             <w:rStyle w:val="aff8"/>
@@ -1939,7 +1939,7 @@
             <w:noProof/>
             <w:webHidden/>
           </w:rPr>
-          <w:instrText xml:space="preserve"> PAGEREF _Toc242103691 \h </w:instrText>
+          <w:instrText xml:space="preserve"> PAGEREF _Toc242105594 \h </w:instrText>
         </w:r>
         <w:r>
           <w:rPr>
@@ -1985,7 +1985,7 @@
           <w14:ligatures w14:val="standardContextual"/>
         </w:rPr>
       </w:pPr>
-      <w:hyperlink w:anchor="_Toc242103692" w:history="1">
+      <w:hyperlink w:anchor="_Toc242105595" w:history="1">
         <w:r>
           <w:rPr>
             <w:rStyle w:val="aff8"/>
@@ -2012,7 +2012,7 @@
             <w:noProof/>
             <w:webHidden/>
           </w:rPr>
-          <w:instrText xml:space="preserve"> PAGEREF _Toc242103692 \h </w:instrText>
+          <w:instrText xml:space="preserve"> PAGEREF _Toc242105595 \h </w:instrText>
         </w:r>
         <w:r>
           <w:rPr>
@@ -2058,7 +2058,7 @@
           <w14:ligatures w14:val="standardContextual"/>
         </w:rPr>
       </w:pPr>
-      <w:hyperlink w:anchor="_Toc242103693" w:history="1">
+      <w:hyperlink w:anchor="_Toc242105596" w:history="1">
         <w:r>
           <w:rPr>
             <w:rStyle w:val="aff8"/>
@@ -2085,7 +2085,7 @@
             <w:noProof/>
             <w:webHidden/>
           </w:rPr>
-          <w:instrText xml:space="preserve"> PAGEREF _Toc242103693 \h </w:instrText>
+          <w:instrText xml:space="preserve"> PAGEREF _Toc242105596 \h </w:instrText>
         </w:r>
         <w:r>
           <w:rPr>
@@ -2131,7 +2131,7 @@
           <w14:ligatures w14:val="standardContextual"/>
         </w:rPr>
       </w:pPr>
-      <w:hyperlink w:anchor="_Toc242103694" w:history="1">
+      <w:hyperlink w:anchor="_Toc242105597" w:history="1">
         <w:r>
           <w:rPr>
             <w:rStyle w:val="aff8"/>
@@ -2158,7 +2158,7 @@
             <w:noProof/>
             <w:webHidden/>
           </w:rPr>
-          <w:instrText xml:space="preserve"> PAGEREF _Toc242103694 \h </w:instrText>
+          <w:instrText xml:space="preserve"> PAGEREF _Toc242105597 \h </w:instrText>
         </w:r>
         <w:r>
           <w:rPr>
@@ -2204,7 +2204,7 @@
           <w14:ligatures w14:val="standardContextual"/>
         </w:rPr>
       </w:pPr>
-      <w:hyperlink w:anchor="_Toc242103695" w:history="1">
+      <w:hyperlink w:anchor="_Toc242105598" w:history="1">
         <w:r>
           <w:rPr>
             <w:rStyle w:val="aff8"/>
@@ -2231,7 +2231,7 @@
             <w:noProof/>
             <w:webHidden/>
           </w:rPr>
-          <w:instrText xml:space="preserve"> PAGEREF _Toc242103695 \h </w:instrText>
+          <w:instrText xml:space="preserve"> PAGEREF _Toc242105598 \h </w:instrText>
         </w:r>
         <w:r>
           <w:rPr>
@@ -2277,7 +2277,7 @@
           <w14:ligatures w14:val="standardContextual"/>
         </w:rPr>
       </w:pPr>
-      <w:hyperlink w:anchor="_Toc242103696" w:history="1">
+      <w:hyperlink w:anchor="_Toc242105599" w:history="1">
         <w:r>
           <w:rPr>
             <w:rStyle w:val="aff8"/>
@@ -2304,7 +2304,7 @@
             <w:noProof/>
             <w:webHidden/>
           </w:rPr>
-          <w:instrText xml:space="preserve"> PAGEREF _Toc242103696 \h </w:instrText>
+          <w:instrText xml:space="preserve"> PAGEREF _Toc242105599 \h </w:instrText>
         </w:r>
         <w:r>
           <w:rPr>
@@ -2350,7 +2350,7 @@
           <w14:ligatures w14:val="standardContextual"/>
         </w:rPr>
       </w:pPr>
-      <w:hyperlink w:anchor="_Toc242103697" w:history="1">
+      <w:hyperlink w:anchor="_Toc242105600" w:history="1">
         <w:r>
           <w:rPr>
             <w:rStyle w:val="aff8"/>
@@ -2377,7 +2377,7 @@
             <w:noProof/>
             <w:webHidden/>
           </w:rPr>
-          <w:instrText xml:space="preserve"> PAGEREF _Toc242103697 \h </w:instrText>
+          <w:instrText xml:space="preserve"> PAGEREF _Toc242105600 \h </w:instrText>
         </w:r>
         <w:r>
           <w:rPr>
@@ -2423,7 +2423,7 @@
           <w14:ligatures w14:val="standardContextual"/>
         </w:rPr>
       </w:pPr>
-      <w:hyperlink w:anchor="_Toc242103698" w:history="1">
+      <w:hyperlink w:anchor="_Toc242105601" w:history="1">
         <w:r>
           <w:rPr>
             <w:rStyle w:val="aff8"/>
@@ -2450,7 +2450,7 @@
             <w:noProof/>
             <w:webHidden/>
           </w:rPr>
-          <w:instrText xml:space="preserve"> PAGEREF _Toc242103698 \h </w:instrText>
+          <w:instrText xml:space="preserve"> PAGEREF _Toc242105601 \h </w:instrText>
         </w:r>
         <w:r>
           <w:rPr>
@@ -2496,7 +2496,7 @@
           <w14:ligatures w14:val="standardContextual"/>
         </w:rPr>
       </w:pPr>
-      <w:hyperlink w:anchor="_Toc242103699" w:history="1">
+      <w:hyperlink w:anchor="_Toc242105602" w:history="1">
         <w:r>
           <w:rPr>
             <w:rStyle w:val="aff8"/>
@@ -2523,7 +2523,7 @@
             <w:noProof/>
             <w:webHidden/>
           </w:rPr>
-          <w:instrText xml:space="preserve"> PAGEREF _Toc242103699 \h </w:instrText>
+          <w:instrText xml:space="preserve"> PAGEREF _Toc242105602 \h </w:instrText>
         </w:r>
         <w:r>
           <w:rPr>
@@ -2569,7 +2569,7 @@
           <w14:ligatures w14:val="standardContextual"/>
         </w:rPr>
       </w:pPr>
-      <w:hyperlink w:anchor="_Toc242103700" w:history="1">
+      <w:hyperlink w:anchor="_Toc242105603" w:history="1">
         <w:r>
           <w:rPr>
             <w:rStyle w:val="aff8"/>
@@ -2596,7 +2596,7 @@
             <w:noProof/>
             <w:webHidden/>
           </w:rPr>
-          <w:instrText xml:space="preserve"> PAGEREF _Toc242103700 \h </w:instrText>
+          <w:instrText xml:space="preserve"> PAGEREF _Toc242105603 \h </w:instrText>
         </w:r>
         <w:r>
           <w:rPr>
@@ -2642,7 +2642,7 @@
           <w14:ligatures w14:val="standardContextual"/>
         </w:rPr>
       </w:pPr>
-      <w:hyperlink w:anchor="_Toc242103701" w:history="1">
+      <w:hyperlink w:anchor="_Toc242105604" w:history="1">
         <w:r>
           <w:rPr>
             <w:rStyle w:val="aff8"/>
@@ -2669,7 +2669,7 @@
             <w:noProof/>
             <w:webHidden/>
           </w:rPr>
-          <w:instrText xml:space="preserve"> PAGEREF _Toc242103701 \h </w:instrText>
+          <w:instrText xml:space="preserve"> PAGEREF _Toc242105604 \h </w:instrText>
         </w:r>
         <w:r>
           <w:rPr>
@@ -2715,7 +2715,7 @@
           <w14:ligatures w14:val="standardContextual"/>
         </w:rPr>
       </w:pPr>
-      <w:hyperlink w:anchor="_Toc242103702" w:history="1">
+      <w:hyperlink w:anchor="_Toc242105605" w:history="1">
         <w:r>
           <w:rPr>
             <w:rStyle w:val="aff8"/>
@@ -2742,7 +2742,7 @@
             <w:noProof/>
             <w:webHidden/>
           </w:rPr>
-          <w:instrText xml:space="preserve"> PAGEREF _Toc242103702 \h </w:instrText>
+          <w:instrText xml:space="preserve"> PAGEREF _Toc242105605 \h </w:instrText>
         </w:r>
         <w:r>
           <w:rPr>
@@ -2788,7 +2788,7 @@
           <w14:ligatures w14:val="standardContextual"/>
         </w:rPr>
       </w:pPr>
-      <w:hyperlink w:anchor="_Toc242103703" w:history="1">
+      <w:hyperlink w:anchor="_Toc242105606" w:history="1">
         <w:r>
           <w:rPr>
             <w:rStyle w:val="aff8"/>
@@ -2815,7 +2815,7 @@
             <w:noProof/>
             <w:webHidden/>
           </w:rPr>
-          <w:instrText xml:space="preserve"> PAGEREF _Toc242103703 \h </w:instrText>
+          <w:instrText xml:space="preserve"> PAGEREF _Toc242105606 \h </w:instrText>
         </w:r>
         <w:r>
           <w:rPr>
@@ -2861,7 +2861,7 @@
           <w14:ligatures w14:val="standardContextual"/>
         </w:rPr>
       </w:pPr>
-      <w:hyperlink w:anchor="_Toc242103704" w:history="1">
+      <w:hyperlink w:anchor="_Toc242105607" w:history="1">
         <w:r>
           <w:rPr>
             <w:rStyle w:val="aff8"/>
@@ -2888,7 +2888,7 @@
             <w:noProof/>
             <w:webHidden/>
           </w:rPr>
-          <w:instrText xml:space="preserve"> PAGEREF _Toc242103704 \h </w:instrText>
+          <w:instrText xml:space="preserve"> PAGEREF _Toc242105607 \h </w:instrText>
         </w:r>
         <w:r>
           <w:rPr>
@@ -2934,7 +2934,7 @@
           <w14:ligatures w14:val="standardContextual"/>
         </w:rPr>
       </w:pPr>
-      <w:hyperlink w:anchor="_Toc242103705" w:history="1">
+      <w:hyperlink w:anchor="_Toc242105608" w:history="1">
         <w:r>
           <w:rPr>
             <w:rStyle w:val="aff8"/>
@@ -2961,7 +2961,7 @@
             <w:noProof/>
             <w:webHidden/>
           </w:rPr>
-          <w:instrText xml:space="preserve"> PAGEREF _Toc242103705 \h </w:instrText>
+          <w:instrText xml:space="preserve"> PAGEREF _Toc242105608 \h </w:instrText>
         </w:r>
         <w:r>
           <w:rPr>
@@ -3007,7 +3007,7 @@
           <w14:ligatures w14:val="standardContextual"/>
         </w:rPr>
       </w:pPr>
-      <w:hyperlink w:anchor="_Toc242103706" w:history="1">
+      <w:hyperlink w:anchor="_Toc242105609" w:history="1">
         <w:r>
           <w:rPr>
             <w:rStyle w:val="aff8"/>
@@ -3034,7 +3034,7 @@
             <w:noProof/>
             <w:webHidden/>
           </w:rPr>
-          <w:instrText xml:space="preserve"> PAGEREF _Toc242103706 \h </w:instrText>
+          <w:instrText xml:space="preserve"> PAGEREF _Toc242105609 \h </w:instrText>
         </w:r>
         <w:r>
           <w:rPr>
@@ -3080,7 +3080,7 @@
           <w14:ligatures w14:val="standardContextual"/>
         </w:rPr>
       </w:pPr>
-      <w:hyperlink w:anchor="_Toc242103707" w:history="1">
+      <w:hyperlink w:anchor="_Toc242105610" w:history="1">
         <w:r>
           <w:rPr>
             <w:rStyle w:val="aff8"/>
@@ -3107,7 +3107,7 @@
             <w:noProof/>
             <w:webHidden/>
           </w:rPr>
-          <w:instrText xml:space="preserve"> PAGEREF _Toc242103707 \h </w:instrText>
+          <w:instrText xml:space="preserve"> PAGEREF _Toc242105610 \h </w:instrText>
         </w:r>
         <w:r>
           <w:rPr>
@@ -3153,7 +3153,7 @@
           <w14:ligatures w14:val="standardContextual"/>
         </w:rPr>
       </w:pPr>
-      <w:hyperlink w:anchor="_Toc242103708" w:history="1">
+      <w:hyperlink w:anchor="_Toc242105611" w:history="1">
         <w:r>
           <w:rPr>
             <w:rStyle w:val="aff8"/>
@@ -3180,7 +3180,7 @@
             <w:noProof/>
             <w:webHidden/>
           </w:rPr>
-          <w:instrText xml:space="preserve"> PAGEREF _Toc242103708 \h </w:instrText>
+          <w:instrText xml:space="preserve"> PAGEREF _Toc242105611 \h </w:instrText>
         </w:r>
         <w:r>
           <w:rPr>
@@ -3226,7 +3226,7 @@
           <w14:ligatures w14:val="standardContextual"/>
         </w:rPr>
       </w:pPr>
-      <w:hyperlink w:anchor="_Toc242103709" w:history="1">
+      <w:hyperlink w:anchor="_Toc242105612" w:history="1">
         <w:r>
           <w:rPr>
             <w:rStyle w:val="aff8"/>
@@ -3253,7 +3253,7 @@
             <w:noProof/>
             <w:webHidden/>
           </w:rPr>
-          <w:instrText xml:space="preserve"> PAGEREF _Toc242103709 \h </w:instrText>
+          <w:instrText xml:space="preserve"> PAGEREF _Toc242105612 \h </w:instrText>
         </w:r>
         <w:r>
           <w:rPr>
@@ -3299,7 +3299,7 @@
           <w14:ligatures w14:val="standardContextual"/>
         </w:rPr>
       </w:pPr>
-      <w:hyperlink w:anchor="_Toc242103710" w:history="1">
+      <w:hyperlink w:anchor="_Toc242105613" w:history="1">
         <w:r>
           <w:rPr>
             <w:rStyle w:val="aff8"/>
@@ -3326,7 +3326,7 @@
             <w:noProof/>
             <w:webHidden/>
           </w:rPr>
-          <w:instrText xml:space="preserve"> PAGEREF _Toc242103710 \h </w:instrText>
+          <w:instrText xml:space="preserve"> PAGEREF _Toc242105613 \h </w:instrText>
         </w:r>
         <w:r>
           <w:rPr>
@@ -3372,7 +3372,7 @@
           <w14:ligatures w14:val="standardContextual"/>
         </w:rPr>
       </w:pPr>
-      <w:hyperlink w:anchor="_Toc242103711" w:history="1">
+      <w:hyperlink w:anchor="_Toc242105614" w:history="1">
         <w:r>
           <w:rPr>
             <w:rStyle w:val="aff8"/>
@@ -3399,7 +3399,7 @@
             <w:noProof/>
             <w:webHidden/>
           </w:rPr>
-          <w:instrText xml:space="preserve"> PAGEREF _Toc242103711 \h </w:instrText>
+          <w:instrText xml:space="preserve"> PAGEREF _Toc242105614 \h </w:instrText>
         </w:r>
         <w:r>
           <w:rPr>
@@ -3445,7 +3445,7 @@
           <w14:ligatures w14:val="standardContextual"/>
         </w:rPr>
       </w:pPr>
-      <w:hyperlink w:anchor="_Toc242103712" w:history="1">
+      <w:hyperlink w:anchor="_Toc242105615" w:history="1">
         <w:r>
           <w:rPr>
             <w:rStyle w:val="aff8"/>
@@ -3472,7 +3472,7 @@
             <w:noProof/>
             <w:webHidden/>
           </w:rPr>
-          <w:instrText xml:space="preserve"> PAGEREF _Toc242103712 \h </w:instrText>
+          <w:instrText xml:space="preserve"> PAGEREF _Toc242105615 \h </w:instrText>
         </w:r>
         <w:r>
           <w:rPr>
@@ -3518,7 +3518,7 @@
           <w14:ligatures w14:val="standardContextual"/>
         </w:rPr>
       </w:pPr>
-      <w:hyperlink w:anchor="_Toc242103713" w:history="1">
+      <w:hyperlink w:anchor="_Toc242105616" w:history="1">
         <w:r>
           <w:rPr>
             <w:rStyle w:val="aff8"/>
@@ -3545,7 +3545,7 @@
             <w:noProof/>
             <w:webHidden/>
           </w:rPr>
-          <w:instrText xml:space="preserve"> PAGEREF _Toc242103713 \h </w:instrText>
+          <w:instrText xml:space="preserve"> PAGEREF _Toc242105616 \h </w:instrText>
         </w:r>
         <w:r>
           <w:rPr>
@@ -3591,7 +3591,7 @@
           <w14:ligatures w14:val="standardContextual"/>
         </w:rPr>
       </w:pPr>
-      <w:hyperlink w:anchor="_Toc242103714" w:history="1">
+      <w:hyperlink w:anchor="_Toc242105617" w:history="1">
         <w:r>
           <w:rPr>
             <w:rStyle w:val="aff8"/>
@@ -3618,7 +3618,7 @@
             <w:noProof/>
             <w:webHidden/>
           </w:rPr>
-          <w:instrText xml:space="preserve"> PAGEREF _Toc242103714 \h </w:instrText>
+          <w:instrText xml:space="preserve"> PAGEREF _Toc242105617 \h </w:instrText>
         </w:r>
         <w:r>
           <w:rPr>
@@ -3664,7 +3664,7 @@
           <w14:ligatures w14:val="standardContextual"/>
         </w:rPr>
       </w:pPr>
-      <w:hyperlink w:anchor="_Toc242103715" w:history="1">
+      <w:hyperlink w:anchor="_Toc242105618" w:history="1">
         <w:r>
           <w:rPr>
             <w:rStyle w:val="aff8"/>
@@ -3691,7 +3691,7 @@
             <w:noProof/>
             <w:webHidden/>
           </w:rPr>
-          <w:instrText xml:space="preserve"> PAGEREF _Toc242103715 \h </w:instrText>
+          <w:instrText xml:space="preserve"> PAGEREF _Toc242105618 \h </w:instrText>
         </w:r>
         <w:r>
           <w:rPr>
@@ -3737,7 +3737,7 @@
           <w14:ligatures w14:val="standardContextual"/>
         </w:rPr>
       </w:pPr>
-      <w:hyperlink w:anchor="_Toc242103716" w:history="1">
+      <w:hyperlink w:anchor="_Toc242105619" w:history="1">
         <w:r>
           <w:rPr>
             <w:rStyle w:val="aff8"/>
@@ -3764,7 +3764,7 @@
             <w:noProof/>
             <w:webHidden/>
           </w:rPr>
-          <w:instrText xml:space="preserve"> PAGEREF _Toc242103716 \h </w:instrText>
+          <w:instrText xml:space="preserve"> PAGEREF _Toc242105619 \h </w:instrText>
         </w:r>
         <w:r>
           <w:rPr>
@@ -3810,7 +3810,7 @@
           <w14:ligatures w14:val="standardContextual"/>
         </w:rPr>
       </w:pPr>
-      <w:hyperlink w:anchor="_Toc242103717" w:history="1">
+      <w:hyperlink w:anchor="_Toc242105620" w:history="1">
         <w:r>
           <w:rPr>
             <w:rStyle w:val="aff8"/>
@@ -3837,7 +3837,7 @@
             <w:noProof/>
             <w:webHidden/>
           </w:rPr>
-          <w:instrText xml:space="preserve"> PAGEREF _Toc242103717 \h </w:instrText>
+          <w:instrText xml:space="preserve"> PAGEREF _Toc242105620 \h </w:instrText>
         </w:r>
         <w:r>
           <w:rPr>
@@ -3883,7 +3883,7 @@
           <w14:ligatures w14:val="standardContextual"/>
         </w:rPr>
       </w:pPr>
-      <w:hyperlink w:anchor="_Toc242103718" w:history="1">
+      <w:hyperlink w:anchor="_Toc242105621" w:history="1">
         <w:r>
           <w:rPr>
             <w:rStyle w:val="aff8"/>
@@ -3910,7 +3910,7 @@
             <w:noProof/>
             <w:webHidden/>
           </w:rPr>
-          <w:instrText xml:space="preserve"> PAGEREF _Toc242103718 \h </w:instrText>
+          <w:instrText xml:space="preserve"> PAGEREF _Toc242105621 \h </w:instrText>
         </w:r>
         <w:r>
           <w:rPr>
@@ -3956,7 +3956,7 @@
           <w14:ligatures w14:val="standardContextual"/>
         </w:rPr>
       </w:pPr>
-      <w:hyperlink w:anchor="_Toc242103719" w:history="1">
+      <w:hyperlink w:anchor="_Toc242105622" w:history="1">
         <w:r>
           <w:rPr>
             <w:rStyle w:val="aff8"/>
@@ -3983,7 +3983,7 @@
             <w:noProof/>
             <w:webHidden/>
           </w:rPr>
-          <w:instrText xml:space="preserve"> PAGEREF _Toc242103719 \h </w:instrText>
+          <w:instrText xml:space="preserve"> PAGEREF _Toc242105622 \h </w:instrText>
         </w:r>
         <w:r>
           <w:rPr>
@@ -4029,7 +4029,7 @@
           <w14:ligatures w14:val="standardContextual"/>
         </w:rPr>
       </w:pPr>
-      <w:hyperlink w:anchor="_Toc242103720" w:history="1">
+      <w:hyperlink w:anchor="_Toc242105623" w:history="1">
         <w:r>
           <w:rPr>
             <w:rStyle w:val="aff8"/>
@@ -4056,7 +4056,7 @@
             <w:noProof/>
             <w:webHidden/>
           </w:rPr>
-          <w:instrText xml:space="preserve"> PAGEREF _Toc242103720 \h </w:instrText>
+          <w:instrText xml:space="preserve"> PAGEREF _Toc242105623 \h </w:instrText>
         </w:r>
         <w:r>
           <w:rPr>
@@ -4102,7 +4102,7 @@
           <w14:ligatures w14:val="standardContextual"/>
         </w:rPr>
       </w:pPr>
-      <w:hyperlink w:anchor="_Toc242103721" w:history="1">
+      <w:hyperlink w:anchor="_Toc242105624" w:history="1">
         <w:r>
           <w:rPr>
             <w:rStyle w:val="aff8"/>
@@ -4129,7 +4129,7 @@
             <w:noProof/>
             <w:webHidden/>
           </w:rPr>
-          <w:instrText xml:space="preserve"> PAGEREF _Toc242103721 \h </w:instrText>
+          <w:instrText xml:space="preserve"> PAGEREF _Toc242105624 \h </w:instrText>
         </w:r>
         <w:r>
           <w:rPr>
@@ -4175,7 +4175,7 @@
           <w14:ligatures w14:val="standardContextual"/>
         </w:rPr>
       </w:pPr>
-      <w:hyperlink w:anchor="_Toc242103722" w:history="1">
+      <w:hyperlink w:anchor="_Toc242105625" w:history="1">
         <w:r>
           <w:rPr>
             <w:rStyle w:val="aff8"/>
@@ -4202,7 +4202,7 @@
             <w:noProof/>
             <w:webHidden/>
           </w:rPr>
-          <w:instrText xml:space="preserve"> PAGEREF _Toc242103722 \h </w:instrText>
+          <w:instrText xml:space="preserve"> PAGEREF _Toc242105625 \h </w:instrText>
         </w:r>
         <w:r>
           <w:rPr>
@@ -4248,7 +4248,7 @@
           <w14:ligatures w14:val="standardContextual"/>
         </w:rPr>
       </w:pPr>
-      <w:hyperlink w:anchor="_Toc242103723" w:history="1">
+      <w:hyperlink w:anchor="_Toc242105626" w:history="1">
         <w:r>
           <w:rPr>
             <w:rStyle w:val="aff8"/>
@@ -4275,7 +4275,7 @@
             <w:noProof/>
             <w:webHidden/>
           </w:rPr>
-          <w:instrText xml:space="preserve"> PAGEREF _Toc242103723 \h </w:instrText>
+          <w:instrText xml:space="preserve"> PAGEREF _Toc242105626 \h </w:instrText>
         </w:r>
         <w:r>
           <w:rPr>
@@ -4321,7 +4321,7 @@
           <w14:ligatures w14:val="standardContextual"/>
         </w:rPr>
       </w:pPr>
-      <w:hyperlink w:anchor="_Toc242103724" w:history="1">
+      <w:hyperlink w:anchor="_Toc242105627" w:history="1">
         <w:r>
           <w:rPr>
             <w:rStyle w:val="aff8"/>
@@ -4348,7 +4348,7 @@
             <w:noProof/>
             <w:webHidden/>
           </w:rPr>
-          <w:instrText xml:space="preserve"> PAGEREF _Toc242103724 \h </w:instrText>
+          <w:instrText xml:space="preserve"> PAGEREF _Toc242105627 \h </w:instrText>
         </w:r>
         <w:r>
           <w:rPr>
@@ -4394,7 +4394,7 @@
           <w14:ligatures w14:val="standardContextual"/>
         </w:rPr>
       </w:pPr>
-      <w:hyperlink w:anchor="_Toc242103725" w:history="1">
+      <w:hyperlink w:anchor="_Toc242105628" w:history="1">
         <w:r>
           <w:rPr>
             <w:rStyle w:val="aff8"/>
@@ -4421,7 +4421,7 @@
             <w:noProof/>
             <w:webHidden/>
           </w:rPr>
-          <w:instrText xml:space="preserve"> PAGEREF _Toc242103725 \h </w:instrText>
+          <w:instrText xml:space="preserve"> PAGEREF _Toc242105628 \h </w:instrText>
         </w:r>
         <w:r>
           <w:rPr>
@@ -4467,7 +4467,7 @@
           <w14:ligatures w14:val="standardContextual"/>
         </w:rPr>
       </w:pPr>
-      <w:hyperlink w:anchor="_Toc242103726" w:history="1">
+      <w:hyperlink w:anchor="_Toc242105629" w:history="1">
         <w:r>
           <w:rPr>
             <w:rStyle w:val="aff8"/>
@@ -4494,7 +4494,7 @@
             <w:noProof/>
             <w:webHidden/>
           </w:rPr>
-          <w:instrText xml:space="preserve"> PAGEREF _Toc242103726 \h </w:instrText>
+          <w:instrText xml:space="preserve"> PAGEREF _Toc242105629 \h </w:instrText>
         </w:r>
         <w:r>
           <w:rPr>
@@ -4540,7 +4540,7 @@
           <w14:ligatures w14:val="standardContextual"/>
         </w:rPr>
       </w:pPr>
-      <w:hyperlink w:anchor="_Toc242103727" w:history="1">
+      <w:hyperlink w:anchor="_Toc242105630" w:history="1">
         <w:r>
           <w:rPr>
             <w:rStyle w:val="aff8"/>
@@ -4567,7 +4567,7 @@
             <w:noProof/>
             <w:webHidden/>
           </w:rPr>
-          <w:instrText xml:space="preserve"> PAGEREF _Toc242103727 \h </w:instrText>
+          <w:instrText xml:space="preserve"> PAGEREF _Toc242105630 \h </w:instrText>
         </w:r>
         <w:r>
           <w:rPr>
@@ -4613,7 +4613,7 @@
           <w14:ligatures w14:val="standardContextual"/>
         </w:rPr>
       </w:pPr>
-      <w:hyperlink w:anchor="_Toc242103728" w:history="1">
+      <w:hyperlink w:anchor="_Toc242105631" w:history="1">
         <w:r>
           <w:rPr>
             <w:rStyle w:val="aff8"/>
@@ -4640,7 +4640,7 @@
             <w:noProof/>
             <w:webHidden/>
           </w:rPr>
-          <w:instrText xml:space="preserve"> PAGEREF _Toc242103728 \h </w:instrText>
+          <w:instrText xml:space="preserve"> PAGEREF _Toc242105631 \h </w:instrText>
         </w:r>
         <w:r>
           <w:rPr>
@@ -4686,7 +4686,7 @@
           <w14:ligatures w14:val="standardContextual"/>
         </w:rPr>
       </w:pPr>
-      <w:hyperlink w:anchor="_Toc242103729" w:history="1">
+      <w:hyperlink w:anchor="_Toc242105632" w:history="1">
         <w:r>
           <w:rPr>
             <w:rStyle w:val="aff8"/>
@@ -4713,7 +4713,7 @@
             <w:noProof/>
             <w:webHidden/>
           </w:rPr>
-          <w:instrText xml:space="preserve"> PAGEREF _Toc242103729 \h </w:instrText>
+          <w:instrText xml:space="preserve"> PAGEREF _Toc242105632 \h </w:instrText>
         </w:r>
         <w:r>
           <w:rPr>
@@ -4759,7 +4759,7 @@
           <w14:ligatures w14:val="standardContextual"/>
         </w:rPr>
       </w:pPr>
-      <w:hyperlink w:anchor="_Toc242103730" w:history="1">
+      <w:hyperlink w:anchor="_Toc242105633" w:history="1">
         <w:r>
           <w:rPr>
             <w:rStyle w:val="aff8"/>
@@ -4786,7 +4786,7 @@
             <w:noProof/>
             <w:webHidden/>
           </w:rPr>
-          <w:instrText xml:space="preserve"> PAGEREF _Toc242103730 \h </w:instrText>
+          <w:instrText xml:space="preserve"> PAGEREF _Toc242105633 \h </w:instrText>
         </w:r>
         <w:r>
           <w:rPr>
@@ -4832,7 +4832,7 @@
           <w14:ligatures w14:val="standardContextual"/>
         </w:rPr>
       </w:pPr>
-      <w:hyperlink w:anchor="_Toc242103731" w:history="1">
+      <w:hyperlink w:anchor="_Toc242105634" w:history="1">
         <w:r>
           <w:rPr>
             <w:rStyle w:val="aff8"/>
@@ -4859,7 +4859,7 @@
             <w:noProof/>
             <w:webHidden/>
           </w:rPr>
-          <w:instrText xml:space="preserve"> PAGEREF _Toc242103731 \h </w:instrText>
+          <w:instrText xml:space="preserve"> PAGEREF _Toc242105634 \h </w:instrText>
         </w:r>
         <w:r>
           <w:rPr>
@@ -4905,7 +4905,7 @@
           <w14:ligatures w14:val="standardContextual"/>
         </w:rPr>
       </w:pPr>
-      <w:hyperlink w:anchor="_Toc242103732" w:history="1">
+      <w:hyperlink w:anchor="_Toc242105635" w:history="1">
         <w:r>
           <w:rPr>
             <w:rStyle w:val="aff8"/>
@@ -4932,7 +4932,7 @@
             <w:noProof/>
             <w:webHidden/>
           </w:rPr>
-          <w:instrText xml:space="preserve"> PAGEREF _Toc242103732 \h </w:instrText>
+          <w:instrText xml:space="preserve"> PAGEREF _Toc242105635 \h </w:instrText>
         </w:r>
         <w:r>
           <w:rPr>
@@ -4978,7 +4978,7 @@
           <w14:ligatures w14:val="standardContextual"/>
         </w:rPr>
       </w:pPr>
-      <w:hyperlink w:anchor="_Toc242103733" w:history="1">
+      <w:hyperlink w:anchor="_Toc242105636" w:history="1">
         <w:r>
           <w:rPr>
             <w:rStyle w:val="aff8"/>
@@ -5005,7 +5005,7 @@
             <w:noProof/>
             <w:webHidden/>
           </w:rPr>
-          <w:instrText xml:space="preserve"> PAGEREF _Toc242103733 \h </w:instrText>
+          <w:instrText xml:space="preserve"> PAGEREF _Toc242105636 \h </w:instrText>
         </w:r>
         <w:r>
           <w:rPr>
@@ -5051,7 +5051,7 @@
           <w14:ligatures w14:val="standardContextual"/>
         </w:rPr>
       </w:pPr>
-      <w:hyperlink w:anchor="_Toc242103734" w:history="1">
+      <w:hyperlink w:anchor="_Toc242105637" w:history="1">
         <w:r>
           <w:rPr>
             <w:rStyle w:val="aff8"/>
@@ -5078,7 +5078,7 @@
             <w:noProof/>
             <w:webHidden/>
           </w:rPr>
-          <w:instrText xml:space="preserve"> PAGEREF _Toc242103734 \h </w:instrText>
+          <w:instrText xml:space="preserve"> PAGEREF _Toc242105637 \h </w:instrText>
         </w:r>
         <w:r>
           <w:rPr>
@@ -5124,7 +5124,7 @@
           <w14:ligatures w14:val="standardContextual"/>
         </w:rPr>
       </w:pPr>
-      <w:hyperlink w:anchor="_Toc242103735" w:history="1">
+      <w:hyperlink w:anchor="_Toc242105638" w:history="1">
         <w:r>
           <w:rPr>
             <w:rStyle w:val="aff8"/>
@@ -5151,7 +5151,7 @@
             <w:noProof/>
             <w:webHidden/>
           </w:rPr>
-          <w:instrText xml:space="preserve"> PAGEREF _Toc242103735 \h </w:instrText>
+          <w:instrText xml:space="preserve"> PAGEREF _Toc242105638 \h </w:instrText>
         </w:r>
         <w:r>
           <w:rPr>
@@ -5197,7 +5197,7 @@
           <w14:ligatures w14:val="standardContextual"/>
         </w:rPr>
       </w:pPr>
-      <w:hyperlink w:anchor="_Toc242103736" w:history="1">
+      <w:hyperlink w:anchor="_Toc242105639" w:history="1">
         <w:r>
           <w:rPr>
             <w:rStyle w:val="aff8"/>
@@ -5224,7 +5224,7 @@
             <w:noProof/>
             <w:webHidden/>
           </w:rPr>
-          <w:instrText xml:space="preserve"> PAGEREF _Toc242103736 \h </w:instrText>
+          <w:instrText xml:space="preserve"> PAGEREF _Toc242105639 \h </w:instrText>
         </w:r>
         <w:r>
           <w:rPr>
@@ -5270,7 +5270,7 @@
           <w14:ligatures w14:val="standardContextual"/>
         </w:rPr>
       </w:pPr>
-      <w:hyperlink w:anchor="_Toc242103737" w:history="1">
+      <w:hyperlink w:anchor="_Toc242105640" w:history="1">
         <w:r>
           <w:rPr>
             <w:rStyle w:val="aff8"/>
@@ -5297,7 +5297,7 @@
             <w:noProof/>
             <w:webHidden/>
           </w:rPr>
-          <w:instrText xml:space="preserve"> PAGEREF _Toc242103737 \h </w:instrText>
+          <w:instrText xml:space="preserve"> PAGEREF _Toc242105640 \h </w:instrText>
         </w:r>
         <w:r>
           <w:rPr>
@@ -5343,7 +5343,7 @@
           <w14:ligatures w14:val="standardContextual"/>
         </w:rPr>
       </w:pPr>
-      <w:hyperlink w:anchor="_Toc242103738" w:history="1">
+      <w:hyperlink w:anchor="_Toc242105641" w:history="1">
         <w:r>
           <w:rPr>
             <w:rStyle w:val="aff8"/>
@@ -5370,7 +5370,7 @@
             <w:noProof/>
             <w:webHidden/>
           </w:rPr>
-          <w:instrText xml:space="preserve"> PAGEREF _Toc242103738 \h </w:instrText>
+          <w:instrText xml:space="preserve"> PAGEREF _Toc242105641 \h </w:instrText>
         </w:r>
         <w:r>
           <w:rPr>
@@ -5416,7 +5416,7 @@
         <w:ind w:firstLine="0"/>
         <w:jc w:val="center"/>
       </w:pPr>
-      <w:bookmarkStart w:id="0" w:name="_Toc242103669"/>
+      <w:bookmarkStart w:id="0" w:name="_Toc242105572"/>
       <w:r>
         <w:lastRenderedPageBreak/>
         <w:t>ПЕРЕЧЕНЬ ТЕРМИНОВ И СОКРАЩЕНИЙ</w:t>
@@ -6678,7 +6678,7 @@
         <w:pStyle w:val="1"/>
         <w:pageBreakBefore/>
       </w:pPr>
-      <w:bookmarkStart w:id="1" w:name="_Toc242103670"/>
+      <w:bookmarkStart w:id="1" w:name="_Toc242105573"/>
       <w:r>
         <w:lastRenderedPageBreak/>
         <w:t>1 Исходные положения</w:t>
@@ -6689,7 +6689,7 @@
       <w:pPr>
         <w:pStyle w:val="21"/>
       </w:pPr>
-      <w:bookmarkStart w:id="2" w:name="_Toc242103671"/>
+      <w:bookmarkStart w:id="2" w:name="_Toc242105574"/>
       <w:r>
         <w:t>1.1 Назначение документа</w:t>
       </w:r>
@@ -6704,7 +6704,7 @@
       <w:pPr>
         <w:pStyle w:val="21"/>
       </w:pPr>
-      <w:bookmarkStart w:id="3" w:name="_Toc242103672"/>
+      <w:bookmarkStart w:id="3" w:name="_Toc242105575"/>
       <w:r>
         <w:t>1.2 Сведения об объекте автоматизации</w:t>
       </w:r>
@@ -6719,7 +6719,7 @@
       <w:pPr>
         <w:pStyle w:val="21"/>
       </w:pPr>
-      <w:bookmarkStart w:id="4" w:name="_Toc242103673"/>
+      <w:bookmarkStart w:id="4" w:name="_Toc242105576"/>
       <w:r>
         <w:t>1.3 Категории пользователей</w:t>
       </w:r>
@@ -7220,7 +7220,7 @@
         <w:pStyle w:val="1"/>
         <w:pageBreakBefore/>
       </w:pPr>
-      <w:bookmarkStart w:id="5" w:name="_Toc242103674"/>
+      <w:bookmarkStart w:id="5" w:name="_Toc242105577"/>
       <w:r>
         <w:lastRenderedPageBreak/>
         <w:t>2 Цели автоматизированной системы и автоматизированные функции</w:t>
@@ -7526,7 +7526,7 @@
         <w:pStyle w:val="1"/>
         <w:pageBreakBefore/>
       </w:pPr>
-      <w:bookmarkStart w:id="6" w:name="_Toc242103675"/>
+      <w:bookmarkStart w:id="6" w:name="_Toc242105578"/>
       <w:r>
         <w:lastRenderedPageBreak/>
         <w:t>3 Характеристика функциональной структуры</w:t>
@@ -7537,7 +7537,7 @@
       <w:pPr>
         <w:pStyle w:val="21"/>
       </w:pPr>
-      <w:bookmarkStart w:id="7" w:name="_Toc242103676"/>
+      <w:bookmarkStart w:id="7" w:name="_Toc242105579"/>
       <w:r>
         <w:t>3.1 Перечень подсистем и функций</w:t>
       </w:r>
@@ -9787,7 +9787,7 @@
       <w:pPr>
         <w:pStyle w:val="21"/>
       </w:pPr>
-      <w:bookmarkStart w:id="8" w:name="_Toc242103677"/>
+      <w:bookmarkStart w:id="8" w:name="_Toc242105580"/>
       <w:r>
         <w:lastRenderedPageBreak/>
         <w:t>3.2 Последовательность выполнения функций</w:t>
@@ -9858,7 +9858,7 @@
       <w:pPr>
         <w:pStyle w:val="21"/>
       </w:pPr>
-      <w:bookmarkStart w:id="9" w:name="_Toc242103678"/>
+      <w:bookmarkStart w:id="9" w:name="_Toc242105581"/>
       <w:r>
         <w:t>3.3 Сквозные правила</w:t>
       </w:r>
@@ -9904,7 +9904,7 @@
         <w:pStyle w:val="1"/>
         <w:pageBreakBefore/>
       </w:pPr>
-      <w:bookmarkStart w:id="10" w:name="_Toc242103679"/>
+      <w:bookmarkStart w:id="10" w:name="_Toc242105582"/>
       <w:r>
         <w:lastRenderedPageBreak/>
         <w:t>4 Подсистема «Организационная структура и права доступа»</w:t>
@@ -9915,7 +9915,7 @@
       <w:pPr>
         <w:pStyle w:val="21"/>
       </w:pPr>
-      <w:bookmarkStart w:id="11" w:name="_Toc242103680"/>
+      <w:bookmarkStart w:id="11" w:name="_Toc242105583"/>
       <w:r>
         <w:t>4.1 ОРГ-01 Вход в систему и выход</w:t>
       </w:r>
@@ -10005,7 +10005,7 @@
       <w:pPr>
         <w:pStyle w:val="21"/>
       </w:pPr>
-      <w:bookmarkStart w:id="12" w:name="_Toc242103681"/>
+      <w:bookmarkStart w:id="12" w:name="_Toc242105584"/>
       <w:r>
         <w:t>4.2 ОРГ-02 Восстановление и смена пароля</w:t>
       </w:r>
@@ -10061,7 +10061,7 @@
       <w:pPr>
         <w:pStyle w:val="21"/>
       </w:pPr>
-      <w:bookmarkStart w:id="13" w:name="_Toc242103682"/>
+      <w:bookmarkStart w:id="13" w:name="_Toc242105585"/>
       <w:r>
         <w:t>4.3 ОРГ-03 Ведение компаний</w:t>
       </w:r>
@@ -10091,7 +10091,7 @@
       <w:pPr>
         <w:pStyle w:val="21"/>
       </w:pPr>
-      <w:bookmarkStart w:id="14" w:name="_Toc242103683"/>
+      <w:bookmarkStart w:id="14" w:name="_Toc242105586"/>
       <w:r>
         <w:t>4.4 ОРГ-04 Ведение отделов</w:t>
       </w:r>
@@ -10121,7 +10121,7 @@
       <w:pPr>
         <w:pStyle w:val="21"/>
       </w:pPr>
-      <w:bookmarkStart w:id="15" w:name="_Toc242103684"/>
+      <w:bookmarkStart w:id="15" w:name="_Toc242105587"/>
       <w:r>
         <w:t>4.5 ОРГ-05 Ведение пользователей</w:t>
       </w:r>
@@ -10171,7 +10171,7 @@
       <w:pPr>
         <w:pStyle w:val="21"/>
       </w:pPr>
-      <w:bookmarkStart w:id="16" w:name="_Toc242103685"/>
+      <w:bookmarkStart w:id="16" w:name="_Toc242105588"/>
       <w:r>
         <w:t>4.6 ОРГ-06 Ведение ролей и разрешений</w:t>
       </w:r>
@@ -10205,7 +10205,7 @@
     </w:p>
     <w:p>
       <w:r>
-        <w:t>б) типовые роли SYSTEM_ADMIN, COMPANY_ADMIN, DEPARTMENT_MANAGER, MANAGER, VIEWER помечены как системные и не изменяются и не удаляются;</w:t>
+        <w:t>б) типовые роли SYSTEM_ADMIN, COMPANY_ADMIN, DEPARTMENT_MANAGER, MANAGER, VIEWER помечены как системные: изменить или удалить их может только системный администратор; создаются они при первичной установке (в системе ещё нет ни одной роли), а в системе со своими ролями — только по явному указанию, поэтому удалённые типовые роли при обновлениях не появляются снова;</w:t>
       </w:r>
     </w:p>
     <w:p>
@@ -10227,7 +10227,7 @@
       <w:pPr>
         <w:pStyle w:val="21"/>
       </w:pPr>
-      <w:bookmarkStart w:id="17" w:name="_Toc242103686"/>
+      <w:bookmarkStart w:id="17" w:name="_Toc242105589"/>
       <w:r>
         <w:t>4.7 ОРГ-07 Разграничение доступа к данным</w:t>
       </w:r>
@@ -10292,12 +10292,12 @@
     </w:p>
     <w:p>
       <w:r>
+        <w:lastRenderedPageBreak/>
         <w:t>г) раздел «Настройки» открывается только при разрешении «Просмотр» на ресурс «Настройки»; вкладка внутри раздела показывается, если пользователь может изменять соответствующий справочник либо просматривать его с областью «Компания» и шире;</w:t>
       </w:r>
     </w:p>
     <w:p>
       <w:r>
-        <w:lastRenderedPageBreak/>
         <w:t xml:space="preserve">д) файлы с персональными данными выдаются по подписанной ссылке со сроком действия (по умолчанию 1 ч, настройка </w:t>
       </w:r>
       <w:r>
@@ -10315,7 +10315,7 @@
       <w:pPr>
         <w:pStyle w:val="21"/>
       </w:pPr>
-      <w:bookmarkStart w:id="18" w:name="_Toc242103687"/>
+      <w:bookmarkStart w:id="18" w:name="_Toc242105590"/>
       <w:r>
         <w:t>4.8 ОРГ-08 Журнал изменений прав доступа</w:t>
       </w:r>
@@ -10336,7 +10336,7 @@
         <w:pStyle w:val="1"/>
         <w:pageBreakBefore/>
       </w:pPr>
-      <w:bookmarkStart w:id="19" w:name="_Toc242103688"/>
+      <w:bookmarkStart w:id="19" w:name="_Toc242105591"/>
       <w:r>
         <w:lastRenderedPageBreak/>
         <w:t>5 Подсистема «Каталог недвижимости»</w:t>
@@ -10347,7 +10347,7 @@
       <w:pPr>
         <w:pStyle w:val="21"/>
       </w:pPr>
-      <w:bookmarkStart w:id="20" w:name="_Toc242103689"/>
+      <w:bookmarkStart w:id="20" w:name="_Toc242105592"/>
       <w:r>
         <w:t>5.1 КАТ-01 Ведение проектов</w:t>
       </w:r>
@@ -10377,7 +10377,7 @@
       <w:pPr>
         <w:pStyle w:val="21"/>
       </w:pPr>
-      <w:bookmarkStart w:id="21" w:name="_Toc242103690"/>
+      <w:bookmarkStart w:id="21" w:name="_Toc242105593"/>
       <w:r>
         <w:t>5.2 КАТ-02 Ведение домов</w:t>
       </w:r>
@@ -10407,7 +10407,7 @@
       <w:pPr>
         <w:pStyle w:val="21"/>
       </w:pPr>
-      <w:bookmarkStart w:id="22" w:name="_Toc242103691"/>
+      <w:bookmarkStart w:id="22" w:name="_Toc242105594"/>
       <w:r>
         <w:t>5.3 КАТ-03 Загрузка объектов из шаблона</w:t>
       </w:r>
@@ -10468,7 +10468,7 @@
       <w:pPr>
         <w:pStyle w:val="21"/>
       </w:pPr>
-      <w:bookmarkStart w:id="23" w:name="_Toc242103692"/>
+      <w:bookmarkStart w:id="23" w:name="_Toc242105595"/>
       <w:r>
         <w:t>5.4 КАТ-04 Шахматка и карточка объекта</w:t>
       </w:r>
@@ -10903,7 +10903,7 @@
       <w:pPr>
         <w:pStyle w:val="21"/>
       </w:pPr>
-      <w:bookmarkStart w:id="24" w:name="_Toc242103693"/>
+      <w:bookmarkStart w:id="24" w:name="_Toc242105596"/>
       <w:r>
         <w:t>5.5 КАТ-05 Вывод объекта из продажи (резерв)</w:t>
       </w:r>
@@ -10934,7 +10934,7 @@
       <w:pPr>
         <w:pStyle w:val="21"/>
       </w:pPr>
-      <w:bookmarkStart w:id="25" w:name="_Toc242103694"/>
+      <w:bookmarkStart w:id="25" w:name="_Toc242105597"/>
       <w:r>
         <w:t>5.6 КАТ-06 Ведение планировок</w:t>
       </w:r>
@@ -10974,7 +10974,7 @@
       <w:pPr>
         <w:pStyle w:val="21"/>
       </w:pPr>
-      <w:bookmarkStart w:id="26" w:name="_Toc242103695"/>
+      <w:bookmarkStart w:id="26" w:name="_Toc242105598"/>
       <w:r>
         <w:t>5.7 КАТ-07 Ведение галерей</w:t>
       </w:r>
@@ -10999,7 +10999,7 @@
       <w:pPr>
         <w:pStyle w:val="21"/>
       </w:pPr>
-      <w:bookmarkStart w:id="27" w:name="_Toc242103696"/>
+      <w:bookmarkStart w:id="27" w:name="_Toc242105599"/>
       <w:r>
         <w:t>5.8 КАТ-08 Ведение скидок</w:t>
       </w:r>
@@ -11050,7 +11050,7 @@
         <w:pStyle w:val="1"/>
         <w:pageBreakBefore/>
       </w:pPr>
-      <w:bookmarkStart w:id="28" w:name="_Toc242103697"/>
+      <w:bookmarkStart w:id="28" w:name="_Toc242105600"/>
       <w:r>
         <w:lastRenderedPageBreak/>
         <w:t>6 Подсистема «Работа с клиентами»</w:t>
@@ -11061,7 +11061,7 @@
       <w:pPr>
         <w:pStyle w:val="21"/>
       </w:pPr>
-      <w:bookmarkStart w:id="29" w:name="_Toc242103698"/>
+      <w:bookmarkStart w:id="29" w:name="_Toc242105601"/>
       <w:r>
         <w:t>6.1 КЛИ-01 Ведение клиентов</w:t>
       </w:r>
@@ -11126,7 +11126,7 @@
       <w:pPr>
         <w:pStyle w:val="21"/>
       </w:pPr>
-      <w:bookmarkStart w:id="30" w:name="_Toc242103699"/>
+      <w:bookmarkStart w:id="30" w:name="_Toc242105602"/>
       <w:r>
         <w:t>6.2 КЛИ-02 Ведение заявок</w:t>
       </w:r>
@@ -11182,7 +11182,7 @@
       <w:pPr>
         <w:pStyle w:val="21"/>
       </w:pPr>
-      <w:bookmarkStart w:id="31" w:name="_Toc242103700"/>
+      <w:bookmarkStart w:id="31" w:name="_Toc242105603"/>
       <w:r>
         <w:t>6.3 КЛИ-03 Канбан-доска заявок</w:t>
       </w:r>
@@ -11207,7 +11207,7 @@
       <w:pPr>
         <w:pStyle w:val="21"/>
       </w:pPr>
-      <w:bookmarkStart w:id="32" w:name="_Toc242103701"/>
+      <w:bookmarkStart w:id="32" w:name="_Toc242105604"/>
       <w:r>
         <w:t>6.4 КЛИ-04 Ведение встреч</w:t>
       </w:r>
@@ -11262,7 +11262,7 @@
       <w:pPr>
         <w:pStyle w:val="21"/>
       </w:pPr>
-      <w:bookmarkStart w:id="33" w:name="_Toc242103702"/>
+      <w:bookmarkStart w:id="33" w:name="_Toc242105605"/>
       <w:r>
         <w:t>6.5 КЛИ-05 Ведение справочников заявок</w:t>
       </w:r>
@@ -11289,7 +11289,7 @@
         <w:pStyle w:val="1"/>
         <w:pageBreakBefore/>
       </w:pPr>
-      <w:bookmarkStart w:id="34" w:name="_Toc242103703"/>
+      <w:bookmarkStart w:id="34" w:name="_Toc242105606"/>
       <w:r>
         <w:lastRenderedPageBreak/>
         <w:t>7 Подсистема «Сделки»</w:t>
@@ -11300,7 +11300,7 @@
       <w:pPr>
         <w:pStyle w:val="21"/>
       </w:pPr>
-      <w:bookmarkStart w:id="35" w:name="_Toc242103704"/>
+      <w:bookmarkStart w:id="35" w:name="_Toc242105607"/>
       <w:r>
         <w:t>7.1 СДЕ-01 Создание брони</w:t>
       </w:r>
@@ -11360,7 +11360,7 @@
       <w:pPr>
         <w:pStyle w:val="21"/>
       </w:pPr>
-      <w:bookmarkStart w:id="36" w:name="_Toc242103705"/>
+      <w:bookmarkStart w:id="36" w:name="_Toc242105608"/>
       <w:r>
         <w:t>7.2 СДЕ-02 Условия сделки и применение скидок</w:t>
       </w:r>
@@ -11421,7 +11421,7 @@
       <w:pPr>
         <w:pStyle w:val="21"/>
       </w:pPr>
-      <w:bookmarkStart w:id="37" w:name="_Toc242103706"/>
+      <w:bookmarkStart w:id="37" w:name="_Toc242105609"/>
       <w:r>
         <w:t>7.3 СДЕ-03 Реквизиты договора и закрытие сделки</w:t>
       </w:r>
@@ -11471,7 +11471,7 @@
       <w:pPr>
         <w:pStyle w:val="21"/>
       </w:pPr>
-      <w:bookmarkStart w:id="38" w:name="_Toc242103707"/>
+      <w:bookmarkStart w:id="38" w:name="_Toc242105610"/>
       <w:r>
         <w:t>7.4 СДЕ-04 Отмена и расторжение сделки</w:t>
       </w:r>
@@ -11527,7 +11527,7 @@
         <w:pStyle w:val="1"/>
         <w:pageBreakBefore/>
       </w:pPr>
-      <w:bookmarkStart w:id="39" w:name="_Toc242103708"/>
+      <w:bookmarkStart w:id="39" w:name="_Toc242105611"/>
       <w:r>
         <w:lastRenderedPageBreak/>
         <w:t>8 Подсистема «Финансы»</w:t>
@@ -11538,7 +11538,7 @@
       <w:pPr>
         <w:pStyle w:val="21"/>
       </w:pPr>
-      <w:bookmarkStart w:id="40" w:name="_Toc242103709"/>
+      <w:bookmarkStart w:id="40" w:name="_Toc242105612"/>
       <w:r>
         <w:t>8.1 ФИН-01 Ведение графика платежей</w:t>
       </w:r>
@@ -11613,7 +11613,7 @@
       <w:pPr>
         <w:pStyle w:val="21"/>
       </w:pPr>
-      <w:bookmarkStart w:id="41" w:name="_Toc242103710"/>
+      <w:bookmarkStart w:id="41" w:name="_Toc242105613"/>
       <w:r>
         <w:t>8.2 ФИН-02 Отметка оплаты</w:t>
       </w:r>
@@ -11664,7 +11664,7 @@
       <w:pPr>
         <w:pStyle w:val="21"/>
       </w:pPr>
-      <w:bookmarkStart w:id="42" w:name="_Toc242103711"/>
+      <w:bookmarkStart w:id="42" w:name="_Toc242105614"/>
       <w:r>
         <w:t>8.3 ФИН-03 Учёт просрочки</w:t>
       </w:r>
@@ -11684,7 +11684,7 @@
       <w:pPr>
         <w:pStyle w:val="21"/>
       </w:pPr>
-      <w:bookmarkStart w:id="43" w:name="_Toc242103712"/>
+      <w:bookmarkStart w:id="43" w:name="_Toc242105615"/>
       <w:r>
         <w:t>8.4 ФИН-04 Учёт возвратов</w:t>
       </w:r>
@@ -11714,7 +11714,7 @@
       <w:pPr>
         <w:pStyle w:val="21"/>
       </w:pPr>
-      <w:bookmarkStart w:id="44" w:name="_Toc242103713"/>
+      <w:bookmarkStart w:id="44" w:name="_Toc242105616"/>
       <w:r>
         <w:t>8.5 ФИН-05 Список и сводная таблица платежей</w:t>
       </w:r>
@@ -11744,7 +11744,7 @@
       <w:pPr>
         <w:pStyle w:val="21"/>
       </w:pPr>
-      <w:bookmarkStart w:id="45" w:name="_Toc242103714"/>
+      <w:bookmarkStart w:id="45" w:name="_Toc242105617"/>
       <w:r>
         <w:lastRenderedPageBreak/>
         <w:t>8.6 ФИН-06 Ведение финансовых справочников</w:t>
@@ -11770,7 +11770,7 @@
       <w:pPr>
         <w:pStyle w:val="21"/>
       </w:pPr>
-      <w:bookmarkStart w:id="46" w:name="_Toc242103715"/>
+      <w:bookmarkStart w:id="46" w:name="_Toc242105618"/>
       <w:r>
         <w:t>8.7 ФИН-07 Валюты и курсы</w:t>
       </w:r>
@@ -11831,7 +11831,7 @@
         <w:pStyle w:val="1"/>
         <w:pageBreakBefore/>
       </w:pPr>
-      <w:bookmarkStart w:id="47" w:name="_Toc242103716"/>
+      <w:bookmarkStart w:id="47" w:name="_Toc242105619"/>
       <w:r>
         <w:lastRenderedPageBreak/>
         <w:t>9 Подсистема «Шаблоны документов»</w:t>
@@ -11842,7 +11842,7 @@
       <w:pPr>
         <w:pStyle w:val="21"/>
       </w:pPr>
-      <w:bookmarkStart w:id="48" w:name="_Toc242103717"/>
+      <w:bookmarkStart w:id="48" w:name="_Toc242105620"/>
       <w:r>
         <w:t>9.1 ДОК-01 Ведение шаблонов документов</w:t>
       </w:r>
@@ -11882,7 +11882,7 @@
       <w:pPr>
         <w:pStyle w:val="21"/>
       </w:pPr>
-      <w:bookmarkStart w:id="49" w:name="_Toc242103718"/>
+      <w:bookmarkStart w:id="49" w:name="_Toc242105621"/>
       <w:r>
         <w:t>9.2 ДОК-02 Формирование документа по сделке</w:t>
       </w:r>
@@ -11933,7 +11933,7 @@
         <w:pStyle w:val="1"/>
         <w:pageBreakBefore/>
       </w:pPr>
-      <w:bookmarkStart w:id="50" w:name="_Toc242103719"/>
+      <w:bookmarkStart w:id="50" w:name="_Toc242105622"/>
       <w:r>
         <w:lastRenderedPageBreak/>
         <w:t>10 Подсистема «Задачи»</w:t>
@@ -11944,7 +11944,7 @@
       <w:pPr>
         <w:pStyle w:val="21"/>
       </w:pPr>
-      <w:bookmarkStart w:id="51" w:name="_Toc242103720"/>
+      <w:bookmarkStart w:id="51" w:name="_Toc242105623"/>
       <w:r>
         <w:t>10.1 ЗАД-01 Постановка задачи</w:t>
       </w:r>
@@ -11974,7 +11974,7 @@
       <w:pPr>
         <w:pStyle w:val="21"/>
       </w:pPr>
-      <w:bookmarkStart w:id="52" w:name="_Toc242103721"/>
+      <w:bookmarkStart w:id="52" w:name="_Toc242105624"/>
       <w:r>
         <w:t>10.2 ЗАД-02 Исполнение и контроль задачи</w:t>
       </w:r>
@@ -12019,7 +12019,7 @@
       <w:pPr>
         <w:pStyle w:val="21"/>
       </w:pPr>
-      <w:bookmarkStart w:id="53" w:name="_Toc242103722"/>
+      <w:bookmarkStart w:id="53" w:name="_Toc242105625"/>
       <w:r>
         <w:t>10.3 ЗАД-03 Представления задач</w:t>
       </w:r>
@@ -12035,7 +12035,7 @@
         <w:pStyle w:val="1"/>
         <w:pageBreakBefore/>
       </w:pPr>
-      <w:bookmarkStart w:id="54" w:name="_Toc242103723"/>
+      <w:bookmarkStart w:id="54" w:name="_Toc242105626"/>
       <w:r>
         <w:lastRenderedPageBreak/>
         <w:t>11 Подсистема «Аналитика и отчётность»</w:t>
@@ -12046,7 +12046,7 @@
       <w:pPr>
         <w:pStyle w:val="21"/>
       </w:pPr>
-      <w:bookmarkStart w:id="55" w:name="_Toc242103724"/>
+      <w:bookmarkStart w:id="55" w:name="_Toc242105627"/>
       <w:r>
         <w:t>11.1 АНА-01 Дашборд</w:t>
       </w:r>
@@ -12071,7 +12071,7 @@
       <w:pPr>
         <w:pStyle w:val="21"/>
       </w:pPr>
-      <w:bookmarkStart w:id="56" w:name="_Toc242103725"/>
+      <w:bookmarkStart w:id="56" w:name="_Toc242105628"/>
       <w:r>
         <w:t>11.2 АНА-02 Сводные таблицы</w:t>
       </w:r>
@@ -12116,7 +12116,7 @@
       <w:pPr>
         <w:pStyle w:val="21"/>
       </w:pPr>
-      <w:bookmarkStart w:id="57" w:name="_Toc242103726"/>
+      <w:bookmarkStart w:id="57" w:name="_Toc242105629"/>
       <w:r>
         <w:t>11.3 АНА-03 Планы продаж</w:t>
       </w:r>
@@ -12141,7 +12141,7 @@
       <w:pPr>
         <w:pStyle w:val="21"/>
       </w:pPr>
-      <w:bookmarkStart w:id="58" w:name="_Toc242103727"/>
+      <w:bookmarkStart w:id="58" w:name="_Toc242105630"/>
       <w:r>
         <w:lastRenderedPageBreak/>
         <w:t>11.4 АНА-04 Отчёты «план-факт»</w:t>
@@ -12193,7 +12193,7 @@
         <w:pStyle w:val="1"/>
         <w:pageBreakBefore/>
       </w:pPr>
-      <w:bookmarkStart w:id="59" w:name="_Toc242103728"/>
+      <w:bookmarkStart w:id="59" w:name="_Toc242105631"/>
       <w:r>
         <w:lastRenderedPageBreak/>
         <w:t>12 Подсистема «Интеграция с партнёрами»</w:t>
@@ -12204,7 +12204,7 @@
       <w:pPr>
         <w:pStyle w:val="21"/>
       </w:pPr>
-      <w:bookmarkStart w:id="60" w:name="_Toc242103729"/>
+      <w:bookmarkStart w:id="60" w:name="_Toc242105632"/>
       <w:r>
         <w:t>12.1 ИНТ-01 Выдача сведений партнёрам</w:t>
       </w:r>
@@ -12274,7 +12274,7 @@
       <w:pPr>
         <w:pStyle w:val="21"/>
       </w:pPr>
-      <w:bookmarkStart w:id="61" w:name="_Toc242103730"/>
+      <w:bookmarkStart w:id="61" w:name="_Toc242105633"/>
       <w:r>
         <w:t>12.2 ИНТ-02 Приём заявок от партнёров</w:t>
       </w:r>
@@ -12314,7 +12314,7 @@
       <w:pPr>
         <w:pStyle w:val="21"/>
       </w:pPr>
-      <w:bookmarkStart w:id="62" w:name="_Toc242103731"/>
+      <w:bookmarkStart w:id="62" w:name="_Toc242105634"/>
       <w:r>
         <w:t>12.3 ИНТ-03 Управление API-ключами</w:t>
       </w:r>
@@ -12346,7 +12346,7 @@
         <w:pStyle w:val="1"/>
         <w:pageBreakBefore/>
       </w:pPr>
-      <w:bookmarkStart w:id="63" w:name="_Toc242103732"/>
+      <w:bookmarkStart w:id="63" w:name="_Toc242105635"/>
       <w:r>
         <w:lastRenderedPageBreak/>
         <w:t>13 Подсистема «Регламентные задания»</w:t>
@@ -12357,7 +12357,7 @@
       <w:pPr>
         <w:pStyle w:val="21"/>
       </w:pPr>
-      <w:bookmarkStart w:id="64" w:name="_Toc242103733"/>
+      <w:bookmarkStart w:id="64" w:name="_Toc242105636"/>
       <w:r>
         <w:t>13.1 РЕГ-01 Пересчёт просрочки платежей</w:t>
       </w:r>
@@ -12382,7 +12382,7 @@
       <w:pPr>
         <w:pStyle w:val="21"/>
       </w:pPr>
-      <w:bookmarkStart w:id="65" w:name="_Toc242103734"/>
+      <w:bookmarkStart w:id="65" w:name="_Toc242105637"/>
       <w:r>
         <w:t>13.2 РЕГ-02 Снятие истёкших броней</w:t>
       </w:r>
@@ -12407,7 +12407,7 @@
       <w:pPr>
         <w:pStyle w:val="21"/>
       </w:pPr>
-      <w:bookmarkStart w:id="66" w:name="_Toc242103735"/>
+      <w:bookmarkStart w:id="66" w:name="_Toc242105638"/>
       <w:r>
         <w:t>13.3 РЕГ-03 Закрытие забытых встреч</w:t>
       </w:r>
@@ -12432,7 +12432,7 @@
       <w:pPr>
         <w:pStyle w:val="21"/>
       </w:pPr>
-      <w:bookmarkStart w:id="67" w:name="_Toc242103736"/>
+      <w:bookmarkStart w:id="67" w:name="_Toc242105639"/>
       <w:r>
         <w:t>13.4 РЕГ-04 Загрузка курсов валют</w:t>
       </w:r>
@@ -12468,7 +12468,7 @@
         <w:pStyle w:val="1"/>
         <w:pageBreakBefore/>
       </w:pPr>
-      <w:bookmarkStart w:id="68" w:name="_Toc242103737"/>
+      <w:bookmarkStart w:id="68" w:name="_Toc242105640"/>
       <w:r>
         <w:lastRenderedPageBreak/>
         <w:t>14 Типовые решения</w:t>
@@ -12487,7 +12487,7 @@
         <w:ind w:firstLine="0"/>
         <w:jc w:val="center"/>
       </w:pPr>
-      <w:bookmarkStart w:id="69" w:name="_Toc242103738"/>
+      <w:bookmarkStart w:id="69" w:name="_Toc242105641"/>
       <w:r>
         <w:lastRenderedPageBreak/>
         <w:t>ЛИСТ РЕГИСТРАЦИИ ИЗМЕНЕНИЙ</w:t>
@@ -14549,31 +14549,31 @@
       </w:rPr>
     </w:lvl>
   </w:abstractNum>
-  <w:num w:numId="1" w16cid:durableId="857112493">
+  <w:num w:numId="1" w16cid:durableId="386033512">
     <w:abstractNumId w:val="8"/>
   </w:num>
-  <w:num w:numId="2" w16cid:durableId="1205481998">
+  <w:num w:numId="2" w16cid:durableId="1036394449">
     <w:abstractNumId w:val="6"/>
   </w:num>
-  <w:num w:numId="3" w16cid:durableId="732776282">
+  <w:num w:numId="3" w16cid:durableId="324364522">
     <w:abstractNumId w:val="5"/>
   </w:num>
-  <w:num w:numId="4" w16cid:durableId="1286035680">
+  <w:num w:numId="4" w16cid:durableId="1656563374">
     <w:abstractNumId w:val="4"/>
   </w:num>
-  <w:num w:numId="5" w16cid:durableId="977495200">
+  <w:num w:numId="5" w16cid:durableId="2010518360">
     <w:abstractNumId w:val="7"/>
   </w:num>
-  <w:num w:numId="6" w16cid:durableId="246113173">
+  <w:num w:numId="6" w16cid:durableId="156729166">
     <w:abstractNumId w:val="3"/>
   </w:num>
-  <w:num w:numId="7" w16cid:durableId="916205586">
+  <w:num w:numId="7" w16cid:durableId="1709796280">
     <w:abstractNumId w:val="2"/>
   </w:num>
-  <w:num w:numId="8" w16cid:durableId="392780849">
+  <w:num w:numId="8" w16cid:durableId="1056709491">
     <w:abstractNumId w:val="1"/>
   </w:num>
-  <w:num w:numId="9" w16cid:durableId="291253992">
+  <w:num w:numId="9" w16cid:durableId="2081825189">
     <w:abstractNumId w:val="0"/>
   </w:num>
 </w:numbering>
@@ -26106,7 +26106,7 @@
     <w:autoRedefine/>
     <w:uiPriority w:val="39"/>
     <w:unhideWhenUsed/>
-    <w:rsid w:val="0035358B"/>
+    <w:rsid w:val="006C19E5"/>
     <w:pPr>
       <w:spacing w:after="100"/>
     </w:pPr>
@@ -26118,7 +26118,7 @@
     <w:autoRedefine/>
     <w:uiPriority w:val="39"/>
     <w:unhideWhenUsed/>
-    <w:rsid w:val="0035358B"/>
+    <w:rsid w:val="006C19E5"/>
     <w:pPr>
       <w:spacing w:after="100"/>
       <w:ind w:left="240"/>
@@ -26129,7 +26129,7 @@
     <w:basedOn w:val="a2"/>
     <w:uiPriority w:val="99"/>
     <w:unhideWhenUsed/>
-    <w:rsid w:val="0035358B"/>
+    <w:rsid w:val="006C19E5"/>
     <w:rPr>
       <w:color w:val="0000FF" w:themeColor="hyperlink"/>
       <w:u w:val="single"/>

--- a/docs/gost/out/03_П3_Описание_автоматизированных_функций.docx
+++ b/docs/gost/out/03_П3_Описание_автоматизированных_функций.docx
@@ -224,7 +224,7 @@
         <w:rPr>
           <w:noProof/>
         </w:rPr>
-        <w:t>34</w:t>
+        <w:t>35</w:t>
       </w:r>
       <w:r>
         <w:fldChar w:fldCharType="end"/>
@@ -306,7 +306,7 @@
       <w:r>
         <w:fldChar w:fldCharType="separate"/>
       </w:r>
-      <w:hyperlink w:anchor="_Toc242105572" w:history="1">
+      <w:hyperlink w:anchor="_Toc242136909" w:history="1">
         <w:r>
           <w:rPr>
             <w:rStyle w:val="aff8"/>
@@ -333,7 +333,7 @@
             <w:noProof/>
             <w:webHidden/>
           </w:rPr>
-          <w:instrText xml:space="preserve"> PAGEREF _Toc242105572 \h </w:instrText>
+          <w:instrText xml:space="preserve"> PAGEREF _Toc242136909 \h </w:instrText>
         </w:r>
         <w:r>
           <w:rPr>
@@ -379,7 +379,7 @@
           <w14:ligatures w14:val="standardContextual"/>
         </w:rPr>
       </w:pPr>
-      <w:hyperlink w:anchor="_Toc242105573" w:history="1">
+      <w:hyperlink w:anchor="_Toc242136910" w:history="1">
         <w:r>
           <w:rPr>
             <w:rStyle w:val="aff8"/>
@@ -406,7 +406,7 @@
             <w:noProof/>
             <w:webHidden/>
           </w:rPr>
-          <w:instrText xml:space="preserve"> PAGEREF _Toc242105573 \h </w:instrText>
+          <w:instrText xml:space="preserve"> PAGEREF _Toc242136910 \h </w:instrText>
         </w:r>
         <w:r>
           <w:rPr>
@@ -452,7 +452,7 @@
           <w14:ligatures w14:val="standardContextual"/>
         </w:rPr>
       </w:pPr>
-      <w:hyperlink w:anchor="_Toc242105574" w:history="1">
+      <w:hyperlink w:anchor="_Toc242136911" w:history="1">
         <w:r>
           <w:rPr>
             <w:rStyle w:val="aff8"/>
@@ -479,7 +479,7 @@
             <w:noProof/>
             <w:webHidden/>
           </w:rPr>
-          <w:instrText xml:space="preserve"> PAGEREF _Toc242105574 \h </w:instrText>
+          <w:instrText xml:space="preserve"> PAGEREF _Toc242136911 \h </w:instrText>
         </w:r>
         <w:r>
           <w:rPr>
@@ -525,7 +525,7 @@
           <w14:ligatures w14:val="standardContextual"/>
         </w:rPr>
       </w:pPr>
-      <w:hyperlink w:anchor="_Toc242105575" w:history="1">
+      <w:hyperlink w:anchor="_Toc242136912" w:history="1">
         <w:r>
           <w:rPr>
             <w:rStyle w:val="aff8"/>
@@ -552,7 +552,7 @@
             <w:noProof/>
             <w:webHidden/>
           </w:rPr>
-          <w:instrText xml:space="preserve"> PAGEREF _Toc242105575 \h </w:instrText>
+          <w:instrText xml:space="preserve"> PAGEREF _Toc242136912 \h </w:instrText>
         </w:r>
         <w:r>
           <w:rPr>
@@ -598,7 +598,7 @@
           <w14:ligatures w14:val="standardContextual"/>
         </w:rPr>
       </w:pPr>
-      <w:hyperlink w:anchor="_Toc242105576" w:history="1">
+      <w:hyperlink w:anchor="_Toc242136913" w:history="1">
         <w:r>
           <w:rPr>
             <w:rStyle w:val="aff8"/>
@@ -625,7 +625,7 @@
             <w:noProof/>
             <w:webHidden/>
           </w:rPr>
-          <w:instrText xml:space="preserve"> PAGEREF _Toc242105576 \h </w:instrText>
+          <w:instrText xml:space="preserve"> PAGEREF _Toc242136913 \h </w:instrText>
         </w:r>
         <w:r>
           <w:rPr>
@@ -671,7 +671,7 @@
           <w14:ligatures w14:val="standardContextual"/>
         </w:rPr>
       </w:pPr>
-      <w:hyperlink w:anchor="_Toc242105577" w:history="1">
+      <w:hyperlink w:anchor="_Toc242136914" w:history="1">
         <w:r>
           <w:rPr>
             <w:rStyle w:val="aff8"/>
@@ -698,7 +698,7 @@
             <w:noProof/>
             <w:webHidden/>
           </w:rPr>
-          <w:instrText xml:space="preserve"> PAGEREF _Toc242105577 \h </w:instrText>
+          <w:instrText xml:space="preserve"> PAGEREF _Toc242136914 \h </w:instrText>
         </w:r>
         <w:r>
           <w:rPr>
@@ -744,7 +744,7 @@
           <w14:ligatures w14:val="standardContextual"/>
         </w:rPr>
       </w:pPr>
-      <w:hyperlink w:anchor="_Toc242105578" w:history="1">
+      <w:hyperlink w:anchor="_Toc242136915" w:history="1">
         <w:r>
           <w:rPr>
             <w:rStyle w:val="aff8"/>
@@ -771,7 +771,7 @@
             <w:noProof/>
             <w:webHidden/>
           </w:rPr>
-          <w:instrText xml:space="preserve"> PAGEREF _Toc242105578 \h </w:instrText>
+          <w:instrText xml:space="preserve"> PAGEREF _Toc242136915 \h </w:instrText>
         </w:r>
         <w:r>
           <w:rPr>
@@ -817,7 +817,7 @@
           <w14:ligatures w14:val="standardContextual"/>
         </w:rPr>
       </w:pPr>
-      <w:hyperlink w:anchor="_Toc242105579" w:history="1">
+      <w:hyperlink w:anchor="_Toc242136916" w:history="1">
         <w:r>
           <w:rPr>
             <w:rStyle w:val="aff8"/>
@@ -844,7 +844,7 @@
             <w:noProof/>
             <w:webHidden/>
           </w:rPr>
-          <w:instrText xml:space="preserve"> PAGEREF _Toc242105579 \h </w:instrText>
+          <w:instrText xml:space="preserve"> PAGEREF _Toc242136916 \h </w:instrText>
         </w:r>
         <w:r>
           <w:rPr>
@@ -890,7 +890,7 @@
           <w14:ligatures w14:val="standardContextual"/>
         </w:rPr>
       </w:pPr>
-      <w:hyperlink w:anchor="_Toc242105580" w:history="1">
+      <w:hyperlink w:anchor="_Toc242136917" w:history="1">
         <w:r>
           <w:rPr>
             <w:rStyle w:val="aff8"/>
@@ -917,7 +917,7 @@
             <w:noProof/>
             <w:webHidden/>
           </w:rPr>
-          <w:instrText xml:space="preserve"> PAGEREF _Toc242105580 \h </w:instrText>
+          <w:instrText xml:space="preserve"> PAGEREF _Toc242136917 \h </w:instrText>
         </w:r>
         <w:r>
           <w:rPr>
@@ -963,7 +963,7 @@
           <w14:ligatures w14:val="standardContextual"/>
         </w:rPr>
       </w:pPr>
-      <w:hyperlink w:anchor="_Toc242105581" w:history="1">
+      <w:hyperlink w:anchor="_Toc242136918" w:history="1">
         <w:r>
           <w:rPr>
             <w:rStyle w:val="aff8"/>
@@ -990,7 +990,7 @@
             <w:noProof/>
             <w:webHidden/>
           </w:rPr>
-          <w:instrText xml:space="preserve"> PAGEREF _Toc242105581 \h </w:instrText>
+          <w:instrText xml:space="preserve"> PAGEREF _Toc242136918 \h </w:instrText>
         </w:r>
         <w:r>
           <w:rPr>
@@ -1036,7 +1036,7 @@
           <w14:ligatures w14:val="standardContextual"/>
         </w:rPr>
       </w:pPr>
-      <w:hyperlink w:anchor="_Toc242105582" w:history="1">
+      <w:hyperlink w:anchor="_Toc242136919" w:history="1">
         <w:r>
           <w:rPr>
             <w:rStyle w:val="aff8"/>
@@ -1063,7 +1063,7 @@
             <w:noProof/>
             <w:webHidden/>
           </w:rPr>
-          <w:instrText xml:space="preserve"> PAGEREF _Toc242105582 \h </w:instrText>
+          <w:instrText xml:space="preserve"> PAGEREF _Toc242136919 \h </w:instrText>
         </w:r>
         <w:r>
           <w:rPr>
@@ -1109,7 +1109,7 @@
           <w14:ligatures w14:val="standardContextual"/>
         </w:rPr>
       </w:pPr>
-      <w:hyperlink w:anchor="_Toc242105583" w:history="1">
+      <w:hyperlink w:anchor="_Toc242136920" w:history="1">
         <w:r>
           <w:rPr>
             <w:rStyle w:val="aff8"/>
@@ -1136,7 +1136,7 @@
             <w:noProof/>
             <w:webHidden/>
           </w:rPr>
-          <w:instrText xml:space="preserve"> PAGEREF _Toc242105583 \h </w:instrText>
+          <w:instrText xml:space="preserve"> PAGEREF _Toc242136920 \h </w:instrText>
         </w:r>
         <w:r>
           <w:rPr>
@@ -1182,7 +1182,7 @@
           <w14:ligatures w14:val="standardContextual"/>
         </w:rPr>
       </w:pPr>
-      <w:hyperlink w:anchor="_Toc242105584" w:history="1">
+      <w:hyperlink w:anchor="_Toc242136921" w:history="1">
         <w:r>
           <w:rPr>
             <w:rStyle w:val="aff8"/>
@@ -1209,7 +1209,7 @@
             <w:noProof/>
             <w:webHidden/>
           </w:rPr>
-          <w:instrText xml:space="preserve"> PAGEREF _Toc242105584 \h </w:instrText>
+          <w:instrText xml:space="preserve"> PAGEREF _Toc242136921 \h </w:instrText>
         </w:r>
         <w:r>
           <w:rPr>
@@ -1255,7 +1255,7 @@
           <w14:ligatures w14:val="standardContextual"/>
         </w:rPr>
       </w:pPr>
-      <w:hyperlink w:anchor="_Toc242105585" w:history="1">
+      <w:hyperlink w:anchor="_Toc242136922" w:history="1">
         <w:r>
           <w:rPr>
             <w:rStyle w:val="aff8"/>
@@ -1282,7 +1282,7 @@
             <w:noProof/>
             <w:webHidden/>
           </w:rPr>
-          <w:instrText xml:space="preserve"> PAGEREF _Toc242105585 \h </w:instrText>
+          <w:instrText xml:space="preserve"> PAGEREF _Toc242136922 \h </w:instrText>
         </w:r>
         <w:r>
           <w:rPr>
@@ -1328,7 +1328,7 @@
           <w14:ligatures w14:val="standardContextual"/>
         </w:rPr>
       </w:pPr>
-      <w:hyperlink w:anchor="_Toc242105586" w:history="1">
+      <w:hyperlink w:anchor="_Toc242136923" w:history="1">
         <w:r>
           <w:rPr>
             <w:rStyle w:val="aff8"/>
@@ -1355,7 +1355,7 @@
             <w:noProof/>
             <w:webHidden/>
           </w:rPr>
-          <w:instrText xml:space="preserve"> PAGEREF _Toc242105586 \h </w:instrText>
+          <w:instrText xml:space="preserve"> PAGEREF _Toc242136923 \h </w:instrText>
         </w:r>
         <w:r>
           <w:rPr>
@@ -1401,7 +1401,7 @@
           <w14:ligatures w14:val="standardContextual"/>
         </w:rPr>
       </w:pPr>
-      <w:hyperlink w:anchor="_Toc242105587" w:history="1">
+      <w:hyperlink w:anchor="_Toc242136924" w:history="1">
         <w:r>
           <w:rPr>
             <w:rStyle w:val="aff8"/>
@@ -1428,7 +1428,7 @@
             <w:noProof/>
             <w:webHidden/>
           </w:rPr>
-          <w:instrText xml:space="preserve"> PAGEREF _Toc242105587 \h </w:instrText>
+          <w:instrText xml:space="preserve"> PAGEREF _Toc242136924 \h </w:instrText>
         </w:r>
         <w:r>
           <w:rPr>
@@ -1474,7 +1474,7 @@
           <w14:ligatures w14:val="standardContextual"/>
         </w:rPr>
       </w:pPr>
-      <w:hyperlink w:anchor="_Toc242105588" w:history="1">
+      <w:hyperlink w:anchor="_Toc242136925" w:history="1">
         <w:r>
           <w:rPr>
             <w:rStyle w:val="aff8"/>
@@ -1501,7 +1501,7 @@
             <w:noProof/>
             <w:webHidden/>
           </w:rPr>
-          <w:instrText xml:space="preserve"> PAGEREF _Toc242105588 \h </w:instrText>
+          <w:instrText xml:space="preserve"> PAGEREF _Toc242136925 \h </w:instrText>
         </w:r>
         <w:r>
           <w:rPr>
@@ -1547,7 +1547,7 @@
           <w14:ligatures w14:val="standardContextual"/>
         </w:rPr>
       </w:pPr>
-      <w:hyperlink w:anchor="_Toc242105589" w:history="1">
+      <w:hyperlink w:anchor="_Toc242136926" w:history="1">
         <w:r>
           <w:rPr>
             <w:rStyle w:val="aff8"/>
@@ -1574,7 +1574,7 @@
             <w:noProof/>
             <w:webHidden/>
           </w:rPr>
-          <w:instrText xml:space="preserve"> PAGEREF _Toc242105589 \h </w:instrText>
+          <w:instrText xml:space="preserve"> PAGEREF _Toc242136926 \h </w:instrText>
         </w:r>
         <w:r>
           <w:rPr>
@@ -1620,7 +1620,7 @@
           <w14:ligatures w14:val="standardContextual"/>
         </w:rPr>
       </w:pPr>
-      <w:hyperlink w:anchor="_Toc242105590" w:history="1">
+      <w:hyperlink w:anchor="_Toc242136927" w:history="1">
         <w:r>
           <w:rPr>
             <w:rStyle w:val="aff8"/>
@@ -1647,7 +1647,7 @@
             <w:noProof/>
             <w:webHidden/>
           </w:rPr>
-          <w:instrText xml:space="preserve"> PAGEREF _Toc242105590 \h </w:instrText>
+          <w:instrText xml:space="preserve"> PAGEREF _Toc242136927 \h </w:instrText>
         </w:r>
         <w:r>
           <w:rPr>
@@ -1693,7 +1693,7 @@
           <w14:ligatures w14:val="standardContextual"/>
         </w:rPr>
       </w:pPr>
-      <w:hyperlink w:anchor="_Toc242105591" w:history="1">
+      <w:hyperlink w:anchor="_Toc242136928" w:history="1">
         <w:r>
           <w:rPr>
             <w:rStyle w:val="aff8"/>
@@ -1720,7 +1720,7 @@
             <w:noProof/>
             <w:webHidden/>
           </w:rPr>
-          <w:instrText xml:space="preserve"> PAGEREF _Toc242105591 \h </w:instrText>
+          <w:instrText xml:space="preserve"> PAGEREF _Toc242136928 \h </w:instrText>
         </w:r>
         <w:r>
           <w:rPr>
@@ -1766,7 +1766,7 @@
           <w14:ligatures w14:val="standardContextual"/>
         </w:rPr>
       </w:pPr>
-      <w:hyperlink w:anchor="_Toc242105592" w:history="1">
+      <w:hyperlink w:anchor="_Toc242136929" w:history="1">
         <w:r>
           <w:rPr>
             <w:rStyle w:val="aff8"/>
@@ -1793,7 +1793,7 @@
             <w:noProof/>
             <w:webHidden/>
           </w:rPr>
-          <w:instrText xml:space="preserve"> PAGEREF _Toc242105592 \h </w:instrText>
+          <w:instrText xml:space="preserve"> PAGEREF _Toc242136929 \h </w:instrText>
         </w:r>
         <w:r>
           <w:rPr>
@@ -1839,7 +1839,7 @@
           <w14:ligatures w14:val="standardContextual"/>
         </w:rPr>
       </w:pPr>
-      <w:hyperlink w:anchor="_Toc242105593" w:history="1">
+      <w:hyperlink w:anchor="_Toc242136930" w:history="1">
         <w:r>
           <w:rPr>
             <w:rStyle w:val="aff8"/>
@@ -1866,7 +1866,7 @@
             <w:noProof/>
             <w:webHidden/>
           </w:rPr>
-          <w:instrText xml:space="preserve"> PAGEREF _Toc242105593 \h </w:instrText>
+          <w:instrText xml:space="preserve"> PAGEREF _Toc242136930 \h </w:instrText>
         </w:r>
         <w:r>
           <w:rPr>
@@ -1912,7 +1912,7 @@
           <w14:ligatures w14:val="standardContextual"/>
         </w:rPr>
       </w:pPr>
-      <w:hyperlink w:anchor="_Toc242105594" w:history="1">
+      <w:hyperlink w:anchor="_Toc242136931" w:history="1">
         <w:r>
           <w:rPr>
             <w:rStyle w:val="aff8"/>
@@ -1939,7 +1939,7 @@
             <w:noProof/>
             <w:webHidden/>
           </w:rPr>
-          <w:instrText xml:space="preserve"> PAGEREF _Toc242105594 \h </w:instrText>
+          <w:instrText xml:space="preserve"> PAGEREF _Toc242136931 \h </w:instrText>
         </w:r>
         <w:r>
           <w:rPr>
@@ -1985,7 +1985,7 @@
           <w14:ligatures w14:val="standardContextual"/>
         </w:rPr>
       </w:pPr>
-      <w:hyperlink w:anchor="_Toc242105595" w:history="1">
+      <w:hyperlink w:anchor="_Toc242136932" w:history="1">
         <w:r>
           <w:rPr>
             <w:rStyle w:val="aff8"/>
@@ -2012,7 +2012,7 @@
             <w:noProof/>
             <w:webHidden/>
           </w:rPr>
-          <w:instrText xml:space="preserve"> PAGEREF _Toc242105595 \h </w:instrText>
+          <w:instrText xml:space="preserve"> PAGEREF _Toc242136932 \h </w:instrText>
         </w:r>
         <w:r>
           <w:rPr>
@@ -2058,7 +2058,7 @@
           <w14:ligatures w14:val="standardContextual"/>
         </w:rPr>
       </w:pPr>
-      <w:hyperlink w:anchor="_Toc242105596" w:history="1">
+      <w:hyperlink w:anchor="_Toc242136933" w:history="1">
         <w:r>
           <w:rPr>
             <w:rStyle w:val="aff8"/>
@@ -2085,7 +2085,7 @@
             <w:noProof/>
             <w:webHidden/>
           </w:rPr>
-          <w:instrText xml:space="preserve"> PAGEREF _Toc242105596 \h </w:instrText>
+          <w:instrText xml:space="preserve"> PAGEREF _Toc242136933 \h </w:instrText>
         </w:r>
         <w:r>
           <w:rPr>
@@ -2131,7 +2131,7 @@
           <w14:ligatures w14:val="standardContextual"/>
         </w:rPr>
       </w:pPr>
-      <w:hyperlink w:anchor="_Toc242105597" w:history="1">
+      <w:hyperlink w:anchor="_Toc242136934" w:history="1">
         <w:r>
           <w:rPr>
             <w:rStyle w:val="aff8"/>
@@ -2158,7 +2158,7 @@
             <w:noProof/>
             <w:webHidden/>
           </w:rPr>
-          <w:instrText xml:space="preserve"> PAGEREF _Toc242105597 \h </w:instrText>
+          <w:instrText xml:space="preserve"> PAGEREF _Toc242136934 \h </w:instrText>
         </w:r>
         <w:r>
           <w:rPr>
@@ -2204,7 +2204,7 @@
           <w14:ligatures w14:val="standardContextual"/>
         </w:rPr>
       </w:pPr>
-      <w:hyperlink w:anchor="_Toc242105598" w:history="1">
+      <w:hyperlink w:anchor="_Toc242136935" w:history="1">
         <w:r>
           <w:rPr>
             <w:rStyle w:val="aff8"/>
@@ -2231,7 +2231,7 @@
             <w:noProof/>
             <w:webHidden/>
           </w:rPr>
-          <w:instrText xml:space="preserve"> PAGEREF _Toc242105598 \h </w:instrText>
+          <w:instrText xml:space="preserve"> PAGEREF _Toc242136935 \h </w:instrText>
         </w:r>
         <w:r>
           <w:rPr>
@@ -2277,7 +2277,7 @@
           <w14:ligatures w14:val="standardContextual"/>
         </w:rPr>
       </w:pPr>
-      <w:hyperlink w:anchor="_Toc242105599" w:history="1">
+      <w:hyperlink w:anchor="_Toc242136936" w:history="1">
         <w:r>
           <w:rPr>
             <w:rStyle w:val="aff8"/>
@@ -2304,7 +2304,7 @@
             <w:noProof/>
             <w:webHidden/>
           </w:rPr>
-          <w:instrText xml:space="preserve"> PAGEREF _Toc242105599 \h </w:instrText>
+          <w:instrText xml:space="preserve"> PAGEREF _Toc242136936 \h </w:instrText>
         </w:r>
         <w:r>
           <w:rPr>
@@ -2350,7 +2350,7 @@
           <w14:ligatures w14:val="standardContextual"/>
         </w:rPr>
       </w:pPr>
-      <w:hyperlink w:anchor="_Toc242105600" w:history="1">
+      <w:hyperlink w:anchor="_Toc242136937" w:history="1">
         <w:r>
           <w:rPr>
             <w:rStyle w:val="aff8"/>
@@ -2377,7 +2377,7 @@
             <w:noProof/>
             <w:webHidden/>
           </w:rPr>
-          <w:instrText xml:space="preserve"> PAGEREF _Toc242105600 \h </w:instrText>
+          <w:instrText xml:space="preserve"> PAGEREF _Toc242136937 \h </w:instrText>
         </w:r>
         <w:r>
           <w:rPr>
@@ -2423,7 +2423,7 @@
           <w14:ligatures w14:val="standardContextual"/>
         </w:rPr>
       </w:pPr>
-      <w:hyperlink w:anchor="_Toc242105601" w:history="1">
+      <w:hyperlink w:anchor="_Toc242136938" w:history="1">
         <w:r>
           <w:rPr>
             <w:rStyle w:val="aff8"/>
@@ -2450,7 +2450,7 @@
             <w:noProof/>
             <w:webHidden/>
           </w:rPr>
-          <w:instrText xml:space="preserve"> PAGEREF _Toc242105601 \h </w:instrText>
+          <w:instrText xml:space="preserve"> PAGEREF _Toc242136938 \h </w:instrText>
         </w:r>
         <w:r>
           <w:rPr>
@@ -2496,7 +2496,7 @@
           <w14:ligatures w14:val="standardContextual"/>
         </w:rPr>
       </w:pPr>
-      <w:hyperlink w:anchor="_Toc242105602" w:history="1">
+      <w:hyperlink w:anchor="_Toc242136939" w:history="1">
         <w:r>
           <w:rPr>
             <w:rStyle w:val="aff8"/>
@@ -2523,7 +2523,7 @@
             <w:noProof/>
             <w:webHidden/>
           </w:rPr>
-          <w:instrText xml:space="preserve"> PAGEREF _Toc242105602 \h </w:instrText>
+          <w:instrText xml:space="preserve"> PAGEREF _Toc242136939 \h </w:instrText>
         </w:r>
         <w:r>
           <w:rPr>
@@ -2569,7 +2569,7 @@
           <w14:ligatures w14:val="standardContextual"/>
         </w:rPr>
       </w:pPr>
-      <w:hyperlink w:anchor="_Toc242105603" w:history="1">
+      <w:hyperlink w:anchor="_Toc242136940" w:history="1">
         <w:r>
           <w:rPr>
             <w:rStyle w:val="aff8"/>
@@ -2596,7 +2596,7 @@
             <w:noProof/>
             <w:webHidden/>
           </w:rPr>
-          <w:instrText xml:space="preserve"> PAGEREF _Toc242105603 \h </w:instrText>
+          <w:instrText xml:space="preserve"> PAGEREF _Toc242136940 \h </w:instrText>
         </w:r>
         <w:r>
           <w:rPr>
@@ -2642,7 +2642,7 @@
           <w14:ligatures w14:val="standardContextual"/>
         </w:rPr>
       </w:pPr>
-      <w:hyperlink w:anchor="_Toc242105604" w:history="1">
+      <w:hyperlink w:anchor="_Toc242136941" w:history="1">
         <w:r>
           <w:rPr>
             <w:rStyle w:val="aff8"/>
@@ -2669,7 +2669,7 @@
             <w:noProof/>
             <w:webHidden/>
           </w:rPr>
-          <w:instrText xml:space="preserve"> PAGEREF _Toc242105604 \h </w:instrText>
+          <w:instrText xml:space="preserve"> PAGEREF _Toc242136941 \h </w:instrText>
         </w:r>
         <w:r>
           <w:rPr>
@@ -2715,7 +2715,7 @@
           <w14:ligatures w14:val="standardContextual"/>
         </w:rPr>
       </w:pPr>
-      <w:hyperlink w:anchor="_Toc242105605" w:history="1">
+      <w:hyperlink w:anchor="_Toc242136942" w:history="1">
         <w:r>
           <w:rPr>
             <w:rStyle w:val="aff8"/>
@@ -2742,7 +2742,7 @@
             <w:noProof/>
             <w:webHidden/>
           </w:rPr>
-          <w:instrText xml:space="preserve"> PAGEREF _Toc242105605 \h </w:instrText>
+          <w:instrText xml:space="preserve"> PAGEREF _Toc242136942 \h </w:instrText>
         </w:r>
         <w:r>
           <w:rPr>
@@ -2788,7 +2788,7 @@
           <w14:ligatures w14:val="standardContextual"/>
         </w:rPr>
       </w:pPr>
-      <w:hyperlink w:anchor="_Toc242105606" w:history="1">
+      <w:hyperlink w:anchor="_Toc242136943" w:history="1">
         <w:r>
           <w:rPr>
             <w:rStyle w:val="aff8"/>
@@ -2815,7 +2815,7 @@
             <w:noProof/>
             <w:webHidden/>
           </w:rPr>
-          <w:instrText xml:space="preserve"> PAGEREF _Toc242105606 \h </w:instrText>
+          <w:instrText xml:space="preserve"> PAGEREF _Toc242136943 \h </w:instrText>
         </w:r>
         <w:r>
           <w:rPr>
@@ -2861,7 +2861,7 @@
           <w14:ligatures w14:val="standardContextual"/>
         </w:rPr>
       </w:pPr>
-      <w:hyperlink w:anchor="_Toc242105607" w:history="1">
+      <w:hyperlink w:anchor="_Toc242136944" w:history="1">
         <w:r>
           <w:rPr>
             <w:rStyle w:val="aff8"/>
@@ -2888,7 +2888,7 @@
             <w:noProof/>
             <w:webHidden/>
           </w:rPr>
-          <w:instrText xml:space="preserve"> PAGEREF _Toc242105607 \h </w:instrText>
+          <w:instrText xml:space="preserve"> PAGEREF _Toc242136944 \h </w:instrText>
         </w:r>
         <w:r>
           <w:rPr>
@@ -2934,7 +2934,7 @@
           <w14:ligatures w14:val="standardContextual"/>
         </w:rPr>
       </w:pPr>
-      <w:hyperlink w:anchor="_Toc242105608" w:history="1">
+      <w:hyperlink w:anchor="_Toc242136945" w:history="1">
         <w:r>
           <w:rPr>
             <w:rStyle w:val="aff8"/>
@@ -2961,7 +2961,7 @@
             <w:noProof/>
             <w:webHidden/>
           </w:rPr>
-          <w:instrText xml:space="preserve"> PAGEREF _Toc242105608 \h </w:instrText>
+          <w:instrText xml:space="preserve"> PAGEREF _Toc242136945 \h </w:instrText>
         </w:r>
         <w:r>
           <w:rPr>
@@ -3007,7 +3007,7 @@
           <w14:ligatures w14:val="standardContextual"/>
         </w:rPr>
       </w:pPr>
-      <w:hyperlink w:anchor="_Toc242105609" w:history="1">
+      <w:hyperlink w:anchor="_Toc242136946" w:history="1">
         <w:r>
           <w:rPr>
             <w:rStyle w:val="aff8"/>
@@ -3034,7 +3034,7 @@
             <w:noProof/>
             <w:webHidden/>
           </w:rPr>
-          <w:instrText xml:space="preserve"> PAGEREF _Toc242105609 \h </w:instrText>
+          <w:instrText xml:space="preserve"> PAGEREF _Toc242136946 \h </w:instrText>
         </w:r>
         <w:r>
           <w:rPr>
@@ -3080,7 +3080,7 @@
           <w14:ligatures w14:val="standardContextual"/>
         </w:rPr>
       </w:pPr>
-      <w:hyperlink w:anchor="_Toc242105610" w:history="1">
+      <w:hyperlink w:anchor="_Toc242136947" w:history="1">
         <w:r>
           <w:rPr>
             <w:rStyle w:val="aff8"/>
@@ -3107,7 +3107,7 @@
             <w:noProof/>
             <w:webHidden/>
           </w:rPr>
-          <w:instrText xml:space="preserve"> PAGEREF _Toc242105610 \h </w:instrText>
+          <w:instrText xml:space="preserve"> PAGEREF _Toc242136947 \h </w:instrText>
         </w:r>
         <w:r>
           <w:rPr>
@@ -3153,7 +3153,7 @@
           <w14:ligatures w14:val="standardContextual"/>
         </w:rPr>
       </w:pPr>
-      <w:hyperlink w:anchor="_Toc242105611" w:history="1">
+      <w:hyperlink w:anchor="_Toc242136948" w:history="1">
         <w:r>
           <w:rPr>
             <w:rStyle w:val="aff8"/>
@@ -3180,7 +3180,7 @@
             <w:noProof/>
             <w:webHidden/>
           </w:rPr>
-          <w:instrText xml:space="preserve"> PAGEREF _Toc242105611 \h </w:instrText>
+          <w:instrText xml:space="preserve"> PAGEREF _Toc242136948 \h </w:instrText>
         </w:r>
         <w:r>
           <w:rPr>
@@ -3226,7 +3226,7 @@
           <w14:ligatures w14:val="standardContextual"/>
         </w:rPr>
       </w:pPr>
-      <w:hyperlink w:anchor="_Toc242105612" w:history="1">
+      <w:hyperlink w:anchor="_Toc242136949" w:history="1">
         <w:r>
           <w:rPr>
             <w:rStyle w:val="aff8"/>
@@ -3253,7 +3253,7 @@
             <w:noProof/>
             <w:webHidden/>
           </w:rPr>
-          <w:instrText xml:space="preserve"> PAGEREF _Toc242105612 \h </w:instrText>
+          <w:instrText xml:space="preserve"> PAGEREF _Toc242136949 \h </w:instrText>
         </w:r>
         <w:r>
           <w:rPr>
@@ -3299,7 +3299,7 @@
           <w14:ligatures w14:val="standardContextual"/>
         </w:rPr>
       </w:pPr>
-      <w:hyperlink w:anchor="_Toc242105613" w:history="1">
+      <w:hyperlink w:anchor="_Toc242136950" w:history="1">
         <w:r>
           <w:rPr>
             <w:rStyle w:val="aff8"/>
@@ -3326,7 +3326,7 @@
             <w:noProof/>
             <w:webHidden/>
           </w:rPr>
-          <w:instrText xml:space="preserve"> PAGEREF _Toc242105613 \h </w:instrText>
+          <w:instrText xml:space="preserve"> PAGEREF _Toc242136950 \h </w:instrText>
         </w:r>
         <w:r>
           <w:rPr>
@@ -3372,7 +3372,7 @@
           <w14:ligatures w14:val="standardContextual"/>
         </w:rPr>
       </w:pPr>
-      <w:hyperlink w:anchor="_Toc242105614" w:history="1">
+      <w:hyperlink w:anchor="_Toc242136951" w:history="1">
         <w:r>
           <w:rPr>
             <w:rStyle w:val="aff8"/>
@@ -3399,7 +3399,7 @@
             <w:noProof/>
             <w:webHidden/>
           </w:rPr>
-          <w:instrText xml:space="preserve"> PAGEREF _Toc242105614 \h </w:instrText>
+          <w:instrText xml:space="preserve"> PAGEREF _Toc242136951 \h </w:instrText>
         </w:r>
         <w:r>
           <w:rPr>
@@ -3445,7 +3445,7 @@
           <w14:ligatures w14:val="standardContextual"/>
         </w:rPr>
       </w:pPr>
-      <w:hyperlink w:anchor="_Toc242105615" w:history="1">
+      <w:hyperlink w:anchor="_Toc242136952" w:history="1">
         <w:r>
           <w:rPr>
             <w:rStyle w:val="aff8"/>
@@ -3472,7 +3472,7 @@
             <w:noProof/>
             <w:webHidden/>
           </w:rPr>
-          <w:instrText xml:space="preserve"> PAGEREF _Toc242105615 \h </w:instrText>
+          <w:instrText xml:space="preserve"> PAGEREF _Toc242136952 \h </w:instrText>
         </w:r>
         <w:r>
           <w:rPr>
@@ -3518,7 +3518,7 @@
           <w14:ligatures w14:val="standardContextual"/>
         </w:rPr>
       </w:pPr>
-      <w:hyperlink w:anchor="_Toc242105616" w:history="1">
+      <w:hyperlink w:anchor="_Toc242136953" w:history="1">
         <w:r>
           <w:rPr>
             <w:rStyle w:val="aff8"/>
@@ -3545,7 +3545,7 @@
             <w:noProof/>
             <w:webHidden/>
           </w:rPr>
-          <w:instrText xml:space="preserve"> PAGEREF _Toc242105616 \h </w:instrText>
+          <w:instrText xml:space="preserve"> PAGEREF _Toc242136953 \h </w:instrText>
         </w:r>
         <w:r>
           <w:rPr>
@@ -3591,7 +3591,7 @@
           <w14:ligatures w14:val="standardContextual"/>
         </w:rPr>
       </w:pPr>
-      <w:hyperlink w:anchor="_Toc242105617" w:history="1">
+      <w:hyperlink w:anchor="_Toc242136954" w:history="1">
         <w:r>
           <w:rPr>
             <w:rStyle w:val="aff8"/>
@@ -3618,7 +3618,7 @@
             <w:noProof/>
             <w:webHidden/>
           </w:rPr>
-          <w:instrText xml:space="preserve"> PAGEREF _Toc242105617 \h </w:instrText>
+          <w:instrText xml:space="preserve"> PAGEREF _Toc242136954 \h </w:instrText>
         </w:r>
         <w:r>
           <w:rPr>
@@ -3664,7 +3664,7 @@
           <w14:ligatures w14:val="standardContextual"/>
         </w:rPr>
       </w:pPr>
-      <w:hyperlink w:anchor="_Toc242105618" w:history="1">
+      <w:hyperlink w:anchor="_Toc242136955" w:history="1">
         <w:r>
           <w:rPr>
             <w:rStyle w:val="aff8"/>
@@ -3691,7 +3691,7 @@
             <w:noProof/>
             <w:webHidden/>
           </w:rPr>
-          <w:instrText xml:space="preserve"> PAGEREF _Toc242105618 \h </w:instrText>
+          <w:instrText xml:space="preserve"> PAGEREF _Toc242136955 \h </w:instrText>
         </w:r>
         <w:r>
           <w:rPr>
@@ -3712,6 +3712,79 @@
             <w:webHidden/>
           </w:rPr>
           <w:t>25</w:t>
+        </w:r>
+        <w:r>
+          <w:rPr>
+            <w:noProof/>
+            <w:webHidden/>
+          </w:rPr>
+          <w:fldChar w:fldCharType="end"/>
+        </w:r>
+      </w:hyperlink>
+    </w:p>
+    <w:p>
+      <w:pPr>
+        <w:pStyle w:val="2c"/>
+        <w:tabs>
+          <w:tab w:val="right" w:leader="dot" w:pos="9345"/>
+        </w:tabs>
+        <w:rPr>
+          <w:rFonts w:asciiTheme="minorHAnsi" w:eastAsiaTheme="minorEastAsia" w:hAnsiTheme="minorHAnsi" w:cstheme="minorBidi"/>
+          <w:noProof/>
+          <w:color w:val="auto"/>
+          <w:kern w:val="2"/>
+          <w:szCs w:val="24"/>
+          <w14:ligatures w14:val="standardContextual"/>
+        </w:rPr>
+      </w:pPr>
+      <w:hyperlink w:anchor="_Toc242136956" w:history="1">
+        <w:r>
+          <w:rPr>
+            <w:rStyle w:val="aff8"/>
+            <w:noProof/>
+          </w:rPr>
+          <w:t>8.8 ФИН-08 Условия рассрочки и варианты оплаты</w:t>
+        </w:r>
+        <w:r>
+          <w:rPr>
+            <w:noProof/>
+            <w:webHidden/>
+          </w:rPr>
+          <w:tab/>
+        </w:r>
+        <w:r>
+          <w:rPr>
+            <w:noProof/>
+            <w:webHidden/>
+          </w:rPr>
+          <w:fldChar w:fldCharType="begin"/>
+        </w:r>
+        <w:r>
+          <w:rPr>
+            <w:noProof/>
+            <w:webHidden/>
+          </w:rPr>
+          <w:instrText xml:space="preserve"> PAGEREF _Toc242136956 \h </w:instrText>
+        </w:r>
+        <w:r>
+          <w:rPr>
+            <w:noProof/>
+            <w:webHidden/>
+          </w:rPr>
+        </w:r>
+        <w:r>
+          <w:rPr>
+            <w:noProof/>
+            <w:webHidden/>
+          </w:rPr>
+          <w:fldChar w:fldCharType="separate"/>
+        </w:r>
+        <w:r>
+          <w:rPr>
+            <w:noProof/>
+            <w:webHidden/>
+          </w:rPr>
+          <w:t>26</w:t>
         </w:r>
         <w:r>
           <w:rPr>
@@ -3737,7 +3810,7 @@
           <w14:ligatures w14:val="standardContextual"/>
         </w:rPr>
       </w:pPr>
-      <w:hyperlink w:anchor="_Toc242105619" w:history="1">
+      <w:hyperlink w:anchor="_Toc242136957" w:history="1">
         <w:r>
           <w:rPr>
             <w:rStyle w:val="aff8"/>
@@ -3764,7 +3837,7 @@
             <w:noProof/>
             <w:webHidden/>
           </w:rPr>
-          <w:instrText xml:space="preserve"> PAGEREF _Toc242105619 \h </w:instrText>
+          <w:instrText xml:space="preserve"> PAGEREF _Toc242136957 \h </w:instrText>
         </w:r>
         <w:r>
           <w:rPr>
@@ -3784,7 +3857,7 @@
             <w:noProof/>
             <w:webHidden/>
           </w:rPr>
-          <w:t>26</w:t>
+          <w:t>27</w:t>
         </w:r>
         <w:r>
           <w:rPr>
@@ -3810,7 +3883,7 @@
           <w14:ligatures w14:val="standardContextual"/>
         </w:rPr>
       </w:pPr>
-      <w:hyperlink w:anchor="_Toc242105620" w:history="1">
+      <w:hyperlink w:anchor="_Toc242136958" w:history="1">
         <w:r>
           <w:rPr>
             <w:rStyle w:val="aff8"/>
@@ -3837,7 +3910,7 @@
             <w:noProof/>
             <w:webHidden/>
           </w:rPr>
-          <w:instrText xml:space="preserve"> PAGEREF _Toc242105620 \h </w:instrText>
+          <w:instrText xml:space="preserve"> PAGEREF _Toc242136958 \h </w:instrText>
         </w:r>
         <w:r>
           <w:rPr>
@@ -3857,7 +3930,7 @@
             <w:noProof/>
             <w:webHidden/>
           </w:rPr>
-          <w:t>26</w:t>
+          <w:t>27</w:t>
         </w:r>
         <w:r>
           <w:rPr>
@@ -3883,7 +3956,7 @@
           <w14:ligatures w14:val="standardContextual"/>
         </w:rPr>
       </w:pPr>
-      <w:hyperlink w:anchor="_Toc242105621" w:history="1">
+      <w:hyperlink w:anchor="_Toc242136959" w:history="1">
         <w:r>
           <w:rPr>
             <w:rStyle w:val="aff8"/>
@@ -3910,7 +3983,7 @@
             <w:noProof/>
             <w:webHidden/>
           </w:rPr>
-          <w:instrText xml:space="preserve"> PAGEREF _Toc242105621 \h </w:instrText>
+          <w:instrText xml:space="preserve"> PAGEREF _Toc242136959 \h </w:instrText>
         </w:r>
         <w:r>
           <w:rPr>
@@ -3930,7 +4003,7 @@
             <w:noProof/>
             <w:webHidden/>
           </w:rPr>
-          <w:t>26</w:t>
+          <w:t>27</w:t>
         </w:r>
         <w:r>
           <w:rPr>
@@ -3956,7 +4029,7 @@
           <w14:ligatures w14:val="standardContextual"/>
         </w:rPr>
       </w:pPr>
-      <w:hyperlink w:anchor="_Toc242105622" w:history="1">
+      <w:hyperlink w:anchor="_Toc242136960" w:history="1">
         <w:r>
           <w:rPr>
             <w:rStyle w:val="aff8"/>
@@ -3983,7 +4056,7 @@
             <w:noProof/>
             <w:webHidden/>
           </w:rPr>
-          <w:instrText xml:space="preserve"> PAGEREF _Toc242105622 \h </w:instrText>
+          <w:instrText xml:space="preserve"> PAGEREF _Toc242136960 \h </w:instrText>
         </w:r>
         <w:r>
           <w:rPr>
@@ -4003,7 +4076,7 @@
             <w:noProof/>
             <w:webHidden/>
           </w:rPr>
-          <w:t>27</w:t>
+          <w:t>28</w:t>
         </w:r>
         <w:r>
           <w:rPr>
@@ -4029,7 +4102,7 @@
           <w14:ligatures w14:val="standardContextual"/>
         </w:rPr>
       </w:pPr>
-      <w:hyperlink w:anchor="_Toc242105623" w:history="1">
+      <w:hyperlink w:anchor="_Toc242136961" w:history="1">
         <w:r>
           <w:rPr>
             <w:rStyle w:val="aff8"/>
@@ -4056,7 +4129,7 @@
             <w:noProof/>
             <w:webHidden/>
           </w:rPr>
-          <w:instrText xml:space="preserve"> PAGEREF _Toc242105623 \h </w:instrText>
+          <w:instrText xml:space="preserve"> PAGEREF _Toc242136961 \h </w:instrText>
         </w:r>
         <w:r>
           <w:rPr>
@@ -4076,7 +4149,7 @@
             <w:noProof/>
             <w:webHidden/>
           </w:rPr>
-          <w:t>27</w:t>
+          <w:t>28</w:t>
         </w:r>
         <w:r>
           <w:rPr>
@@ -4102,7 +4175,7 @@
           <w14:ligatures w14:val="standardContextual"/>
         </w:rPr>
       </w:pPr>
-      <w:hyperlink w:anchor="_Toc242105624" w:history="1">
+      <w:hyperlink w:anchor="_Toc242136962" w:history="1">
         <w:r>
           <w:rPr>
             <w:rStyle w:val="aff8"/>
@@ -4129,7 +4202,7 @@
             <w:noProof/>
             <w:webHidden/>
           </w:rPr>
-          <w:instrText xml:space="preserve"> PAGEREF _Toc242105624 \h </w:instrText>
+          <w:instrText xml:space="preserve"> PAGEREF _Toc242136962 \h </w:instrText>
         </w:r>
         <w:r>
           <w:rPr>
@@ -4149,7 +4222,7 @@
             <w:noProof/>
             <w:webHidden/>
           </w:rPr>
-          <w:t>27</w:t>
+          <w:t>28</w:t>
         </w:r>
         <w:r>
           <w:rPr>
@@ -4175,7 +4248,7 @@
           <w14:ligatures w14:val="standardContextual"/>
         </w:rPr>
       </w:pPr>
-      <w:hyperlink w:anchor="_Toc242105625" w:history="1">
+      <w:hyperlink w:anchor="_Toc242136963" w:history="1">
         <w:r>
           <w:rPr>
             <w:rStyle w:val="aff8"/>
@@ -4202,7 +4275,7 @@
             <w:noProof/>
             <w:webHidden/>
           </w:rPr>
-          <w:instrText xml:space="preserve"> PAGEREF _Toc242105625 \h </w:instrText>
+          <w:instrText xml:space="preserve"> PAGEREF _Toc242136963 \h </w:instrText>
         </w:r>
         <w:r>
           <w:rPr>
@@ -4222,7 +4295,7 @@
             <w:noProof/>
             <w:webHidden/>
           </w:rPr>
-          <w:t>27</w:t>
+          <w:t>28</w:t>
         </w:r>
         <w:r>
           <w:rPr>
@@ -4248,7 +4321,7 @@
           <w14:ligatures w14:val="standardContextual"/>
         </w:rPr>
       </w:pPr>
-      <w:hyperlink w:anchor="_Toc242105626" w:history="1">
+      <w:hyperlink w:anchor="_Toc242136964" w:history="1">
         <w:r>
           <w:rPr>
             <w:rStyle w:val="aff8"/>
@@ -4275,7 +4348,7 @@
             <w:noProof/>
             <w:webHidden/>
           </w:rPr>
-          <w:instrText xml:space="preserve"> PAGEREF _Toc242105626 \h </w:instrText>
+          <w:instrText xml:space="preserve"> PAGEREF _Toc242136964 \h </w:instrText>
         </w:r>
         <w:r>
           <w:rPr>
@@ -4295,7 +4368,7 @@
             <w:noProof/>
             <w:webHidden/>
           </w:rPr>
-          <w:t>28</w:t>
+          <w:t>29</w:t>
         </w:r>
         <w:r>
           <w:rPr>
@@ -4321,7 +4394,7 @@
           <w14:ligatures w14:val="standardContextual"/>
         </w:rPr>
       </w:pPr>
-      <w:hyperlink w:anchor="_Toc242105627" w:history="1">
+      <w:hyperlink w:anchor="_Toc242136965" w:history="1">
         <w:r>
           <w:rPr>
             <w:rStyle w:val="aff8"/>
@@ -4348,7 +4421,7 @@
             <w:noProof/>
             <w:webHidden/>
           </w:rPr>
-          <w:instrText xml:space="preserve"> PAGEREF _Toc242105627 \h </w:instrText>
+          <w:instrText xml:space="preserve"> PAGEREF _Toc242136965 \h </w:instrText>
         </w:r>
         <w:r>
           <w:rPr>
@@ -4368,7 +4441,7 @@
             <w:noProof/>
             <w:webHidden/>
           </w:rPr>
-          <w:t>28</w:t>
+          <w:t>29</w:t>
         </w:r>
         <w:r>
           <w:rPr>
@@ -4394,7 +4467,7 @@
           <w14:ligatures w14:val="standardContextual"/>
         </w:rPr>
       </w:pPr>
-      <w:hyperlink w:anchor="_Toc242105628" w:history="1">
+      <w:hyperlink w:anchor="_Toc242136966" w:history="1">
         <w:r>
           <w:rPr>
             <w:rStyle w:val="aff8"/>
@@ -4421,7 +4494,7 @@
             <w:noProof/>
             <w:webHidden/>
           </w:rPr>
-          <w:instrText xml:space="preserve"> PAGEREF _Toc242105628 \h </w:instrText>
+          <w:instrText xml:space="preserve"> PAGEREF _Toc242136966 \h </w:instrText>
         </w:r>
         <w:r>
           <w:rPr>
@@ -4441,7 +4514,7 @@
             <w:noProof/>
             <w:webHidden/>
           </w:rPr>
-          <w:t>28</w:t>
+          <w:t>29</w:t>
         </w:r>
         <w:r>
           <w:rPr>
@@ -4467,7 +4540,7 @@
           <w14:ligatures w14:val="standardContextual"/>
         </w:rPr>
       </w:pPr>
-      <w:hyperlink w:anchor="_Toc242105629" w:history="1">
+      <w:hyperlink w:anchor="_Toc242136967" w:history="1">
         <w:r>
           <w:rPr>
             <w:rStyle w:val="aff8"/>
@@ -4494,7 +4567,7 @@
             <w:noProof/>
             <w:webHidden/>
           </w:rPr>
-          <w:instrText xml:space="preserve"> PAGEREF _Toc242105629 \h </w:instrText>
+          <w:instrText xml:space="preserve"> PAGEREF _Toc242136967 \h </w:instrText>
         </w:r>
         <w:r>
           <w:rPr>
@@ -4514,7 +4587,7 @@
             <w:noProof/>
             <w:webHidden/>
           </w:rPr>
-          <w:t>28</w:t>
+          <w:t>29</w:t>
         </w:r>
         <w:r>
           <w:rPr>
@@ -4540,7 +4613,7 @@
           <w14:ligatures w14:val="standardContextual"/>
         </w:rPr>
       </w:pPr>
-      <w:hyperlink w:anchor="_Toc242105630" w:history="1">
+      <w:hyperlink w:anchor="_Toc242136968" w:history="1">
         <w:r>
           <w:rPr>
             <w:rStyle w:val="aff8"/>
@@ -4567,7 +4640,7 @@
             <w:noProof/>
             <w:webHidden/>
           </w:rPr>
-          <w:instrText xml:space="preserve"> PAGEREF _Toc242105630 \h </w:instrText>
+          <w:instrText xml:space="preserve"> PAGEREF _Toc242136968 \h </w:instrText>
         </w:r>
         <w:r>
           <w:rPr>
@@ -4587,7 +4660,7 @@
             <w:noProof/>
             <w:webHidden/>
           </w:rPr>
-          <w:t>29</w:t>
+          <w:t>30</w:t>
         </w:r>
         <w:r>
           <w:rPr>
@@ -4613,7 +4686,7 @@
           <w14:ligatures w14:val="standardContextual"/>
         </w:rPr>
       </w:pPr>
-      <w:hyperlink w:anchor="_Toc242105631" w:history="1">
+      <w:hyperlink w:anchor="_Toc242136969" w:history="1">
         <w:r>
           <w:rPr>
             <w:rStyle w:val="aff8"/>
@@ -4640,7 +4713,7 @@
             <w:noProof/>
             <w:webHidden/>
           </w:rPr>
-          <w:instrText xml:space="preserve"> PAGEREF _Toc242105631 \h </w:instrText>
+          <w:instrText xml:space="preserve"> PAGEREF _Toc242136969 \h </w:instrText>
         </w:r>
         <w:r>
           <w:rPr>
@@ -4660,7 +4733,7 @@
             <w:noProof/>
             <w:webHidden/>
           </w:rPr>
-          <w:t>30</w:t>
+          <w:t>31</w:t>
         </w:r>
         <w:r>
           <w:rPr>
@@ -4686,7 +4759,7 @@
           <w14:ligatures w14:val="standardContextual"/>
         </w:rPr>
       </w:pPr>
-      <w:hyperlink w:anchor="_Toc242105632" w:history="1">
+      <w:hyperlink w:anchor="_Toc242136970" w:history="1">
         <w:r>
           <w:rPr>
             <w:rStyle w:val="aff8"/>
@@ -4713,7 +4786,7 @@
             <w:noProof/>
             <w:webHidden/>
           </w:rPr>
-          <w:instrText xml:space="preserve"> PAGEREF _Toc242105632 \h </w:instrText>
+          <w:instrText xml:space="preserve"> PAGEREF _Toc242136970 \h </w:instrText>
         </w:r>
         <w:r>
           <w:rPr>
@@ -4733,7 +4806,7 @@
             <w:noProof/>
             <w:webHidden/>
           </w:rPr>
-          <w:t>30</w:t>
+          <w:t>31</w:t>
         </w:r>
         <w:r>
           <w:rPr>
@@ -4759,7 +4832,7 @@
           <w14:ligatures w14:val="standardContextual"/>
         </w:rPr>
       </w:pPr>
-      <w:hyperlink w:anchor="_Toc242105633" w:history="1">
+      <w:hyperlink w:anchor="_Toc242136971" w:history="1">
         <w:r>
           <w:rPr>
             <w:rStyle w:val="aff8"/>
@@ -4786,7 +4859,7 @@
             <w:noProof/>
             <w:webHidden/>
           </w:rPr>
-          <w:instrText xml:space="preserve"> PAGEREF _Toc242105633 \h </w:instrText>
+          <w:instrText xml:space="preserve"> PAGEREF _Toc242136971 \h </w:instrText>
         </w:r>
         <w:r>
           <w:rPr>
@@ -4806,7 +4879,7 @@
             <w:noProof/>
             <w:webHidden/>
           </w:rPr>
-          <w:t>30</w:t>
+          <w:t>31</w:t>
         </w:r>
         <w:r>
           <w:rPr>
@@ -4832,7 +4905,7 @@
           <w14:ligatures w14:val="standardContextual"/>
         </w:rPr>
       </w:pPr>
-      <w:hyperlink w:anchor="_Toc242105634" w:history="1">
+      <w:hyperlink w:anchor="_Toc242136972" w:history="1">
         <w:r>
           <w:rPr>
             <w:rStyle w:val="aff8"/>
@@ -4859,7 +4932,7 @@
             <w:noProof/>
             <w:webHidden/>
           </w:rPr>
-          <w:instrText xml:space="preserve"> PAGEREF _Toc242105634 \h </w:instrText>
+          <w:instrText xml:space="preserve"> PAGEREF _Toc242136972 \h </w:instrText>
         </w:r>
         <w:r>
           <w:rPr>
@@ -4879,7 +4952,7 @@
             <w:noProof/>
             <w:webHidden/>
           </w:rPr>
-          <w:t>30</w:t>
+          <w:t>31</w:t>
         </w:r>
         <w:r>
           <w:rPr>
@@ -4905,7 +4978,7 @@
           <w14:ligatures w14:val="standardContextual"/>
         </w:rPr>
       </w:pPr>
-      <w:hyperlink w:anchor="_Toc242105635" w:history="1">
+      <w:hyperlink w:anchor="_Toc242136973" w:history="1">
         <w:r>
           <w:rPr>
             <w:rStyle w:val="aff8"/>
@@ -4932,7 +5005,7 @@
             <w:noProof/>
             <w:webHidden/>
           </w:rPr>
-          <w:instrText xml:space="preserve"> PAGEREF _Toc242105635 \h </w:instrText>
+          <w:instrText xml:space="preserve"> PAGEREF _Toc242136973 \h </w:instrText>
         </w:r>
         <w:r>
           <w:rPr>
@@ -4952,7 +5025,7 @@
             <w:noProof/>
             <w:webHidden/>
           </w:rPr>
-          <w:t>32</w:t>
+          <w:t>33</w:t>
         </w:r>
         <w:r>
           <w:rPr>
@@ -4978,7 +5051,7 @@
           <w14:ligatures w14:val="standardContextual"/>
         </w:rPr>
       </w:pPr>
-      <w:hyperlink w:anchor="_Toc242105636" w:history="1">
+      <w:hyperlink w:anchor="_Toc242136974" w:history="1">
         <w:r>
           <w:rPr>
             <w:rStyle w:val="aff8"/>
@@ -5005,7 +5078,7 @@
             <w:noProof/>
             <w:webHidden/>
           </w:rPr>
-          <w:instrText xml:space="preserve"> PAGEREF _Toc242105636 \h </w:instrText>
+          <w:instrText xml:space="preserve"> PAGEREF _Toc242136974 \h </w:instrText>
         </w:r>
         <w:r>
           <w:rPr>
@@ -5025,7 +5098,7 @@
             <w:noProof/>
             <w:webHidden/>
           </w:rPr>
-          <w:t>32</w:t>
+          <w:t>33</w:t>
         </w:r>
         <w:r>
           <w:rPr>
@@ -5051,7 +5124,7 @@
           <w14:ligatures w14:val="standardContextual"/>
         </w:rPr>
       </w:pPr>
-      <w:hyperlink w:anchor="_Toc242105637" w:history="1">
+      <w:hyperlink w:anchor="_Toc242136975" w:history="1">
         <w:r>
           <w:rPr>
             <w:rStyle w:val="aff8"/>
@@ -5078,7 +5151,7 @@
             <w:noProof/>
             <w:webHidden/>
           </w:rPr>
-          <w:instrText xml:space="preserve"> PAGEREF _Toc242105637 \h </w:instrText>
+          <w:instrText xml:space="preserve"> PAGEREF _Toc242136975 \h </w:instrText>
         </w:r>
         <w:r>
           <w:rPr>
@@ -5098,7 +5171,7 @@
             <w:noProof/>
             <w:webHidden/>
           </w:rPr>
-          <w:t>32</w:t>
+          <w:t>33</w:t>
         </w:r>
         <w:r>
           <w:rPr>
@@ -5124,7 +5197,7 @@
           <w14:ligatures w14:val="standardContextual"/>
         </w:rPr>
       </w:pPr>
-      <w:hyperlink w:anchor="_Toc242105638" w:history="1">
+      <w:hyperlink w:anchor="_Toc242136976" w:history="1">
         <w:r>
           <w:rPr>
             <w:rStyle w:val="aff8"/>
@@ -5151,7 +5224,7 @@
             <w:noProof/>
             <w:webHidden/>
           </w:rPr>
-          <w:instrText xml:space="preserve"> PAGEREF _Toc242105638 \h </w:instrText>
+          <w:instrText xml:space="preserve"> PAGEREF _Toc242136976 \h </w:instrText>
         </w:r>
         <w:r>
           <w:rPr>
@@ -5171,7 +5244,7 @@
             <w:noProof/>
             <w:webHidden/>
           </w:rPr>
-          <w:t>32</w:t>
+          <w:t>33</w:t>
         </w:r>
         <w:r>
           <w:rPr>
@@ -5197,7 +5270,7 @@
           <w14:ligatures w14:val="standardContextual"/>
         </w:rPr>
       </w:pPr>
-      <w:hyperlink w:anchor="_Toc242105639" w:history="1">
+      <w:hyperlink w:anchor="_Toc242136977" w:history="1">
         <w:r>
           <w:rPr>
             <w:rStyle w:val="aff8"/>
@@ -5224,7 +5297,7 @@
             <w:noProof/>
             <w:webHidden/>
           </w:rPr>
-          <w:instrText xml:space="preserve"> PAGEREF _Toc242105639 \h </w:instrText>
+          <w:instrText xml:space="preserve"> PAGEREF _Toc242136977 \h </w:instrText>
         </w:r>
         <w:r>
           <w:rPr>
@@ -5244,7 +5317,7 @@
             <w:noProof/>
             <w:webHidden/>
           </w:rPr>
-          <w:t>32</w:t>
+          <w:t>33</w:t>
         </w:r>
         <w:r>
           <w:rPr>
@@ -5270,7 +5343,7 @@
           <w14:ligatures w14:val="standardContextual"/>
         </w:rPr>
       </w:pPr>
-      <w:hyperlink w:anchor="_Toc242105640" w:history="1">
+      <w:hyperlink w:anchor="_Toc242136978" w:history="1">
         <w:r>
           <w:rPr>
             <w:rStyle w:val="aff8"/>
@@ -5297,7 +5370,7 @@
             <w:noProof/>
             <w:webHidden/>
           </w:rPr>
-          <w:instrText xml:space="preserve"> PAGEREF _Toc242105640 \h </w:instrText>
+          <w:instrText xml:space="preserve"> PAGEREF _Toc242136978 \h </w:instrText>
         </w:r>
         <w:r>
           <w:rPr>
@@ -5317,7 +5390,7 @@
             <w:noProof/>
             <w:webHidden/>
           </w:rPr>
-          <w:t>33</w:t>
+          <w:t>34</w:t>
         </w:r>
         <w:r>
           <w:rPr>
@@ -5343,7 +5416,7 @@
           <w14:ligatures w14:val="standardContextual"/>
         </w:rPr>
       </w:pPr>
-      <w:hyperlink w:anchor="_Toc242105641" w:history="1">
+      <w:hyperlink w:anchor="_Toc242136979" w:history="1">
         <w:r>
           <w:rPr>
             <w:rStyle w:val="aff8"/>
@@ -5370,7 +5443,7 @@
             <w:noProof/>
             <w:webHidden/>
           </w:rPr>
-          <w:instrText xml:space="preserve"> PAGEREF _Toc242105641 \h </w:instrText>
+          <w:instrText xml:space="preserve"> PAGEREF _Toc242136979 \h </w:instrText>
         </w:r>
         <w:r>
           <w:rPr>
@@ -5390,7 +5463,7 @@
             <w:noProof/>
             <w:webHidden/>
           </w:rPr>
-          <w:t>34</w:t>
+          <w:t>35</w:t>
         </w:r>
         <w:r>
           <w:rPr>
@@ -5416,7 +5489,7 @@
         <w:ind w:firstLine="0"/>
         <w:jc w:val="center"/>
       </w:pPr>
-      <w:bookmarkStart w:id="0" w:name="_Toc242105572"/>
+      <w:bookmarkStart w:id="0" w:name="_Toc242136909"/>
       <w:r>
         <w:lastRenderedPageBreak/>
         <w:t>ПЕРЕЧЕНЬ ТЕРМИНОВ И СОКРАЩЕНИЙ</w:t>
@@ -6678,7 +6751,7 @@
         <w:pStyle w:val="1"/>
         <w:pageBreakBefore/>
       </w:pPr>
-      <w:bookmarkStart w:id="1" w:name="_Toc242105573"/>
+      <w:bookmarkStart w:id="1" w:name="_Toc242136910"/>
       <w:r>
         <w:lastRenderedPageBreak/>
         <w:t>1 Исходные положения</w:t>
@@ -6689,7 +6762,7 @@
       <w:pPr>
         <w:pStyle w:val="21"/>
       </w:pPr>
-      <w:bookmarkStart w:id="2" w:name="_Toc242105574"/>
+      <w:bookmarkStart w:id="2" w:name="_Toc242136911"/>
       <w:r>
         <w:t>1.1 Назначение документа</w:t>
       </w:r>
@@ -6704,7 +6777,7 @@
       <w:pPr>
         <w:pStyle w:val="21"/>
       </w:pPr>
-      <w:bookmarkStart w:id="3" w:name="_Toc242105575"/>
+      <w:bookmarkStart w:id="3" w:name="_Toc242136912"/>
       <w:r>
         <w:t>1.2 Сведения об объекте автоматизации</w:t>
       </w:r>
@@ -6719,7 +6792,7 @@
       <w:pPr>
         <w:pStyle w:val="21"/>
       </w:pPr>
-      <w:bookmarkStart w:id="4" w:name="_Toc242105576"/>
+      <w:bookmarkStart w:id="4" w:name="_Toc242136913"/>
       <w:r>
         <w:t>1.3 Категории пользователей</w:t>
       </w:r>
@@ -7220,7 +7293,7 @@
         <w:pStyle w:val="1"/>
         <w:pageBreakBefore/>
       </w:pPr>
-      <w:bookmarkStart w:id="5" w:name="_Toc242105577"/>
+      <w:bookmarkStart w:id="5" w:name="_Toc242136914"/>
       <w:r>
         <w:lastRenderedPageBreak/>
         <w:t>2 Цели автоматизированной системы и автоматизированные функции</w:t>
@@ -7526,7 +7599,7 @@
         <w:pStyle w:val="1"/>
         <w:pageBreakBefore/>
       </w:pPr>
-      <w:bookmarkStart w:id="6" w:name="_Toc242105578"/>
+      <w:bookmarkStart w:id="6" w:name="_Toc242136915"/>
       <w:r>
         <w:lastRenderedPageBreak/>
         <w:t>3 Характеристика функциональной структуры</w:t>
@@ -7537,7 +7610,7 @@
       <w:pPr>
         <w:pStyle w:val="21"/>
       </w:pPr>
-      <w:bookmarkStart w:id="7" w:name="_Toc242105579"/>
+      <w:bookmarkStart w:id="7" w:name="_Toc242136916"/>
       <w:r>
         <w:t>3.1 Перечень подсистем и функций</w:t>
       </w:r>
@@ -9071,7 +9144,7 @@
               <w:pStyle w:val="GostTable"/>
             </w:pPr>
             <w:r>
-              <w:t>ДОК-01</w:t>
+              <w:t>ФИН-08</w:t>
             </w:r>
           </w:p>
         </w:tc>
@@ -9084,7 +9157,7 @@
               <w:pStyle w:val="GostTable"/>
             </w:pPr>
             <w:r>
-              <w:t>Ведение шаблонов документов</w:t>
+              <w:t>Условия рассрочки и варианты оплаты</w:t>
             </w:r>
           </w:p>
         </w:tc>
@@ -9097,7 +9170,7 @@
               <w:pStyle w:val="GostTable"/>
             </w:pPr>
             <w:r>
-              <w:t>Шаблоны документов</w:t>
+              <w:t>То же</w:t>
             </w:r>
           </w:p>
         </w:tc>
@@ -9116,7 +9189,7 @@
               <w:pStyle w:val="GostTable"/>
             </w:pPr>
             <w:r>
-              <w:t>ДОК-02</w:t>
+              <w:t>ДОК-01</w:t>
             </w:r>
           </w:p>
         </w:tc>
@@ -9129,7 +9202,7 @@
               <w:pStyle w:val="GostTable"/>
             </w:pPr>
             <w:r>
-              <w:t>Формирование документа по сделке</w:t>
+              <w:t>Ведение шаблонов документов</w:t>
             </w:r>
           </w:p>
         </w:tc>
@@ -9142,7 +9215,7 @@
               <w:pStyle w:val="GostTable"/>
             </w:pPr>
             <w:r>
-              <w:t>То же</w:t>
+              <w:t>Шаблоны документов</w:t>
             </w:r>
           </w:p>
         </w:tc>
@@ -9161,7 +9234,7 @@
               <w:pStyle w:val="GostTable"/>
             </w:pPr>
             <w:r>
-              <w:t>ЗАД-01</w:t>
+              <w:t>ДОК-02</w:t>
             </w:r>
           </w:p>
         </w:tc>
@@ -9174,7 +9247,7 @@
               <w:pStyle w:val="GostTable"/>
             </w:pPr>
             <w:r>
-              <w:t>Постановка задачи</w:t>
+              <w:t>Формирование документа по сделке</w:t>
             </w:r>
           </w:p>
         </w:tc>
@@ -9187,7 +9260,7 @@
               <w:pStyle w:val="GostTable"/>
             </w:pPr>
             <w:r>
-              <w:t>Задачи</w:t>
+              <w:t>То же</w:t>
             </w:r>
           </w:p>
         </w:tc>
@@ -9206,7 +9279,7 @@
               <w:pStyle w:val="GostTable"/>
             </w:pPr>
             <w:r>
-              <w:t>ЗАД-02</w:t>
+              <w:t>ЗАД-01</w:t>
             </w:r>
           </w:p>
         </w:tc>
@@ -9219,7 +9292,7 @@
               <w:pStyle w:val="GostTable"/>
             </w:pPr>
             <w:r>
-              <w:t>Исполнение и контроль задачи</w:t>
+              <w:t>Постановка задачи</w:t>
             </w:r>
           </w:p>
         </w:tc>
@@ -9232,7 +9305,7 @@
               <w:pStyle w:val="GostTable"/>
             </w:pPr>
             <w:r>
-              <w:t>То же</w:t>
+              <w:t>Задачи</w:t>
             </w:r>
           </w:p>
         </w:tc>
@@ -9251,7 +9324,7 @@
               <w:pStyle w:val="GostTable"/>
             </w:pPr>
             <w:r>
-              <w:t>ЗАД-03</w:t>
+              <w:t>ЗАД-02</w:t>
             </w:r>
           </w:p>
         </w:tc>
@@ -9264,7 +9337,7 @@
               <w:pStyle w:val="GostTable"/>
             </w:pPr>
             <w:r>
-              <w:t>Представления задач</w:t>
+              <w:t>Исполнение и контроль задачи</w:t>
             </w:r>
           </w:p>
         </w:tc>
@@ -9296,7 +9369,7 @@
               <w:pStyle w:val="GostTable"/>
             </w:pPr>
             <w:r>
-              <w:t>АНА-01</w:t>
+              <w:t>ЗАД-03</w:t>
             </w:r>
           </w:p>
         </w:tc>
@@ -9309,7 +9382,7 @@
               <w:pStyle w:val="GostTable"/>
             </w:pPr>
             <w:r>
-              <w:t>Дашборд</w:t>
+              <w:t>Представления задач</w:t>
             </w:r>
           </w:p>
         </w:tc>
@@ -9322,7 +9395,7 @@
               <w:pStyle w:val="GostTable"/>
             </w:pPr>
             <w:r>
-              <w:t>Аналитика и отчётность</w:t>
+              <w:t>То же</w:t>
             </w:r>
           </w:p>
         </w:tc>
@@ -9341,7 +9414,7 @@
               <w:pStyle w:val="GostTable"/>
             </w:pPr>
             <w:r>
-              <w:t>АНА-02</w:t>
+              <w:t>АНА-01</w:t>
             </w:r>
           </w:p>
         </w:tc>
@@ -9354,7 +9427,7 @@
               <w:pStyle w:val="GostTable"/>
             </w:pPr>
             <w:r>
-              <w:t>Сводные таблицы</w:t>
+              <w:t>Дашборд</w:t>
             </w:r>
           </w:p>
         </w:tc>
@@ -9367,7 +9440,7 @@
               <w:pStyle w:val="GostTable"/>
             </w:pPr>
             <w:r>
-              <w:t>То же</w:t>
+              <w:t>Аналитика и отчётность</w:t>
             </w:r>
           </w:p>
         </w:tc>
@@ -9386,7 +9459,7 @@
               <w:pStyle w:val="GostTable"/>
             </w:pPr>
             <w:r>
-              <w:t>АНА-03</w:t>
+              <w:t>АНА-02</w:t>
             </w:r>
           </w:p>
         </w:tc>
@@ -9399,7 +9472,7 @@
               <w:pStyle w:val="GostTable"/>
             </w:pPr>
             <w:r>
-              <w:t>Планы продаж</w:t>
+              <w:t>Сводные таблицы</w:t>
             </w:r>
           </w:p>
         </w:tc>
@@ -9431,7 +9504,7 @@
               <w:pStyle w:val="GostTable"/>
             </w:pPr>
             <w:r>
-              <w:t>АНА-04</w:t>
+              <w:t>АНА-03</w:t>
             </w:r>
           </w:p>
         </w:tc>
@@ -9444,7 +9517,7 @@
               <w:pStyle w:val="GostTable"/>
             </w:pPr>
             <w:r>
-              <w:t>Отчёты «план-факт»</w:t>
+              <w:t>Планы продаж</w:t>
             </w:r>
           </w:p>
         </w:tc>
@@ -9476,7 +9549,7 @@
               <w:pStyle w:val="GostTable"/>
             </w:pPr>
             <w:r>
-              <w:t>ИНТ-01</w:t>
+              <w:t>АНА-04</w:t>
             </w:r>
           </w:p>
         </w:tc>
@@ -9489,7 +9562,7 @@
               <w:pStyle w:val="GostTable"/>
             </w:pPr>
             <w:r>
-              <w:t>Выдача сведений партнёрам</w:t>
+              <w:t>Отчёты «план-факт»</w:t>
             </w:r>
           </w:p>
         </w:tc>
@@ -9502,7 +9575,7 @@
               <w:pStyle w:val="GostTable"/>
             </w:pPr>
             <w:r>
-              <w:t>Интеграция с партнёрами</w:t>
+              <w:t>То же</w:t>
             </w:r>
           </w:p>
         </w:tc>
@@ -9521,7 +9594,7 @@
               <w:pStyle w:val="GostTable"/>
             </w:pPr>
             <w:r>
-              <w:t>ИНТ-02</w:t>
+              <w:t>ИНТ-01</w:t>
             </w:r>
           </w:p>
         </w:tc>
@@ -9534,7 +9607,7 @@
               <w:pStyle w:val="GostTable"/>
             </w:pPr>
             <w:r>
-              <w:t>Приём заявок от партнёров</w:t>
+              <w:t>Выдача сведений партнёрам</w:t>
             </w:r>
           </w:p>
         </w:tc>
@@ -9547,7 +9620,7 @@
               <w:pStyle w:val="GostTable"/>
             </w:pPr>
             <w:r>
-              <w:t>То же</w:t>
+              <w:t>Интеграция с партнёрами</w:t>
             </w:r>
           </w:p>
         </w:tc>
@@ -9566,7 +9639,7 @@
               <w:pStyle w:val="GostTable"/>
             </w:pPr>
             <w:r>
-              <w:t>ИНТ-03</w:t>
+              <w:t>ИНТ-02</w:t>
             </w:r>
           </w:p>
         </w:tc>
@@ -9579,7 +9652,7 @@
               <w:pStyle w:val="GostTable"/>
             </w:pPr>
             <w:r>
-              <w:t>Управление API-ключами</w:t>
+              <w:t>Приём заявок от партнёров</w:t>
             </w:r>
           </w:p>
         </w:tc>
@@ -9611,7 +9684,7 @@
               <w:pStyle w:val="GostTable"/>
             </w:pPr>
             <w:r>
-              <w:t>РЕГ-01</w:t>
+              <w:t>ИНТ-03</w:t>
             </w:r>
           </w:p>
         </w:tc>
@@ -9624,7 +9697,7 @@
               <w:pStyle w:val="GostTable"/>
             </w:pPr>
             <w:r>
-              <w:t>Пересчёт просрочки платежей</w:t>
+              <w:t>Управление API-ключами</w:t>
             </w:r>
           </w:p>
         </w:tc>
@@ -9637,7 +9710,7 @@
               <w:pStyle w:val="GostTable"/>
             </w:pPr>
             <w:r>
-              <w:t>Регламентные задания</w:t>
+              <w:t>То же</w:t>
             </w:r>
           </w:p>
         </w:tc>
@@ -9656,7 +9729,7 @@
               <w:pStyle w:val="GostTable"/>
             </w:pPr>
             <w:r>
-              <w:t>РЕГ-02</w:t>
+              <w:t>РЕГ-01</w:t>
             </w:r>
           </w:p>
         </w:tc>
@@ -9669,7 +9742,7 @@
               <w:pStyle w:val="GostTable"/>
             </w:pPr>
             <w:r>
-              <w:t>Снятие истёкших броней</w:t>
+              <w:t>Пересчёт просрочки платежей</w:t>
             </w:r>
           </w:p>
         </w:tc>
@@ -9682,7 +9755,7 @@
               <w:pStyle w:val="GostTable"/>
             </w:pPr>
             <w:r>
-              <w:t>То же</w:t>
+              <w:t>Регламентные задания</w:t>
             </w:r>
           </w:p>
         </w:tc>
@@ -9701,7 +9774,7 @@
               <w:pStyle w:val="GostTable"/>
             </w:pPr>
             <w:r>
-              <w:t>РЕГ-03</w:t>
+              <w:t>РЕГ-02</w:t>
             </w:r>
           </w:p>
         </w:tc>
@@ -9714,7 +9787,7 @@
               <w:pStyle w:val="GostTable"/>
             </w:pPr>
             <w:r>
-              <w:t>Закрытие забытых встреч</w:t>
+              <w:t>Снятие истёкших броней</w:t>
             </w:r>
           </w:p>
         </w:tc>
@@ -9746,6 +9819,51 @@
               <w:pStyle w:val="GostTable"/>
             </w:pPr>
             <w:r>
+              <w:t>РЕГ-03</w:t>
+            </w:r>
+          </w:p>
+        </w:tc>
+        <w:tc>
+          <w:tcPr>
+            <w:tcW w:w="3742" w:type="dxa"/>
+          </w:tcPr>
+          <w:p>
+            <w:pPr>
+              <w:pStyle w:val="GostTable"/>
+            </w:pPr>
+            <w:r>
+              <w:t>Закрытие забытых встреч</w:t>
+            </w:r>
+          </w:p>
+        </w:tc>
+        <w:tc>
+          <w:tcPr>
+            <w:tcW w:w="4303" w:type="dxa"/>
+          </w:tcPr>
+          <w:p>
+            <w:pPr>
+              <w:pStyle w:val="GostTable"/>
+            </w:pPr>
+            <w:r>
+              <w:t>То же</w:t>
+            </w:r>
+          </w:p>
+        </w:tc>
+      </w:tr>
+      <w:tr>
+        <w:trPr>
+          <w:cantSplit/>
+          <w:jc w:val="center"/>
+        </w:trPr>
+        <w:tc>
+          <w:tcPr>
+            <w:tcW w:w="1310" w:type="dxa"/>
+          </w:tcPr>
+          <w:p>
+            <w:pPr>
+              <w:pStyle w:val="GostTable"/>
+            </w:pPr>
+            <w:r>
               <w:t>РЕГ-04</w:t>
             </w:r>
           </w:p>
@@ -9787,7 +9905,7 @@
       <w:pPr>
         <w:pStyle w:val="21"/>
       </w:pPr>
-      <w:bookmarkStart w:id="8" w:name="_Toc242105580"/>
+      <w:bookmarkStart w:id="8" w:name="_Toc242136917"/>
       <w:r>
         <w:lastRenderedPageBreak/>
         <w:t>3.2 Последовательность выполнения функций</w:t>
@@ -9851,14 +9969,14 @@
     </w:p>
     <w:p>
       <w:r>
-        <w:t>Функции подсистем ОРГ, КАТ (кроме КАТ-04), ДОК-01, ФИН-06, ФИН-07, КЛИ-05 выполняются до начала продаж и при изменении условий. Функции подсистемы РЕГ выполняются автоматически не реже одного раза в час. Функции подсистемы АНА выполняются по мере необходимости.</w:t>
+        <w:t>Функции подсистем ОРГ, КАТ (кроме КАТ-04), ДОК-01, ФИН-06, ФИН-07, условия ФИН-08, КЛИ-05 выполняются до начала продаж и при изменении условий. Функции подсистемы РЕГ выполняются автоматически не реже одного раза в час. Функции подсистемы АНА выполняются по мере необходимости.</w:t>
       </w:r>
     </w:p>
     <w:p>
       <w:pPr>
         <w:pStyle w:val="21"/>
       </w:pPr>
-      <w:bookmarkStart w:id="9" w:name="_Toc242105581"/>
+      <w:bookmarkStart w:id="9" w:name="_Toc242136918"/>
       <w:r>
         <w:t>3.3 Сквозные правила</w:t>
       </w:r>
@@ -9904,7 +10022,7 @@
         <w:pStyle w:val="1"/>
         <w:pageBreakBefore/>
       </w:pPr>
-      <w:bookmarkStart w:id="10" w:name="_Toc242105582"/>
+      <w:bookmarkStart w:id="10" w:name="_Toc242136919"/>
       <w:r>
         <w:lastRenderedPageBreak/>
         <w:t>4 Подсистема «Организационная структура и права доступа»</w:t>
@@ -9915,7 +10033,7 @@
       <w:pPr>
         <w:pStyle w:val="21"/>
       </w:pPr>
-      <w:bookmarkStart w:id="11" w:name="_Toc242105583"/>
+      <w:bookmarkStart w:id="11" w:name="_Toc242136920"/>
       <w:r>
         <w:t>4.1 ОРГ-01 Вход в систему и выход</w:t>
       </w:r>
@@ -10005,7 +10123,7 @@
       <w:pPr>
         <w:pStyle w:val="21"/>
       </w:pPr>
-      <w:bookmarkStart w:id="12" w:name="_Toc242105584"/>
+      <w:bookmarkStart w:id="12" w:name="_Toc242136921"/>
       <w:r>
         <w:t>4.2 ОРГ-02 Восстановление и смена пароля</w:t>
       </w:r>
@@ -10061,7 +10179,7 @@
       <w:pPr>
         <w:pStyle w:val="21"/>
       </w:pPr>
-      <w:bookmarkStart w:id="13" w:name="_Toc242105585"/>
+      <w:bookmarkStart w:id="13" w:name="_Toc242136922"/>
       <w:r>
         <w:t>4.3 ОРГ-03 Ведение компаний</w:t>
       </w:r>
@@ -10091,7 +10209,7 @@
       <w:pPr>
         <w:pStyle w:val="21"/>
       </w:pPr>
-      <w:bookmarkStart w:id="14" w:name="_Toc242105586"/>
+      <w:bookmarkStart w:id="14" w:name="_Toc242136923"/>
       <w:r>
         <w:t>4.4 ОРГ-04 Ведение отделов</w:t>
       </w:r>
@@ -10121,7 +10239,7 @@
       <w:pPr>
         <w:pStyle w:val="21"/>
       </w:pPr>
-      <w:bookmarkStart w:id="15" w:name="_Toc242105587"/>
+      <w:bookmarkStart w:id="15" w:name="_Toc242136924"/>
       <w:r>
         <w:t>4.5 ОРГ-05 Ведение пользователей</w:t>
       </w:r>
@@ -10171,7 +10289,7 @@
       <w:pPr>
         <w:pStyle w:val="21"/>
       </w:pPr>
-      <w:bookmarkStart w:id="16" w:name="_Toc242105588"/>
+      <w:bookmarkStart w:id="16" w:name="_Toc242136925"/>
       <w:r>
         <w:t>4.6 ОРГ-06 Ведение ролей и разрешений</w:t>
       </w:r>
@@ -10227,7 +10345,7 @@
       <w:pPr>
         <w:pStyle w:val="21"/>
       </w:pPr>
-      <w:bookmarkStart w:id="17" w:name="_Toc242105589"/>
+      <w:bookmarkStart w:id="17" w:name="_Toc242136926"/>
       <w:r>
         <w:t>4.7 ОРГ-07 Разграничение доступа к данным</w:t>
       </w:r>
@@ -10315,7 +10433,7 @@
       <w:pPr>
         <w:pStyle w:val="21"/>
       </w:pPr>
-      <w:bookmarkStart w:id="18" w:name="_Toc242105590"/>
+      <w:bookmarkStart w:id="18" w:name="_Toc242136927"/>
       <w:r>
         <w:t>4.8 ОРГ-08 Журнал изменений прав доступа</w:t>
       </w:r>
@@ -10336,7 +10454,7 @@
         <w:pStyle w:val="1"/>
         <w:pageBreakBefore/>
       </w:pPr>
-      <w:bookmarkStart w:id="19" w:name="_Toc242105591"/>
+      <w:bookmarkStart w:id="19" w:name="_Toc242136928"/>
       <w:r>
         <w:lastRenderedPageBreak/>
         <w:t>5 Подсистема «Каталог недвижимости»</w:t>
@@ -10347,7 +10465,7 @@
       <w:pPr>
         <w:pStyle w:val="21"/>
       </w:pPr>
-      <w:bookmarkStart w:id="20" w:name="_Toc242105592"/>
+      <w:bookmarkStart w:id="20" w:name="_Toc242136929"/>
       <w:r>
         <w:t>5.1 КАТ-01 Ведение проектов</w:t>
       </w:r>
@@ -10377,7 +10495,7 @@
       <w:pPr>
         <w:pStyle w:val="21"/>
       </w:pPr>
-      <w:bookmarkStart w:id="21" w:name="_Toc242105593"/>
+      <w:bookmarkStart w:id="21" w:name="_Toc242136930"/>
       <w:r>
         <w:t>5.2 КАТ-02 Ведение домов</w:t>
       </w:r>
@@ -10407,7 +10525,7 @@
       <w:pPr>
         <w:pStyle w:val="21"/>
       </w:pPr>
-      <w:bookmarkStart w:id="22" w:name="_Toc242105594"/>
+      <w:bookmarkStart w:id="22" w:name="_Toc242136931"/>
       <w:r>
         <w:t>5.3 КАТ-03 Загрузка объектов из шаблона</w:t>
       </w:r>
@@ -10468,7 +10586,7 @@
       <w:pPr>
         <w:pStyle w:val="21"/>
       </w:pPr>
-      <w:bookmarkStart w:id="23" w:name="_Toc242105595"/>
+      <w:bookmarkStart w:id="23" w:name="_Toc242136932"/>
       <w:r>
         <w:t>5.4 КАТ-04 Шахматка и карточка объекта</w:t>
       </w:r>
@@ -10903,7 +11021,7 @@
       <w:pPr>
         <w:pStyle w:val="21"/>
       </w:pPr>
-      <w:bookmarkStart w:id="24" w:name="_Toc242105596"/>
+      <w:bookmarkStart w:id="24" w:name="_Toc242136933"/>
       <w:r>
         <w:t>5.5 КАТ-05 Вывод объекта из продажи (резерв)</w:t>
       </w:r>
@@ -10934,7 +11052,7 @@
       <w:pPr>
         <w:pStyle w:val="21"/>
       </w:pPr>
-      <w:bookmarkStart w:id="25" w:name="_Toc242105597"/>
+      <w:bookmarkStart w:id="25" w:name="_Toc242136934"/>
       <w:r>
         <w:t>5.6 КАТ-06 Ведение планировок</w:t>
       </w:r>
@@ -10974,7 +11092,7 @@
       <w:pPr>
         <w:pStyle w:val="21"/>
       </w:pPr>
-      <w:bookmarkStart w:id="26" w:name="_Toc242105598"/>
+      <w:bookmarkStart w:id="26" w:name="_Toc242136935"/>
       <w:r>
         <w:t>5.7 КАТ-07 Ведение галерей</w:t>
       </w:r>
@@ -10999,7 +11117,7 @@
       <w:pPr>
         <w:pStyle w:val="21"/>
       </w:pPr>
-      <w:bookmarkStart w:id="27" w:name="_Toc242105599"/>
+      <w:bookmarkStart w:id="27" w:name="_Toc242136936"/>
       <w:r>
         <w:t>5.8 КАТ-08 Ведение скидок</w:t>
       </w:r>
@@ -11050,7 +11168,7 @@
         <w:pStyle w:val="1"/>
         <w:pageBreakBefore/>
       </w:pPr>
-      <w:bookmarkStart w:id="28" w:name="_Toc242105600"/>
+      <w:bookmarkStart w:id="28" w:name="_Toc242136937"/>
       <w:r>
         <w:lastRenderedPageBreak/>
         <w:t>6 Подсистема «Работа с клиентами»</w:t>
@@ -11061,7 +11179,7 @@
       <w:pPr>
         <w:pStyle w:val="21"/>
       </w:pPr>
-      <w:bookmarkStart w:id="29" w:name="_Toc242105601"/>
+      <w:bookmarkStart w:id="29" w:name="_Toc242136938"/>
       <w:r>
         <w:t>6.1 КЛИ-01 Ведение клиентов</w:t>
       </w:r>
@@ -11126,7 +11244,7 @@
       <w:pPr>
         <w:pStyle w:val="21"/>
       </w:pPr>
-      <w:bookmarkStart w:id="30" w:name="_Toc242105602"/>
+      <w:bookmarkStart w:id="30" w:name="_Toc242136939"/>
       <w:r>
         <w:t>6.2 КЛИ-02 Ведение заявок</w:t>
       </w:r>
@@ -11182,7 +11300,7 @@
       <w:pPr>
         <w:pStyle w:val="21"/>
       </w:pPr>
-      <w:bookmarkStart w:id="31" w:name="_Toc242105603"/>
+      <w:bookmarkStart w:id="31" w:name="_Toc242136940"/>
       <w:r>
         <w:t>6.3 КЛИ-03 Канбан-доска заявок</w:t>
       </w:r>
@@ -11207,7 +11325,7 @@
       <w:pPr>
         <w:pStyle w:val="21"/>
       </w:pPr>
-      <w:bookmarkStart w:id="32" w:name="_Toc242105604"/>
+      <w:bookmarkStart w:id="32" w:name="_Toc242136941"/>
       <w:r>
         <w:t>6.4 КЛИ-04 Ведение встреч</w:t>
       </w:r>
@@ -11262,7 +11380,7 @@
       <w:pPr>
         <w:pStyle w:val="21"/>
       </w:pPr>
-      <w:bookmarkStart w:id="33" w:name="_Toc242105605"/>
+      <w:bookmarkStart w:id="33" w:name="_Toc242136942"/>
       <w:r>
         <w:t>6.5 КЛИ-05 Ведение справочников заявок</w:t>
       </w:r>
@@ -11289,7 +11407,7 @@
         <w:pStyle w:val="1"/>
         <w:pageBreakBefore/>
       </w:pPr>
-      <w:bookmarkStart w:id="34" w:name="_Toc242105606"/>
+      <w:bookmarkStart w:id="34" w:name="_Toc242136943"/>
       <w:r>
         <w:lastRenderedPageBreak/>
         <w:t>7 Подсистема «Сделки»</w:t>
@@ -11300,7 +11418,7 @@
       <w:pPr>
         <w:pStyle w:val="21"/>
       </w:pPr>
-      <w:bookmarkStart w:id="35" w:name="_Toc242105607"/>
+      <w:bookmarkStart w:id="35" w:name="_Toc242136944"/>
       <w:r>
         <w:t>7.1 СДЕ-01 Создание брони</w:t>
       </w:r>
@@ -11360,7 +11478,7 @@
       <w:pPr>
         <w:pStyle w:val="21"/>
       </w:pPr>
-      <w:bookmarkStart w:id="36" w:name="_Toc242105608"/>
+      <w:bookmarkStart w:id="36" w:name="_Toc242136945"/>
       <w:r>
         <w:t>7.2 СДЕ-02 Условия сделки и применение скидок</w:t>
       </w:r>
@@ -11421,7 +11539,7 @@
       <w:pPr>
         <w:pStyle w:val="21"/>
       </w:pPr>
-      <w:bookmarkStart w:id="37" w:name="_Toc242105609"/>
+      <w:bookmarkStart w:id="37" w:name="_Toc242136946"/>
       <w:r>
         <w:t>7.3 СДЕ-03 Реквизиты договора и закрытие сделки</w:t>
       </w:r>
@@ -11471,7 +11589,7 @@
       <w:pPr>
         <w:pStyle w:val="21"/>
       </w:pPr>
-      <w:bookmarkStart w:id="38" w:name="_Toc242105610"/>
+      <w:bookmarkStart w:id="38" w:name="_Toc242136947"/>
       <w:r>
         <w:t>7.4 СДЕ-04 Отмена и расторжение сделки</w:t>
       </w:r>
@@ -11527,7 +11645,7 @@
         <w:pStyle w:val="1"/>
         <w:pageBreakBefore/>
       </w:pPr>
-      <w:bookmarkStart w:id="39" w:name="_Toc242105611"/>
+      <w:bookmarkStart w:id="39" w:name="_Toc242136948"/>
       <w:r>
         <w:lastRenderedPageBreak/>
         <w:t>8 Подсистема «Финансы»</w:t>
@@ -11538,7 +11656,7 @@
       <w:pPr>
         <w:pStyle w:val="21"/>
       </w:pPr>
-      <w:bookmarkStart w:id="40" w:name="_Toc242105612"/>
+      <w:bookmarkStart w:id="40" w:name="_Toc242136949"/>
       <w:r>
         <w:t>8.1 ФИН-01 Ведение графика платежей</w:t>
       </w:r>
@@ -11613,7 +11731,7 @@
       <w:pPr>
         <w:pStyle w:val="21"/>
       </w:pPr>
-      <w:bookmarkStart w:id="41" w:name="_Toc242105613"/>
+      <w:bookmarkStart w:id="41" w:name="_Toc242136950"/>
       <w:r>
         <w:t>8.2 ФИН-02 Отметка оплаты</w:t>
       </w:r>
@@ -11664,7 +11782,7 @@
       <w:pPr>
         <w:pStyle w:val="21"/>
       </w:pPr>
-      <w:bookmarkStart w:id="42" w:name="_Toc242105614"/>
+      <w:bookmarkStart w:id="42" w:name="_Toc242136951"/>
       <w:r>
         <w:t>8.3 ФИН-03 Учёт просрочки</w:t>
       </w:r>
@@ -11684,7 +11802,7 @@
       <w:pPr>
         <w:pStyle w:val="21"/>
       </w:pPr>
-      <w:bookmarkStart w:id="43" w:name="_Toc242105615"/>
+      <w:bookmarkStart w:id="43" w:name="_Toc242136952"/>
       <w:r>
         <w:t>8.4 ФИН-04 Учёт возвратов</w:t>
       </w:r>
@@ -11714,7 +11832,7 @@
       <w:pPr>
         <w:pStyle w:val="21"/>
       </w:pPr>
-      <w:bookmarkStart w:id="44" w:name="_Toc242105616"/>
+      <w:bookmarkStart w:id="44" w:name="_Toc242136953"/>
       <w:r>
         <w:t>8.5 ФИН-05 Список и сводная таблица платежей</w:t>
       </w:r>
@@ -11744,7 +11862,7 @@
       <w:pPr>
         <w:pStyle w:val="21"/>
       </w:pPr>
-      <w:bookmarkStart w:id="45" w:name="_Toc242105617"/>
+      <w:bookmarkStart w:id="45" w:name="_Toc242136954"/>
       <w:r>
         <w:lastRenderedPageBreak/>
         <w:t>8.6 ФИН-06 Ведение финансовых справочников</w:t>
@@ -11770,7 +11888,7 @@
       <w:pPr>
         <w:pStyle w:val="21"/>
       </w:pPr>
-      <w:bookmarkStart w:id="46" w:name="_Toc242105618"/>
+      <w:bookmarkStart w:id="46" w:name="_Toc242136955"/>
       <w:r>
         <w:t>8.7 ФИН-07 Валюты и курсы</w:t>
       </w:r>
@@ -11813,7 +11931,7 @@
     </w:p>
     <w:p>
       <w:r>
-        <w:t>г) если курса нет или ближайший курс старше 7 дней, при брони и сохранении графика система пытается загрузить курс ЦБ; при неудаче операция отклоняется с указанием валюты и даты; отчёты и дашборд курсы не загружают и сообщают о валютах без курса;</w:t>
+        <w:t>г) если курса нет или ближайший курс старше 7 дней, при брони и сохранении графика система пытается загрузить курс ЦБ; при неудаче операция отклоняется с указанием валюты и даты, а следующая попытка загрузки по требованию выполняется не раньше чем через 10 минут (регламентное задание и кнопка «Обновить курсы ЦБ» пробуют всегда); отчёты и дашборд курсы не загружают и сообщают о валютах без курса;</w:t>
       </w:r>
     </w:p>
     <w:p>
@@ -11823,7 +11941,68 @@
     </w:p>
     <w:p>
       <w:r>
+        <w:lastRenderedPageBreak/>
         <w:t>е) изменение настроек валют требует разрешения «Редактирование», ввод ручного курса — «Добавление», загрузка курсов ЦБ по кнопке — «Добавление» или «Редактирование», удаление ручного курса — «Удаление» на ресурс «Курсы валют».</w:t>
+      </w:r>
+    </w:p>
+    <w:p>
+      <w:pPr>
+        <w:pStyle w:val="21"/>
+      </w:pPr>
+      <w:bookmarkStart w:id="47" w:name="_Toc242136956"/>
+      <w:r>
+        <w:t>8.8 ФИН-08 Условия рассрочки и варианты оплаты</w:t>
+      </w:r>
+      <w:bookmarkEnd w:id="47"/>
+    </w:p>
+    <w:p>
+      <w:r>
+        <w:t>Исполнители: руководство — ведение условий (по правам на ресурс «Скидки»); менеджеры — расчёт вариантов и создание графика.</w:t>
+      </w:r>
+    </w:p>
+    <w:p>
+      <w:r>
+        <w:t>Входная информация: условия компании — срок в месяцах (0 — полная оплата), скидка за срок, минимальный первоначальный взнос, признак действия; для расчёта — цена объекта или сделки, выбранный срок, первоначальный взнос (не меньше минимального), дата первого платежа; для создания графика — типы платежей и счёт получателя.</w:t>
+      </w:r>
+    </w:p>
+    <w:p>
+      <w:r>
+        <w:t>Выходная информация: таблица сравнения сроков (скидка, сумма скидки, цена со скидкой, первый взнос, ежемесячный платёж); помесячный график выбранного срока; печатная форма для клиента; в сделке — стоимость по договору и график платежей.</w:t>
+      </w:r>
+    </w:p>
+    <w:p>
+      <w:r>
+        <w:t>Правила:</w:t>
+      </w:r>
+    </w:p>
+    <w:p>
+      <w:r>
+        <w:t>а) условия принадлежат компании; на один срок в компании — одно условие; скидка — от 0 до 100 % не включая 100; при рассрочке первоначальный взнос меньше 100 %; читают условия все сотрудники компании, изменяют — по правам «Добавление», «Редактирование», «Удаление» на ресурс «Скидки»;</w:t>
+      </w:r>
+    </w:p>
+    <w:p>
+      <w:r>
+        <w:t>б) в карточке объекта цена из прайса пересчитывается в валюту сделок компании по сегодняшнему курсу, как при брони (ФИН-07); в сделке расчёт ведётся от цены сделки, а скидки, уже применённые в ней, складываются со скидкой за срок;</w:t>
+      </w:r>
+    </w:p>
+    <w:p>
+      <w:r>
+        <w:t>в) цена со скидкой округляется до целых единиц валюты; первый взнос и ежемесячные платежи — до 1 000 сумов (в других валютах — до целых); остаток округления приходится на последний платёж, поэтому сумма графика равна цене со скидкой;</w:t>
+      </w:r>
+    </w:p>
+    <w:p>
+      <w:r>
+        <w:t>г) первый взнос — в дату первого платежа, ежемесячные платежи — далее в тот же день месяца, а если такого дня в месяце нет — в последний день месяца;</w:t>
+      </w:r>
+    </w:p>
+    <w:p>
+      <w:r>
+        <w:t>д) операция «Создать график» в сделке устанавливает стоимость по договору равной цене выбранного варианта и сохраняет график по правилам ФИН-01; она доступна, пока у сделки нет платежей, сделка не закрыта, у пользователя есть права на изменение сделки и создание платежей, а в компании заведены типы платежей и счёт получателя, — иначе окно сообщает причину; если график не сохранился, прежняя стоимость по договору восстанавливается; дальше график правится вручную;</w:t>
+      </w:r>
+    </w:p>
+    <w:p>
+      <w:r>
+        <w:t>е) расчёт предварительный и не является офертой — это указывается на экране и в печатной форме.</w:t>
       </w:r>
     </w:p>
     <w:p>
@@ -11831,22 +12010,22 @@
         <w:pStyle w:val="1"/>
         <w:pageBreakBefore/>
       </w:pPr>
-      <w:bookmarkStart w:id="47" w:name="_Toc242105619"/>
+      <w:bookmarkStart w:id="48" w:name="_Toc242136957"/>
       <w:r>
         <w:lastRenderedPageBreak/>
         <w:t>9 Подсистема «Шаблоны документов»</w:t>
       </w:r>
-      <w:bookmarkEnd w:id="47"/>
+      <w:bookmarkEnd w:id="48"/>
     </w:p>
     <w:p>
       <w:pPr>
         <w:pStyle w:val="21"/>
       </w:pPr>
-      <w:bookmarkStart w:id="48" w:name="_Toc242105620"/>
+      <w:bookmarkStart w:id="49" w:name="_Toc242136958"/>
       <w:r>
         <w:t>9.1 ДОК-01 Ведение шаблонов документов</w:t>
       </w:r>
-      <w:bookmarkEnd w:id="48"/>
+      <w:bookmarkEnd w:id="49"/>
     </w:p>
     <w:p>
       <w:r>
@@ -11882,11 +12061,11 @@
       <w:pPr>
         <w:pStyle w:val="21"/>
       </w:pPr>
-      <w:bookmarkStart w:id="49" w:name="_Toc242105621"/>
+      <w:bookmarkStart w:id="50" w:name="_Toc242136959"/>
       <w:r>
         <w:t>9.2 ДОК-02 Формирование документа по сделке</w:t>
       </w:r>
-      <w:bookmarkEnd w:id="49"/>
+      <w:bookmarkEnd w:id="50"/>
     </w:p>
     <w:p>
       <w:r>
@@ -11933,22 +12112,22 @@
         <w:pStyle w:val="1"/>
         <w:pageBreakBefore/>
       </w:pPr>
-      <w:bookmarkStart w:id="50" w:name="_Toc242105622"/>
+      <w:bookmarkStart w:id="51" w:name="_Toc242136960"/>
       <w:r>
         <w:lastRenderedPageBreak/>
         <w:t>10 Подсистема «Задачи»</w:t>
       </w:r>
-      <w:bookmarkEnd w:id="50"/>
+      <w:bookmarkEnd w:id="51"/>
     </w:p>
     <w:p>
       <w:pPr>
         <w:pStyle w:val="21"/>
       </w:pPr>
-      <w:bookmarkStart w:id="51" w:name="_Toc242105623"/>
+      <w:bookmarkStart w:id="52" w:name="_Toc242136961"/>
       <w:r>
         <w:t>10.1 ЗАД-01 Постановка задачи</w:t>
       </w:r>
-      <w:bookmarkEnd w:id="51"/>
+      <w:bookmarkEnd w:id="52"/>
     </w:p>
     <w:p>
       <w:r>
@@ -11974,11 +12153,11 @@
       <w:pPr>
         <w:pStyle w:val="21"/>
       </w:pPr>
-      <w:bookmarkStart w:id="52" w:name="_Toc242105624"/>
+      <w:bookmarkStart w:id="53" w:name="_Toc242136962"/>
       <w:r>
         <w:t>10.2 ЗАД-02 Исполнение и контроль задачи</w:t>
       </w:r>
-      <w:bookmarkEnd w:id="52"/>
+      <w:bookmarkEnd w:id="53"/>
     </w:p>
     <w:p>
       <w:r>
@@ -12019,11 +12198,11 @@
       <w:pPr>
         <w:pStyle w:val="21"/>
       </w:pPr>
-      <w:bookmarkStart w:id="53" w:name="_Toc242105625"/>
+      <w:bookmarkStart w:id="54" w:name="_Toc242136963"/>
       <w:r>
         <w:t>10.3 ЗАД-03 Представления задач</w:t>
       </w:r>
-      <w:bookmarkEnd w:id="53"/>
+      <w:bookmarkEnd w:id="54"/>
     </w:p>
     <w:p>
       <w:r>
@@ -12035,22 +12214,22 @@
         <w:pStyle w:val="1"/>
         <w:pageBreakBefore/>
       </w:pPr>
-      <w:bookmarkStart w:id="54" w:name="_Toc242105626"/>
+      <w:bookmarkStart w:id="55" w:name="_Toc242136964"/>
       <w:r>
         <w:lastRenderedPageBreak/>
         <w:t>11 Подсистема «Аналитика и отчётность»</w:t>
       </w:r>
-      <w:bookmarkEnd w:id="54"/>
+      <w:bookmarkEnd w:id="55"/>
     </w:p>
     <w:p>
       <w:pPr>
         <w:pStyle w:val="21"/>
       </w:pPr>
-      <w:bookmarkStart w:id="55" w:name="_Toc242105627"/>
+      <w:bookmarkStart w:id="56" w:name="_Toc242136965"/>
       <w:r>
         <w:t>11.1 АНА-01 Дашборд</w:t>
       </w:r>
-      <w:bookmarkEnd w:id="55"/>
+      <w:bookmarkEnd w:id="56"/>
     </w:p>
     <w:p>
       <w:r>
@@ -12071,11 +12250,11 @@
       <w:pPr>
         <w:pStyle w:val="21"/>
       </w:pPr>
-      <w:bookmarkStart w:id="56" w:name="_Toc242105628"/>
+      <w:bookmarkStart w:id="57" w:name="_Toc242136966"/>
       <w:r>
         <w:t>11.2 АНА-02 Сводные таблицы</w:t>
       </w:r>
-      <w:bookmarkEnd w:id="56"/>
+      <w:bookmarkEnd w:id="57"/>
     </w:p>
     <w:p>
       <w:r>
@@ -12116,11 +12295,11 @@
       <w:pPr>
         <w:pStyle w:val="21"/>
       </w:pPr>
-      <w:bookmarkStart w:id="57" w:name="_Toc242105629"/>
+      <w:bookmarkStart w:id="58" w:name="_Toc242136967"/>
       <w:r>
         <w:t>11.3 АНА-03 Планы продаж</w:t>
       </w:r>
-      <w:bookmarkEnd w:id="57"/>
+      <w:bookmarkEnd w:id="58"/>
     </w:p>
     <w:p>
       <w:r>
@@ -12141,12 +12320,12 @@
       <w:pPr>
         <w:pStyle w:val="21"/>
       </w:pPr>
-      <w:bookmarkStart w:id="58" w:name="_Toc242105630"/>
+      <w:bookmarkStart w:id="59" w:name="_Toc242136968"/>
       <w:r>
         <w:lastRenderedPageBreak/>
         <w:t>11.4 АНА-04 Отчёты «план-факт»</w:t>
       </w:r>
-      <w:bookmarkEnd w:id="58"/>
+      <w:bookmarkEnd w:id="59"/>
     </w:p>
     <w:p>
       <w:r>
@@ -12193,22 +12372,22 @@
         <w:pStyle w:val="1"/>
         <w:pageBreakBefore/>
       </w:pPr>
-      <w:bookmarkStart w:id="59" w:name="_Toc242105631"/>
+      <w:bookmarkStart w:id="60" w:name="_Toc242136969"/>
       <w:r>
         <w:lastRenderedPageBreak/>
         <w:t>12 Подсистема «Интеграция с партнёрами»</w:t>
       </w:r>
-      <w:bookmarkEnd w:id="59"/>
+      <w:bookmarkEnd w:id="60"/>
     </w:p>
     <w:p>
       <w:pPr>
         <w:pStyle w:val="21"/>
       </w:pPr>
-      <w:bookmarkStart w:id="60" w:name="_Toc242105632"/>
+      <w:bookmarkStart w:id="61" w:name="_Toc242136970"/>
       <w:r>
         <w:t>12.1 ИНТ-01 Выдача сведений партнёрам</w:t>
       </w:r>
-      <w:bookmarkEnd w:id="60"/>
+      <w:bookmarkEnd w:id="61"/>
     </w:p>
     <w:p>
       <w:r>
@@ -12274,11 +12453,11 @@
       <w:pPr>
         <w:pStyle w:val="21"/>
       </w:pPr>
-      <w:bookmarkStart w:id="61" w:name="_Toc242105633"/>
+      <w:bookmarkStart w:id="62" w:name="_Toc242136971"/>
       <w:r>
         <w:t>12.2 ИНТ-02 Приём заявок от партнёров</w:t>
       </w:r>
-      <w:bookmarkEnd w:id="61"/>
+      <w:bookmarkEnd w:id="62"/>
     </w:p>
     <w:p>
       <w:r>
@@ -12314,11 +12493,11 @@
       <w:pPr>
         <w:pStyle w:val="21"/>
       </w:pPr>
-      <w:bookmarkStart w:id="62" w:name="_Toc242105634"/>
+      <w:bookmarkStart w:id="63" w:name="_Toc242136972"/>
       <w:r>
         <w:t>12.3 ИНТ-03 Управление API-ключами</w:t>
       </w:r>
-      <w:bookmarkEnd w:id="62"/>
+      <w:bookmarkEnd w:id="63"/>
     </w:p>
     <w:p>
       <w:r>
@@ -12346,22 +12525,22 @@
         <w:pStyle w:val="1"/>
         <w:pageBreakBefore/>
       </w:pPr>
-      <w:bookmarkStart w:id="63" w:name="_Toc242105635"/>
+      <w:bookmarkStart w:id="64" w:name="_Toc242136973"/>
       <w:r>
         <w:lastRenderedPageBreak/>
         <w:t>13 Подсистема «Регламентные задания»</w:t>
       </w:r>
-      <w:bookmarkEnd w:id="63"/>
+      <w:bookmarkEnd w:id="64"/>
     </w:p>
     <w:p>
       <w:pPr>
         <w:pStyle w:val="21"/>
       </w:pPr>
-      <w:bookmarkStart w:id="64" w:name="_Toc242105636"/>
+      <w:bookmarkStart w:id="65" w:name="_Toc242136974"/>
       <w:r>
         <w:t>13.1 РЕГ-01 Пересчёт просрочки платежей</w:t>
       </w:r>
-      <w:bookmarkEnd w:id="64"/>
+      <w:bookmarkEnd w:id="65"/>
     </w:p>
     <w:p>
       <w:r>
@@ -12382,11 +12561,11 @@
       <w:pPr>
         <w:pStyle w:val="21"/>
       </w:pPr>
-      <w:bookmarkStart w:id="65" w:name="_Toc242105637"/>
+      <w:bookmarkStart w:id="66" w:name="_Toc242136975"/>
       <w:r>
         <w:t>13.2 РЕГ-02 Снятие истёкших броней</w:t>
       </w:r>
-      <w:bookmarkEnd w:id="65"/>
+      <w:bookmarkEnd w:id="66"/>
     </w:p>
     <w:p>
       <w:r>
@@ -12407,11 +12586,11 @@
       <w:pPr>
         <w:pStyle w:val="21"/>
       </w:pPr>
-      <w:bookmarkStart w:id="66" w:name="_Toc242105638"/>
+      <w:bookmarkStart w:id="67" w:name="_Toc242136976"/>
       <w:r>
         <w:t>13.3 РЕГ-03 Закрытие забытых встреч</w:t>
       </w:r>
-      <w:bookmarkEnd w:id="66"/>
+      <w:bookmarkEnd w:id="67"/>
     </w:p>
     <w:p>
       <w:r>
@@ -12432,11 +12611,11 @@
       <w:pPr>
         <w:pStyle w:val="21"/>
       </w:pPr>
-      <w:bookmarkStart w:id="67" w:name="_Toc242105639"/>
+      <w:bookmarkStart w:id="68" w:name="_Toc242136977"/>
       <w:r>
         <w:t>13.4 РЕГ-04 Загрузка курсов валют</w:t>
       </w:r>
-      <w:bookmarkEnd w:id="67"/>
+      <w:bookmarkEnd w:id="68"/>
     </w:p>
     <w:p>
       <w:r>
@@ -12468,12 +12647,12 @@
         <w:pStyle w:val="1"/>
         <w:pageBreakBefore/>
       </w:pPr>
-      <w:bookmarkStart w:id="68" w:name="_Toc242105640"/>
+      <w:bookmarkStart w:id="69" w:name="_Toc242136978"/>
       <w:r>
         <w:lastRenderedPageBreak/>
         <w:t>14 Типовые решения</w:t>
       </w:r>
-      <w:bookmarkEnd w:id="68"/>
+      <w:bookmarkEnd w:id="69"/>
     </w:p>
     <w:p>
       <w:r>
@@ -12487,12 +12666,12 @@
         <w:ind w:firstLine="0"/>
         <w:jc w:val="center"/>
       </w:pPr>
-      <w:bookmarkStart w:id="69" w:name="_Toc242105641"/>
+      <w:bookmarkStart w:id="70" w:name="_Toc242136979"/>
       <w:r>
         <w:lastRenderedPageBreak/>
         <w:t>ЛИСТ РЕГИСТРАЦИИ ИЗМЕНЕНИЙ</w:t>
       </w:r>
-      <w:bookmarkEnd w:id="69"/>
+      <w:bookmarkEnd w:id="70"/>
     </w:p>
     <w:tbl>
       <w:tblPr>
@@ -14549,31 +14728,31 @@
       </w:rPr>
     </w:lvl>
   </w:abstractNum>
-  <w:num w:numId="1" w16cid:durableId="386033512">
+  <w:num w:numId="1" w16cid:durableId="2118206636">
     <w:abstractNumId w:val="8"/>
   </w:num>
-  <w:num w:numId="2" w16cid:durableId="1036394449">
+  <w:num w:numId="2" w16cid:durableId="653921240">
     <w:abstractNumId w:val="6"/>
   </w:num>
-  <w:num w:numId="3" w16cid:durableId="324364522">
+  <w:num w:numId="3" w16cid:durableId="48505108">
     <w:abstractNumId w:val="5"/>
   </w:num>
-  <w:num w:numId="4" w16cid:durableId="1656563374">
+  <w:num w:numId="4" w16cid:durableId="1888951109">
     <w:abstractNumId w:val="4"/>
   </w:num>
-  <w:num w:numId="5" w16cid:durableId="2010518360">
+  <w:num w:numId="5" w16cid:durableId="2017221688">
     <w:abstractNumId w:val="7"/>
   </w:num>
-  <w:num w:numId="6" w16cid:durableId="156729166">
+  <w:num w:numId="6" w16cid:durableId="1153177043">
     <w:abstractNumId w:val="3"/>
   </w:num>
-  <w:num w:numId="7" w16cid:durableId="1709796280">
+  <w:num w:numId="7" w16cid:durableId="267197883">
     <w:abstractNumId w:val="2"/>
   </w:num>
-  <w:num w:numId="8" w16cid:durableId="1056709491">
+  <w:num w:numId="8" w16cid:durableId="1766875720">
     <w:abstractNumId w:val="1"/>
   </w:num>
-  <w:num w:numId="9" w16cid:durableId="2081825189">
+  <w:num w:numId="9" w16cid:durableId="231625705">
     <w:abstractNumId w:val="0"/>
   </w:num>
 </w:numbering>
@@ -26106,7 +26285,7 @@
     <w:autoRedefine/>
     <w:uiPriority w:val="39"/>
     <w:unhideWhenUsed/>
-    <w:rsid w:val="006C19E5"/>
+    <w:rsid w:val="0026519B"/>
     <w:pPr>
       <w:spacing w:after="100"/>
     </w:pPr>
@@ -26118,7 +26297,7 @@
     <w:autoRedefine/>
     <w:uiPriority w:val="39"/>
     <w:unhideWhenUsed/>
-    <w:rsid w:val="006C19E5"/>
+    <w:rsid w:val="0026519B"/>
     <w:pPr>
       <w:spacing w:after="100"/>
       <w:ind w:left="240"/>
@@ -26129,7 +26308,7 @@
     <w:basedOn w:val="a2"/>
     <w:uiPriority w:val="99"/>
     <w:unhideWhenUsed/>
-    <w:rsid w:val="006C19E5"/>
+    <w:rsid w:val="0026519B"/>
     <w:rPr>
       <w:color w:val="0000FF" w:themeColor="hyperlink"/>
       <w:u w:val="single"/>

--- a/docs/gost/out/03_П3_Описание_автоматизированных_функций.docx
+++ b/docs/gost/out/03_П3_Описание_автоматизированных_функций.docx
@@ -224,7 +224,7 @@
         <w:rPr>
           <w:noProof/>
         </w:rPr>
-        <w:t>35</w:t>
+        <w:t>36</w:t>
       </w:r>
       <w:r>
         <w:fldChar w:fldCharType="end"/>
@@ -306,7 +306,7 @@
       <w:r>
         <w:fldChar w:fldCharType="separate"/>
       </w:r>
-      <w:hyperlink w:anchor="_Toc242136909" w:history="1">
+      <w:hyperlink w:anchor="_Toc242175079" w:history="1">
         <w:r>
           <w:rPr>
             <w:rStyle w:val="aff8"/>
@@ -333,7 +333,7 @@
             <w:noProof/>
             <w:webHidden/>
           </w:rPr>
-          <w:instrText xml:space="preserve"> PAGEREF _Toc242136909 \h </w:instrText>
+          <w:instrText xml:space="preserve"> PAGEREF _Toc242175079 \h </w:instrText>
         </w:r>
         <w:r>
           <w:rPr>
@@ -379,7 +379,7 @@
           <w14:ligatures w14:val="standardContextual"/>
         </w:rPr>
       </w:pPr>
-      <w:hyperlink w:anchor="_Toc242136910" w:history="1">
+      <w:hyperlink w:anchor="_Toc242175080" w:history="1">
         <w:r>
           <w:rPr>
             <w:rStyle w:val="aff8"/>
@@ -406,7 +406,7 @@
             <w:noProof/>
             <w:webHidden/>
           </w:rPr>
-          <w:instrText xml:space="preserve"> PAGEREF _Toc242136910 \h </w:instrText>
+          <w:instrText xml:space="preserve"> PAGEREF _Toc242175080 \h </w:instrText>
         </w:r>
         <w:r>
           <w:rPr>
@@ -452,7 +452,7 @@
           <w14:ligatures w14:val="standardContextual"/>
         </w:rPr>
       </w:pPr>
-      <w:hyperlink w:anchor="_Toc242136911" w:history="1">
+      <w:hyperlink w:anchor="_Toc242175081" w:history="1">
         <w:r>
           <w:rPr>
             <w:rStyle w:val="aff8"/>
@@ -479,7 +479,7 @@
             <w:noProof/>
             <w:webHidden/>
           </w:rPr>
-          <w:instrText xml:space="preserve"> PAGEREF _Toc242136911 \h </w:instrText>
+          <w:instrText xml:space="preserve"> PAGEREF _Toc242175081 \h </w:instrText>
         </w:r>
         <w:r>
           <w:rPr>
@@ -525,7 +525,7 @@
           <w14:ligatures w14:val="standardContextual"/>
         </w:rPr>
       </w:pPr>
-      <w:hyperlink w:anchor="_Toc242136912" w:history="1">
+      <w:hyperlink w:anchor="_Toc242175082" w:history="1">
         <w:r>
           <w:rPr>
             <w:rStyle w:val="aff8"/>
@@ -552,7 +552,7 @@
             <w:noProof/>
             <w:webHidden/>
           </w:rPr>
-          <w:instrText xml:space="preserve"> PAGEREF _Toc242136912 \h </w:instrText>
+          <w:instrText xml:space="preserve"> PAGEREF _Toc242175082 \h </w:instrText>
         </w:r>
         <w:r>
           <w:rPr>
@@ -598,7 +598,7 @@
           <w14:ligatures w14:val="standardContextual"/>
         </w:rPr>
       </w:pPr>
-      <w:hyperlink w:anchor="_Toc242136913" w:history="1">
+      <w:hyperlink w:anchor="_Toc242175083" w:history="1">
         <w:r>
           <w:rPr>
             <w:rStyle w:val="aff8"/>
@@ -625,7 +625,7 @@
             <w:noProof/>
             <w:webHidden/>
           </w:rPr>
-          <w:instrText xml:space="preserve"> PAGEREF _Toc242136913 \h </w:instrText>
+          <w:instrText xml:space="preserve"> PAGEREF _Toc242175083 \h </w:instrText>
         </w:r>
         <w:r>
           <w:rPr>
@@ -671,7 +671,7 @@
           <w14:ligatures w14:val="standardContextual"/>
         </w:rPr>
       </w:pPr>
-      <w:hyperlink w:anchor="_Toc242136914" w:history="1">
+      <w:hyperlink w:anchor="_Toc242175084" w:history="1">
         <w:r>
           <w:rPr>
             <w:rStyle w:val="aff8"/>
@@ -698,7 +698,7 @@
             <w:noProof/>
             <w:webHidden/>
           </w:rPr>
-          <w:instrText xml:space="preserve"> PAGEREF _Toc242136914 \h </w:instrText>
+          <w:instrText xml:space="preserve"> PAGEREF _Toc242175084 \h </w:instrText>
         </w:r>
         <w:r>
           <w:rPr>
@@ -744,7 +744,7 @@
           <w14:ligatures w14:val="standardContextual"/>
         </w:rPr>
       </w:pPr>
-      <w:hyperlink w:anchor="_Toc242136915" w:history="1">
+      <w:hyperlink w:anchor="_Toc242175085" w:history="1">
         <w:r>
           <w:rPr>
             <w:rStyle w:val="aff8"/>
@@ -771,7 +771,7 @@
             <w:noProof/>
             <w:webHidden/>
           </w:rPr>
-          <w:instrText xml:space="preserve"> PAGEREF _Toc242136915 \h </w:instrText>
+          <w:instrText xml:space="preserve"> PAGEREF _Toc242175085 \h </w:instrText>
         </w:r>
         <w:r>
           <w:rPr>
@@ -817,7 +817,7 @@
           <w14:ligatures w14:val="standardContextual"/>
         </w:rPr>
       </w:pPr>
-      <w:hyperlink w:anchor="_Toc242136916" w:history="1">
+      <w:hyperlink w:anchor="_Toc242175086" w:history="1">
         <w:r>
           <w:rPr>
             <w:rStyle w:val="aff8"/>
@@ -844,7 +844,7 @@
             <w:noProof/>
             <w:webHidden/>
           </w:rPr>
-          <w:instrText xml:space="preserve"> PAGEREF _Toc242136916 \h </w:instrText>
+          <w:instrText xml:space="preserve"> PAGEREF _Toc242175086 \h </w:instrText>
         </w:r>
         <w:r>
           <w:rPr>
@@ -890,7 +890,7 @@
           <w14:ligatures w14:val="standardContextual"/>
         </w:rPr>
       </w:pPr>
-      <w:hyperlink w:anchor="_Toc242136917" w:history="1">
+      <w:hyperlink w:anchor="_Toc242175087" w:history="1">
         <w:r>
           <w:rPr>
             <w:rStyle w:val="aff8"/>
@@ -917,7 +917,7 @@
             <w:noProof/>
             <w:webHidden/>
           </w:rPr>
-          <w:instrText xml:space="preserve"> PAGEREF _Toc242136917 \h </w:instrText>
+          <w:instrText xml:space="preserve"> PAGEREF _Toc242175087 \h </w:instrText>
         </w:r>
         <w:r>
           <w:rPr>
@@ -963,7 +963,7 @@
           <w14:ligatures w14:val="standardContextual"/>
         </w:rPr>
       </w:pPr>
-      <w:hyperlink w:anchor="_Toc242136918" w:history="1">
+      <w:hyperlink w:anchor="_Toc242175088" w:history="1">
         <w:r>
           <w:rPr>
             <w:rStyle w:val="aff8"/>
@@ -990,7 +990,7 @@
             <w:noProof/>
             <w:webHidden/>
           </w:rPr>
-          <w:instrText xml:space="preserve"> PAGEREF _Toc242136918 \h </w:instrText>
+          <w:instrText xml:space="preserve"> PAGEREF _Toc242175088 \h </w:instrText>
         </w:r>
         <w:r>
           <w:rPr>
@@ -1036,7 +1036,7 @@
           <w14:ligatures w14:val="standardContextual"/>
         </w:rPr>
       </w:pPr>
-      <w:hyperlink w:anchor="_Toc242136919" w:history="1">
+      <w:hyperlink w:anchor="_Toc242175089" w:history="1">
         <w:r>
           <w:rPr>
             <w:rStyle w:val="aff8"/>
@@ -1063,7 +1063,7 @@
             <w:noProof/>
             <w:webHidden/>
           </w:rPr>
-          <w:instrText xml:space="preserve"> PAGEREF _Toc242136919 \h </w:instrText>
+          <w:instrText xml:space="preserve"> PAGEREF _Toc242175089 \h </w:instrText>
         </w:r>
         <w:r>
           <w:rPr>
@@ -1109,7 +1109,7 @@
           <w14:ligatures w14:val="standardContextual"/>
         </w:rPr>
       </w:pPr>
-      <w:hyperlink w:anchor="_Toc242136920" w:history="1">
+      <w:hyperlink w:anchor="_Toc242175090" w:history="1">
         <w:r>
           <w:rPr>
             <w:rStyle w:val="aff8"/>
@@ -1136,7 +1136,7 @@
             <w:noProof/>
             <w:webHidden/>
           </w:rPr>
-          <w:instrText xml:space="preserve"> PAGEREF _Toc242136920 \h </w:instrText>
+          <w:instrText xml:space="preserve"> PAGEREF _Toc242175090 \h </w:instrText>
         </w:r>
         <w:r>
           <w:rPr>
@@ -1182,7 +1182,7 @@
           <w14:ligatures w14:val="standardContextual"/>
         </w:rPr>
       </w:pPr>
-      <w:hyperlink w:anchor="_Toc242136921" w:history="1">
+      <w:hyperlink w:anchor="_Toc242175091" w:history="1">
         <w:r>
           <w:rPr>
             <w:rStyle w:val="aff8"/>
@@ -1209,7 +1209,7 @@
             <w:noProof/>
             <w:webHidden/>
           </w:rPr>
-          <w:instrText xml:space="preserve"> PAGEREF _Toc242136921 \h </w:instrText>
+          <w:instrText xml:space="preserve"> PAGEREF _Toc242175091 \h </w:instrText>
         </w:r>
         <w:r>
           <w:rPr>
@@ -1255,7 +1255,7 @@
           <w14:ligatures w14:val="standardContextual"/>
         </w:rPr>
       </w:pPr>
-      <w:hyperlink w:anchor="_Toc242136922" w:history="1">
+      <w:hyperlink w:anchor="_Toc242175092" w:history="1">
         <w:r>
           <w:rPr>
             <w:rStyle w:val="aff8"/>
@@ -1282,7 +1282,7 @@
             <w:noProof/>
             <w:webHidden/>
           </w:rPr>
-          <w:instrText xml:space="preserve"> PAGEREF _Toc242136922 \h </w:instrText>
+          <w:instrText xml:space="preserve"> PAGEREF _Toc242175092 \h </w:instrText>
         </w:r>
         <w:r>
           <w:rPr>
@@ -1328,7 +1328,7 @@
           <w14:ligatures w14:val="standardContextual"/>
         </w:rPr>
       </w:pPr>
-      <w:hyperlink w:anchor="_Toc242136923" w:history="1">
+      <w:hyperlink w:anchor="_Toc242175093" w:history="1">
         <w:r>
           <w:rPr>
             <w:rStyle w:val="aff8"/>
@@ -1355,7 +1355,7 @@
             <w:noProof/>
             <w:webHidden/>
           </w:rPr>
-          <w:instrText xml:space="preserve"> PAGEREF _Toc242136923 \h </w:instrText>
+          <w:instrText xml:space="preserve"> PAGEREF _Toc242175093 \h </w:instrText>
         </w:r>
         <w:r>
           <w:rPr>
@@ -1401,7 +1401,7 @@
           <w14:ligatures w14:val="standardContextual"/>
         </w:rPr>
       </w:pPr>
-      <w:hyperlink w:anchor="_Toc242136924" w:history="1">
+      <w:hyperlink w:anchor="_Toc242175094" w:history="1">
         <w:r>
           <w:rPr>
             <w:rStyle w:val="aff8"/>
@@ -1428,7 +1428,7 @@
             <w:noProof/>
             <w:webHidden/>
           </w:rPr>
-          <w:instrText xml:space="preserve"> PAGEREF _Toc242136924 \h </w:instrText>
+          <w:instrText xml:space="preserve"> PAGEREF _Toc242175094 \h </w:instrText>
         </w:r>
         <w:r>
           <w:rPr>
@@ -1474,7 +1474,7 @@
           <w14:ligatures w14:val="standardContextual"/>
         </w:rPr>
       </w:pPr>
-      <w:hyperlink w:anchor="_Toc242136925" w:history="1">
+      <w:hyperlink w:anchor="_Toc242175095" w:history="1">
         <w:r>
           <w:rPr>
             <w:rStyle w:val="aff8"/>
@@ -1501,7 +1501,7 @@
             <w:noProof/>
             <w:webHidden/>
           </w:rPr>
-          <w:instrText xml:space="preserve"> PAGEREF _Toc242136925 \h </w:instrText>
+          <w:instrText xml:space="preserve"> PAGEREF _Toc242175095 \h </w:instrText>
         </w:r>
         <w:r>
           <w:rPr>
@@ -1547,7 +1547,7 @@
           <w14:ligatures w14:val="standardContextual"/>
         </w:rPr>
       </w:pPr>
-      <w:hyperlink w:anchor="_Toc242136926" w:history="1">
+      <w:hyperlink w:anchor="_Toc242175096" w:history="1">
         <w:r>
           <w:rPr>
             <w:rStyle w:val="aff8"/>
@@ -1574,7 +1574,7 @@
             <w:noProof/>
             <w:webHidden/>
           </w:rPr>
-          <w:instrText xml:space="preserve"> PAGEREF _Toc242136926 \h </w:instrText>
+          <w:instrText xml:space="preserve"> PAGEREF _Toc242175096 \h </w:instrText>
         </w:r>
         <w:r>
           <w:rPr>
@@ -1620,7 +1620,7 @@
           <w14:ligatures w14:val="standardContextual"/>
         </w:rPr>
       </w:pPr>
-      <w:hyperlink w:anchor="_Toc242136927" w:history="1">
+      <w:hyperlink w:anchor="_Toc242175097" w:history="1">
         <w:r>
           <w:rPr>
             <w:rStyle w:val="aff8"/>
@@ -1647,7 +1647,7 @@
             <w:noProof/>
             <w:webHidden/>
           </w:rPr>
-          <w:instrText xml:space="preserve"> PAGEREF _Toc242136927 \h </w:instrText>
+          <w:instrText xml:space="preserve"> PAGEREF _Toc242175097 \h </w:instrText>
         </w:r>
         <w:r>
           <w:rPr>
@@ -1693,7 +1693,7 @@
           <w14:ligatures w14:val="standardContextual"/>
         </w:rPr>
       </w:pPr>
-      <w:hyperlink w:anchor="_Toc242136928" w:history="1">
+      <w:hyperlink w:anchor="_Toc242175098" w:history="1">
         <w:r>
           <w:rPr>
             <w:rStyle w:val="aff8"/>
@@ -1720,7 +1720,7 @@
             <w:noProof/>
             <w:webHidden/>
           </w:rPr>
-          <w:instrText xml:space="preserve"> PAGEREF _Toc242136928 \h </w:instrText>
+          <w:instrText xml:space="preserve"> PAGEREF _Toc242175098 \h </w:instrText>
         </w:r>
         <w:r>
           <w:rPr>
@@ -1766,7 +1766,7 @@
           <w14:ligatures w14:val="standardContextual"/>
         </w:rPr>
       </w:pPr>
-      <w:hyperlink w:anchor="_Toc242136929" w:history="1">
+      <w:hyperlink w:anchor="_Toc242175099" w:history="1">
         <w:r>
           <w:rPr>
             <w:rStyle w:val="aff8"/>
@@ -1793,7 +1793,7 @@
             <w:noProof/>
             <w:webHidden/>
           </w:rPr>
-          <w:instrText xml:space="preserve"> PAGEREF _Toc242136929 \h </w:instrText>
+          <w:instrText xml:space="preserve"> PAGEREF _Toc242175099 \h </w:instrText>
         </w:r>
         <w:r>
           <w:rPr>
@@ -1839,7 +1839,7 @@
           <w14:ligatures w14:val="standardContextual"/>
         </w:rPr>
       </w:pPr>
-      <w:hyperlink w:anchor="_Toc242136930" w:history="1">
+      <w:hyperlink w:anchor="_Toc242175100" w:history="1">
         <w:r>
           <w:rPr>
             <w:rStyle w:val="aff8"/>
@@ -1866,7 +1866,7 @@
             <w:noProof/>
             <w:webHidden/>
           </w:rPr>
-          <w:instrText xml:space="preserve"> PAGEREF _Toc242136930 \h </w:instrText>
+          <w:instrText xml:space="preserve"> PAGEREF _Toc242175100 \h </w:instrText>
         </w:r>
         <w:r>
           <w:rPr>
@@ -1912,7 +1912,7 @@
           <w14:ligatures w14:val="standardContextual"/>
         </w:rPr>
       </w:pPr>
-      <w:hyperlink w:anchor="_Toc242136931" w:history="1">
+      <w:hyperlink w:anchor="_Toc242175101" w:history="1">
         <w:r>
           <w:rPr>
             <w:rStyle w:val="aff8"/>
@@ -1939,7 +1939,7 @@
             <w:noProof/>
             <w:webHidden/>
           </w:rPr>
-          <w:instrText xml:space="preserve"> PAGEREF _Toc242136931 \h </w:instrText>
+          <w:instrText xml:space="preserve"> PAGEREF _Toc242175101 \h </w:instrText>
         </w:r>
         <w:r>
           <w:rPr>
@@ -1985,7 +1985,7 @@
           <w14:ligatures w14:val="standardContextual"/>
         </w:rPr>
       </w:pPr>
-      <w:hyperlink w:anchor="_Toc242136932" w:history="1">
+      <w:hyperlink w:anchor="_Toc242175102" w:history="1">
         <w:r>
           <w:rPr>
             <w:rStyle w:val="aff8"/>
@@ -2012,7 +2012,7 @@
             <w:noProof/>
             <w:webHidden/>
           </w:rPr>
-          <w:instrText xml:space="preserve"> PAGEREF _Toc242136932 \h </w:instrText>
+          <w:instrText xml:space="preserve"> PAGEREF _Toc242175102 \h </w:instrText>
         </w:r>
         <w:r>
           <w:rPr>
@@ -2058,7 +2058,7 @@
           <w14:ligatures w14:val="standardContextual"/>
         </w:rPr>
       </w:pPr>
-      <w:hyperlink w:anchor="_Toc242136933" w:history="1">
+      <w:hyperlink w:anchor="_Toc242175103" w:history="1">
         <w:r>
           <w:rPr>
             <w:rStyle w:val="aff8"/>
@@ -2085,7 +2085,7 @@
             <w:noProof/>
             <w:webHidden/>
           </w:rPr>
-          <w:instrText xml:space="preserve"> PAGEREF _Toc242136933 \h </w:instrText>
+          <w:instrText xml:space="preserve"> PAGEREF _Toc242175103 \h </w:instrText>
         </w:r>
         <w:r>
           <w:rPr>
@@ -2131,7 +2131,7 @@
           <w14:ligatures w14:val="standardContextual"/>
         </w:rPr>
       </w:pPr>
-      <w:hyperlink w:anchor="_Toc242136934" w:history="1">
+      <w:hyperlink w:anchor="_Toc242175104" w:history="1">
         <w:r>
           <w:rPr>
             <w:rStyle w:val="aff8"/>
@@ -2158,7 +2158,7 @@
             <w:noProof/>
             <w:webHidden/>
           </w:rPr>
-          <w:instrText xml:space="preserve"> PAGEREF _Toc242136934 \h </w:instrText>
+          <w:instrText xml:space="preserve"> PAGEREF _Toc242175104 \h </w:instrText>
         </w:r>
         <w:r>
           <w:rPr>
@@ -2204,7 +2204,7 @@
           <w14:ligatures w14:val="standardContextual"/>
         </w:rPr>
       </w:pPr>
-      <w:hyperlink w:anchor="_Toc242136935" w:history="1">
+      <w:hyperlink w:anchor="_Toc242175105" w:history="1">
         <w:r>
           <w:rPr>
             <w:rStyle w:val="aff8"/>
@@ -2231,7 +2231,7 @@
             <w:noProof/>
             <w:webHidden/>
           </w:rPr>
-          <w:instrText xml:space="preserve"> PAGEREF _Toc242136935 \h </w:instrText>
+          <w:instrText xml:space="preserve"> PAGEREF _Toc242175105 \h </w:instrText>
         </w:r>
         <w:r>
           <w:rPr>
@@ -2277,7 +2277,7 @@
           <w14:ligatures w14:val="standardContextual"/>
         </w:rPr>
       </w:pPr>
-      <w:hyperlink w:anchor="_Toc242136936" w:history="1">
+      <w:hyperlink w:anchor="_Toc242175106" w:history="1">
         <w:r>
           <w:rPr>
             <w:rStyle w:val="aff8"/>
@@ -2304,7 +2304,7 @@
             <w:noProof/>
             <w:webHidden/>
           </w:rPr>
-          <w:instrText xml:space="preserve"> PAGEREF _Toc242136936 \h </w:instrText>
+          <w:instrText xml:space="preserve"> PAGEREF _Toc242175106 \h </w:instrText>
         </w:r>
         <w:r>
           <w:rPr>
@@ -2350,7 +2350,7 @@
           <w14:ligatures w14:val="standardContextual"/>
         </w:rPr>
       </w:pPr>
-      <w:hyperlink w:anchor="_Toc242136937" w:history="1">
+      <w:hyperlink w:anchor="_Toc242175107" w:history="1">
         <w:r>
           <w:rPr>
             <w:rStyle w:val="aff8"/>
@@ -2377,7 +2377,7 @@
             <w:noProof/>
             <w:webHidden/>
           </w:rPr>
-          <w:instrText xml:space="preserve"> PAGEREF _Toc242136937 \h </w:instrText>
+          <w:instrText xml:space="preserve"> PAGEREF _Toc242175107 \h </w:instrText>
         </w:r>
         <w:r>
           <w:rPr>
@@ -2423,7 +2423,7 @@
           <w14:ligatures w14:val="standardContextual"/>
         </w:rPr>
       </w:pPr>
-      <w:hyperlink w:anchor="_Toc242136938" w:history="1">
+      <w:hyperlink w:anchor="_Toc242175108" w:history="1">
         <w:r>
           <w:rPr>
             <w:rStyle w:val="aff8"/>
@@ -2450,7 +2450,7 @@
             <w:noProof/>
             <w:webHidden/>
           </w:rPr>
-          <w:instrText xml:space="preserve"> PAGEREF _Toc242136938 \h </w:instrText>
+          <w:instrText xml:space="preserve"> PAGEREF _Toc242175108 \h </w:instrText>
         </w:r>
         <w:r>
           <w:rPr>
@@ -2496,7 +2496,7 @@
           <w14:ligatures w14:val="standardContextual"/>
         </w:rPr>
       </w:pPr>
-      <w:hyperlink w:anchor="_Toc242136939" w:history="1">
+      <w:hyperlink w:anchor="_Toc242175109" w:history="1">
         <w:r>
           <w:rPr>
             <w:rStyle w:val="aff8"/>
@@ -2523,7 +2523,7 @@
             <w:noProof/>
             <w:webHidden/>
           </w:rPr>
-          <w:instrText xml:space="preserve"> PAGEREF _Toc242136939 \h </w:instrText>
+          <w:instrText xml:space="preserve"> PAGEREF _Toc242175109 \h </w:instrText>
         </w:r>
         <w:r>
           <w:rPr>
@@ -2569,7 +2569,7 @@
           <w14:ligatures w14:val="standardContextual"/>
         </w:rPr>
       </w:pPr>
-      <w:hyperlink w:anchor="_Toc242136940" w:history="1">
+      <w:hyperlink w:anchor="_Toc242175110" w:history="1">
         <w:r>
           <w:rPr>
             <w:rStyle w:val="aff8"/>
@@ -2596,7 +2596,7 @@
             <w:noProof/>
             <w:webHidden/>
           </w:rPr>
-          <w:instrText xml:space="preserve"> PAGEREF _Toc242136940 \h </w:instrText>
+          <w:instrText xml:space="preserve"> PAGEREF _Toc242175110 \h </w:instrText>
         </w:r>
         <w:r>
           <w:rPr>
@@ -2642,7 +2642,7 @@
           <w14:ligatures w14:val="standardContextual"/>
         </w:rPr>
       </w:pPr>
-      <w:hyperlink w:anchor="_Toc242136941" w:history="1">
+      <w:hyperlink w:anchor="_Toc242175111" w:history="1">
         <w:r>
           <w:rPr>
             <w:rStyle w:val="aff8"/>
@@ -2669,7 +2669,7 @@
             <w:noProof/>
             <w:webHidden/>
           </w:rPr>
-          <w:instrText xml:space="preserve"> PAGEREF _Toc242136941 \h </w:instrText>
+          <w:instrText xml:space="preserve"> PAGEREF _Toc242175111 \h </w:instrText>
         </w:r>
         <w:r>
           <w:rPr>
@@ -2715,7 +2715,7 @@
           <w14:ligatures w14:val="standardContextual"/>
         </w:rPr>
       </w:pPr>
-      <w:hyperlink w:anchor="_Toc242136942" w:history="1">
+      <w:hyperlink w:anchor="_Toc242175112" w:history="1">
         <w:r>
           <w:rPr>
             <w:rStyle w:val="aff8"/>
@@ -2742,7 +2742,7 @@
             <w:noProof/>
             <w:webHidden/>
           </w:rPr>
-          <w:instrText xml:space="preserve"> PAGEREF _Toc242136942 \h </w:instrText>
+          <w:instrText xml:space="preserve"> PAGEREF _Toc242175112 \h </w:instrText>
         </w:r>
         <w:r>
           <w:rPr>
@@ -2788,7 +2788,7 @@
           <w14:ligatures w14:val="standardContextual"/>
         </w:rPr>
       </w:pPr>
-      <w:hyperlink w:anchor="_Toc242136943" w:history="1">
+      <w:hyperlink w:anchor="_Toc242175113" w:history="1">
         <w:r>
           <w:rPr>
             <w:rStyle w:val="aff8"/>
@@ -2815,7 +2815,7 @@
             <w:noProof/>
             <w:webHidden/>
           </w:rPr>
-          <w:instrText xml:space="preserve"> PAGEREF _Toc242136943 \h </w:instrText>
+          <w:instrText xml:space="preserve"> PAGEREF _Toc242175113 \h </w:instrText>
         </w:r>
         <w:r>
           <w:rPr>
@@ -2861,7 +2861,7 @@
           <w14:ligatures w14:val="standardContextual"/>
         </w:rPr>
       </w:pPr>
-      <w:hyperlink w:anchor="_Toc242136944" w:history="1">
+      <w:hyperlink w:anchor="_Toc242175114" w:history="1">
         <w:r>
           <w:rPr>
             <w:rStyle w:val="aff8"/>
@@ -2888,7 +2888,7 @@
             <w:noProof/>
             <w:webHidden/>
           </w:rPr>
-          <w:instrText xml:space="preserve"> PAGEREF _Toc242136944 \h </w:instrText>
+          <w:instrText xml:space="preserve"> PAGEREF _Toc242175114 \h </w:instrText>
         </w:r>
         <w:r>
           <w:rPr>
@@ -2934,7 +2934,7 @@
           <w14:ligatures w14:val="standardContextual"/>
         </w:rPr>
       </w:pPr>
-      <w:hyperlink w:anchor="_Toc242136945" w:history="1">
+      <w:hyperlink w:anchor="_Toc242175115" w:history="1">
         <w:r>
           <w:rPr>
             <w:rStyle w:val="aff8"/>
@@ -2961,7 +2961,7 @@
             <w:noProof/>
             <w:webHidden/>
           </w:rPr>
-          <w:instrText xml:space="preserve"> PAGEREF _Toc242136945 \h </w:instrText>
+          <w:instrText xml:space="preserve"> PAGEREF _Toc242175115 \h </w:instrText>
         </w:r>
         <w:r>
           <w:rPr>
@@ -3007,7 +3007,7 @@
           <w14:ligatures w14:val="standardContextual"/>
         </w:rPr>
       </w:pPr>
-      <w:hyperlink w:anchor="_Toc242136946" w:history="1">
+      <w:hyperlink w:anchor="_Toc242175116" w:history="1">
         <w:r>
           <w:rPr>
             <w:rStyle w:val="aff8"/>
@@ -3034,7 +3034,7 @@
             <w:noProof/>
             <w:webHidden/>
           </w:rPr>
-          <w:instrText xml:space="preserve"> PAGEREF _Toc242136946 \h </w:instrText>
+          <w:instrText xml:space="preserve"> PAGEREF _Toc242175116 \h </w:instrText>
         </w:r>
         <w:r>
           <w:rPr>
@@ -3080,7 +3080,7 @@
           <w14:ligatures w14:val="standardContextual"/>
         </w:rPr>
       </w:pPr>
-      <w:hyperlink w:anchor="_Toc242136947" w:history="1">
+      <w:hyperlink w:anchor="_Toc242175117" w:history="1">
         <w:r>
           <w:rPr>
             <w:rStyle w:val="aff8"/>
@@ -3107,7 +3107,7 @@
             <w:noProof/>
             <w:webHidden/>
           </w:rPr>
-          <w:instrText xml:space="preserve"> PAGEREF _Toc242136947 \h </w:instrText>
+          <w:instrText xml:space="preserve"> PAGEREF _Toc242175117 \h </w:instrText>
         </w:r>
         <w:r>
           <w:rPr>
@@ -3153,7 +3153,7 @@
           <w14:ligatures w14:val="standardContextual"/>
         </w:rPr>
       </w:pPr>
-      <w:hyperlink w:anchor="_Toc242136948" w:history="1">
+      <w:hyperlink w:anchor="_Toc242175118" w:history="1">
         <w:r>
           <w:rPr>
             <w:rStyle w:val="aff8"/>
@@ -3180,7 +3180,7 @@
             <w:noProof/>
             <w:webHidden/>
           </w:rPr>
-          <w:instrText xml:space="preserve"> PAGEREF _Toc242136948 \h </w:instrText>
+          <w:instrText xml:space="preserve"> PAGEREF _Toc242175118 \h </w:instrText>
         </w:r>
         <w:r>
           <w:rPr>
@@ -3226,7 +3226,7 @@
           <w14:ligatures w14:val="standardContextual"/>
         </w:rPr>
       </w:pPr>
-      <w:hyperlink w:anchor="_Toc242136949" w:history="1">
+      <w:hyperlink w:anchor="_Toc242175119" w:history="1">
         <w:r>
           <w:rPr>
             <w:rStyle w:val="aff8"/>
@@ -3253,7 +3253,7 @@
             <w:noProof/>
             <w:webHidden/>
           </w:rPr>
-          <w:instrText xml:space="preserve"> PAGEREF _Toc242136949 \h </w:instrText>
+          <w:instrText xml:space="preserve"> PAGEREF _Toc242175119 \h </w:instrText>
         </w:r>
         <w:r>
           <w:rPr>
@@ -3299,7 +3299,7 @@
           <w14:ligatures w14:val="standardContextual"/>
         </w:rPr>
       </w:pPr>
-      <w:hyperlink w:anchor="_Toc242136950" w:history="1">
+      <w:hyperlink w:anchor="_Toc242175120" w:history="1">
         <w:r>
           <w:rPr>
             <w:rStyle w:val="aff8"/>
@@ -3326,7 +3326,7 @@
             <w:noProof/>
             <w:webHidden/>
           </w:rPr>
-          <w:instrText xml:space="preserve"> PAGEREF _Toc242136950 \h </w:instrText>
+          <w:instrText xml:space="preserve"> PAGEREF _Toc242175120 \h </w:instrText>
         </w:r>
         <w:r>
           <w:rPr>
@@ -3372,7 +3372,7 @@
           <w14:ligatures w14:val="standardContextual"/>
         </w:rPr>
       </w:pPr>
-      <w:hyperlink w:anchor="_Toc242136951" w:history="1">
+      <w:hyperlink w:anchor="_Toc242175121" w:history="1">
         <w:r>
           <w:rPr>
             <w:rStyle w:val="aff8"/>
@@ -3399,7 +3399,7 @@
             <w:noProof/>
             <w:webHidden/>
           </w:rPr>
-          <w:instrText xml:space="preserve"> PAGEREF _Toc242136951 \h </w:instrText>
+          <w:instrText xml:space="preserve"> PAGEREF _Toc242175121 \h </w:instrText>
         </w:r>
         <w:r>
           <w:rPr>
@@ -3445,7 +3445,7 @@
           <w14:ligatures w14:val="standardContextual"/>
         </w:rPr>
       </w:pPr>
-      <w:hyperlink w:anchor="_Toc242136952" w:history="1">
+      <w:hyperlink w:anchor="_Toc242175122" w:history="1">
         <w:r>
           <w:rPr>
             <w:rStyle w:val="aff8"/>
@@ -3472,7 +3472,7 @@
             <w:noProof/>
             <w:webHidden/>
           </w:rPr>
-          <w:instrText xml:space="preserve"> PAGEREF _Toc242136952 \h </w:instrText>
+          <w:instrText xml:space="preserve"> PAGEREF _Toc242175122 \h </w:instrText>
         </w:r>
         <w:r>
           <w:rPr>
@@ -3518,7 +3518,7 @@
           <w14:ligatures w14:val="standardContextual"/>
         </w:rPr>
       </w:pPr>
-      <w:hyperlink w:anchor="_Toc242136953" w:history="1">
+      <w:hyperlink w:anchor="_Toc242175123" w:history="1">
         <w:r>
           <w:rPr>
             <w:rStyle w:val="aff8"/>
@@ -3545,7 +3545,7 @@
             <w:noProof/>
             <w:webHidden/>
           </w:rPr>
-          <w:instrText xml:space="preserve"> PAGEREF _Toc242136953 \h </w:instrText>
+          <w:instrText xml:space="preserve"> PAGEREF _Toc242175123 \h </w:instrText>
         </w:r>
         <w:r>
           <w:rPr>
@@ -3591,7 +3591,7 @@
           <w14:ligatures w14:val="standardContextual"/>
         </w:rPr>
       </w:pPr>
-      <w:hyperlink w:anchor="_Toc242136954" w:history="1">
+      <w:hyperlink w:anchor="_Toc242175124" w:history="1">
         <w:r>
           <w:rPr>
             <w:rStyle w:val="aff8"/>
@@ -3618,7 +3618,7 @@
             <w:noProof/>
             <w:webHidden/>
           </w:rPr>
-          <w:instrText xml:space="preserve"> PAGEREF _Toc242136954 \h </w:instrText>
+          <w:instrText xml:space="preserve"> PAGEREF _Toc242175124 \h </w:instrText>
         </w:r>
         <w:r>
           <w:rPr>
@@ -3664,7 +3664,7 @@
           <w14:ligatures w14:val="standardContextual"/>
         </w:rPr>
       </w:pPr>
-      <w:hyperlink w:anchor="_Toc242136955" w:history="1">
+      <w:hyperlink w:anchor="_Toc242175125" w:history="1">
         <w:r>
           <w:rPr>
             <w:rStyle w:val="aff8"/>
@@ -3691,7 +3691,7 @@
             <w:noProof/>
             <w:webHidden/>
           </w:rPr>
-          <w:instrText xml:space="preserve"> PAGEREF _Toc242136955 \h </w:instrText>
+          <w:instrText xml:space="preserve"> PAGEREF _Toc242175125 \h </w:instrText>
         </w:r>
         <w:r>
           <w:rPr>
@@ -3737,13 +3737,13 @@
           <w14:ligatures w14:val="standardContextual"/>
         </w:rPr>
       </w:pPr>
-      <w:hyperlink w:anchor="_Toc242136956" w:history="1">
+      <w:hyperlink w:anchor="_Toc242175126" w:history="1">
         <w:r>
           <w:rPr>
             <w:rStyle w:val="aff8"/>
             <w:noProof/>
           </w:rPr>
-          <w:t>8.8 ФИН-08 Условия рассрочки и варианты оплаты</w:t>
+          <w:t>8.8 ФИН-08 Планы оплаты и варианты оплаты</w:t>
         </w:r>
         <w:r>
           <w:rPr>
@@ -3764,7 +3764,7 @@
             <w:noProof/>
             <w:webHidden/>
           </w:rPr>
-          <w:instrText xml:space="preserve"> PAGEREF _Toc242136956 \h </w:instrText>
+          <w:instrText xml:space="preserve"> PAGEREF _Toc242175126 \h </w:instrText>
         </w:r>
         <w:r>
           <w:rPr>
@@ -3810,7 +3810,7 @@
           <w14:ligatures w14:val="standardContextual"/>
         </w:rPr>
       </w:pPr>
-      <w:hyperlink w:anchor="_Toc242136957" w:history="1">
+      <w:hyperlink w:anchor="_Toc242175127" w:history="1">
         <w:r>
           <w:rPr>
             <w:rStyle w:val="aff8"/>
@@ -3837,7 +3837,7 @@
             <w:noProof/>
             <w:webHidden/>
           </w:rPr>
-          <w:instrText xml:space="preserve"> PAGEREF _Toc242136957 \h </w:instrText>
+          <w:instrText xml:space="preserve"> PAGEREF _Toc242175127 \h </w:instrText>
         </w:r>
         <w:r>
           <w:rPr>
@@ -3857,7 +3857,7 @@
             <w:noProof/>
             <w:webHidden/>
           </w:rPr>
-          <w:t>27</w:t>
+          <w:t>28</w:t>
         </w:r>
         <w:r>
           <w:rPr>
@@ -3883,7 +3883,7 @@
           <w14:ligatures w14:val="standardContextual"/>
         </w:rPr>
       </w:pPr>
-      <w:hyperlink w:anchor="_Toc242136958" w:history="1">
+      <w:hyperlink w:anchor="_Toc242175128" w:history="1">
         <w:r>
           <w:rPr>
             <w:rStyle w:val="aff8"/>
@@ -3910,7 +3910,7 @@
             <w:noProof/>
             <w:webHidden/>
           </w:rPr>
-          <w:instrText xml:space="preserve"> PAGEREF _Toc242136958 \h </w:instrText>
+          <w:instrText xml:space="preserve"> PAGEREF _Toc242175128 \h </w:instrText>
         </w:r>
         <w:r>
           <w:rPr>
@@ -3930,7 +3930,7 @@
             <w:noProof/>
             <w:webHidden/>
           </w:rPr>
-          <w:t>27</w:t>
+          <w:t>28</w:t>
         </w:r>
         <w:r>
           <w:rPr>
@@ -3956,7 +3956,7 @@
           <w14:ligatures w14:val="standardContextual"/>
         </w:rPr>
       </w:pPr>
-      <w:hyperlink w:anchor="_Toc242136959" w:history="1">
+      <w:hyperlink w:anchor="_Toc242175129" w:history="1">
         <w:r>
           <w:rPr>
             <w:rStyle w:val="aff8"/>
@@ -3983,7 +3983,7 @@
             <w:noProof/>
             <w:webHidden/>
           </w:rPr>
-          <w:instrText xml:space="preserve"> PAGEREF _Toc242136959 \h </w:instrText>
+          <w:instrText xml:space="preserve"> PAGEREF _Toc242175129 \h </w:instrText>
         </w:r>
         <w:r>
           <w:rPr>
@@ -4003,7 +4003,7 @@
             <w:noProof/>
             <w:webHidden/>
           </w:rPr>
-          <w:t>27</w:t>
+          <w:t>28</w:t>
         </w:r>
         <w:r>
           <w:rPr>
@@ -4029,7 +4029,7 @@
           <w14:ligatures w14:val="standardContextual"/>
         </w:rPr>
       </w:pPr>
-      <w:hyperlink w:anchor="_Toc242136960" w:history="1">
+      <w:hyperlink w:anchor="_Toc242175130" w:history="1">
         <w:r>
           <w:rPr>
             <w:rStyle w:val="aff8"/>
@@ -4056,7 +4056,7 @@
             <w:noProof/>
             <w:webHidden/>
           </w:rPr>
-          <w:instrText xml:space="preserve"> PAGEREF _Toc242136960 \h </w:instrText>
+          <w:instrText xml:space="preserve"> PAGEREF _Toc242175130 \h </w:instrText>
         </w:r>
         <w:r>
           <w:rPr>
@@ -4076,7 +4076,7 @@
             <w:noProof/>
             <w:webHidden/>
           </w:rPr>
-          <w:t>28</w:t>
+          <w:t>29</w:t>
         </w:r>
         <w:r>
           <w:rPr>
@@ -4102,7 +4102,7 @@
           <w14:ligatures w14:val="standardContextual"/>
         </w:rPr>
       </w:pPr>
-      <w:hyperlink w:anchor="_Toc242136961" w:history="1">
+      <w:hyperlink w:anchor="_Toc242175131" w:history="1">
         <w:r>
           <w:rPr>
             <w:rStyle w:val="aff8"/>
@@ -4129,7 +4129,7 @@
             <w:noProof/>
             <w:webHidden/>
           </w:rPr>
-          <w:instrText xml:space="preserve"> PAGEREF _Toc242136961 \h </w:instrText>
+          <w:instrText xml:space="preserve"> PAGEREF _Toc242175131 \h </w:instrText>
         </w:r>
         <w:r>
           <w:rPr>
@@ -4149,7 +4149,7 @@
             <w:noProof/>
             <w:webHidden/>
           </w:rPr>
-          <w:t>28</w:t>
+          <w:t>29</w:t>
         </w:r>
         <w:r>
           <w:rPr>
@@ -4175,7 +4175,7 @@
           <w14:ligatures w14:val="standardContextual"/>
         </w:rPr>
       </w:pPr>
-      <w:hyperlink w:anchor="_Toc242136962" w:history="1">
+      <w:hyperlink w:anchor="_Toc242175132" w:history="1">
         <w:r>
           <w:rPr>
             <w:rStyle w:val="aff8"/>
@@ -4202,7 +4202,7 @@
             <w:noProof/>
             <w:webHidden/>
           </w:rPr>
-          <w:instrText xml:space="preserve"> PAGEREF _Toc242136962 \h </w:instrText>
+          <w:instrText xml:space="preserve"> PAGEREF _Toc242175132 \h </w:instrText>
         </w:r>
         <w:r>
           <w:rPr>
@@ -4222,7 +4222,7 @@
             <w:noProof/>
             <w:webHidden/>
           </w:rPr>
-          <w:t>28</w:t>
+          <w:t>29</w:t>
         </w:r>
         <w:r>
           <w:rPr>
@@ -4248,7 +4248,7 @@
           <w14:ligatures w14:val="standardContextual"/>
         </w:rPr>
       </w:pPr>
-      <w:hyperlink w:anchor="_Toc242136963" w:history="1">
+      <w:hyperlink w:anchor="_Toc242175133" w:history="1">
         <w:r>
           <w:rPr>
             <w:rStyle w:val="aff8"/>
@@ -4275,7 +4275,7 @@
             <w:noProof/>
             <w:webHidden/>
           </w:rPr>
-          <w:instrText xml:space="preserve"> PAGEREF _Toc242136963 \h </w:instrText>
+          <w:instrText xml:space="preserve"> PAGEREF _Toc242175133 \h </w:instrText>
         </w:r>
         <w:r>
           <w:rPr>
@@ -4295,7 +4295,7 @@
             <w:noProof/>
             <w:webHidden/>
           </w:rPr>
-          <w:t>28</w:t>
+          <w:t>29</w:t>
         </w:r>
         <w:r>
           <w:rPr>
@@ -4321,7 +4321,7 @@
           <w14:ligatures w14:val="standardContextual"/>
         </w:rPr>
       </w:pPr>
-      <w:hyperlink w:anchor="_Toc242136964" w:history="1">
+      <w:hyperlink w:anchor="_Toc242175134" w:history="1">
         <w:r>
           <w:rPr>
             <w:rStyle w:val="aff8"/>
@@ -4348,7 +4348,7 @@
             <w:noProof/>
             <w:webHidden/>
           </w:rPr>
-          <w:instrText xml:space="preserve"> PAGEREF _Toc242136964 \h </w:instrText>
+          <w:instrText xml:space="preserve"> PAGEREF _Toc242175134 \h </w:instrText>
         </w:r>
         <w:r>
           <w:rPr>
@@ -4368,7 +4368,7 @@
             <w:noProof/>
             <w:webHidden/>
           </w:rPr>
-          <w:t>29</w:t>
+          <w:t>30</w:t>
         </w:r>
         <w:r>
           <w:rPr>
@@ -4394,7 +4394,7 @@
           <w14:ligatures w14:val="standardContextual"/>
         </w:rPr>
       </w:pPr>
-      <w:hyperlink w:anchor="_Toc242136965" w:history="1">
+      <w:hyperlink w:anchor="_Toc242175135" w:history="1">
         <w:r>
           <w:rPr>
             <w:rStyle w:val="aff8"/>
@@ -4421,7 +4421,7 @@
             <w:noProof/>
             <w:webHidden/>
           </w:rPr>
-          <w:instrText xml:space="preserve"> PAGEREF _Toc242136965 \h </w:instrText>
+          <w:instrText xml:space="preserve"> PAGEREF _Toc242175135 \h </w:instrText>
         </w:r>
         <w:r>
           <w:rPr>
@@ -4441,7 +4441,7 @@
             <w:noProof/>
             <w:webHidden/>
           </w:rPr>
-          <w:t>29</w:t>
+          <w:t>30</w:t>
         </w:r>
         <w:r>
           <w:rPr>
@@ -4467,7 +4467,7 @@
           <w14:ligatures w14:val="standardContextual"/>
         </w:rPr>
       </w:pPr>
-      <w:hyperlink w:anchor="_Toc242136966" w:history="1">
+      <w:hyperlink w:anchor="_Toc242175136" w:history="1">
         <w:r>
           <w:rPr>
             <w:rStyle w:val="aff8"/>
@@ -4494,7 +4494,7 @@
             <w:noProof/>
             <w:webHidden/>
           </w:rPr>
-          <w:instrText xml:space="preserve"> PAGEREF _Toc242136966 \h </w:instrText>
+          <w:instrText xml:space="preserve"> PAGEREF _Toc242175136 \h </w:instrText>
         </w:r>
         <w:r>
           <w:rPr>
@@ -4514,7 +4514,7 @@
             <w:noProof/>
             <w:webHidden/>
           </w:rPr>
-          <w:t>29</w:t>
+          <w:t>30</w:t>
         </w:r>
         <w:r>
           <w:rPr>
@@ -4540,7 +4540,7 @@
           <w14:ligatures w14:val="standardContextual"/>
         </w:rPr>
       </w:pPr>
-      <w:hyperlink w:anchor="_Toc242136967" w:history="1">
+      <w:hyperlink w:anchor="_Toc242175137" w:history="1">
         <w:r>
           <w:rPr>
             <w:rStyle w:val="aff8"/>
@@ -4567,7 +4567,7 @@
             <w:noProof/>
             <w:webHidden/>
           </w:rPr>
-          <w:instrText xml:space="preserve"> PAGEREF _Toc242136967 \h </w:instrText>
+          <w:instrText xml:space="preserve"> PAGEREF _Toc242175137 \h </w:instrText>
         </w:r>
         <w:r>
           <w:rPr>
@@ -4587,7 +4587,7 @@
             <w:noProof/>
             <w:webHidden/>
           </w:rPr>
-          <w:t>29</w:t>
+          <w:t>30</w:t>
         </w:r>
         <w:r>
           <w:rPr>
@@ -4613,7 +4613,7 @@
           <w14:ligatures w14:val="standardContextual"/>
         </w:rPr>
       </w:pPr>
-      <w:hyperlink w:anchor="_Toc242136968" w:history="1">
+      <w:hyperlink w:anchor="_Toc242175138" w:history="1">
         <w:r>
           <w:rPr>
             <w:rStyle w:val="aff8"/>
@@ -4640,7 +4640,7 @@
             <w:noProof/>
             <w:webHidden/>
           </w:rPr>
-          <w:instrText xml:space="preserve"> PAGEREF _Toc242136968 \h </w:instrText>
+          <w:instrText xml:space="preserve"> PAGEREF _Toc242175138 \h </w:instrText>
         </w:r>
         <w:r>
           <w:rPr>
@@ -4660,7 +4660,7 @@
             <w:noProof/>
             <w:webHidden/>
           </w:rPr>
-          <w:t>30</w:t>
+          <w:t>31</w:t>
         </w:r>
         <w:r>
           <w:rPr>
@@ -4686,7 +4686,7 @@
           <w14:ligatures w14:val="standardContextual"/>
         </w:rPr>
       </w:pPr>
-      <w:hyperlink w:anchor="_Toc242136969" w:history="1">
+      <w:hyperlink w:anchor="_Toc242175139" w:history="1">
         <w:r>
           <w:rPr>
             <w:rStyle w:val="aff8"/>
@@ -4713,7 +4713,7 @@
             <w:noProof/>
             <w:webHidden/>
           </w:rPr>
-          <w:instrText xml:space="preserve"> PAGEREF _Toc242136969 \h </w:instrText>
+          <w:instrText xml:space="preserve"> PAGEREF _Toc242175139 \h </w:instrText>
         </w:r>
         <w:r>
           <w:rPr>
@@ -4733,7 +4733,7 @@
             <w:noProof/>
             <w:webHidden/>
           </w:rPr>
-          <w:t>31</w:t>
+          <w:t>32</w:t>
         </w:r>
         <w:r>
           <w:rPr>
@@ -4759,7 +4759,7 @@
           <w14:ligatures w14:val="standardContextual"/>
         </w:rPr>
       </w:pPr>
-      <w:hyperlink w:anchor="_Toc242136970" w:history="1">
+      <w:hyperlink w:anchor="_Toc242175140" w:history="1">
         <w:r>
           <w:rPr>
             <w:rStyle w:val="aff8"/>
@@ -4786,7 +4786,7 @@
             <w:noProof/>
             <w:webHidden/>
           </w:rPr>
-          <w:instrText xml:space="preserve"> PAGEREF _Toc242136970 \h </w:instrText>
+          <w:instrText xml:space="preserve"> PAGEREF _Toc242175140 \h </w:instrText>
         </w:r>
         <w:r>
           <w:rPr>
@@ -4806,7 +4806,7 @@
             <w:noProof/>
             <w:webHidden/>
           </w:rPr>
-          <w:t>31</w:t>
+          <w:t>32</w:t>
         </w:r>
         <w:r>
           <w:rPr>
@@ -4832,7 +4832,7 @@
           <w14:ligatures w14:val="standardContextual"/>
         </w:rPr>
       </w:pPr>
-      <w:hyperlink w:anchor="_Toc242136971" w:history="1">
+      <w:hyperlink w:anchor="_Toc242175141" w:history="1">
         <w:r>
           <w:rPr>
             <w:rStyle w:val="aff8"/>
@@ -4859,7 +4859,7 @@
             <w:noProof/>
             <w:webHidden/>
           </w:rPr>
-          <w:instrText xml:space="preserve"> PAGEREF _Toc242136971 \h </w:instrText>
+          <w:instrText xml:space="preserve"> PAGEREF _Toc242175141 \h </w:instrText>
         </w:r>
         <w:r>
           <w:rPr>
@@ -4879,7 +4879,7 @@
             <w:noProof/>
             <w:webHidden/>
           </w:rPr>
-          <w:t>31</w:t>
+          <w:t>32</w:t>
         </w:r>
         <w:r>
           <w:rPr>
@@ -4905,7 +4905,7 @@
           <w14:ligatures w14:val="standardContextual"/>
         </w:rPr>
       </w:pPr>
-      <w:hyperlink w:anchor="_Toc242136972" w:history="1">
+      <w:hyperlink w:anchor="_Toc242175142" w:history="1">
         <w:r>
           <w:rPr>
             <w:rStyle w:val="aff8"/>
@@ -4932,7 +4932,7 @@
             <w:noProof/>
             <w:webHidden/>
           </w:rPr>
-          <w:instrText xml:space="preserve"> PAGEREF _Toc242136972 \h </w:instrText>
+          <w:instrText xml:space="preserve"> PAGEREF _Toc242175142 \h </w:instrText>
         </w:r>
         <w:r>
           <w:rPr>
@@ -4952,7 +4952,7 @@
             <w:noProof/>
             <w:webHidden/>
           </w:rPr>
-          <w:t>31</w:t>
+          <w:t>32</w:t>
         </w:r>
         <w:r>
           <w:rPr>
@@ -4978,7 +4978,7 @@
           <w14:ligatures w14:val="standardContextual"/>
         </w:rPr>
       </w:pPr>
-      <w:hyperlink w:anchor="_Toc242136973" w:history="1">
+      <w:hyperlink w:anchor="_Toc242175143" w:history="1">
         <w:r>
           <w:rPr>
             <w:rStyle w:val="aff8"/>
@@ -5005,7 +5005,7 @@
             <w:noProof/>
             <w:webHidden/>
           </w:rPr>
-          <w:instrText xml:space="preserve"> PAGEREF _Toc242136973 \h </w:instrText>
+          <w:instrText xml:space="preserve"> PAGEREF _Toc242175143 \h </w:instrText>
         </w:r>
         <w:r>
           <w:rPr>
@@ -5025,7 +5025,7 @@
             <w:noProof/>
             <w:webHidden/>
           </w:rPr>
-          <w:t>33</w:t>
+          <w:t>34</w:t>
         </w:r>
         <w:r>
           <w:rPr>
@@ -5051,7 +5051,7 @@
           <w14:ligatures w14:val="standardContextual"/>
         </w:rPr>
       </w:pPr>
-      <w:hyperlink w:anchor="_Toc242136974" w:history="1">
+      <w:hyperlink w:anchor="_Toc242175144" w:history="1">
         <w:r>
           <w:rPr>
             <w:rStyle w:val="aff8"/>
@@ -5078,7 +5078,7 @@
             <w:noProof/>
             <w:webHidden/>
           </w:rPr>
-          <w:instrText xml:space="preserve"> PAGEREF _Toc242136974 \h </w:instrText>
+          <w:instrText xml:space="preserve"> PAGEREF _Toc242175144 \h </w:instrText>
         </w:r>
         <w:r>
           <w:rPr>
@@ -5098,7 +5098,7 @@
             <w:noProof/>
             <w:webHidden/>
           </w:rPr>
-          <w:t>33</w:t>
+          <w:t>34</w:t>
         </w:r>
         <w:r>
           <w:rPr>
@@ -5124,7 +5124,7 @@
           <w14:ligatures w14:val="standardContextual"/>
         </w:rPr>
       </w:pPr>
-      <w:hyperlink w:anchor="_Toc242136975" w:history="1">
+      <w:hyperlink w:anchor="_Toc242175145" w:history="1">
         <w:r>
           <w:rPr>
             <w:rStyle w:val="aff8"/>
@@ -5151,7 +5151,7 @@
             <w:noProof/>
             <w:webHidden/>
           </w:rPr>
-          <w:instrText xml:space="preserve"> PAGEREF _Toc242136975 \h </w:instrText>
+          <w:instrText xml:space="preserve"> PAGEREF _Toc242175145 \h </w:instrText>
         </w:r>
         <w:r>
           <w:rPr>
@@ -5171,7 +5171,7 @@
             <w:noProof/>
             <w:webHidden/>
           </w:rPr>
-          <w:t>33</w:t>
+          <w:t>34</w:t>
         </w:r>
         <w:r>
           <w:rPr>
@@ -5197,7 +5197,7 @@
           <w14:ligatures w14:val="standardContextual"/>
         </w:rPr>
       </w:pPr>
-      <w:hyperlink w:anchor="_Toc242136976" w:history="1">
+      <w:hyperlink w:anchor="_Toc242175146" w:history="1">
         <w:r>
           <w:rPr>
             <w:rStyle w:val="aff8"/>
@@ -5224,7 +5224,7 @@
             <w:noProof/>
             <w:webHidden/>
           </w:rPr>
-          <w:instrText xml:space="preserve"> PAGEREF _Toc242136976 \h </w:instrText>
+          <w:instrText xml:space="preserve"> PAGEREF _Toc242175146 \h </w:instrText>
         </w:r>
         <w:r>
           <w:rPr>
@@ -5244,7 +5244,7 @@
             <w:noProof/>
             <w:webHidden/>
           </w:rPr>
-          <w:t>33</w:t>
+          <w:t>34</w:t>
         </w:r>
         <w:r>
           <w:rPr>
@@ -5270,7 +5270,7 @@
           <w14:ligatures w14:val="standardContextual"/>
         </w:rPr>
       </w:pPr>
-      <w:hyperlink w:anchor="_Toc242136977" w:history="1">
+      <w:hyperlink w:anchor="_Toc242175147" w:history="1">
         <w:r>
           <w:rPr>
             <w:rStyle w:val="aff8"/>
@@ -5297,7 +5297,7 @@
             <w:noProof/>
             <w:webHidden/>
           </w:rPr>
-          <w:instrText xml:space="preserve"> PAGEREF _Toc242136977 \h </w:instrText>
+          <w:instrText xml:space="preserve"> PAGEREF _Toc242175147 \h </w:instrText>
         </w:r>
         <w:r>
           <w:rPr>
@@ -5317,7 +5317,7 @@
             <w:noProof/>
             <w:webHidden/>
           </w:rPr>
-          <w:t>33</w:t>
+          <w:t>34</w:t>
         </w:r>
         <w:r>
           <w:rPr>
@@ -5343,7 +5343,7 @@
           <w14:ligatures w14:val="standardContextual"/>
         </w:rPr>
       </w:pPr>
-      <w:hyperlink w:anchor="_Toc242136978" w:history="1">
+      <w:hyperlink w:anchor="_Toc242175148" w:history="1">
         <w:r>
           <w:rPr>
             <w:rStyle w:val="aff8"/>
@@ -5370,7 +5370,7 @@
             <w:noProof/>
             <w:webHidden/>
           </w:rPr>
-          <w:instrText xml:space="preserve"> PAGEREF _Toc242136978 \h </w:instrText>
+          <w:instrText xml:space="preserve"> PAGEREF _Toc242175148 \h </w:instrText>
         </w:r>
         <w:r>
           <w:rPr>
@@ -5390,7 +5390,7 @@
             <w:noProof/>
             <w:webHidden/>
           </w:rPr>
-          <w:t>34</w:t>
+          <w:t>35</w:t>
         </w:r>
         <w:r>
           <w:rPr>
@@ -5416,7 +5416,7 @@
           <w14:ligatures w14:val="standardContextual"/>
         </w:rPr>
       </w:pPr>
-      <w:hyperlink w:anchor="_Toc242136979" w:history="1">
+      <w:hyperlink w:anchor="_Toc242175149" w:history="1">
         <w:r>
           <w:rPr>
             <w:rStyle w:val="aff8"/>
@@ -5443,7 +5443,7 @@
             <w:noProof/>
             <w:webHidden/>
           </w:rPr>
-          <w:instrText xml:space="preserve"> PAGEREF _Toc242136979 \h </w:instrText>
+          <w:instrText xml:space="preserve"> PAGEREF _Toc242175149 \h </w:instrText>
         </w:r>
         <w:r>
           <w:rPr>
@@ -5463,7 +5463,7 @@
             <w:noProof/>
             <w:webHidden/>
           </w:rPr>
-          <w:t>35</w:t>
+          <w:t>36</w:t>
         </w:r>
         <w:r>
           <w:rPr>
@@ -5489,7 +5489,7 @@
         <w:ind w:firstLine="0"/>
         <w:jc w:val="center"/>
       </w:pPr>
-      <w:bookmarkStart w:id="0" w:name="_Toc242136909"/>
+      <w:bookmarkStart w:id="0" w:name="_Toc242175079"/>
       <w:r>
         <w:lastRenderedPageBreak/>
         <w:t>ПЕРЕЧЕНЬ ТЕРМИНОВ И СОКРАЩЕНИЙ</w:t>
@@ -6751,7 +6751,7 @@
         <w:pStyle w:val="1"/>
         <w:pageBreakBefore/>
       </w:pPr>
-      <w:bookmarkStart w:id="1" w:name="_Toc242136910"/>
+      <w:bookmarkStart w:id="1" w:name="_Toc242175080"/>
       <w:r>
         <w:lastRenderedPageBreak/>
         <w:t>1 Исходные положения</w:t>
@@ -6762,7 +6762,7 @@
       <w:pPr>
         <w:pStyle w:val="21"/>
       </w:pPr>
-      <w:bookmarkStart w:id="2" w:name="_Toc242136911"/>
+      <w:bookmarkStart w:id="2" w:name="_Toc242175081"/>
       <w:r>
         <w:t>1.1 Назначение документа</w:t>
       </w:r>
@@ -6777,7 +6777,7 @@
       <w:pPr>
         <w:pStyle w:val="21"/>
       </w:pPr>
-      <w:bookmarkStart w:id="3" w:name="_Toc242136912"/>
+      <w:bookmarkStart w:id="3" w:name="_Toc242175082"/>
       <w:r>
         <w:t>1.2 Сведения об объекте автоматизации</w:t>
       </w:r>
@@ -6792,7 +6792,7 @@
       <w:pPr>
         <w:pStyle w:val="21"/>
       </w:pPr>
-      <w:bookmarkStart w:id="4" w:name="_Toc242136913"/>
+      <w:bookmarkStart w:id="4" w:name="_Toc242175083"/>
       <w:r>
         <w:t>1.3 Категории пользователей</w:t>
       </w:r>
@@ -7293,7 +7293,7 @@
         <w:pStyle w:val="1"/>
         <w:pageBreakBefore/>
       </w:pPr>
-      <w:bookmarkStart w:id="5" w:name="_Toc242136914"/>
+      <w:bookmarkStart w:id="5" w:name="_Toc242175084"/>
       <w:r>
         <w:lastRenderedPageBreak/>
         <w:t>2 Цели автоматизированной системы и автоматизированные функции</w:t>
@@ -7599,7 +7599,7 @@
         <w:pStyle w:val="1"/>
         <w:pageBreakBefore/>
       </w:pPr>
-      <w:bookmarkStart w:id="6" w:name="_Toc242136915"/>
+      <w:bookmarkStart w:id="6" w:name="_Toc242175085"/>
       <w:r>
         <w:lastRenderedPageBreak/>
         <w:t>3 Характеристика функциональной структуры</w:t>
@@ -7610,7 +7610,7 @@
       <w:pPr>
         <w:pStyle w:val="21"/>
       </w:pPr>
-      <w:bookmarkStart w:id="7" w:name="_Toc242136916"/>
+      <w:bookmarkStart w:id="7" w:name="_Toc242175086"/>
       <w:r>
         <w:t>3.1 Перечень подсистем и функций</w:t>
       </w:r>
@@ -9157,7 +9157,7 @@
               <w:pStyle w:val="GostTable"/>
             </w:pPr>
             <w:r>
-              <w:t>Условия рассрочки и варианты оплаты</w:t>
+              <w:t>Планы оплаты и варианты оплаты</w:t>
             </w:r>
           </w:p>
         </w:tc>
@@ -9905,7 +9905,7 @@
       <w:pPr>
         <w:pStyle w:val="21"/>
       </w:pPr>
-      <w:bookmarkStart w:id="8" w:name="_Toc242136917"/>
+      <w:bookmarkStart w:id="8" w:name="_Toc242175087"/>
       <w:r>
         <w:lastRenderedPageBreak/>
         <w:t>3.2 Последовательность выполнения функций</w:t>
@@ -9969,14 +9969,14 @@
     </w:p>
     <w:p>
       <w:r>
-        <w:t>Функции подсистем ОРГ, КАТ (кроме КАТ-04), ДОК-01, ФИН-06, ФИН-07, условия ФИН-08, КЛИ-05 выполняются до начала продаж и при изменении условий. Функции подсистемы РЕГ выполняются автоматически не реже одного раза в час. Функции подсистемы АНА выполняются по мере необходимости.</w:t>
+        <w:t>Функции подсистем ОРГ, КАТ (кроме КАТ-04), ДОК-01, ФИН-06, ФИН-07, КЛИ-05 выполняются до начала продаж и при изменении условий. Функции подсистемы РЕГ выполняются автоматически не реже одного раза в час. Функции подсистемы АНА выполняются по мере необходимости.</w:t>
       </w:r>
     </w:p>
     <w:p>
       <w:pPr>
         <w:pStyle w:val="21"/>
       </w:pPr>
-      <w:bookmarkStart w:id="9" w:name="_Toc242136918"/>
+      <w:bookmarkStart w:id="9" w:name="_Toc242175088"/>
       <w:r>
         <w:t>3.3 Сквозные правила</w:t>
       </w:r>
@@ -10022,7 +10022,7 @@
         <w:pStyle w:val="1"/>
         <w:pageBreakBefore/>
       </w:pPr>
-      <w:bookmarkStart w:id="10" w:name="_Toc242136919"/>
+      <w:bookmarkStart w:id="10" w:name="_Toc242175089"/>
       <w:r>
         <w:lastRenderedPageBreak/>
         <w:t>4 Подсистема «Организационная структура и права доступа»</w:t>
@@ -10033,7 +10033,7 @@
       <w:pPr>
         <w:pStyle w:val="21"/>
       </w:pPr>
-      <w:bookmarkStart w:id="11" w:name="_Toc242136920"/>
+      <w:bookmarkStart w:id="11" w:name="_Toc242175090"/>
       <w:r>
         <w:t>4.1 ОРГ-01 Вход в систему и выход</w:t>
       </w:r>
@@ -10123,7 +10123,7 @@
       <w:pPr>
         <w:pStyle w:val="21"/>
       </w:pPr>
-      <w:bookmarkStart w:id="12" w:name="_Toc242136921"/>
+      <w:bookmarkStart w:id="12" w:name="_Toc242175091"/>
       <w:r>
         <w:t>4.2 ОРГ-02 Восстановление и смена пароля</w:t>
       </w:r>
@@ -10179,7 +10179,7 @@
       <w:pPr>
         <w:pStyle w:val="21"/>
       </w:pPr>
-      <w:bookmarkStart w:id="13" w:name="_Toc242136922"/>
+      <w:bookmarkStart w:id="13" w:name="_Toc242175092"/>
       <w:r>
         <w:t>4.3 ОРГ-03 Ведение компаний</w:t>
       </w:r>
@@ -10209,7 +10209,7 @@
       <w:pPr>
         <w:pStyle w:val="21"/>
       </w:pPr>
-      <w:bookmarkStart w:id="14" w:name="_Toc242136923"/>
+      <w:bookmarkStart w:id="14" w:name="_Toc242175093"/>
       <w:r>
         <w:t>4.4 ОРГ-04 Ведение отделов</w:t>
       </w:r>
@@ -10239,7 +10239,7 @@
       <w:pPr>
         <w:pStyle w:val="21"/>
       </w:pPr>
-      <w:bookmarkStart w:id="15" w:name="_Toc242136924"/>
+      <w:bookmarkStart w:id="15" w:name="_Toc242175094"/>
       <w:r>
         <w:t>4.5 ОРГ-05 Ведение пользователей</w:t>
       </w:r>
@@ -10289,7 +10289,7 @@
       <w:pPr>
         <w:pStyle w:val="21"/>
       </w:pPr>
-      <w:bookmarkStart w:id="16" w:name="_Toc242136925"/>
+      <w:bookmarkStart w:id="16" w:name="_Toc242175095"/>
       <w:r>
         <w:t>4.6 ОРГ-06 Ведение ролей и разрешений</w:t>
       </w:r>
@@ -10345,7 +10345,7 @@
       <w:pPr>
         <w:pStyle w:val="21"/>
       </w:pPr>
-      <w:bookmarkStart w:id="17" w:name="_Toc242136926"/>
+      <w:bookmarkStart w:id="17" w:name="_Toc242175096"/>
       <w:r>
         <w:t>4.7 ОРГ-07 Разграничение доступа к данным</w:t>
       </w:r>
@@ -10433,7 +10433,7 @@
       <w:pPr>
         <w:pStyle w:val="21"/>
       </w:pPr>
-      <w:bookmarkStart w:id="18" w:name="_Toc242136927"/>
+      <w:bookmarkStart w:id="18" w:name="_Toc242175097"/>
       <w:r>
         <w:t>4.8 ОРГ-08 Журнал изменений прав доступа</w:t>
       </w:r>
@@ -10454,7 +10454,7 @@
         <w:pStyle w:val="1"/>
         <w:pageBreakBefore/>
       </w:pPr>
-      <w:bookmarkStart w:id="19" w:name="_Toc242136928"/>
+      <w:bookmarkStart w:id="19" w:name="_Toc242175098"/>
       <w:r>
         <w:lastRenderedPageBreak/>
         <w:t>5 Подсистема «Каталог недвижимости»</w:t>
@@ -10465,7 +10465,7 @@
       <w:pPr>
         <w:pStyle w:val="21"/>
       </w:pPr>
-      <w:bookmarkStart w:id="20" w:name="_Toc242136929"/>
+      <w:bookmarkStart w:id="20" w:name="_Toc242175099"/>
       <w:r>
         <w:t>5.1 КАТ-01 Ведение проектов</w:t>
       </w:r>
@@ -10495,7 +10495,7 @@
       <w:pPr>
         <w:pStyle w:val="21"/>
       </w:pPr>
-      <w:bookmarkStart w:id="21" w:name="_Toc242136930"/>
+      <w:bookmarkStart w:id="21" w:name="_Toc242175100"/>
       <w:r>
         <w:t>5.2 КАТ-02 Ведение домов</w:t>
       </w:r>
@@ -10525,7 +10525,7 @@
       <w:pPr>
         <w:pStyle w:val="21"/>
       </w:pPr>
-      <w:bookmarkStart w:id="22" w:name="_Toc242136931"/>
+      <w:bookmarkStart w:id="22" w:name="_Toc242175101"/>
       <w:r>
         <w:t>5.3 КАТ-03 Загрузка объектов из шаблона</w:t>
       </w:r>
@@ -10586,7 +10586,7 @@
       <w:pPr>
         <w:pStyle w:val="21"/>
       </w:pPr>
-      <w:bookmarkStart w:id="23" w:name="_Toc242136932"/>
+      <w:bookmarkStart w:id="23" w:name="_Toc242175102"/>
       <w:r>
         <w:t>5.4 КАТ-04 Шахматка и карточка объекта</w:t>
       </w:r>
@@ -11021,7 +11021,7 @@
       <w:pPr>
         <w:pStyle w:val="21"/>
       </w:pPr>
-      <w:bookmarkStart w:id="24" w:name="_Toc242136933"/>
+      <w:bookmarkStart w:id="24" w:name="_Toc242175103"/>
       <w:r>
         <w:t>5.5 КАТ-05 Вывод объекта из продажи (резерв)</w:t>
       </w:r>
@@ -11052,7 +11052,7 @@
       <w:pPr>
         <w:pStyle w:val="21"/>
       </w:pPr>
-      <w:bookmarkStart w:id="25" w:name="_Toc242136934"/>
+      <w:bookmarkStart w:id="25" w:name="_Toc242175104"/>
       <w:r>
         <w:t>5.6 КАТ-06 Ведение планировок</w:t>
       </w:r>
@@ -11092,7 +11092,7 @@
       <w:pPr>
         <w:pStyle w:val="21"/>
       </w:pPr>
-      <w:bookmarkStart w:id="26" w:name="_Toc242136935"/>
+      <w:bookmarkStart w:id="26" w:name="_Toc242175105"/>
       <w:r>
         <w:t>5.7 КАТ-07 Ведение галерей</w:t>
       </w:r>
@@ -11117,7 +11117,7 @@
       <w:pPr>
         <w:pStyle w:val="21"/>
       </w:pPr>
-      <w:bookmarkStart w:id="27" w:name="_Toc242136936"/>
+      <w:bookmarkStart w:id="27" w:name="_Toc242175106"/>
       <w:r>
         <w:t>5.8 КАТ-08 Ведение скидок</w:t>
       </w:r>
@@ -11168,7 +11168,7 @@
         <w:pStyle w:val="1"/>
         <w:pageBreakBefore/>
       </w:pPr>
-      <w:bookmarkStart w:id="28" w:name="_Toc242136937"/>
+      <w:bookmarkStart w:id="28" w:name="_Toc242175107"/>
       <w:r>
         <w:lastRenderedPageBreak/>
         <w:t>6 Подсистема «Работа с клиентами»</w:t>
@@ -11179,7 +11179,7 @@
       <w:pPr>
         <w:pStyle w:val="21"/>
       </w:pPr>
-      <w:bookmarkStart w:id="29" w:name="_Toc242136938"/>
+      <w:bookmarkStart w:id="29" w:name="_Toc242175108"/>
       <w:r>
         <w:t>6.1 КЛИ-01 Ведение клиентов</w:t>
       </w:r>
@@ -11244,7 +11244,7 @@
       <w:pPr>
         <w:pStyle w:val="21"/>
       </w:pPr>
-      <w:bookmarkStart w:id="30" w:name="_Toc242136939"/>
+      <w:bookmarkStart w:id="30" w:name="_Toc242175109"/>
       <w:r>
         <w:t>6.2 КЛИ-02 Ведение заявок</w:t>
       </w:r>
@@ -11300,7 +11300,7 @@
       <w:pPr>
         <w:pStyle w:val="21"/>
       </w:pPr>
-      <w:bookmarkStart w:id="31" w:name="_Toc242136940"/>
+      <w:bookmarkStart w:id="31" w:name="_Toc242175110"/>
       <w:r>
         <w:t>6.3 КЛИ-03 Канбан-доска заявок</w:t>
       </w:r>
@@ -11325,7 +11325,7 @@
       <w:pPr>
         <w:pStyle w:val="21"/>
       </w:pPr>
-      <w:bookmarkStart w:id="32" w:name="_Toc242136941"/>
+      <w:bookmarkStart w:id="32" w:name="_Toc242175111"/>
       <w:r>
         <w:t>6.4 КЛИ-04 Ведение встреч</w:t>
       </w:r>
@@ -11380,7 +11380,7 @@
       <w:pPr>
         <w:pStyle w:val="21"/>
       </w:pPr>
-      <w:bookmarkStart w:id="33" w:name="_Toc242136942"/>
+      <w:bookmarkStart w:id="33" w:name="_Toc242175112"/>
       <w:r>
         <w:t>6.5 КЛИ-05 Ведение справочников заявок</w:t>
       </w:r>
@@ -11407,7 +11407,7 @@
         <w:pStyle w:val="1"/>
         <w:pageBreakBefore/>
       </w:pPr>
-      <w:bookmarkStart w:id="34" w:name="_Toc242136943"/>
+      <w:bookmarkStart w:id="34" w:name="_Toc242175113"/>
       <w:r>
         <w:lastRenderedPageBreak/>
         <w:t>7 Подсистема «Сделки»</w:t>
@@ -11418,7 +11418,7 @@
       <w:pPr>
         <w:pStyle w:val="21"/>
       </w:pPr>
-      <w:bookmarkStart w:id="35" w:name="_Toc242136944"/>
+      <w:bookmarkStart w:id="35" w:name="_Toc242175114"/>
       <w:r>
         <w:t>7.1 СДЕ-01 Создание брони</w:t>
       </w:r>
@@ -11478,7 +11478,7 @@
       <w:pPr>
         <w:pStyle w:val="21"/>
       </w:pPr>
-      <w:bookmarkStart w:id="36" w:name="_Toc242136945"/>
+      <w:bookmarkStart w:id="36" w:name="_Toc242175115"/>
       <w:r>
         <w:t>7.2 СДЕ-02 Условия сделки и применение скидок</w:t>
       </w:r>
@@ -11539,7 +11539,7 @@
       <w:pPr>
         <w:pStyle w:val="21"/>
       </w:pPr>
-      <w:bookmarkStart w:id="37" w:name="_Toc242136946"/>
+      <w:bookmarkStart w:id="37" w:name="_Toc242175116"/>
       <w:r>
         <w:t>7.3 СДЕ-03 Реквизиты договора и закрытие сделки</w:t>
       </w:r>
@@ -11589,7 +11589,7 @@
       <w:pPr>
         <w:pStyle w:val="21"/>
       </w:pPr>
-      <w:bookmarkStart w:id="38" w:name="_Toc242136947"/>
+      <w:bookmarkStart w:id="38" w:name="_Toc242175117"/>
       <w:r>
         <w:t>7.4 СДЕ-04 Отмена и расторжение сделки</w:t>
       </w:r>
@@ -11645,7 +11645,7 @@
         <w:pStyle w:val="1"/>
         <w:pageBreakBefore/>
       </w:pPr>
-      <w:bookmarkStart w:id="39" w:name="_Toc242136948"/>
+      <w:bookmarkStart w:id="39" w:name="_Toc242175118"/>
       <w:r>
         <w:lastRenderedPageBreak/>
         <w:t>8 Подсистема «Финансы»</w:t>
@@ -11656,7 +11656,7 @@
       <w:pPr>
         <w:pStyle w:val="21"/>
       </w:pPr>
-      <w:bookmarkStart w:id="40" w:name="_Toc242136949"/>
+      <w:bookmarkStart w:id="40" w:name="_Toc242175119"/>
       <w:r>
         <w:t>8.1 ФИН-01 Ведение графика платежей</w:t>
       </w:r>
@@ -11731,7 +11731,7 @@
       <w:pPr>
         <w:pStyle w:val="21"/>
       </w:pPr>
-      <w:bookmarkStart w:id="41" w:name="_Toc242136950"/>
+      <w:bookmarkStart w:id="41" w:name="_Toc242175120"/>
       <w:r>
         <w:t>8.2 ФИН-02 Отметка оплаты</w:t>
       </w:r>
@@ -11782,7 +11782,7 @@
       <w:pPr>
         <w:pStyle w:val="21"/>
       </w:pPr>
-      <w:bookmarkStart w:id="42" w:name="_Toc242136951"/>
+      <w:bookmarkStart w:id="42" w:name="_Toc242175121"/>
       <w:r>
         <w:t>8.3 ФИН-03 Учёт просрочки</w:t>
       </w:r>
@@ -11802,7 +11802,7 @@
       <w:pPr>
         <w:pStyle w:val="21"/>
       </w:pPr>
-      <w:bookmarkStart w:id="43" w:name="_Toc242136952"/>
+      <w:bookmarkStart w:id="43" w:name="_Toc242175122"/>
       <w:r>
         <w:t>8.4 ФИН-04 Учёт возвратов</w:t>
       </w:r>
@@ -11832,7 +11832,7 @@
       <w:pPr>
         <w:pStyle w:val="21"/>
       </w:pPr>
-      <w:bookmarkStart w:id="44" w:name="_Toc242136953"/>
+      <w:bookmarkStart w:id="44" w:name="_Toc242175123"/>
       <w:r>
         <w:t>8.5 ФИН-05 Список и сводная таблица платежей</w:t>
       </w:r>
@@ -11862,7 +11862,7 @@
       <w:pPr>
         <w:pStyle w:val="21"/>
       </w:pPr>
-      <w:bookmarkStart w:id="45" w:name="_Toc242136954"/>
+      <w:bookmarkStart w:id="45" w:name="_Toc242175124"/>
       <w:r>
         <w:lastRenderedPageBreak/>
         <w:t>8.6 ФИН-06 Ведение финансовых справочников</w:t>
@@ -11876,19 +11876,44 @@
     </w:p>
     <w:p>
       <w:r>
-        <w:t>Входная информация: типы платежей (название); счета получателей (название, реквизиты).</w:t>
-      </w:r>
-    </w:p>
-    <w:p>
-      <w:r>
-        <w:t>Правила: использованные в платежах записи не удаляются — система сообщает число ссылающихся записей; без хотя бы одного типа платежа и одного счёта график платежей сохранить нельзя.</w:t>
+        <w:t>Входная информация: типы платежей — название и, при необходимости, план оплаты (ФИН-08); счета получателей — название, реквизиты; системный администратор дополнительно указывает компанию записи или делает её общей для всех компаний.</w:t>
+      </w:r>
+    </w:p>
+    <w:p>
+      <w:r>
+        <w:t>Выходная информация: справочники вкладки «Настройки» → «Финансы».</w:t>
+      </w:r>
+    </w:p>
+    <w:p>
+      <w:r>
+        <w:t>Правила:</w:t>
+      </w:r>
+    </w:p>
+    <w:p>
+      <w:r>
+        <w:t>а) название и реквизиты изменяются правкой записи; запись, по которой есть платежи, не удаляется — система объясняет причину и число ссылающихся записей, запись можно переименовать (например, счёт «123» — в «Payme»);</w:t>
+      </w:r>
+    </w:p>
+    <w:p>
+      <w:r>
+        <w:t>б) тип платежа связан с платежами без защиты на уровне БД, поэтому проверка выполняется программно: удаление используемого типа отклоняется, тип у платежей не стирается;</w:t>
+      </w:r>
+    </w:p>
+    <w:p>
+      <w:r>
+        <w:t>в) общие записи (без компании) видны всем компаниям, изменяет и удаляет их только системный администратор; записи компании видны и изменяются только в ней;</w:t>
+      </w:r>
+    </w:p>
+    <w:p>
+      <w:r>
+        <w:t>г) без хотя бы одного типа платежа и одного счёта график платежей сохранить нельзя.</w:t>
       </w:r>
     </w:p>
     <w:p>
       <w:pPr>
         <w:pStyle w:val="21"/>
       </w:pPr>
-      <w:bookmarkStart w:id="46" w:name="_Toc242136955"/>
+      <w:bookmarkStart w:id="46" w:name="_Toc242175125"/>
       <w:r>
         <w:t>8.7 ФИН-07 Валюты и курсы</w:t>
       </w:r>
@@ -11926,6 +11951,7 @@
     </w:p>
     <w:p>
       <w:r>
+        <w:lastRenderedPageBreak/>
         <w:t>в) для пересчёта на дату берётся последний курс не позже этой даты; ручной курс компании на ту же дату имеет приоритет над курсом ЦБ и действует только в своей компании;</w:t>
       </w:r>
     </w:p>
@@ -11941,7 +11967,6 @@
     </w:p>
     <w:p>
       <w:r>
-        <w:lastRenderedPageBreak/>
         <w:t>е) изменение настроек валют требует разрешения «Редактирование», ввод ручного курса — «Добавление», загрузка курсов ЦБ по кнопке — «Добавление» или «Редактирование», удаление ручного курса — «Удаление» на ресурс «Курсы валют».</w:t>
       </w:r>
     </w:p>
@@ -11949,25 +11974,25 @@
       <w:pPr>
         <w:pStyle w:val="21"/>
       </w:pPr>
-      <w:bookmarkStart w:id="47" w:name="_Toc242136956"/>
-      <w:r>
-        <w:t>8.8 ФИН-08 Условия рассрочки и варианты оплаты</w:t>
+      <w:bookmarkStart w:id="47" w:name="_Toc242175126"/>
+      <w:r>
+        <w:t>8.8 ФИН-08 Планы оплаты и варианты оплаты</w:t>
       </w:r>
       <w:bookmarkEnd w:id="47"/>
     </w:p>
     <w:p>
       <w:r>
-        <w:t>Исполнители: руководство — ведение условий (по правам на ресурс «Скидки»); менеджеры — расчёт вариантов и создание графика.</w:t>
-      </w:r>
-    </w:p>
-    <w:p>
-      <w:r>
-        <w:t>Входная информация: условия компании — срок в месяцах (0 — полная оплата), скидка за срок, минимальный первоначальный взнос, признак действия; для расчёта — цена объекта или сделки, выбранный срок, первоначальный взнос (не меньше минимального), дата первого платежа; для создания графика — типы платежей и счёт получателя.</w:t>
-      </w:r>
-    </w:p>
-    <w:p>
-      <w:r>
-        <w:t>Выходная информация: таблица сравнения сроков (скидка, сумма скидки, цена со скидкой, первый взнос, ежемесячный платёж); помесячный график выбранного срока; печатная форма для клиента; в сделке — стоимость по договору и график платежей.</w:t>
+        <w:t>Исполнители: руководство и финансисты — ведение планов (по правам на ресурс «Типы платежей»); менеджеры — расчёт вариантов и создание графика.</w:t>
+      </w:r>
+    </w:p>
+    <w:p>
+      <w:r>
+        <w:t>Входная информация: план оплаты — это тип платежа с заданным видом плана, сроком, скидкой и минимальным первоначальным взносом; для расчёта — цена объекта или сделки, выбранный план, первоначальный взнос (не меньше минимального), дата первого платежа; для создания графика — счёт получателя.</w:t>
+      </w:r>
+    </w:p>
+    <w:p>
+      <w:r>
+        <w:t>Выходная информация: таблица сравнения планов (скидка, сумма скидки, цена со скидкой, первый взнос, оставшиеся платежи); график выбранного плана; печатная форма для клиента; в сделке — стоимость по договору и график платежей.</w:t>
       </w:r>
     </w:p>
     <w:p>
@@ -11977,32 +12002,41 @@
     </w:p>
     <w:p>
       <w:r>
-        <w:t>а) условия принадлежат компании; на один срок в компании — одно условие; скидка — от 0 до 100 % не включая 100; при рассрочке первоначальный взнос меньше 100 %; читают условия все сотрудники компании, изменяют — по правам «Добавление», «Редактирование», «Удаление» на ресурс «Скидки»;</w:t>
-      </w:r>
-    </w:p>
-    <w:p>
-      <w:r>
-        <w:t>б) в карточке объекта цена из прайса пересчитывается в валюту сделок компании по сегодняшнему курсу, как при брони (ФИН-07); в сделке расчёт ведётся от цены сделки, а скидки, уже применённые в ней, складываются со скидкой за срок;</w:t>
-      </w:r>
-    </w:p>
-    <w:p>
-      <w:r>
-        <w:t>в) цена со скидкой округляется до целых единиц валюты; первый взнос и ежемесячные платежи — до 1 000 сумов (в других валютах — до целых); остаток округления приходится на последний платёж, поэтому сумма графика равна цене со скидкой;</w:t>
-      </w:r>
-    </w:p>
-    <w:p>
-      <w:r>
-        <w:t>г) первый взнос — в дату первого платежа, ежемесячные платежи — далее в тот же день месяца, а если такого дня в месяце нет — в последний день месяца;</w:t>
-      </w:r>
-    </w:p>
-    <w:p>
-      <w:r>
-        <w:t>д) операция «Создать график» в сделке устанавливает стоимость по договору равной цене выбранного варианта и сохраняет график по правилам ФИН-01; она доступна, пока у сделки нет платежей, сделка не закрыта, у пользователя есть права на изменение сделки и создание платежей, а в компании заведены типы платежей и счёт получателя, — иначе окно сообщает причину; если график не сохранился, прежняя стоимость по договору восстанавливается; дальше график правится вручную;</w:t>
-      </w:r>
-    </w:p>
-    <w:p>
-      <w:r>
-        <w:t>е) расчёт предварительный и не является офертой — это указывается на экране и в печатной форме.</w:t>
+        <w:t>а) виды плана: «100% сразу» — вся сумма одним платежом; «Взнос и ежемесячные платежи» — первый взнос и равные ежемесячные платежи в количестве, равном сроку; «Взнос и остаток одним платежом» — первый взнос и остаток одним платежом через указанное число месяцев (ипотека: остаток оплачивает банк); тип платежа без вида плана в расчёте не участвует;</w:t>
+      </w:r>
+    </w:p>
+    <w:p>
+      <w:r>
+        <w:t>б) скидка по плану — от 0 до 100 % не включая 100; для планов с первым взносом минимальный взнос меньше 100 %, для рассрочки срок — от 1 до 120 месяцев; у плана «100% сразу» срок и взнос не задаются;</w:t>
+      </w:r>
+    </w:p>
+    <w:p>
+      <w:r>
+        <w:lastRenderedPageBreak/>
+        <w:t>в) в карточке объекта цена из прайса пересчитывается в валюту сделок компании по сегодняшнему курсу, как при брони (ФИН-07); в сделке расчёт ведётся от цены сделки, а скидки, уже применённые в ней, складываются со скидкой плана;</w:t>
+      </w:r>
+    </w:p>
+    <w:p>
+      <w:r>
+        <w:t>г) цена со скидкой округляется до целых единиц валюты; первый взнос и ежемесячные платежи — до 1 000 сумов (в других валютах — до целых); остаток округления приходится на последний платёж, поэтому сумма графика равна цене со скидкой;</w:t>
+      </w:r>
+    </w:p>
+    <w:p>
+      <w:r>
+        <w:t>д) первый взнос — в дату первого платежа, последующие платежи — в тот же день месяца, а если такого дня в месяце нет — в последний день месяца;</w:t>
+      </w:r>
+    </w:p>
+    <w:p>
+      <w:r>
+        <w:t>е) операция «Создать график» в сделке устанавливает стоимость по договору равной цене выбранного варианта и сохраняет график по правилам ФИН-01; все платежи графика, включая первый взнос, получают тип выбранного плана; операция доступна, пока у сделки нет платежей, сделка не закрыта, у пользователя есть права на изменение сделки и создание платежей, а в компании заведён счёт получателя, — иначе окно сообщает причину; если график не сохранился, прежняя стоимость по договору восстанавливается; дальше график п</w:t>
+      </w:r>
+      <w:r>
+        <w:t>равится вручную;</w:t>
+      </w:r>
+    </w:p>
+    <w:p>
+      <w:r>
+        <w:t>ж) расчёт предварительный и не является офертой — это указывается на экране и в печатной форме.</w:t>
       </w:r>
     </w:p>
     <w:p>
@@ -12010,7 +12044,7 @@
         <w:pStyle w:val="1"/>
         <w:pageBreakBefore/>
       </w:pPr>
-      <w:bookmarkStart w:id="48" w:name="_Toc242136957"/>
+      <w:bookmarkStart w:id="48" w:name="_Toc242175127"/>
       <w:r>
         <w:lastRenderedPageBreak/>
         <w:t>9 Подсистема «Шаблоны документов»</w:t>
@@ -12021,7 +12055,7 @@
       <w:pPr>
         <w:pStyle w:val="21"/>
       </w:pPr>
-      <w:bookmarkStart w:id="49" w:name="_Toc242136958"/>
+      <w:bookmarkStart w:id="49" w:name="_Toc242175128"/>
       <w:r>
         <w:t>9.1 ДОК-01 Ведение шаблонов документов</w:t>
       </w:r>
@@ -12061,7 +12095,7 @@
       <w:pPr>
         <w:pStyle w:val="21"/>
       </w:pPr>
-      <w:bookmarkStart w:id="50" w:name="_Toc242136959"/>
+      <w:bookmarkStart w:id="50" w:name="_Toc242175129"/>
       <w:r>
         <w:t>9.2 ДОК-02 Формирование документа по сделке</w:t>
       </w:r>
@@ -12112,7 +12146,7 @@
         <w:pStyle w:val="1"/>
         <w:pageBreakBefore/>
       </w:pPr>
-      <w:bookmarkStart w:id="51" w:name="_Toc242136960"/>
+      <w:bookmarkStart w:id="51" w:name="_Toc242175130"/>
       <w:r>
         <w:lastRenderedPageBreak/>
         <w:t>10 Подсистема «Задачи»</w:t>
@@ -12123,7 +12157,7 @@
       <w:pPr>
         <w:pStyle w:val="21"/>
       </w:pPr>
-      <w:bookmarkStart w:id="52" w:name="_Toc242136961"/>
+      <w:bookmarkStart w:id="52" w:name="_Toc242175131"/>
       <w:r>
         <w:t>10.1 ЗАД-01 Постановка задачи</w:t>
       </w:r>
@@ -12153,7 +12187,7 @@
       <w:pPr>
         <w:pStyle w:val="21"/>
       </w:pPr>
-      <w:bookmarkStart w:id="53" w:name="_Toc242136962"/>
+      <w:bookmarkStart w:id="53" w:name="_Toc242175132"/>
       <w:r>
         <w:t>10.2 ЗАД-02 Исполнение и контроль задачи</w:t>
       </w:r>
@@ -12198,7 +12232,7 @@
       <w:pPr>
         <w:pStyle w:val="21"/>
       </w:pPr>
-      <w:bookmarkStart w:id="54" w:name="_Toc242136963"/>
+      <w:bookmarkStart w:id="54" w:name="_Toc242175133"/>
       <w:r>
         <w:t>10.3 ЗАД-03 Представления задач</w:t>
       </w:r>
@@ -12214,7 +12248,7 @@
         <w:pStyle w:val="1"/>
         <w:pageBreakBefore/>
       </w:pPr>
-      <w:bookmarkStart w:id="55" w:name="_Toc242136964"/>
+      <w:bookmarkStart w:id="55" w:name="_Toc242175134"/>
       <w:r>
         <w:lastRenderedPageBreak/>
         <w:t>11 Подсистема «Аналитика и отчётность»</w:t>
@@ -12225,7 +12259,7 @@
       <w:pPr>
         <w:pStyle w:val="21"/>
       </w:pPr>
-      <w:bookmarkStart w:id="56" w:name="_Toc242136965"/>
+      <w:bookmarkStart w:id="56" w:name="_Toc242175135"/>
       <w:r>
         <w:t>11.1 АНА-01 Дашборд</w:t>
       </w:r>
@@ -12250,7 +12284,7 @@
       <w:pPr>
         <w:pStyle w:val="21"/>
       </w:pPr>
-      <w:bookmarkStart w:id="57" w:name="_Toc242136966"/>
+      <w:bookmarkStart w:id="57" w:name="_Toc242175136"/>
       <w:r>
         <w:t>11.2 АНА-02 Сводные таблицы</w:t>
       </w:r>
@@ -12295,7 +12329,7 @@
       <w:pPr>
         <w:pStyle w:val="21"/>
       </w:pPr>
-      <w:bookmarkStart w:id="58" w:name="_Toc242136967"/>
+      <w:bookmarkStart w:id="58" w:name="_Toc242175137"/>
       <w:r>
         <w:t>11.3 АНА-03 Планы продаж</w:t>
       </w:r>
@@ -12320,7 +12354,7 @@
       <w:pPr>
         <w:pStyle w:val="21"/>
       </w:pPr>
-      <w:bookmarkStart w:id="59" w:name="_Toc242136968"/>
+      <w:bookmarkStart w:id="59" w:name="_Toc242175138"/>
       <w:r>
         <w:lastRenderedPageBreak/>
         <w:t>11.4 АНА-04 Отчёты «план-факт»</w:t>
@@ -12372,7 +12406,7 @@
         <w:pStyle w:val="1"/>
         <w:pageBreakBefore/>
       </w:pPr>
-      <w:bookmarkStart w:id="60" w:name="_Toc242136969"/>
+      <w:bookmarkStart w:id="60" w:name="_Toc242175139"/>
       <w:r>
         <w:lastRenderedPageBreak/>
         <w:t>12 Подсистема «Интеграция с партнёрами»</w:t>
@@ -12383,7 +12417,7 @@
       <w:pPr>
         <w:pStyle w:val="21"/>
       </w:pPr>
-      <w:bookmarkStart w:id="61" w:name="_Toc242136970"/>
+      <w:bookmarkStart w:id="61" w:name="_Toc242175140"/>
       <w:r>
         <w:t>12.1 ИНТ-01 Выдача сведений партнёрам</w:t>
       </w:r>
@@ -12453,7 +12487,7 @@
       <w:pPr>
         <w:pStyle w:val="21"/>
       </w:pPr>
-      <w:bookmarkStart w:id="62" w:name="_Toc242136971"/>
+      <w:bookmarkStart w:id="62" w:name="_Toc242175141"/>
       <w:r>
         <w:t>12.2 ИНТ-02 Приём заявок от партнёров</w:t>
       </w:r>
@@ -12493,7 +12527,7 @@
       <w:pPr>
         <w:pStyle w:val="21"/>
       </w:pPr>
-      <w:bookmarkStart w:id="63" w:name="_Toc242136972"/>
+      <w:bookmarkStart w:id="63" w:name="_Toc242175142"/>
       <w:r>
         <w:t>12.3 ИНТ-03 Управление API-ключами</w:t>
       </w:r>
@@ -12525,7 +12559,7 @@
         <w:pStyle w:val="1"/>
         <w:pageBreakBefore/>
       </w:pPr>
-      <w:bookmarkStart w:id="64" w:name="_Toc242136973"/>
+      <w:bookmarkStart w:id="64" w:name="_Toc242175143"/>
       <w:r>
         <w:lastRenderedPageBreak/>
         <w:t>13 Подсистема «Регламентные задания»</w:t>
@@ -12536,7 +12570,7 @@
       <w:pPr>
         <w:pStyle w:val="21"/>
       </w:pPr>
-      <w:bookmarkStart w:id="65" w:name="_Toc242136974"/>
+      <w:bookmarkStart w:id="65" w:name="_Toc242175144"/>
       <w:r>
         <w:t>13.1 РЕГ-01 Пересчёт просрочки платежей</w:t>
       </w:r>
@@ -12561,7 +12595,7 @@
       <w:pPr>
         <w:pStyle w:val="21"/>
       </w:pPr>
-      <w:bookmarkStart w:id="66" w:name="_Toc242136975"/>
+      <w:bookmarkStart w:id="66" w:name="_Toc242175145"/>
       <w:r>
         <w:t>13.2 РЕГ-02 Снятие истёкших броней</w:t>
       </w:r>
@@ -12586,7 +12620,7 @@
       <w:pPr>
         <w:pStyle w:val="21"/>
       </w:pPr>
-      <w:bookmarkStart w:id="67" w:name="_Toc242136976"/>
+      <w:bookmarkStart w:id="67" w:name="_Toc242175146"/>
       <w:r>
         <w:t>13.3 РЕГ-03 Закрытие забытых встреч</w:t>
       </w:r>
@@ -12611,7 +12645,7 @@
       <w:pPr>
         <w:pStyle w:val="21"/>
       </w:pPr>
-      <w:bookmarkStart w:id="68" w:name="_Toc242136977"/>
+      <w:bookmarkStart w:id="68" w:name="_Toc242175147"/>
       <w:r>
         <w:t>13.4 РЕГ-04 Загрузка курсов валют</w:t>
       </w:r>
@@ -12647,7 +12681,7 @@
         <w:pStyle w:val="1"/>
         <w:pageBreakBefore/>
       </w:pPr>
-      <w:bookmarkStart w:id="69" w:name="_Toc242136978"/>
+      <w:bookmarkStart w:id="69" w:name="_Toc242175148"/>
       <w:r>
         <w:lastRenderedPageBreak/>
         <w:t>14 Типовые решения</w:t>
@@ -12666,7 +12700,7 @@
         <w:ind w:firstLine="0"/>
         <w:jc w:val="center"/>
       </w:pPr>
-      <w:bookmarkStart w:id="70" w:name="_Toc242136979"/>
+      <w:bookmarkStart w:id="70" w:name="_Toc242175149"/>
       <w:r>
         <w:lastRenderedPageBreak/>
         <w:t>ЛИСТ РЕГИСТРАЦИИ ИЗМЕНЕНИЙ</w:t>
@@ -14728,31 +14762,31 @@
       </w:rPr>
     </w:lvl>
   </w:abstractNum>
-  <w:num w:numId="1" w16cid:durableId="2118206636">
+  <w:num w:numId="1" w16cid:durableId="1496069438">
     <w:abstractNumId w:val="8"/>
   </w:num>
-  <w:num w:numId="2" w16cid:durableId="653921240">
+  <w:num w:numId="2" w16cid:durableId="1517617294">
     <w:abstractNumId w:val="6"/>
   </w:num>
-  <w:num w:numId="3" w16cid:durableId="48505108">
+  <w:num w:numId="3" w16cid:durableId="1301113016">
     <w:abstractNumId w:val="5"/>
   </w:num>
-  <w:num w:numId="4" w16cid:durableId="1888951109">
+  <w:num w:numId="4" w16cid:durableId="215819059">
     <w:abstractNumId w:val="4"/>
   </w:num>
-  <w:num w:numId="5" w16cid:durableId="2017221688">
+  <w:num w:numId="5" w16cid:durableId="1132556968">
     <w:abstractNumId w:val="7"/>
   </w:num>
-  <w:num w:numId="6" w16cid:durableId="1153177043">
+  <w:num w:numId="6" w16cid:durableId="12728463">
     <w:abstractNumId w:val="3"/>
   </w:num>
-  <w:num w:numId="7" w16cid:durableId="267197883">
+  <w:num w:numId="7" w16cid:durableId="1858275101">
     <w:abstractNumId w:val="2"/>
   </w:num>
-  <w:num w:numId="8" w16cid:durableId="1766875720">
+  <w:num w:numId="8" w16cid:durableId="1865360287">
     <w:abstractNumId w:val="1"/>
   </w:num>
-  <w:num w:numId="9" w16cid:durableId="231625705">
+  <w:num w:numId="9" w16cid:durableId="95254370">
     <w:abstractNumId w:val="0"/>
   </w:num>
 </w:numbering>
@@ -26285,7 +26319,7 @@
     <w:autoRedefine/>
     <w:uiPriority w:val="39"/>
     <w:unhideWhenUsed/>
-    <w:rsid w:val="0026519B"/>
+    <w:rsid w:val="00EF49CA"/>
     <w:pPr>
       <w:spacing w:after="100"/>
     </w:pPr>
@@ -26297,7 +26331,7 @@
     <w:autoRedefine/>
     <w:uiPriority w:val="39"/>
     <w:unhideWhenUsed/>
-    <w:rsid w:val="0026519B"/>
+    <w:rsid w:val="00EF49CA"/>
     <w:pPr>
       <w:spacing w:after="100"/>
       <w:ind w:left="240"/>
@@ -26308,7 +26342,7 @@
     <w:basedOn w:val="a2"/>
     <w:uiPriority w:val="99"/>
     <w:unhideWhenUsed/>
-    <w:rsid w:val="0026519B"/>
+    <w:rsid w:val="00EF49CA"/>
     <w:rPr>
       <w:color w:val="0000FF" w:themeColor="hyperlink"/>
       <w:u w:val="single"/>

--- a/docs/gost/out/03_П3_Описание_автоматизированных_функций.docx
+++ b/docs/gost/out/03_П3_Описание_автоматизированных_функций.docx
@@ -224,7 +224,7 @@
         <w:rPr>
           <w:noProof/>
         </w:rPr>
-        <w:t>36</w:t>
+        <w:t>38</w:t>
       </w:r>
       <w:r>
         <w:fldChar w:fldCharType="end"/>
@@ -306,7 +306,7 @@
       <w:r>
         <w:fldChar w:fldCharType="separate"/>
       </w:r>
-      <w:hyperlink w:anchor="_Toc242175079" w:history="1">
+      <w:hyperlink w:anchor="_Toc242192377" w:history="1">
         <w:r>
           <w:rPr>
             <w:rStyle w:val="aff8"/>
@@ -333,7 +333,7 @@
             <w:noProof/>
             <w:webHidden/>
           </w:rPr>
-          <w:instrText xml:space="preserve"> PAGEREF _Toc242175079 \h </w:instrText>
+          <w:instrText xml:space="preserve"> PAGEREF _Toc242192377 \h </w:instrText>
         </w:r>
         <w:r>
           <w:rPr>
@@ -379,7 +379,7 @@
           <w14:ligatures w14:val="standardContextual"/>
         </w:rPr>
       </w:pPr>
-      <w:hyperlink w:anchor="_Toc242175080" w:history="1">
+      <w:hyperlink w:anchor="_Toc242192378" w:history="1">
         <w:r>
           <w:rPr>
             <w:rStyle w:val="aff8"/>
@@ -406,7 +406,7 @@
             <w:noProof/>
             <w:webHidden/>
           </w:rPr>
-          <w:instrText xml:space="preserve"> PAGEREF _Toc242175080 \h </w:instrText>
+          <w:instrText xml:space="preserve"> PAGEREF _Toc242192378 \h </w:instrText>
         </w:r>
         <w:r>
           <w:rPr>
@@ -452,7 +452,7 @@
           <w14:ligatures w14:val="standardContextual"/>
         </w:rPr>
       </w:pPr>
-      <w:hyperlink w:anchor="_Toc242175081" w:history="1">
+      <w:hyperlink w:anchor="_Toc242192379" w:history="1">
         <w:r>
           <w:rPr>
             <w:rStyle w:val="aff8"/>
@@ -479,7 +479,7 @@
             <w:noProof/>
             <w:webHidden/>
           </w:rPr>
-          <w:instrText xml:space="preserve"> PAGEREF _Toc242175081 \h </w:instrText>
+          <w:instrText xml:space="preserve"> PAGEREF _Toc242192379 \h </w:instrText>
         </w:r>
         <w:r>
           <w:rPr>
@@ -525,7 +525,7 @@
           <w14:ligatures w14:val="standardContextual"/>
         </w:rPr>
       </w:pPr>
-      <w:hyperlink w:anchor="_Toc242175082" w:history="1">
+      <w:hyperlink w:anchor="_Toc242192380" w:history="1">
         <w:r>
           <w:rPr>
             <w:rStyle w:val="aff8"/>
@@ -552,7 +552,7 @@
             <w:noProof/>
             <w:webHidden/>
           </w:rPr>
-          <w:instrText xml:space="preserve"> PAGEREF _Toc242175082 \h </w:instrText>
+          <w:instrText xml:space="preserve"> PAGEREF _Toc242192380 \h </w:instrText>
         </w:r>
         <w:r>
           <w:rPr>
@@ -598,7 +598,7 @@
           <w14:ligatures w14:val="standardContextual"/>
         </w:rPr>
       </w:pPr>
-      <w:hyperlink w:anchor="_Toc242175083" w:history="1">
+      <w:hyperlink w:anchor="_Toc242192381" w:history="1">
         <w:r>
           <w:rPr>
             <w:rStyle w:val="aff8"/>
@@ -625,7 +625,7 @@
             <w:noProof/>
             <w:webHidden/>
           </w:rPr>
-          <w:instrText xml:space="preserve"> PAGEREF _Toc242175083 \h </w:instrText>
+          <w:instrText xml:space="preserve"> PAGEREF _Toc242192381 \h </w:instrText>
         </w:r>
         <w:r>
           <w:rPr>
@@ -671,7 +671,7 @@
           <w14:ligatures w14:val="standardContextual"/>
         </w:rPr>
       </w:pPr>
-      <w:hyperlink w:anchor="_Toc242175084" w:history="1">
+      <w:hyperlink w:anchor="_Toc242192382" w:history="1">
         <w:r>
           <w:rPr>
             <w:rStyle w:val="aff8"/>
@@ -698,7 +698,7 @@
             <w:noProof/>
             <w:webHidden/>
           </w:rPr>
-          <w:instrText xml:space="preserve"> PAGEREF _Toc242175084 \h </w:instrText>
+          <w:instrText xml:space="preserve"> PAGEREF _Toc242192382 \h </w:instrText>
         </w:r>
         <w:r>
           <w:rPr>
@@ -744,7 +744,7 @@
           <w14:ligatures w14:val="standardContextual"/>
         </w:rPr>
       </w:pPr>
-      <w:hyperlink w:anchor="_Toc242175085" w:history="1">
+      <w:hyperlink w:anchor="_Toc242192383" w:history="1">
         <w:r>
           <w:rPr>
             <w:rStyle w:val="aff8"/>
@@ -771,7 +771,7 @@
             <w:noProof/>
             <w:webHidden/>
           </w:rPr>
-          <w:instrText xml:space="preserve"> PAGEREF _Toc242175085 \h </w:instrText>
+          <w:instrText xml:space="preserve"> PAGEREF _Toc242192383 \h </w:instrText>
         </w:r>
         <w:r>
           <w:rPr>
@@ -817,7 +817,7 @@
           <w14:ligatures w14:val="standardContextual"/>
         </w:rPr>
       </w:pPr>
-      <w:hyperlink w:anchor="_Toc242175086" w:history="1">
+      <w:hyperlink w:anchor="_Toc242192384" w:history="1">
         <w:r>
           <w:rPr>
             <w:rStyle w:val="aff8"/>
@@ -844,7 +844,7 @@
             <w:noProof/>
             <w:webHidden/>
           </w:rPr>
-          <w:instrText xml:space="preserve"> PAGEREF _Toc242175086 \h </w:instrText>
+          <w:instrText xml:space="preserve"> PAGEREF _Toc242192384 \h </w:instrText>
         </w:r>
         <w:r>
           <w:rPr>
@@ -890,7 +890,7 @@
           <w14:ligatures w14:val="standardContextual"/>
         </w:rPr>
       </w:pPr>
-      <w:hyperlink w:anchor="_Toc242175087" w:history="1">
+      <w:hyperlink w:anchor="_Toc242192385" w:history="1">
         <w:r>
           <w:rPr>
             <w:rStyle w:val="aff8"/>
@@ -917,7 +917,7 @@
             <w:noProof/>
             <w:webHidden/>
           </w:rPr>
-          <w:instrText xml:space="preserve"> PAGEREF _Toc242175087 \h </w:instrText>
+          <w:instrText xml:space="preserve"> PAGEREF _Toc242192385 \h </w:instrText>
         </w:r>
         <w:r>
           <w:rPr>
@@ -963,7 +963,7 @@
           <w14:ligatures w14:val="standardContextual"/>
         </w:rPr>
       </w:pPr>
-      <w:hyperlink w:anchor="_Toc242175088" w:history="1">
+      <w:hyperlink w:anchor="_Toc242192386" w:history="1">
         <w:r>
           <w:rPr>
             <w:rStyle w:val="aff8"/>
@@ -990,7 +990,7 @@
             <w:noProof/>
             <w:webHidden/>
           </w:rPr>
-          <w:instrText xml:space="preserve"> PAGEREF _Toc242175088 \h </w:instrText>
+          <w:instrText xml:space="preserve"> PAGEREF _Toc242192386 \h </w:instrText>
         </w:r>
         <w:r>
           <w:rPr>
@@ -1036,7 +1036,7 @@
           <w14:ligatures w14:val="standardContextual"/>
         </w:rPr>
       </w:pPr>
-      <w:hyperlink w:anchor="_Toc242175089" w:history="1">
+      <w:hyperlink w:anchor="_Toc242192387" w:history="1">
         <w:r>
           <w:rPr>
             <w:rStyle w:val="aff8"/>
@@ -1063,7 +1063,7 @@
             <w:noProof/>
             <w:webHidden/>
           </w:rPr>
-          <w:instrText xml:space="preserve"> PAGEREF _Toc242175089 \h </w:instrText>
+          <w:instrText xml:space="preserve"> PAGEREF _Toc242192387 \h </w:instrText>
         </w:r>
         <w:r>
           <w:rPr>
@@ -1109,7 +1109,7 @@
           <w14:ligatures w14:val="standardContextual"/>
         </w:rPr>
       </w:pPr>
-      <w:hyperlink w:anchor="_Toc242175090" w:history="1">
+      <w:hyperlink w:anchor="_Toc242192388" w:history="1">
         <w:r>
           <w:rPr>
             <w:rStyle w:val="aff8"/>
@@ -1136,7 +1136,7 @@
             <w:noProof/>
             <w:webHidden/>
           </w:rPr>
-          <w:instrText xml:space="preserve"> PAGEREF _Toc242175090 \h </w:instrText>
+          <w:instrText xml:space="preserve"> PAGEREF _Toc242192388 \h </w:instrText>
         </w:r>
         <w:r>
           <w:rPr>
@@ -1182,7 +1182,7 @@
           <w14:ligatures w14:val="standardContextual"/>
         </w:rPr>
       </w:pPr>
-      <w:hyperlink w:anchor="_Toc242175091" w:history="1">
+      <w:hyperlink w:anchor="_Toc242192389" w:history="1">
         <w:r>
           <w:rPr>
             <w:rStyle w:val="aff8"/>
@@ -1209,7 +1209,7 @@
             <w:noProof/>
             <w:webHidden/>
           </w:rPr>
-          <w:instrText xml:space="preserve"> PAGEREF _Toc242175091 \h </w:instrText>
+          <w:instrText xml:space="preserve"> PAGEREF _Toc242192389 \h </w:instrText>
         </w:r>
         <w:r>
           <w:rPr>
@@ -1255,7 +1255,7 @@
           <w14:ligatures w14:val="standardContextual"/>
         </w:rPr>
       </w:pPr>
-      <w:hyperlink w:anchor="_Toc242175092" w:history="1">
+      <w:hyperlink w:anchor="_Toc242192390" w:history="1">
         <w:r>
           <w:rPr>
             <w:rStyle w:val="aff8"/>
@@ -1282,7 +1282,7 @@
             <w:noProof/>
             <w:webHidden/>
           </w:rPr>
-          <w:instrText xml:space="preserve"> PAGEREF _Toc242175092 \h </w:instrText>
+          <w:instrText xml:space="preserve"> PAGEREF _Toc242192390 \h </w:instrText>
         </w:r>
         <w:r>
           <w:rPr>
@@ -1328,7 +1328,7 @@
           <w14:ligatures w14:val="standardContextual"/>
         </w:rPr>
       </w:pPr>
-      <w:hyperlink w:anchor="_Toc242175093" w:history="1">
+      <w:hyperlink w:anchor="_Toc242192391" w:history="1">
         <w:r>
           <w:rPr>
             <w:rStyle w:val="aff8"/>
@@ -1355,7 +1355,7 @@
             <w:noProof/>
             <w:webHidden/>
           </w:rPr>
-          <w:instrText xml:space="preserve"> PAGEREF _Toc242175093 \h </w:instrText>
+          <w:instrText xml:space="preserve"> PAGEREF _Toc242192391 \h </w:instrText>
         </w:r>
         <w:r>
           <w:rPr>
@@ -1401,7 +1401,7 @@
           <w14:ligatures w14:val="standardContextual"/>
         </w:rPr>
       </w:pPr>
-      <w:hyperlink w:anchor="_Toc242175094" w:history="1">
+      <w:hyperlink w:anchor="_Toc242192392" w:history="1">
         <w:r>
           <w:rPr>
             <w:rStyle w:val="aff8"/>
@@ -1428,7 +1428,7 @@
             <w:noProof/>
             <w:webHidden/>
           </w:rPr>
-          <w:instrText xml:space="preserve"> PAGEREF _Toc242175094 \h </w:instrText>
+          <w:instrText xml:space="preserve"> PAGEREF _Toc242192392 \h </w:instrText>
         </w:r>
         <w:r>
           <w:rPr>
@@ -1474,7 +1474,7 @@
           <w14:ligatures w14:val="standardContextual"/>
         </w:rPr>
       </w:pPr>
-      <w:hyperlink w:anchor="_Toc242175095" w:history="1">
+      <w:hyperlink w:anchor="_Toc242192393" w:history="1">
         <w:r>
           <w:rPr>
             <w:rStyle w:val="aff8"/>
@@ -1501,7 +1501,7 @@
             <w:noProof/>
             <w:webHidden/>
           </w:rPr>
-          <w:instrText xml:space="preserve"> PAGEREF _Toc242175095 \h </w:instrText>
+          <w:instrText xml:space="preserve"> PAGEREF _Toc242192393 \h </w:instrText>
         </w:r>
         <w:r>
           <w:rPr>
@@ -1547,7 +1547,7 @@
           <w14:ligatures w14:val="standardContextual"/>
         </w:rPr>
       </w:pPr>
-      <w:hyperlink w:anchor="_Toc242175096" w:history="1">
+      <w:hyperlink w:anchor="_Toc242192394" w:history="1">
         <w:r>
           <w:rPr>
             <w:rStyle w:val="aff8"/>
@@ -1574,7 +1574,7 @@
             <w:noProof/>
             <w:webHidden/>
           </w:rPr>
-          <w:instrText xml:space="preserve"> PAGEREF _Toc242175096 \h </w:instrText>
+          <w:instrText xml:space="preserve"> PAGEREF _Toc242192394 \h </w:instrText>
         </w:r>
         <w:r>
           <w:rPr>
@@ -1620,7 +1620,7 @@
           <w14:ligatures w14:val="standardContextual"/>
         </w:rPr>
       </w:pPr>
-      <w:hyperlink w:anchor="_Toc242175097" w:history="1">
+      <w:hyperlink w:anchor="_Toc242192395" w:history="1">
         <w:r>
           <w:rPr>
             <w:rStyle w:val="aff8"/>
@@ -1647,7 +1647,7 @@
             <w:noProof/>
             <w:webHidden/>
           </w:rPr>
-          <w:instrText xml:space="preserve"> PAGEREF _Toc242175097 \h </w:instrText>
+          <w:instrText xml:space="preserve"> PAGEREF _Toc242192395 \h </w:instrText>
         </w:r>
         <w:r>
           <w:rPr>
@@ -1693,7 +1693,7 @@
           <w14:ligatures w14:val="standardContextual"/>
         </w:rPr>
       </w:pPr>
-      <w:hyperlink w:anchor="_Toc242175098" w:history="1">
+      <w:hyperlink w:anchor="_Toc242192396" w:history="1">
         <w:r>
           <w:rPr>
             <w:rStyle w:val="aff8"/>
@@ -1720,7 +1720,7 @@
             <w:noProof/>
             <w:webHidden/>
           </w:rPr>
-          <w:instrText xml:space="preserve"> PAGEREF _Toc242175098 \h </w:instrText>
+          <w:instrText xml:space="preserve"> PAGEREF _Toc242192396 \h </w:instrText>
         </w:r>
         <w:r>
           <w:rPr>
@@ -1766,7 +1766,7 @@
           <w14:ligatures w14:val="standardContextual"/>
         </w:rPr>
       </w:pPr>
-      <w:hyperlink w:anchor="_Toc242175099" w:history="1">
+      <w:hyperlink w:anchor="_Toc242192397" w:history="1">
         <w:r>
           <w:rPr>
             <w:rStyle w:val="aff8"/>
@@ -1793,7 +1793,7 @@
             <w:noProof/>
             <w:webHidden/>
           </w:rPr>
-          <w:instrText xml:space="preserve"> PAGEREF _Toc242175099 \h </w:instrText>
+          <w:instrText xml:space="preserve"> PAGEREF _Toc242192397 \h </w:instrText>
         </w:r>
         <w:r>
           <w:rPr>
@@ -1839,7 +1839,7 @@
           <w14:ligatures w14:val="standardContextual"/>
         </w:rPr>
       </w:pPr>
-      <w:hyperlink w:anchor="_Toc242175100" w:history="1">
+      <w:hyperlink w:anchor="_Toc242192398" w:history="1">
         <w:r>
           <w:rPr>
             <w:rStyle w:val="aff8"/>
@@ -1866,7 +1866,7 @@
             <w:noProof/>
             <w:webHidden/>
           </w:rPr>
-          <w:instrText xml:space="preserve"> PAGEREF _Toc242175100 \h </w:instrText>
+          <w:instrText xml:space="preserve"> PAGEREF _Toc242192398 \h </w:instrText>
         </w:r>
         <w:r>
           <w:rPr>
@@ -1912,7 +1912,7 @@
           <w14:ligatures w14:val="standardContextual"/>
         </w:rPr>
       </w:pPr>
-      <w:hyperlink w:anchor="_Toc242175101" w:history="1">
+      <w:hyperlink w:anchor="_Toc242192399" w:history="1">
         <w:r>
           <w:rPr>
             <w:rStyle w:val="aff8"/>
@@ -1939,7 +1939,7 @@
             <w:noProof/>
             <w:webHidden/>
           </w:rPr>
-          <w:instrText xml:space="preserve"> PAGEREF _Toc242175101 \h </w:instrText>
+          <w:instrText xml:space="preserve"> PAGEREF _Toc242192399 \h </w:instrText>
         </w:r>
         <w:r>
           <w:rPr>
@@ -1985,7 +1985,7 @@
           <w14:ligatures w14:val="standardContextual"/>
         </w:rPr>
       </w:pPr>
-      <w:hyperlink w:anchor="_Toc242175102" w:history="1">
+      <w:hyperlink w:anchor="_Toc242192400" w:history="1">
         <w:r>
           <w:rPr>
             <w:rStyle w:val="aff8"/>
@@ -2012,7 +2012,7 @@
             <w:noProof/>
             <w:webHidden/>
           </w:rPr>
-          <w:instrText xml:space="preserve"> PAGEREF _Toc242175102 \h </w:instrText>
+          <w:instrText xml:space="preserve"> PAGEREF _Toc242192400 \h </w:instrText>
         </w:r>
         <w:r>
           <w:rPr>
@@ -2058,7 +2058,7 @@
           <w14:ligatures w14:val="standardContextual"/>
         </w:rPr>
       </w:pPr>
-      <w:hyperlink w:anchor="_Toc242175103" w:history="1">
+      <w:hyperlink w:anchor="_Toc242192401" w:history="1">
         <w:r>
           <w:rPr>
             <w:rStyle w:val="aff8"/>
@@ -2085,7 +2085,7 @@
             <w:noProof/>
             <w:webHidden/>
           </w:rPr>
-          <w:instrText xml:space="preserve"> PAGEREF _Toc242175103 \h </w:instrText>
+          <w:instrText xml:space="preserve"> PAGEREF _Toc242192401 \h </w:instrText>
         </w:r>
         <w:r>
           <w:rPr>
@@ -2131,7 +2131,7 @@
           <w14:ligatures w14:val="standardContextual"/>
         </w:rPr>
       </w:pPr>
-      <w:hyperlink w:anchor="_Toc242175104" w:history="1">
+      <w:hyperlink w:anchor="_Toc242192402" w:history="1">
         <w:r>
           <w:rPr>
             <w:rStyle w:val="aff8"/>
@@ -2158,7 +2158,7 @@
             <w:noProof/>
             <w:webHidden/>
           </w:rPr>
-          <w:instrText xml:space="preserve"> PAGEREF _Toc242175104 \h </w:instrText>
+          <w:instrText xml:space="preserve"> PAGEREF _Toc242192402 \h </w:instrText>
         </w:r>
         <w:r>
           <w:rPr>
@@ -2204,7 +2204,7 @@
           <w14:ligatures w14:val="standardContextual"/>
         </w:rPr>
       </w:pPr>
-      <w:hyperlink w:anchor="_Toc242175105" w:history="1">
+      <w:hyperlink w:anchor="_Toc242192403" w:history="1">
         <w:r>
           <w:rPr>
             <w:rStyle w:val="aff8"/>
@@ -2231,7 +2231,7 @@
             <w:noProof/>
             <w:webHidden/>
           </w:rPr>
-          <w:instrText xml:space="preserve"> PAGEREF _Toc242175105 \h </w:instrText>
+          <w:instrText xml:space="preserve"> PAGEREF _Toc242192403 \h </w:instrText>
         </w:r>
         <w:r>
           <w:rPr>
@@ -2277,7 +2277,7 @@
           <w14:ligatures w14:val="standardContextual"/>
         </w:rPr>
       </w:pPr>
-      <w:hyperlink w:anchor="_Toc242175106" w:history="1">
+      <w:hyperlink w:anchor="_Toc242192404" w:history="1">
         <w:r>
           <w:rPr>
             <w:rStyle w:val="aff8"/>
@@ -2304,7 +2304,7 @@
             <w:noProof/>
             <w:webHidden/>
           </w:rPr>
-          <w:instrText xml:space="preserve"> PAGEREF _Toc242175106 \h </w:instrText>
+          <w:instrText xml:space="preserve"> PAGEREF _Toc242192404 \h </w:instrText>
         </w:r>
         <w:r>
           <w:rPr>
@@ -2350,7 +2350,7 @@
           <w14:ligatures w14:val="standardContextual"/>
         </w:rPr>
       </w:pPr>
-      <w:hyperlink w:anchor="_Toc242175107" w:history="1">
+      <w:hyperlink w:anchor="_Toc242192405" w:history="1">
         <w:r>
           <w:rPr>
             <w:rStyle w:val="aff8"/>
@@ -2377,7 +2377,7 @@
             <w:noProof/>
             <w:webHidden/>
           </w:rPr>
-          <w:instrText xml:space="preserve"> PAGEREF _Toc242175107 \h </w:instrText>
+          <w:instrText xml:space="preserve"> PAGEREF _Toc242192405 \h </w:instrText>
         </w:r>
         <w:r>
           <w:rPr>
@@ -2397,7 +2397,7 @@
             <w:noProof/>
             <w:webHidden/>
           </w:rPr>
-          <w:t>18</w:t>
+          <w:t>19</w:t>
         </w:r>
         <w:r>
           <w:rPr>
@@ -2423,7 +2423,7 @@
           <w14:ligatures w14:val="standardContextual"/>
         </w:rPr>
       </w:pPr>
-      <w:hyperlink w:anchor="_Toc242175108" w:history="1">
+      <w:hyperlink w:anchor="_Toc242192406" w:history="1">
         <w:r>
           <w:rPr>
             <w:rStyle w:val="aff8"/>
@@ -2450,7 +2450,7 @@
             <w:noProof/>
             <w:webHidden/>
           </w:rPr>
-          <w:instrText xml:space="preserve"> PAGEREF _Toc242175108 \h </w:instrText>
+          <w:instrText xml:space="preserve"> PAGEREF _Toc242192406 \h </w:instrText>
         </w:r>
         <w:r>
           <w:rPr>
@@ -2470,7 +2470,7 @@
             <w:noProof/>
             <w:webHidden/>
           </w:rPr>
-          <w:t>18</w:t>
+          <w:t>19</w:t>
         </w:r>
         <w:r>
           <w:rPr>
@@ -2496,7 +2496,7 @@
           <w14:ligatures w14:val="standardContextual"/>
         </w:rPr>
       </w:pPr>
-      <w:hyperlink w:anchor="_Toc242175109" w:history="1">
+      <w:hyperlink w:anchor="_Toc242192407" w:history="1">
         <w:r>
           <w:rPr>
             <w:rStyle w:val="aff8"/>
@@ -2523,7 +2523,7 @@
             <w:noProof/>
             <w:webHidden/>
           </w:rPr>
-          <w:instrText xml:space="preserve"> PAGEREF _Toc242175109 \h </w:instrText>
+          <w:instrText xml:space="preserve"> PAGEREF _Toc242192407 \h </w:instrText>
         </w:r>
         <w:r>
           <w:rPr>
@@ -2543,7 +2543,7 @@
             <w:noProof/>
             <w:webHidden/>
           </w:rPr>
-          <w:t>18</w:t>
+          <w:t>19</w:t>
         </w:r>
         <w:r>
           <w:rPr>
@@ -2569,7 +2569,7 @@
           <w14:ligatures w14:val="standardContextual"/>
         </w:rPr>
       </w:pPr>
-      <w:hyperlink w:anchor="_Toc242175110" w:history="1">
+      <w:hyperlink w:anchor="_Toc242192408" w:history="1">
         <w:r>
           <w:rPr>
             <w:rStyle w:val="aff8"/>
@@ -2596,7 +2596,7 @@
             <w:noProof/>
             <w:webHidden/>
           </w:rPr>
-          <w:instrText xml:space="preserve"> PAGEREF _Toc242175110 \h </w:instrText>
+          <w:instrText xml:space="preserve"> PAGEREF _Toc242192408 \h </w:instrText>
         </w:r>
         <w:r>
           <w:rPr>
@@ -2616,7 +2616,7 @@
             <w:noProof/>
             <w:webHidden/>
           </w:rPr>
-          <w:t>19</w:t>
+          <w:t>20</w:t>
         </w:r>
         <w:r>
           <w:rPr>
@@ -2642,7 +2642,7 @@
           <w14:ligatures w14:val="standardContextual"/>
         </w:rPr>
       </w:pPr>
-      <w:hyperlink w:anchor="_Toc242175111" w:history="1">
+      <w:hyperlink w:anchor="_Toc242192409" w:history="1">
         <w:r>
           <w:rPr>
             <w:rStyle w:val="aff8"/>
@@ -2669,7 +2669,7 @@
             <w:noProof/>
             <w:webHidden/>
           </w:rPr>
-          <w:instrText xml:space="preserve"> PAGEREF _Toc242175111 \h </w:instrText>
+          <w:instrText xml:space="preserve"> PAGEREF _Toc242192409 \h </w:instrText>
         </w:r>
         <w:r>
           <w:rPr>
@@ -2689,7 +2689,7 @@
             <w:noProof/>
             <w:webHidden/>
           </w:rPr>
-          <w:t>19</w:t>
+          <w:t>20</w:t>
         </w:r>
         <w:r>
           <w:rPr>
@@ -2715,7 +2715,7 @@
           <w14:ligatures w14:val="standardContextual"/>
         </w:rPr>
       </w:pPr>
-      <w:hyperlink w:anchor="_Toc242175112" w:history="1">
+      <w:hyperlink w:anchor="_Toc242192410" w:history="1">
         <w:r>
           <w:rPr>
             <w:rStyle w:val="aff8"/>
@@ -2742,7 +2742,7 @@
             <w:noProof/>
             <w:webHidden/>
           </w:rPr>
-          <w:instrText xml:space="preserve"> PAGEREF _Toc242175112 \h </w:instrText>
+          <w:instrText xml:space="preserve"> PAGEREF _Toc242192410 \h </w:instrText>
         </w:r>
         <w:r>
           <w:rPr>
@@ -2762,7 +2762,7 @@
             <w:noProof/>
             <w:webHidden/>
           </w:rPr>
-          <w:t>19</w:t>
+          <w:t>20</w:t>
         </w:r>
         <w:r>
           <w:rPr>
@@ -2788,7 +2788,7 @@
           <w14:ligatures w14:val="standardContextual"/>
         </w:rPr>
       </w:pPr>
-      <w:hyperlink w:anchor="_Toc242175113" w:history="1">
+      <w:hyperlink w:anchor="_Toc242192411" w:history="1">
         <w:r>
           <w:rPr>
             <w:rStyle w:val="aff8"/>
@@ -2815,7 +2815,7 @@
             <w:noProof/>
             <w:webHidden/>
           </w:rPr>
-          <w:instrText xml:space="preserve"> PAGEREF _Toc242175113 \h </w:instrText>
+          <w:instrText xml:space="preserve"> PAGEREF _Toc242192411 \h </w:instrText>
         </w:r>
         <w:r>
           <w:rPr>
@@ -2835,7 +2835,7 @@
             <w:noProof/>
             <w:webHidden/>
           </w:rPr>
-          <w:t>21</w:t>
+          <w:t>22</w:t>
         </w:r>
         <w:r>
           <w:rPr>
@@ -2861,7 +2861,7 @@
           <w14:ligatures w14:val="standardContextual"/>
         </w:rPr>
       </w:pPr>
-      <w:hyperlink w:anchor="_Toc242175114" w:history="1">
+      <w:hyperlink w:anchor="_Toc242192412" w:history="1">
         <w:r>
           <w:rPr>
             <w:rStyle w:val="aff8"/>
@@ -2888,7 +2888,7 @@
             <w:noProof/>
             <w:webHidden/>
           </w:rPr>
-          <w:instrText xml:space="preserve"> PAGEREF _Toc242175114 \h </w:instrText>
+          <w:instrText xml:space="preserve"> PAGEREF _Toc242192412 \h </w:instrText>
         </w:r>
         <w:r>
           <w:rPr>
@@ -2908,7 +2908,7 @@
             <w:noProof/>
             <w:webHidden/>
           </w:rPr>
-          <w:t>21</w:t>
+          <w:t>22</w:t>
         </w:r>
         <w:r>
           <w:rPr>
@@ -2934,7 +2934,7 @@
           <w14:ligatures w14:val="standardContextual"/>
         </w:rPr>
       </w:pPr>
-      <w:hyperlink w:anchor="_Toc242175115" w:history="1">
+      <w:hyperlink w:anchor="_Toc242192413" w:history="1">
         <w:r>
           <w:rPr>
             <w:rStyle w:val="aff8"/>
@@ -2961,7 +2961,7 @@
             <w:noProof/>
             <w:webHidden/>
           </w:rPr>
-          <w:instrText xml:space="preserve"> PAGEREF _Toc242175115 \h </w:instrText>
+          <w:instrText xml:space="preserve"> PAGEREF _Toc242192413 \h </w:instrText>
         </w:r>
         <w:r>
           <w:rPr>
@@ -2981,7 +2981,7 @@
             <w:noProof/>
             <w:webHidden/>
           </w:rPr>
-          <w:t>21</w:t>
+          <w:t>22</w:t>
         </w:r>
         <w:r>
           <w:rPr>
@@ -3007,7 +3007,7 @@
           <w14:ligatures w14:val="standardContextual"/>
         </w:rPr>
       </w:pPr>
-      <w:hyperlink w:anchor="_Toc242175116" w:history="1">
+      <w:hyperlink w:anchor="_Toc242192414" w:history="1">
         <w:r>
           <w:rPr>
             <w:rStyle w:val="aff8"/>
@@ -3034,7 +3034,7 @@
             <w:noProof/>
             <w:webHidden/>
           </w:rPr>
-          <w:instrText xml:space="preserve"> PAGEREF _Toc242175116 \h </w:instrText>
+          <w:instrText xml:space="preserve"> PAGEREF _Toc242192414 \h </w:instrText>
         </w:r>
         <w:r>
           <w:rPr>
@@ -3054,7 +3054,7 @@
             <w:noProof/>
             <w:webHidden/>
           </w:rPr>
-          <w:t>22</w:t>
+          <w:t>23</w:t>
         </w:r>
         <w:r>
           <w:rPr>
@@ -3080,7 +3080,7 @@
           <w14:ligatures w14:val="standardContextual"/>
         </w:rPr>
       </w:pPr>
-      <w:hyperlink w:anchor="_Toc242175117" w:history="1">
+      <w:hyperlink w:anchor="_Toc242192415" w:history="1">
         <w:r>
           <w:rPr>
             <w:rStyle w:val="aff8"/>
@@ -3107,7 +3107,7 @@
             <w:noProof/>
             <w:webHidden/>
           </w:rPr>
-          <w:instrText xml:space="preserve"> PAGEREF _Toc242175117 \h </w:instrText>
+          <w:instrText xml:space="preserve"> PAGEREF _Toc242192415 \h </w:instrText>
         </w:r>
         <w:r>
           <w:rPr>
@@ -3127,7 +3127,7 @@
             <w:noProof/>
             <w:webHidden/>
           </w:rPr>
-          <w:t>22</w:t>
+          <w:t>23</w:t>
         </w:r>
         <w:r>
           <w:rPr>
@@ -3153,7 +3153,7 @@
           <w14:ligatures w14:val="standardContextual"/>
         </w:rPr>
       </w:pPr>
-      <w:hyperlink w:anchor="_Toc242175118" w:history="1">
+      <w:hyperlink w:anchor="_Toc242192416" w:history="1">
         <w:r>
           <w:rPr>
             <w:rStyle w:val="aff8"/>
@@ -3180,7 +3180,7 @@
             <w:noProof/>
             <w:webHidden/>
           </w:rPr>
-          <w:instrText xml:space="preserve"> PAGEREF _Toc242175118 \h </w:instrText>
+          <w:instrText xml:space="preserve"> PAGEREF _Toc242192416 \h </w:instrText>
         </w:r>
         <w:r>
           <w:rPr>
@@ -3200,7 +3200,7 @@
             <w:noProof/>
             <w:webHidden/>
           </w:rPr>
-          <w:t>23</w:t>
+          <w:t>25</w:t>
         </w:r>
         <w:r>
           <w:rPr>
@@ -3226,7 +3226,7 @@
           <w14:ligatures w14:val="standardContextual"/>
         </w:rPr>
       </w:pPr>
-      <w:hyperlink w:anchor="_Toc242175119" w:history="1">
+      <w:hyperlink w:anchor="_Toc242192417" w:history="1">
         <w:r>
           <w:rPr>
             <w:rStyle w:val="aff8"/>
@@ -3253,7 +3253,7 @@
             <w:noProof/>
             <w:webHidden/>
           </w:rPr>
-          <w:instrText xml:space="preserve"> PAGEREF _Toc242175119 \h </w:instrText>
+          <w:instrText xml:space="preserve"> PAGEREF _Toc242192417 \h </w:instrText>
         </w:r>
         <w:r>
           <w:rPr>
@@ -3273,7 +3273,7 @@
             <w:noProof/>
             <w:webHidden/>
           </w:rPr>
-          <w:t>23</w:t>
+          <w:t>25</w:t>
         </w:r>
         <w:r>
           <w:rPr>
@@ -3299,7 +3299,7 @@
           <w14:ligatures w14:val="standardContextual"/>
         </w:rPr>
       </w:pPr>
-      <w:hyperlink w:anchor="_Toc242175120" w:history="1">
+      <w:hyperlink w:anchor="_Toc242192418" w:history="1">
         <w:r>
           <w:rPr>
             <w:rStyle w:val="aff8"/>
@@ -3326,7 +3326,7 @@
             <w:noProof/>
             <w:webHidden/>
           </w:rPr>
-          <w:instrText xml:space="preserve"> PAGEREF _Toc242175120 \h </w:instrText>
+          <w:instrText xml:space="preserve"> PAGEREF _Toc242192418 \h </w:instrText>
         </w:r>
         <w:r>
           <w:rPr>
@@ -3346,7 +3346,7 @@
             <w:noProof/>
             <w:webHidden/>
           </w:rPr>
-          <w:t>23</w:t>
+          <w:t>25</w:t>
         </w:r>
         <w:r>
           <w:rPr>
@@ -3372,7 +3372,7 @@
           <w14:ligatures w14:val="standardContextual"/>
         </w:rPr>
       </w:pPr>
-      <w:hyperlink w:anchor="_Toc242175121" w:history="1">
+      <w:hyperlink w:anchor="_Toc242192419" w:history="1">
         <w:r>
           <w:rPr>
             <w:rStyle w:val="aff8"/>
@@ -3399,7 +3399,7 @@
             <w:noProof/>
             <w:webHidden/>
           </w:rPr>
-          <w:instrText xml:space="preserve"> PAGEREF _Toc242175121 \h </w:instrText>
+          <w:instrText xml:space="preserve"> PAGEREF _Toc242192419 \h </w:instrText>
         </w:r>
         <w:r>
           <w:rPr>
@@ -3419,7 +3419,7 @@
             <w:noProof/>
             <w:webHidden/>
           </w:rPr>
-          <w:t>24</w:t>
+          <w:t>26</w:t>
         </w:r>
         <w:r>
           <w:rPr>
@@ -3445,7 +3445,7 @@
           <w14:ligatures w14:val="standardContextual"/>
         </w:rPr>
       </w:pPr>
-      <w:hyperlink w:anchor="_Toc242175122" w:history="1">
+      <w:hyperlink w:anchor="_Toc242192420" w:history="1">
         <w:r>
           <w:rPr>
             <w:rStyle w:val="aff8"/>
@@ -3472,7 +3472,7 @@
             <w:noProof/>
             <w:webHidden/>
           </w:rPr>
-          <w:instrText xml:space="preserve"> PAGEREF _Toc242175122 \h </w:instrText>
+          <w:instrText xml:space="preserve"> PAGEREF _Toc242192420 \h </w:instrText>
         </w:r>
         <w:r>
           <w:rPr>
@@ -3492,7 +3492,7 @@
             <w:noProof/>
             <w:webHidden/>
           </w:rPr>
-          <w:t>24</w:t>
+          <w:t>26</w:t>
         </w:r>
         <w:r>
           <w:rPr>
@@ -3518,7 +3518,7 @@
           <w14:ligatures w14:val="standardContextual"/>
         </w:rPr>
       </w:pPr>
-      <w:hyperlink w:anchor="_Toc242175123" w:history="1">
+      <w:hyperlink w:anchor="_Toc242192421" w:history="1">
         <w:r>
           <w:rPr>
             <w:rStyle w:val="aff8"/>
@@ -3545,7 +3545,7 @@
             <w:noProof/>
             <w:webHidden/>
           </w:rPr>
-          <w:instrText xml:space="preserve"> PAGEREF _Toc242175123 \h </w:instrText>
+          <w:instrText xml:space="preserve"> PAGEREF _Toc242192421 \h </w:instrText>
         </w:r>
         <w:r>
           <w:rPr>
@@ -3565,7 +3565,7 @@
             <w:noProof/>
             <w:webHidden/>
           </w:rPr>
-          <w:t>24</w:t>
+          <w:t>26</w:t>
         </w:r>
         <w:r>
           <w:rPr>
@@ -3591,7 +3591,7 @@
           <w14:ligatures w14:val="standardContextual"/>
         </w:rPr>
       </w:pPr>
-      <w:hyperlink w:anchor="_Toc242175124" w:history="1">
+      <w:hyperlink w:anchor="_Toc242192422" w:history="1">
         <w:r>
           <w:rPr>
             <w:rStyle w:val="aff8"/>
@@ -3618,7 +3618,7 @@
             <w:noProof/>
             <w:webHidden/>
           </w:rPr>
-          <w:instrText xml:space="preserve"> PAGEREF _Toc242175124 \h </w:instrText>
+          <w:instrText xml:space="preserve"> PAGEREF _Toc242192422 \h </w:instrText>
         </w:r>
         <w:r>
           <w:rPr>
@@ -3638,7 +3638,7 @@
             <w:noProof/>
             <w:webHidden/>
           </w:rPr>
-          <w:t>25</w:t>
+          <w:t>27</w:t>
         </w:r>
         <w:r>
           <w:rPr>
@@ -3664,7 +3664,7 @@
           <w14:ligatures w14:val="standardContextual"/>
         </w:rPr>
       </w:pPr>
-      <w:hyperlink w:anchor="_Toc242175125" w:history="1">
+      <w:hyperlink w:anchor="_Toc242192423" w:history="1">
         <w:r>
           <w:rPr>
             <w:rStyle w:val="aff8"/>
@@ -3691,7 +3691,7 @@
             <w:noProof/>
             <w:webHidden/>
           </w:rPr>
-          <w:instrText xml:space="preserve"> PAGEREF _Toc242175125 \h </w:instrText>
+          <w:instrText xml:space="preserve"> PAGEREF _Toc242192423 \h </w:instrText>
         </w:r>
         <w:r>
           <w:rPr>
@@ -3711,7 +3711,7 @@
             <w:noProof/>
             <w:webHidden/>
           </w:rPr>
-          <w:t>25</w:t>
+          <w:t>27</w:t>
         </w:r>
         <w:r>
           <w:rPr>
@@ -3737,7 +3737,7 @@
           <w14:ligatures w14:val="standardContextual"/>
         </w:rPr>
       </w:pPr>
-      <w:hyperlink w:anchor="_Toc242175126" w:history="1">
+      <w:hyperlink w:anchor="_Toc242192424" w:history="1">
         <w:r>
           <w:rPr>
             <w:rStyle w:val="aff8"/>
@@ -3764,7 +3764,7 @@
             <w:noProof/>
             <w:webHidden/>
           </w:rPr>
-          <w:instrText xml:space="preserve"> PAGEREF _Toc242175126 \h </w:instrText>
+          <w:instrText xml:space="preserve"> PAGEREF _Toc242192424 \h </w:instrText>
         </w:r>
         <w:r>
           <w:rPr>
@@ -3784,7 +3784,7 @@
             <w:noProof/>
             <w:webHidden/>
           </w:rPr>
-          <w:t>26</w:t>
+          <w:t>28</w:t>
         </w:r>
         <w:r>
           <w:rPr>
@@ -3810,7 +3810,7 @@
           <w14:ligatures w14:val="standardContextual"/>
         </w:rPr>
       </w:pPr>
-      <w:hyperlink w:anchor="_Toc242175127" w:history="1">
+      <w:hyperlink w:anchor="_Toc242192425" w:history="1">
         <w:r>
           <w:rPr>
             <w:rStyle w:val="aff8"/>
@@ -3837,7 +3837,7 @@
             <w:noProof/>
             <w:webHidden/>
           </w:rPr>
-          <w:instrText xml:space="preserve"> PAGEREF _Toc242175127 \h </w:instrText>
+          <w:instrText xml:space="preserve"> PAGEREF _Toc242192425 \h </w:instrText>
         </w:r>
         <w:r>
           <w:rPr>
@@ -3857,7 +3857,7 @@
             <w:noProof/>
             <w:webHidden/>
           </w:rPr>
-          <w:t>28</w:t>
+          <w:t>30</w:t>
         </w:r>
         <w:r>
           <w:rPr>
@@ -3883,7 +3883,7 @@
           <w14:ligatures w14:val="standardContextual"/>
         </w:rPr>
       </w:pPr>
-      <w:hyperlink w:anchor="_Toc242175128" w:history="1">
+      <w:hyperlink w:anchor="_Toc242192426" w:history="1">
         <w:r>
           <w:rPr>
             <w:rStyle w:val="aff8"/>
@@ -3910,7 +3910,7 @@
             <w:noProof/>
             <w:webHidden/>
           </w:rPr>
-          <w:instrText xml:space="preserve"> PAGEREF _Toc242175128 \h </w:instrText>
+          <w:instrText xml:space="preserve"> PAGEREF _Toc242192426 \h </w:instrText>
         </w:r>
         <w:r>
           <w:rPr>
@@ -3930,7 +3930,7 @@
             <w:noProof/>
             <w:webHidden/>
           </w:rPr>
-          <w:t>28</w:t>
+          <w:t>30</w:t>
         </w:r>
         <w:r>
           <w:rPr>
@@ -3956,7 +3956,7 @@
           <w14:ligatures w14:val="standardContextual"/>
         </w:rPr>
       </w:pPr>
-      <w:hyperlink w:anchor="_Toc242175129" w:history="1">
+      <w:hyperlink w:anchor="_Toc242192427" w:history="1">
         <w:r>
           <w:rPr>
             <w:rStyle w:val="aff8"/>
@@ -3983,7 +3983,7 @@
             <w:noProof/>
             <w:webHidden/>
           </w:rPr>
-          <w:instrText xml:space="preserve"> PAGEREF _Toc242175129 \h </w:instrText>
+          <w:instrText xml:space="preserve"> PAGEREF _Toc242192427 \h </w:instrText>
         </w:r>
         <w:r>
           <w:rPr>
@@ -4003,7 +4003,7 @@
             <w:noProof/>
             <w:webHidden/>
           </w:rPr>
-          <w:t>28</w:t>
+          <w:t>30</w:t>
         </w:r>
         <w:r>
           <w:rPr>
@@ -4029,7 +4029,7 @@
           <w14:ligatures w14:val="standardContextual"/>
         </w:rPr>
       </w:pPr>
-      <w:hyperlink w:anchor="_Toc242175130" w:history="1">
+      <w:hyperlink w:anchor="_Toc242192428" w:history="1">
         <w:r>
           <w:rPr>
             <w:rStyle w:val="aff8"/>
@@ -4056,7 +4056,7 @@
             <w:noProof/>
             <w:webHidden/>
           </w:rPr>
-          <w:instrText xml:space="preserve"> PAGEREF _Toc242175130 \h </w:instrText>
+          <w:instrText xml:space="preserve"> PAGEREF _Toc242192428 \h </w:instrText>
         </w:r>
         <w:r>
           <w:rPr>
@@ -4076,7 +4076,7 @@
             <w:noProof/>
             <w:webHidden/>
           </w:rPr>
-          <w:t>29</w:t>
+          <w:t>31</w:t>
         </w:r>
         <w:r>
           <w:rPr>
@@ -4102,7 +4102,7 @@
           <w14:ligatures w14:val="standardContextual"/>
         </w:rPr>
       </w:pPr>
-      <w:hyperlink w:anchor="_Toc242175131" w:history="1">
+      <w:hyperlink w:anchor="_Toc242192429" w:history="1">
         <w:r>
           <w:rPr>
             <w:rStyle w:val="aff8"/>
@@ -4129,7 +4129,7 @@
             <w:noProof/>
             <w:webHidden/>
           </w:rPr>
-          <w:instrText xml:space="preserve"> PAGEREF _Toc242175131 \h </w:instrText>
+          <w:instrText xml:space="preserve"> PAGEREF _Toc242192429 \h </w:instrText>
         </w:r>
         <w:r>
           <w:rPr>
@@ -4149,7 +4149,7 @@
             <w:noProof/>
             <w:webHidden/>
           </w:rPr>
-          <w:t>29</w:t>
+          <w:t>31</w:t>
         </w:r>
         <w:r>
           <w:rPr>
@@ -4175,7 +4175,7 @@
           <w14:ligatures w14:val="standardContextual"/>
         </w:rPr>
       </w:pPr>
-      <w:hyperlink w:anchor="_Toc242175132" w:history="1">
+      <w:hyperlink w:anchor="_Toc242192430" w:history="1">
         <w:r>
           <w:rPr>
             <w:rStyle w:val="aff8"/>
@@ -4202,7 +4202,7 @@
             <w:noProof/>
             <w:webHidden/>
           </w:rPr>
-          <w:instrText xml:space="preserve"> PAGEREF _Toc242175132 \h </w:instrText>
+          <w:instrText xml:space="preserve"> PAGEREF _Toc242192430 \h </w:instrText>
         </w:r>
         <w:r>
           <w:rPr>
@@ -4222,7 +4222,7 @@
             <w:noProof/>
             <w:webHidden/>
           </w:rPr>
-          <w:t>29</w:t>
+          <w:t>31</w:t>
         </w:r>
         <w:r>
           <w:rPr>
@@ -4248,7 +4248,7 @@
           <w14:ligatures w14:val="standardContextual"/>
         </w:rPr>
       </w:pPr>
-      <w:hyperlink w:anchor="_Toc242175133" w:history="1">
+      <w:hyperlink w:anchor="_Toc242192431" w:history="1">
         <w:r>
           <w:rPr>
             <w:rStyle w:val="aff8"/>
@@ -4275,7 +4275,7 @@
             <w:noProof/>
             <w:webHidden/>
           </w:rPr>
-          <w:instrText xml:space="preserve"> PAGEREF _Toc242175133 \h </w:instrText>
+          <w:instrText xml:space="preserve"> PAGEREF _Toc242192431 \h </w:instrText>
         </w:r>
         <w:r>
           <w:rPr>
@@ -4295,7 +4295,7 @@
             <w:noProof/>
             <w:webHidden/>
           </w:rPr>
-          <w:t>29</w:t>
+          <w:t>31</w:t>
         </w:r>
         <w:r>
           <w:rPr>
@@ -4321,7 +4321,7 @@
           <w14:ligatures w14:val="standardContextual"/>
         </w:rPr>
       </w:pPr>
-      <w:hyperlink w:anchor="_Toc242175134" w:history="1">
+      <w:hyperlink w:anchor="_Toc242192432" w:history="1">
         <w:r>
           <w:rPr>
             <w:rStyle w:val="aff8"/>
@@ -4348,7 +4348,7 @@
             <w:noProof/>
             <w:webHidden/>
           </w:rPr>
-          <w:instrText xml:space="preserve"> PAGEREF _Toc242175134 \h </w:instrText>
+          <w:instrText xml:space="preserve"> PAGEREF _Toc242192432 \h </w:instrText>
         </w:r>
         <w:r>
           <w:rPr>
@@ -4368,7 +4368,7 @@
             <w:noProof/>
             <w:webHidden/>
           </w:rPr>
-          <w:t>30</w:t>
+          <w:t>32</w:t>
         </w:r>
         <w:r>
           <w:rPr>
@@ -4394,7 +4394,7 @@
           <w14:ligatures w14:val="standardContextual"/>
         </w:rPr>
       </w:pPr>
-      <w:hyperlink w:anchor="_Toc242175135" w:history="1">
+      <w:hyperlink w:anchor="_Toc242192433" w:history="1">
         <w:r>
           <w:rPr>
             <w:rStyle w:val="aff8"/>
@@ -4421,7 +4421,7 @@
             <w:noProof/>
             <w:webHidden/>
           </w:rPr>
-          <w:instrText xml:space="preserve"> PAGEREF _Toc242175135 \h </w:instrText>
+          <w:instrText xml:space="preserve"> PAGEREF _Toc242192433 \h </w:instrText>
         </w:r>
         <w:r>
           <w:rPr>
@@ -4441,7 +4441,7 @@
             <w:noProof/>
             <w:webHidden/>
           </w:rPr>
-          <w:t>30</w:t>
+          <w:t>32</w:t>
         </w:r>
         <w:r>
           <w:rPr>
@@ -4467,7 +4467,7 @@
           <w14:ligatures w14:val="standardContextual"/>
         </w:rPr>
       </w:pPr>
-      <w:hyperlink w:anchor="_Toc242175136" w:history="1">
+      <w:hyperlink w:anchor="_Toc242192434" w:history="1">
         <w:r>
           <w:rPr>
             <w:rStyle w:val="aff8"/>
@@ -4494,7 +4494,7 @@
             <w:noProof/>
             <w:webHidden/>
           </w:rPr>
-          <w:instrText xml:space="preserve"> PAGEREF _Toc242175136 \h </w:instrText>
+          <w:instrText xml:space="preserve"> PAGEREF _Toc242192434 \h </w:instrText>
         </w:r>
         <w:r>
           <w:rPr>
@@ -4514,7 +4514,7 @@
             <w:noProof/>
             <w:webHidden/>
           </w:rPr>
-          <w:t>30</w:t>
+          <w:t>32</w:t>
         </w:r>
         <w:r>
           <w:rPr>
@@ -4540,7 +4540,7 @@
           <w14:ligatures w14:val="standardContextual"/>
         </w:rPr>
       </w:pPr>
-      <w:hyperlink w:anchor="_Toc242175137" w:history="1">
+      <w:hyperlink w:anchor="_Toc242192435" w:history="1">
         <w:r>
           <w:rPr>
             <w:rStyle w:val="aff8"/>
@@ -4567,7 +4567,7 @@
             <w:noProof/>
             <w:webHidden/>
           </w:rPr>
-          <w:instrText xml:space="preserve"> PAGEREF _Toc242175137 \h </w:instrText>
+          <w:instrText xml:space="preserve"> PAGEREF _Toc242192435 \h </w:instrText>
         </w:r>
         <w:r>
           <w:rPr>
@@ -4587,7 +4587,7 @@
             <w:noProof/>
             <w:webHidden/>
           </w:rPr>
-          <w:t>30</w:t>
+          <w:t>32</w:t>
         </w:r>
         <w:r>
           <w:rPr>
@@ -4613,7 +4613,7 @@
           <w14:ligatures w14:val="standardContextual"/>
         </w:rPr>
       </w:pPr>
-      <w:hyperlink w:anchor="_Toc242175138" w:history="1">
+      <w:hyperlink w:anchor="_Toc242192436" w:history="1">
         <w:r>
           <w:rPr>
             <w:rStyle w:val="aff8"/>
@@ -4640,7 +4640,7 @@
             <w:noProof/>
             <w:webHidden/>
           </w:rPr>
-          <w:instrText xml:space="preserve"> PAGEREF _Toc242175138 \h </w:instrText>
+          <w:instrText xml:space="preserve"> PAGEREF _Toc242192436 \h </w:instrText>
         </w:r>
         <w:r>
           <w:rPr>
@@ -4660,7 +4660,7 @@
             <w:noProof/>
             <w:webHidden/>
           </w:rPr>
-          <w:t>31</w:t>
+          <w:t>33</w:t>
         </w:r>
         <w:r>
           <w:rPr>
@@ -4686,7 +4686,7 @@
           <w14:ligatures w14:val="standardContextual"/>
         </w:rPr>
       </w:pPr>
-      <w:hyperlink w:anchor="_Toc242175139" w:history="1">
+      <w:hyperlink w:anchor="_Toc242192437" w:history="1">
         <w:r>
           <w:rPr>
             <w:rStyle w:val="aff8"/>
@@ -4713,7 +4713,7 @@
             <w:noProof/>
             <w:webHidden/>
           </w:rPr>
-          <w:instrText xml:space="preserve"> PAGEREF _Toc242175139 \h </w:instrText>
+          <w:instrText xml:space="preserve"> PAGEREF _Toc242192437 \h </w:instrText>
         </w:r>
         <w:r>
           <w:rPr>
@@ -4733,7 +4733,7 @@
             <w:noProof/>
             <w:webHidden/>
           </w:rPr>
-          <w:t>32</w:t>
+          <w:t>34</w:t>
         </w:r>
         <w:r>
           <w:rPr>
@@ -4759,7 +4759,7 @@
           <w14:ligatures w14:val="standardContextual"/>
         </w:rPr>
       </w:pPr>
-      <w:hyperlink w:anchor="_Toc242175140" w:history="1">
+      <w:hyperlink w:anchor="_Toc242192438" w:history="1">
         <w:r>
           <w:rPr>
             <w:rStyle w:val="aff8"/>
@@ -4786,7 +4786,7 @@
             <w:noProof/>
             <w:webHidden/>
           </w:rPr>
-          <w:instrText xml:space="preserve"> PAGEREF _Toc242175140 \h </w:instrText>
+          <w:instrText xml:space="preserve"> PAGEREF _Toc242192438 \h </w:instrText>
         </w:r>
         <w:r>
           <w:rPr>
@@ -4806,7 +4806,7 @@
             <w:noProof/>
             <w:webHidden/>
           </w:rPr>
-          <w:t>32</w:t>
+          <w:t>34</w:t>
         </w:r>
         <w:r>
           <w:rPr>
@@ -4832,7 +4832,7 @@
           <w14:ligatures w14:val="standardContextual"/>
         </w:rPr>
       </w:pPr>
-      <w:hyperlink w:anchor="_Toc242175141" w:history="1">
+      <w:hyperlink w:anchor="_Toc242192439" w:history="1">
         <w:r>
           <w:rPr>
             <w:rStyle w:val="aff8"/>
@@ -4859,7 +4859,7 @@
             <w:noProof/>
             <w:webHidden/>
           </w:rPr>
-          <w:instrText xml:space="preserve"> PAGEREF _Toc242175141 \h </w:instrText>
+          <w:instrText xml:space="preserve"> PAGEREF _Toc242192439 \h </w:instrText>
         </w:r>
         <w:r>
           <w:rPr>
@@ -4879,7 +4879,7 @@
             <w:noProof/>
             <w:webHidden/>
           </w:rPr>
-          <w:t>32</w:t>
+          <w:t>34</w:t>
         </w:r>
         <w:r>
           <w:rPr>
@@ -4905,7 +4905,7 @@
           <w14:ligatures w14:val="standardContextual"/>
         </w:rPr>
       </w:pPr>
-      <w:hyperlink w:anchor="_Toc242175142" w:history="1">
+      <w:hyperlink w:anchor="_Toc242192440" w:history="1">
         <w:r>
           <w:rPr>
             <w:rStyle w:val="aff8"/>
@@ -4932,7 +4932,7 @@
             <w:noProof/>
             <w:webHidden/>
           </w:rPr>
-          <w:instrText xml:space="preserve"> PAGEREF _Toc242175142 \h </w:instrText>
+          <w:instrText xml:space="preserve"> PAGEREF _Toc242192440 \h </w:instrText>
         </w:r>
         <w:r>
           <w:rPr>
@@ -4952,7 +4952,7 @@
             <w:noProof/>
             <w:webHidden/>
           </w:rPr>
-          <w:t>32</w:t>
+          <w:t>34</w:t>
         </w:r>
         <w:r>
           <w:rPr>
@@ -4978,7 +4978,7 @@
           <w14:ligatures w14:val="standardContextual"/>
         </w:rPr>
       </w:pPr>
-      <w:hyperlink w:anchor="_Toc242175143" w:history="1">
+      <w:hyperlink w:anchor="_Toc242192441" w:history="1">
         <w:r>
           <w:rPr>
             <w:rStyle w:val="aff8"/>
@@ -5005,7 +5005,7 @@
             <w:noProof/>
             <w:webHidden/>
           </w:rPr>
-          <w:instrText xml:space="preserve"> PAGEREF _Toc242175143 \h </w:instrText>
+          <w:instrText xml:space="preserve"> PAGEREF _Toc242192441 \h </w:instrText>
         </w:r>
         <w:r>
           <w:rPr>
@@ -5025,7 +5025,7 @@
             <w:noProof/>
             <w:webHidden/>
           </w:rPr>
-          <w:t>34</w:t>
+          <w:t>36</w:t>
         </w:r>
         <w:r>
           <w:rPr>
@@ -5051,7 +5051,7 @@
           <w14:ligatures w14:val="standardContextual"/>
         </w:rPr>
       </w:pPr>
-      <w:hyperlink w:anchor="_Toc242175144" w:history="1">
+      <w:hyperlink w:anchor="_Toc242192442" w:history="1">
         <w:r>
           <w:rPr>
             <w:rStyle w:val="aff8"/>
@@ -5078,7 +5078,7 @@
             <w:noProof/>
             <w:webHidden/>
           </w:rPr>
-          <w:instrText xml:space="preserve"> PAGEREF _Toc242175144 \h </w:instrText>
+          <w:instrText xml:space="preserve"> PAGEREF _Toc242192442 \h </w:instrText>
         </w:r>
         <w:r>
           <w:rPr>
@@ -5098,7 +5098,7 @@
             <w:noProof/>
             <w:webHidden/>
           </w:rPr>
-          <w:t>34</w:t>
+          <w:t>36</w:t>
         </w:r>
         <w:r>
           <w:rPr>
@@ -5124,7 +5124,7 @@
           <w14:ligatures w14:val="standardContextual"/>
         </w:rPr>
       </w:pPr>
-      <w:hyperlink w:anchor="_Toc242175145" w:history="1">
+      <w:hyperlink w:anchor="_Toc242192443" w:history="1">
         <w:r>
           <w:rPr>
             <w:rStyle w:val="aff8"/>
@@ -5151,7 +5151,7 @@
             <w:noProof/>
             <w:webHidden/>
           </w:rPr>
-          <w:instrText xml:space="preserve"> PAGEREF _Toc242175145 \h </w:instrText>
+          <w:instrText xml:space="preserve"> PAGEREF _Toc242192443 \h </w:instrText>
         </w:r>
         <w:r>
           <w:rPr>
@@ -5171,7 +5171,7 @@
             <w:noProof/>
             <w:webHidden/>
           </w:rPr>
-          <w:t>34</w:t>
+          <w:t>36</w:t>
         </w:r>
         <w:r>
           <w:rPr>
@@ -5197,7 +5197,7 @@
           <w14:ligatures w14:val="standardContextual"/>
         </w:rPr>
       </w:pPr>
-      <w:hyperlink w:anchor="_Toc242175146" w:history="1">
+      <w:hyperlink w:anchor="_Toc242192444" w:history="1">
         <w:r>
           <w:rPr>
             <w:rStyle w:val="aff8"/>
@@ -5224,7 +5224,7 @@
             <w:noProof/>
             <w:webHidden/>
           </w:rPr>
-          <w:instrText xml:space="preserve"> PAGEREF _Toc242175146 \h </w:instrText>
+          <w:instrText xml:space="preserve"> PAGEREF _Toc242192444 \h </w:instrText>
         </w:r>
         <w:r>
           <w:rPr>
@@ -5244,7 +5244,7 @@
             <w:noProof/>
             <w:webHidden/>
           </w:rPr>
-          <w:t>34</w:t>
+          <w:t>36</w:t>
         </w:r>
         <w:r>
           <w:rPr>
@@ -5270,7 +5270,7 @@
           <w14:ligatures w14:val="standardContextual"/>
         </w:rPr>
       </w:pPr>
-      <w:hyperlink w:anchor="_Toc242175147" w:history="1">
+      <w:hyperlink w:anchor="_Toc242192445" w:history="1">
         <w:r>
           <w:rPr>
             <w:rStyle w:val="aff8"/>
@@ -5297,7 +5297,7 @@
             <w:noProof/>
             <w:webHidden/>
           </w:rPr>
-          <w:instrText xml:space="preserve"> PAGEREF _Toc242175147 \h </w:instrText>
+          <w:instrText xml:space="preserve"> PAGEREF _Toc242192445 \h </w:instrText>
         </w:r>
         <w:r>
           <w:rPr>
@@ -5317,7 +5317,7 @@
             <w:noProof/>
             <w:webHidden/>
           </w:rPr>
-          <w:t>34</w:t>
+          <w:t>36</w:t>
         </w:r>
         <w:r>
           <w:rPr>
@@ -5343,7 +5343,7 @@
           <w14:ligatures w14:val="standardContextual"/>
         </w:rPr>
       </w:pPr>
-      <w:hyperlink w:anchor="_Toc242175148" w:history="1">
+      <w:hyperlink w:anchor="_Toc242192446" w:history="1">
         <w:r>
           <w:rPr>
             <w:rStyle w:val="aff8"/>
@@ -5370,7 +5370,7 @@
             <w:noProof/>
             <w:webHidden/>
           </w:rPr>
-          <w:instrText xml:space="preserve"> PAGEREF _Toc242175148 \h </w:instrText>
+          <w:instrText xml:space="preserve"> PAGEREF _Toc242192446 \h </w:instrText>
         </w:r>
         <w:r>
           <w:rPr>
@@ -5390,7 +5390,7 @@
             <w:noProof/>
             <w:webHidden/>
           </w:rPr>
-          <w:t>35</w:t>
+          <w:t>37</w:t>
         </w:r>
         <w:r>
           <w:rPr>
@@ -5416,7 +5416,7 @@
           <w14:ligatures w14:val="standardContextual"/>
         </w:rPr>
       </w:pPr>
-      <w:hyperlink w:anchor="_Toc242175149" w:history="1">
+      <w:hyperlink w:anchor="_Toc242192447" w:history="1">
         <w:r>
           <w:rPr>
             <w:rStyle w:val="aff8"/>
@@ -5443,7 +5443,7 @@
             <w:noProof/>
             <w:webHidden/>
           </w:rPr>
-          <w:instrText xml:space="preserve"> PAGEREF _Toc242175149 \h </w:instrText>
+          <w:instrText xml:space="preserve"> PAGEREF _Toc242192447 \h </w:instrText>
         </w:r>
         <w:r>
           <w:rPr>
@@ -5463,7 +5463,7 @@
             <w:noProof/>
             <w:webHidden/>
           </w:rPr>
-          <w:t>36</w:t>
+          <w:t>38</w:t>
         </w:r>
         <w:r>
           <w:rPr>
@@ -5489,7 +5489,7 @@
         <w:ind w:firstLine="0"/>
         <w:jc w:val="center"/>
       </w:pPr>
-      <w:bookmarkStart w:id="0" w:name="_Toc242175079"/>
+      <w:bookmarkStart w:id="0" w:name="_Toc242192377"/>
       <w:r>
         <w:lastRenderedPageBreak/>
         <w:t>ПЕРЕЧЕНЬ ТЕРМИНОВ И СОКРАЩЕНИЙ</w:t>
@@ -6751,7 +6751,7 @@
         <w:pStyle w:val="1"/>
         <w:pageBreakBefore/>
       </w:pPr>
-      <w:bookmarkStart w:id="1" w:name="_Toc242175080"/>
+      <w:bookmarkStart w:id="1" w:name="_Toc242192378"/>
       <w:r>
         <w:lastRenderedPageBreak/>
         <w:t>1 Исходные положения</w:t>
@@ -6762,7 +6762,7 @@
       <w:pPr>
         <w:pStyle w:val="21"/>
       </w:pPr>
-      <w:bookmarkStart w:id="2" w:name="_Toc242175081"/>
+      <w:bookmarkStart w:id="2" w:name="_Toc242192379"/>
       <w:r>
         <w:t>1.1 Назначение документа</w:t>
       </w:r>
@@ -6777,7 +6777,7 @@
       <w:pPr>
         <w:pStyle w:val="21"/>
       </w:pPr>
-      <w:bookmarkStart w:id="3" w:name="_Toc242175082"/>
+      <w:bookmarkStart w:id="3" w:name="_Toc242192380"/>
       <w:r>
         <w:t>1.2 Сведения об объекте автоматизации</w:t>
       </w:r>
@@ -6792,7 +6792,7 @@
       <w:pPr>
         <w:pStyle w:val="21"/>
       </w:pPr>
-      <w:bookmarkStart w:id="4" w:name="_Toc242175083"/>
+      <w:bookmarkStart w:id="4" w:name="_Toc242192381"/>
       <w:r>
         <w:t>1.3 Категории пользователей</w:t>
       </w:r>
@@ -7293,7 +7293,7 @@
         <w:pStyle w:val="1"/>
         <w:pageBreakBefore/>
       </w:pPr>
-      <w:bookmarkStart w:id="5" w:name="_Toc242175084"/>
+      <w:bookmarkStart w:id="5" w:name="_Toc242192382"/>
       <w:r>
         <w:lastRenderedPageBreak/>
         <w:t>2 Цели автоматизированной системы и автоматизированные функции</w:t>
@@ -7599,7 +7599,7 @@
         <w:pStyle w:val="1"/>
         <w:pageBreakBefore/>
       </w:pPr>
-      <w:bookmarkStart w:id="6" w:name="_Toc242175085"/>
+      <w:bookmarkStart w:id="6" w:name="_Toc242192383"/>
       <w:r>
         <w:lastRenderedPageBreak/>
         <w:t>3 Характеристика функциональной структуры</w:t>
@@ -7610,7 +7610,7 @@
       <w:pPr>
         <w:pStyle w:val="21"/>
       </w:pPr>
-      <w:bookmarkStart w:id="7" w:name="_Toc242175086"/>
+      <w:bookmarkStart w:id="7" w:name="_Toc242192384"/>
       <w:r>
         <w:t>3.1 Перечень подсистем и функций</w:t>
       </w:r>
@@ -9905,7 +9905,7 @@
       <w:pPr>
         <w:pStyle w:val="21"/>
       </w:pPr>
-      <w:bookmarkStart w:id="8" w:name="_Toc242175087"/>
+      <w:bookmarkStart w:id="8" w:name="_Toc242192385"/>
       <w:r>
         <w:lastRenderedPageBreak/>
         <w:t>3.2 Последовательность выполнения функций</w:t>
@@ -9976,7 +9976,7 @@
       <w:pPr>
         <w:pStyle w:val="21"/>
       </w:pPr>
-      <w:bookmarkStart w:id="9" w:name="_Toc242175088"/>
+      <w:bookmarkStart w:id="9" w:name="_Toc242192386"/>
       <w:r>
         <w:t>3.3 Сквозные правила</w:t>
       </w:r>
@@ -10022,7 +10022,7 @@
         <w:pStyle w:val="1"/>
         <w:pageBreakBefore/>
       </w:pPr>
-      <w:bookmarkStart w:id="10" w:name="_Toc242175089"/>
+      <w:bookmarkStart w:id="10" w:name="_Toc242192387"/>
       <w:r>
         <w:lastRenderedPageBreak/>
         <w:t>4 Подсистема «Организационная структура и права доступа»</w:t>
@@ -10033,7 +10033,7 @@
       <w:pPr>
         <w:pStyle w:val="21"/>
       </w:pPr>
-      <w:bookmarkStart w:id="11" w:name="_Toc242175090"/>
+      <w:bookmarkStart w:id="11" w:name="_Toc242192388"/>
       <w:r>
         <w:t>4.1 ОРГ-01 Вход в систему и выход</w:t>
       </w:r>
@@ -10123,7 +10123,7 @@
       <w:pPr>
         <w:pStyle w:val="21"/>
       </w:pPr>
-      <w:bookmarkStart w:id="12" w:name="_Toc242175091"/>
+      <w:bookmarkStart w:id="12" w:name="_Toc242192389"/>
       <w:r>
         <w:t>4.2 ОРГ-02 Восстановление и смена пароля</w:t>
       </w:r>
@@ -10179,7 +10179,7 @@
       <w:pPr>
         <w:pStyle w:val="21"/>
       </w:pPr>
-      <w:bookmarkStart w:id="13" w:name="_Toc242175092"/>
+      <w:bookmarkStart w:id="13" w:name="_Toc242192390"/>
       <w:r>
         <w:t>4.3 ОРГ-03 Ведение компаний</w:t>
       </w:r>
@@ -10209,7 +10209,7 @@
       <w:pPr>
         <w:pStyle w:val="21"/>
       </w:pPr>
-      <w:bookmarkStart w:id="14" w:name="_Toc242175093"/>
+      <w:bookmarkStart w:id="14" w:name="_Toc242192391"/>
       <w:r>
         <w:t>4.4 ОРГ-04 Ведение отделов</w:t>
       </w:r>
@@ -10239,7 +10239,7 @@
       <w:pPr>
         <w:pStyle w:val="21"/>
       </w:pPr>
-      <w:bookmarkStart w:id="15" w:name="_Toc242175094"/>
+      <w:bookmarkStart w:id="15" w:name="_Toc242192392"/>
       <w:r>
         <w:t>4.5 ОРГ-05 Ведение пользователей</w:t>
       </w:r>
@@ -10289,7 +10289,7 @@
       <w:pPr>
         <w:pStyle w:val="21"/>
       </w:pPr>
-      <w:bookmarkStart w:id="16" w:name="_Toc242175095"/>
+      <w:bookmarkStart w:id="16" w:name="_Toc242192393"/>
       <w:r>
         <w:t>4.6 ОРГ-06 Ведение ролей и разрешений</w:t>
       </w:r>
@@ -10345,7 +10345,7 @@
       <w:pPr>
         <w:pStyle w:val="21"/>
       </w:pPr>
-      <w:bookmarkStart w:id="17" w:name="_Toc242175096"/>
+      <w:bookmarkStart w:id="17" w:name="_Toc242192394"/>
       <w:r>
         <w:t>4.7 ОРГ-07 Разграничение доступа к данным</w:t>
       </w:r>
@@ -10433,7 +10433,7 @@
       <w:pPr>
         <w:pStyle w:val="21"/>
       </w:pPr>
-      <w:bookmarkStart w:id="18" w:name="_Toc242175097"/>
+      <w:bookmarkStart w:id="18" w:name="_Toc242192395"/>
       <w:r>
         <w:t>4.8 ОРГ-08 Журнал изменений прав доступа</w:t>
       </w:r>
@@ -10454,7 +10454,7 @@
         <w:pStyle w:val="1"/>
         <w:pageBreakBefore/>
       </w:pPr>
-      <w:bookmarkStart w:id="19" w:name="_Toc242175098"/>
+      <w:bookmarkStart w:id="19" w:name="_Toc242192396"/>
       <w:r>
         <w:lastRenderedPageBreak/>
         <w:t>5 Подсистема «Каталог недвижимости»</w:t>
@@ -10465,7 +10465,7 @@
       <w:pPr>
         <w:pStyle w:val="21"/>
       </w:pPr>
-      <w:bookmarkStart w:id="20" w:name="_Toc242175099"/>
+      <w:bookmarkStart w:id="20" w:name="_Toc242192397"/>
       <w:r>
         <w:t>5.1 КАТ-01 Ведение проектов</w:t>
       </w:r>
@@ -10495,7 +10495,7 @@
       <w:pPr>
         <w:pStyle w:val="21"/>
       </w:pPr>
-      <w:bookmarkStart w:id="21" w:name="_Toc242175100"/>
+      <w:bookmarkStart w:id="21" w:name="_Toc242192398"/>
       <w:r>
         <w:t>5.2 КАТ-02 Ведение домов</w:t>
       </w:r>
@@ -10525,7 +10525,7 @@
       <w:pPr>
         <w:pStyle w:val="21"/>
       </w:pPr>
-      <w:bookmarkStart w:id="22" w:name="_Toc242175101"/>
+      <w:bookmarkStart w:id="22" w:name="_Toc242192399"/>
       <w:r>
         <w:t>5.3 КАТ-03 Загрузка объектов из шаблона</w:t>
       </w:r>
@@ -10586,7 +10586,7 @@
       <w:pPr>
         <w:pStyle w:val="21"/>
       </w:pPr>
-      <w:bookmarkStart w:id="23" w:name="_Toc242175102"/>
+      <w:bookmarkStart w:id="23" w:name="_Toc242192400"/>
       <w:r>
         <w:t>5.4 КАТ-04 Шахматка и карточка объекта</w:t>
       </w:r>
@@ -11021,7 +11021,7 @@
       <w:pPr>
         <w:pStyle w:val="21"/>
       </w:pPr>
-      <w:bookmarkStart w:id="24" w:name="_Toc242175103"/>
+      <w:bookmarkStart w:id="24" w:name="_Toc242192401"/>
       <w:r>
         <w:t>5.5 КАТ-05 Вывод объекта из продажи (резерв)</w:t>
       </w:r>
@@ -11052,7 +11052,7 @@
       <w:pPr>
         <w:pStyle w:val="21"/>
       </w:pPr>
-      <w:bookmarkStart w:id="25" w:name="_Toc242175104"/>
+      <w:bookmarkStart w:id="25" w:name="_Toc242192402"/>
       <w:r>
         <w:t>5.6 КАТ-06 Ведение планировок</w:t>
       </w:r>
@@ -11092,7 +11092,7 @@
       <w:pPr>
         <w:pStyle w:val="21"/>
       </w:pPr>
-      <w:bookmarkStart w:id="26" w:name="_Toc242175105"/>
+      <w:bookmarkStart w:id="26" w:name="_Toc242192403"/>
       <w:r>
         <w:t>5.7 КАТ-07 Ведение галерей</w:t>
       </w:r>
@@ -11117,7 +11117,7 @@
       <w:pPr>
         <w:pStyle w:val="21"/>
       </w:pPr>
-      <w:bookmarkStart w:id="27" w:name="_Toc242175106"/>
+      <w:bookmarkStart w:id="27" w:name="_Toc242192404"/>
       <w:r>
         <w:t>5.8 КАТ-08 Ведение скидок</w:t>
       </w:r>
@@ -11130,7 +11130,7 @@
     </w:p>
     <w:p>
       <w:r>
-        <w:t>Входная информация: название, процент, дата начала, дата окончания (пусто — бессрочно), тип недвижимости, дома, краткое описание.</w:t>
+        <w:t>Входная информация: название, процент, дата начала, дата окончания (пусто — бессрочно), тип недвижимости, дома, планы оплаты, при которых действует скидка, краткое описание.</w:t>
       </w:r>
     </w:p>
     <w:p>
@@ -11160,7 +11160,13 @@
     </w:p>
     <w:p>
       <w:r>
-        <w:t>г) изменения скидки фиксируются в журнале скидки.</w:t>
+        <w:lastRenderedPageBreak/>
+        <w:t>г) скидка может действовать только при выбранных планах оплаты (ФИН-08) — например, «за 100% оплату» только при плане «100% сразу»; пустой список планов — скидка действует при любом плане; своей скидки у плана нет;</w:t>
+      </w:r>
+    </w:p>
+    <w:p>
+      <w:r>
+        <w:t>д) изменения скидки фиксируются в журнале скидки.</w:t>
       </w:r>
     </w:p>
     <w:p>
@@ -11168,7 +11174,7 @@
         <w:pStyle w:val="1"/>
         <w:pageBreakBefore/>
       </w:pPr>
-      <w:bookmarkStart w:id="28" w:name="_Toc242175107"/>
+      <w:bookmarkStart w:id="28" w:name="_Toc242192405"/>
       <w:r>
         <w:lastRenderedPageBreak/>
         <w:t>6 Подсистема «Работа с клиентами»</w:t>
@@ -11179,7 +11185,7 @@
       <w:pPr>
         <w:pStyle w:val="21"/>
       </w:pPr>
-      <w:bookmarkStart w:id="29" w:name="_Toc242175108"/>
+      <w:bookmarkStart w:id="29" w:name="_Toc242192406"/>
       <w:r>
         <w:t>6.1 КЛИ-01 Ведение клиентов</w:t>
       </w:r>
@@ -11244,7 +11250,7 @@
       <w:pPr>
         <w:pStyle w:val="21"/>
       </w:pPr>
-      <w:bookmarkStart w:id="30" w:name="_Toc242175109"/>
+      <w:bookmarkStart w:id="30" w:name="_Toc242192407"/>
       <w:r>
         <w:t>6.2 КЛИ-02 Ведение заявок</w:t>
       </w:r>
@@ -11300,7 +11306,7 @@
       <w:pPr>
         <w:pStyle w:val="21"/>
       </w:pPr>
-      <w:bookmarkStart w:id="31" w:name="_Toc242175110"/>
+      <w:bookmarkStart w:id="31" w:name="_Toc242192408"/>
       <w:r>
         <w:t>6.3 КЛИ-03 Канбан-доска заявок</w:t>
       </w:r>
@@ -11325,7 +11331,7 @@
       <w:pPr>
         <w:pStyle w:val="21"/>
       </w:pPr>
-      <w:bookmarkStart w:id="32" w:name="_Toc242175111"/>
+      <w:bookmarkStart w:id="32" w:name="_Toc242192409"/>
       <w:r>
         <w:t>6.4 КЛИ-04 Ведение встреч</w:t>
       </w:r>
@@ -11380,7 +11386,7 @@
       <w:pPr>
         <w:pStyle w:val="21"/>
       </w:pPr>
-      <w:bookmarkStart w:id="33" w:name="_Toc242175112"/>
+      <w:bookmarkStart w:id="33" w:name="_Toc242192410"/>
       <w:r>
         <w:t>6.5 КЛИ-05 Ведение справочников заявок</w:t>
       </w:r>
@@ -11407,7 +11413,7 @@
         <w:pStyle w:val="1"/>
         <w:pageBreakBefore/>
       </w:pPr>
-      <w:bookmarkStart w:id="34" w:name="_Toc242175113"/>
+      <w:bookmarkStart w:id="34" w:name="_Toc242192411"/>
       <w:r>
         <w:lastRenderedPageBreak/>
         <w:t>7 Подсистема «Сделки»</w:t>
@@ -11418,7 +11424,7 @@
       <w:pPr>
         <w:pStyle w:val="21"/>
       </w:pPr>
-      <w:bookmarkStart w:id="35" w:name="_Toc242175114"/>
+      <w:bookmarkStart w:id="35" w:name="_Toc242192412"/>
       <w:r>
         <w:t>7.1 СДЕ-01 Создание брони</w:t>
       </w:r>
@@ -11478,7 +11484,7 @@
       <w:pPr>
         <w:pStyle w:val="21"/>
       </w:pPr>
-      <w:bookmarkStart w:id="36" w:name="_Toc242175115"/>
+      <w:bookmarkStart w:id="36" w:name="_Toc242192413"/>
       <w:r>
         <w:t>7.2 СДЕ-02 Условия сделки и применение скидок</w:t>
       </w:r>
@@ -11491,7 +11497,7 @@
     </w:p>
     <w:p>
       <w:r>
-        <w:t>Входная информация: применяемые скидки, признак округления, стоимость по договору (в валюте сделки), примечание.</w:t>
+        <w:t>Входная информация: план оплаты, применяемые скидки, признак округления, стоимость по договору (в валюте сделки), примечание.</w:t>
       </w:r>
     </w:p>
     <w:p>
@@ -11511,35 +11517,45 @@
     </w:p>
     <w:p>
       <w:r>
-        <w:t>б) суммарный процент применённых скидок не превышает 100 %;</w:t>
-      </w:r>
-    </w:p>
-    <w:p>
-      <w:r>
-        <w:t>в) стоимость по договору не может превышать цену объекта с учётом скидок;</w:t>
-      </w:r>
-    </w:p>
-    <w:p>
-      <w:r>
-        <w:t>г) стоимость по договору изменяется, пока по сделке нет проведённых платежей; после первой оплаты она фиксируется;</w:t>
+        <w:t>б) порядок расчёта: скидки → цена → план; скидка, ограниченная планами оплаты, применима, только если в сделке выбран один из этих планов, — иначе она показывается недоступной с подсказкой выбрать план;</w:t>
       </w:r>
     </w:p>
     <w:p>
       <w:r>
         <w:lastRenderedPageBreak/>
-        <w:t>д) валюта сделки задаётся при брони и не изменяется;</w:t>
-      </w:r>
-    </w:p>
-    <w:p>
-      <w:r>
-        <w:t>е) до сохранения стоимости по договору шаг «График платежей» недоступен.</w:t>
+        <w:t>в) план оплаты сохраняется сразу при выборе; смена плана, при которой применённая скидка перестаёт действовать, отклоняется с указанием скидки и допустимых планов;</w:t>
+      </w:r>
+    </w:p>
+    <w:p>
+      <w:r>
+        <w:t>г) суммарный процент применённых скидок не превышает 100 %;</w:t>
+      </w:r>
+    </w:p>
+    <w:p>
+      <w:r>
+        <w:t>д) стоимость по договору не может превышать цену объекта с учётом скидок; при округлении цена со скидками округляется вниз до целых;</w:t>
+      </w:r>
+    </w:p>
+    <w:p>
+      <w:r>
+        <w:t>е) стоимость по договору изменяется, пока по сделке нет проведённых платежей; после первой оплаты она фиксируется;</w:t>
+      </w:r>
+    </w:p>
+    <w:p>
+      <w:r>
+        <w:t>ж) валюта сделки задаётся при брони и не изменяется;</w:t>
+      </w:r>
+    </w:p>
+    <w:p>
+      <w:r>
+        <w:t>и) до сохранения стоимости по договору шаг «График платежей» недоступен.</w:t>
       </w:r>
     </w:p>
     <w:p>
       <w:pPr>
         <w:pStyle w:val="21"/>
       </w:pPr>
-      <w:bookmarkStart w:id="37" w:name="_Toc242175116"/>
+      <w:bookmarkStart w:id="37" w:name="_Toc242192414"/>
       <w:r>
         <w:t>7.3 СДЕ-03 Реквизиты договора и закрытие сделки</w:t>
       </w:r>
@@ -11589,7 +11605,7 @@
       <w:pPr>
         <w:pStyle w:val="21"/>
       </w:pPr>
-      <w:bookmarkStart w:id="38" w:name="_Toc242175117"/>
+      <w:bookmarkStart w:id="38" w:name="_Toc242192415"/>
       <w:r>
         <w:t>7.4 СДЕ-04 Отмена и расторжение сделки</w:t>
       </w:r>
@@ -11627,6 +11643,7 @@
     </w:p>
     <w:p>
       <w:r>
+        <w:lastRenderedPageBreak/>
         <w:t>в) при отмене, а также при расторжении без платежей к возврату объект возвращается в статус «Подбор»; при наличии платежей к возврату объект остаётся занятым до проведения последнего возврата (ФИН-04);</w:t>
       </w:r>
     </w:p>
@@ -11645,7 +11662,7 @@
         <w:pStyle w:val="1"/>
         <w:pageBreakBefore/>
       </w:pPr>
-      <w:bookmarkStart w:id="39" w:name="_Toc242175118"/>
+      <w:bookmarkStart w:id="39" w:name="_Toc242192416"/>
       <w:r>
         <w:lastRenderedPageBreak/>
         <w:t>8 Подсистема «Финансы»</w:t>
@@ -11656,7 +11673,7 @@
       <w:pPr>
         <w:pStyle w:val="21"/>
       </w:pPr>
-      <w:bookmarkStart w:id="40" w:name="_Toc242175119"/>
+      <w:bookmarkStart w:id="40" w:name="_Toc242192417"/>
       <w:r>
         <w:t>8.1 ФИН-01 Ведение графика платежей</w:t>
       </w:r>
@@ -11731,7 +11748,7 @@
       <w:pPr>
         <w:pStyle w:val="21"/>
       </w:pPr>
-      <w:bookmarkStart w:id="41" w:name="_Toc242175120"/>
+      <w:bookmarkStart w:id="41" w:name="_Toc242192418"/>
       <w:r>
         <w:t>8.2 ФИН-02 Отметка оплаты</w:t>
       </w:r>
@@ -11782,7 +11799,7 @@
       <w:pPr>
         <w:pStyle w:val="21"/>
       </w:pPr>
-      <w:bookmarkStart w:id="42" w:name="_Toc242175121"/>
+      <w:bookmarkStart w:id="42" w:name="_Toc242192419"/>
       <w:r>
         <w:t>8.3 ФИН-03 Учёт просрочки</w:t>
       </w:r>
@@ -11802,7 +11819,7 @@
       <w:pPr>
         <w:pStyle w:val="21"/>
       </w:pPr>
-      <w:bookmarkStart w:id="43" w:name="_Toc242175122"/>
+      <w:bookmarkStart w:id="43" w:name="_Toc242192420"/>
       <w:r>
         <w:t>8.4 ФИН-04 Учёт возвратов</w:t>
       </w:r>
@@ -11832,7 +11849,7 @@
       <w:pPr>
         <w:pStyle w:val="21"/>
       </w:pPr>
-      <w:bookmarkStart w:id="44" w:name="_Toc242175123"/>
+      <w:bookmarkStart w:id="44" w:name="_Toc242192421"/>
       <w:r>
         <w:t>8.5 ФИН-05 Список и сводная таблица платежей</w:t>
       </w:r>
@@ -11862,7 +11879,7 @@
       <w:pPr>
         <w:pStyle w:val="21"/>
       </w:pPr>
-      <w:bookmarkStart w:id="45" w:name="_Toc242175124"/>
+      <w:bookmarkStart w:id="45" w:name="_Toc242192422"/>
       <w:r>
         <w:lastRenderedPageBreak/>
         <w:t>8.6 ФИН-06 Ведение финансовых справочников</w:t>
@@ -11891,7 +11908,7 @@
     </w:p>
     <w:p>
       <w:r>
-        <w:t>а) название и реквизиты изменяются правкой записи; запись, по которой есть платежи, не удаляется — система объясняет причину и число ссылающихся записей, запись можно переименовать (например, счёт «123» — в «Payme»);</w:t>
+        <w:t>а) запись добавляется и изменяется в окне (кнопка «Добавить тип» или «Добавить счёт», значок карандаша или двойной щелчок по строке); запись, по которой есть платежи, не удаляется — система объясняет причину и число ссылающихся записей, запись можно переименовать (например, счёт «123» — в «Payme»);</w:t>
       </w:r>
     </w:p>
     <w:p>
@@ -11913,7 +11930,7 @@
       <w:pPr>
         <w:pStyle w:val="21"/>
       </w:pPr>
-      <w:bookmarkStart w:id="46" w:name="_Toc242175125"/>
+      <w:bookmarkStart w:id="46" w:name="_Toc242192423"/>
       <w:r>
         <w:t>8.7 ФИН-07 Валюты и курсы</w:t>
       </w:r>
@@ -11974,7 +11991,7 @@
       <w:pPr>
         <w:pStyle w:val="21"/>
       </w:pPr>
-      <w:bookmarkStart w:id="47" w:name="_Toc242175126"/>
+      <w:bookmarkStart w:id="47" w:name="_Toc242192424"/>
       <w:r>
         <w:t>8.8 ФИН-08 Планы оплаты и варианты оплаты</w:t>
       </w:r>
@@ -11987,12 +12004,12 @@
     </w:p>
     <w:p>
       <w:r>
-        <w:t>Входная информация: план оплаты — это тип платежа с заданным видом плана, сроком, скидкой и минимальным первоначальным взносом; для расчёта — цена объекта или сделки, выбранный план, первоначальный взнос (не меньше минимального), дата первого платежа; для создания графика — счёт получателя.</w:t>
-      </w:r>
-    </w:p>
-    <w:p>
-      <w:r>
-        <w:t>Выходная информация: таблица сравнения планов (скидка, сумма скидки, цена со скидкой, первый взнос, оставшиеся платежи); график выбранного плана; печатная форма для клиента; в сделке — стоимость по договору и график платежей.</w:t>
+        <w:t>Входная информация: план оплаты — это тип платежа с заданным видом плана, сроком и минимальным первоначальным взносом, своей скидки у плана нет; для расчёта — цена объекта или сделки, отмеченные скидки (действующие для объекта и уже применённые в сделке), выбранный план, первоначальный взнос (не меньше минимального), дата первого платежа; для создания графика — счёт получателя.</w:t>
+      </w:r>
+    </w:p>
+    <w:p>
+      <w:r>
+        <w:t>Выходная информация: таблица сравнения планов (скидка, сумма скидки, цена со скидкой, первый взнос, оставшиеся платежи); график выбранного плана; печатная форма для клиента; в сделке — план оплаты, применённые скидки, стоимость по договору и график платежей.</w:t>
       </w:r>
     </w:p>
     <w:p>
@@ -12007,18 +12024,18 @@
     </w:p>
     <w:p>
       <w:r>
-        <w:t>б) скидка по плану — от 0 до 100 % не включая 100; для планов с первым взносом минимальный взнос меньше 100 %, для рассрочки срок — от 1 до 120 месяцев; у плана «100% сразу» срок и взнос не задаются;</w:t>
+        <w:t>б) для планов с первым взносом минимальный взнос меньше 100 %, для рассрочки срок — от 1 до 120 месяцев; у плана «100% сразу» срок и взнос не задаются;</w:t>
       </w:r>
     </w:p>
     <w:p>
       <w:r>
         <w:lastRenderedPageBreak/>
-        <w:t>в) в карточке объекта цена из прайса пересчитывается в валюту сделок компании по сегодняшнему курсу, как при брони (ФИН-07); в сделке расчёт ведётся от цены сделки, а скидки, уже применённые в ней, складываются со скидкой плана;</w:t>
-      </w:r>
-    </w:p>
-    <w:p>
-      <w:r>
-        <w:t>г) цена со скидкой округляется до целых единиц валюты; первый взнос и ежемесячные платежи — до 1 000 сумов (в других валютах — до целых); остаток округления приходится на последний платёж, поэтому сумма графика равна цене со скидкой;</w:t>
+        <w:t>в) порядок расчёта: скидки → цена → план; в колонке каждого плана учитываются только отмеченные скидки, действующие при этом плане (КАТ-08): скидка «за 100% оплату» уменьшает цену только в колонке плана «100% сразу»; в карточке объекта цена из прайса пересчитывается в валюту сделок компании по сегодняшнему курсу, как при брони (ФИН-07); в сделке расчёт ведётся от цены сделки, уже применённые скидки отмечены сразу, а план сделки выбран;</w:t>
+      </w:r>
+    </w:p>
+    <w:p>
+      <w:r>
+        <w:t>г) цена со скидкой вычисляется до копеек и округляется вниз до целых единиц валюты — вверх нельзя, так как стоимость по договору не может превышать цену со скидками (СДЕ-02); первый взнос и ежемесячные платежи — до 1 000 сумов (в других валютах — до целых); остаток округления приходится на последний платёж, поэтому сумма графика равна цене со скидкой;</w:t>
       </w:r>
     </w:p>
     <w:p>
@@ -12028,10 +12045,10 @@
     </w:p>
     <w:p>
       <w:r>
-        <w:t>е) операция «Создать график» в сделке устанавливает стоимость по договору равной цене выбранного варианта и сохраняет график по правилам ФИН-01; все платежи графика, включая первый взнос, получают тип выбранного плана; операция доступна, пока у сделки нет платежей, сделка не закрыта, у пользователя есть права на изменение сделки и создание платежей, а в компании заведён счёт получателя, — иначе окно сообщает причину; если график не сохранился, прежняя стоимость по договору восстанавливается; дальше график п</w:t>
-      </w:r>
-      <w:r>
-        <w:t>равится вручную;</w:t>
+        <w:t>е) операция «Создать график» в сделке записывает в сделку выбранный план, скидки, действующие при нём (остальные отмеченные снимаются), и стоимость по договору, равную цене выбранного варианта, и сохраняет график по правилам ФИН-01; все платежи графика, включая первый взнос, получают тип выбранного плана; операция доступна, пока у сделки нет платежей, сделка не закрыта, у пользователя есть права на изменение сделки и создание платежей, а в компании заведён счёт получателя, — иначе окно сообщает причину; есл</w:t>
+      </w:r>
+      <w:r>
+        <w:t>и график не сохранился, прежние план, скидки и стоимость по договору восстанавливаются; дальше график правится вручную;</w:t>
       </w:r>
     </w:p>
     <w:p>
@@ -12044,7 +12061,7 @@
         <w:pStyle w:val="1"/>
         <w:pageBreakBefore/>
       </w:pPr>
-      <w:bookmarkStart w:id="48" w:name="_Toc242175127"/>
+      <w:bookmarkStart w:id="48" w:name="_Toc242192425"/>
       <w:r>
         <w:lastRenderedPageBreak/>
         <w:t>9 Подсистема «Шаблоны документов»</w:t>
@@ -12055,7 +12072,7 @@
       <w:pPr>
         <w:pStyle w:val="21"/>
       </w:pPr>
-      <w:bookmarkStart w:id="49" w:name="_Toc242175128"/>
+      <w:bookmarkStart w:id="49" w:name="_Toc242192426"/>
       <w:r>
         <w:t>9.1 ДОК-01 Ведение шаблонов документов</w:t>
       </w:r>
@@ -12095,7 +12112,7 @@
       <w:pPr>
         <w:pStyle w:val="21"/>
       </w:pPr>
-      <w:bookmarkStart w:id="50" w:name="_Toc242175129"/>
+      <w:bookmarkStart w:id="50" w:name="_Toc242192427"/>
       <w:r>
         <w:t>9.2 ДОК-02 Формирование документа по сделке</w:t>
       </w:r>
@@ -12146,7 +12163,7 @@
         <w:pStyle w:val="1"/>
         <w:pageBreakBefore/>
       </w:pPr>
-      <w:bookmarkStart w:id="51" w:name="_Toc242175130"/>
+      <w:bookmarkStart w:id="51" w:name="_Toc242192428"/>
       <w:r>
         <w:lastRenderedPageBreak/>
         <w:t>10 Подсистема «Задачи»</w:t>
@@ -12157,7 +12174,7 @@
       <w:pPr>
         <w:pStyle w:val="21"/>
       </w:pPr>
-      <w:bookmarkStart w:id="52" w:name="_Toc242175131"/>
+      <w:bookmarkStart w:id="52" w:name="_Toc242192429"/>
       <w:r>
         <w:t>10.1 ЗАД-01 Постановка задачи</w:t>
       </w:r>
@@ -12187,7 +12204,7 @@
       <w:pPr>
         <w:pStyle w:val="21"/>
       </w:pPr>
-      <w:bookmarkStart w:id="53" w:name="_Toc242175132"/>
+      <w:bookmarkStart w:id="53" w:name="_Toc242192430"/>
       <w:r>
         <w:t>10.2 ЗАД-02 Исполнение и контроль задачи</w:t>
       </w:r>
@@ -12232,7 +12249,7 @@
       <w:pPr>
         <w:pStyle w:val="21"/>
       </w:pPr>
-      <w:bookmarkStart w:id="54" w:name="_Toc242175133"/>
+      <w:bookmarkStart w:id="54" w:name="_Toc242192431"/>
       <w:r>
         <w:t>10.3 ЗАД-03 Представления задач</w:t>
       </w:r>
@@ -12248,7 +12265,7 @@
         <w:pStyle w:val="1"/>
         <w:pageBreakBefore/>
       </w:pPr>
-      <w:bookmarkStart w:id="55" w:name="_Toc242175134"/>
+      <w:bookmarkStart w:id="55" w:name="_Toc242192432"/>
       <w:r>
         <w:lastRenderedPageBreak/>
         <w:t>11 Подсистема «Аналитика и отчётность»</w:t>
@@ -12259,7 +12276,7 @@
       <w:pPr>
         <w:pStyle w:val="21"/>
       </w:pPr>
-      <w:bookmarkStart w:id="56" w:name="_Toc242175135"/>
+      <w:bookmarkStart w:id="56" w:name="_Toc242192433"/>
       <w:r>
         <w:t>11.1 АНА-01 Дашборд</w:t>
       </w:r>
@@ -12284,7 +12301,7 @@
       <w:pPr>
         <w:pStyle w:val="21"/>
       </w:pPr>
-      <w:bookmarkStart w:id="57" w:name="_Toc242175136"/>
+      <w:bookmarkStart w:id="57" w:name="_Toc242192434"/>
       <w:r>
         <w:t>11.2 АНА-02 Сводные таблицы</w:t>
       </w:r>
@@ -12329,7 +12346,7 @@
       <w:pPr>
         <w:pStyle w:val="21"/>
       </w:pPr>
-      <w:bookmarkStart w:id="58" w:name="_Toc242175137"/>
+      <w:bookmarkStart w:id="58" w:name="_Toc242192435"/>
       <w:r>
         <w:t>11.3 АНА-03 Планы продаж</w:t>
       </w:r>
@@ -12354,7 +12371,7 @@
       <w:pPr>
         <w:pStyle w:val="21"/>
       </w:pPr>
-      <w:bookmarkStart w:id="59" w:name="_Toc242175138"/>
+      <w:bookmarkStart w:id="59" w:name="_Toc242192436"/>
       <w:r>
         <w:lastRenderedPageBreak/>
         <w:t>11.4 АНА-04 Отчёты «план-факт»</w:t>
@@ -12406,7 +12423,7 @@
         <w:pStyle w:val="1"/>
         <w:pageBreakBefore/>
       </w:pPr>
-      <w:bookmarkStart w:id="60" w:name="_Toc242175139"/>
+      <w:bookmarkStart w:id="60" w:name="_Toc242192437"/>
       <w:r>
         <w:lastRenderedPageBreak/>
         <w:t>12 Подсистема «Интеграция с партнёрами»</w:t>
@@ -12417,7 +12434,7 @@
       <w:pPr>
         <w:pStyle w:val="21"/>
       </w:pPr>
-      <w:bookmarkStart w:id="61" w:name="_Toc242175140"/>
+      <w:bookmarkStart w:id="61" w:name="_Toc242192438"/>
       <w:r>
         <w:t>12.1 ИНТ-01 Выдача сведений партнёрам</w:t>
       </w:r>
@@ -12487,7 +12504,7 @@
       <w:pPr>
         <w:pStyle w:val="21"/>
       </w:pPr>
-      <w:bookmarkStart w:id="62" w:name="_Toc242175141"/>
+      <w:bookmarkStart w:id="62" w:name="_Toc242192439"/>
       <w:r>
         <w:t>12.2 ИНТ-02 Приём заявок от партнёров</w:t>
       </w:r>
@@ -12527,7 +12544,7 @@
       <w:pPr>
         <w:pStyle w:val="21"/>
       </w:pPr>
-      <w:bookmarkStart w:id="63" w:name="_Toc242175142"/>
+      <w:bookmarkStart w:id="63" w:name="_Toc242192440"/>
       <w:r>
         <w:t>12.3 ИНТ-03 Управление API-ключами</w:t>
       </w:r>
@@ -12559,7 +12576,7 @@
         <w:pStyle w:val="1"/>
         <w:pageBreakBefore/>
       </w:pPr>
-      <w:bookmarkStart w:id="64" w:name="_Toc242175143"/>
+      <w:bookmarkStart w:id="64" w:name="_Toc242192441"/>
       <w:r>
         <w:lastRenderedPageBreak/>
         <w:t>13 Подсистема «Регламентные задания»</w:t>
@@ -12570,7 +12587,7 @@
       <w:pPr>
         <w:pStyle w:val="21"/>
       </w:pPr>
-      <w:bookmarkStart w:id="65" w:name="_Toc242175144"/>
+      <w:bookmarkStart w:id="65" w:name="_Toc242192442"/>
       <w:r>
         <w:t>13.1 РЕГ-01 Пересчёт просрочки платежей</w:t>
       </w:r>
@@ -12595,7 +12612,7 @@
       <w:pPr>
         <w:pStyle w:val="21"/>
       </w:pPr>
-      <w:bookmarkStart w:id="66" w:name="_Toc242175145"/>
+      <w:bookmarkStart w:id="66" w:name="_Toc242192443"/>
       <w:r>
         <w:t>13.2 РЕГ-02 Снятие истёкших броней</w:t>
       </w:r>
@@ -12620,7 +12637,7 @@
       <w:pPr>
         <w:pStyle w:val="21"/>
       </w:pPr>
-      <w:bookmarkStart w:id="67" w:name="_Toc242175146"/>
+      <w:bookmarkStart w:id="67" w:name="_Toc242192444"/>
       <w:r>
         <w:t>13.3 РЕГ-03 Закрытие забытых встреч</w:t>
       </w:r>
@@ -12645,7 +12662,7 @@
       <w:pPr>
         <w:pStyle w:val="21"/>
       </w:pPr>
-      <w:bookmarkStart w:id="68" w:name="_Toc242175147"/>
+      <w:bookmarkStart w:id="68" w:name="_Toc242192445"/>
       <w:r>
         <w:t>13.4 РЕГ-04 Загрузка курсов валют</w:t>
       </w:r>
@@ -12681,7 +12698,7 @@
         <w:pStyle w:val="1"/>
         <w:pageBreakBefore/>
       </w:pPr>
-      <w:bookmarkStart w:id="69" w:name="_Toc242175148"/>
+      <w:bookmarkStart w:id="69" w:name="_Toc242192446"/>
       <w:r>
         <w:lastRenderedPageBreak/>
         <w:t>14 Типовые решения</w:t>
@@ -12700,7 +12717,7 @@
         <w:ind w:firstLine="0"/>
         <w:jc w:val="center"/>
       </w:pPr>
-      <w:bookmarkStart w:id="70" w:name="_Toc242175149"/>
+      <w:bookmarkStart w:id="70" w:name="_Toc242192447"/>
       <w:r>
         <w:lastRenderedPageBreak/>
         <w:t>ЛИСТ РЕГИСТРАЦИИ ИЗМЕНЕНИЙ</w:t>
@@ -14762,31 +14779,31 @@
       </w:rPr>
     </w:lvl>
   </w:abstractNum>
-  <w:num w:numId="1" w16cid:durableId="1496069438">
+  <w:num w:numId="1" w16cid:durableId="1121846474">
     <w:abstractNumId w:val="8"/>
   </w:num>
-  <w:num w:numId="2" w16cid:durableId="1517617294">
+  <w:num w:numId="2" w16cid:durableId="726957743">
     <w:abstractNumId w:val="6"/>
   </w:num>
-  <w:num w:numId="3" w16cid:durableId="1301113016">
+  <w:num w:numId="3" w16cid:durableId="940574468">
     <w:abstractNumId w:val="5"/>
   </w:num>
-  <w:num w:numId="4" w16cid:durableId="215819059">
+  <w:num w:numId="4" w16cid:durableId="1388333020">
     <w:abstractNumId w:val="4"/>
   </w:num>
-  <w:num w:numId="5" w16cid:durableId="1132556968">
+  <w:num w:numId="5" w16cid:durableId="436219377">
     <w:abstractNumId w:val="7"/>
   </w:num>
-  <w:num w:numId="6" w16cid:durableId="12728463">
+  <w:num w:numId="6" w16cid:durableId="909314687">
     <w:abstractNumId w:val="3"/>
   </w:num>
-  <w:num w:numId="7" w16cid:durableId="1858275101">
+  <w:num w:numId="7" w16cid:durableId="1845169852">
     <w:abstractNumId w:val="2"/>
   </w:num>
-  <w:num w:numId="8" w16cid:durableId="1865360287">
+  <w:num w:numId="8" w16cid:durableId="2101753088">
     <w:abstractNumId w:val="1"/>
   </w:num>
-  <w:num w:numId="9" w16cid:durableId="95254370">
+  <w:num w:numId="9" w16cid:durableId="542593173">
     <w:abstractNumId w:val="0"/>
   </w:num>
 </w:numbering>
@@ -26319,7 +26336,7 @@
     <w:autoRedefine/>
     <w:uiPriority w:val="39"/>
     <w:unhideWhenUsed/>
-    <w:rsid w:val="00EF49CA"/>
+    <w:rsid w:val="00723770"/>
     <w:pPr>
       <w:spacing w:after="100"/>
     </w:pPr>
@@ -26331,7 +26348,7 @@
     <w:autoRedefine/>
     <w:uiPriority w:val="39"/>
     <w:unhideWhenUsed/>
-    <w:rsid w:val="00EF49CA"/>
+    <w:rsid w:val="00723770"/>
     <w:pPr>
       <w:spacing w:after="100"/>
       <w:ind w:left="240"/>
@@ -26342,7 +26359,7 @@
     <w:basedOn w:val="a2"/>
     <w:uiPriority w:val="99"/>
     <w:unhideWhenUsed/>
-    <w:rsid w:val="00EF49CA"/>
+    <w:rsid w:val="00723770"/>
     <w:rPr>
       <w:color w:val="0000FF" w:themeColor="hyperlink"/>
       <w:u w:val="single"/>

--- a/docs/gost/out/03_П3_Описание_автоматизированных_функций.docx
+++ b/docs/gost/out/03_П3_Описание_автоматизированных_функций.docx
@@ -306,7 +306,7 @@
       <w:r>
         <w:fldChar w:fldCharType="separate"/>
       </w:r>
-      <w:hyperlink w:anchor="_Toc242192377" w:history="1">
+      <w:hyperlink w:anchor="_Toc242194059" w:history="1">
         <w:r>
           <w:rPr>
             <w:rStyle w:val="aff8"/>
@@ -333,7 +333,7 @@
             <w:noProof/>
             <w:webHidden/>
           </w:rPr>
-          <w:instrText xml:space="preserve"> PAGEREF _Toc242192377 \h </w:instrText>
+          <w:instrText xml:space="preserve"> PAGEREF _Toc242194059 \h </w:instrText>
         </w:r>
         <w:r>
           <w:rPr>
@@ -379,7 +379,7 @@
           <w14:ligatures w14:val="standardContextual"/>
         </w:rPr>
       </w:pPr>
-      <w:hyperlink w:anchor="_Toc242192378" w:history="1">
+      <w:hyperlink w:anchor="_Toc242194060" w:history="1">
         <w:r>
           <w:rPr>
             <w:rStyle w:val="aff8"/>
@@ -406,7 +406,7 @@
             <w:noProof/>
             <w:webHidden/>
           </w:rPr>
-          <w:instrText xml:space="preserve"> PAGEREF _Toc242192378 \h </w:instrText>
+          <w:instrText xml:space="preserve"> PAGEREF _Toc242194060 \h </w:instrText>
         </w:r>
         <w:r>
           <w:rPr>
@@ -452,7 +452,7 @@
           <w14:ligatures w14:val="standardContextual"/>
         </w:rPr>
       </w:pPr>
-      <w:hyperlink w:anchor="_Toc242192379" w:history="1">
+      <w:hyperlink w:anchor="_Toc242194061" w:history="1">
         <w:r>
           <w:rPr>
             <w:rStyle w:val="aff8"/>
@@ -479,7 +479,7 @@
             <w:noProof/>
             <w:webHidden/>
           </w:rPr>
-          <w:instrText xml:space="preserve"> PAGEREF _Toc242192379 \h </w:instrText>
+          <w:instrText xml:space="preserve"> PAGEREF _Toc242194061 \h </w:instrText>
         </w:r>
         <w:r>
           <w:rPr>
@@ -525,7 +525,7 @@
           <w14:ligatures w14:val="standardContextual"/>
         </w:rPr>
       </w:pPr>
-      <w:hyperlink w:anchor="_Toc242192380" w:history="1">
+      <w:hyperlink w:anchor="_Toc242194062" w:history="1">
         <w:r>
           <w:rPr>
             <w:rStyle w:val="aff8"/>
@@ -552,7 +552,7 @@
             <w:noProof/>
             <w:webHidden/>
           </w:rPr>
-          <w:instrText xml:space="preserve"> PAGEREF _Toc242192380 \h </w:instrText>
+          <w:instrText xml:space="preserve"> PAGEREF _Toc242194062 \h </w:instrText>
         </w:r>
         <w:r>
           <w:rPr>
@@ -598,7 +598,7 @@
           <w14:ligatures w14:val="standardContextual"/>
         </w:rPr>
       </w:pPr>
-      <w:hyperlink w:anchor="_Toc242192381" w:history="1">
+      <w:hyperlink w:anchor="_Toc242194063" w:history="1">
         <w:r>
           <w:rPr>
             <w:rStyle w:val="aff8"/>
@@ -625,7 +625,7 @@
             <w:noProof/>
             <w:webHidden/>
           </w:rPr>
-          <w:instrText xml:space="preserve"> PAGEREF _Toc242192381 \h </w:instrText>
+          <w:instrText xml:space="preserve"> PAGEREF _Toc242194063 \h </w:instrText>
         </w:r>
         <w:r>
           <w:rPr>
@@ -671,7 +671,7 @@
           <w14:ligatures w14:val="standardContextual"/>
         </w:rPr>
       </w:pPr>
-      <w:hyperlink w:anchor="_Toc242192382" w:history="1">
+      <w:hyperlink w:anchor="_Toc242194064" w:history="1">
         <w:r>
           <w:rPr>
             <w:rStyle w:val="aff8"/>
@@ -698,7 +698,7 @@
             <w:noProof/>
             <w:webHidden/>
           </w:rPr>
-          <w:instrText xml:space="preserve"> PAGEREF _Toc242192382 \h </w:instrText>
+          <w:instrText xml:space="preserve"> PAGEREF _Toc242194064 \h </w:instrText>
         </w:r>
         <w:r>
           <w:rPr>
@@ -744,7 +744,7 @@
           <w14:ligatures w14:val="standardContextual"/>
         </w:rPr>
       </w:pPr>
-      <w:hyperlink w:anchor="_Toc242192383" w:history="1">
+      <w:hyperlink w:anchor="_Toc242194065" w:history="1">
         <w:r>
           <w:rPr>
             <w:rStyle w:val="aff8"/>
@@ -771,7 +771,7 @@
             <w:noProof/>
             <w:webHidden/>
           </w:rPr>
-          <w:instrText xml:space="preserve"> PAGEREF _Toc242192383 \h </w:instrText>
+          <w:instrText xml:space="preserve"> PAGEREF _Toc242194065 \h </w:instrText>
         </w:r>
         <w:r>
           <w:rPr>
@@ -817,7 +817,7 @@
           <w14:ligatures w14:val="standardContextual"/>
         </w:rPr>
       </w:pPr>
-      <w:hyperlink w:anchor="_Toc242192384" w:history="1">
+      <w:hyperlink w:anchor="_Toc242194066" w:history="1">
         <w:r>
           <w:rPr>
             <w:rStyle w:val="aff8"/>
@@ -844,7 +844,7 @@
             <w:noProof/>
             <w:webHidden/>
           </w:rPr>
-          <w:instrText xml:space="preserve"> PAGEREF _Toc242192384 \h </w:instrText>
+          <w:instrText xml:space="preserve"> PAGEREF _Toc242194066 \h </w:instrText>
         </w:r>
         <w:r>
           <w:rPr>
@@ -890,7 +890,7 @@
           <w14:ligatures w14:val="standardContextual"/>
         </w:rPr>
       </w:pPr>
-      <w:hyperlink w:anchor="_Toc242192385" w:history="1">
+      <w:hyperlink w:anchor="_Toc242194067" w:history="1">
         <w:r>
           <w:rPr>
             <w:rStyle w:val="aff8"/>
@@ -917,7 +917,7 @@
             <w:noProof/>
             <w:webHidden/>
           </w:rPr>
-          <w:instrText xml:space="preserve"> PAGEREF _Toc242192385 \h </w:instrText>
+          <w:instrText xml:space="preserve"> PAGEREF _Toc242194067 \h </w:instrText>
         </w:r>
         <w:r>
           <w:rPr>
@@ -963,7 +963,7 @@
           <w14:ligatures w14:val="standardContextual"/>
         </w:rPr>
       </w:pPr>
-      <w:hyperlink w:anchor="_Toc242192386" w:history="1">
+      <w:hyperlink w:anchor="_Toc242194068" w:history="1">
         <w:r>
           <w:rPr>
             <w:rStyle w:val="aff8"/>
@@ -990,7 +990,7 @@
             <w:noProof/>
             <w:webHidden/>
           </w:rPr>
-          <w:instrText xml:space="preserve"> PAGEREF _Toc242192386 \h </w:instrText>
+          <w:instrText xml:space="preserve"> PAGEREF _Toc242194068 \h </w:instrText>
         </w:r>
         <w:r>
           <w:rPr>
@@ -1036,7 +1036,7 @@
           <w14:ligatures w14:val="standardContextual"/>
         </w:rPr>
       </w:pPr>
-      <w:hyperlink w:anchor="_Toc242192387" w:history="1">
+      <w:hyperlink w:anchor="_Toc242194069" w:history="1">
         <w:r>
           <w:rPr>
             <w:rStyle w:val="aff8"/>
@@ -1063,7 +1063,7 @@
             <w:noProof/>
             <w:webHidden/>
           </w:rPr>
-          <w:instrText xml:space="preserve"> PAGEREF _Toc242192387 \h </w:instrText>
+          <w:instrText xml:space="preserve"> PAGEREF _Toc242194069 \h </w:instrText>
         </w:r>
         <w:r>
           <w:rPr>
@@ -1109,7 +1109,7 @@
           <w14:ligatures w14:val="standardContextual"/>
         </w:rPr>
       </w:pPr>
-      <w:hyperlink w:anchor="_Toc242192388" w:history="1">
+      <w:hyperlink w:anchor="_Toc242194070" w:history="1">
         <w:r>
           <w:rPr>
             <w:rStyle w:val="aff8"/>
@@ -1136,7 +1136,7 @@
             <w:noProof/>
             <w:webHidden/>
           </w:rPr>
-          <w:instrText xml:space="preserve"> PAGEREF _Toc242192388 \h </w:instrText>
+          <w:instrText xml:space="preserve"> PAGEREF _Toc242194070 \h </w:instrText>
         </w:r>
         <w:r>
           <w:rPr>
@@ -1182,7 +1182,7 @@
           <w14:ligatures w14:val="standardContextual"/>
         </w:rPr>
       </w:pPr>
-      <w:hyperlink w:anchor="_Toc242192389" w:history="1">
+      <w:hyperlink w:anchor="_Toc242194071" w:history="1">
         <w:r>
           <w:rPr>
             <w:rStyle w:val="aff8"/>
@@ -1209,7 +1209,7 @@
             <w:noProof/>
             <w:webHidden/>
           </w:rPr>
-          <w:instrText xml:space="preserve"> PAGEREF _Toc242192389 \h </w:instrText>
+          <w:instrText xml:space="preserve"> PAGEREF _Toc242194071 \h </w:instrText>
         </w:r>
         <w:r>
           <w:rPr>
@@ -1255,7 +1255,7 @@
           <w14:ligatures w14:val="standardContextual"/>
         </w:rPr>
       </w:pPr>
-      <w:hyperlink w:anchor="_Toc242192390" w:history="1">
+      <w:hyperlink w:anchor="_Toc242194072" w:history="1">
         <w:r>
           <w:rPr>
             <w:rStyle w:val="aff8"/>
@@ -1282,7 +1282,7 @@
             <w:noProof/>
             <w:webHidden/>
           </w:rPr>
-          <w:instrText xml:space="preserve"> PAGEREF _Toc242192390 \h </w:instrText>
+          <w:instrText xml:space="preserve"> PAGEREF _Toc242194072 \h </w:instrText>
         </w:r>
         <w:r>
           <w:rPr>
@@ -1328,7 +1328,7 @@
           <w14:ligatures w14:val="standardContextual"/>
         </w:rPr>
       </w:pPr>
-      <w:hyperlink w:anchor="_Toc242192391" w:history="1">
+      <w:hyperlink w:anchor="_Toc242194073" w:history="1">
         <w:r>
           <w:rPr>
             <w:rStyle w:val="aff8"/>
@@ -1355,7 +1355,7 @@
             <w:noProof/>
             <w:webHidden/>
           </w:rPr>
-          <w:instrText xml:space="preserve"> PAGEREF _Toc242192391 \h </w:instrText>
+          <w:instrText xml:space="preserve"> PAGEREF _Toc242194073 \h </w:instrText>
         </w:r>
         <w:r>
           <w:rPr>
@@ -1401,7 +1401,7 @@
           <w14:ligatures w14:val="standardContextual"/>
         </w:rPr>
       </w:pPr>
-      <w:hyperlink w:anchor="_Toc242192392" w:history="1">
+      <w:hyperlink w:anchor="_Toc242194074" w:history="1">
         <w:r>
           <w:rPr>
             <w:rStyle w:val="aff8"/>
@@ -1428,7 +1428,7 @@
             <w:noProof/>
             <w:webHidden/>
           </w:rPr>
-          <w:instrText xml:space="preserve"> PAGEREF _Toc242192392 \h </w:instrText>
+          <w:instrText xml:space="preserve"> PAGEREF _Toc242194074 \h </w:instrText>
         </w:r>
         <w:r>
           <w:rPr>
@@ -1474,7 +1474,7 @@
           <w14:ligatures w14:val="standardContextual"/>
         </w:rPr>
       </w:pPr>
-      <w:hyperlink w:anchor="_Toc242192393" w:history="1">
+      <w:hyperlink w:anchor="_Toc242194075" w:history="1">
         <w:r>
           <w:rPr>
             <w:rStyle w:val="aff8"/>
@@ -1501,7 +1501,7 @@
             <w:noProof/>
             <w:webHidden/>
           </w:rPr>
-          <w:instrText xml:space="preserve"> PAGEREF _Toc242192393 \h </w:instrText>
+          <w:instrText xml:space="preserve"> PAGEREF _Toc242194075 \h </w:instrText>
         </w:r>
         <w:r>
           <w:rPr>
@@ -1547,7 +1547,7 @@
           <w14:ligatures w14:val="standardContextual"/>
         </w:rPr>
       </w:pPr>
-      <w:hyperlink w:anchor="_Toc242192394" w:history="1">
+      <w:hyperlink w:anchor="_Toc242194076" w:history="1">
         <w:r>
           <w:rPr>
             <w:rStyle w:val="aff8"/>
@@ -1574,7 +1574,7 @@
             <w:noProof/>
             <w:webHidden/>
           </w:rPr>
-          <w:instrText xml:space="preserve"> PAGEREF _Toc242192394 \h </w:instrText>
+          <w:instrText xml:space="preserve"> PAGEREF _Toc242194076 \h </w:instrText>
         </w:r>
         <w:r>
           <w:rPr>
@@ -1620,7 +1620,7 @@
           <w14:ligatures w14:val="standardContextual"/>
         </w:rPr>
       </w:pPr>
-      <w:hyperlink w:anchor="_Toc242192395" w:history="1">
+      <w:hyperlink w:anchor="_Toc242194077" w:history="1">
         <w:r>
           <w:rPr>
             <w:rStyle w:val="aff8"/>
@@ -1647,7 +1647,7 @@
             <w:noProof/>
             <w:webHidden/>
           </w:rPr>
-          <w:instrText xml:space="preserve"> PAGEREF _Toc242192395 \h </w:instrText>
+          <w:instrText xml:space="preserve"> PAGEREF _Toc242194077 \h </w:instrText>
         </w:r>
         <w:r>
           <w:rPr>
@@ -1693,7 +1693,7 @@
           <w14:ligatures w14:val="standardContextual"/>
         </w:rPr>
       </w:pPr>
-      <w:hyperlink w:anchor="_Toc242192396" w:history="1">
+      <w:hyperlink w:anchor="_Toc242194078" w:history="1">
         <w:r>
           <w:rPr>
             <w:rStyle w:val="aff8"/>
@@ -1720,7 +1720,7 @@
             <w:noProof/>
             <w:webHidden/>
           </w:rPr>
-          <w:instrText xml:space="preserve"> PAGEREF _Toc242192396 \h </w:instrText>
+          <w:instrText xml:space="preserve"> PAGEREF _Toc242194078 \h </w:instrText>
         </w:r>
         <w:r>
           <w:rPr>
@@ -1766,7 +1766,7 @@
           <w14:ligatures w14:val="standardContextual"/>
         </w:rPr>
       </w:pPr>
-      <w:hyperlink w:anchor="_Toc242192397" w:history="1">
+      <w:hyperlink w:anchor="_Toc242194079" w:history="1">
         <w:r>
           <w:rPr>
             <w:rStyle w:val="aff8"/>
@@ -1793,7 +1793,7 @@
             <w:noProof/>
             <w:webHidden/>
           </w:rPr>
-          <w:instrText xml:space="preserve"> PAGEREF _Toc242192397 \h </w:instrText>
+          <w:instrText xml:space="preserve"> PAGEREF _Toc242194079 \h </w:instrText>
         </w:r>
         <w:r>
           <w:rPr>
@@ -1839,7 +1839,7 @@
           <w14:ligatures w14:val="standardContextual"/>
         </w:rPr>
       </w:pPr>
-      <w:hyperlink w:anchor="_Toc242192398" w:history="1">
+      <w:hyperlink w:anchor="_Toc242194080" w:history="1">
         <w:r>
           <w:rPr>
             <w:rStyle w:val="aff8"/>
@@ -1866,7 +1866,7 @@
             <w:noProof/>
             <w:webHidden/>
           </w:rPr>
-          <w:instrText xml:space="preserve"> PAGEREF _Toc242192398 \h </w:instrText>
+          <w:instrText xml:space="preserve"> PAGEREF _Toc242194080 \h </w:instrText>
         </w:r>
         <w:r>
           <w:rPr>
@@ -1912,7 +1912,7 @@
           <w14:ligatures w14:val="standardContextual"/>
         </w:rPr>
       </w:pPr>
-      <w:hyperlink w:anchor="_Toc242192399" w:history="1">
+      <w:hyperlink w:anchor="_Toc242194081" w:history="1">
         <w:r>
           <w:rPr>
             <w:rStyle w:val="aff8"/>
@@ -1939,7 +1939,7 @@
             <w:noProof/>
             <w:webHidden/>
           </w:rPr>
-          <w:instrText xml:space="preserve"> PAGEREF _Toc242192399 \h </w:instrText>
+          <w:instrText xml:space="preserve"> PAGEREF _Toc242194081 \h </w:instrText>
         </w:r>
         <w:r>
           <w:rPr>
@@ -1985,7 +1985,7 @@
           <w14:ligatures w14:val="standardContextual"/>
         </w:rPr>
       </w:pPr>
-      <w:hyperlink w:anchor="_Toc242192400" w:history="1">
+      <w:hyperlink w:anchor="_Toc242194082" w:history="1">
         <w:r>
           <w:rPr>
             <w:rStyle w:val="aff8"/>
@@ -2012,7 +2012,7 @@
             <w:noProof/>
             <w:webHidden/>
           </w:rPr>
-          <w:instrText xml:space="preserve"> PAGEREF _Toc242192400 \h </w:instrText>
+          <w:instrText xml:space="preserve"> PAGEREF _Toc242194082 \h </w:instrText>
         </w:r>
         <w:r>
           <w:rPr>
@@ -2058,7 +2058,7 @@
           <w14:ligatures w14:val="standardContextual"/>
         </w:rPr>
       </w:pPr>
-      <w:hyperlink w:anchor="_Toc242192401" w:history="1">
+      <w:hyperlink w:anchor="_Toc242194083" w:history="1">
         <w:r>
           <w:rPr>
             <w:rStyle w:val="aff8"/>
@@ -2085,7 +2085,7 @@
             <w:noProof/>
             <w:webHidden/>
           </w:rPr>
-          <w:instrText xml:space="preserve"> PAGEREF _Toc242192401 \h </w:instrText>
+          <w:instrText xml:space="preserve"> PAGEREF _Toc242194083 \h </w:instrText>
         </w:r>
         <w:r>
           <w:rPr>
@@ -2131,7 +2131,7 @@
           <w14:ligatures w14:val="standardContextual"/>
         </w:rPr>
       </w:pPr>
-      <w:hyperlink w:anchor="_Toc242192402" w:history="1">
+      <w:hyperlink w:anchor="_Toc242194084" w:history="1">
         <w:r>
           <w:rPr>
             <w:rStyle w:val="aff8"/>
@@ -2158,7 +2158,7 @@
             <w:noProof/>
             <w:webHidden/>
           </w:rPr>
-          <w:instrText xml:space="preserve"> PAGEREF _Toc242192402 \h </w:instrText>
+          <w:instrText xml:space="preserve"> PAGEREF _Toc242194084 \h </w:instrText>
         </w:r>
         <w:r>
           <w:rPr>
@@ -2204,7 +2204,7 @@
           <w14:ligatures w14:val="standardContextual"/>
         </w:rPr>
       </w:pPr>
-      <w:hyperlink w:anchor="_Toc242192403" w:history="1">
+      <w:hyperlink w:anchor="_Toc242194085" w:history="1">
         <w:r>
           <w:rPr>
             <w:rStyle w:val="aff8"/>
@@ -2231,7 +2231,7 @@
             <w:noProof/>
             <w:webHidden/>
           </w:rPr>
-          <w:instrText xml:space="preserve"> PAGEREF _Toc242192403 \h </w:instrText>
+          <w:instrText xml:space="preserve"> PAGEREF _Toc242194085 \h </w:instrText>
         </w:r>
         <w:r>
           <w:rPr>
@@ -2277,7 +2277,7 @@
           <w14:ligatures w14:val="standardContextual"/>
         </w:rPr>
       </w:pPr>
-      <w:hyperlink w:anchor="_Toc242192404" w:history="1">
+      <w:hyperlink w:anchor="_Toc242194086" w:history="1">
         <w:r>
           <w:rPr>
             <w:rStyle w:val="aff8"/>
@@ -2304,7 +2304,7 @@
             <w:noProof/>
             <w:webHidden/>
           </w:rPr>
-          <w:instrText xml:space="preserve"> PAGEREF _Toc242192404 \h </w:instrText>
+          <w:instrText xml:space="preserve"> PAGEREF _Toc242194086 \h </w:instrText>
         </w:r>
         <w:r>
           <w:rPr>
@@ -2350,7 +2350,7 @@
           <w14:ligatures w14:val="standardContextual"/>
         </w:rPr>
       </w:pPr>
-      <w:hyperlink w:anchor="_Toc242192405" w:history="1">
+      <w:hyperlink w:anchor="_Toc242194087" w:history="1">
         <w:r>
           <w:rPr>
             <w:rStyle w:val="aff8"/>
@@ -2377,7 +2377,7 @@
             <w:noProof/>
             <w:webHidden/>
           </w:rPr>
-          <w:instrText xml:space="preserve"> PAGEREF _Toc242192405 \h </w:instrText>
+          <w:instrText xml:space="preserve"> PAGEREF _Toc242194087 \h </w:instrText>
         </w:r>
         <w:r>
           <w:rPr>
@@ -2423,7 +2423,7 @@
           <w14:ligatures w14:val="standardContextual"/>
         </w:rPr>
       </w:pPr>
-      <w:hyperlink w:anchor="_Toc242192406" w:history="1">
+      <w:hyperlink w:anchor="_Toc242194088" w:history="1">
         <w:r>
           <w:rPr>
             <w:rStyle w:val="aff8"/>
@@ -2450,7 +2450,7 @@
             <w:noProof/>
             <w:webHidden/>
           </w:rPr>
-          <w:instrText xml:space="preserve"> PAGEREF _Toc242192406 \h </w:instrText>
+          <w:instrText xml:space="preserve"> PAGEREF _Toc242194088 \h </w:instrText>
         </w:r>
         <w:r>
           <w:rPr>
@@ -2496,7 +2496,7 @@
           <w14:ligatures w14:val="standardContextual"/>
         </w:rPr>
       </w:pPr>
-      <w:hyperlink w:anchor="_Toc242192407" w:history="1">
+      <w:hyperlink w:anchor="_Toc242194089" w:history="1">
         <w:r>
           <w:rPr>
             <w:rStyle w:val="aff8"/>
@@ -2523,7 +2523,7 @@
             <w:noProof/>
             <w:webHidden/>
           </w:rPr>
-          <w:instrText xml:space="preserve"> PAGEREF _Toc242192407 \h </w:instrText>
+          <w:instrText xml:space="preserve"> PAGEREF _Toc242194089 \h </w:instrText>
         </w:r>
         <w:r>
           <w:rPr>
@@ -2569,7 +2569,7 @@
           <w14:ligatures w14:val="standardContextual"/>
         </w:rPr>
       </w:pPr>
-      <w:hyperlink w:anchor="_Toc242192408" w:history="1">
+      <w:hyperlink w:anchor="_Toc242194090" w:history="1">
         <w:r>
           <w:rPr>
             <w:rStyle w:val="aff8"/>
@@ -2596,7 +2596,7 @@
             <w:noProof/>
             <w:webHidden/>
           </w:rPr>
-          <w:instrText xml:space="preserve"> PAGEREF _Toc242192408 \h </w:instrText>
+          <w:instrText xml:space="preserve"> PAGEREF _Toc242194090 \h </w:instrText>
         </w:r>
         <w:r>
           <w:rPr>
@@ -2642,7 +2642,7 @@
           <w14:ligatures w14:val="standardContextual"/>
         </w:rPr>
       </w:pPr>
-      <w:hyperlink w:anchor="_Toc242192409" w:history="1">
+      <w:hyperlink w:anchor="_Toc242194091" w:history="1">
         <w:r>
           <w:rPr>
             <w:rStyle w:val="aff8"/>
@@ -2669,7 +2669,7 @@
             <w:noProof/>
             <w:webHidden/>
           </w:rPr>
-          <w:instrText xml:space="preserve"> PAGEREF _Toc242192409 \h </w:instrText>
+          <w:instrText xml:space="preserve"> PAGEREF _Toc242194091 \h </w:instrText>
         </w:r>
         <w:r>
           <w:rPr>
@@ -2715,7 +2715,7 @@
           <w14:ligatures w14:val="standardContextual"/>
         </w:rPr>
       </w:pPr>
-      <w:hyperlink w:anchor="_Toc242192410" w:history="1">
+      <w:hyperlink w:anchor="_Toc242194092" w:history="1">
         <w:r>
           <w:rPr>
             <w:rStyle w:val="aff8"/>
@@ -2742,7 +2742,7 @@
             <w:noProof/>
             <w:webHidden/>
           </w:rPr>
-          <w:instrText xml:space="preserve"> PAGEREF _Toc242192410 \h </w:instrText>
+          <w:instrText xml:space="preserve"> PAGEREF _Toc242194092 \h </w:instrText>
         </w:r>
         <w:r>
           <w:rPr>
@@ -2788,7 +2788,7 @@
           <w14:ligatures w14:val="standardContextual"/>
         </w:rPr>
       </w:pPr>
-      <w:hyperlink w:anchor="_Toc242192411" w:history="1">
+      <w:hyperlink w:anchor="_Toc242194093" w:history="1">
         <w:r>
           <w:rPr>
             <w:rStyle w:val="aff8"/>
@@ -2815,7 +2815,7 @@
             <w:noProof/>
             <w:webHidden/>
           </w:rPr>
-          <w:instrText xml:space="preserve"> PAGEREF _Toc242192411 \h </w:instrText>
+          <w:instrText xml:space="preserve"> PAGEREF _Toc242194093 \h </w:instrText>
         </w:r>
         <w:r>
           <w:rPr>
@@ -2861,7 +2861,7 @@
           <w14:ligatures w14:val="standardContextual"/>
         </w:rPr>
       </w:pPr>
-      <w:hyperlink w:anchor="_Toc242192412" w:history="1">
+      <w:hyperlink w:anchor="_Toc242194094" w:history="1">
         <w:r>
           <w:rPr>
             <w:rStyle w:val="aff8"/>
@@ -2888,7 +2888,7 @@
             <w:noProof/>
             <w:webHidden/>
           </w:rPr>
-          <w:instrText xml:space="preserve"> PAGEREF _Toc242192412 \h </w:instrText>
+          <w:instrText xml:space="preserve"> PAGEREF _Toc242194094 \h </w:instrText>
         </w:r>
         <w:r>
           <w:rPr>
@@ -2934,7 +2934,7 @@
           <w14:ligatures w14:val="standardContextual"/>
         </w:rPr>
       </w:pPr>
-      <w:hyperlink w:anchor="_Toc242192413" w:history="1">
+      <w:hyperlink w:anchor="_Toc242194095" w:history="1">
         <w:r>
           <w:rPr>
             <w:rStyle w:val="aff8"/>
@@ -2961,7 +2961,7 @@
             <w:noProof/>
             <w:webHidden/>
           </w:rPr>
-          <w:instrText xml:space="preserve"> PAGEREF _Toc242192413 \h </w:instrText>
+          <w:instrText xml:space="preserve"> PAGEREF _Toc242194095 \h </w:instrText>
         </w:r>
         <w:r>
           <w:rPr>
@@ -3007,7 +3007,7 @@
           <w14:ligatures w14:val="standardContextual"/>
         </w:rPr>
       </w:pPr>
-      <w:hyperlink w:anchor="_Toc242192414" w:history="1">
+      <w:hyperlink w:anchor="_Toc242194096" w:history="1">
         <w:r>
           <w:rPr>
             <w:rStyle w:val="aff8"/>
@@ -3034,7 +3034,7 @@
             <w:noProof/>
             <w:webHidden/>
           </w:rPr>
-          <w:instrText xml:space="preserve"> PAGEREF _Toc242192414 \h </w:instrText>
+          <w:instrText xml:space="preserve"> PAGEREF _Toc242194096 \h </w:instrText>
         </w:r>
         <w:r>
           <w:rPr>
@@ -3080,7 +3080,7 @@
           <w14:ligatures w14:val="standardContextual"/>
         </w:rPr>
       </w:pPr>
-      <w:hyperlink w:anchor="_Toc242192415" w:history="1">
+      <w:hyperlink w:anchor="_Toc242194097" w:history="1">
         <w:r>
           <w:rPr>
             <w:rStyle w:val="aff8"/>
@@ -3107,7 +3107,7 @@
             <w:noProof/>
             <w:webHidden/>
           </w:rPr>
-          <w:instrText xml:space="preserve"> PAGEREF _Toc242192415 \h </w:instrText>
+          <w:instrText xml:space="preserve"> PAGEREF _Toc242194097 \h </w:instrText>
         </w:r>
         <w:r>
           <w:rPr>
@@ -3153,7 +3153,7 @@
           <w14:ligatures w14:val="standardContextual"/>
         </w:rPr>
       </w:pPr>
-      <w:hyperlink w:anchor="_Toc242192416" w:history="1">
+      <w:hyperlink w:anchor="_Toc242194098" w:history="1">
         <w:r>
           <w:rPr>
             <w:rStyle w:val="aff8"/>
@@ -3180,7 +3180,7 @@
             <w:noProof/>
             <w:webHidden/>
           </w:rPr>
-          <w:instrText xml:space="preserve"> PAGEREF _Toc242192416 \h </w:instrText>
+          <w:instrText xml:space="preserve"> PAGEREF _Toc242194098 \h </w:instrText>
         </w:r>
         <w:r>
           <w:rPr>
@@ -3226,7 +3226,7 @@
           <w14:ligatures w14:val="standardContextual"/>
         </w:rPr>
       </w:pPr>
-      <w:hyperlink w:anchor="_Toc242192417" w:history="1">
+      <w:hyperlink w:anchor="_Toc242194099" w:history="1">
         <w:r>
           <w:rPr>
             <w:rStyle w:val="aff8"/>
@@ -3253,7 +3253,7 @@
             <w:noProof/>
             <w:webHidden/>
           </w:rPr>
-          <w:instrText xml:space="preserve"> PAGEREF _Toc242192417 \h </w:instrText>
+          <w:instrText xml:space="preserve"> PAGEREF _Toc242194099 \h </w:instrText>
         </w:r>
         <w:r>
           <w:rPr>
@@ -3299,7 +3299,7 @@
           <w14:ligatures w14:val="standardContextual"/>
         </w:rPr>
       </w:pPr>
-      <w:hyperlink w:anchor="_Toc242192418" w:history="1">
+      <w:hyperlink w:anchor="_Toc242194100" w:history="1">
         <w:r>
           <w:rPr>
             <w:rStyle w:val="aff8"/>
@@ -3326,7 +3326,7 @@
             <w:noProof/>
             <w:webHidden/>
           </w:rPr>
-          <w:instrText xml:space="preserve"> PAGEREF _Toc242192418 \h </w:instrText>
+          <w:instrText xml:space="preserve"> PAGEREF _Toc242194100 \h </w:instrText>
         </w:r>
         <w:r>
           <w:rPr>
@@ -3372,7 +3372,7 @@
           <w14:ligatures w14:val="standardContextual"/>
         </w:rPr>
       </w:pPr>
-      <w:hyperlink w:anchor="_Toc242192419" w:history="1">
+      <w:hyperlink w:anchor="_Toc242194101" w:history="1">
         <w:r>
           <w:rPr>
             <w:rStyle w:val="aff8"/>
@@ -3399,7 +3399,7 @@
             <w:noProof/>
             <w:webHidden/>
           </w:rPr>
-          <w:instrText xml:space="preserve"> PAGEREF _Toc242192419 \h </w:instrText>
+          <w:instrText xml:space="preserve"> PAGEREF _Toc242194101 \h </w:instrText>
         </w:r>
         <w:r>
           <w:rPr>
@@ -3445,7 +3445,7 @@
           <w14:ligatures w14:val="standardContextual"/>
         </w:rPr>
       </w:pPr>
-      <w:hyperlink w:anchor="_Toc242192420" w:history="1">
+      <w:hyperlink w:anchor="_Toc242194102" w:history="1">
         <w:r>
           <w:rPr>
             <w:rStyle w:val="aff8"/>
@@ -3472,7 +3472,7 @@
             <w:noProof/>
             <w:webHidden/>
           </w:rPr>
-          <w:instrText xml:space="preserve"> PAGEREF _Toc242192420 \h </w:instrText>
+          <w:instrText xml:space="preserve"> PAGEREF _Toc242194102 \h </w:instrText>
         </w:r>
         <w:r>
           <w:rPr>
@@ -3518,7 +3518,7 @@
           <w14:ligatures w14:val="standardContextual"/>
         </w:rPr>
       </w:pPr>
-      <w:hyperlink w:anchor="_Toc242192421" w:history="1">
+      <w:hyperlink w:anchor="_Toc242194103" w:history="1">
         <w:r>
           <w:rPr>
             <w:rStyle w:val="aff8"/>
@@ -3545,7 +3545,7 @@
             <w:noProof/>
             <w:webHidden/>
           </w:rPr>
-          <w:instrText xml:space="preserve"> PAGEREF _Toc242192421 \h </w:instrText>
+          <w:instrText xml:space="preserve"> PAGEREF _Toc242194103 \h </w:instrText>
         </w:r>
         <w:r>
           <w:rPr>
@@ -3591,7 +3591,7 @@
           <w14:ligatures w14:val="standardContextual"/>
         </w:rPr>
       </w:pPr>
-      <w:hyperlink w:anchor="_Toc242192422" w:history="1">
+      <w:hyperlink w:anchor="_Toc242194104" w:history="1">
         <w:r>
           <w:rPr>
             <w:rStyle w:val="aff8"/>
@@ -3618,7 +3618,7 @@
             <w:noProof/>
             <w:webHidden/>
           </w:rPr>
-          <w:instrText xml:space="preserve"> PAGEREF _Toc242192422 \h </w:instrText>
+          <w:instrText xml:space="preserve"> PAGEREF _Toc242194104 \h </w:instrText>
         </w:r>
         <w:r>
           <w:rPr>
@@ -3664,7 +3664,7 @@
           <w14:ligatures w14:val="standardContextual"/>
         </w:rPr>
       </w:pPr>
-      <w:hyperlink w:anchor="_Toc242192423" w:history="1">
+      <w:hyperlink w:anchor="_Toc242194105" w:history="1">
         <w:r>
           <w:rPr>
             <w:rStyle w:val="aff8"/>
@@ -3691,7 +3691,7 @@
             <w:noProof/>
             <w:webHidden/>
           </w:rPr>
-          <w:instrText xml:space="preserve"> PAGEREF _Toc242192423 \h </w:instrText>
+          <w:instrText xml:space="preserve"> PAGEREF _Toc242194105 \h </w:instrText>
         </w:r>
         <w:r>
           <w:rPr>
@@ -3737,7 +3737,7 @@
           <w14:ligatures w14:val="standardContextual"/>
         </w:rPr>
       </w:pPr>
-      <w:hyperlink w:anchor="_Toc242192424" w:history="1">
+      <w:hyperlink w:anchor="_Toc242194106" w:history="1">
         <w:r>
           <w:rPr>
             <w:rStyle w:val="aff8"/>
@@ -3764,7 +3764,7 @@
             <w:noProof/>
             <w:webHidden/>
           </w:rPr>
-          <w:instrText xml:space="preserve"> PAGEREF _Toc242192424 \h </w:instrText>
+          <w:instrText xml:space="preserve"> PAGEREF _Toc242194106 \h </w:instrText>
         </w:r>
         <w:r>
           <w:rPr>
@@ -3810,7 +3810,7 @@
           <w14:ligatures w14:val="standardContextual"/>
         </w:rPr>
       </w:pPr>
-      <w:hyperlink w:anchor="_Toc242192425" w:history="1">
+      <w:hyperlink w:anchor="_Toc242194107" w:history="1">
         <w:r>
           <w:rPr>
             <w:rStyle w:val="aff8"/>
@@ -3837,7 +3837,7 @@
             <w:noProof/>
             <w:webHidden/>
           </w:rPr>
-          <w:instrText xml:space="preserve"> PAGEREF _Toc242192425 \h </w:instrText>
+          <w:instrText xml:space="preserve"> PAGEREF _Toc242194107 \h </w:instrText>
         </w:r>
         <w:r>
           <w:rPr>
@@ -3883,7 +3883,7 @@
           <w14:ligatures w14:val="standardContextual"/>
         </w:rPr>
       </w:pPr>
-      <w:hyperlink w:anchor="_Toc242192426" w:history="1">
+      <w:hyperlink w:anchor="_Toc242194108" w:history="1">
         <w:r>
           <w:rPr>
             <w:rStyle w:val="aff8"/>
@@ -3910,7 +3910,7 @@
             <w:noProof/>
             <w:webHidden/>
           </w:rPr>
-          <w:instrText xml:space="preserve"> PAGEREF _Toc242192426 \h </w:instrText>
+          <w:instrText xml:space="preserve"> PAGEREF _Toc242194108 \h </w:instrText>
         </w:r>
         <w:r>
           <w:rPr>
@@ -3956,7 +3956,7 @@
           <w14:ligatures w14:val="standardContextual"/>
         </w:rPr>
       </w:pPr>
-      <w:hyperlink w:anchor="_Toc242192427" w:history="1">
+      <w:hyperlink w:anchor="_Toc242194109" w:history="1">
         <w:r>
           <w:rPr>
             <w:rStyle w:val="aff8"/>
@@ -3983,7 +3983,7 @@
             <w:noProof/>
             <w:webHidden/>
           </w:rPr>
-          <w:instrText xml:space="preserve"> PAGEREF _Toc242192427 \h </w:instrText>
+          <w:instrText xml:space="preserve"> PAGEREF _Toc242194109 \h </w:instrText>
         </w:r>
         <w:r>
           <w:rPr>
@@ -4029,7 +4029,7 @@
           <w14:ligatures w14:val="standardContextual"/>
         </w:rPr>
       </w:pPr>
-      <w:hyperlink w:anchor="_Toc242192428" w:history="1">
+      <w:hyperlink w:anchor="_Toc242194110" w:history="1">
         <w:r>
           <w:rPr>
             <w:rStyle w:val="aff8"/>
@@ -4056,7 +4056,7 @@
             <w:noProof/>
             <w:webHidden/>
           </w:rPr>
-          <w:instrText xml:space="preserve"> PAGEREF _Toc242192428 \h </w:instrText>
+          <w:instrText xml:space="preserve"> PAGEREF _Toc242194110 \h </w:instrText>
         </w:r>
         <w:r>
           <w:rPr>
@@ -4102,7 +4102,7 @@
           <w14:ligatures w14:val="standardContextual"/>
         </w:rPr>
       </w:pPr>
-      <w:hyperlink w:anchor="_Toc242192429" w:history="1">
+      <w:hyperlink w:anchor="_Toc242194111" w:history="1">
         <w:r>
           <w:rPr>
             <w:rStyle w:val="aff8"/>
@@ -4129,7 +4129,7 @@
             <w:noProof/>
             <w:webHidden/>
           </w:rPr>
-          <w:instrText xml:space="preserve"> PAGEREF _Toc242192429 \h </w:instrText>
+          <w:instrText xml:space="preserve"> PAGEREF _Toc242194111 \h </w:instrText>
         </w:r>
         <w:r>
           <w:rPr>
@@ -4175,7 +4175,7 @@
           <w14:ligatures w14:val="standardContextual"/>
         </w:rPr>
       </w:pPr>
-      <w:hyperlink w:anchor="_Toc242192430" w:history="1">
+      <w:hyperlink w:anchor="_Toc242194112" w:history="1">
         <w:r>
           <w:rPr>
             <w:rStyle w:val="aff8"/>
@@ -4202,7 +4202,7 @@
             <w:noProof/>
             <w:webHidden/>
           </w:rPr>
-          <w:instrText xml:space="preserve"> PAGEREF _Toc242192430 \h </w:instrText>
+          <w:instrText xml:space="preserve"> PAGEREF _Toc242194112 \h </w:instrText>
         </w:r>
         <w:r>
           <w:rPr>
@@ -4248,7 +4248,7 @@
           <w14:ligatures w14:val="standardContextual"/>
         </w:rPr>
       </w:pPr>
-      <w:hyperlink w:anchor="_Toc242192431" w:history="1">
+      <w:hyperlink w:anchor="_Toc242194113" w:history="1">
         <w:r>
           <w:rPr>
             <w:rStyle w:val="aff8"/>
@@ -4275,7 +4275,7 @@
             <w:noProof/>
             <w:webHidden/>
           </w:rPr>
-          <w:instrText xml:space="preserve"> PAGEREF _Toc242192431 \h </w:instrText>
+          <w:instrText xml:space="preserve"> PAGEREF _Toc242194113 \h </w:instrText>
         </w:r>
         <w:r>
           <w:rPr>
@@ -4321,7 +4321,7 @@
           <w14:ligatures w14:val="standardContextual"/>
         </w:rPr>
       </w:pPr>
-      <w:hyperlink w:anchor="_Toc242192432" w:history="1">
+      <w:hyperlink w:anchor="_Toc242194114" w:history="1">
         <w:r>
           <w:rPr>
             <w:rStyle w:val="aff8"/>
@@ -4348,7 +4348,7 @@
             <w:noProof/>
             <w:webHidden/>
           </w:rPr>
-          <w:instrText xml:space="preserve"> PAGEREF _Toc242192432 \h </w:instrText>
+          <w:instrText xml:space="preserve"> PAGEREF _Toc242194114 \h </w:instrText>
         </w:r>
         <w:r>
           <w:rPr>
@@ -4394,7 +4394,7 @@
           <w14:ligatures w14:val="standardContextual"/>
         </w:rPr>
       </w:pPr>
-      <w:hyperlink w:anchor="_Toc242192433" w:history="1">
+      <w:hyperlink w:anchor="_Toc242194115" w:history="1">
         <w:r>
           <w:rPr>
             <w:rStyle w:val="aff8"/>
@@ -4421,7 +4421,7 @@
             <w:noProof/>
             <w:webHidden/>
           </w:rPr>
-          <w:instrText xml:space="preserve"> PAGEREF _Toc242192433 \h </w:instrText>
+          <w:instrText xml:space="preserve"> PAGEREF _Toc242194115 \h </w:instrText>
         </w:r>
         <w:r>
           <w:rPr>
@@ -4467,7 +4467,7 @@
           <w14:ligatures w14:val="standardContextual"/>
         </w:rPr>
       </w:pPr>
-      <w:hyperlink w:anchor="_Toc242192434" w:history="1">
+      <w:hyperlink w:anchor="_Toc242194116" w:history="1">
         <w:r>
           <w:rPr>
             <w:rStyle w:val="aff8"/>
@@ -4494,7 +4494,7 @@
             <w:noProof/>
             <w:webHidden/>
           </w:rPr>
-          <w:instrText xml:space="preserve"> PAGEREF _Toc242192434 \h </w:instrText>
+          <w:instrText xml:space="preserve"> PAGEREF _Toc242194116 \h </w:instrText>
         </w:r>
         <w:r>
           <w:rPr>
@@ -4540,7 +4540,7 @@
           <w14:ligatures w14:val="standardContextual"/>
         </w:rPr>
       </w:pPr>
-      <w:hyperlink w:anchor="_Toc242192435" w:history="1">
+      <w:hyperlink w:anchor="_Toc242194117" w:history="1">
         <w:r>
           <w:rPr>
             <w:rStyle w:val="aff8"/>
@@ -4567,7 +4567,7 @@
             <w:noProof/>
             <w:webHidden/>
           </w:rPr>
-          <w:instrText xml:space="preserve"> PAGEREF _Toc242192435 \h </w:instrText>
+          <w:instrText xml:space="preserve"> PAGEREF _Toc242194117 \h </w:instrText>
         </w:r>
         <w:r>
           <w:rPr>
@@ -4613,7 +4613,7 @@
           <w14:ligatures w14:val="standardContextual"/>
         </w:rPr>
       </w:pPr>
-      <w:hyperlink w:anchor="_Toc242192436" w:history="1">
+      <w:hyperlink w:anchor="_Toc242194118" w:history="1">
         <w:r>
           <w:rPr>
             <w:rStyle w:val="aff8"/>
@@ -4640,7 +4640,7 @@
             <w:noProof/>
             <w:webHidden/>
           </w:rPr>
-          <w:instrText xml:space="preserve"> PAGEREF _Toc242192436 \h </w:instrText>
+          <w:instrText xml:space="preserve"> PAGEREF _Toc242194118 \h </w:instrText>
         </w:r>
         <w:r>
           <w:rPr>
@@ -4686,7 +4686,7 @@
           <w14:ligatures w14:val="standardContextual"/>
         </w:rPr>
       </w:pPr>
-      <w:hyperlink w:anchor="_Toc242192437" w:history="1">
+      <w:hyperlink w:anchor="_Toc242194119" w:history="1">
         <w:r>
           <w:rPr>
             <w:rStyle w:val="aff8"/>
@@ -4713,7 +4713,7 @@
             <w:noProof/>
             <w:webHidden/>
           </w:rPr>
-          <w:instrText xml:space="preserve"> PAGEREF _Toc242192437 \h </w:instrText>
+          <w:instrText xml:space="preserve"> PAGEREF _Toc242194119 \h </w:instrText>
         </w:r>
         <w:r>
           <w:rPr>
@@ -4759,7 +4759,7 @@
           <w14:ligatures w14:val="standardContextual"/>
         </w:rPr>
       </w:pPr>
-      <w:hyperlink w:anchor="_Toc242192438" w:history="1">
+      <w:hyperlink w:anchor="_Toc242194120" w:history="1">
         <w:r>
           <w:rPr>
             <w:rStyle w:val="aff8"/>
@@ -4786,7 +4786,7 @@
             <w:noProof/>
             <w:webHidden/>
           </w:rPr>
-          <w:instrText xml:space="preserve"> PAGEREF _Toc242192438 \h </w:instrText>
+          <w:instrText xml:space="preserve"> PAGEREF _Toc242194120 \h </w:instrText>
         </w:r>
         <w:r>
           <w:rPr>
@@ -4832,7 +4832,7 @@
           <w14:ligatures w14:val="standardContextual"/>
         </w:rPr>
       </w:pPr>
-      <w:hyperlink w:anchor="_Toc242192439" w:history="1">
+      <w:hyperlink w:anchor="_Toc242194121" w:history="1">
         <w:r>
           <w:rPr>
             <w:rStyle w:val="aff8"/>
@@ -4859,7 +4859,7 @@
             <w:noProof/>
             <w:webHidden/>
           </w:rPr>
-          <w:instrText xml:space="preserve"> PAGEREF _Toc242192439 \h </w:instrText>
+          <w:instrText xml:space="preserve"> PAGEREF _Toc242194121 \h </w:instrText>
         </w:r>
         <w:r>
           <w:rPr>
@@ -4905,7 +4905,7 @@
           <w14:ligatures w14:val="standardContextual"/>
         </w:rPr>
       </w:pPr>
-      <w:hyperlink w:anchor="_Toc242192440" w:history="1">
+      <w:hyperlink w:anchor="_Toc242194122" w:history="1">
         <w:r>
           <w:rPr>
             <w:rStyle w:val="aff8"/>
@@ -4932,7 +4932,7 @@
             <w:noProof/>
             <w:webHidden/>
           </w:rPr>
-          <w:instrText xml:space="preserve"> PAGEREF _Toc242192440 \h </w:instrText>
+          <w:instrText xml:space="preserve"> PAGEREF _Toc242194122 \h </w:instrText>
         </w:r>
         <w:r>
           <w:rPr>
@@ -4978,7 +4978,7 @@
           <w14:ligatures w14:val="standardContextual"/>
         </w:rPr>
       </w:pPr>
-      <w:hyperlink w:anchor="_Toc242192441" w:history="1">
+      <w:hyperlink w:anchor="_Toc242194123" w:history="1">
         <w:r>
           <w:rPr>
             <w:rStyle w:val="aff8"/>
@@ -5005,7 +5005,7 @@
             <w:noProof/>
             <w:webHidden/>
           </w:rPr>
-          <w:instrText xml:space="preserve"> PAGEREF _Toc242192441 \h </w:instrText>
+          <w:instrText xml:space="preserve"> PAGEREF _Toc242194123 \h </w:instrText>
         </w:r>
         <w:r>
           <w:rPr>
@@ -5051,7 +5051,7 @@
           <w14:ligatures w14:val="standardContextual"/>
         </w:rPr>
       </w:pPr>
-      <w:hyperlink w:anchor="_Toc242192442" w:history="1">
+      <w:hyperlink w:anchor="_Toc242194124" w:history="1">
         <w:r>
           <w:rPr>
             <w:rStyle w:val="aff8"/>
@@ -5078,7 +5078,7 @@
             <w:noProof/>
             <w:webHidden/>
           </w:rPr>
-          <w:instrText xml:space="preserve"> PAGEREF _Toc242192442 \h </w:instrText>
+          <w:instrText xml:space="preserve"> PAGEREF _Toc242194124 \h </w:instrText>
         </w:r>
         <w:r>
           <w:rPr>
@@ -5124,7 +5124,7 @@
           <w14:ligatures w14:val="standardContextual"/>
         </w:rPr>
       </w:pPr>
-      <w:hyperlink w:anchor="_Toc242192443" w:history="1">
+      <w:hyperlink w:anchor="_Toc242194125" w:history="1">
         <w:r>
           <w:rPr>
             <w:rStyle w:val="aff8"/>
@@ -5151,7 +5151,7 @@
             <w:noProof/>
             <w:webHidden/>
           </w:rPr>
-          <w:instrText xml:space="preserve"> PAGEREF _Toc242192443 \h </w:instrText>
+          <w:instrText xml:space="preserve"> PAGEREF _Toc242194125 \h </w:instrText>
         </w:r>
         <w:r>
           <w:rPr>
@@ -5197,7 +5197,7 @@
           <w14:ligatures w14:val="standardContextual"/>
         </w:rPr>
       </w:pPr>
-      <w:hyperlink w:anchor="_Toc242192444" w:history="1">
+      <w:hyperlink w:anchor="_Toc242194126" w:history="1">
         <w:r>
           <w:rPr>
             <w:rStyle w:val="aff8"/>
@@ -5224,7 +5224,7 @@
             <w:noProof/>
             <w:webHidden/>
           </w:rPr>
-          <w:instrText xml:space="preserve"> PAGEREF _Toc242192444 \h </w:instrText>
+          <w:instrText xml:space="preserve"> PAGEREF _Toc242194126 \h </w:instrText>
         </w:r>
         <w:r>
           <w:rPr>
@@ -5270,7 +5270,7 @@
           <w14:ligatures w14:val="standardContextual"/>
         </w:rPr>
       </w:pPr>
-      <w:hyperlink w:anchor="_Toc242192445" w:history="1">
+      <w:hyperlink w:anchor="_Toc242194127" w:history="1">
         <w:r>
           <w:rPr>
             <w:rStyle w:val="aff8"/>
@@ -5297,7 +5297,7 @@
             <w:noProof/>
             <w:webHidden/>
           </w:rPr>
-          <w:instrText xml:space="preserve"> PAGEREF _Toc242192445 \h </w:instrText>
+          <w:instrText xml:space="preserve"> PAGEREF _Toc242194127 \h </w:instrText>
         </w:r>
         <w:r>
           <w:rPr>
@@ -5343,7 +5343,7 @@
           <w14:ligatures w14:val="standardContextual"/>
         </w:rPr>
       </w:pPr>
-      <w:hyperlink w:anchor="_Toc242192446" w:history="1">
+      <w:hyperlink w:anchor="_Toc242194128" w:history="1">
         <w:r>
           <w:rPr>
             <w:rStyle w:val="aff8"/>
@@ -5370,7 +5370,7 @@
             <w:noProof/>
             <w:webHidden/>
           </w:rPr>
-          <w:instrText xml:space="preserve"> PAGEREF _Toc242192446 \h </w:instrText>
+          <w:instrText xml:space="preserve"> PAGEREF _Toc242194128 \h </w:instrText>
         </w:r>
         <w:r>
           <w:rPr>
@@ -5416,7 +5416,7 @@
           <w14:ligatures w14:val="standardContextual"/>
         </w:rPr>
       </w:pPr>
-      <w:hyperlink w:anchor="_Toc242192447" w:history="1">
+      <w:hyperlink w:anchor="_Toc242194129" w:history="1">
         <w:r>
           <w:rPr>
             <w:rStyle w:val="aff8"/>
@@ -5443,7 +5443,7 @@
             <w:noProof/>
             <w:webHidden/>
           </w:rPr>
-          <w:instrText xml:space="preserve"> PAGEREF _Toc242192447 \h </w:instrText>
+          <w:instrText xml:space="preserve"> PAGEREF _Toc242194129 \h </w:instrText>
         </w:r>
         <w:r>
           <w:rPr>
@@ -5489,7 +5489,7 @@
         <w:ind w:firstLine="0"/>
         <w:jc w:val="center"/>
       </w:pPr>
-      <w:bookmarkStart w:id="0" w:name="_Toc242192377"/>
+      <w:bookmarkStart w:id="0" w:name="_Toc242194059"/>
       <w:r>
         <w:lastRenderedPageBreak/>
         <w:t>ПЕРЕЧЕНЬ ТЕРМИНОВ И СОКРАЩЕНИЙ</w:t>
@@ -6751,7 +6751,7 @@
         <w:pStyle w:val="1"/>
         <w:pageBreakBefore/>
       </w:pPr>
-      <w:bookmarkStart w:id="1" w:name="_Toc242192378"/>
+      <w:bookmarkStart w:id="1" w:name="_Toc242194060"/>
       <w:r>
         <w:lastRenderedPageBreak/>
         <w:t>1 Исходные положения</w:t>
@@ -6762,7 +6762,7 @@
       <w:pPr>
         <w:pStyle w:val="21"/>
       </w:pPr>
-      <w:bookmarkStart w:id="2" w:name="_Toc242192379"/>
+      <w:bookmarkStart w:id="2" w:name="_Toc242194061"/>
       <w:r>
         <w:t>1.1 Назначение документа</w:t>
       </w:r>
@@ -6777,7 +6777,7 @@
       <w:pPr>
         <w:pStyle w:val="21"/>
       </w:pPr>
-      <w:bookmarkStart w:id="3" w:name="_Toc242192380"/>
+      <w:bookmarkStart w:id="3" w:name="_Toc242194062"/>
       <w:r>
         <w:t>1.2 Сведения об объекте автоматизации</w:t>
       </w:r>
@@ -6792,7 +6792,7 @@
       <w:pPr>
         <w:pStyle w:val="21"/>
       </w:pPr>
-      <w:bookmarkStart w:id="4" w:name="_Toc242192381"/>
+      <w:bookmarkStart w:id="4" w:name="_Toc242194063"/>
       <w:r>
         <w:t>1.3 Категории пользователей</w:t>
       </w:r>
@@ -7293,7 +7293,7 @@
         <w:pStyle w:val="1"/>
         <w:pageBreakBefore/>
       </w:pPr>
-      <w:bookmarkStart w:id="5" w:name="_Toc242192382"/>
+      <w:bookmarkStart w:id="5" w:name="_Toc242194064"/>
       <w:r>
         <w:lastRenderedPageBreak/>
         <w:t>2 Цели автоматизированной системы и автоматизированные функции</w:t>
@@ -7599,7 +7599,7 @@
         <w:pStyle w:val="1"/>
         <w:pageBreakBefore/>
       </w:pPr>
-      <w:bookmarkStart w:id="6" w:name="_Toc242192383"/>
+      <w:bookmarkStart w:id="6" w:name="_Toc242194065"/>
       <w:r>
         <w:lastRenderedPageBreak/>
         <w:t>3 Характеристика функциональной структуры</w:t>
@@ -7610,7 +7610,7 @@
       <w:pPr>
         <w:pStyle w:val="21"/>
       </w:pPr>
-      <w:bookmarkStart w:id="7" w:name="_Toc242192384"/>
+      <w:bookmarkStart w:id="7" w:name="_Toc242194066"/>
       <w:r>
         <w:t>3.1 Перечень подсистем и функций</w:t>
       </w:r>
@@ -9905,7 +9905,7 @@
       <w:pPr>
         <w:pStyle w:val="21"/>
       </w:pPr>
-      <w:bookmarkStart w:id="8" w:name="_Toc242192385"/>
+      <w:bookmarkStart w:id="8" w:name="_Toc242194067"/>
       <w:r>
         <w:lastRenderedPageBreak/>
         <w:t>3.2 Последовательность выполнения функций</w:t>
@@ -9976,7 +9976,7 @@
       <w:pPr>
         <w:pStyle w:val="21"/>
       </w:pPr>
-      <w:bookmarkStart w:id="9" w:name="_Toc242192386"/>
+      <w:bookmarkStart w:id="9" w:name="_Toc242194068"/>
       <w:r>
         <w:t>3.3 Сквозные правила</w:t>
       </w:r>
@@ -10022,7 +10022,7 @@
         <w:pStyle w:val="1"/>
         <w:pageBreakBefore/>
       </w:pPr>
-      <w:bookmarkStart w:id="10" w:name="_Toc242192387"/>
+      <w:bookmarkStart w:id="10" w:name="_Toc242194069"/>
       <w:r>
         <w:lastRenderedPageBreak/>
         <w:t>4 Подсистема «Организационная структура и права доступа»</w:t>
@@ -10033,7 +10033,7 @@
       <w:pPr>
         <w:pStyle w:val="21"/>
       </w:pPr>
-      <w:bookmarkStart w:id="11" w:name="_Toc242192388"/>
+      <w:bookmarkStart w:id="11" w:name="_Toc242194070"/>
       <w:r>
         <w:t>4.1 ОРГ-01 Вход в систему и выход</w:t>
       </w:r>
@@ -10123,7 +10123,7 @@
       <w:pPr>
         <w:pStyle w:val="21"/>
       </w:pPr>
-      <w:bookmarkStart w:id="12" w:name="_Toc242192389"/>
+      <w:bookmarkStart w:id="12" w:name="_Toc242194071"/>
       <w:r>
         <w:t>4.2 ОРГ-02 Восстановление и смена пароля</w:t>
       </w:r>
@@ -10179,7 +10179,7 @@
       <w:pPr>
         <w:pStyle w:val="21"/>
       </w:pPr>
-      <w:bookmarkStart w:id="13" w:name="_Toc242192390"/>
+      <w:bookmarkStart w:id="13" w:name="_Toc242194072"/>
       <w:r>
         <w:t>4.3 ОРГ-03 Ведение компаний</w:t>
       </w:r>
@@ -10209,7 +10209,7 @@
       <w:pPr>
         <w:pStyle w:val="21"/>
       </w:pPr>
-      <w:bookmarkStart w:id="14" w:name="_Toc242192391"/>
+      <w:bookmarkStart w:id="14" w:name="_Toc242194073"/>
       <w:r>
         <w:t>4.4 ОРГ-04 Ведение отделов</w:t>
       </w:r>
@@ -10239,7 +10239,7 @@
       <w:pPr>
         <w:pStyle w:val="21"/>
       </w:pPr>
-      <w:bookmarkStart w:id="15" w:name="_Toc242192392"/>
+      <w:bookmarkStart w:id="15" w:name="_Toc242194074"/>
       <w:r>
         <w:t>4.5 ОРГ-05 Ведение пользователей</w:t>
       </w:r>
@@ -10289,7 +10289,7 @@
       <w:pPr>
         <w:pStyle w:val="21"/>
       </w:pPr>
-      <w:bookmarkStart w:id="16" w:name="_Toc242192393"/>
+      <w:bookmarkStart w:id="16" w:name="_Toc242194075"/>
       <w:r>
         <w:t>4.6 ОРГ-06 Ведение ролей и разрешений</w:t>
       </w:r>
@@ -10345,7 +10345,7 @@
       <w:pPr>
         <w:pStyle w:val="21"/>
       </w:pPr>
-      <w:bookmarkStart w:id="17" w:name="_Toc242192394"/>
+      <w:bookmarkStart w:id="17" w:name="_Toc242194076"/>
       <w:r>
         <w:t>4.7 ОРГ-07 Разграничение доступа к данным</w:t>
       </w:r>
@@ -10433,7 +10433,7 @@
       <w:pPr>
         <w:pStyle w:val="21"/>
       </w:pPr>
-      <w:bookmarkStart w:id="18" w:name="_Toc242192395"/>
+      <w:bookmarkStart w:id="18" w:name="_Toc242194077"/>
       <w:r>
         <w:t>4.8 ОРГ-08 Журнал изменений прав доступа</w:t>
       </w:r>
@@ -10454,7 +10454,7 @@
         <w:pStyle w:val="1"/>
         <w:pageBreakBefore/>
       </w:pPr>
-      <w:bookmarkStart w:id="19" w:name="_Toc242192396"/>
+      <w:bookmarkStart w:id="19" w:name="_Toc242194078"/>
       <w:r>
         <w:lastRenderedPageBreak/>
         <w:t>5 Подсистема «Каталог недвижимости»</w:t>
@@ -10465,7 +10465,7 @@
       <w:pPr>
         <w:pStyle w:val="21"/>
       </w:pPr>
-      <w:bookmarkStart w:id="20" w:name="_Toc242192397"/>
+      <w:bookmarkStart w:id="20" w:name="_Toc242194079"/>
       <w:r>
         <w:t>5.1 КАТ-01 Ведение проектов</w:t>
       </w:r>
@@ -10495,7 +10495,7 @@
       <w:pPr>
         <w:pStyle w:val="21"/>
       </w:pPr>
-      <w:bookmarkStart w:id="21" w:name="_Toc242192398"/>
+      <w:bookmarkStart w:id="21" w:name="_Toc242194080"/>
       <w:r>
         <w:t>5.2 КАТ-02 Ведение домов</w:t>
       </w:r>
@@ -10525,7 +10525,7 @@
       <w:pPr>
         <w:pStyle w:val="21"/>
       </w:pPr>
-      <w:bookmarkStart w:id="22" w:name="_Toc242192399"/>
+      <w:bookmarkStart w:id="22" w:name="_Toc242194081"/>
       <w:r>
         <w:t>5.3 КАТ-03 Загрузка объектов из шаблона</w:t>
       </w:r>
@@ -10586,7 +10586,7 @@
       <w:pPr>
         <w:pStyle w:val="21"/>
       </w:pPr>
-      <w:bookmarkStart w:id="23" w:name="_Toc242192400"/>
+      <w:bookmarkStart w:id="23" w:name="_Toc242194082"/>
       <w:r>
         <w:t>5.4 КАТ-04 Шахматка и карточка объекта</w:t>
       </w:r>
@@ -11021,7 +11021,7 @@
       <w:pPr>
         <w:pStyle w:val="21"/>
       </w:pPr>
-      <w:bookmarkStart w:id="24" w:name="_Toc242192401"/>
+      <w:bookmarkStart w:id="24" w:name="_Toc242194083"/>
       <w:r>
         <w:t>5.5 КАТ-05 Вывод объекта из продажи (резерв)</w:t>
       </w:r>
@@ -11052,7 +11052,7 @@
       <w:pPr>
         <w:pStyle w:val="21"/>
       </w:pPr>
-      <w:bookmarkStart w:id="25" w:name="_Toc242192402"/>
+      <w:bookmarkStart w:id="25" w:name="_Toc242194084"/>
       <w:r>
         <w:t>5.6 КАТ-06 Ведение планировок</w:t>
       </w:r>
@@ -11092,7 +11092,7 @@
       <w:pPr>
         <w:pStyle w:val="21"/>
       </w:pPr>
-      <w:bookmarkStart w:id="26" w:name="_Toc242192403"/>
+      <w:bookmarkStart w:id="26" w:name="_Toc242194085"/>
       <w:r>
         <w:t>5.7 КАТ-07 Ведение галерей</w:t>
       </w:r>
@@ -11117,7 +11117,7 @@
       <w:pPr>
         <w:pStyle w:val="21"/>
       </w:pPr>
-      <w:bookmarkStart w:id="27" w:name="_Toc242192404"/>
+      <w:bookmarkStart w:id="27" w:name="_Toc242194086"/>
       <w:r>
         <w:t>5.8 КАТ-08 Ведение скидок</w:t>
       </w:r>
@@ -11174,7 +11174,7 @@
         <w:pStyle w:val="1"/>
         <w:pageBreakBefore/>
       </w:pPr>
-      <w:bookmarkStart w:id="28" w:name="_Toc242192405"/>
+      <w:bookmarkStart w:id="28" w:name="_Toc242194087"/>
       <w:r>
         <w:lastRenderedPageBreak/>
         <w:t>6 Подсистема «Работа с клиентами»</w:t>
@@ -11185,7 +11185,7 @@
       <w:pPr>
         <w:pStyle w:val="21"/>
       </w:pPr>
-      <w:bookmarkStart w:id="29" w:name="_Toc242192406"/>
+      <w:bookmarkStart w:id="29" w:name="_Toc242194088"/>
       <w:r>
         <w:t>6.1 КЛИ-01 Ведение клиентов</w:t>
       </w:r>
@@ -11250,7 +11250,7 @@
       <w:pPr>
         <w:pStyle w:val="21"/>
       </w:pPr>
-      <w:bookmarkStart w:id="30" w:name="_Toc242192407"/>
+      <w:bookmarkStart w:id="30" w:name="_Toc242194089"/>
       <w:r>
         <w:t>6.2 КЛИ-02 Ведение заявок</w:t>
       </w:r>
@@ -11306,7 +11306,7 @@
       <w:pPr>
         <w:pStyle w:val="21"/>
       </w:pPr>
-      <w:bookmarkStart w:id="31" w:name="_Toc242192408"/>
+      <w:bookmarkStart w:id="31" w:name="_Toc242194090"/>
       <w:r>
         <w:t>6.3 КЛИ-03 Канбан-доска заявок</w:t>
       </w:r>
@@ -11331,7 +11331,7 @@
       <w:pPr>
         <w:pStyle w:val="21"/>
       </w:pPr>
-      <w:bookmarkStart w:id="32" w:name="_Toc242192409"/>
+      <w:bookmarkStart w:id="32" w:name="_Toc242194091"/>
       <w:r>
         <w:t>6.4 КЛИ-04 Ведение встреч</w:t>
       </w:r>
@@ -11386,7 +11386,7 @@
       <w:pPr>
         <w:pStyle w:val="21"/>
       </w:pPr>
-      <w:bookmarkStart w:id="33" w:name="_Toc242192410"/>
+      <w:bookmarkStart w:id="33" w:name="_Toc242194092"/>
       <w:r>
         <w:t>6.5 КЛИ-05 Ведение справочников заявок</w:t>
       </w:r>
@@ -11413,7 +11413,7 @@
         <w:pStyle w:val="1"/>
         <w:pageBreakBefore/>
       </w:pPr>
-      <w:bookmarkStart w:id="34" w:name="_Toc242192411"/>
+      <w:bookmarkStart w:id="34" w:name="_Toc242194093"/>
       <w:r>
         <w:lastRenderedPageBreak/>
         <w:t>7 Подсистема «Сделки»</w:t>
@@ -11424,7 +11424,7 @@
       <w:pPr>
         <w:pStyle w:val="21"/>
       </w:pPr>
-      <w:bookmarkStart w:id="35" w:name="_Toc242192412"/>
+      <w:bookmarkStart w:id="35" w:name="_Toc242194094"/>
       <w:r>
         <w:t>7.1 СДЕ-01 Создание брони</w:t>
       </w:r>
@@ -11484,7 +11484,7 @@
       <w:pPr>
         <w:pStyle w:val="21"/>
       </w:pPr>
-      <w:bookmarkStart w:id="36" w:name="_Toc242192413"/>
+      <w:bookmarkStart w:id="36" w:name="_Toc242194095"/>
       <w:r>
         <w:t>7.2 СДЕ-02 Условия сделки и применение скидок</w:t>
       </w:r>
@@ -11555,7 +11555,7 @@
       <w:pPr>
         <w:pStyle w:val="21"/>
       </w:pPr>
-      <w:bookmarkStart w:id="37" w:name="_Toc242192414"/>
+      <w:bookmarkStart w:id="37" w:name="_Toc242194096"/>
       <w:r>
         <w:t>7.3 СДЕ-03 Реквизиты договора и закрытие сделки</w:t>
       </w:r>
@@ -11605,7 +11605,7 @@
       <w:pPr>
         <w:pStyle w:val="21"/>
       </w:pPr>
-      <w:bookmarkStart w:id="38" w:name="_Toc242192415"/>
+      <w:bookmarkStart w:id="38" w:name="_Toc242194097"/>
       <w:r>
         <w:t>7.4 СДЕ-04 Отмена и расторжение сделки</w:t>
       </w:r>
@@ -11662,7 +11662,7 @@
         <w:pStyle w:val="1"/>
         <w:pageBreakBefore/>
       </w:pPr>
-      <w:bookmarkStart w:id="39" w:name="_Toc242192416"/>
+      <w:bookmarkStart w:id="39" w:name="_Toc242194098"/>
       <w:r>
         <w:lastRenderedPageBreak/>
         <w:t>8 Подсистема «Финансы»</w:t>
@@ -11673,7 +11673,7 @@
       <w:pPr>
         <w:pStyle w:val="21"/>
       </w:pPr>
-      <w:bookmarkStart w:id="40" w:name="_Toc242192417"/>
+      <w:bookmarkStart w:id="40" w:name="_Toc242194099"/>
       <w:r>
         <w:t>8.1 ФИН-01 Ведение графика платежей</w:t>
       </w:r>
@@ -11748,7 +11748,7 @@
       <w:pPr>
         <w:pStyle w:val="21"/>
       </w:pPr>
-      <w:bookmarkStart w:id="41" w:name="_Toc242192418"/>
+      <w:bookmarkStart w:id="41" w:name="_Toc242194100"/>
       <w:r>
         <w:t>8.2 ФИН-02 Отметка оплаты</w:t>
       </w:r>
@@ -11799,7 +11799,7 @@
       <w:pPr>
         <w:pStyle w:val="21"/>
       </w:pPr>
-      <w:bookmarkStart w:id="42" w:name="_Toc242192419"/>
+      <w:bookmarkStart w:id="42" w:name="_Toc242194101"/>
       <w:r>
         <w:t>8.3 ФИН-03 Учёт просрочки</w:t>
       </w:r>
@@ -11819,7 +11819,7 @@
       <w:pPr>
         <w:pStyle w:val="21"/>
       </w:pPr>
-      <w:bookmarkStart w:id="43" w:name="_Toc242192420"/>
+      <w:bookmarkStart w:id="43" w:name="_Toc242194102"/>
       <w:r>
         <w:t>8.4 ФИН-04 Учёт возвратов</w:t>
       </w:r>
@@ -11849,7 +11849,7 @@
       <w:pPr>
         <w:pStyle w:val="21"/>
       </w:pPr>
-      <w:bookmarkStart w:id="44" w:name="_Toc242192421"/>
+      <w:bookmarkStart w:id="44" w:name="_Toc242194103"/>
       <w:r>
         <w:t>8.5 ФИН-05 Список и сводная таблица платежей</w:t>
       </w:r>
@@ -11879,7 +11879,7 @@
       <w:pPr>
         <w:pStyle w:val="21"/>
       </w:pPr>
-      <w:bookmarkStart w:id="45" w:name="_Toc242192422"/>
+      <w:bookmarkStart w:id="45" w:name="_Toc242194104"/>
       <w:r>
         <w:lastRenderedPageBreak/>
         <w:t>8.6 ФИН-06 Ведение финансовых справочников</w:t>
@@ -11930,7 +11930,7 @@
       <w:pPr>
         <w:pStyle w:val="21"/>
       </w:pPr>
-      <w:bookmarkStart w:id="46" w:name="_Toc242192423"/>
+      <w:bookmarkStart w:id="46" w:name="_Toc242194105"/>
       <w:r>
         <w:t>8.7 ФИН-07 Валюты и курсы</w:t>
       </w:r>
@@ -11991,7 +11991,7 @@
       <w:pPr>
         <w:pStyle w:val="21"/>
       </w:pPr>
-      <w:bookmarkStart w:id="47" w:name="_Toc242192424"/>
+      <w:bookmarkStart w:id="47" w:name="_Toc242194106"/>
       <w:r>
         <w:t>8.8 ФИН-08 Планы оплаты и варианты оплаты</w:t>
       </w:r>
@@ -12061,7 +12061,7 @@
         <w:pStyle w:val="1"/>
         <w:pageBreakBefore/>
       </w:pPr>
-      <w:bookmarkStart w:id="48" w:name="_Toc242192425"/>
+      <w:bookmarkStart w:id="48" w:name="_Toc242194107"/>
       <w:r>
         <w:lastRenderedPageBreak/>
         <w:t>9 Подсистема «Шаблоны документов»</w:t>
@@ -12072,7 +12072,7 @@
       <w:pPr>
         <w:pStyle w:val="21"/>
       </w:pPr>
-      <w:bookmarkStart w:id="49" w:name="_Toc242192426"/>
+      <w:bookmarkStart w:id="49" w:name="_Toc242194108"/>
       <w:r>
         <w:t>9.1 ДОК-01 Ведение шаблонов документов</w:t>
       </w:r>
@@ -12112,7 +12112,7 @@
       <w:pPr>
         <w:pStyle w:val="21"/>
       </w:pPr>
-      <w:bookmarkStart w:id="50" w:name="_Toc242192427"/>
+      <w:bookmarkStart w:id="50" w:name="_Toc242194109"/>
       <w:r>
         <w:t>9.2 ДОК-02 Формирование документа по сделке</w:t>
       </w:r>
@@ -12163,7 +12163,7 @@
         <w:pStyle w:val="1"/>
         <w:pageBreakBefore/>
       </w:pPr>
-      <w:bookmarkStart w:id="51" w:name="_Toc242192428"/>
+      <w:bookmarkStart w:id="51" w:name="_Toc242194110"/>
       <w:r>
         <w:lastRenderedPageBreak/>
         <w:t>10 Подсистема «Задачи»</w:t>
@@ -12174,7 +12174,7 @@
       <w:pPr>
         <w:pStyle w:val="21"/>
       </w:pPr>
-      <w:bookmarkStart w:id="52" w:name="_Toc242192429"/>
+      <w:bookmarkStart w:id="52" w:name="_Toc242194111"/>
       <w:r>
         <w:t>10.1 ЗАД-01 Постановка задачи</w:t>
       </w:r>
@@ -12204,7 +12204,7 @@
       <w:pPr>
         <w:pStyle w:val="21"/>
       </w:pPr>
-      <w:bookmarkStart w:id="53" w:name="_Toc242192430"/>
+      <w:bookmarkStart w:id="53" w:name="_Toc242194112"/>
       <w:r>
         <w:t>10.2 ЗАД-02 Исполнение и контроль задачи</w:t>
       </w:r>
@@ -12249,7 +12249,7 @@
       <w:pPr>
         <w:pStyle w:val="21"/>
       </w:pPr>
-      <w:bookmarkStart w:id="54" w:name="_Toc242192431"/>
+      <w:bookmarkStart w:id="54" w:name="_Toc242194113"/>
       <w:r>
         <w:t>10.3 ЗАД-03 Представления задач</w:t>
       </w:r>
@@ -12265,7 +12265,7 @@
         <w:pStyle w:val="1"/>
         <w:pageBreakBefore/>
       </w:pPr>
-      <w:bookmarkStart w:id="55" w:name="_Toc242192432"/>
+      <w:bookmarkStart w:id="55" w:name="_Toc242194114"/>
       <w:r>
         <w:lastRenderedPageBreak/>
         <w:t>11 Подсистема «Аналитика и отчётность»</w:t>
@@ -12276,7 +12276,7 @@
       <w:pPr>
         <w:pStyle w:val="21"/>
       </w:pPr>
-      <w:bookmarkStart w:id="56" w:name="_Toc242192433"/>
+      <w:bookmarkStart w:id="56" w:name="_Toc242194115"/>
       <w:r>
         <w:t>11.1 АНА-01 Дашборд</w:t>
       </w:r>
@@ -12301,7 +12301,7 @@
       <w:pPr>
         <w:pStyle w:val="21"/>
       </w:pPr>
-      <w:bookmarkStart w:id="57" w:name="_Toc242192434"/>
+      <w:bookmarkStart w:id="57" w:name="_Toc242194116"/>
       <w:r>
         <w:t>11.2 АНА-02 Сводные таблицы</w:t>
       </w:r>
@@ -12346,7 +12346,7 @@
       <w:pPr>
         <w:pStyle w:val="21"/>
       </w:pPr>
-      <w:bookmarkStart w:id="58" w:name="_Toc242192435"/>
+      <w:bookmarkStart w:id="58" w:name="_Toc242194117"/>
       <w:r>
         <w:t>11.3 АНА-03 Планы продаж</w:t>
       </w:r>
@@ -12371,7 +12371,7 @@
       <w:pPr>
         <w:pStyle w:val="21"/>
       </w:pPr>
-      <w:bookmarkStart w:id="59" w:name="_Toc242192436"/>
+      <w:bookmarkStart w:id="59" w:name="_Toc242194118"/>
       <w:r>
         <w:lastRenderedPageBreak/>
         <w:t>11.4 АНА-04 Отчёты «план-факт»</w:t>
@@ -12423,7 +12423,7 @@
         <w:pStyle w:val="1"/>
         <w:pageBreakBefore/>
       </w:pPr>
-      <w:bookmarkStart w:id="60" w:name="_Toc242192437"/>
+      <w:bookmarkStart w:id="60" w:name="_Toc242194119"/>
       <w:r>
         <w:lastRenderedPageBreak/>
         <w:t>12 Подсистема «Интеграция с партнёрами»</w:t>
@@ -12434,7 +12434,7 @@
       <w:pPr>
         <w:pStyle w:val="21"/>
       </w:pPr>
-      <w:bookmarkStart w:id="61" w:name="_Toc242192438"/>
+      <w:bookmarkStart w:id="61" w:name="_Toc242194120"/>
       <w:r>
         <w:t>12.1 ИНТ-01 Выдача сведений партнёрам</w:t>
       </w:r>
@@ -12504,7 +12504,7 @@
       <w:pPr>
         <w:pStyle w:val="21"/>
       </w:pPr>
-      <w:bookmarkStart w:id="62" w:name="_Toc242192439"/>
+      <w:bookmarkStart w:id="62" w:name="_Toc242194121"/>
       <w:r>
         <w:t>12.2 ИНТ-02 Приём заявок от партнёров</w:t>
       </w:r>
@@ -12544,7 +12544,7 @@
       <w:pPr>
         <w:pStyle w:val="21"/>
       </w:pPr>
-      <w:bookmarkStart w:id="63" w:name="_Toc242192440"/>
+      <w:bookmarkStart w:id="63" w:name="_Toc242194122"/>
       <w:r>
         <w:t>12.3 ИНТ-03 Управление API-ключами</w:t>
       </w:r>
@@ -12576,7 +12576,7 @@
         <w:pStyle w:val="1"/>
         <w:pageBreakBefore/>
       </w:pPr>
-      <w:bookmarkStart w:id="64" w:name="_Toc242192441"/>
+      <w:bookmarkStart w:id="64" w:name="_Toc242194123"/>
       <w:r>
         <w:lastRenderedPageBreak/>
         <w:t>13 Подсистема «Регламентные задания»</w:t>
@@ -12587,7 +12587,7 @@
       <w:pPr>
         <w:pStyle w:val="21"/>
       </w:pPr>
-      <w:bookmarkStart w:id="65" w:name="_Toc242192442"/>
+      <w:bookmarkStart w:id="65" w:name="_Toc242194124"/>
       <w:r>
         <w:t>13.1 РЕГ-01 Пересчёт просрочки платежей</w:t>
       </w:r>
@@ -12612,7 +12612,7 @@
       <w:pPr>
         <w:pStyle w:val="21"/>
       </w:pPr>
-      <w:bookmarkStart w:id="66" w:name="_Toc242192443"/>
+      <w:bookmarkStart w:id="66" w:name="_Toc242194125"/>
       <w:r>
         <w:t>13.2 РЕГ-02 Снятие истёкших броней</w:t>
       </w:r>
@@ -12637,7 +12637,7 @@
       <w:pPr>
         <w:pStyle w:val="21"/>
       </w:pPr>
-      <w:bookmarkStart w:id="67" w:name="_Toc242192444"/>
+      <w:bookmarkStart w:id="67" w:name="_Toc242194126"/>
       <w:r>
         <w:t>13.3 РЕГ-03 Закрытие забытых встреч</w:t>
       </w:r>
@@ -12662,7 +12662,7 @@
       <w:pPr>
         <w:pStyle w:val="21"/>
       </w:pPr>
-      <w:bookmarkStart w:id="68" w:name="_Toc242192445"/>
+      <w:bookmarkStart w:id="68" w:name="_Toc242194127"/>
       <w:r>
         <w:t>13.4 РЕГ-04 Загрузка курсов валют</w:t>
       </w:r>
@@ -12698,7 +12698,7 @@
         <w:pStyle w:val="1"/>
         <w:pageBreakBefore/>
       </w:pPr>
-      <w:bookmarkStart w:id="69" w:name="_Toc242192446"/>
+      <w:bookmarkStart w:id="69" w:name="_Toc242194128"/>
       <w:r>
         <w:lastRenderedPageBreak/>
         <w:t>14 Типовые решения</w:t>
@@ -12717,7 +12717,7 @@
         <w:ind w:firstLine="0"/>
         <w:jc w:val="center"/>
       </w:pPr>
-      <w:bookmarkStart w:id="70" w:name="_Toc242192447"/>
+      <w:bookmarkStart w:id="70" w:name="_Toc242194129"/>
       <w:r>
         <w:lastRenderedPageBreak/>
         <w:t>ЛИСТ РЕГИСТРАЦИИ ИЗМЕНЕНИЙ</w:t>
@@ -14779,31 +14779,31 @@
       </w:rPr>
     </w:lvl>
   </w:abstractNum>
-  <w:num w:numId="1" w16cid:durableId="1121846474">
+  <w:num w:numId="1" w16cid:durableId="263802624">
     <w:abstractNumId w:val="8"/>
   </w:num>
-  <w:num w:numId="2" w16cid:durableId="726957743">
+  <w:num w:numId="2" w16cid:durableId="1358384710">
     <w:abstractNumId w:val="6"/>
   </w:num>
-  <w:num w:numId="3" w16cid:durableId="940574468">
+  <w:num w:numId="3" w16cid:durableId="1605917589">
     <w:abstractNumId w:val="5"/>
   </w:num>
-  <w:num w:numId="4" w16cid:durableId="1388333020">
+  <w:num w:numId="4" w16cid:durableId="32926567">
     <w:abstractNumId w:val="4"/>
   </w:num>
-  <w:num w:numId="5" w16cid:durableId="436219377">
+  <w:num w:numId="5" w16cid:durableId="1160341028">
     <w:abstractNumId w:val="7"/>
   </w:num>
-  <w:num w:numId="6" w16cid:durableId="909314687">
+  <w:num w:numId="6" w16cid:durableId="790705335">
     <w:abstractNumId w:val="3"/>
   </w:num>
-  <w:num w:numId="7" w16cid:durableId="1845169852">
+  <w:num w:numId="7" w16cid:durableId="87117263">
     <w:abstractNumId w:val="2"/>
   </w:num>
-  <w:num w:numId="8" w16cid:durableId="2101753088">
+  <w:num w:numId="8" w16cid:durableId="1761945818">
     <w:abstractNumId w:val="1"/>
   </w:num>
-  <w:num w:numId="9" w16cid:durableId="542593173">
+  <w:num w:numId="9" w16cid:durableId="1674994449">
     <w:abstractNumId w:val="0"/>
   </w:num>
 </w:numbering>
@@ -26336,7 +26336,7 @@
     <w:autoRedefine/>
     <w:uiPriority w:val="39"/>
     <w:unhideWhenUsed/>
-    <w:rsid w:val="00723770"/>
+    <w:rsid w:val="001E6FB2"/>
     <w:pPr>
       <w:spacing w:after="100"/>
     </w:pPr>
@@ -26348,7 +26348,7 @@
     <w:autoRedefine/>
     <w:uiPriority w:val="39"/>
     <w:unhideWhenUsed/>
-    <w:rsid w:val="00723770"/>
+    <w:rsid w:val="001E6FB2"/>
     <w:pPr>
       <w:spacing w:after="100"/>
       <w:ind w:left="240"/>
@@ -26359,7 +26359,7 @@
     <w:basedOn w:val="a2"/>
     <w:uiPriority w:val="99"/>
     <w:unhideWhenUsed/>
-    <w:rsid w:val="00723770"/>
+    <w:rsid w:val="001E6FB2"/>
     <w:rPr>
       <w:color w:val="0000FF" w:themeColor="hyperlink"/>
       <w:u w:val="single"/>

--- a/docs/gost/out/03_П3_Описание_автоматизированных_функций.docx
+++ b/docs/gost/out/03_П3_Описание_автоматизированных_функций.docx
@@ -306,7 +306,7 @@
       <w:r>
         <w:fldChar w:fldCharType="separate"/>
       </w:r>
-      <w:hyperlink w:anchor="_Toc242194059" w:history="1">
+      <w:hyperlink w:anchor="_Toc242436339" w:history="1">
         <w:r>
           <w:rPr>
             <w:rStyle w:val="aff8"/>
@@ -333,7 +333,7 @@
             <w:noProof/>
             <w:webHidden/>
           </w:rPr>
-          <w:instrText xml:space="preserve"> PAGEREF _Toc242194059 \h </w:instrText>
+          <w:instrText xml:space="preserve"> PAGEREF _Toc242436339 \h </w:instrText>
         </w:r>
         <w:r>
           <w:rPr>
@@ -379,7 +379,7 @@
           <w14:ligatures w14:val="standardContextual"/>
         </w:rPr>
       </w:pPr>
-      <w:hyperlink w:anchor="_Toc242194060" w:history="1">
+      <w:hyperlink w:anchor="_Toc242436340" w:history="1">
         <w:r>
           <w:rPr>
             <w:rStyle w:val="aff8"/>
@@ -406,7 +406,7 @@
             <w:noProof/>
             <w:webHidden/>
           </w:rPr>
-          <w:instrText xml:space="preserve"> PAGEREF _Toc242194060 \h </w:instrText>
+          <w:instrText xml:space="preserve"> PAGEREF _Toc242436340 \h </w:instrText>
         </w:r>
         <w:r>
           <w:rPr>
@@ -452,7 +452,7 @@
           <w14:ligatures w14:val="standardContextual"/>
         </w:rPr>
       </w:pPr>
-      <w:hyperlink w:anchor="_Toc242194061" w:history="1">
+      <w:hyperlink w:anchor="_Toc242436341" w:history="1">
         <w:r>
           <w:rPr>
             <w:rStyle w:val="aff8"/>
@@ -479,7 +479,7 @@
             <w:noProof/>
             <w:webHidden/>
           </w:rPr>
-          <w:instrText xml:space="preserve"> PAGEREF _Toc242194061 \h </w:instrText>
+          <w:instrText xml:space="preserve"> PAGEREF _Toc242436341 \h </w:instrText>
         </w:r>
         <w:r>
           <w:rPr>
@@ -525,7 +525,7 @@
           <w14:ligatures w14:val="standardContextual"/>
         </w:rPr>
       </w:pPr>
-      <w:hyperlink w:anchor="_Toc242194062" w:history="1">
+      <w:hyperlink w:anchor="_Toc242436342" w:history="1">
         <w:r>
           <w:rPr>
             <w:rStyle w:val="aff8"/>
@@ -552,7 +552,7 @@
             <w:noProof/>
             <w:webHidden/>
           </w:rPr>
-          <w:instrText xml:space="preserve"> PAGEREF _Toc242194062 \h </w:instrText>
+          <w:instrText xml:space="preserve"> PAGEREF _Toc242436342 \h </w:instrText>
         </w:r>
         <w:r>
           <w:rPr>
@@ -598,7 +598,7 @@
           <w14:ligatures w14:val="standardContextual"/>
         </w:rPr>
       </w:pPr>
-      <w:hyperlink w:anchor="_Toc242194063" w:history="1">
+      <w:hyperlink w:anchor="_Toc242436343" w:history="1">
         <w:r>
           <w:rPr>
             <w:rStyle w:val="aff8"/>
@@ -625,7 +625,7 @@
             <w:noProof/>
             <w:webHidden/>
           </w:rPr>
-          <w:instrText xml:space="preserve"> PAGEREF _Toc242194063 \h </w:instrText>
+          <w:instrText xml:space="preserve"> PAGEREF _Toc242436343 \h </w:instrText>
         </w:r>
         <w:r>
           <w:rPr>
@@ -671,7 +671,7 @@
           <w14:ligatures w14:val="standardContextual"/>
         </w:rPr>
       </w:pPr>
-      <w:hyperlink w:anchor="_Toc242194064" w:history="1">
+      <w:hyperlink w:anchor="_Toc242436344" w:history="1">
         <w:r>
           <w:rPr>
             <w:rStyle w:val="aff8"/>
@@ -698,7 +698,7 @@
             <w:noProof/>
             <w:webHidden/>
           </w:rPr>
-          <w:instrText xml:space="preserve"> PAGEREF _Toc242194064 \h </w:instrText>
+          <w:instrText xml:space="preserve"> PAGEREF _Toc242436344 \h </w:instrText>
         </w:r>
         <w:r>
           <w:rPr>
@@ -744,7 +744,7 @@
           <w14:ligatures w14:val="standardContextual"/>
         </w:rPr>
       </w:pPr>
-      <w:hyperlink w:anchor="_Toc242194065" w:history="1">
+      <w:hyperlink w:anchor="_Toc242436345" w:history="1">
         <w:r>
           <w:rPr>
             <w:rStyle w:val="aff8"/>
@@ -771,7 +771,7 @@
             <w:noProof/>
             <w:webHidden/>
           </w:rPr>
-          <w:instrText xml:space="preserve"> PAGEREF _Toc242194065 \h </w:instrText>
+          <w:instrText xml:space="preserve"> PAGEREF _Toc242436345 \h </w:instrText>
         </w:r>
         <w:r>
           <w:rPr>
@@ -817,7 +817,7 @@
           <w14:ligatures w14:val="standardContextual"/>
         </w:rPr>
       </w:pPr>
-      <w:hyperlink w:anchor="_Toc242194066" w:history="1">
+      <w:hyperlink w:anchor="_Toc242436346" w:history="1">
         <w:r>
           <w:rPr>
             <w:rStyle w:val="aff8"/>
@@ -844,7 +844,7 @@
             <w:noProof/>
             <w:webHidden/>
           </w:rPr>
-          <w:instrText xml:space="preserve"> PAGEREF _Toc242194066 \h </w:instrText>
+          <w:instrText xml:space="preserve"> PAGEREF _Toc242436346 \h </w:instrText>
         </w:r>
         <w:r>
           <w:rPr>
@@ -890,7 +890,7 @@
           <w14:ligatures w14:val="standardContextual"/>
         </w:rPr>
       </w:pPr>
-      <w:hyperlink w:anchor="_Toc242194067" w:history="1">
+      <w:hyperlink w:anchor="_Toc242436347" w:history="1">
         <w:r>
           <w:rPr>
             <w:rStyle w:val="aff8"/>
@@ -917,7 +917,7 @@
             <w:noProof/>
             <w:webHidden/>
           </w:rPr>
-          <w:instrText xml:space="preserve"> PAGEREF _Toc242194067 \h </w:instrText>
+          <w:instrText xml:space="preserve"> PAGEREF _Toc242436347 \h </w:instrText>
         </w:r>
         <w:r>
           <w:rPr>
@@ -963,7 +963,7 @@
           <w14:ligatures w14:val="standardContextual"/>
         </w:rPr>
       </w:pPr>
-      <w:hyperlink w:anchor="_Toc242194068" w:history="1">
+      <w:hyperlink w:anchor="_Toc242436348" w:history="1">
         <w:r>
           <w:rPr>
             <w:rStyle w:val="aff8"/>
@@ -990,7 +990,7 @@
             <w:noProof/>
             <w:webHidden/>
           </w:rPr>
-          <w:instrText xml:space="preserve"> PAGEREF _Toc242194068 \h </w:instrText>
+          <w:instrText xml:space="preserve"> PAGEREF _Toc242436348 \h </w:instrText>
         </w:r>
         <w:r>
           <w:rPr>
@@ -1036,7 +1036,7 @@
           <w14:ligatures w14:val="standardContextual"/>
         </w:rPr>
       </w:pPr>
-      <w:hyperlink w:anchor="_Toc242194069" w:history="1">
+      <w:hyperlink w:anchor="_Toc242436349" w:history="1">
         <w:r>
           <w:rPr>
             <w:rStyle w:val="aff8"/>
@@ -1063,7 +1063,7 @@
             <w:noProof/>
             <w:webHidden/>
           </w:rPr>
-          <w:instrText xml:space="preserve"> PAGEREF _Toc242194069 \h </w:instrText>
+          <w:instrText xml:space="preserve"> PAGEREF _Toc242436349 \h </w:instrText>
         </w:r>
         <w:r>
           <w:rPr>
@@ -1109,7 +1109,7 @@
           <w14:ligatures w14:val="standardContextual"/>
         </w:rPr>
       </w:pPr>
-      <w:hyperlink w:anchor="_Toc242194070" w:history="1">
+      <w:hyperlink w:anchor="_Toc242436350" w:history="1">
         <w:r>
           <w:rPr>
             <w:rStyle w:val="aff8"/>
@@ -1136,7 +1136,7 @@
             <w:noProof/>
             <w:webHidden/>
           </w:rPr>
-          <w:instrText xml:space="preserve"> PAGEREF _Toc242194070 \h </w:instrText>
+          <w:instrText xml:space="preserve"> PAGEREF _Toc242436350 \h </w:instrText>
         </w:r>
         <w:r>
           <w:rPr>
@@ -1182,7 +1182,7 @@
           <w14:ligatures w14:val="standardContextual"/>
         </w:rPr>
       </w:pPr>
-      <w:hyperlink w:anchor="_Toc242194071" w:history="1">
+      <w:hyperlink w:anchor="_Toc242436351" w:history="1">
         <w:r>
           <w:rPr>
             <w:rStyle w:val="aff8"/>
@@ -1209,7 +1209,7 @@
             <w:noProof/>
             <w:webHidden/>
           </w:rPr>
-          <w:instrText xml:space="preserve"> PAGEREF _Toc242194071 \h </w:instrText>
+          <w:instrText xml:space="preserve"> PAGEREF _Toc242436351 \h </w:instrText>
         </w:r>
         <w:r>
           <w:rPr>
@@ -1255,7 +1255,7 @@
           <w14:ligatures w14:val="standardContextual"/>
         </w:rPr>
       </w:pPr>
-      <w:hyperlink w:anchor="_Toc242194072" w:history="1">
+      <w:hyperlink w:anchor="_Toc242436352" w:history="1">
         <w:r>
           <w:rPr>
             <w:rStyle w:val="aff8"/>
@@ -1282,7 +1282,7 @@
             <w:noProof/>
             <w:webHidden/>
           </w:rPr>
-          <w:instrText xml:space="preserve"> PAGEREF _Toc242194072 \h </w:instrText>
+          <w:instrText xml:space="preserve"> PAGEREF _Toc242436352 \h </w:instrText>
         </w:r>
         <w:r>
           <w:rPr>
@@ -1328,7 +1328,7 @@
           <w14:ligatures w14:val="standardContextual"/>
         </w:rPr>
       </w:pPr>
-      <w:hyperlink w:anchor="_Toc242194073" w:history="1">
+      <w:hyperlink w:anchor="_Toc242436353" w:history="1">
         <w:r>
           <w:rPr>
             <w:rStyle w:val="aff8"/>
@@ -1355,7 +1355,7 @@
             <w:noProof/>
             <w:webHidden/>
           </w:rPr>
-          <w:instrText xml:space="preserve"> PAGEREF _Toc242194073 \h </w:instrText>
+          <w:instrText xml:space="preserve"> PAGEREF _Toc242436353 \h </w:instrText>
         </w:r>
         <w:r>
           <w:rPr>
@@ -1401,7 +1401,7 @@
           <w14:ligatures w14:val="standardContextual"/>
         </w:rPr>
       </w:pPr>
-      <w:hyperlink w:anchor="_Toc242194074" w:history="1">
+      <w:hyperlink w:anchor="_Toc242436354" w:history="1">
         <w:r>
           <w:rPr>
             <w:rStyle w:val="aff8"/>
@@ -1428,7 +1428,7 @@
             <w:noProof/>
             <w:webHidden/>
           </w:rPr>
-          <w:instrText xml:space="preserve"> PAGEREF _Toc242194074 \h </w:instrText>
+          <w:instrText xml:space="preserve"> PAGEREF _Toc242436354 \h </w:instrText>
         </w:r>
         <w:r>
           <w:rPr>
@@ -1474,7 +1474,7 @@
           <w14:ligatures w14:val="standardContextual"/>
         </w:rPr>
       </w:pPr>
-      <w:hyperlink w:anchor="_Toc242194075" w:history="1">
+      <w:hyperlink w:anchor="_Toc242436355" w:history="1">
         <w:r>
           <w:rPr>
             <w:rStyle w:val="aff8"/>
@@ -1501,7 +1501,7 @@
             <w:noProof/>
             <w:webHidden/>
           </w:rPr>
-          <w:instrText xml:space="preserve"> PAGEREF _Toc242194075 \h </w:instrText>
+          <w:instrText xml:space="preserve"> PAGEREF _Toc242436355 \h </w:instrText>
         </w:r>
         <w:r>
           <w:rPr>
@@ -1547,7 +1547,7 @@
           <w14:ligatures w14:val="standardContextual"/>
         </w:rPr>
       </w:pPr>
-      <w:hyperlink w:anchor="_Toc242194076" w:history="1">
+      <w:hyperlink w:anchor="_Toc242436356" w:history="1">
         <w:r>
           <w:rPr>
             <w:rStyle w:val="aff8"/>
@@ -1574,7 +1574,7 @@
             <w:noProof/>
             <w:webHidden/>
           </w:rPr>
-          <w:instrText xml:space="preserve"> PAGEREF _Toc242194076 \h </w:instrText>
+          <w:instrText xml:space="preserve"> PAGEREF _Toc242436356 \h </w:instrText>
         </w:r>
         <w:r>
           <w:rPr>
@@ -1620,7 +1620,7 @@
           <w14:ligatures w14:val="standardContextual"/>
         </w:rPr>
       </w:pPr>
-      <w:hyperlink w:anchor="_Toc242194077" w:history="1">
+      <w:hyperlink w:anchor="_Toc242436357" w:history="1">
         <w:r>
           <w:rPr>
             <w:rStyle w:val="aff8"/>
@@ -1647,7 +1647,7 @@
             <w:noProof/>
             <w:webHidden/>
           </w:rPr>
-          <w:instrText xml:space="preserve"> PAGEREF _Toc242194077 \h </w:instrText>
+          <w:instrText xml:space="preserve"> PAGEREF _Toc242436357 \h </w:instrText>
         </w:r>
         <w:r>
           <w:rPr>
@@ -1693,7 +1693,7 @@
           <w14:ligatures w14:val="standardContextual"/>
         </w:rPr>
       </w:pPr>
-      <w:hyperlink w:anchor="_Toc242194078" w:history="1">
+      <w:hyperlink w:anchor="_Toc242436358" w:history="1">
         <w:r>
           <w:rPr>
             <w:rStyle w:val="aff8"/>
@@ -1720,7 +1720,7 @@
             <w:noProof/>
             <w:webHidden/>
           </w:rPr>
-          <w:instrText xml:space="preserve"> PAGEREF _Toc242194078 \h </w:instrText>
+          <w:instrText xml:space="preserve"> PAGEREF _Toc242436358 \h </w:instrText>
         </w:r>
         <w:r>
           <w:rPr>
@@ -1766,7 +1766,7 @@
           <w14:ligatures w14:val="standardContextual"/>
         </w:rPr>
       </w:pPr>
-      <w:hyperlink w:anchor="_Toc242194079" w:history="1">
+      <w:hyperlink w:anchor="_Toc242436359" w:history="1">
         <w:r>
           <w:rPr>
             <w:rStyle w:val="aff8"/>
@@ -1793,7 +1793,7 @@
             <w:noProof/>
             <w:webHidden/>
           </w:rPr>
-          <w:instrText xml:space="preserve"> PAGEREF _Toc242194079 \h </w:instrText>
+          <w:instrText xml:space="preserve"> PAGEREF _Toc242436359 \h </w:instrText>
         </w:r>
         <w:r>
           <w:rPr>
@@ -1839,7 +1839,7 @@
           <w14:ligatures w14:val="standardContextual"/>
         </w:rPr>
       </w:pPr>
-      <w:hyperlink w:anchor="_Toc242194080" w:history="1">
+      <w:hyperlink w:anchor="_Toc242436360" w:history="1">
         <w:r>
           <w:rPr>
             <w:rStyle w:val="aff8"/>
@@ -1866,7 +1866,7 @@
             <w:noProof/>
             <w:webHidden/>
           </w:rPr>
-          <w:instrText xml:space="preserve"> PAGEREF _Toc242194080 \h </w:instrText>
+          <w:instrText xml:space="preserve"> PAGEREF _Toc242436360 \h </w:instrText>
         </w:r>
         <w:r>
           <w:rPr>
@@ -1912,7 +1912,7 @@
           <w14:ligatures w14:val="standardContextual"/>
         </w:rPr>
       </w:pPr>
-      <w:hyperlink w:anchor="_Toc242194081" w:history="1">
+      <w:hyperlink w:anchor="_Toc242436361" w:history="1">
         <w:r>
           <w:rPr>
             <w:rStyle w:val="aff8"/>
@@ -1939,7 +1939,7 @@
             <w:noProof/>
             <w:webHidden/>
           </w:rPr>
-          <w:instrText xml:space="preserve"> PAGEREF _Toc242194081 \h </w:instrText>
+          <w:instrText xml:space="preserve"> PAGEREF _Toc242436361 \h </w:instrText>
         </w:r>
         <w:r>
           <w:rPr>
@@ -1985,7 +1985,7 @@
           <w14:ligatures w14:val="standardContextual"/>
         </w:rPr>
       </w:pPr>
-      <w:hyperlink w:anchor="_Toc242194082" w:history="1">
+      <w:hyperlink w:anchor="_Toc242436362" w:history="1">
         <w:r>
           <w:rPr>
             <w:rStyle w:val="aff8"/>
@@ -2012,7 +2012,7 @@
             <w:noProof/>
             <w:webHidden/>
           </w:rPr>
-          <w:instrText xml:space="preserve"> PAGEREF _Toc242194082 \h </w:instrText>
+          <w:instrText xml:space="preserve"> PAGEREF _Toc242436362 \h </w:instrText>
         </w:r>
         <w:r>
           <w:rPr>
@@ -2058,7 +2058,7 @@
           <w14:ligatures w14:val="standardContextual"/>
         </w:rPr>
       </w:pPr>
-      <w:hyperlink w:anchor="_Toc242194083" w:history="1">
+      <w:hyperlink w:anchor="_Toc242436363" w:history="1">
         <w:r>
           <w:rPr>
             <w:rStyle w:val="aff8"/>
@@ -2085,7 +2085,7 @@
             <w:noProof/>
             <w:webHidden/>
           </w:rPr>
-          <w:instrText xml:space="preserve"> PAGEREF _Toc242194083 \h </w:instrText>
+          <w:instrText xml:space="preserve"> PAGEREF _Toc242436363 \h </w:instrText>
         </w:r>
         <w:r>
           <w:rPr>
@@ -2105,7 +2105,7 @@
             <w:noProof/>
             <w:webHidden/>
           </w:rPr>
-          <w:t>16</w:t>
+          <w:t>17</w:t>
         </w:r>
         <w:r>
           <w:rPr>
@@ -2131,7 +2131,7 @@
           <w14:ligatures w14:val="standardContextual"/>
         </w:rPr>
       </w:pPr>
-      <w:hyperlink w:anchor="_Toc242194084" w:history="1">
+      <w:hyperlink w:anchor="_Toc242436364" w:history="1">
         <w:r>
           <w:rPr>
             <w:rStyle w:val="aff8"/>
@@ -2158,7 +2158,7 @@
             <w:noProof/>
             <w:webHidden/>
           </w:rPr>
-          <w:instrText xml:space="preserve"> PAGEREF _Toc242194084 \h </w:instrText>
+          <w:instrText xml:space="preserve"> PAGEREF _Toc242436364 \h </w:instrText>
         </w:r>
         <w:r>
           <w:rPr>
@@ -2204,7 +2204,7 @@
           <w14:ligatures w14:val="standardContextual"/>
         </w:rPr>
       </w:pPr>
-      <w:hyperlink w:anchor="_Toc242194085" w:history="1">
+      <w:hyperlink w:anchor="_Toc242436365" w:history="1">
         <w:r>
           <w:rPr>
             <w:rStyle w:val="aff8"/>
@@ -2231,7 +2231,7 @@
             <w:noProof/>
             <w:webHidden/>
           </w:rPr>
-          <w:instrText xml:space="preserve"> PAGEREF _Toc242194085 \h </w:instrText>
+          <w:instrText xml:space="preserve"> PAGEREF _Toc242436365 \h </w:instrText>
         </w:r>
         <w:r>
           <w:rPr>
@@ -2277,7 +2277,7 @@
           <w14:ligatures w14:val="standardContextual"/>
         </w:rPr>
       </w:pPr>
-      <w:hyperlink w:anchor="_Toc242194086" w:history="1">
+      <w:hyperlink w:anchor="_Toc242436366" w:history="1">
         <w:r>
           <w:rPr>
             <w:rStyle w:val="aff8"/>
@@ -2304,7 +2304,7 @@
             <w:noProof/>
             <w:webHidden/>
           </w:rPr>
-          <w:instrText xml:space="preserve"> PAGEREF _Toc242194086 \h </w:instrText>
+          <w:instrText xml:space="preserve"> PAGEREF _Toc242436366 \h </w:instrText>
         </w:r>
         <w:r>
           <w:rPr>
@@ -2324,7 +2324,7 @@
             <w:noProof/>
             <w:webHidden/>
           </w:rPr>
-          <w:t>17</w:t>
+          <w:t>18</w:t>
         </w:r>
         <w:r>
           <w:rPr>
@@ -2350,7 +2350,7 @@
           <w14:ligatures w14:val="standardContextual"/>
         </w:rPr>
       </w:pPr>
-      <w:hyperlink w:anchor="_Toc242194087" w:history="1">
+      <w:hyperlink w:anchor="_Toc242436367" w:history="1">
         <w:r>
           <w:rPr>
             <w:rStyle w:val="aff8"/>
@@ -2377,7 +2377,7 @@
             <w:noProof/>
             <w:webHidden/>
           </w:rPr>
-          <w:instrText xml:space="preserve"> PAGEREF _Toc242194087 \h </w:instrText>
+          <w:instrText xml:space="preserve"> PAGEREF _Toc242436367 \h </w:instrText>
         </w:r>
         <w:r>
           <w:rPr>
@@ -2423,7 +2423,7 @@
           <w14:ligatures w14:val="standardContextual"/>
         </w:rPr>
       </w:pPr>
-      <w:hyperlink w:anchor="_Toc242194088" w:history="1">
+      <w:hyperlink w:anchor="_Toc242436368" w:history="1">
         <w:r>
           <w:rPr>
             <w:rStyle w:val="aff8"/>
@@ -2450,7 +2450,7 @@
             <w:noProof/>
             <w:webHidden/>
           </w:rPr>
-          <w:instrText xml:space="preserve"> PAGEREF _Toc242194088 \h </w:instrText>
+          <w:instrText xml:space="preserve"> PAGEREF _Toc242436368 \h </w:instrText>
         </w:r>
         <w:r>
           <w:rPr>
@@ -2496,7 +2496,7 @@
           <w14:ligatures w14:val="standardContextual"/>
         </w:rPr>
       </w:pPr>
-      <w:hyperlink w:anchor="_Toc242194089" w:history="1">
+      <w:hyperlink w:anchor="_Toc242436369" w:history="1">
         <w:r>
           <w:rPr>
             <w:rStyle w:val="aff8"/>
@@ -2523,7 +2523,7 @@
             <w:noProof/>
             <w:webHidden/>
           </w:rPr>
-          <w:instrText xml:space="preserve"> PAGEREF _Toc242194089 \h </w:instrText>
+          <w:instrText xml:space="preserve"> PAGEREF _Toc242436369 \h </w:instrText>
         </w:r>
         <w:r>
           <w:rPr>
@@ -2569,7 +2569,7 @@
           <w14:ligatures w14:val="standardContextual"/>
         </w:rPr>
       </w:pPr>
-      <w:hyperlink w:anchor="_Toc242194090" w:history="1">
+      <w:hyperlink w:anchor="_Toc242436370" w:history="1">
         <w:r>
           <w:rPr>
             <w:rStyle w:val="aff8"/>
@@ -2596,7 +2596,7 @@
             <w:noProof/>
             <w:webHidden/>
           </w:rPr>
-          <w:instrText xml:space="preserve"> PAGEREF _Toc242194090 \h </w:instrText>
+          <w:instrText xml:space="preserve"> PAGEREF _Toc242436370 \h </w:instrText>
         </w:r>
         <w:r>
           <w:rPr>
@@ -2642,7 +2642,7 @@
           <w14:ligatures w14:val="standardContextual"/>
         </w:rPr>
       </w:pPr>
-      <w:hyperlink w:anchor="_Toc242194091" w:history="1">
+      <w:hyperlink w:anchor="_Toc242436371" w:history="1">
         <w:r>
           <w:rPr>
             <w:rStyle w:val="aff8"/>
@@ -2669,7 +2669,7 @@
             <w:noProof/>
             <w:webHidden/>
           </w:rPr>
-          <w:instrText xml:space="preserve"> PAGEREF _Toc242194091 \h </w:instrText>
+          <w:instrText xml:space="preserve"> PAGEREF _Toc242436371 \h </w:instrText>
         </w:r>
         <w:r>
           <w:rPr>
@@ -2715,7 +2715,7 @@
           <w14:ligatures w14:val="standardContextual"/>
         </w:rPr>
       </w:pPr>
-      <w:hyperlink w:anchor="_Toc242194092" w:history="1">
+      <w:hyperlink w:anchor="_Toc242436372" w:history="1">
         <w:r>
           <w:rPr>
             <w:rStyle w:val="aff8"/>
@@ -2742,7 +2742,7 @@
             <w:noProof/>
             <w:webHidden/>
           </w:rPr>
-          <w:instrText xml:space="preserve"> PAGEREF _Toc242194092 \h </w:instrText>
+          <w:instrText xml:space="preserve"> PAGEREF _Toc242436372 \h </w:instrText>
         </w:r>
         <w:r>
           <w:rPr>
@@ -2788,7 +2788,7 @@
           <w14:ligatures w14:val="standardContextual"/>
         </w:rPr>
       </w:pPr>
-      <w:hyperlink w:anchor="_Toc242194093" w:history="1">
+      <w:hyperlink w:anchor="_Toc242436373" w:history="1">
         <w:r>
           <w:rPr>
             <w:rStyle w:val="aff8"/>
@@ -2815,7 +2815,7 @@
             <w:noProof/>
             <w:webHidden/>
           </w:rPr>
-          <w:instrText xml:space="preserve"> PAGEREF _Toc242194093 \h </w:instrText>
+          <w:instrText xml:space="preserve"> PAGEREF _Toc242436373 \h </w:instrText>
         </w:r>
         <w:r>
           <w:rPr>
@@ -2861,7 +2861,7 @@
           <w14:ligatures w14:val="standardContextual"/>
         </w:rPr>
       </w:pPr>
-      <w:hyperlink w:anchor="_Toc242194094" w:history="1">
+      <w:hyperlink w:anchor="_Toc242436374" w:history="1">
         <w:r>
           <w:rPr>
             <w:rStyle w:val="aff8"/>
@@ -2888,7 +2888,7 @@
             <w:noProof/>
             <w:webHidden/>
           </w:rPr>
-          <w:instrText xml:space="preserve"> PAGEREF _Toc242194094 \h </w:instrText>
+          <w:instrText xml:space="preserve"> PAGEREF _Toc242436374 \h </w:instrText>
         </w:r>
         <w:r>
           <w:rPr>
@@ -2934,7 +2934,7 @@
           <w14:ligatures w14:val="standardContextual"/>
         </w:rPr>
       </w:pPr>
-      <w:hyperlink w:anchor="_Toc242194095" w:history="1">
+      <w:hyperlink w:anchor="_Toc242436375" w:history="1">
         <w:r>
           <w:rPr>
             <w:rStyle w:val="aff8"/>
@@ -2961,7 +2961,7 @@
             <w:noProof/>
             <w:webHidden/>
           </w:rPr>
-          <w:instrText xml:space="preserve"> PAGEREF _Toc242194095 \h </w:instrText>
+          <w:instrText xml:space="preserve"> PAGEREF _Toc242436375 \h </w:instrText>
         </w:r>
         <w:r>
           <w:rPr>
@@ -3007,7 +3007,7 @@
           <w14:ligatures w14:val="standardContextual"/>
         </w:rPr>
       </w:pPr>
-      <w:hyperlink w:anchor="_Toc242194096" w:history="1">
+      <w:hyperlink w:anchor="_Toc242436376" w:history="1">
         <w:r>
           <w:rPr>
             <w:rStyle w:val="aff8"/>
@@ -3034,7 +3034,7 @@
             <w:noProof/>
             <w:webHidden/>
           </w:rPr>
-          <w:instrText xml:space="preserve"> PAGEREF _Toc242194096 \h </w:instrText>
+          <w:instrText xml:space="preserve"> PAGEREF _Toc242436376 \h </w:instrText>
         </w:r>
         <w:r>
           <w:rPr>
@@ -3080,7 +3080,7 @@
           <w14:ligatures w14:val="standardContextual"/>
         </w:rPr>
       </w:pPr>
-      <w:hyperlink w:anchor="_Toc242194097" w:history="1">
+      <w:hyperlink w:anchor="_Toc242436377" w:history="1">
         <w:r>
           <w:rPr>
             <w:rStyle w:val="aff8"/>
@@ -3107,7 +3107,7 @@
             <w:noProof/>
             <w:webHidden/>
           </w:rPr>
-          <w:instrText xml:space="preserve"> PAGEREF _Toc242194097 \h </w:instrText>
+          <w:instrText xml:space="preserve"> PAGEREF _Toc242436377 \h </w:instrText>
         </w:r>
         <w:r>
           <w:rPr>
@@ -3153,7 +3153,7 @@
           <w14:ligatures w14:val="standardContextual"/>
         </w:rPr>
       </w:pPr>
-      <w:hyperlink w:anchor="_Toc242194098" w:history="1">
+      <w:hyperlink w:anchor="_Toc242436378" w:history="1">
         <w:r>
           <w:rPr>
             <w:rStyle w:val="aff8"/>
@@ -3180,7 +3180,7 @@
             <w:noProof/>
             <w:webHidden/>
           </w:rPr>
-          <w:instrText xml:space="preserve"> PAGEREF _Toc242194098 \h </w:instrText>
+          <w:instrText xml:space="preserve"> PAGEREF _Toc242436378 \h </w:instrText>
         </w:r>
         <w:r>
           <w:rPr>
@@ -3226,7 +3226,7 @@
           <w14:ligatures w14:val="standardContextual"/>
         </w:rPr>
       </w:pPr>
-      <w:hyperlink w:anchor="_Toc242194099" w:history="1">
+      <w:hyperlink w:anchor="_Toc242436379" w:history="1">
         <w:r>
           <w:rPr>
             <w:rStyle w:val="aff8"/>
@@ -3253,7 +3253,7 @@
             <w:noProof/>
             <w:webHidden/>
           </w:rPr>
-          <w:instrText xml:space="preserve"> PAGEREF _Toc242194099 \h </w:instrText>
+          <w:instrText xml:space="preserve"> PAGEREF _Toc242436379 \h </w:instrText>
         </w:r>
         <w:r>
           <w:rPr>
@@ -3299,7 +3299,7 @@
           <w14:ligatures w14:val="standardContextual"/>
         </w:rPr>
       </w:pPr>
-      <w:hyperlink w:anchor="_Toc242194100" w:history="1">
+      <w:hyperlink w:anchor="_Toc242436380" w:history="1">
         <w:r>
           <w:rPr>
             <w:rStyle w:val="aff8"/>
@@ -3326,7 +3326,7 @@
             <w:noProof/>
             <w:webHidden/>
           </w:rPr>
-          <w:instrText xml:space="preserve"> PAGEREF _Toc242194100 \h </w:instrText>
+          <w:instrText xml:space="preserve"> PAGEREF _Toc242436380 \h </w:instrText>
         </w:r>
         <w:r>
           <w:rPr>
@@ -3372,7 +3372,7 @@
           <w14:ligatures w14:val="standardContextual"/>
         </w:rPr>
       </w:pPr>
-      <w:hyperlink w:anchor="_Toc242194101" w:history="1">
+      <w:hyperlink w:anchor="_Toc242436381" w:history="1">
         <w:r>
           <w:rPr>
             <w:rStyle w:val="aff8"/>
@@ -3399,7 +3399,7 @@
             <w:noProof/>
             <w:webHidden/>
           </w:rPr>
-          <w:instrText xml:space="preserve"> PAGEREF _Toc242194101 \h </w:instrText>
+          <w:instrText xml:space="preserve"> PAGEREF _Toc242436381 \h </w:instrText>
         </w:r>
         <w:r>
           <w:rPr>
@@ -3445,7 +3445,7 @@
           <w14:ligatures w14:val="standardContextual"/>
         </w:rPr>
       </w:pPr>
-      <w:hyperlink w:anchor="_Toc242194102" w:history="1">
+      <w:hyperlink w:anchor="_Toc242436382" w:history="1">
         <w:r>
           <w:rPr>
             <w:rStyle w:val="aff8"/>
@@ -3472,7 +3472,7 @@
             <w:noProof/>
             <w:webHidden/>
           </w:rPr>
-          <w:instrText xml:space="preserve"> PAGEREF _Toc242194102 \h </w:instrText>
+          <w:instrText xml:space="preserve"> PAGEREF _Toc242436382 \h </w:instrText>
         </w:r>
         <w:r>
           <w:rPr>
@@ -3518,7 +3518,7 @@
           <w14:ligatures w14:val="standardContextual"/>
         </w:rPr>
       </w:pPr>
-      <w:hyperlink w:anchor="_Toc242194103" w:history="1">
+      <w:hyperlink w:anchor="_Toc242436383" w:history="1">
         <w:r>
           <w:rPr>
             <w:rStyle w:val="aff8"/>
@@ -3545,7 +3545,7 @@
             <w:noProof/>
             <w:webHidden/>
           </w:rPr>
-          <w:instrText xml:space="preserve"> PAGEREF _Toc242194103 \h </w:instrText>
+          <w:instrText xml:space="preserve"> PAGEREF _Toc242436383 \h </w:instrText>
         </w:r>
         <w:r>
           <w:rPr>
@@ -3591,7 +3591,7 @@
           <w14:ligatures w14:val="standardContextual"/>
         </w:rPr>
       </w:pPr>
-      <w:hyperlink w:anchor="_Toc242194104" w:history="1">
+      <w:hyperlink w:anchor="_Toc242436384" w:history="1">
         <w:r>
           <w:rPr>
             <w:rStyle w:val="aff8"/>
@@ -3618,7 +3618,7 @@
             <w:noProof/>
             <w:webHidden/>
           </w:rPr>
-          <w:instrText xml:space="preserve"> PAGEREF _Toc242194104 \h </w:instrText>
+          <w:instrText xml:space="preserve"> PAGEREF _Toc242436384 \h </w:instrText>
         </w:r>
         <w:r>
           <w:rPr>
@@ -3664,7 +3664,7 @@
           <w14:ligatures w14:val="standardContextual"/>
         </w:rPr>
       </w:pPr>
-      <w:hyperlink w:anchor="_Toc242194105" w:history="1">
+      <w:hyperlink w:anchor="_Toc242436385" w:history="1">
         <w:r>
           <w:rPr>
             <w:rStyle w:val="aff8"/>
@@ -3691,7 +3691,7 @@
             <w:noProof/>
             <w:webHidden/>
           </w:rPr>
-          <w:instrText xml:space="preserve"> PAGEREF _Toc242194105 \h </w:instrText>
+          <w:instrText xml:space="preserve"> PAGEREF _Toc242436385 \h </w:instrText>
         </w:r>
         <w:r>
           <w:rPr>
@@ -3737,7 +3737,7 @@
           <w14:ligatures w14:val="standardContextual"/>
         </w:rPr>
       </w:pPr>
-      <w:hyperlink w:anchor="_Toc242194106" w:history="1">
+      <w:hyperlink w:anchor="_Toc242436386" w:history="1">
         <w:r>
           <w:rPr>
             <w:rStyle w:val="aff8"/>
@@ -3764,7 +3764,7 @@
             <w:noProof/>
             <w:webHidden/>
           </w:rPr>
-          <w:instrText xml:space="preserve"> PAGEREF _Toc242194106 \h </w:instrText>
+          <w:instrText xml:space="preserve"> PAGEREF _Toc242436386 \h </w:instrText>
         </w:r>
         <w:r>
           <w:rPr>
@@ -3810,7 +3810,7 @@
           <w14:ligatures w14:val="standardContextual"/>
         </w:rPr>
       </w:pPr>
-      <w:hyperlink w:anchor="_Toc242194107" w:history="1">
+      <w:hyperlink w:anchor="_Toc242436387" w:history="1">
         <w:r>
           <w:rPr>
             <w:rStyle w:val="aff8"/>
@@ -3837,7 +3837,7 @@
             <w:noProof/>
             <w:webHidden/>
           </w:rPr>
-          <w:instrText xml:space="preserve"> PAGEREF _Toc242194107 \h </w:instrText>
+          <w:instrText xml:space="preserve"> PAGEREF _Toc242436387 \h </w:instrText>
         </w:r>
         <w:r>
           <w:rPr>
@@ -3883,7 +3883,7 @@
           <w14:ligatures w14:val="standardContextual"/>
         </w:rPr>
       </w:pPr>
-      <w:hyperlink w:anchor="_Toc242194108" w:history="1">
+      <w:hyperlink w:anchor="_Toc242436388" w:history="1">
         <w:r>
           <w:rPr>
             <w:rStyle w:val="aff8"/>
@@ -3910,7 +3910,7 @@
             <w:noProof/>
             <w:webHidden/>
           </w:rPr>
-          <w:instrText xml:space="preserve"> PAGEREF _Toc242194108 \h </w:instrText>
+          <w:instrText xml:space="preserve"> PAGEREF _Toc242436388 \h </w:instrText>
         </w:r>
         <w:r>
           <w:rPr>
@@ -3956,7 +3956,7 @@
           <w14:ligatures w14:val="standardContextual"/>
         </w:rPr>
       </w:pPr>
-      <w:hyperlink w:anchor="_Toc242194109" w:history="1">
+      <w:hyperlink w:anchor="_Toc242436389" w:history="1">
         <w:r>
           <w:rPr>
             <w:rStyle w:val="aff8"/>
@@ -3983,7 +3983,7 @@
             <w:noProof/>
             <w:webHidden/>
           </w:rPr>
-          <w:instrText xml:space="preserve"> PAGEREF _Toc242194109 \h </w:instrText>
+          <w:instrText xml:space="preserve"> PAGEREF _Toc242436389 \h </w:instrText>
         </w:r>
         <w:r>
           <w:rPr>
@@ -4029,7 +4029,7 @@
           <w14:ligatures w14:val="standardContextual"/>
         </w:rPr>
       </w:pPr>
-      <w:hyperlink w:anchor="_Toc242194110" w:history="1">
+      <w:hyperlink w:anchor="_Toc242436390" w:history="1">
         <w:r>
           <w:rPr>
             <w:rStyle w:val="aff8"/>
@@ -4056,7 +4056,7 @@
             <w:noProof/>
             <w:webHidden/>
           </w:rPr>
-          <w:instrText xml:space="preserve"> PAGEREF _Toc242194110 \h </w:instrText>
+          <w:instrText xml:space="preserve"> PAGEREF _Toc242436390 \h </w:instrText>
         </w:r>
         <w:r>
           <w:rPr>
@@ -4102,7 +4102,7 @@
           <w14:ligatures w14:val="standardContextual"/>
         </w:rPr>
       </w:pPr>
-      <w:hyperlink w:anchor="_Toc242194111" w:history="1">
+      <w:hyperlink w:anchor="_Toc242436391" w:history="1">
         <w:r>
           <w:rPr>
             <w:rStyle w:val="aff8"/>
@@ -4129,7 +4129,7 @@
             <w:noProof/>
             <w:webHidden/>
           </w:rPr>
-          <w:instrText xml:space="preserve"> PAGEREF _Toc242194111 \h </w:instrText>
+          <w:instrText xml:space="preserve"> PAGEREF _Toc242436391 \h </w:instrText>
         </w:r>
         <w:r>
           <w:rPr>
@@ -4175,7 +4175,7 @@
           <w14:ligatures w14:val="standardContextual"/>
         </w:rPr>
       </w:pPr>
-      <w:hyperlink w:anchor="_Toc242194112" w:history="1">
+      <w:hyperlink w:anchor="_Toc242436392" w:history="1">
         <w:r>
           <w:rPr>
             <w:rStyle w:val="aff8"/>
@@ -4202,7 +4202,7 @@
             <w:noProof/>
             <w:webHidden/>
           </w:rPr>
-          <w:instrText xml:space="preserve"> PAGEREF _Toc242194112 \h </w:instrText>
+          <w:instrText xml:space="preserve"> PAGEREF _Toc242436392 \h </w:instrText>
         </w:r>
         <w:r>
           <w:rPr>
@@ -4248,7 +4248,7 @@
           <w14:ligatures w14:val="standardContextual"/>
         </w:rPr>
       </w:pPr>
-      <w:hyperlink w:anchor="_Toc242194113" w:history="1">
+      <w:hyperlink w:anchor="_Toc242436393" w:history="1">
         <w:r>
           <w:rPr>
             <w:rStyle w:val="aff8"/>
@@ -4275,7 +4275,7 @@
             <w:noProof/>
             <w:webHidden/>
           </w:rPr>
-          <w:instrText xml:space="preserve"> PAGEREF _Toc242194113 \h </w:instrText>
+          <w:instrText xml:space="preserve"> PAGEREF _Toc242436393 \h </w:instrText>
         </w:r>
         <w:r>
           <w:rPr>
@@ -4321,7 +4321,7 @@
           <w14:ligatures w14:val="standardContextual"/>
         </w:rPr>
       </w:pPr>
-      <w:hyperlink w:anchor="_Toc242194114" w:history="1">
+      <w:hyperlink w:anchor="_Toc242436394" w:history="1">
         <w:r>
           <w:rPr>
             <w:rStyle w:val="aff8"/>
@@ -4348,7 +4348,7 @@
             <w:noProof/>
             <w:webHidden/>
           </w:rPr>
-          <w:instrText xml:space="preserve"> PAGEREF _Toc242194114 \h </w:instrText>
+          <w:instrText xml:space="preserve"> PAGEREF _Toc242436394 \h </w:instrText>
         </w:r>
         <w:r>
           <w:rPr>
@@ -4394,7 +4394,7 @@
           <w14:ligatures w14:val="standardContextual"/>
         </w:rPr>
       </w:pPr>
-      <w:hyperlink w:anchor="_Toc242194115" w:history="1">
+      <w:hyperlink w:anchor="_Toc242436395" w:history="1">
         <w:r>
           <w:rPr>
             <w:rStyle w:val="aff8"/>
@@ -4421,7 +4421,7 @@
             <w:noProof/>
             <w:webHidden/>
           </w:rPr>
-          <w:instrText xml:space="preserve"> PAGEREF _Toc242194115 \h </w:instrText>
+          <w:instrText xml:space="preserve"> PAGEREF _Toc242436395 \h </w:instrText>
         </w:r>
         <w:r>
           <w:rPr>
@@ -4467,7 +4467,7 @@
           <w14:ligatures w14:val="standardContextual"/>
         </w:rPr>
       </w:pPr>
-      <w:hyperlink w:anchor="_Toc242194116" w:history="1">
+      <w:hyperlink w:anchor="_Toc242436396" w:history="1">
         <w:r>
           <w:rPr>
             <w:rStyle w:val="aff8"/>
@@ -4494,7 +4494,7 @@
             <w:noProof/>
             <w:webHidden/>
           </w:rPr>
-          <w:instrText xml:space="preserve"> PAGEREF _Toc242194116 \h </w:instrText>
+          <w:instrText xml:space="preserve"> PAGEREF _Toc242436396 \h </w:instrText>
         </w:r>
         <w:r>
           <w:rPr>
@@ -4540,7 +4540,7 @@
           <w14:ligatures w14:val="standardContextual"/>
         </w:rPr>
       </w:pPr>
-      <w:hyperlink w:anchor="_Toc242194117" w:history="1">
+      <w:hyperlink w:anchor="_Toc242436397" w:history="1">
         <w:r>
           <w:rPr>
             <w:rStyle w:val="aff8"/>
@@ -4567,7 +4567,7 @@
             <w:noProof/>
             <w:webHidden/>
           </w:rPr>
-          <w:instrText xml:space="preserve"> PAGEREF _Toc242194117 \h </w:instrText>
+          <w:instrText xml:space="preserve"> PAGEREF _Toc242436397 \h </w:instrText>
         </w:r>
         <w:r>
           <w:rPr>
@@ -4613,7 +4613,7 @@
           <w14:ligatures w14:val="standardContextual"/>
         </w:rPr>
       </w:pPr>
-      <w:hyperlink w:anchor="_Toc242194118" w:history="1">
+      <w:hyperlink w:anchor="_Toc242436398" w:history="1">
         <w:r>
           <w:rPr>
             <w:rStyle w:val="aff8"/>
@@ -4640,7 +4640,7 @@
             <w:noProof/>
             <w:webHidden/>
           </w:rPr>
-          <w:instrText xml:space="preserve"> PAGEREF _Toc242194118 \h </w:instrText>
+          <w:instrText xml:space="preserve"> PAGEREF _Toc242436398 \h </w:instrText>
         </w:r>
         <w:r>
           <w:rPr>
@@ -4686,7 +4686,7 @@
           <w14:ligatures w14:val="standardContextual"/>
         </w:rPr>
       </w:pPr>
-      <w:hyperlink w:anchor="_Toc242194119" w:history="1">
+      <w:hyperlink w:anchor="_Toc242436399" w:history="1">
         <w:r>
           <w:rPr>
             <w:rStyle w:val="aff8"/>
@@ -4713,7 +4713,7 @@
             <w:noProof/>
             <w:webHidden/>
           </w:rPr>
-          <w:instrText xml:space="preserve"> PAGEREF _Toc242194119 \h </w:instrText>
+          <w:instrText xml:space="preserve"> PAGEREF _Toc242436399 \h </w:instrText>
         </w:r>
         <w:r>
           <w:rPr>
@@ -4759,7 +4759,7 @@
           <w14:ligatures w14:val="standardContextual"/>
         </w:rPr>
       </w:pPr>
-      <w:hyperlink w:anchor="_Toc242194120" w:history="1">
+      <w:hyperlink w:anchor="_Toc242436400" w:history="1">
         <w:r>
           <w:rPr>
             <w:rStyle w:val="aff8"/>
@@ -4786,7 +4786,7 @@
             <w:noProof/>
             <w:webHidden/>
           </w:rPr>
-          <w:instrText xml:space="preserve"> PAGEREF _Toc242194120 \h </w:instrText>
+          <w:instrText xml:space="preserve"> PAGEREF _Toc242436400 \h </w:instrText>
         </w:r>
         <w:r>
           <w:rPr>
@@ -4832,7 +4832,7 @@
           <w14:ligatures w14:val="standardContextual"/>
         </w:rPr>
       </w:pPr>
-      <w:hyperlink w:anchor="_Toc242194121" w:history="1">
+      <w:hyperlink w:anchor="_Toc242436401" w:history="1">
         <w:r>
           <w:rPr>
             <w:rStyle w:val="aff8"/>
@@ -4859,7 +4859,7 @@
             <w:noProof/>
             <w:webHidden/>
           </w:rPr>
-          <w:instrText xml:space="preserve"> PAGEREF _Toc242194121 \h </w:instrText>
+          <w:instrText xml:space="preserve"> PAGEREF _Toc242436401 \h </w:instrText>
         </w:r>
         <w:r>
           <w:rPr>
@@ -4905,7 +4905,7 @@
           <w14:ligatures w14:val="standardContextual"/>
         </w:rPr>
       </w:pPr>
-      <w:hyperlink w:anchor="_Toc242194122" w:history="1">
+      <w:hyperlink w:anchor="_Toc242436402" w:history="1">
         <w:r>
           <w:rPr>
             <w:rStyle w:val="aff8"/>
@@ -4932,7 +4932,7 @@
             <w:noProof/>
             <w:webHidden/>
           </w:rPr>
-          <w:instrText xml:space="preserve"> PAGEREF _Toc242194122 \h </w:instrText>
+          <w:instrText xml:space="preserve"> PAGEREF _Toc242436402 \h </w:instrText>
         </w:r>
         <w:r>
           <w:rPr>
@@ -4978,7 +4978,7 @@
           <w14:ligatures w14:val="standardContextual"/>
         </w:rPr>
       </w:pPr>
-      <w:hyperlink w:anchor="_Toc242194123" w:history="1">
+      <w:hyperlink w:anchor="_Toc242436403" w:history="1">
         <w:r>
           <w:rPr>
             <w:rStyle w:val="aff8"/>
@@ -5005,7 +5005,7 @@
             <w:noProof/>
             <w:webHidden/>
           </w:rPr>
-          <w:instrText xml:space="preserve"> PAGEREF _Toc242194123 \h </w:instrText>
+          <w:instrText xml:space="preserve"> PAGEREF _Toc242436403 \h </w:instrText>
         </w:r>
         <w:r>
           <w:rPr>
@@ -5051,7 +5051,7 @@
           <w14:ligatures w14:val="standardContextual"/>
         </w:rPr>
       </w:pPr>
-      <w:hyperlink w:anchor="_Toc242194124" w:history="1">
+      <w:hyperlink w:anchor="_Toc242436404" w:history="1">
         <w:r>
           <w:rPr>
             <w:rStyle w:val="aff8"/>
@@ -5078,7 +5078,7 @@
             <w:noProof/>
             <w:webHidden/>
           </w:rPr>
-          <w:instrText xml:space="preserve"> PAGEREF _Toc242194124 \h </w:instrText>
+          <w:instrText xml:space="preserve"> PAGEREF _Toc242436404 \h </w:instrText>
         </w:r>
         <w:r>
           <w:rPr>
@@ -5124,7 +5124,7 @@
           <w14:ligatures w14:val="standardContextual"/>
         </w:rPr>
       </w:pPr>
-      <w:hyperlink w:anchor="_Toc242194125" w:history="1">
+      <w:hyperlink w:anchor="_Toc242436405" w:history="1">
         <w:r>
           <w:rPr>
             <w:rStyle w:val="aff8"/>
@@ -5151,7 +5151,7 @@
             <w:noProof/>
             <w:webHidden/>
           </w:rPr>
-          <w:instrText xml:space="preserve"> PAGEREF _Toc242194125 \h </w:instrText>
+          <w:instrText xml:space="preserve"> PAGEREF _Toc242436405 \h </w:instrText>
         </w:r>
         <w:r>
           <w:rPr>
@@ -5197,7 +5197,7 @@
           <w14:ligatures w14:val="standardContextual"/>
         </w:rPr>
       </w:pPr>
-      <w:hyperlink w:anchor="_Toc242194126" w:history="1">
+      <w:hyperlink w:anchor="_Toc242436406" w:history="1">
         <w:r>
           <w:rPr>
             <w:rStyle w:val="aff8"/>
@@ -5224,7 +5224,7 @@
             <w:noProof/>
             <w:webHidden/>
           </w:rPr>
-          <w:instrText xml:space="preserve"> PAGEREF _Toc242194126 \h </w:instrText>
+          <w:instrText xml:space="preserve"> PAGEREF _Toc242436406 \h </w:instrText>
         </w:r>
         <w:r>
           <w:rPr>
@@ -5270,7 +5270,7 @@
           <w14:ligatures w14:val="standardContextual"/>
         </w:rPr>
       </w:pPr>
-      <w:hyperlink w:anchor="_Toc242194127" w:history="1">
+      <w:hyperlink w:anchor="_Toc242436407" w:history="1">
         <w:r>
           <w:rPr>
             <w:rStyle w:val="aff8"/>
@@ -5297,7 +5297,7 @@
             <w:noProof/>
             <w:webHidden/>
           </w:rPr>
-          <w:instrText xml:space="preserve"> PAGEREF _Toc242194127 \h </w:instrText>
+          <w:instrText xml:space="preserve"> PAGEREF _Toc242436407 \h </w:instrText>
         </w:r>
         <w:r>
           <w:rPr>
@@ -5343,7 +5343,7 @@
           <w14:ligatures w14:val="standardContextual"/>
         </w:rPr>
       </w:pPr>
-      <w:hyperlink w:anchor="_Toc242194128" w:history="1">
+      <w:hyperlink w:anchor="_Toc242436408" w:history="1">
         <w:r>
           <w:rPr>
             <w:rStyle w:val="aff8"/>
@@ -5370,7 +5370,7 @@
             <w:noProof/>
             <w:webHidden/>
           </w:rPr>
-          <w:instrText xml:space="preserve"> PAGEREF _Toc242194128 \h </w:instrText>
+          <w:instrText xml:space="preserve"> PAGEREF _Toc242436408 \h </w:instrText>
         </w:r>
         <w:r>
           <w:rPr>
@@ -5416,7 +5416,7 @@
           <w14:ligatures w14:val="standardContextual"/>
         </w:rPr>
       </w:pPr>
-      <w:hyperlink w:anchor="_Toc242194129" w:history="1">
+      <w:hyperlink w:anchor="_Toc242436409" w:history="1">
         <w:r>
           <w:rPr>
             <w:rStyle w:val="aff8"/>
@@ -5443,7 +5443,7 @@
             <w:noProof/>
             <w:webHidden/>
           </w:rPr>
-          <w:instrText xml:space="preserve"> PAGEREF _Toc242194129 \h </w:instrText>
+          <w:instrText xml:space="preserve"> PAGEREF _Toc242436409 \h </w:instrText>
         </w:r>
         <w:r>
           <w:rPr>
@@ -5489,7 +5489,7 @@
         <w:ind w:firstLine="0"/>
         <w:jc w:val="center"/>
       </w:pPr>
-      <w:bookmarkStart w:id="0" w:name="_Toc242194059"/>
+      <w:bookmarkStart w:id="0" w:name="_Toc242436339"/>
       <w:r>
         <w:lastRenderedPageBreak/>
         <w:t>ПЕРЕЧЕНЬ ТЕРМИНОВ И СОКРАЩЕНИЙ</w:t>
@@ -6751,7 +6751,7 @@
         <w:pStyle w:val="1"/>
         <w:pageBreakBefore/>
       </w:pPr>
-      <w:bookmarkStart w:id="1" w:name="_Toc242194060"/>
+      <w:bookmarkStart w:id="1" w:name="_Toc242436340"/>
       <w:r>
         <w:lastRenderedPageBreak/>
         <w:t>1 Исходные положения</w:t>
@@ -6762,7 +6762,7 @@
       <w:pPr>
         <w:pStyle w:val="21"/>
       </w:pPr>
-      <w:bookmarkStart w:id="2" w:name="_Toc242194061"/>
+      <w:bookmarkStart w:id="2" w:name="_Toc242436341"/>
       <w:r>
         <w:t>1.1 Назначение документа</w:t>
       </w:r>
@@ -6777,7 +6777,7 @@
       <w:pPr>
         <w:pStyle w:val="21"/>
       </w:pPr>
-      <w:bookmarkStart w:id="3" w:name="_Toc242194062"/>
+      <w:bookmarkStart w:id="3" w:name="_Toc242436342"/>
       <w:r>
         <w:t>1.2 Сведения об объекте автоматизации</w:t>
       </w:r>
@@ -6792,7 +6792,7 @@
       <w:pPr>
         <w:pStyle w:val="21"/>
       </w:pPr>
-      <w:bookmarkStart w:id="4" w:name="_Toc242194063"/>
+      <w:bookmarkStart w:id="4" w:name="_Toc242436343"/>
       <w:r>
         <w:t>1.3 Категории пользователей</w:t>
       </w:r>
@@ -7293,7 +7293,7 @@
         <w:pStyle w:val="1"/>
         <w:pageBreakBefore/>
       </w:pPr>
-      <w:bookmarkStart w:id="5" w:name="_Toc242194064"/>
+      <w:bookmarkStart w:id="5" w:name="_Toc242436344"/>
       <w:r>
         <w:lastRenderedPageBreak/>
         <w:t>2 Цели автоматизированной системы и автоматизированные функции</w:t>
@@ -7599,7 +7599,7 @@
         <w:pStyle w:val="1"/>
         <w:pageBreakBefore/>
       </w:pPr>
-      <w:bookmarkStart w:id="6" w:name="_Toc242194065"/>
+      <w:bookmarkStart w:id="6" w:name="_Toc242436345"/>
       <w:r>
         <w:lastRenderedPageBreak/>
         <w:t>3 Характеристика функциональной структуры</w:t>
@@ -7610,7 +7610,7 @@
       <w:pPr>
         <w:pStyle w:val="21"/>
       </w:pPr>
-      <w:bookmarkStart w:id="7" w:name="_Toc242194066"/>
+      <w:bookmarkStart w:id="7" w:name="_Toc242436346"/>
       <w:r>
         <w:t>3.1 Перечень подсистем и функций</w:t>
       </w:r>
@@ -9905,7 +9905,7 @@
       <w:pPr>
         <w:pStyle w:val="21"/>
       </w:pPr>
-      <w:bookmarkStart w:id="8" w:name="_Toc242194067"/>
+      <w:bookmarkStart w:id="8" w:name="_Toc242436347"/>
       <w:r>
         <w:lastRenderedPageBreak/>
         <w:t>3.2 Последовательность выполнения функций</w:t>
@@ -9976,7 +9976,7 @@
       <w:pPr>
         <w:pStyle w:val="21"/>
       </w:pPr>
-      <w:bookmarkStart w:id="9" w:name="_Toc242194068"/>
+      <w:bookmarkStart w:id="9" w:name="_Toc242436348"/>
       <w:r>
         <w:t>3.3 Сквозные правила</w:t>
       </w:r>
@@ -10022,7 +10022,7 @@
         <w:pStyle w:val="1"/>
         <w:pageBreakBefore/>
       </w:pPr>
-      <w:bookmarkStart w:id="10" w:name="_Toc242194069"/>
+      <w:bookmarkStart w:id="10" w:name="_Toc242436349"/>
       <w:r>
         <w:lastRenderedPageBreak/>
         <w:t>4 Подсистема «Организационная структура и права доступа»</w:t>
@@ -10033,7 +10033,7 @@
       <w:pPr>
         <w:pStyle w:val="21"/>
       </w:pPr>
-      <w:bookmarkStart w:id="11" w:name="_Toc242194070"/>
+      <w:bookmarkStart w:id="11" w:name="_Toc242436350"/>
       <w:r>
         <w:t>4.1 ОРГ-01 Вход в систему и выход</w:t>
       </w:r>
@@ -10123,7 +10123,7 @@
       <w:pPr>
         <w:pStyle w:val="21"/>
       </w:pPr>
-      <w:bookmarkStart w:id="12" w:name="_Toc242194071"/>
+      <w:bookmarkStart w:id="12" w:name="_Toc242436351"/>
       <w:r>
         <w:t>4.2 ОРГ-02 Восстановление и смена пароля</w:t>
       </w:r>
@@ -10179,7 +10179,7 @@
       <w:pPr>
         <w:pStyle w:val="21"/>
       </w:pPr>
-      <w:bookmarkStart w:id="13" w:name="_Toc242194072"/>
+      <w:bookmarkStart w:id="13" w:name="_Toc242436352"/>
       <w:r>
         <w:t>4.3 ОРГ-03 Ведение компаний</w:t>
       </w:r>
@@ -10209,7 +10209,7 @@
       <w:pPr>
         <w:pStyle w:val="21"/>
       </w:pPr>
-      <w:bookmarkStart w:id="14" w:name="_Toc242194073"/>
+      <w:bookmarkStart w:id="14" w:name="_Toc242436353"/>
       <w:r>
         <w:t>4.4 ОРГ-04 Ведение отделов</w:t>
       </w:r>
@@ -10239,7 +10239,7 @@
       <w:pPr>
         <w:pStyle w:val="21"/>
       </w:pPr>
-      <w:bookmarkStart w:id="15" w:name="_Toc242194074"/>
+      <w:bookmarkStart w:id="15" w:name="_Toc242436354"/>
       <w:r>
         <w:t>4.5 ОРГ-05 Ведение пользователей</w:t>
       </w:r>
@@ -10289,7 +10289,7 @@
       <w:pPr>
         <w:pStyle w:val="21"/>
       </w:pPr>
-      <w:bookmarkStart w:id="16" w:name="_Toc242194075"/>
+      <w:bookmarkStart w:id="16" w:name="_Toc242436355"/>
       <w:r>
         <w:t>4.6 ОРГ-06 Ведение ролей и разрешений</w:t>
       </w:r>
@@ -10345,7 +10345,7 @@
       <w:pPr>
         <w:pStyle w:val="21"/>
       </w:pPr>
-      <w:bookmarkStart w:id="17" w:name="_Toc242194076"/>
+      <w:bookmarkStart w:id="17" w:name="_Toc242436356"/>
       <w:r>
         <w:t>4.7 ОРГ-07 Разграничение доступа к данным</w:t>
       </w:r>
@@ -10433,7 +10433,7 @@
       <w:pPr>
         <w:pStyle w:val="21"/>
       </w:pPr>
-      <w:bookmarkStart w:id="18" w:name="_Toc242194077"/>
+      <w:bookmarkStart w:id="18" w:name="_Toc242436357"/>
       <w:r>
         <w:t>4.8 ОРГ-08 Журнал изменений прав доступа</w:t>
       </w:r>
@@ -10454,7 +10454,7 @@
         <w:pStyle w:val="1"/>
         <w:pageBreakBefore/>
       </w:pPr>
-      <w:bookmarkStart w:id="19" w:name="_Toc242194078"/>
+      <w:bookmarkStart w:id="19" w:name="_Toc242436358"/>
       <w:r>
         <w:lastRenderedPageBreak/>
         <w:t>5 Подсистема «Каталог недвижимости»</w:t>
@@ -10465,7 +10465,7 @@
       <w:pPr>
         <w:pStyle w:val="21"/>
       </w:pPr>
-      <w:bookmarkStart w:id="20" w:name="_Toc242194079"/>
+      <w:bookmarkStart w:id="20" w:name="_Toc242436359"/>
       <w:r>
         <w:t>5.1 КАТ-01 Ведение проектов</w:t>
       </w:r>
@@ -10495,7 +10495,7 @@
       <w:pPr>
         <w:pStyle w:val="21"/>
       </w:pPr>
-      <w:bookmarkStart w:id="21" w:name="_Toc242194080"/>
+      <w:bookmarkStart w:id="21" w:name="_Toc242436360"/>
       <w:r>
         <w:t>5.2 КАТ-02 Ведение домов</w:t>
       </w:r>
@@ -10525,7 +10525,7 @@
       <w:pPr>
         <w:pStyle w:val="21"/>
       </w:pPr>
-      <w:bookmarkStart w:id="22" w:name="_Toc242194081"/>
+      <w:bookmarkStart w:id="22" w:name="_Toc242436361"/>
       <w:r>
         <w:t>5.3 КАТ-03 Загрузка объектов из шаблона</w:t>
       </w:r>
@@ -10559,7 +10559,7 @@
     <w:p>
       <w:r>
         <w:lastRenderedPageBreak/>
-        <w:t>б) через шаблон допускаются только статусы SELECTION (подбор) и RESERVE (резерв); иной статус не применяется — новый объект создаётся со статусом «Подбор», у существующего статус сохраняется; неизвестный код статуса или типа объекта отмечается в отчёте о загрузке; остальные статусы устанавливаются системой по ходу сделки;</w:t>
+        <w:t>б) через шаблон допускаются только статусы SELECTION (подбор) и RESERVE (резерв); пустая ячейка или иной статус не применяются — новый объект создаётся со статусом «Подбор», у существующего статус сохраняется; ставить и снимать резерв загрузкой может только пользователь с правом изменения объектов (КАТ-05), у остальных статус не меняется с отметкой в отчёте о загрузке; неизвестный код статуса или типа объекта отмечается в отчёте о загрузке; остальные статусы устанавливаются системой по ходу сделки;</w:t>
       </w:r>
     </w:p>
     <w:p>
@@ -10586,7 +10586,7 @@
       <w:pPr>
         <w:pStyle w:val="21"/>
       </w:pPr>
-      <w:bookmarkStart w:id="23" w:name="_Toc242194082"/>
+      <w:bookmarkStart w:id="23" w:name="_Toc242436362"/>
       <w:r>
         <w:t>5.4 КАТ-04 Шахматка и карточка объекта</w:t>
       </w:r>
@@ -10614,7 +10614,7 @@
     </w:p>
     <w:p>
       <w:r>
-        <w:t>б) кнопка «Забронировать» доступна в статусах «Подбор» и «Резерв»; при наличии сделки — переход в сделку;</w:t>
+        <w:t>б) кнопка «Забронировать» доступна только в статусе «Подбор»; в статусе «Резерв» карточка сообщает, что объект не бронируется и не продаётся; кнопки «Резервировать» и «Снять резерв» показываются только пользователю с правом изменения объектов; при наличии сделки — переход в сделку;</w:t>
       </w:r>
     </w:p>
     <w:p>
@@ -10980,6 +10980,7 @@
               <w:pStyle w:val="GostTable"/>
             </w:pPr>
             <w:r>
+              <w:lastRenderedPageBreak/>
               <w:t>Расторжение с платежами к возврату (СДЕ-04)</w:t>
             </w:r>
           </w:p>
@@ -11021,7 +11022,7 @@
       <w:pPr>
         <w:pStyle w:val="21"/>
       </w:pPr>
-      <w:bookmarkStart w:id="24" w:name="_Toc242194083"/>
+      <w:bookmarkStart w:id="24" w:name="_Toc242436363"/>
       <w:r>
         <w:t>5.5 КАТ-05 Вывод объекта из продажи (резерв)</w:t>
       </w:r>
@@ -11029,12 +11030,11 @@
     </w:p>
     <w:p>
       <w:r>
-        <w:t>Исполнители: администратор по распоряжению руководителя.</w:t>
-      </w:r>
-    </w:p>
-    <w:p>
-      <w:r>
-        <w:lastRenderedPageBreak/>
+        <w:t>Исполнители: пользователи с разрешением «Редактирование» на ресурс «Объекты недвижимости» — как правило, администратор по распоряжению руководителя.</w:t>
+      </w:r>
+    </w:p>
+    <w:p>
+      <w:r>
         <w:t>Входная информация: объект в статусе «Подбор» или «Резерв»; комментарий с основанием.</w:t>
       </w:r>
     </w:p>
@@ -11045,14 +11045,29 @@
     </w:p>
     <w:p>
       <w:r>
-        <w:t>Правила: у объекта нет отдельного журнала — основание решения фиксируется комментарием к объекту; объект в резерве виден в шахматке и не предлагается клиентам.</w:t>
+        <w:t>Правила:</w:t>
+      </w:r>
+    </w:p>
+    <w:p>
+      <w:r>
+        <w:t>а) объект в резерве не бронирует и не продаёт никто, включая администраторов: бронь по нему отклоняется (СДЕ-01); чтобы продать объект, резерв сначала снимают;</w:t>
+      </w:r>
+    </w:p>
+    <w:p>
+      <w:r>
+        <w:t>б) ставит и снимает резерв только пользователь с разрешением «Редактирование» на ресурс «Объекты недвижимости» — кнопками в карточке объекта или загрузкой из шаблона (КАТ-03); остальным кнопки не показываются, а запрос отклоняется;</w:t>
+      </w:r>
+    </w:p>
+    <w:p>
+      <w:r>
+        <w:t>в) у объекта нет отдельного журнала — основание решения фиксируется комментарием к объекту; объект в резерве виден в шахматке.</w:t>
       </w:r>
     </w:p>
     <w:p>
       <w:pPr>
         <w:pStyle w:val="21"/>
       </w:pPr>
-      <w:bookmarkStart w:id="25" w:name="_Toc242194084"/>
+      <w:bookmarkStart w:id="25" w:name="_Toc242436364"/>
       <w:r>
         <w:t>5.6 КАТ-06 Ведение планировок</w:t>
       </w:r>
@@ -11092,7 +11107,7 @@
       <w:pPr>
         <w:pStyle w:val="21"/>
       </w:pPr>
-      <w:bookmarkStart w:id="26" w:name="_Toc242194085"/>
+      <w:bookmarkStart w:id="26" w:name="_Toc242436365"/>
       <w:r>
         <w:t>5.7 КАТ-07 Ведение галерей</w:t>
       </w:r>
@@ -11117,8 +11132,9 @@
       <w:pPr>
         <w:pStyle w:val="21"/>
       </w:pPr>
-      <w:bookmarkStart w:id="27" w:name="_Toc242194086"/>
-      <w:r>
+      <w:bookmarkStart w:id="27" w:name="_Toc242436366"/>
+      <w:r>
+        <w:lastRenderedPageBreak/>
         <w:t>5.8 КАТ-08 Ведение скидок</w:t>
       </w:r>
       <w:bookmarkEnd w:id="27"/>
@@ -11160,7 +11176,6 @@
     </w:p>
     <w:p>
       <w:r>
-        <w:lastRenderedPageBreak/>
         <w:t>г) скидка может действовать только при выбранных планах оплаты (ФИН-08) — например, «за 100% оплату» только при плане «100% сразу»; пустой список планов — скидка действует при любом плане; своей скидки у плана нет;</w:t>
       </w:r>
     </w:p>
@@ -11174,7 +11189,7 @@
         <w:pStyle w:val="1"/>
         <w:pageBreakBefore/>
       </w:pPr>
-      <w:bookmarkStart w:id="28" w:name="_Toc242194087"/>
+      <w:bookmarkStart w:id="28" w:name="_Toc242436367"/>
       <w:r>
         <w:lastRenderedPageBreak/>
         <w:t>6 Подсистема «Работа с клиентами»</w:t>
@@ -11185,7 +11200,7 @@
       <w:pPr>
         <w:pStyle w:val="21"/>
       </w:pPr>
-      <w:bookmarkStart w:id="29" w:name="_Toc242194088"/>
+      <w:bookmarkStart w:id="29" w:name="_Toc242436368"/>
       <w:r>
         <w:t>6.1 КЛИ-01 Ведение клиентов</w:t>
       </w:r>
@@ -11250,7 +11265,7 @@
       <w:pPr>
         <w:pStyle w:val="21"/>
       </w:pPr>
-      <w:bookmarkStart w:id="30" w:name="_Toc242194089"/>
+      <w:bookmarkStart w:id="30" w:name="_Toc242436369"/>
       <w:r>
         <w:t>6.2 КЛИ-02 Ведение заявок</w:t>
       </w:r>
@@ -11306,7 +11321,7 @@
       <w:pPr>
         <w:pStyle w:val="21"/>
       </w:pPr>
-      <w:bookmarkStart w:id="31" w:name="_Toc242194090"/>
+      <w:bookmarkStart w:id="31" w:name="_Toc242436370"/>
       <w:r>
         <w:t>6.3 КЛИ-03 Канбан-доска заявок</w:t>
       </w:r>
@@ -11331,7 +11346,7 @@
       <w:pPr>
         <w:pStyle w:val="21"/>
       </w:pPr>
-      <w:bookmarkStart w:id="32" w:name="_Toc242194091"/>
+      <w:bookmarkStart w:id="32" w:name="_Toc242436371"/>
       <w:r>
         <w:t>6.4 КЛИ-04 Ведение встреч</w:t>
       </w:r>
@@ -11386,7 +11401,7 @@
       <w:pPr>
         <w:pStyle w:val="21"/>
       </w:pPr>
-      <w:bookmarkStart w:id="33" w:name="_Toc242194092"/>
+      <w:bookmarkStart w:id="33" w:name="_Toc242436372"/>
       <w:r>
         <w:t>6.5 КЛИ-05 Ведение справочников заявок</w:t>
       </w:r>
@@ -11413,7 +11428,7 @@
         <w:pStyle w:val="1"/>
         <w:pageBreakBefore/>
       </w:pPr>
-      <w:bookmarkStart w:id="34" w:name="_Toc242194093"/>
+      <w:bookmarkStart w:id="34" w:name="_Toc242436373"/>
       <w:r>
         <w:lastRenderedPageBreak/>
         <w:t>7 Подсистема «Сделки»</w:t>
@@ -11424,7 +11439,7 @@
       <w:pPr>
         <w:pStyle w:val="21"/>
       </w:pPr>
-      <w:bookmarkStart w:id="35" w:name="_Toc242194094"/>
+      <w:bookmarkStart w:id="35" w:name="_Toc242436374"/>
       <w:r>
         <w:t>7.1 СДЕ-01 Создание брони</w:t>
       </w:r>
@@ -11452,7 +11467,7 @@
     </w:p>
     <w:p>
       <w:r>
-        <w:t>а) бронь создаётся по объекту в статусе «Подбор» или «Резерв»;</w:t>
+        <w:t>а) бронь создаётся только по объекту в статусе «Подбор»; по объекту в резерве бронь отклоняется с сообщением, что резерв снимает сотрудник с правом изменения объектов (КАТ-05);</w:t>
       </w:r>
     </w:p>
     <w:p>
@@ -11484,7 +11499,7 @@
       <w:pPr>
         <w:pStyle w:val="21"/>
       </w:pPr>
-      <w:bookmarkStart w:id="36" w:name="_Toc242194095"/>
+      <w:bookmarkStart w:id="36" w:name="_Toc242436375"/>
       <w:r>
         <w:t>7.2 СДЕ-02 Условия сделки и применение скидок</w:t>
       </w:r>
@@ -11517,12 +11532,12 @@
     </w:p>
     <w:p>
       <w:r>
+        <w:lastRenderedPageBreak/>
         <w:t>б) порядок расчёта: скидки → цена → план; скидка, ограниченная планами оплаты, применима, только если в сделке выбран один из этих планов, — иначе она показывается недоступной с подсказкой выбрать план;</w:t>
       </w:r>
     </w:p>
     <w:p>
       <w:r>
-        <w:lastRenderedPageBreak/>
         <w:t>в) план оплаты сохраняется сразу при выборе; смена плана, при которой применённая скидка перестаёт действовать, отклоняется с указанием скидки и допустимых планов;</w:t>
       </w:r>
     </w:p>
@@ -11555,7 +11570,7 @@
       <w:pPr>
         <w:pStyle w:val="21"/>
       </w:pPr>
-      <w:bookmarkStart w:id="37" w:name="_Toc242194096"/>
+      <w:bookmarkStart w:id="37" w:name="_Toc242436376"/>
       <w:r>
         <w:t>7.3 СДЕ-03 Реквизиты договора и закрытие сделки</w:t>
       </w:r>
@@ -11605,7 +11620,7 @@
       <w:pPr>
         <w:pStyle w:val="21"/>
       </w:pPr>
-      <w:bookmarkStart w:id="38" w:name="_Toc242194097"/>
+      <w:bookmarkStart w:id="38" w:name="_Toc242436377"/>
       <w:r>
         <w:t>7.4 СДЕ-04 Отмена и расторжение сделки</w:t>
       </w:r>
@@ -11633,6 +11648,7 @@
     </w:p>
     <w:p>
       <w:r>
+        <w:lastRenderedPageBreak/>
         <w:t>а) сценарий выбирается системой: если нет проведённых платежей и даты подписания клиентом — отмена с указанием причины; иначе — расторжение с обязательным документом-основанием; для успешно закрытой сделки — всегда расторжение;</w:t>
       </w:r>
     </w:p>
@@ -11643,7 +11659,6 @@
     </w:p>
     <w:p>
       <w:r>
-        <w:lastRenderedPageBreak/>
         <w:t>в) при отмене, а также при расторжении без платежей к возврату объект возвращается в статус «Подбор»; при наличии платежей к возврату объект остаётся занятым до проведения последнего возврата (ФИН-04);</w:t>
       </w:r>
     </w:p>
@@ -11662,7 +11677,7 @@
         <w:pStyle w:val="1"/>
         <w:pageBreakBefore/>
       </w:pPr>
-      <w:bookmarkStart w:id="39" w:name="_Toc242194098"/>
+      <w:bookmarkStart w:id="39" w:name="_Toc242436378"/>
       <w:r>
         <w:lastRenderedPageBreak/>
         <w:t>8 Подсистема «Финансы»</w:t>
@@ -11673,7 +11688,7 @@
       <w:pPr>
         <w:pStyle w:val="21"/>
       </w:pPr>
-      <w:bookmarkStart w:id="40" w:name="_Toc242194099"/>
+      <w:bookmarkStart w:id="40" w:name="_Toc242436379"/>
       <w:r>
         <w:t>8.1 ФИН-01 Ведение графика платежей</w:t>
       </w:r>
@@ -11748,7 +11763,7 @@
       <w:pPr>
         <w:pStyle w:val="21"/>
       </w:pPr>
-      <w:bookmarkStart w:id="41" w:name="_Toc242194100"/>
+      <w:bookmarkStart w:id="41" w:name="_Toc242436380"/>
       <w:r>
         <w:t>8.2 ФИН-02 Отметка оплаты</w:t>
       </w:r>
@@ -11799,7 +11814,7 @@
       <w:pPr>
         <w:pStyle w:val="21"/>
       </w:pPr>
-      <w:bookmarkStart w:id="42" w:name="_Toc242194101"/>
+      <w:bookmarkStart w:id="42" w:name="_Toc242436381"/>
       <w:r>
         <w:t>8.3 ФИН-03 Учёт просрочки</w:t>
       </w:r>
@@ -11819,7 +11834,7 @@
       <w:pPr>
         <w:pStyle w:val="21"/>
       </w:pPr>
-      <w:bookmarkStart w:id="43" w:name="_Toc242194102"/>
+      <w:bookmarkStart w:id="43" w:name="_Toc242436382"/>
       <w:r>
         <w:t>8.4 ФИН-04 Учёт возвратов</w:t>
       </w:r>
@@ -11849,7 +11864,7 @@
       <w:pPr>
         <w:pStyle w:val="21"/>
       </w:pPr>
-      <w:bookmarkStart w:id="44" w:name="_Toc242194103"/>
+      <w:bookmarkStart w:id="44" w:name="_Toc242436383"/>
       <w:r>
         <w:t>8.5 ФИН-05 Список и сводная таблица платежей</w:t>
       </w:r>
@@ -11879,7 +11894,7 @@
       <w:pPr>
         <w:pStyle w:val="21"/>
       </w:pPr>
-      <w:bookmarkStart w:id="45" w:name="_Toc242194104"/>
+      <w:bookmarkStart w:id="45" w:name="_Toc242436384"/>
       <w:r>
         <w:lastRenderedPageBreak/>
         <w:t>8.6 ФИН-06 Ведение финансовых справочников</w:t>
@@ -11930,7 +11945,7 @@
       <w:pPr>
         <w:pStyle w:val="21"/>
       </w:pPr>
-      <w:bookmarkStart w:id="46" w:name="_Toc242194105"/>
+      <w:bookmarkStart w:id="46" w:name="_Toc242436385"/>
       <w:r>
         <w:t>8.7 ФИН-07 Валюты и курсы</w:t>
       </w:r>
@@ -11991,7 +12006,7 @@
       <w:pPr>
         <w:pStyle w:val="21"/>
       </w:pPr>
-      <w:bookmarkStart w:id="47" w:name="_Toc242194106"/>
+      <w:bookmarkStart w:id="47" w:name="_Toc242436386"/>
       <w:r>
         <w:t>8.8 ФИН-08 Планы оплаты и варианты оплаты</w:t>
       </w:r>
@@ -12061,7 +12076,7 @@
         <w:pStyle w:val="1"/>
         <w:pageBreakBefore/>
       </w:pPr>
-      <w:bookmarkStart w:id="48" w:name="_Toc242194107"/>
+      <w:bookmarkStart w:id="48" w:name="_Toc242436387"/>
       <w:r>
         <w:lastRenderedPageBreak/>
         <w:t>9 Подсистема «Шаблоны документов»</w:t>
@@ -12072,7 +12087,7 @@
       <w:pPr>
         <w:pStyle w:val="21"/>
       </w:pPr>
-      <w:bookmarkStart w:id="49" w:name="_Toc242194108"/>
+      <w:bookmarkStart w:id="49" w:name="_Toc242436388"/>
       <w:r>
         <w:t>9.1 ДОК-01 Ведение шаблонов документов</w:t>
       </w:r>
@@ -12112,7 +12127,7 @@
       <w:pPr>
         <w:pStyle w:val="21"/>
       </w:pPr>
-      <w:bookmarkStart w:id="50" w:name="_Toc242194109"/>
+      <w:bookmarkStart w:id="50" w:name="_Toc242436389"/>
       <w:r>
         <w:t>9.2 ДОК-02 Формирование документа по сделке</w:t>
       </w:r>
@@ -12163,7 +12178,7 @@
         <w:pStyle w:val="1"/>
         <w:pageBreakBefore/>
       </w:pPr>
-      <w:bookmarkStart w:id="51" w:name="_Toc242194110"/>
+      <w:bookmarkStart w:id="51" w:name="_Toc242436390"/>
       <w:r>
         <w:lastRenderedPageBreak/>
         <w:t>10 Подсистема «Задачи»</w:t>
@@ -12174,7 +12189,7 @@
       <w:pPr>
         <w:pStyle w:val="21"/>
       </w:pPr>
-      <w:bookmarkStart w:id="52" w:name="_Toc242194111"/>
+      <w:bookmarkStart w:id="52" w:name="_Toc242436391"/>
       <w:r>
         <w:t>10.1 ЗАД-01 Постановка задачи</w:t>
       </w:r>
@@ -12204,7 +12219,7 @@
       <w:pPr>
         <w:pStyle w:val="21"/>
       </w:pPr>
-      <w:bookmarkStart w:id="53" w:name="_Toc242194112"/>
+      <w:bookmarkStart w:id="53" w:name="_Toc242436392"/>
       <w:r>
         <w:t>10.2 ЗАД-02 Исполнение и контроль задачи</w:t>
       </w:r>
@@ -12249,7 +12264,7 @@
       <w:pPr>
         <w:pStyle w:val="21"/>
       </w:pPr>
-      <w:bookmarkStart w:id="54" w:name="_Toc242194113"/>
+      <w:bookmarkStart w:id="54" w:name="_Toc242436393"/>
       <w:r>
         <w:t>10.3 ЗАД-03 Представления задач</w:t>
       </w:r>
@@ -12265,7 +12280,7 @@
         <w:pStyle w:val="1"/>
         <w:pageBreakBefore/>
       </w:pPr>
-      <w:bookmarkStart w:id="55" w:name="_Toc242194114"/>
+      <w:bookmarkStart w:id="55" w:name="_Toc242436394"/>
       <w:r>
         <w:lastRenderedPageBreak/>
         <w:t>11 Подсистема «Аналитика и отчётность»</w:t>
@@ -12276,7 +12291,7 @@
       <w:pPr>
         <w:pStyle w:val="21"/>
       </w:pPr>
-      <w:bookmarkStart w:id="56" w:name="_Toc242194115"/>
+      <w:bookmarkStart w:id="56" w:name="_Toc242436395"/>
       <w:r>
         <w:t>11.1 АНА-01 Дашборд</w:t>
       </w:r>
@@ -12301,7 +12316,7 @@
       <w:pPr>
         <w:pStyle w:val="21"/>
       </w:pPr>
-      <w:bookmarkStart w:id="57" w:name="_Toc242194116"/>
+      <w:bookmarkStart w:id="57" w:name="_Toc242436396"/>
       <w:r>
         <w:t>11.2 АНА-02 Сводные таблицы</w:t>
       </w:r>
@@ -12346,7 +12361,7 @@
       <w:pPr>
         <w:pStyle w:val="21"/>
       </w:pPr>
-      <w:bookmarkStart w:id="58" w:name="_Toc242194117"/>
+      <w:bookmarkStart w:id="58" w:name="_Toc242436397"/>
       <w:r>
         <w:t>11.3 АНА-03 Планы продаж</w:t>
       </w:r>
@@ -12371,7 +12386,7 @@
       <w:pPr>
         <w:pStyle w:val="21"/>
       </w:pPr>
-      <w:bookmarkStart w:id="59" w:name="_Toc242194118"/>
+      <w:bookmarkStart w:id="59" w:name="_Toc242436398"/>
       <w:r>
         <w:lastRenderedPageBreak/>
         <w:t>11.4 АНА-04 Отчёты «план-факт»</w:t>
@@ -12423,7 +12438,7 @@
         <w:pStyle w:val="1"/>
         <w:pageBreakBefore/>
       </w:pPr>
-      <w:bookmarkStart w:id="60" w:name="_Toc242194119"/>
+      <w:bookmarkStart w:id="60" w:name="_Toc242436399"/>
       <w:r>
         <w:lastRenderedPageBreak/>
         <w:t>12 Подсистема «Интеграция с партнёрами»</w:t>
@@ -12434,7 +12449,7 @@
       <w:pPr>
         <w:pStyle w:val="21"/>
       </w:pPr>
-      <w:bookmarkStart w:id="61" w:name="_Toc242194120"/>
+      <w:bookmarkStart w:id="61" w:name="_Toc242436400"/>
       <w:r>
         <w:t>12.1 ИНТ-01 Выдача сведений партнёрам</w:t>
       </w:r>
@@ -12504,7 +12519,7 @@
       <w:pPr>
         <w:pStyle w:val="21"/>
       </w:pPr>
-      <w:bookmarkStart w:id="62" w:name="_Toc242194121"/>
+      <w:bookmarkStart w:id="62" w:name="_Toc242436401"/>
       <w:r>
         <w:t>12.2 ИНТ-02 Приём заявок от партнёров</w:t>
       </w:r>
@@ -12544,7 +12559,7 @@
       <w:pPr>
         <w:pStyle w:val="21"/>
       </w:pPr>
-      <w:bookmarkStart w:id="63" w:name="_Toc242194122"/>
+      <w:bookmarkStart w:id="63" w:name="_Toc242436402"/>
       <w:r>
         <w:t>12.3 ИНТ-03 Управление API-ключами</w:t>
       </w:r>
@@ -12576,7 +12591,7 @@
         <w:pStyle w:val="1"/>
         <w:pageBreakBefore/>
       </w:pPr>
-      <w:bookmarkStart w:id="64" w:name="_Toc242194123"/>
+      <w:bookmarkStart w:id="64" w:name="_Toc242436403"/>
       <w:r>
         <w:lastRenderedPageBreak/>
         <w:t>13 Подсистема «Регламентные задания»</w:t>
@@ -12587,7 +12602,7 @@
       <w:pPr>
         <w:pStyle w:val="21"/>
       </w:pPr>
-      <w:bookmarkStart w:id="65" w:name="_Toc242194124"/>
+      <w:bookmarkStart w:id="65" w:name="_Toc242436404"/>
       <w:r>
         <w:t>13.1 РЕГ-01 Пересчёт просрочки платежей</w:t>
       </w:r>
@@ -12612,7 +12627,7 @@
       <w:pPr>
         <w:pStyle w:val="21"/>
       </w:pPr>
-      <w:bookmarkStart w:id="66" w:name="_Toc242194125"/>
+      <w:bookmarkStart w:id="66" w:name="_Toc242436405"/>
       <w:r>
         <w:t>13.2 РЕГ-02 Снятие истёкших броней</w:t>
       </w:r>
@@ -12637,7 +12652,7 @@
       <w:pPr>
         <w:pStyle w:val="21"/>
       </w:pPr>
-      <w:bookmarkStart w:id="67" w:name="_Toc242194126"/>
+      <w:bookmarkStart w:id="67" w:name="_Toc242436406"/>
       <w:r>
         <w:t>13.3 РЕГ-03 Закрытие забытых встреч</w:t>
       </w:r>
@@ -12662,7 +12677,7 @@
       <w:pPr>
         <w:pStyle w:val="21"/>
       </w:pPr>
-      <w:bookmarkStart w:id="68" w:name="_Toc242194127"/>
+      <w:bookmarkStart w:id="68" w:name="_Toc242436407"/>
       <w:r>
         <w:t>13.4 РЕГ-04 Загрузка курсов валют</w:t>
       </w:r>
@@ -12698,7 +12713,7 @@
         <w:pStyle w:val="1"/>
         <w:pageBreakBefore/>
       </w:pPr>
-      <w:bookmarkStart w:id="69" w:name="_Toc242194128"/>
+      <w:bookmarkStart w:id="69" w:name="_Toc242436408"/>
       <w:r>
         <w:lastRenderedPageBreak/>
         <w:t>14 Типовые решения</w:t>
@@ -12717,7 +12732,7 @@
         <w:ind w:firstLine="0"/>
         <w:jc w:val="center"/>
       </w:pPr>
-      <w:bookmarkStart w:id="70" w:name="_Toc242194129"/>
+      <w:bookmarkStart w:id="70" w:name="_Toc242436409"/>
       <w:r>
         <w:lastRenderedPageBreak/>
         <w:t>ЛИСТ РЕГИСТРАЦИИ ИЗМЕНЕНИЙ</w:t>
@@ -14779,31 +14794,31 @@
       </w:rPr>
     </w:lvl>
   </w:abstractNum>
-  <w:num w:numId="1" w16cid:durableId="263802624">
+  <w:num w:numId="1" w16cid:durableId="1472135909">
     <w:abstractNumId w:val="8"/>
   </w:num>
-  <w:num w:numId="2" w16cid:durableId="1358384710">
+  <w:num w:numId="2" w16cid:durableId="1521311979">
     <w:abstractNumId w:val="6"/>
   </w:num>
-  <w:num w:numId="3" w16cid:durableId="1605917589">
+  <w:num w:numId="3" w16cid:durableId="887834816">
     <w:abstractNumId w:val="5"/>
   </w:num>
-  <w:num w:numId="4" w16cid:durableId="32926567">
+  <w:num w:numId="4" w16cid:durableId="1276062386">
     <w:abstractNumId w:val="4"/>
   </w:num>
-  <w:num w:numId="5" w16cid:durableId="1160341028">
+  <w:num w:numId="5" w16cid:durableId="750853647">
     <w:abstractNumId w:val="7"/>
   </w:num>
-  <w:num w:numId="6" w16cid:durableId="790705335">
+  <w:num w:numId="6" w16cid:durableId="1792016800">
     <w:abstractNumId w:val="3"/>
   </w:num>
-  <w:num w:numId="7" w16cid:durableId="87117263">
+  <w:num w:numId="7" w16cid:durableId="1660693294">
     <w:abstractNumId w:val="2"/>
   </w:num>
-  <w:num w:numId="8" w16cid:durableId="1761945818">
+  <w:num w:numId="8" w16cid:durableId="953173402">
     <w:abstractNumId w:val="1"/>
   </w:num>
-  <w:num w:numId="9" w16cid:durableId="1674994449">
+  <w:num w:numId="9" w16cid:durableId="1114251675">
     <w:abstractNumId w:val="0"/>
   </w:num>
 </w:numbering>
@@ -26336,7 +26351,7 @@
     <w:autoRedefine/>
     <w:uiPriority w:val="39"/>
     <w:unhideWhenUsed/>
-    <w:rsid w:val="001E6FB2"/>
+    <w:rsid w:val="00F96E3F"/>
     <w:pPr>
       <w:spacing w:after="100"/>
     </w:pPr>
@@ -26348,7 +26363,7 @@
     <w:autoRedefine/>
     <w:uiPriority w:val="39"/>
     <w:unhideWhenUsed/>
-    <w:rsid w:val="001E6FB2"/>
+    <w:rsid w:val="00F96E3F"/>
     <w:pPr>
       <w:spacing w:after="100"/>
       <w:ind w:left="240"/>
@@ -26359,7 +26374,7 @@
     <w:basedOn w:val="a2"/>
     <w:uiPriority w:val="99"/>
     <w:unhideWhenUsed/>
-    <w:rsid w:val="001E6FB2"/>
+    <w:rsid w:val="00F96E3F"/>
     <w:rPr>
       <w:color w:val="0000FF" w:themeColor="hyperlink"/>
       <w:u w:val="single"/>

--- a/docs/gost/out/03_П3_Описание_автоматизированных_функций.docx
+++ b/docs/gost/out/03_П3_Описание_автоматизированных_функций.docx
@@ -306,7 +306,7 @@
       <w:r>
         <w:fldChar w:fldCharType="separate"/>
       </w:r>
-      <w:hyperlink w:anchor="_Toc242436339" w:history="1">
+      <w:hyperlink w:anchor="_Toc242450692" w:history="1">
         <w:r>
           <w:rPr>
             <w:rStyle w:val="aff8"/>
@@ -333,7 +333,7 @@
             <w:noProof/>
             <w:webHidden/>
           </w:rPr>
-          <w:instrText xml:space="preserve"> PAGEREF _Toc242436339 \h </w:instrText>
+          <w:instrText xml:space="preserve"> PAGEREF _Toc242450692 \h </w:instrText>
         </w:r>
         <w:r>
           <w:rPr>
@@ -379,7 +379,7 @@
           <w14:ligatures w14:val="standardContextual"/>
         </w:rPr>
       </w:pPr>
-      <w:hyperlink w:anchor="_Toc242436340" w:history="1">
+      <w:hyperlink w:anchor="_Toc242450693" w:history="1">
         <w:r>
           <w:rPr>
             <w:rStyle w:val="aff8"/>
@@ -406,7 +406,7 @@
             <w:noProof/>
             <w:webHidden/>
           </w:rPr>
-          <w:instrText xml:space="preserve"> PAGEREF _Toc242436340 \h </w:instrText>
+          <w:instrText xml:space="preserve"> PAGEREF _Toc242450693 \h </w:instrText>
         </w:r>
         <w:r>
           <w:rPr>
@@ -452,7 +452,7 @@
           <w14:ligatures w14:val="standardContextual"/>
         </w:rPr>
       </w:pPr>
-      <w:hyperlink w:anchor="_Toc242436341" w:history="1">
+      <w:hyperlink w:anchor="_Toc242450694" w:history="1">
         <w:r>
           <w:rPr>
             <w:rStyle w:val="aff8"/>
@@ -479,7 +479,7 @@
             <w:noProof/>
             <w:webHidden/>
           </w:rPr>
-          <w:instrText xml:space="preserve"> PAGEREF _Toc242436341 \h </w:instrText>
+          <w:instrText xml:space="preserve"> PAGEREF _Toc242450694 \h </w:instrText>
         </w:r>
         <w:r>
           <w:rPr>
@@ -525,7 +525,7 @@
           <w14:ligatures w14:val="standardContextual"/>
         </w:rPr>
       </w:pPr>
-      <w:hyperlink w:anchor="_Toc242436342" w:history="1">
+      <w:hyperlink w:anchor="_Toc242450695" w:history="1">
         <w:r>
           <w:rPr>
             <w:rStyle w:val="aff8"/>
@@ -552,7 +552,7 @@
             <w:noProof/>
             <w:webHidden/>
           </w:rPr>
-          <w:instrText xml:space="preserve"> PAGEREF _Toc242436342 \h </w:instrText>
+          <w:instrText xml:space="preserve"> PAGEREF _Toc242450695 \h </w:instrText>
         </w:r>
         <w:r>
           <w:rPr>
@@ -598,7 +598,7 @@
           <w14:ligatures w14:val="standardContextual"/>
         </w:rPr>
       </w:pPr>
-      <w:hyperlink w:anchor="_Toc242436343" w:history="1">
+      <w:hyperlink w:anchor="_Toc242450696" w:history="1">
         <w:r>
           <w:rPr>
             <w:rStyle w:val="aff8"/>
@@ -625,7 +625,7 @@
             <w:noProof/>
             <w:webHidden/>
           </w:rPr>
-          <w:instrText xml:space="preserve"> PAGEREF _Toc242436343 \h </w:instrText>
+          <w:instrText xml:space="preserve"> PAGEREF _Toc242450696 \h </w:instrText>
         </w:r>
         <w:r>
           <w:rPr>
@@ -671,7 +671,7 @@
           <w14:ligatures w14:val="standardContextual"/>
         </w:rPr>
       </w:pPr>
-      <w:hyperlink w:anchor="_Toc242436344" w:history="1">
+      <w:hyperlink w:anchor="_Toc242450697" w:history="1">
         <w:r>
           <w:rPr>
             <w:rStyle w:val="aff8"/>
@@ -698,7 +698,7 @@
             <w:noProof/>
             <w:webHidden/>
           </w:rPr>
-          <w:instrText xml:space="preserve"> PAGEREF _Toc242436344 \h </w:instrText>
+          <w:instrText xml:space="preserve"> PAGEREF _Toc242450697 \h </w:instrText>
         </w:r>
         <w:r>
           <w:rPr>
@@ -744,7 +744,7 @@
           <w14:ligatures w14:val="standardContextual"/>
         </w:rPr>
       </w:pPr>
-      <w:hyperlink w:anchor="_Toc242436345" w:history="1">
+      <w:hyperlink w:anchor="_Toc242450698" w:history="1">
         <w:r>
           <w:rPr>
             <w:rStyle w:val="aff8"/>
@@ -771,7 +771,7 @@
             <w:noProof/>
             <w:webHidden/>
           </w:rPr>
-          <w:instrText xml:space="preserve"> PAGEREF _Toc242436345 \h </w:instrText>
+          <w:instrText xml:space="preserve"> PAGEREF _Toc242450698 \h </w:instrText>
         </w:r>
         <w:r>
           <w:rPr>
@@ -817,7 +817,7 @@
           <w14:ligatures w14:val="standardContextual"/>
         </w:rPr>
       </w:pPr>
-      <w:hyperlink w:anchor="_Toc242436346" w:history="1">
+      <w:hyperlink w:anchor="_Toc242450699" w:history="1">
         <w:r>
           <w:rPr>
             <w:rStyle w:val="aff8"/>
@@ -844,7 +844,7 @@
             <w:noProof/>
             <w:webHidden/>
           </w:rPr>
-          <w:instrText xml:space="preserve"> PAGEREF _Toc242436346 \h </w:instrText>
+          <w:instrText xml:space="preserve"> PAGEREF _Toc242450699 \h </w:instrText>
         </w:r>
         <w:r>
           <w:rPr>
@@ -890,7 +890,7 @@
           <w14:ligatures w14:val="standardContextual"/>
         </w:rPr>
       </w:pPr>
-      <w:hyperlink w:anchor="_Toc242436347" w:history="1">
+      <w:hyperlink w:anchor="_Toc242450700" w:history="1">
         <w:r>
           <w:rPr>
             <w:rStyle w:val="aff8"/>
@@ -917,7 +917,7 @@
             <w:noProof/>
             <w:webHidden/>
           </w:rPr>
-          <w:instrText xml:space="preserve"> PAGEREF _Toc242436347 \h </w:instrText>
+          <w:instrText xml:space="preserve"> PAGEREF _Toc242450700 \h </w:instrText>
         </w:r>
         <w:r>
           <w:rPr>
@@ -963,7 +963,7 @@
           <w14:ligatures w14:val="standardContextual"/>
         </w:rPr>
       </w:pPr>
-      <w:hyperlink w:anchor="_Toc242436348" w:history="1">
+      <w:hyperlink w:anchor="_Toc242450701" w:history="1">
         <w:r>
           <w:rPr>
             <w:rStyle w:val="aff8"/>
@@ -990,7 +990,7 @@
             <w:noProof/>
             <w:webHidden/>
           </w:rPr>
-          <w:instrText xml:space="preserve"> PAGEREF _Toc242436348 \h </w:instrText>
+          <w:instrText xml:space="preserve"> PAGEREF _Toc242450701 \h </w:instrText>
         </w:r>
         <w:r>
           <w:rPr>
@@ -1036,7 +1036,7 @@
           <w14:ligatures w14:val="standardContextual"/>
         </w:rPr>
       </w:pPr>
-      <w:hyperlink w:anchor="_Toc242436349" w:history="1">
+      <w:hyperlink w:anchor="_Toc242450702" w:history="1">
         <w:r>
           <w:rPr>
             <w:rStyle w:val="aff8"/>
@@ -1063,7 +1063,7 @@
             <w:noProof/>
             <w:webHidden/>
           </w:rPr>
-          <w:instrText xml:space="preserve"> PAGEREF _Toc242436349 \h </w:instrText>
+          <w:instrText xml:space="preserve"> PAGEREF _Toc242450702 \h </w:instrText>
         </w:r>
         <w:r>
           <w:rPr>
@@ -1109,7 +1109,7 @@
           <w14:ligatures w14:val="standardContextual"/>
         </w:rPr>
       </w:pPr>
-      <w:hyperlink w:anchor="_Toc242436350" w:history="1">
+      <w:hyperlink w:anchor="_Toc242450703" w:history="1">
         <w:r>
           <w:rPr>
             <w:rStyle w:val="aff8"/>
@@ -1136,7 +1136,7 @@
             <w:noProof/>
             <w:webHidden/>
           </w:rPr>
-          <w:instrText xml:space="preserve"> PAGEREF _Toc242436350 \h </w:instrText>
+          <w:instrText xml:space="preserve"> PAGEREF _Toc242450703 \h </w:instrText>
         </w:r>
         <w:r>
           <w:rPr>
@@ -1182,7 +1182,7 @@
           <w14:ligatures w14:val="standardContextual"/>
         </w:rPr>
       </w:pPr>
-      <w:hyperlink w:anchor="_Toc242436351" w:history="1">
+      <w:hyperlink w:anchor="_Toc242450704" w:history="1">
         <w:r>
           <w:rPr>
             <w:rStyle w:val="aff8"/>
@@ -1209,7 +1209,7 @@
             <w:noProof/>
             <w:webHidden/>
           </w:rPr>
-          <w:instrText xml:space="preserve"> PAGEREF _Toc242436351 \h </w:instrText>
+          <w:instrText xml:space="preserve"> PAGEREF _Toc242450704 \h </w:instrText>
         </w:r>
         <w:r>
           <w:rPr>
@@ -1255,7 +1255,7 @@
           <w14:ligatures w14:val="standardContextual"/>
         </w:rPr>
       </w:pPr>
-      <w:hyperlink w:anchor="_Toc242436352" w:history="1">
+      <w:hyperlink w:anchor="_Toc242450705" w:history="1">
         <w:r>
           <w:rPr>
             <w:rStyle w:val="aff8"/>
@@ -1282,7 +1282,7 @@
             <w:noProof/>
             <w:webHidden/>
           </w:rPr>
-          <w:instrText xml:space="preserve"> PAGEREF _Toc242436352 \h </w:instrText>
+          <w:instrText xml:space="preserve"> PAGEREF _Toc242450705 \h </w:instrText>
         </w:r>
         <w:r>
           <w:rPr>
@@ -1328,7 +1328,7 @@
           <w14:ligatures w14:val="standardContextual"/>
         </w:rPr>
       </w:pPr>
-      <w:hyperlink w:anchor="_Toc242436353" w:history="1">
+      <w:hyperlink w:anchor="_Toc242450706" w:history="1">
         <w:r>
           <w:rPr>
             <w:rStyle w:val="aff8"/>
@@ -1355,7 +1355,7 @@
             <w:noProof/>
             <w:webHidden/>
           </w:rPr>
-          <w:instrText xml:space="preserve"> PAGEREF _Toc242436353 \h </w:instrText>
+          <w:instrText xml:space="preserve"> PAGEREF _Toc242450706 \h </w:instrText>
         </w:r>
         <w:r>
           <w:rPr>
@@ -1401,7 +1401,7 @@
           <w14:ligatures w14:val="standardContextual"/>
         </w:rPr>
       </w:pPr>
-      <w:hyperlink w:anchor="_Toc242436354" w:history="1">
+      <w:hyperlink w:anchor="_Toc242450707" w:history="1">
         <w:r>
           <w:rPr>
             <w:rStyle w:val="aff8"/>
@@ -1428,7 +1428,7 @@
             <w:noProof/>
             <w:webHidden/>
           </w:rPr>
-          <w:instrText xml:space="preserve"> PAGEREF _Toc242436354 \h </w:instrText>
+          <w:instrText xml:space="preserve"> PAGEREF _Toc242450707 \h </w:instrText>
         </w:r>
         <w:r>
           <w:rPr>
@@ -1474,7 +1474,7 @@
           <w14:ligatures w14:val="standardContextual"/>
         </w:rPr>
       </w:pPr>
-      <w:hyperlink w:anchor="_Toc242436355" w:history="1">
+      <w:hyperlink w:anchor="_Toc242450708" w:history="1">
         <w:r>
           <w:rPr>
             <w:rStyle w:val="aff8"/>
@@ -1501,7 +1501,7 @@
             <w:noProof/>
             <w:webHidden/>
           </w:rPr>
-          <w:instrText xml:space="preserve"> PAGEREF _Toc242436355 \h </w:instrText>
+          <w:instrText xml:space="preserve"> PAGEREF _Toc242450708 \h </w:instrText>
         </w:r>
         <w:r>
           <w:rPr>
@@ -1547,7 +1547,7 @@
           <w14:ligatures w14:val="standardContextual"/>
         </w:rPr>
       </w:pPr>
-      <w:hyperlink w:anchor="_Toc242436356" w:history="1">
+      <w:hyperlink w:anchor="_Toc242450709" w:history="1">
         <w:r>
           <w:rPr>
             <w:rStyle w:val="aff8"/>
@@ -1574,7 +1574,7 @@
             <w:noProof/>
             <w:webHidden/>
           </w:rPr>
-          <w:instrText xml:space="preserve"> PAGEREF _Toc242436356 \h </w:instrText>
+          <w:instrText xml:space="preserve"> PAGEREF _Toc242450709 \h </w:instrText>
         </w:r>
         <w:r>
           <w:rPr>
@@ -1620,7 +1620,7 @@
           <w14:ligatures w14:val="standardContextual"/>
         </w:rPr>
       </w:pPr>
-      <w:hyperlink w:anchor="_Toc242436357" w:history="1">
+      <w:hyperlink w:anchor="_Toc242450710" w:history="1">
         <w:r>
           <w:rPr>
             <w:rStyle w:val="aff8"/>
@@ -1647,7 +1647,7 @@
             <w:noProof/>
             <w:webHidden/>
           </w:rPr>
-          <w:instrText xml:space="preserve"> PAGEREF _Toc242436357 \h </w:instrText>
+          <w:instrText xml:space="preserve"> PAGEREF _Toc242450710 \h </w:instrText>
         </w:r>
         <w:r>
           <w:rPr>
@@ -1693,7 +1693,7 @@
           <w14:ligatures w14:val="standardContextual"/>
         </w:rPr>
       </w:pPr>
-      <w:hyperlink w:anchor="_Toc242436358" w:history="1">
+      <w:hyperlink w:anchor="_Toc242450711" w:history="1">
         <w:r>
           <w:rPr>
             <w:rStyle w:val="aff8"/>
@@ -1720,7 +1720,7 @@
             <w:noProof/>
             <w:webHidden/>
           </w:rPr>
-          <w:instrText xml:space="preserve"> PAGEREF _Toc242436358 \h </w:instrText>
+          <w:instrText xml:space="preserve"> PAGEREF _Toc242450711 \h </w:instrText>
         </w:r>
         <w:r>
           <w:rPr>
@@ -1766,7 +1766,7 @@
           <w14:ligatures w14:val="standardContextual"/>
         </w:rPr>
       </w:pPr>
-      <w:hyperlink w:anchor="_Toc242436359" w:history="1">
+      <w:hyperlink w:anchor="_Toc242450712" w:history="1">
         <w:r>
           <w:rPr>
             <w:rStyle w:val="aff8"/>
@@ -1793,7 +1793,7 @@
             <w:noProof/>
             <w:webHidden/>
           </w:rPr>
-          <w:instrText xml:space="preserve"> PAGEREF _Toc242436359 \h </w:instrText>
+          <w:instrText xml:space="preserve"> PAGEREF _Toc242450712 \h </w:instrText>
         </w:r>
         <w:r>
           <w:rPr>
@@ -1839,7 +1839,7 @@
           <w14:ligatures w14:val="standardContextual"/>
         </w:rPr>
       </w:pPr>
-      <w:hyperlink w:anchor="_Toc242436360" w:history="1">
+      <w:hyperlink w:anchor="_Toc242450713" w:history="1">
         <w:r>
           <w:rPr>
             <w:rStyle w:val="aff8"/>
@@ -1866,7 +1866,7 @@
             <w:noProof/>
             <w:webHidden/>
           </w:rPr>
-          <w:instrText xml:space="preserve"> PAGEREF _Toc242436360 \h </w:instrText>
+          <w:instrText xml:space="preserve"> PAGEREF _Toc242450713 \h </w:instrText>
         </w:r>
         <w:r>
           <w:rPr>
@@ -1912,7 +1912,7 @@
           <w14:ligatures w14:val="standardContextual"/>
         </w:rPr>
       </w:pPr>
-      <w:hyperlink w:anchor="_Toc242436361" w:history="1">
+      <w:hyperlink w:anchor="_Toc242450714" w:history="1">
         <w:r>
           <w:rPr>
             <w:rStyle w:val="aff8"/>
@@ -1939,7 +1939,7 @@
             <w:noProof/>
             <w:webHidden/>
           </w:rPr>
-          <w:instrText xml:space="preserve"> PAGEREF _Toc242436361 \h </w:instrText>
+          <w:instrText xml:space="preserve"> PAGEREF _Toc242450714 \h </w:instrText>
         </w:r>
         <w:r>
           <w:rPr>
@@ -1985,7 +1985,7 @@
           <w14:ligatures w14:val="standardContextual"/>
         </w:rPr>
       </w:pPr>
-      <w:hyperlink w:anchor="_Toc242436362" w:history="1">
+      <w:hyperlink w:anchor="_Toc242450715" w:history="1">
         <w:r>
           <w:rPr>
             <w:rStyle w:val="aff8"/>
@@ -2012,7 +2012,7 @@
             <w:noProof/>
             <w:webHidden/>
           </w:rPr>
-          <w:instrText xml:space="preserve"> PAGEREF _Toc242436362 \h </w:instrText>
+          <w:instrText xml:space="preserve"> PAGEREF _Toc242450715 \h </w:instrText>
         </w:r>
         <w:r>
           <w:rPr>
@@ -2058,7 +2058,7 @@
           <w14:ligatures w14:val="standardContextual"/>
         </w:rPr>
       </w:pPr>
-      <w:hyperlink w:anchor="_Toc242436363" w:history="1">
+      <w:hyperlink w:anchor="_Toc242450716" w:history="1">
         <w:r>
           <w:rPr>
             <w:rStyle w:val="aff8"/>
@@ -2085,7 +2085,7 @@
             <w:noProof/>
             <w:webHidden/>
           </w:rPr>
-          <w:instrText xml:space="preserve"> PAGEREF _Toc242436363 \h </w:instrText>
+          <w:instrText xml:space="preserve"> PAGEREF _Toc242450716 \h </w:instrText>
         </w:r>
         <w:r>
           <w:rPr>
@@ -2131,7 +2131,7 @@
           <w14:ligatures w14:val="standardContextual"/>
         </w:rPr>
       </w:pPr>
-      <w:hyperlink w:anchor="_Toc242436364" w:history="1">
+      <w:hyperlink w:anchor="_Toc242450717" w:history="1">
         <w:r>
           <w:rPr>
             <w:rStyle w:val="aff8"/>
@@ -2158,7 +2158,7 @@
             <w:noProof/>
             <w:webHidden/>
           </w:rPr>
-          <w:instrText xml:space="preserve"> PAGEREF _Toc242436364 \h </w:instrText>
+          <w:instrText xml:space="preserve"> PAGEREF _Toc242450717 \h </w:instrText>
         </w:r>
         <w:r>
           <w:rPr>
@@ -2204,7 +2204,7 @@
           <w14:ligatures w14:val="standardContextual"/>
         </w:rPr>
       </w:pPr>
-      <w:hyperlink w:anchor="_Toc242436365" w:history="1">
+      <w:hyperlink w:anchor="_Toc242450718" w:history="1">
         <w:r>
           <w:rPr>
             <w:rStyle w:val="aff8"/>
@@ -2231,7 +2231,7 @@
             <w:noProof/>
             <w:webHidden/>
           </w:rPr>
-          <w:instrText xml:space="preserve"> PAGEREF _Toc242436365 \h </w:instrText>
+          <w:instrText xml:space="preserve"> PAGEREF _Toc242450718 \h </w:instrText>
         </w:r>
         <w:r>
           <w:rPr>
@@ -2277,7 +2277,7 @@
           <w14:ligatures w14:val="standardContextual"/>
         </w:rPr>
       </w:pPr>
-      <w:hyperlink w:anchor="_Toc242436366" w:history="1">
+      <w:hyperlink w:anchor="_Toc242450719" w:history="1">
         <w:r>
           <w:rPr>
             <w:rStyle w:val="aff8"/>
@@ -2304,7 +2304,7 @@
             <w:noProof/>
             <w:webHidden/>
           </w:rPr>
-          <w:instrText xml:space="preserve"> PAGEREF _Toc242436366 \h </w:instrText>
+          <w:instrText xml:space="preserve"> PAGEREF _Toc242450719 \h </w:instrText>
         </w:r>
         <w:r>
           <w:rPr>
@@ -2350,7 +2350,7 @@
           <w14:ligatures w14:val="standardContextual"/>
         </w:rPr>
       </w:pPr>
-      <w:hyperlink w:anchor="_Toc242436367" w:history="1">
+      <w:hyperlink w:anchor="_Toc242450720" w:history="1">
         <w:r>
           <w:rPr>
             <w:rStyle w:val="aff8"/>
@@ -2377,7 +2377,7 @@
             <w:noProof/>
             <w:webHidden/>
           </w:rPr>
-          <w:instrText xml:space="preserve"> PAGEREF _Toc242436367 \h </w:instrText>
+          <w:instrText xml:space="preserve"> PAGEREF _Toc242450720 \h </w:instrText>
         </w:r>
         <w:r>
           <w:rPr>
@@ -2423,7 +2423,7 @@
           <w14:ligatures w14:val="standardContextual"/>
         </w:rPr>
       </w:pPr>
-      <w:hyperlink w:anchor="_Toc242436368" w:history="1">
+      <w:hyperlink w:anchor="_Toc242450721" w:history="1">
         <w:r>
           <w:rPr>
             <w:rStyle w:val="aff8"/>
@@ -2450,7 +2450,7 @@
             <w:noProof/>
             <w:webHidden/>
           </w:rPr>
-          <w:instrText xml:space="preserve"> PAGEREF _Toc242436368 \h </w:instrText>
+          <w:instrText xml:space="preserve"> PAGEREF _Toc242450721 \h </w:instrText>
         </w:r>
         <w:r>
           <w:rPr>
@@ -2496,7 +2496,7 @@
           <w14:ligatures w14:val="standardContextual"/>
         </w:rPr>
       </w:pPr>
-      <w:hyperlink w:anchor="_Toc242436369" w:history="1">
+      <w:hyperlink w:anchor="_Toc242450722" w:history="1">
         <w:r>
           <w:rPr>
             <w:rStyle w:val="aff8"/>
@@ -2523,7 +2523,7 @@
             <w:noProof/>
             <w:webHidden/>
           </w:rPr>
-          <w:instrText xml:space="preserve"> PAGEREF _Toc242436369 \h </w:instrText>
+          <w:instrText xml:space="preserve"> PAGEREF _Toc242450722 \h </w:instrText>
         </w:r>
         <w:r>
           <w:rPr>
@@ -2569,7 +2569,7 @@
           <w14:ligatures w14:val="standardContextual"/>
         </w:rPr>
       </w:pPr>
-      <w:hyperlink w:anchor="_Toc242436370" w:history="1">
+      <w:hyperlink w:anchor="_Toc242450723" w:history="1">
         <w:r>
           <w:rPr>
             <w:rStyle w:val="aff8"/>
@@ -2596,7 +2596,7 @@
             <w:noProof/>
             <w:webHidden/>
           </w:rPr>
-          <w:instrText xml:space="preserve"> PAGEREF _Toc242436370 \h </w:instrText>
+          <w:instrText xml:space="preserve"> PAGEREF _Toc242450723 \h </w:instrText>
         </w:r>
         <w:r>
           <w:rPr>
@@ -2642,7 +2642,7 @@
           <w14:ligatures w14:val="standardContextual"/>
         </w:rPr>
       </w:pPr>
-      <w:hyperlink w:anchor="_Toc242436371" w:history="1">
+      <w:hyperlink w:anchor="_Toc242450724" w:history="1">
         <w:r>
           <w:rPr>
             <w:rStyle w:val="aff8"/>
@@ -2669,7 +2669,7 @@
             <w:noProof/>
             <w:webHidden/>
           </w:rPr>
-          <w:instrText xml:space="preserve"> PAGEREF _Toc242436371 \h </w:instrText>
+          <w:instrText xml:space="preserve"> PAGEREF _Toc242450724 \h </w:instrText>
         </w:r>
         <w:r>
           <w:rPr>
@@ -2715,7 +2715,7 @@
           <w14:ligatures w14:val="standardContextual"/>
         </w:rPr>
       </w:pPr>
-      <w:hyperlink w:anchor="_Toc242436372" w:history="1">
+      <w:hyperlink w:anchor="_Toc242450725" w:history="1">
         <w:r>
           <w:rPr>
             <w:rStyle w:val="aff8"/>
@@ -2742,7 +2742,7 @@
             <w:noProof/>
             <w:webHidden/>
           </w:rPr>
-          <w:instrText xml:space="preserve"> PAGEREF _Toc242436372 \h </w:instrText>
+          <w:instrText xml:space="preserve"> PAGEREF _Toc242450725 \h </w:instrText>
         </w:r>
         <w:r>
           <w:rPr>
@@ -2788,7 +2788,7 @@
           <w14:ligatures w14:val="standardContextual"/>
         </w:rPr>
       </w:pPr>
-      <w:hyperlink w:anchor="_Toc242436373" w:history="1">
+      <w:hyperlink w:anchor="_Toc242450726" w:history="1">
         <w:r>
           <w:rPr>
             <w:rStyle w:val="aff8"/>
@@ -2815,7 +2815,7 @@
             <w:noProof/>
             <w:webHidden/>
           </w:rPr>
-          <w:instrText xml:space="preserve"> PAGEREF _Toc242436373 \h </w:instrText>
+          <w:instrText xml:space="preserve"> PAGEREF _Toc242450726 \h </w:instrText>
         </w:r>
         <w:r>
           <w:rPr>
@@ -2861,7 +2861,7 @@
           <w14:ligatures w14:val="standardContextual"/>
         </w:rPr>
       </w:pPr>
-      <w:hyperlink w:anchor="_Toc242436374" w:history="1">
+      <w:hyperlink w:anchor="_Toc242450727" w:history="1">
         <w:r>
           <w:rPr>
             <w:rStyle w:val="aff8"/>
@@ -2888,7 +2888,7 @@
             <w:noProof/>
             <w:webHidden/>
           </w:rPr>
-          <w:instrText xml:space="preserve"> PAGEREF _Toc242436374 \h </w:instrText>
+          <w:instrText xml:space="preserve"> PAGEREF _Toc242450727 \h </w:instrText>
         </w:r>
         <w:r>
           <w:rPr>
@@ -2934,7 +2934,7 @@
           <w14:ligatures w14:val="standardContextual"/>
         </w:rPr>
       </w:pPr>
-      <w:hyperlink w:anchor="_Toc242436375" w:history="1">
+      <w:hyperlink w:anchor="_Toc242450728" w:history="1">
         <w:r>
           <w:rPr>
             <w:rStyle w:val="aff8"/>
@@ -2961,7 +2961,7 @@
             <w:noProof/>
             <w:webHidden/>
           </w:rPr>
-          <w:instrText xml:space="preserve"> PAGEREF _Toc242436375 \h </w:instrText>
+          <w:instrText xml:space="preserve"> PAGEREF _Toc242450728 \h </w:instrText>
         </w:r>
         <w:r>
           <w:rPr>
@@ -3007,7 +3007,7 @@
           <w14:ligatures w14:val="standardContextual"/>
         </w:rPr>
       </w:pPr>
-      <w:hyperlink w:anchor="_Toc242436376" w:history="1">
+      <w:hyperlink w:anchor="_Toc242450729" w:history="1">
         <w:r>
           <w:rPr>
             <w:rStyle w:val="aff8"/>
@@ -3034,7 +3034,7 @@
             <w:noProof/>
             <w:webHidden/>
           </w:rPr>
-          <w:instrText xml:space="preserve"> PAGEREF _Toc242436376 \h </w:instrText>
+          <w:instrText xml:space="preserve"> PAGEREF _Toc242450729 \h </w:instrText>
         </w:r>
         <w:r>
           <w:rPr>
@@ -3080,7 +3080,7 @@
           <w14:ligatures w14:val="standardContextual"/>
         </w:rPr>
       </w:pPr>
-      <w:hyperlink w:anchor="_Toc242436377" w:history="1">
+      <w:hyperlink w:anchor="_Toc242450730" w:history="1">
         <w:r>
           <w:rPr>
             <w:rStyle w:val="aff8"/>
@@ -3107,7 +3107,7 @@
             <w:noProof/>
             <w:webHidden/>
           </w:rPr>
-          <w:instrText xml:space="preserve"> PAGEREF _Toc242436377 \h </w:instrText>
+          <w:instrText xml:space="preserve"> PAGEREF _Toc242450730 \h </w:instrText>
         </w:r>
         <w:r>
           <w:rPr>
@@ -3153,7 +3153,7 @@
           <w14:ligatures w14:val="standardContextual"/>
         </w:rPr>
       </w:pPr>
-      <w:hyperlink w:anchor="_Toc242436378" w:history="1">
+      <w:hyperlink w:anchor="_Toc242450731" w:history="1">
         <w:r>
           <w:rPr>
             <w:rStyle w:val="aff8"/>
@@ -3180,7 +3180,7 @@
             <w:noProof/>
             <w:webHidden/>
           </w:rPr>
-          <w:instrText xml:space="preserve"> PAGEREF _Toc242436378 \h </w:instrText>
+          <w:instrText xml:space="preserve"> PAGEREF _Toc242450731 \h </w:instrText>
         </w:r>
         <w:r>
           <w:rPr>
@@ -3226,7 +3226,7 @@
           <w14:ligatures w14:val="standardContextual"/>
         </w:rPr>
       </w:pPr>
-      <w:hyperlink w:anchor="_Toc242436379" w:history="1">
+      <w:hyperlink w:anchor="_Toc242450732" w:history="1">
         <w:r>
           <w:rPr>
             <w:rStyle w:val="aff8"/>
@@ -3253,7 +3253,7 @@
             <w:noProof/>
             <w:webHidden/>
           </w:rPr>
-          <w:instrText xml:space="preserve"> PAGEREF _Toc242436379 \h </w:instrText>
+          <w:instrText xml:space="preserve"> PAGEREF _Toc242450732 \h </w:instrText>
         </w:r>
         <w:r>
           <w:rPr>
@@ -3299,7 +3299,7 @@
           <w14:ligatures w14:val="standardContextual"/>
         </w:rPr>
       </w:pPr>
-      <w:hyperlink w:anchor="_Toc242436380" w:history="1">
+      <w:hyperlink w:anchor="_Toc242450733" w:history="1">
         <w:r>
           <w:rPr>
             <w:rStyle w:val="aff8"/>
@@ -3326,7 +3326,7 @@
             <w:noProof/>
             <w:webHidden/>
           </w:rPr>
-          <w:instrText xml:space="preserve"> PAGEREF _Toc242436380 \h </w:instrText>
+          <w:instrText xml:space="preserve"> PAGEREF _Toc242450733 \h </w:instrText>
         </w:r>
         <w:r>
           <w:rPr>
@@ -3372,7 +3372,7 @@
           <w14:ligatures w14:val="standardContextual"/>
         </w:rPr>
       </w:pPr>
-      <w:hyperlink w:anchor="_Toc242436381" w:history="1">
+      <w:hyperlink w:anchor="_Toc242450734" w:history="1">
         <w:r>
           <w:rPr>
             <w:rStyle w:val="aff8"/>
@@ -3399,7 +3399,7 @@
             <w:noProof/>
             <w:webHidden/>
           </w:rPr>
-          <w:instrText xml:space="preserve"> PAGEREF _Toc242436381 \h </w:instrText>
+          <w:instrText xml:space="preserve"> PAGEREF _Toc242450734 \h </w:instrText>
         </w:r>
         <w:r>
           <w:rPr>
@@ -3445,7 +3445,7 @@
           <w14:ligatures w14:val="standardContextual"/>
         </w:rPr>
       </w:pPr>
-      <w:hyperlink w:anchor="_Toc242436382" w:history="1">
+      <w:hyperlink w:anchor="_Toc242450735" w:history="1">
         <w:r>
           <w:rPr>
             <w:rStyle w:val="aff8"/>
@@ -3472,7 +3472,7 @@
             <w:noProof/>
             <w:webHidden/>
           </w:rPr>
-          <w:instrText xml:space="preserve"> PAGEREF _Toc242436382 \h </w:instrText>
+          <w:instrText xml:space="preserve"> PAGEREF _Toc242450735 \h </w:instrText>
         </w:r>
         <w:r>
           <w:rPr>
@@ -3518,7 +3518,7 @@
           <w14:ligatures w14:val="standardContextual"/>
         </w:rPr>
       </w:pPr>
-      <w:hyperlink w:anchor="_Toc242436383" w:history="1">
+      <w:hyperlink w:anchor="_Toc242450736" w:history="1">
         <w:r>
           <w:rPr>
             <w:rStyle w:val="aff8"/>
@@ -3545,7 +3545,7 @@
             <w:noProof/>
             <w:webHidden/>
           </w:rPr>
-          <w:instrText xml:space="preserve"> PAGEREF _Toc242436383 \h </w:instrText>
+          <w:instrText xml:space="preserve"> PAGEREF _Toc242450736 \h </w:instrText>
         </w:r>
         <w:r>
           <w:rPr>
@@ -3591,7 +3591,7 @@
           <w14:ligatures w14:val="standardContextual"/>
         </w:rPr>
       </w:pPr>
-      <w:hyperlink w:anchor="_Toc242436384" w:history="1">
+      <w:hyperlink w:anchor="_Toc242450737" w:history="1">
         <w:r>
           <w:rPr>
             <w:rStyle w:val="aff8"/>
@@ -3618,7 +3618,7 @@
             <w:noProof/>
             <w:webHidden/>
           </w:rPr>
-          <w:instrText xml:space="preserve"> PAGEREF _Toc242436384 \h </w:instrText>
+          <w:instrText xml:space="preserve"> PAGEREF _Toc242450737 \h </w:instrText>
         </w:r>
         <w:r>
           <w:rPr>
@@ -3664,7 +3664,7 @@
           <w14:ligatures w14:val="standardContextual"/>
         </w:rPr>
       </w:pPr>
-      <w:hyperlink w:anchor="_Toc242436385" w:history="1">
+      <w:hyperlink w:anchor="_Toc242450738" w:history="1">
         <w:r>
           <w:rPr>
             <w:rStyle w:val="aff8"/>
@@ -3691,7 +3691,7 @@
             <w:noProof/>
             <w:webHidden/>
           </w:rPr>
-          <w:instrText xml:space="preserve"> PAGEREF _Toc242436385 \h </w:instrText>
+          <w:instrText xml:space="preserve"> PAGEREF _Toc242450738 \h </w:instrText>
         </w:r>
         <w:r>
           <w:rPr>
@@ -3737,7 +3737,7 @@
           <w14:ligatures w14:val="standardContextual"/>
         </w:rPr>
       </w:pPr>
-      <w:hyperlink w:anchor="_Toc242436386" w:history="1">
+      <w:hyperlink w:anchor="_Toc242450739" w:history="1">
         <w:r>
           <w:rPr>
             <w:rStyle w:val="aff8"/>
@@ -3764,7 +3764,7 @@
             <w:noProof/>
             <w:webHidden/>
           </w:rPr>
-          <w:instrText xml:space="preserve"> PAGEREF _Toc242436386 \h </w:instrText>
+          <w:instrText xml:space="preserve"> PAGEREF _Toc242450739 \h </w:instrText>
         </w:r>
         <w:r>
           <w:rPr>
@@ -3810,7 +3810,7 @@
           <w14:ligatures w14:val="standardContextual"/>
         </w:rPr>
       </w:pPr>
-      <w:hyperlink w:anchor="_Toc242436387" w:history="1">
+      <w:hyperlink w:anchor="_Toc242450740" w:history="1">
         <w:r>
           <w:rPr>
             <w:rStyle w:val="aff8"/>
@@ -3837,7 +3837,7 @@
             <w:noProof/>
             <w:webHidden/>
           </w:rPr>
-          <w:instrText xml:space="preserve"> PAGEREF _Toc242436387 \h </w:instrText>
+          <w:instrText xml:space="preserve"> PAGEREF _Toc242450740 \h </w:instrText>
         </w:r>
         <w:r>
           <w:rPr>
@@ -3883,7 +3883,7 @@
           <w14:ligatures w14:val="standardContextual"/>
         </w:rPr>
       </w:pPr>
-      <w:hyperlink w:anchor="_Toc242436388" w:history="1">
+      <w:hyperlink w:anchor="_Toc242450741" w:history="1">
         <w:r>
           <w:rPr>
             <w:rStyle w:val="aff8"/>
@@ -3910,7 +3910,7 @@
             <w:noProof/>
             <w:webHidden/>
           </w:rPr>
-          <w:instrText xml:space="preserve"> PAGEREF _Toc242436388 \h </w:instrText>
+          <w:instrText xml:space="preserve"> PAGEREF _Toc242450741 \h </w:instrText>
         </w:r>
         <w:r>
           <w:rPr>
@@ -3956,7 +3956,7 @@
           <w14:ligatures w14:val="standardContextual"/>
         </w:rPr>
       </w:pPr>
-      <w:hyperlink w:anchor="_Toc242436389" w:history="1">
+      <w:hyperlink w:anchor="_Toc242450742" w:history="1">
         <w:r>
           <w:rPr>
             <w:rStyle w:val="aff8"/>
@@ -3983,7 +3983,7 @@
             <w:noProof/>
             <w:webHidden/>
           </w:rPr>
-          <w:instrText xml:space="preserve"> PAGEREF _Toc242436389 \h </w:instrText>
+          <w:instrText xml:space="preserve"> PAGEREF _Toc242450742 \h </w:instrText>
         </w:r>
         <w:r>
           <w:rPr>
@@ -4029,7 +4029,7 @@
           <w14:ligatures w14:val="standardContextual"/>
         </w:rPr>
       </w:pPr>
-      <w:hyperlink w:anchor="_Toc242436390" w:history="1">
+      <w:hyperlink w:anchor="_Toc242450743" w:history="1">
         <w:r>
           <w:rPr>
             <w:rStyle w:val="aff8"/>
@@ -4056,7 +4056,7 @@
             <w:noProof/>
             <w:webHidden/>
           </w:rPr>
-          <w:instrText xml:space="preserve"> PAGEREF _Toc242436390 \h </w:instrText>
+          <w:instrText xml:space="preserve"> PAGEREF _Toc242450743 \h </w:instrText>
         </w:r>
         <w:r>
           <w:rPr>
@@ -4102,7 +4102,7 @@
           <w14:ligatures w14:val="standardContextual"/>
         </w:rPr>
       </w:pPr>
-      <w:hyperlink w:anchor="_Toc242436391" w:history="1">
+      <w:hyperlink w:anchor="_Toc242450744" w:history="1">
         <w:r>
           <w:rPr>
             <w:rStyle w:val="aff8"/>
@@ -4129,7 +4129,7 @@
             <w:noProof/>
             <w:webHidden/>
           </w:rPr>
-          <w:instrText xml:space="preserve"> PAGEREF _Toc242436391 \h </w:instrText>
+          <w:instrText xml:space="preserve"> PAGEREF _Toc242450744 \h </w:instrText>
         </w:r>
         <w:r>
           <w:rPr>
@@ -4175,7 +4175,7 @@
           <w14:ligatures w14:val="standardContextual"/>
         </w:rPr>
       </w:pPr>
-      <w:hyperlink w:anchor="_Toc242436392" w:history="1">
+      <w:hyperlink w:anchor="_Toc242450745" w:history="1">
         <w:r>
           <w:rPr>
             <w:rStyle w:val="aff8"/>
@@ -4202,7 +4202,7 @@
             <w:noProof/>
             <w:webHidden/>
           </w:rPr>
-          <w:instrText xml:space="preserve"> PAGEREF _Toc242436392 \h </w:instrText>
+          <w:instrText xml:space="preserve"> PAGEREF _Toc242450745 \h </w:instrText>
         </w:r>
         <w:r>
           <w:rPr>
@@ -4248,7 +4248,7 @@
           <w14:ligatures w14:val="standardContextual"/>
         </w:rPr>
       </w:pPr>
-      <w:hyperlink w:anchor="_Toc242436393" w:history="1">
+      <w:hyperlink w:anchor="_Toc242450746" w:history="1">
         <w:r>
           <w:rPr>
             <w:rStyle w:val="aff8"/>
@@ -4275,7 +4275,7 @@
             <w:noProof/>
             <w:webHidden/>
           </w:rPr>
-          <w:instrText xml:space="preserve"> PAGEREF _Toc242436393 \h </w:instrText>
+          <w:instrText xml:space="preserve"> PAGEREF _Toc242450746 \h </w:instrText>
         </w:r>
         <w:r>
           <w:rPr>
@@ -4321,7 +4321,7 @@
           <w14:ligatures w14:val="standardContextual"/>
         </w:rPr>
       </w:pPr>
-      <w:hyperlink w:anchor="_Toc242436394" w:history="1">
+      <w:hyperlink w:anchor="_Toc242450747" w:history="1">
         <w:r>
           <w:rPr>
             <w:rStyle w:val="aff8"/>
@@ -4348,7 +4348,7 @@
             <w:noProof/>
             <w:webHidden/>
           </w:rPr>
-          <w:instrText xml:space="preserve"> PAGEREF _Toc242436394 \h </w:instrText>
+          <w:instrText xml:space="preserve"> PAGEREF _Toc242450747 \h </w:instrText>
         </w:r>
         <w:r>
           <w:rPr>
@@ -4394,7 +4394,7 @@
           <w14:ligatures w14:val="standardContextual"/>
         </w:rPr>
       </w:pPr>
-      <w:hyperlink w:anchor="_Toc242436395" w:history="1">
+      <w:hyperlink w:anchor="_Toc242450748" w:history="1">
         <w:r>
           <w:rPr>
             <w:rStyle w:val="aff8"/>
@@ -4421,7 +4421,7 @@
             <w:noProof/>
             <w:webHidden/>
           </w:rPr>
-          <w:instrText xml:space="preserve"> PAGEREF _Toc242436395 \h </w:instrText>
+          <w:instrText xml:space="preserve"> PAGEREF _Toc242450748 \h </w:instrText>
         </w:r>
         <w:r>
           <w:rPr>
@@ -4467,7 +4467,7 @@
           <w14:ligatures w14:val="standardContextual"/>
         </w:rPr>
       </w:pPr>
-      <w:hyperlink w:anchor="_Toc242436396" w:history="1">
+      <w:hyperlink w:anchor="_Toc242450749" w:history="1">
         <w:r>
           <w:rPr>
             <w:rStyle w:val="aff8"/>
@@ -4494,7 +4494,7 @@
             <w:noProof/>
             <w:webHidden/>
           </w:rPr>
-          <w:instrText xml:space="preserve"> PAGEREF _Toc242436396 \h </w:instrText>
+          <w:instrText xml:space="preserve"> PAGEREF _Toc242450749 \h </w:instrText>
         </w:r>
         <w:r>
           <w:rPr>
@@ -4540,7 +4540,7 @@
           <w14:ligatures w14:val="standardContextual"/>
         </w:rPr>
       </w:pPr>
-      <w:hyperlink w:anchor="_Toc242436397" w:history="1">
+      <w:hyperlink w:anchor="_Toc242450750" w:history="1">
         <w:r>
           <w:rPr>
             <w:rStyle w:val="aff8"/>
@@ -4567,7 +4567,7 @@
             <w:noProof/>
             <w:webHidden/>
           </w:rPr>
-          <w:instrText xml:space="preserve"> PAGEREF _Toc242436397 \h </w:instrText>
+          <w:instrText xml:space="preserve"> PAGEREF _Toc242450750 \h </w:instrText>
         </w:r>
         <w:r>
           <w:rPr>
@@ -4613,7 +4613,7 @@
           <w14:ligatures w14:val="standardContextual"/>
         </w:rPr>
       </w:pPr>
-      <w:hyperlink w:anchor="_Toc242436398" w:history="1">
+      <w:hyperlink w:anchor="_Toc242450751" w:history="1">
         <w:r>
           <w:rPr>
             <w:rStyle w:val="aff8"/>
@@ -4640,7 +4640,7 @@
             <w:noProof/>
             <w:webHidden/>
           </w:rPr>
-          <w:instrText xml:space="preserve"> PAGEREF _Toc242436398 \h </w:instrText>
+          <w:instrText xml:space="preserve"> PAGEREF _Toc242450751 \h </w:instrText>
         </w:r>
         <w:r>
           <w:rPr>
@@ -4686,7 +4686,7 @@
           <w14:ligatures w14:val="standardContextual"/>
         </w:rPr>
       </w:pPr>
-      <w:hyperlink w:anchor="_Toc242436399" w:history="1">
+      <w:hyperlink w:anchor="_Toc242450752" w:history="1">
         <w:r>
           <w:rPr>
             <w:rStyle w:val="aff8"/>
@@ -4713,7 +4713,7 @@
             <w:noProof/>
             <w:webHidden/>
           </w:rPr>
-          <w:instrText xml:space="preserve"> PAGEREF _Toc242436399 \h </w:instrText>
+          <w:instrText xml:space="preserve"> PAGEREF _Toc242450752 \h </w:instrText>
         </w:r>
         <w:r>
           <w:rPr>
@@ -4759,7 +4759,7 @@
           <w14:ligatures w14:val="standardContextual"/>
         </w:rPr>
       </w:pPr>
-      <w:hyperlink w:anchor="_Toc242436400" w:history="1">
+      <w:hyperlink w:anchor="_Toc242450753" w:history="1">
         <w:r>
           <w:rPr>
             <w:rStyle w:val="aff8"/>
@@ -4786,7 +4786,7 @@
             <w:noProof/>
             <w:webHidden/>
           </w:rPr>
-          <w:instrText xml:space="preserve"> PAGEREF _Toc242436400 \h </w:instrText>
+          <w:instrText xml:space="preserve"> PAGEREF _Toc242450753 \h </w:instrText>
         </w:r>
         <w:r>
           <w:rPr>
@@ -4832,7 +4832,7 @@
           <w14:ligatures w14:val="standardContextual"/>
         </w:rPr>
       </w:pPr>
-      <w:hyperlink w:anchor="_Toc242436401" w:history="1">
+      <w:hyperlink w:anchor="_Toc242450754" w:history="1">
         <w:r>
           <w:rPr>
             <w:rStyle w:val="aff8"/>
@@ -4859,7 +4859,7 @@
             <w:noProof/>
             <w:webHidden/>
           </w:rPr>
-          <w:instrText xml:space="preserve"> PAGEREF _Toc242436401 \h </w:instrText>
+          <w:instrText xml:space="preserve"> PAGEREF _Toc242450754 \h </w:instrText>
         </w:r>
         <w:r>
           <w:rPr>
@@ -4905,7 +4905,7 @@
           <w14:ligatures w14:val="standardContextual"/>
         </w:rPr>
       </w:pPr>
-      <w:hyperlink w:anchor="_Toc242436402" w:history="1">
+      <w:hyperlink w:anchor="_Toc242450755" w:history="1">
         <w:r>
           <w:rPr>
             <w:rStyle w:val="aff8"/>
@@ -4932,7 +4932,7 @@
             <w:noProof/>
             <w:webHidden/>
           </w:rPr>
-          <w:instrText xml:space="preserve"> PAGEREF _Toc242436402 \h </w:instrText>
+          <w:instrText xml:space="preserve"> PAGEREF _Toc242450755 \h </w:instrText>
         </w:r>
         <w:r>
           <w:rPr>
@@ -4978,7 +4978,7 @@
           <w14:ligatures w14:val="standardContextual"/>
         </w:rPr>
       </w:pPr>
-      <w:hyperlink w:anchor="_Toc242436403" w:history="1">
+      <w:hyperlink w:anchor="_Toc242450756" w:history="1">
         <w:r>
           <w:rPr>
             <w:rStyle w:val="aff8"/>
@@ -5005,7 +5005,7 @@
             <w:noProof/>
             <w:webHidden/>
           </w:rPr>
-          <w:instrText xml:space="preserve"> PAGEREF _Toc242436403 \h </w:instrText>
+          <w:instrText xml:space="preserve"> PAGEREF _Toc242450756 \h </w:instrText>
         </w:r>
         <w:r>
           <w:rPr>
@@ -5051,7 +5051,7 @@
           <w14:ligatures w14:val="standardContextual"/>
         </w:rPr>
       </w:pPr>
-      <w:hyperlink w:anchor="_Toc242436404" w:history="1">
+      <w:hyperlink w:anchor="_Toc242450757" w:history="1">
         <w:r>
           <w:rPr>
             <w:rStyle w:val="aff8"/>
@@ -5078,7 +5078,7 @@
             <w:noProof/>
             <w:webHidden/>
           </w:rPr>
-          <w:instrText xml:space="preserve"> PAGEREF _Toc242436404 \h </w:instrText>
+          <w:instrText xml:space="preserve"> PAGEREF _Toc242450757 \h </w:instrText>
         </w:r>
         <w:r>
           <w:rPr>
@@ -5124,7 +5124,7 @@
           <w14:ligatures w14:val="standardContextual"/>
         </w:rPr>
       </w:pPr>
-      <w:hyperlink w:anchor="_Toc242436405" w:history="1">
+      <w:hyperlink w:anchor="_Toc242450758" w:history="1">
         <w:r>
           <w:rPr>
             <w:rStyle w:val="aff8"/>
@@ -5151,7 +5151,7 @@
             <w:noProof/>
             <w:webHidden/>
           </w:rPr>
-          <w:instrText xml:space="preserve"> PAGEREF _Toc242436405 \h </w:instrText>
+          <w:instrText xml:space="preserve"> PAGEREF _Toc242450758 \h </w:instrText>
         </w:r>
         <w:r>
           <w:rPr>
@@ -5197,7 +5197,7 @@
           <w14:ligatures w14:val="standardContextual"/>
         </w:rPr>
       </w:pPr>
-      <w:hyperlink w:anchor="_Toc242436406" w:history="1">
+      <w:hyperlink w:anchor="_Toc242450759" w:history="1">
         <w:r>
           <w:rPr>
             <w:rStyle w:val="aff8"/>
@@ -5224,7 +5224,7 @@
             <w:noProof/>
             <w:webHidden/>
           </w:rPr>
-          <w:instrText xml:space="preserve"> PAGEREF _Toc242436406 \h </w:instrText>
+          <w:instrText xml:space="preserve"> PAGEREF _Toc242450759 \h </w:instrText>
         </w:r>
         <w:r>
           <w:rPr>
@@ -5270,7 +5270,7 @@
           <w14:ligatures w14:val="standardContextual"/>
         </w:rPr>
       </w:pPr>
-      <w:hyperlink w:anchor="_Toc242436407" w:history="1">
+      <w:hyperlink w:anchor="_Toc242450760" w:history="1">
         <w:r>
           <w:rPr>
             <w:rStyle w:val="aff8"/>
@@ -5297,7 +5297,7 @@
             <w:noProof/>
             <w:webHidden/>
           </w:rPr>
-          <w:instrText xml:space="preserve"> PAGEREF _Toc242436407 \h </w:instrText>
+          <w:instrText xml:space="preserve"> PAGEREF _Toc242450760 \h </w:instrText>
         </w:r>
         <w:r>
           <w:rPr>
@@ -5343,7 +5343,7 @@
           <w14:ligatures w14:val="standardContextual"/>
         </w:rPr>
       </w:pPr>
-      <w:hyperlink w:anchor="_Toc242436408" w:history="1">
+      <w:hyperlink w:anchor="_Toc242450761" w:history="1">
         <w:r>
           <w:rPr>
             <w:rStyle w:val="aff8"/>
@@ -5370,7 +5370,7 @@
             <w:noProof/>
             <w:webHidden/>
           </w:rPr>
-          <w:instrText xml:space="preserve"> PAGEREF _Toc242436408 \h </w:instrText>
+          <w:instrText xml:space="preserve"> PAGEREF _Toc242450761 \h </w:instrText>
         </w:r>
         <w:r>
           <w:rPr>
@@ -5416,7 +5416,7 @@
           <w14:ligatures w14:val="standardContextual"/>
         </w:rPr>
       </w:pPr>
-      <w:hyperlink w:anchor="_Toc242436409" w:history="1">
+      <w:hyperlink w:anchor="_Toc242450762" w:history="1">
         <w:r>
           <w:rPr>
             <w:rStyle w:val="aff8"/>
@@ -5443,7 +5443,7 @@
             <w:noProof/>
             <w:webHidden/>
           </w:rPr>
-          <w:instrText xml:space="preserve"> PAGEREF _Toc242436409 \h </w:instrText>
+          <w:instrText xml:space="preserve"> PAGEREF _Toc242450762 \h </w:instrText>
         </w:r>
         <w:r>
           <w:rPr>
@@ -5489,7 +5489,7 @@
         <w:ind w:firstLine="0"/>
         <w:jc w:val="center"/>
       </w:pPr>
-      <w:bookmarkStart w:id="0" w:name="_Toc242436339"/>
+      <w:bookmarkStart w:id="0" w:name="_Toc242450692"/>
       <w:r>
         <w:lastRenderedPageBreak/>
         <w:t>ПЕРЕЧЕНЬ ТЕРМИНОВ И СОКРАЩЕНИЙ</w:t>
@@ -6751,7 +6751,7 @@
         <w:pStyle w:val="1"/>
         <w:pageBreakBefore/>
       </w:pPr>
-      <w:bookmarkStart w:id="1" w:name="_Toc242436340"/>
+      <w:bookmarkStart w:id="1" w:name="_Toc242450693"/>
       <w:r>
         <w:lastRenderedPageBreak/>
         <w:t>1 Исходные положения</w:t>
@@ -6762,7 +6762,7 @@
       <w:pPr>
         <w:pStyle w:val="21"/>
       </w:pPr>
-      <w:bookmarkStart w:id="2" w:name="_Toc242436341"/>
+      <w:bookmarkStart w:id="2" w:name="_Toc242450694"/>
       <w:r>
         <w:t>1.1 Назначение документа</w:t>
       </w:r>
@@ -6777,7 +6777,7 @@
       <w:pPr>
         <w:pStyle w:val="21"/>
       </w:pPr>
-      <w:bookmarkStart w:id="3" w:name="_Toc242436342"/>
+      <w:bookmarkStart w:id="3" w:name="_Toc242450695"/>
       <w:r>
         <w:t>1.2 Сведения об объекте автоматизации</w:t>
       </w:r>
@@ -6792,7 +6792,7 @@
       <w:pPr>
         <w:pStyle w:val="21"/>
       </w:pPr>
-      <w:bookmarkStart w:id="4" w:name="_Toc242436343"/>
+      <w:bookmarkStart w:id="4" w:name="_Toc242450696"/>
       <w:r>
         <w:t>1.3 Категории пользователей</w:t>
       </w:r>
@@ -7293,7 +7293,7 @@
         <w:pStyle w:val="1"/>
         <w:pageBreakBefore/>
       </w:pPr>
-      <w:bookmarkStart w:id="5" w:name="_Toc242436344"/>
+      <w:bookmarkStart w:id="5" w:name="_Toc242450697"/>
       <w:r>
         <w:lastRenderedPageBreak/>
         <w:t>2 Цели автоматизированной системы и автоматизированные функции</w:t>
@@ -7599,7 +7599,7 @@
         <w:pStyle w:val="1"/>
         <w:pageBreakBefore/>
       </w:pPr>
-      <w:bookmarkStart w:id="6" w:name="_Toc242436345"/>
+      <w:bookmarkStart w:id="6" w:name="_Toc242450698"/>
       <w:r>
         <w:lastRenderedPageBreak/>
         <w:t>3 Характеристика функциональной структуры</w:t>
@@ -7610,7 +7610,7 @@
       <w:pPr>
         <w:pStyle w:val="21"/>
       </w:pPr>
-      <w:bookmarkStart w:id="7" w:name="_Toc242436346"/>
+      <w:bookmarkStart w:id="7" w:name="_Toc242450699"/>
       <w:r>
         <w:t>3.1 Перечень подсистем и функций</w:t>
       </w:r>
@@ -9905,7 +9905,7 @@
       <w:pPr>
         <w:pStyle w:val="21"/>
       </w:pPr>
-      <w:bookmarkStart w:id="8" w:name="_Toc242436347"/>
+      <w:bookmarkStart w:id="8" w:name="_Toc242450700"/>
       <w:r>
         <w:lastRenderedPageBreak/>
         <w:t>3.2 Последовательность выполнения функций</w:t>
@@ -9976,7 +9976,7 @@
       <w:pPr>
         <w:pStyle w:val="21"/>
       </w:pPr>
-      <w:bookmarkStart w:id="9" w:name="_Toc242436348"/>
+      <w:bookmarkStart w:id="9" w:name="_Toc242450701"/>
       <w:r>
         <w:t>3.3 Сквозные правила</w:t>
       </w:r>
@@ -10022,7 +10022,7 @@
         <w:pStyle w:val="1"/>
         <w:pageBreakBefore/>
       </w:pPr>
-      <w:bookmarkStart w:id="10" w:name="_Toc242436349"/>
+      <w:bookmarkStart w:id="10" w:name="_Toc242450702"/>
       <w:r>
         <w:lastRenderedPageBreak/>
         <w:t>4 Подсистема «Организационная структура и права доступа»</w:t>
@@ -10033,7 +10033,7 @@
       <w:pPr>
         <w:pStyle w:val="21"/>
       </w:pPr>
-      <w:bookmarkStart w:id="11" w:name="_Toc242436350"/>
+      <w:bookmarkStart w:id="11" w:name="_Toc242450703"/>
       <w:r>
         <w:t>4.1 ОРГ-01 Вход в систему и выход</w:t>
       </w:r>
@@ -10123,7 +10123,7 @@
       <w:pPr>
         <w:pStyle w:val="21"/>
       </w:pPr>
-      <w:bookmarkStart w:id="12" w:name="_Toc242436351"/>
+      <w:bookmarkStart w:id="12" w:name="_Toc242450704"/>
       <w:r>
         <w:t>4.2 ОРГ-02 Восстановление и смена пароля</w:t>
       </w:r>
@@ -10179,7 +10179,7 @@
       <w:pPr>
         <w:pStyle w:val="21"/>
       </w:pPr>
-      <w:bookmarkStart w:id="13" w:name="_Toc242436352"/>
+      <w:bookmarkStart w:id="13" w:name="_Toc242450705"/>
       <w:r>
         <w:t>4.3 ОРГ-03 Ведение компаний</w:t>
       </w:r>
@@ -10209,7 +10209,7 @@
       <w:pPr>
         <w:pStyle w:val="21"/>
       </w:pPr>
-      <w:bookmarkStart w:id="14" w:name="_Toc242436353"/>
+      <w:bookmarkStart w:id="14" w:name="_Toc242450706"/>
       <w:r>
         <w:t>4.4 ОРГ-04 Ведение отделов</w:t>
       </w:r>
@@ -10239,7 +10239,7 @@
       <w:pPr>
         <w:pStyle w:val="21"/>
       </w:pPr>
-      <w:bookmarkStart w:id="15" w:name="_Toc242436354"/>
+      <w:bookmarkStart w:id="15" w:name="_Toc242450707"/>
       <w:r>
         <w:t>4.5 ОРГ-05 Ведение пользователей</w:t>
       </w:r>
@@ -10289,7 +10289,7 @@
       <w:pPr>
         <w:pStyle w:val="21"/>
       </w:pPr>
-      <w:bookmarkStart w:id="16" w:name="_Toc242436355"/>
+      <w:bookmarkStart w:id="16" w:name="_Toc242450708"/>
       <w:r>
         <w:t>4.6 ОРГ-06 Ведение ролей и разрешений</w:t>
       </w:r>
@@ -10345,7 +10345,7 @@
       <w:pPr>
         <w:pStyle w:val="21"/>
       </w:pPr>
-      <w:bookmarkStart w:id="17" w:name="_Toc242436356"/>
+      <w:bookmarkStart w:id="17" w:name="_Toc242450709"/>
       <w:r>
         <w:t>4.7 ОРГ-07 Разграничение доступа к данным</w:t>
       </w:r>
@@ -10433,7 +10433,7 @@
       <w:pPr>
         <w:pStyle w:val="21"/>
       </w:pPr>
-      <w:bookmarkStart w:id="18" w:name="_Toc242436357"/>
+      <w:bookmarkStart w:id="18" w:name="_Toc242450710"/>
       <w:r>
         <w:t>4.8 ОРГ-08 Журнал изменений прав доступа</w:t>
       </w:r>
@@ -10454,7 +10454,7 @@
         <w:pStyle w:val="1"/>
         <w:pageBreakBefore/>
       </w:pPr>
-      <w:bookmarkStart w:id="19" w:name="_Toc242436358"/>
+      <w:bookmarkStart w:id="19" w:name="_Toc242450711"/>
       <w:r>
         <w:lastRenderedPageBreak/>
         <w:t>5 Подсистема «Каталог недвижимости»</w:t>
@@ -10465,7 +10465,7 @@
       <w:pPr>
         <w:pStyle w:val="21"/>
       </w:pPr>
-      <w:bookmarkStart w:id="20" w:name="_Toc242436359"/>
+      <w:bookmarkStart w:id="20" w:name="_Toc242450712"/>
       <w:r>
         <w:t>5.1 КАТ-01 Ведение проектов</w:t>
       </w:r>
@@ -10495,7 +10495,7 @@
       <w:pPr>
         <w:pStyle w:val="21"/>
       </w:pPr>
-      <w:bookmarkStart w:id="21" w:name="_Toc242436360"/>
+      <w:bookmarkStart w:id="21" w:name="_Toc242450713"/>
       <w:r>
         <w:t>5.2 КАТ-02 Ведение домов</w:t>
       </w:r>
@@ -10525,7 +10525,7 @@
       <w:pPr>
         <w:pStyle w:val="21"/>
       </w:pPr>
-      <w:bookmarkStart w:id="22" w:name="_Toc242436361"/>
+      <w:bookmarkStart w:id="22" w:name="_Toc242450714"/>
       <w:r>
         <w:t>5.3 КАТ-03 Загрузка объектов из шаблона</w:t>
       </w:r>
@@ -10586,7 +10586,7 @@
       <w:pPr>
         <w:pStyle w:val="21"/>
       </w:pPr>
-      <w:bookmarkStart w:id="23" w:name="_Toc242436362"/>
+      <w:bookmarkStart w:id="23" w:name="_Toc242450715"/>
       <w:r>
         <w:t>5.4 КАТ-04 Шахматка и карточка объекта</w:t>
       </w:r>
@@ -11022,7 +11022,7 @@
       <w:pPr>
         <w:pStyle w:val="21"/>
       </w:pPr>
-      <w:bookmarkStart w:id="24" w:name="_Toc242436363"/>
+      <w:bookmarkStart w:id="24" w:name="_Toc242450716"/>
       <w:r>
         <w:t>5.5 КАТ-05 Вывод объекта из продажи (резерв)</w:t>
       </w:r>
@@ -11067,7 +11067,7 @@
       <w:pPr>
         <w:pStyle w:val="21"/>
       </w:pPr>
-      <w:bookmarkStart w:id="25" w:name="_Toc242436364"/>
+      <w:bookmarkStart w:id="25" w:name="_Toc242450717"/>
       <w:r>
         <w:t>5.6 КАТ-06 Ведение планировок</w:t>
       </w:r>
@@ -11107,7 +11107,7 @@
       <w:pPr>
         <w:pStyle w:val="21"/>
       </w:pPr>
-      <w:bookmarkStart w:id="26" w:name="_Toc242436365"/>
+      <w:bookmarkStart w:id="26" w:name="_Toc242450718"/>
       <w:r>
         <w:t>5.7 КАТ-07 Ведение галерей</w:t>
       </w:r>
@@ -11132,7 +11132,7 @@
       <w:pPr>
         <w:pStyle w:val="21"/>
       </w:pPr>
-      <w:bookmarkStart w:id="27" w:name="_Toc242436366"/>
+      <w:bookmarkStart w:id="27" w:name="_Toc242450719"/>
       <w:r>
         <w:lastRenderedPageBreak/>
         <w:t>5.8 КАТ-08 Ведение скидок</w:t>
@@ -11189,7 +11189,7 @@
         <w:pStyle w:val="1"/>
         <w:pageBreakBefore/>
       </w:pPr>
-      <w:bookmarkStart w:id="28" w:name="_Toc242436367"/>
+      <w:bookmarkStart w:id="28" w:name="_Toc242450720"/>
       <w:r>
         <w:lastRenderedPageBreak/>
         <w:t>6 Подсистема «Работа с клиентами»</w:t>
@@ -11200,7 +11200,7 @@
       <w:pPr>
         <w:pStyle w:val="21"/>
       </w:pPr>
-      <w:bookmarkStart w:id="29" w:name="_Toc242436368"/>
+      <w:bookmarkStart w:id="29" w:name="_Toc242450721"/>
       <w:r>
         <w:t>6.1 КЛИ-01 Ведение клиентов</w:t>
       </w:r>
@@ -11265,7 +11265,7 @@
       <w:pPr>
         <w:pStyle w:val="21"/>
       </w:pPr>
-      <w:bookmarkStart w:id="30" w:name="_Toc242436369"/>
+      <w:bookmarkStart w:id="30" w:name="_Toc242450722"/>
       <w:r>
         <w:t>6.2 КЛИ-02 Ведение заявок</w:t>
       </w:r>
@@ -11321,7 +11321,7 @@
       <w:pPr>
         <w:pStyle w:val="21"/>
       </w:pPr>
-      <w:bookmarkStart w:id="31" w:name="_Toc242436370"/>
+      <w:bookmarkStart w:id="31" w:name="_Toc242450723"/>
       <w:r>
         <w:t>6.3 КЛИ-03 Канбан-доска заявок</w:t>
       </w:r>
@@ -11346,7 +11346,7 @@
       <w:pPr>
         <w:pStyle w:val="21"/>
       </w:pPr>
-      <w:bookmarkStart w:id="32" w:name="_Toc242436371"/>
+      <w:bookmarkStart w:id="32" w:name="_Toc242450724"/>
       <w:r>
         <w:t>6.4 КЛИ-04 Ведение встреч</w:t>
       </w:r>
@@ -11401,7 +11401,7 @@
       <w:pPr>
         <w:pStyle w:val="21"/>
       </w:pPr>
-      <w:bookmarkStart w:id="33" w:name="_Toc242436372"/>
+      <w:bookmarkStart w:id="33" w:name="_Toc242450725"/>
       <w:r>
         <w:t>6.5 КЛИ-05 Ведение справочников заявок</w:t>
       </w:r>
@@ -11428,7 +11428,7 @@
         <w:pStyle w:val="1"/>
         <w:pageBreakBefore/>
       </w:pPr>
-      <w:bookmarkStart w:id="34" w:name="_Toc242436373"/>
+      <w:bookmarkStart w:id="34" w:name="_Toc242450726"/>
       <w:r>
         <w:lastRenderedPageBreak/>
         <w:t>7 Подсистема «Сделки»</w:t>
@@ -11439,7 +11439,7 @@
       <w:pPr>
         <w:pStyle w:val="21"/>
       </w:pPr>
-      <w:bookmarkStart w:id="35" w:name="_Toc242436374"/>
+      <w:bookmarkStart w:id="35" w:name="_Toc242450727"/>
       <w:r>
         <w:t>7.1 СДЕ-01 Создание брони</w:t>
       </w:r>
@@ -11499,7 +11499,7 @@
       <w:pPr>
         <w:pStyle w:val="21"/>
       </w:pPr>
-      <w:bookmarkStart w:id="36" w:name="_Toc242436375"/>
+      <w:bookmarkStart w:id="36" w:name="_Toc242450728"/>
       <w:r>
         <w:t>7.2 СДЕ-02 Условия сделки и применение скидок</w:t>
       </w:r>
@@ -11570,7 +11570,7 @@
       <w:pPr>
         <w:pStyle w:val="21"/>
       </w:pPr>
-      <w:bookmarkStart w:id="37" w:name="_Toc242436376"/>
+      <w:bookmarkStart w:id="37" w:name="_Toc242450729"/>
       <w:r>
         <w:t>7.3 СДЕ-03 Реквизиты договора и закрытие сделки</w:t>
       </w:r>
@@ -11620,7 +11620,7 @@
       <w:pPr>
         <w:pStyle w:val="21"/>
       </w:pPr>
-      <w:bookmarkStart w:id="38" w:name="_Toc242436377"/>
+      <w:bookmarkStart w:id="38" w:name="_Toc242450730"/>
       <w:r>
         <w:t>7.4 СДЕ-04 Отмена и расторжение сделки</w:t>
       </w:r>
@@ -11677,7 +11677,7 @@
         <w:pStyle w:val="1"/>
         <w:pageBreakBefore/>
       </w:pPr>
-      <w:bookmarkStart w:id="39" w:name="_Toc242436378"/>
+      <w:bookmarkStart w:id="39" w:name="_Toc242450731"/>
       <w:r>
         <w:lastRenderedPageBreak/>
         <w:t>8 Подсистема «Финансы»</w:t>
@@ -11688,7 +11688,7 @@
       <w:pPr>
         <w:pStyle w:val="21"/>
       </w:pPr>
-      <w:bookmarkStart w:id="40" w:name="_Toc242436379"/>
+      <w:bookmarkStart w:id="40" w:name="_Toc242450732"/>
       <w:r>
         <w:t>8.1 ФИН-01 Ведение графика платежей</w:t>
       </w:r>
@@ -11763,7 +11763,7 @@
       <w:pPr>
         <w:pStyle w:val="21"/>
       </w:pPr>
-      <w:bookmarkStart w:id="41" w:name="_Toc242436380"/>
+      <w:bookmarkStart w:id="41" w:name="_Toc242450733"/>
       <w:r>
         <w:t>8.2 ФИН-02 Отметка оплаты</w:t>
       </w:r>
@@ -11792,29 +11792,34 @@
     </w:p>
     <w:p>
       <w:r>
-        <w:t>а) датой оплаты ставится текущая дата; дата в будущем не принимается;</w:t>
-      </w:r>
-    </w:p>
-    <w:p>
-      <w:r>
-        <w:t>б) отмена оплаты возвращает платёж в статус «К оплате» или «Просрочен» в зависимости от плановой даты;</w:t>
-      </w:r>
-    </w:p>
-    <w:p>
-      <w:r>
-        <w:t>в) отметка и отмена оплаты по отменённой или расторгнутой сделке невозможны;</w:t>
-      </w:r>
-    </w:p>
-    <w:p>
-      <w:r>
-        <w:t>г) у оплаченного платежа не изменяются сумма, валюта и дата к оплате.</w:t>
+        <w:t>а) датой оплаты ставится текущая дата по местному времени пользователя; дата в будущем не принимается;</w:t>
+      </w:r>
+    </w:p>
+    <w:p>
+      <w:r>
+        <w:t>б) отметка и отмена оплаты выполняются после подтверждения, в котором названы сумма и дата к оплате; созданный график (в том числе по плану оплаты, ФИН-08) состоит из платежей «К оплате», а платёж с прошедшей датой — «Просрочен»;</w:t>
+      </w:r>
+    </w:p>
+    <w:p>
+      <w:r>
+        <w:t>в) отмена оплаты возвращает платёж в статус «К оплате» или «Просрочен» в зависимости от плановой даты;</w:t>
+      </w:r>
+    </w:p>
+    <w:p>
+      <w:r>
+        <w:t>г) отметка и отмена оплаты по отменённой или расторгнутой сделке невозможны;</w:t>
+      </w:r>
+    </w:p>
+    <w:p>
+      <w:r>
+        <w:t>д) у оплаченного платежа не изменяются сумма, валюта и дата к оплате.</w:t>
       </w:r>
     </w:p>
     <w:p>
       <w:pPr>
         <w:pStyle w:val="21"/>
       </w:pPr>
-      <w:bookmarkStart w:id="42" w:name="_Toc242436381"/>
+      <w:bookmarkStart w:id="42" w:name="_Toc242450734"/>
       <w:r>
         <w:t>8.3 ФИН-03 Учёт просрочки</w:t>
       </w:r>
@@ -11834,7 +11839,7 @@
       <w:pPr>
         <w:pStyle w:val="21"/>
       </w:pPr>
-      <w:bookmarkStart w:id="43" w:name="_Toc242436382"/>
+      <w:bookmarkStart w:id="43" w:name="_Toc242450735"/>
       <w:r>
         <w:t>8.4 ФИН-04 Учёт возвратов</w:t>
       </w:r>
@@ -11864,7 +11869,7 @@
       <w:pPr>
         <w:pStyle w:val="21"/>
       </w:pPr>
-      <w:bookmarkStart w:id="44" w:name="_Toc242436383"/>
+      <w:bookmarkStart w:id="44" w:name="_Toc242450736"/>
       <w:r>
         <w:t>8.5 ФИН-05 Список и сводная таблица платежей</w:t>
       </w:r>
@@ -11887,6 +11892,7 @@
     </w:p>
     <w:p>
       <w:r>
+        <w:lastRenderedPageBreak/>
         <w:t>Правила: итоги по валютам выводятся раздельно; общий итог считается пересчётом по курсу на дату события — просроченные платежи на дату к оплате, оплаченные на дату оплаты; суммы в валютах без курса в общий итог не входят, и система об этом предупреждает; выгрузка содержит данные в пределах фильтров и области видимости.</w:t>
       </w:r>
     </w:p>
@@ -11894,9 +11900,8 @@
       <w:pPr>
         <w:pStyle w:val="21"/>
       </w:pPr>
-      <w:bookmarkStart w:id="45" w:name="_Toc242436384"/>
-      <w:r>
-        <w:lastRenderedPageBreak/>
+      <w:bookmarkStart w:id="45" w:name="_Toc242450737"/>
+      <w:r>
         <w:t>8.6 ФИН-06 Ведение финансовых справочников</w:t>
       </w:r>
       <w:bookmarkEnd w:id="45"/>
@@ -11945,7 +11950,7 @@
       <w:pPr>
         <w:pStyle w:val="21"/>
       </w:pPr>
-      <w:bookmarkStart w:id="46" w:name="_Toc242436385"/>
+      <w:bookmarkStart w:id="46" w:name="_Toc242450738"/>
       <w:r>
         <w:t>8.7 ФИН-07 Валюты и курсы</w:t>
       </w:r>
@@ -11973,6 +11978,7 @@
     </w:p>
     <w:p>
       <w:r>
+        <w:lastRenderedPageBreak/>
         <w:t>а) валюта сделок одна на компанию и всегда входит в поддерживаемые; смена валюты сделок действует для новых броней, созданные сделки и их графики остаются в своей валюте;</w:t>
       </w:r>
     </w:p>
@@ -11983,7 +11989,6 @@
     </w:p>
     <w:p>
       <w:r>
-        <w:lastRenderedPageBreak/>
         <w:t>в) для пересчёта на дату берётся последний курс не позже этой даты; ручной курс компании на ту же дату имеет приоритет над курсом ЦБ и действует только в своей компании;</w:t>
       </w:r>
     </w:p>
@@ -12006,7 +12011,7 @@
       <w:pPr>
         <w:pStyle w:val="21"/>
       </w:pPr>
-      <w:bookmarkStart w:id="47" w:name="_Toc242436386"/>
+      <w:bookmarkStart w:id="47" w:name="_Toc242450739"/>
       <w:r>
         <w:t>8.8 ФИН-08 Планы оплаты и варианты оплаты</w:t>
       </w:r>
@@ -12034,7 +12039,11 @@
     </w:p>
     <w:p>
       <w:r>
-        <w:t>а) виды плана: «100% сразу» — вся сумма одним платежом; «Взнос и ежемесячные платежи» — первый взнос и равные ежемесячные платежи в количестве, равном сроку; «Взнос и остаток одним платежом» — первый взнос и остаток одним платежом через указанное число месяцев (ипотека: остаток оплачивает банк); тип платежа без вида плана в расчёте не участвует;</w:t>
+        <w:t xml:space="preserve">а) виды плана: «100% сразу» — вся сумма одним платежом; «Взнос и ежемесячные платежи» — первый взнос и равные ежемесячные платежи в количестве, равном сроку; </w:t>
+      </w:r>
+      <w:r>
+        <w:lastRenderedPageBreak/>
+        <w:t>«Взнос и остаток одним платежом» — первый взнос и остаток одним платежом через указанное число месяцев (ипотека: остаток оплачивает банк); тип платежа без вида плана в расчёте не участвует;</w:t>
       </w:r>
     </w:p>
     <w:p>
@@ -12044,7 +12053,6 @@
     </w:p>
     <w:p>
       <w:r>
-        <w:lastRenderedPageBreak/>
         <w:t>в) порядок расчёта: скидки → цена → план; в колонке каждого плана учитываются только отмеченные скидки, действующие при этом плане (КАТ-08): скидка «за 100% оплату» уменьшает цену только в колонке плана «100% сразу»; в карточке объекта цена из прайса пересчитывается в валюту сделок компании по сегодняшнему курсу, как при брони (ФИН-07); в сделке расчёт ведётся от цены сделки, уже применённые скидки отмечены сразу, а план сделки выбран;</w:t>
       </w:r>
     </w:p>
@@ -12076,7 +12084,7 @@
         <w:pStyle w:val="1"/>
         <w:pageBreakBefore/>
       </w:pPr>
-      <w:bookmarkStart w:id="48" w:name="_Toc242436387"/>
+      <w:bookmarkStart w:id="48" w:name="_Toc242450740"/>
       <w:r>
         <w:lastRenderedPageBreak/>
         <w:t>9 Подсистема «Шаблоны документов»</w:t>
@@ -12087,7 +12095,7 @@
       <w:pPr>
         <w:pStyle w:val="21"/>
       </w:pPr>
-      <w:bookmarkStart w:id="49" w:name="_Toc242436388"/>
+      <w:bookmarkStart w:id="49" w:name="_Toc242450741"/>
       <w:r>
         <w:t>9.1 ДОК-01 Ведение шаблонов документов</w:t>
       </w:r>
@@ -12127,7 +12135,7 @@
       <w:pPr>
         <w:pStyle w:val="21"/>
       </w:pPr>
-      <w:bookmarkStart w:id="50" w:name="_Toc242436389"/>
+      <w:bookmarkStart w:id="50" w:name="_Toc242450742"/>
       <w:r>
         <w:t>9.2 ДОК-02 Формирование документа по сделке</w:t>
       </w:r>
@@ -12178,7 +12186,7 @@
         <w:pStyle w:val="1"/>
         <w:pageBreakBefore/>
       </w:pPr>
-      <w:bookmarkStart w:id="51" w:name="_Toc242436390"/>
+      <w:bookmarkStart w:id="51" w:name="_Toc242450743"/>
       <w:r>
         <w:lastRenderedPageBreak/>
         <w:t>10 Подсистема «Задачи»</w:t>
@@ -12189,7 +12197,7 @@
       <w:pPr>
         <w:pStyle w:val="21"/>
       </w:pPr>
-      <w:bookmarkStart w:id="52" w:name="_Toc242436391"/>
+      <w:bookmarkStart w:id="52" w:name="_Toc242450744"/>
       <w:r>
         <w:t>10.1 ЗАД-01 Постановка задачи</w:t>
       </w:r>
@@ -12219,7 +12227,7 @@
       <w:pPr>
         <w:pStyle w:val="21"/>
       </w:pPr>
-      <w:bookmarkStart w:id="53" w:name="_Toc242436392"/>
+      <w:bookmarkStart w:id="53" w:name="_Toc242450745"/>
       <w:r>
         <w:t>10.2 ЗАД-02 Исполнение и контроль задачи</w:t>
       </w:r>
@@ -12264,7 +12272,7 @@
       <w:pPr>
         <w:pStyle w:val="21"/>
       </w:pPr>
-      <w:bookmarkStart w:id="54" w:name="_Toc242436393"/>
+      <w:bookmarkStart w:id="54" w:name="_Toc242450746"/>
       <w:r>
         <w:t>10.3 ЗАД-03 Представления задач</w:t>
       </w:r>
@@ -12280,7 +12288,7 @@
         <w:pStyle w:val="1"/>
         <w:pageBreakBefore/>
       </w:pPr>
-      <w:bookmarkStart w:id="55" w:name="_Toc242436394"/>
+      <w:bookmarkStart w:id="55" w:name="_Toc242450747"/>
       <w:r>
         <w:lastRenderedPageBreak/>
         <w:t>11 Подсистема «Аналитика и отчётность»</w:t>
@@ -12291,7 +12299,7 @@
       <w:pPr>
         <w:pStyle w:val="21"/>
       </w:pPr>
-      <w:bookmarkStart w:id="56" w:name="_Toc242436395"/>
+      <w:bookmarkStart w:id="56" w:name="_Toc242450748"/>
       <w:r>
         <w:t>11.1 АНА-01 Дашборд</w:t>
       </w:r>
@@ -12316,7 +12324,7 @@
       <w:pPr>
         <w:pStyle w:val="21"/>
       </w:pPr>
-      <w:bookmarkStart w:id="57" w:name="_Toc242436396"/>
+      <w:bookmarkStart w:id="57" w:name="_Toc242450749"/>
       <w:r>
         <w:t>11.2 АНА-02 Сводные таблицы</w:t>
       </w:r>
@@ -12361,7 +12369,7 @@
       <w:pPr>
         <w:pStyle w:val="21"/>
       </w:pPr>
-      <w:bookmarkStart w:id="58" w:name="_Toc242436397"/>
+      <w:bookmarkStart w:id="58" w:name="_Toc242450750"/>
       <w:r>
         <w:t>11.3 АНА-03 Планы продаж</w:t>
       </w:r>
@@ -12386,7 +12394,7 @@
       <w:pPr>
         <w:pStyle w:val="21"/>
       </w:pPr>
-      <w:bookmarkStart w:id="59" w:name="_Toc242436398"/>
+      <w:bookmarkStart w:id="59" w:name="_Toc242450751"/>
       <w:r>
         <w:lastRenderedPageBreak/>
         <w:t>11.4 АНА-04 Отчёты «план-факт»</w:t>
@@ -12438,7 +12446,7 @@
         <w:pStyle w:val="1"/>
         <w:pageBreakBefore/>
       </w:pPr>
-      <w:bookmarkStart w:id="60" w:name="_Toc242436399"/>
+      <w:bookmarkStart w:id="60" w:name="_Toc242450752"/>
       <w:r>
         <w:lastRenderedPageBreak/>
         <w:t>12 Подсистема «Интеграция с партнёрами»</w:t>
@@ -12449,7 +12457,7 @@
       <w:pPr>
         <w:pStyle w:val="21"/>
       </w:pPr>
-      <w:bookmarkStart w:id="61" w:name="_Toc242436400"/>
+      <w:bookmarkStart w:id="61" w:name="_Toc242450753"/>
       <w:r>
         <w:t>12.1 ИНТ-01 Выдача сведений партнёрам</w:t>
       </w:r>
@@ -12519,7 +12527,7 @@
       <w:pPr>
         <w:pStyle w:val="21"/>
       </w:pPr>
-      <w:bookmarkStart w:id="62" w:name="_Toc242436401"/>
+      <w:bookmarkStart w:id="62" w:name="_Toc242450754"/>
       <w:r>
         <w:t>12.2 ИНТ-02 Приём заявок от партнёров</w:t>
       </w:r>
@@ -12559,7 +12567,7 @@
       <w:pPr>
         <w:pStyle w:val="21"/>
       </w:pPr>
-      <w:bookmarkStart w:id="63" w:name="_Toc242436402"/>
+      <w:bookmarkStart w:id="63" w:name="_Toc242450755"/>
       <w:r>
         <w:t>12.3 ИНТ-03 Управление API-ключами</w:t>
       </w:r>
@@ -12591,7 +12599,7 @@
         <w:pStyle w:val="1"/>
         <w:pageBreakBefore/>
       </w:pPr>
-      <w:bookmarkStart w:id="64" w:name="_Toc242436403"/>
+      <w:bookmarkStart w:id="64" w:name="_Toc242450756"/>
       <w:r>
         <w:lastRenderedPageBreak/>
         <w:t>13 Подсистема «Регламентные задания»</w:t>
@@ -12602,7 +12610,7 @@
       <w:pPr>
         <w:pStyle w:val="21"/>
       </w:pPr>
-      <w:bookmarkStart w:id="65" w:name="_Toc242436404"/>
+      <w:bookmarkStart w:id="65" w:name="_Toc242450757"/>
       <w:r>
         <w:t>13.1 РЕГ-01 Пересчёт просрочки платежей</w:t>
       </w:r>
@@ -12627,7 +12635,7 @@
       <w:pPr>
         <w:pStyle w:val="21"/>
       </w:pPr>
-      <w:bookmarkStart w:id="66" w:name="_Toc242436405"/>
+      <w:bookmarkStart w:id="66" w:name="_Toc242450758"/>
       <w:r>
         <w:t>13.2 РЕГ-02 Снятие истёкших броней</w:t>
       </w:r>
@@ -12652,7 +12660,7 @@
       <w:pPr>
         <w:pStyle w:val="21"/>
       </w:pPr>
-      <w:bookmarkStart w:id="67" w:name="_Toc242436406"/>
+      <w:bookmarkStart w:id="67" w:name="_Toc242450759"/>
       <w:r>
         <w:t>13.3 РЕГ-03 Закрытие забытых встреч</w:t>
       </w:r>
@@ -12677,7 +12685,7 @@
       <w:pPr>
         <w:pStyle w:val="21"/>
       </w:pPr>
-      <w:bookmarkStart w:id="68" w:name="_Toc242436407"/>
+      <w:bookmarkStart w:id="68" w:name="_Toc242450760"/>
       <w:r>
         <w:t>13.4 РЕГ-04 Загрузка курсов валют</w:t>
       </w:r>
@@ -12713,7 +12721,7 @@
         <w:pStyle w:val="1"/>
         <w:pageBreakBefore/>
       </w:pPr>
-      <w:bookmarkStart w:id="69" w:name="_Toc242436408"/>
+      <w:bookmarkStart w:id="69" w:name="_Toc242450761"/>
       <w:r>
         <w:lastRenderedPageBreak/>
         <w:t>14 Типовые решения</w:t>
@@ -12732,7 +12740,7 @@
         <w:ind w:firstLine="0"/>
         <w:jc w:val="center"/>
       </w:pPr>
-      <w:bookmarkStart w:id="70" w:name="_Toc242436409"/>
+      <w:bookmarkStart w:id="70" w:name="_Toc242450762"/>
       <w:r>
         <w:lastRenderedPageBreak/>
         <w:t>ЛИСТ РЕГИСТРАЦИИ ИЗМЕНЕНИЙ</w:t>
@@ -14794,31 +14802,31 @@
       </w:rPr>
     </w:lvl>
   </w:abstractNum>
-  <w:num w:numId="1" w16cid:durableId="1472135909">
+  <w:num w:numId="1" w16cid:durableId="723335632">
     <w:abstractNumId w:val="8"/>
   </w:num>
-  <w:num w:numId="2" w16cid:durableId="1521311979">
+  <w:num w:numId="2" w16cid:durableId="1745179680">
     <w:abstractNumId w:val="6"/>
   </w:num>
-  <w:num w:numId="3" w16cid:durableId="887834816">
+  <w:num w:numId="3" w16cid:durableId="1588809764">
     <w:abstractNumId w:val="5"/>
   </w:num>
-  <w:num w:numId="4" w16cid:durableId="1276062386">
+  <w:num w:numId="4" w16cid:durableId="848175182">
     <w:abstractNumId w:val="4"/>
   </w:num>
-  <w:num w:numId="5" w16cid:durableId="750853647">
+  <w:num w:numId="5" w16cid:durableId="1880512855">
     <w:abstractNumId w:val="7"/>
   </w:num>
-  <w:num w:numId="6" w16cid:durableId="1792016800">
+  <w:num w:numId="6" w16cid:durableId="1178888421">
     <w:abstractNumId w:val="3"/>
   </w:num>
-  <w:num w:numId="7" w16cid:durableId="1660693294">
+  <w:num w:numId="7" w16cid:durableId="616915578">
     <w:abstractNumId w:val="2"/>
   </w:num>
-  <w:num w:numId="8" w16cid:durableId="953173402">
+  <w:num w:numId="8" w16cid:durableId="849098766">
     <w:abstractNumId w:val="1"/>
   </w:num>
-  <w:num w:numId="9" w16cid:durableId="1114251675">
+  <w:num w:numId="9" w16cid:durableId="589045278">
     <w:abstractNumId w:val="0"/>
   </w:num>
 </w:numbering>
@@ -26351,7 +26359,7 @@
     <w:autoRedefine/>
     <w:uiPriority w:val="39"/>
     <w:unhideWhenUsed/>
-    <w:rsid w:val="00F96E3F"/>
+    <w:rsid w:val="004C2A0F"/>
     <w:pPr>
       <w:spacing w:after="100"/>
     </w:pPr>
@@ -26363,7 +26371,7 @@
     <w:autoRedefine/>
     <w:uiPriority w:val="39"/>
     <w:unhideWhenUsed/>
-    <w:rsid w:val="00F96E3F"/>
+    <w:rsid w:val="004C2A0F"/>
     <w:pPr>
       <w:spacing w:after="100"/>
       <w:ind w:left="240"/>
@@ -26374,7 +26382,7 @@
     <w:basedOn w:val="a2"/>
     <w:uiPriority w:val="99"/>
     <w:unhideWhenUsed/>
-    <w:rsid w:val="00F96E3F"/>
+    <w:rsid w:val="004C2A0F"/>
     <w:rPr>
       <w:color w:val="0000FF" w:themeColor="hyperlink"/>
       <w:u w:val="single"/>

--- a/docs/gost/out/03_П3_Описание_автоматизированных_функций.docx
+++ b/docs/gost/out/03_П3_Описание_автоматизированных_функций.docx
@@ -306,7 +306,7 @@
       <w:r>
         <w:fldChar w:fldCharType="separate"/>
       </w:r>
-      <w:hyperlink w:anchor="_Toc242450692" w:history="1">
+      <w:hyperlink w:anchor="_Toc242457350" w:history="1">
         <w:r>
           <w:rPr>
             <w:rStyle w:val="aff8"/>
@@ -333,7 +333,7 @@
             <w:noProof/>
             <w:webHidden/>
           </w:rPr>
-          <w:instrText xml:space="preserve"> PAGEREF _Toc242450692 \h </w:instrText>
+          <w:instrText xml:space="preserve"> PAGEREF _Toc242457350 \h </w:instrText>
         </w:r>
         <w:r>
           <w:rPr>
@@ -379,7 +379,7 @@
           <w14:ligatures w14:val="standardContextual"/>
         </w:rPr>
       </w:pPr>
-      <w:hyperlink w:anchor="_Toc242450693" w:history="1">
+      <w:hyperlink w:anchor="_Toc242457351" w:history="1">
         <w:r>
           <w:rPr>
             <w:rStyle w:val="aff8"/>
@@ -406,7 +406,7 @@
             <w:noProof/>
             <w:webHidden/>
           </w:rPr>
-          <w:instrText xml:space="preserve"> PAGEREF _Toc242450693 \h </w:instrText>
+          <w:instrText xml:space="preserve"> PAGEREF _Toc242457351 \h </w:instrText>
         </w:r>
         <w:r>
           <w:rPr>
@@ -452,7 +452,7 @@
           <w14:ligatures w14:val="standardContextual"/>
         </w:rPr>
       </w:pPr>
-      <w:hyperlink w:anchor="_Toc242450694" w:history="1">
+      <w:hyperlink w:anchor="_Toc242457352" w:history="1">
         <w:r>
           <w:rPr>
             <w:rStyle w:val="aff8"/>
@@ -479,7 +479,7 @@
             <w:noProof/>
             <w:webHidden/>
           </w:rPr>
-          <w:instrText xml:space="preserve"> PAGEREF _Toc242450694 \h </w:instrText>
+          <w:instrText xml:space="preserve"> PAGEREF _Toc242457352 \h </w:instrText>
         </w:r>
         <w:r>
           <w:rPr>
@@ -525,7 +525,7 @@
           <w14:ligatures w14:val="standardContextual"/>
         </w:rPr>
       </w:pPr>
-      <w:hyperlink w:anchor="_Toc242450695" w:history="1">
+      <w:hyperlink w:anchor="_Toc242457353" w:history="1">
         <w:r>
           <w:rPr>
             <w:rStyle w:val="aff8"/>
@@ -552,7 +552,7 @@
             <w:noProof/>
             <w:webHidden/>
           </w:rPr>
-          <w:instrText xml:space="preserve"> PAGEREF _Toc242450695 \h </w:instrText>
+          <w:instrText xml:space="preserve"> PAGEREF _Toc242457353 \h </w:instrText>
         </w:r>
         <w:r>
           <w:rPr>
@@ -598,7 +598,7 @@
           <w14:ligatures w14:val="standardContextual"/>
         </w:rPr>
       </w:pPr>
-      <w:hyperlink w:anchor="_Toc242450696" w:history="1">
+      <w:hyperlink w:anchor="_Toc242457354" w:history="1">
         <w:r>
           <w:rPr>
             <w:rStyle w:val="aff8"/>
@@ -625,7 +625,7 @@
             <w:noProof/>
             <w:webHidden/>
           </w:rPr>
-          <w:instrText xml:space="preserve"> PAGEREF _Toc242450696 \h </w:instrText>
+          <w:instrText xml:space="preserve"> PAGEREF _Toc242457354 \h </w:instrText>
         </w:r>
         <w:r>
           <w:rPr>
@@ -671,7 +671,7 @@
           <w14:ligatures w14:val="standardContextual"/>
         </w:rPr>
       </w:pPr>
-      <w:hyperlink w:anchor="_Toc242450697" w:history="1">
+      <w:hyperlink w:anchor="_Toc242457355" w:history="1">
         <w:r>
           <w:rPr>
             <w:rStyle w:val="aff8"/>
@@ -698,7 +698,7 @@
             <w:noProof/>
             <w:webHidden/>
           </w:rPr>
-          <w:instrText xml:space="preserve"> PAGEREF _Toc242450697 \h </w:instrText>
+          <w:instrText xml:space="preserve"> PAGEREF _Toc242457355 \h </w:instrText>
         </w:r>
         <w:r>
           <w:rPr>
@@ -744,7 +744,7 @@
           <w14:ligatures w14:val="standardContextual"/>
         </w:rPr>
       </w:pPr>
-      <w:hyperlink w:anchor="_Toc242450698" w:history="1">
+      <w:hyperlink w:anchor="_Toc242457356" w:history="1">
         <w:r>
           <w:rPr>
             <w:rStyle w:val="aff8"/>
@@ -771,7 +771,7 @@
             <w:noProof/>
             <w:webHidden/>
           </w:rPr>
-          <w:instrText xml:space="preserve"> PAGEREF _Toc242450698 \h </w:instrText>
+          <w:instrText xml:space="preserve"> PAGEREF _Toc242457356 \h </w:instrText>
         </w:r>
         <w:r>
           <w:rPr>
@@ -817,7 +817,7 @@
           <w14:ligatures w14:val="standardContextual"/>
         </w:rPr>
       </w:pPr>
-      <w:hyperlink w:anchor="_Toc242450699" w:history="1">
+      <w:hyperlink w:anchor="_Toc242457357" w:history="1">
         <w:r>
           <w:rPr>
             <w:rStyle w:val="aff8"/>
@@ -844,7 +844,7 @@
             <w:noProof/>
             <w:webHidden/>
           </w:rPr>
-          <w:instrText xml:space="preserve"> PAGEREF _Toc242450699 \h </w:instrText>
+          <w:instrText xml:space="preserve"> PAGEREF _Toc242457357 \h </w:instrText>
         </w:r>
         <w:r>
           <w:rPr>
@@ -890,7 +890,7 @@
           <w14:ligatures w14:val="standardContextual"/>
         </w:rPr>
       </w:pPr>
-      <w:hyperlink w:anchor="_Toc242450700" w:history="1">
+      <w:hyperlink w:anchor="_Toc242457358" w:history="1">
         <w:r>
           <w:rPr>
             <w:rStyle w:val="aff8"/>
@@ -917,7 +917,7 @@
             <w:noProof/>
             <w:webHidden/>
           </w:rPr>
-          <w:instrText xml:space="preserve"> PAGEREF _Toc242450700 \h </w:instrText>
+          <w:instrText xml:space="preserve"> PAGEREF _Toc242457358 \h </w:instrText>
         </w:r>
         <w:r>
           <w:rPr>
@@ -963,7 +963,7 @@
           <w14:ligatures w14:val="standardContextual"/>
         </w:rPr>
       </w:pPr>
-      <w:hyperlink w:anchor="_Toc242450701" w:history="1">
+      <w:hyperlink w:anchor="_Toc242457359" w:history="1">
         <w:r>
           <w:rPr>
             <w:rStyle w:val="aff8"/>
@@ -990,7 +990,7 @@
             <w:noProof/>
             <w:webHidden/>
           </w:rPr>
-          <w:instrText xml:space="preserve"> PAGEREF _Toc242450701 \h </w:instrText>
+          <w:instrText xml:space="preserve"> PAGEREF _Toc242457359 \h </w:instrText>
         </w:r>
         <w:r>
           <w:rPr>
@@ -1036,7 +1036,7 @@
           <w14:ligatures w14:val="standardContextual"/>
         </w:rPr>
       </w:pPr>
-      <w:hyperlink w:anchor="_Toc242450702" w:history="1">
+      <w:hyperlink w:anchor="_Toc242457360" w:history="1">
         <w:r>
           <w:rPr>
             <w:rStyle w:val="aff8"/>
@@ -1063,7 +1063,7 @@
             <w:noProof/>
             <w:webHidden/>
           </w:rPr>
-          <w:instrText xml:space="preserve"> PAGEREF _Toc242450702 \h </w:instrText>
+          <w:instrText xml:space="preserve"> PAGEREF _Toc242457360 \h </w:instrText>
         </w:r>
         <w:r>
           <w:rPr>
@@ -1109,7 +1109,7 @@
           <w14:ligatures w14:val="standardContextual"/>
         </w:rPr>
       </w:pPr>
-      <w:hyperlink w:anchor="_Toc242450703" w:history="1">
+      <w:hyperlink w:anchor="_Toc242457361" w:history="1">
         <w:r>
           <w:rPr>
             <w:rStyle w:val="aff8"/>
@@ -1136,7 +1136,7 @@
             <w:noProof/>
             <w:webHidden/>
           </w:rPr>
-          <w:instrText xml:space="preserve"> PAGEREF _Toc242450703 \h </w:instrText>
+          <w:instrText xml:space="preserve"> PAGEREF _Toc242457361 \h </w:instrText>
         </w:r>
         <w:r>
           <w:rPr>
@@ -1182,7 +1182,7 @@
           <w14:ligatures w14:val="standardContextual"/>
         </w:rPr>
       </w:pPr>
-      <w:hyperlink w:anchor="_Toc242450704" w:history="1">
+      <w:hyperlink w:anchor="_Toc242457362" w:history="1">
         <w:r>
           <w:rPr>
             <w:rStyle w:val="aff8"/>
@@ -1209,7 +1209,7 @@
             <w:noProof/>
             <w:webHidden/>
           </w:rPr>
-          <w:instrText xml:space="preserve"> PAGEREF _Toc242450704 \h </w:instrText>
+          <w:instrText xml:space="preserve"> PAGEREF _Toc242457362 \h </w:instrText>
         </w:r>
         <w:r>
           <w:rPr>
@@ -1255,7 +1255,7 @@
           <w14:ligatures w14:val="standardContextual"/>
         </w:rPr>
       </w:pPr>
-      <w:hyperlink w:anchor="_Toc242450705" w:history="1">
+      <w:hyperlink w:anchor="_Toc242457363" w:history="1">
         <w:r>
           <w:rPr>
             <w:rStyle w:val="aff8"/>
@@ -1282,7 +1282,7 @@
             <w:noProof/>
             <w:webHidden/>
           </w:rPr>
-          <w:instrText xml:space="preserve"> PAGEREF _Toc242450705 \h </w:instrText>
+          <w:instrText xml:space="preserve"> PAGEREF _Toc242457363 \h </w:instrText>
         </w:r>
         <w:r>
           <w:rPr>
@@ -1328,7 +1328,7 @@
           <w14:ligatures w14:val="standardContextual"/>
         </w:rPr>
       </w:pPr>
-      <w:hyperlink w:anchor="_Toc242450706" w:history="1">
+      <w:hyperlink w:anchor="_Toc242457364" w:history="1">
         <w:r>
           <w:rPr>
             <w:rStyle w:val="aff8"/>
@@ -1355,7 +1355,7 @@
             <w:noProof/>
             <w:webHidden/>
           </w:rPr>
-          <w:instrText xml:space="preserve"> PAGEREF _Toc242450706 \h </w:instrText>
+          <w:instrText xml:space="preserve"> PAGEREF _Toc242457364 \h </w:instrText>
         </w:r>
         <w:r>
           <w:rPr>
@@ -1401,7 +1401,7 @@
           <w14:ligatures w14:val="standardContextual"/>
         </w:rPr>
       </w:pPr>
-      <w:hyperlink w:anchor="_Toc242450707" w:history="1">
+      <w:hyperlink w:anchor="_Toc242457365" w:history="1">
         <w:r>
           <w:rPr>
             <w:rStyle w:val="aff8"/>
@@ -1428,7 +1428,7 @@
             <w:noProof/>
             <w:webHidden/>
           </w:rPr>
-          <w:instrText xml:space="preserve"> PAGEREF _Toc242450707 \h </w:instrText>
+          <w:instrText xml:space="preserve"> PAGEREF _Toc242457365 \h </w:instrText>
         </w:r>
         <w:r>
           <w:rPr>
@@ -1474,7 +1474,7 @@
           <w14:ligatures w14:val="standardContextual"/>
         </w:rPr>
       </w:pPr>
-      <w:hyperlink w:anchor="_Toc242450708" w:history="1">
+      <w:hyperlink w:anchor="_Toc242457366" w:history="1">
         <w:r>
           <w:rPr>
             <w:rStyle w:val="aff8"/>
@@ -1501,7 +1501,7 @@
             <w:noProof/>
             <w:webHidden/>
           </w:rPr>
-          <w:instrText xml:space="preserve"> PAGEREF _Toc242450708 \h </w:instrText>
+          <w:instrText xml:space="preserve"> PAGEREF _Toc242457366 \h </w:instrText>
         </w:r>
         <w:r>
           <w:rPr>
@@ -1547,7 +1547,7 @@
           <w14:ligatures w14:val="standardContextual"/>
         </w:rPr>
       </w:pPr>
-      <w:hyperlink w:anchor="_Toc242450709" w:history="1">
+      <w:hyperlink w:anchor="_Toc242457367" w:history="1">
         <w:r>
           <w:rPr>
             <w:rStyle w:val="aff8"/>
@@ -1574,7 +1574,7 @@
             <w:noProof/>
             <w:webHidden/>
           </w:rPr>
-          <w:instrText xml:space="preserve"> PAGEREF _Toc242450709 \h </w:instrText>
+          <w:instrText xml:space="preserve"> PAGEREF _Toc242457367 \h </w:instrText>
         </w:r>
         <w:r>
           <w:rPr>
@@ -1620,7 +1620,7 @@
           <w14:ligatures w14:val="standardContextual"/>
         </w:rPr>
       </w:pPr>
-      <w:hyperlink w:anchor="_Toc242450710" w:history="1">
+      <w:hyperlink w:anchor="_Toc242457368" w:history="1">
         <w:r>
           <w:rPr>
             <w:rStyle w:val="aff8"/>
@@ -1647,7 +1647,7 @@
             <w:noProof/>
             <w:webHidden/>
           </w:rPr>
-          <w:instrText xml:space="preserve"> PAGEREF _Toc242450710 \h </w:instrText>
+          <w:instrText xml:space="preserve"> PAGEREF _Toc242457368 \h </w:instrText>
         </w:r>
         <w:r>
           <w:rPr>
@@ -1693,7 +1693,7 @@
           <w14:ligatures w14:val="standardContextual"/>
         </w:rPr>
       </w:pPr>
-      <w:hyperlink w:anchor="_Toc242450711" w:history="1">
+      <w:hyperlink w:anchor="_Toc242457369" w:history="1">
         <w:r>
           <w:rPr>
             <w:rStyle w:val="aff8"/>
@@ -1720,7 +1720,7 @@
             <w:noProof/>
             <w:webHidden/>
           </w:rPr>
-          <w:instrText xml:space="preserve"> PAGEREF _Toc242450711 \h </w:instrText>
+          <w:instrText xml:space="preserve"> PAGEREF _Toc242457369 \h </w:instrText>
         </w:r>
         <w:r>
           <w:rPr>
@@ -1766,7 +1766,7 @@
           <w14:ligatures w14:val="standardContextual"/>
         </w:rPr>
       </w:pPr>
-      <w:hyperlink w:anchor="_Toc242450712" w:history="1">
+      <w:hyperlink w:anchor="_Toc242457370" w:history="1">
         <w:r>
           <w:rPr>
             <w:rStyle w:val="aff8"/>
@@ -1793,7 +1793,7 @@
             <w:noProof/>
             <w:webHidden/>
           </w:rPr>
-          <w:instrText xml:space="preserve"> PAGEREF _Toc242450712 \h </w:instrText>
+          <w:instrText xml:space="preserve"> PAGEREF _Toc242457370 \h </w:instrText>
         </w:r>
         <w:r>
           <w:rPr>
@@ -1839,7 +1839,7 @@
           <w14:ligatures w14:val="standardContextual"/>
         </w:rPr>
       </w:pPr>
-      <w:hyperlink w:anchor="_Toc242450713" w:history="1">
+      <w:hyperlink w:anchor="_Toc242457371" w:history="1">
         <w:r>
           <w:rPr>
             <w:rStyle w:val="aff8"/>
@@ -1866,7 +1866,7 @@
             <w:noProof/>
             <w:webHidden/>
           </w:rPr>
-          <w:instrText xml:space="preserve"> PAGEREF _Toc242450713 \h </w:instrText>
+          <w:instrText xml:space="preserve"> PAGEREF _Toc242457371 \h </w:instrText>
         </w:r>
         <w:r>
           <w:rPr>
@@ -1912,7 +1912,7 @@
           <w14:ligatures w14:val="standardContextual"/>
         </w:rPr>
       </w:pPr>
-      <w:hyperlink w:anchor="_Toc242450714" w:history="1">
+      <w:hyperlink w:anchor="_Toc242457372" w:history="1">
         <w:r>
           <w:rPr>
             <w:rStyle w:val="aff8"/>
@@ -1939,7 +1939,7 @@
             <w:noProof/>
             <w:webHidden/>
           </w:rPr>
-          <w:instrText xml:space="preserve"> PAGEREF _Toc242450714 \h </w:instrText>
+          <w:instrText xml:space="preserve"> PAGEREF _Toc242457372 \h </w:instrText>
         </w:r>
         <w:r>
           <w:rPr>
@@ -1985,7 +1985,7 @@
           <w14:ligatures w14:val="standardContextual"/>
         </w:rPr>
       </w:pPr>
-      <w:hyperlink w:anchor="_Toc242450715" w:history="1">
+      <w:hyperlink w:anchor="_Toc242457373" w:history="1">
         <w:r>
           <w:rPr>
             <w:rStyle w:val="aff8"/>
@@ -2012,7 +2012,7 @@
             <w:noProof/>
             <w:webHidden/>
           </w:rPr>
-          <w:instrText xml:space="preserve"> PAGEREF _Toc242450715 \h </w:instrText>
+          <w:instrText xml:space="preserve"> PAGEREF _Toc242457373 \h </w:instrText>
         </w:r>
         <w:r>
           <w:rPr>
@@ -2058,7 +2058,7 @@
           <w14:ligatures w14:val="standardContextual"/>
         </w:rPr>
       </w:pPr>
-      <w:hyperlink w:anchor="_Toc242450716" w:history="1">
+      <w:hyperlink w:anchor="_Toc242457374" w:history="1">
         <w:r>
           <w:rPr>
             <w:rStyle w:val="aff8"/>
@@ -2085,7 +2085,7 @@
             <w:noProof/>
             <w:webHidden/>
           </w:rPr>
-          <w:instrText xml:space="preserve"> PAGEREF _Toc242450716 \h </w:instrText>
+          <w:instrText xml:space="preserve"> PAGEREF _Toc242457374 \h </w:instrText>
         </w:r>
         <w:r>
           <w:rPr>
@@ -2131,7 +2131,7 @@
           <w14:ligatures w14:val="standardContextual"/>
         </w:rPr>
       </w:pPr>
-      <w:hyperlink w:anchor="_Toc242450717" w:history="1">
+      <w:hyperlink w:anchor="_Toc242457375" w:history="1">
         <w:r>
           <w:rPr>
             <w:rStyle w:val="aff8"/>
@@ -2158,7 +2158,7 @@
             <w:noProof/>
             <w:webHidden/>
           </w:rPr>
-          <w:instrText xml:space="preserve"> PAGEREF _Toc242450717 \h </w:instrText>
+          <w:instrText xml:space="preserve"> PAGEREF _Toc242457375 \h </w:instrText>
         </w:r>
         <w:r>
           <w:rPr>
@@ -2204,7 +2204,7 @@
           <w14:ligatures w14:val="standardContextual"/>
         </w:rPr>
       </w:pPr>
-      <w:hyperlink w:anchor="_Toc242450718" w:history="1">
+      <w:hyperlink w:anchor="_Toc242457376" w:history="1">
         <w:r>
           <w:rPr>
             <w:rStyle w:val="aff8"/>
@@ -2231,7 +2231,7 @@
             <w:noProof/>
             <w:webHidden/>
           </w:rPr>
-          <w:instrText xml:space="preserve"> PAGEREF _Toc242450718 \h </w:instrText>
+          <w:instrText xml:space="preserve"> PAGEREF _Toc242457376 \h </w:instrText>
         </w:r>
         <w:r>
           <w:rPr>
@@ -2277,7 +2277,7 @@
           <w14:ligatures w14:val="standardContextual"/>
         </w:rPr>
       </w:pPr>
-      <w:hyperlink w:anchor="_Toc242450719" w:history="1">
+      <w:hyperlink w:anchor="_Toc242457377" w:history="1">
         <w:r>
           <w:rPr>
             <w:rStyle w:val="aff8"/>
@@ -2304,7 +2304,7 @@
             <w:noProof/>
             <w:webHidden/>
           </w:rPr>
-          <w:instrText xml:space="preserve"> PAGEREF _Toc242450719 \h </w:instrText>
+          <w:instrText xml:space="preserve"> PAGEREF _Toc242457377 \h </w:instrText>
         </w:r>
         <w:r>
           <w:rPr>
@@ -2350,7 +2350,7 @@
           <w14:ligatures w14:val="standardContextual"/>
         </w:rPr>
       </w:pPr>
-      <w:hyperlink w:anchor="_Toc242450720" w:history="1">
+      <w:hyperlink w:anchor="_Toc242457378" w:history="1">
         <w:r>
           <w:rPr>
             <w:rStyle w:val="aff8"/>
@@ -2377,7 +2377,7 @@
             <w:noProof/>
             <w:webHidden/>
           </w:rPr>
-          <w:instrText xml:space="preserve"> PAGEREF _Toc242450720 \h </w:instrText>
+          <w:instrText xml:space="preserve"> PAGEREF _Toc242457378 \h </w:instrText>
         </w:r>
         <w:r>
           <w:rPr>
@@ -2423,7 +2423,7 @@
           <w14:ligatures w14:val="standardContextual"/>
         </w:rPr>
       </w:pPr>
-      <w:hyperlink w:anchor="_Toc242450721" w:history="1">
+      <w:hyperlink w:anchor="_Toc242457379" w:history="1">
         <w:r>
           <w:rPr>
             <w:rStyle w:val="aff8"/>
@@ -2450,7 +2450,7 @@
             <w:noProof/>
             <w:webHidden/>
           </w:rPr>
-          <w:instrText xml:space="preserve"> PAGEREF _Toc242450721 \h </w:instrText>
+          <w:instrText xml:space="preserve"> PAGEREF _Toc242457379 \h </w:instrText>
         </w:r>
         <w:r>
           <w:rPr>
@@ -2496,7 +2496,7 @@
           <w14:ligatures w14:val="standardContextual"/>
         </w:rPr>
       </w:pPr>
-      <w:hyperlink w:anchor="_Toc242450722" w:history="1">
+      <w:hyperlink w:anchor="_Toc242457380" w:history="1">
         <w:r>
           <w:rPr>
             <w:rStyle w:val="aff8"/>
@@ -2523,7 +2523,7 @@
             <w:noProof/>
             <w:webHidden/>
           </w:rPr>
-          <w:instrText xml:space="preserve"> PAGEREF _Toc242450722 \h </w:instrText>
+          <w:instrText xml:space="preserve"> PAGEREF _Toc242457380 \h </w:instrText>
         </w:r>
         <w:r>
           <w:rPr>
@@ -2569,7 +2569,7 @@
           <w14:ligatures w14:val="standardContextual"/>
         </w:rPr>
       </w:pPr>
-      <w:hyperlink w:anchor="_Toc242450723" w:history="1">
+      <w:hyperlink w:anchor="_Toc242457381" w:history="1">
         <w:r>
           <w:rPr>
             <w:rStyle w:val="aff8"/>
@@ -2596,7 +2596,7 @@
             <w:noProof/>
             <w:webHidden/>
           </w:rPr>
-          <w:instrText xml:space="preserve"> PAGEREF _Toc242450723 \h </w:instrText>
+          <w:instrText xml:space="preserve"> PAGEREF _Toc242457381 \h </w:instrText>
         </w:r>
         <w:r>
           <w:rPr>
@@ -2642,7 +2642,7 @@
           <w14:ligatures w14:val="standardContextual"/>
         </w:rPr>
       </w:pPr>
-      <w:hyperlink w:anchor="_Toc242450724" w:history="1">
+      <w:hyperlink w:anchor="_Toc242457382" w:history="1">
         <w:r>
           <w:rPr>
             <w:rStyle w:val="aff8"/>
@@ -2669,7 +2669,7 @@
             <w:noProof/>
             <w:webHidden/>
           </w:rPr>
-          <w:instrText xml:space="preserve"> PAGEREF _Toc242450724 \h </w:instrText>
+          <w:instrText xml:space="preserve"> PAGEREF _Toc242457382 \h </w:instrText>
         </w:r>
         <w:r>
           <w:rPr>
@@ -2715,7 +2715,7 @@
           <w14:ligatures w14:val="standardContextual"/>
         </w:rPr>
       </w:pPr>
-      <w:hyperlink w:anchor="_Toc242450725" w:history="1">
+      <w:hyperlink w:anchor="_Toc242457383" w:history="1">
         <w:r>
           <w:rPr>
             <w:rStyle w:val="aff8"/>
@@ -2742,7 +2742,7 @@
             <w:noProof/>
             <w:webHidden/>
           </w:rPr>
-          <w:instrText xml:space="preserve"> PAGEREF _Toc242450725 \h </w:instrText>
+          <w:instrText xml:space="preserve"> PAGEREF _Toc242457383 \h </w:instrText>
         </w:r>
         <w:r>
           <w:rPr>
@@ -2788,7 +2788,7 @@
           <w14:ligatures w14:val="standardContextual"/>
         </w:rPr>
       </w:pPr>
-      <w:hyperlink w:anchor="_Toc242450726" w:history="1">
+      <w:hyperlink w:anchor="_Toc242457384" w:history="1">
         <w:r>
           <w:rPr>
             <w:rStyle w:val="aff8"/>
@@ -2815,7 +2815,7 @@
             <w:noProof/>
             <w:webHidden/>
           </w:rPr>
-          <w:instrText xml:space="preserve"> PAGEREF _Toc242450726 \h </w:instrText>
+          <w:instrText xml:space="preserve"> PAGEREF _Toc242457384 \h </w:instrText>
         </w:r>
         <w:r>
           <w:rPr>
@@ -2861,7 +2861,7 @@
           <w14:ligatures w14:val="standardContextual"/>
         </w:rPr>
       </w:pPr>
-      <w:hyperlink w:anchor="_Toc242450727" w:history="1">
+      <w:hyperlink w:anchor="_Toc242457385" w:history="1">
         <w:r>
           <w:rPr>
             <w:rStyle w:val="aff8"/>
@@ -2888,7 +2888,7 @@
             <w:noProof/>
             <w:webHidden/>
           </w:rPr>
-          <w:instrText xml:space="preserve"> PAGEREF _Toc242450727 \h </w:instrText>
+          <w:instrText xml:space="preserve"> PAGEREF _Toc242457385 \h </w:instrText>
         </w:r>
         <w:r>
           <w:rPr>
@@ -2934,7 +2934,7 @@
           <w14:ligatures w14:val="standardContextual"/>
         </w:rPr>
       </w:pPr>
-      <w:hyperlink w:anchor="_Toc242450728" w:history="1">
+      <w:hyperlink w:anchor="_Toc242457386" w:history="1">
         <w:r>
           <w:rPr>
             <w:rStyle w:val="aff8"/>
@@ -2961,7 +2961,7 @@
             <w:noProof/>
             <w:webHidden/>
           </w:rPr>
-          <w:instrText xml:space="preserve"> PAGEREF _Toc242450728 \h </w:instrText>
+          <w:instrText xml:space="preserve"> PAGEREF _Toc242457386 \h </w:instrText>
         </w:r>
         <w:r>
           <w:rPr>
@@ -3007,7 +3007,7 @@
           <w14:ligatures w14:val="standardContextual"/>
         </w:rPr>
       </w:pPr>
-      <w:hyperlink w:anchor="_Toc242450729" w:history="1">
+      <w:hyperlink w:anchor="_Toc242457387" w:history="1">
         <w:r>
           <w:rPr>
             <w:rStyle w:val="aff8"/>
@@ -3034,7 +3034,7 @@
             <w:noProof/>
             <w:webHidden/>
           </w:rPr>
-          <w:instrText xml:space="preserve"> PAGEREF _Toc242450729 \h </w:instrText>
+          <w:instrText xml:space="preserve"> PAGEREF _Toc242457387 \h </w:instrText>
         </w:r>
         <w:r>
           <w:rPr>
@@ -3080,7 +3080,7 @@
           <w14:ligatures w14:val="standardContextual"/>
         </w:rPr>
       </w:pPr>
-      <w:hyperlink w:anchor="_Toc242450730" w:history="1">
+      <w:hyperlink w:anchor="_Toc242457388" w:history="1">
         <w:r>
           <w:rPr>
             <w:rStyle w:val="aff8"/>
@@ -3107,7 +3107,7 @@
             <w:noProof/>
             <w:webHidden/>
           </w:rPr>
-          <w:instrText xml:space="preserve"> PAGEREF _Toc242450730 \h </w:instrText>
+          <w:instrText xml:space="preserve"> PAGEREF _Toc242457388 \h </w:instrText>
         </w:r>
         <w:r>
           <w:rPr>
@@ -3153,7 +3153,7 @@
           <w14:ligatures w14:val="standardContextual"/>
         </w:rPr>
       </w:pPr>
-      <w:hyperlink w:anchor="_Toc242450731" w:history="1">
+      <w:hyperlink w:anchor="_Toc242457389" w:history="1">
         <w:r>
           <w:rPr>
             <w:rStyle w:val="aff8"/>
@@ -3180,7 +3180,7 @@
             <w:noProof/>
             <w:webHidden/>
           </w:rPr>
-          <w:instrText xml:space="preserve"> PAGEREF _Toc242450731 \h </w:instrText>
+          <w:instrText xml:space="preserve"> PAGEREF _Toc242457389 \h </w:instrText>
         </w:r>
         <w:r>
           <w:rPr>
@@ -3226,7 +3226,7 @@
           <w14:ligatures w14:val="standardContextual"/>
         </w:rPr>
       </w:pPr>
-      <w:hyperlink w:anchor="_Toc242450732" w:history="1">
+      <w:hyperlink w:anchor="_Toc242457390" w:history="1">
         <w:r>
           <w:rPr>
             <w:rStyle w:val="aff8"/>
@@ -3253,7 +3253,7 @@
             <w:noProof/>
             <w:webHidden/>
           </w:rPr>
-          <w:instrText xml:space="preserve"> PAGEREF _Toc242450732 \h </w:instrText>
+          <w:instrText xml:space="preserve"> PAGEREF _Toc242457390 \h </w:instrText>
         </w:r>
         <w:r>
           <w:rPr>
@@ -3299,7 +3299,7 @@
           <w14:ligatures w14:val="standardContextual"/>
         </w:rPr>
       </w:pPr>
-      <w:hyperlink w:anchor="_Toc242450733" w:history="1">
+      <w:hyperlink w:anchor="_Toc242457391" w:history="1">
         <w:r>
           <w:rPr>
             <w:rStyle w:val="aff8"/>
@@ -3326,7 +3326,7 @@
             <w:noProof/>
             <w:webHidden/>
           </w:rPr>
-          <w:instrText xml:space="preserve"> PAGEREF _Toc242450733 \h </w:instrText>
+          <w:instrText xml:space="preserve"> PAGEREF _Toc242457391 \h </w:instrText>
         </w:r>
         <w:r>
           <w:rPr>
@@ -3372,7 +3372,7 @@
           <w14:ligatures w14:val="standardContextual"/>
         </w:rPr>
       </w:pPr>
-      <w:hyperlink w:anchor="_Toc242450734" w:history="1">
+      <w:hyperlink w:anchor="_Toc242457392" w:history="1">
         <w:r>
           <w:rPr>
             <w:rStyle w:val="aff8"/>
@@ -3399,7 +3399,7 @@
             <w:noProof/>
             <w:webHidden/>
           </w:rPr>
-          <w:instrText xml:space="preserve"> PAGEREF _Toc242450734 \h </w:instrText>
+          <w:instrText xml:space="preserve"> PAGEREF _Toc242457392 \h </w:instrText>
         </w:r>
         <w:r>
           <w:rPr>
@@ -3445,7 +3445,7 @@
           <w14:ligatures w14:val="standardContextual"/>
         </w:rPr>
       </w:pPr>
-      <w:hyperlink w:anchor="_Toc242450735" w:history="1">
+      <w:hyperlink w:anchor="_Toc242457393" w:history="1">
         <w:r>
           <w:rPr>
             <w:rStyle w:val="aff8"/>
@@ -3472,7 +3472,7 @@
             <w:noProof/>
             <w:webHidden/>
           </w:rPr>
-          <w:instrText xml:space="preserve"> PAGEREF _Toc242450735 \h </w:instrText>
+          <w:instrText xml:space="preserve"> PAGEREF _Toc242457393 \h </w:instrText>
         </w:r>
         <w:r>
           <w:rPr>
@@ -3518,7 +3518,7 @@
           <w14:ligatures w14:val="standardContextual"/>
         </w:rPr>
       </w:pPr>
-      <w:hyperlink w:anchor="_Toc242450736" w:history="1">
+      <w:hyperlink w:anchor="_Toc242457394" w:history="1">
         <w:r>
           <w:rPr>
             <w:rStyle w:val="aff8"/>
@@ -3545,7 +3545,7 @@
             <w:noProof/>
             <w:webHidden/>
           </w:rPr>
-          <w:instrText xml:space="preserve"> PAGEREF _Toc242450736 \h </w:instrText>
+          <w:instrText xml:space="preserve"> PAGEREF _Toc242457394 \h </w:instrText>
         </w:r>
         <w:r>
           <w:rPr>
@@ -3591,7 +3591,7 @@
           <w14:ligatures w14:val="standardContextual"/>
         </w:rPr>
       </w:pPr>
-      <w:hyperlink w:anchor="_Toc242450737" w:history="1">
+      <w:hyperlink w:anchor="_Toc242457395" w:history="1">
         <w:r>
           <w:rPr>
             <w:rStyle w:val="aff8"/>
@@ -3618,7 +3618,7 @@
             <w:noProof/>
             <w:webHidden/>
           </w:rPr>
-          <w:instrText xml:space="preserve"> PAGEREF _Toc242450737 \h </w:instrText>
+          <w:instrText xml:space="preserve"> PAGEREF _Toc242457395 \h </w:instrText>
         </w:r>
         <w:r>
           <w:rPr>
@@ -3664,7 +3664,7 @@
           <w14:ligatures w14:val="standardContextual"/>
         </w:rPr>
       </w:pPr>
-      <w:hyperlink w:anchor="_Toc242450738" w:history="1">
+      <w:hyperlink w:anchor="_Toc242457396" w:history="1">
         <w:r>
           <w:rPr>
             <w:rStyle w:val="aff8"/>
@@ -3691,7 +3691,7 @@
             <w:noProof/>
             <w:webHidden/>
           </w:rPr>
-          <w:instrText xml:space="preserve"> PAGEREF _Toc242450738 \h </w:instrText>
+          <w:instrText xml:space="preserve"> PAGEREF _Toc242457396 \h </w:instrText>
         </w:r>
         <w:r>
           <w:rPr>
@@ -3737,7 +3737,7 @@
           <w14:ligatures w14:val="standardContextual"/>
         </w:rPr>
       </w:pPr>
-      <w:hyperlink w:anchor="_Toc242450739" w:history="1">
+      <w:hyperlink w:anchor="_Toc242457397" w:history="1">
         <w:r>
           <w:rPr>
             <w:rStyle w:val="aff8"/>
@@ -3764,7 +3764,7 @@
             <w:noProof/>
             <w:webHidden/>
           </w:rPr>
-          <w:instrText xml:space="preserve"> PAGEREF _Toc242450739 \h </w:instrText>
+          <w:instrText xml:space="preserve"> PAGEREF _Toc242457397 \h </w:instrText>
         </w:r>
         <w:r>
           <w:rPr>
@@ -3810,7 +3810,7 @@
           <w14:ligatures w14:val="standardContextual"/>
         </w:rPr>
       </w:pPr>
-      <w:hyperlink w:anchor="_Toc242450740" w:history="1">
+      <w:hyperlink w:anchor="_Toc242457398" w:history="1">
         <w:r>
           <w:rPr>
             <w:rStyle w:val="aff8"/>
@@ -3837,7 +3837,7 @@
             <w:noProof/>
             <w:webHidden/>
           </w:rPr>
-          <w:instrText xml:space="preserve"> PAGEREF _Toc242450740 \h </w:instrText>
+          <w:instrText xml:space="preserve"> PAGEREF _Toc242457398 \h </w:instrText>
         </w:r>
         <w:r>
           <w:rPr>
@@ -3883,7 +3883,7 @@
           <w14:ligatures w14:val="standardContextual"/>
         </w:rPr>
       </w:pPr>
-      <w:hyperlink w:anchor="_Toc242450741" w:history="1">
+      <w:hyperlink w:anchor="_Toc242457399" w:history="1">
         <w:r>
           <w:rPr>
             <w:rStyle w:val="aff8"/>
@@ -3910,7 +3910,7 @@
             <w:noProof/>
             <w:webHidden/>
           </w:rPr>
-          <w:instrText xml:space="preserve"> PAGEREF _Toc242450741 \h </w:instrText>
+          <w:instrText xml:space="preserve"> PAGEREF _Toc242457399 \h </w:instrText>
         </w:r>
         <w:r>
           <w:rPr>
@@ -3956,7 +3956,7 @@
           <w14:ligatures w14:val="standardContextual"/>
         </w:rPr>
       </w:pPr>
-      <w:hyperlink w:anchor="_Toc242450742" w:history="1">
+      <w:hyperlink w:anchor="_Toc242457400" w:history="1">
         <w:r>
           <w:rPr>
             <w:rStyle w:val="aff8"/>
@@ -3983,7 +3983,7 @@
             <w:noProof/>
             <w:webHidden/>
           </w:rPr>
-          <w:instrText xml:space="preserve"> PAGEREF _Toc242450742 \h </w:instrText>
+          <w:instrText xml:space="preserve"> PAGEREF _Toc242457400 \h </w:instrText>
         </w:r>
         <w:r>
           <w:rPr>
@@ -4029,7 +4029,7 @@
           <w14:ligatures w14:val="standardContextual"/>
         </w:rPr>
       </w:pPr>
-      <w:hyperlink w:anchor="_Toc242450743" w:history="1">
+      <w:hyperlink w:anchor="_Toc242457401" w:history="1">
         <w:r>
           <w:rPr>
             <w:rStyle w:val="aff8"/>
@@ -4056,7 +4056,7 @@
             <w:noProof/>
             <w:webHidden/>
           </w:rPr>
-          <w:instrText xml:space="preserve"> PAGEREF _Toc242450743 \h </w:instrText>
+          <w:instrText xml:space="preserve"> PAGEREF _Toc242457401 \h </w:instrText>
         </w:r>
         <w:r>
           <w:rPr>
@@ -4102,7 +4102,7 @@
           <w14:ligatures w14:val="standardContextual"/>
         </w:rPr>
       </w:pPr>
-      <w:hyperlink w:anchor="_Toc242450744" w:history="1">
+      <w:hyperlink w:anchor="_Toc242457402" w:history="1">
         <w:r>
           <w:rPr>
             <w:rStyle w:val="aff8"/>
@@ -4129,7 +4129,7 @@
             <w:noProof/>
             <w:webHidden/>
           </w:rPr>
-          <w:instrText xml:space="preserve"> PAGEREF _Toc242450744 \h </w:instrText>
+          <w:instrText xml:space="preserve"> PAGEREF _Toc242457402 \h </w:instrText>
         </w:r>
         <w:r>
           <w:rPr>
@@ -4175,7 +4175,7 @@
           <w14:ligatures w14:val="standardContextual"/>
         </w:rPr>
       </w:pPr>
-      <w:hyperlink w:anchor="_Toc242450745" w:history="1">
+      <w:hyperlink w:anchor="_Toc242457403" w:history="1">
         <w:r>
           <w:rPr>
             <w:rStyle w:val="aff8"/>
@@ -4202,7 +4202,7 @@
             <w:noProof/>
             <w:webHidden/>
           </w:rPr>
-          <w:instrText xml:space="preserve"> PAGEREF _Toc242450745 \h </w:instrText>
+          <w:instrText xml:space="preserve"> PAGEREF _Toc242457403 \h </w:instrText>
         </w:r>
         <w:r>
           <w:rPr>
@@ -4248,7 +4248,7 @@
           <w14:ligatures w14:val="standardContextual"/>
         </w:rPr>
       </w:pPr>
-      <w:hyperlink w:anchor="_Toc242450746" w:history="1">
+      <w:hyperlink w:anchor="_Toc242457404" w:history="1">
         <w:r>
           <w:rPr>
             <w:rStyle w:val="aff8"/>
@@ -4275,7 +4275,7 @@
             <w:noProof/>
             <w:webHidden/>
           </w:rPr>
-          <w:instrText xml:space="preserve"> PAGEREF _Toc242450746 \h </w:instrText>
+          <w:instrText xml:space="preserve"> PAGEREF _Toc242457404 \h </w:instrText>
         </w:r>
         <w:r>
           <w:rPr>
@@ -4321,7 +4321,7 @@
           <w14:ligatures w14:val="standardContextual"/>
         </w:rPr>
       </w:pPr>
-      <w:hyperlink w:anchor="_Toc242450747" w:history="1">
+      <w:hyperlink w:anchor="_Toc242457405" w:history="1">
         <w:r>
           <w:rPr>
             <w:rStyle w:val="aff8"/>
@@ -4348,7 +4348,7 @@
             <w:noProof/>
             <w:webHidden/>
           </w:rPr>
-          <w:instrText xml:space="preserve"> PAGEREF _Toc242450747 \h </w:instrText>
+          <w:instrText xml:space="preserve"> PAGEREF _Toc242457405 \h </w:instrText>
         </w:r>
         <w:r>
           <w:rPr>
@@ -4394,7 +4394,7 @@
           <w14:ligatures w14:val="standardContextual"/>
         </w:rPr>
       </w:pPr>
-      <w:hyperlink w:anchor="_Toc242450748" w:history="1">
+      <w:hyperlink w:anchor="_Toc242457406" w:history="1">
         <w:r>
           <w:rPr>
             <w:rStyle w:val="aff8"/>
@@ -4421,7 +4421,7 @@
             <w:noProof/>
             <w:webHidden/>
           </w:rPr>
-          <w:instrText xml:space="preserve"> PAGEREF _Toc242450748 \h </w:instrText>
+          <w:instrText xml:space="preserve"> PAGEREF _Toc242457406 \h </w:instrText>
         </w:r>
         <w:r>
           <w:rPr>
@@ -4467,7 +4467,7 @@
           <w14:ligatures w14:val="standardContextual"/>
         </w:rPr>
       </w:pPr>
-      <w:hyperlink w:anchor="_Toc242450749" w:history="1">
+      <w:hyperlink w:anchor="_Toc242457407" w:history="1">
         <w:r>
           <w:rPr>
             <w:rStyle w:val="aff8"/>
@@ -4494,7 +4494,7 @@
             <w:noProof/>
             <w:webHidden/>
           </w:rPr>
-          <w:instrText xml:space="preserve"> PAGEREF _Toc242450749 \h </w:instrText>
+          <w:instrText xml:space="preserve"> PAGEREF _Toc242457407 \h </w:instrText>
         </w:r>
         <w:r>
           <w:rPr>
@@ -4540,7 +4540,7 @@
           <w14:ligatures w14:val="standardContextual"/>
         </w:rPr>
       </w:pPr>
-      <w:hyperlink w:anchor="_Toc242450750" w:history="1">
+      <w:hyperlink w:anchor="_Toc242457408" w:history="1">
         <w:r>
           <w:rPr>
             <w:rStyle w:val="aff8"/>
@@ -4567,7 +4567,7 @@
             <w:noProof/>
             <w:webHidden/>
           </w:rPr>
-          <w:instrText xml:space="preserve"> PAGEREF _Toc242450750 \h </w:instrText>
+          <w:instrText xml:space="preserve"> PAGEREF _Toc242457408 \h </w:instrText>
         </w:r>
         <w:r>
           <w:rPr>
@@ -4613,7 +4613,7 @@
           <w14:ligatures w14:val="standardContextual"/>
         </w:rPr>
       </w:pPr>
-      <w:hyperlink w:anchor="_Toc242450751" w:history="1">
+      <w:hyperlink w:anchor="_Toc242457409" w:history="1">
         <w:r>
           <w:rPr>
             <w:rStyle w:val="aff8"/>
@@ -4640,7 +4640,7 @@
             <w:noProof/>
             <w:webHidden/>
           </w:rPr>
-          <w:instrText xml:space="preserve"> PAGEREF _Toc242450751 \h </w:instrText>
+          <w:instrText xml:space="preserve"> PAGEREF _Toc242457409 \h </w:instrText>
         </w:r>
         <w:r>
           <w:rPr>
@@ -4686,7 +4686,7 @@
           <w14:ligatures w14:val="standardContextual"/>
         </w:rPr>
       </w:pPr>
-      <w:hyperlink w:anchor="_Toc242450752" w:history="1">
+      <w:hyperlink w:anchor="_Toc242457410" w:history="1">
         <w:r>
           <w:rPr>
             <w:rStyle w:val="aff8"/>
@@ -4713,7 +4713,7 @@
             <w:noProof/>
             <w:webHidden/>
           </w:rPr>
-          <w:instrText xml:space="preserve"> PAGEREF _Toc242450752 \h </w:instrText>
+          <w:instrText xml:space="preserve"> PAGEREF _Toc242457410 \h </w:instrText>
         </w:r>
         <w:r>
           <w:rPr>
@@ -4759,7 +4759,7 @@
           <w14:ligatures w14:val="standardContextual"/>
         </w:rPr>
       </w:pPr>
-      <w:hyperlink w:anchor="_Toc242450753" w:history="1">
+      <w:hyperlink w:anchor="_Toc242457411" w:history="1">
         <w:r>
           <w:rPr>
             <w:rStyle w:val="aff8"/>
@@ -4786,7 +4786,7 @@
             <w:noProof/>
             <w:webHidden/>
           </w:rPr>
-          <w:instrText xml:space="preserve"> PAGEREF _Toc242450753 \h </w:instrText>
+          <w:instrText xml:space="preserve"> PAGEREF _Toc242457411 \h </w:instrText>
         </w:r>
         <w:r>
           <w:rPr>
@@ -4832,7 +4832,7 @@
           <w14:ligatures w14:val="standardContextual"/>
         </w:rPr>
       </w:pPr>
-      <w:hyperlink w:anchor="_Toc242450754" w:history="1">
+      <w:hyperlink w:anchor="_Toc242457412" w:history="1">
         <w:r>
           <w:rPr>
             <w:rStyle w:val="aff8"/>
@@ -4859,7 +4859,7 @@
             <w:noProof/>
             <w:webHidden/>
           </w:rPr>
-          <w:instrText xml:space="preserve"> PAGEREF _Toc242450754 \h </w:instrText>
+          <w:instrText xml:space="preserve"> PAGEREF _Toc242457412 \h </w:instrText>
         </w:r>
         <w:r>
           <w:rPr>
@@ -4905,7 +4905,7 @@
           <w14:ligatures w14:val="standardContextual"/>
         </w:rPr>
       </w:pPr>
-      <w:hyperlink w:anchor="_Toc242450755" w:history="1">
+      <w:hyperlink w:anchor="_Toc242457413" w:history="1">
         <w:r>
           <w:rPr>
             <w:rStyle w:val="aff8"/>
@@ -4932,7 +4932,7 @@
             <w:noProof/>
             <w:webHidden/>
           </w:rPr>
-          <w:instrText xml:space="preserve"> PAGEREF _Toc242450755 \h </w:instrText>
+          <w:instrText xml:space="preserve"> PAGEREF _Toc242457413 \h </w:instrText>
         </w:r>
         <w:r>
           <w:rPr>
@@ -4978,7 +4978,7 @@
           <w14:ligatures w14:val="standardContextual"/>
         </w:rPr>
       </w:pPr>
-      <w:hyperlink w:anchor="_Toc242450756" w:history="1">
+      <w:hyperlink w:anchor="_Toc242457414" w:history="1">
         <w:r>
           <w:rPr>
             <w:rStyle w:val="aff8"/>
@@ -5005,7 +5005,7 @@
             <w:noProof/>
             <w:webHidden/>
           </w:rPr>
-          <w:instrText xml:space="preserve"> PAGEREF _Toc242450756 \h </w:instrText>
+          <w:instrText xml:space="preserve"> PAGEREF _Toc242457414 \h </w:instrText>
         </w:r>
         <w:r>
           <w:rPr>
@@ -5051,7 +5051,7 @@
           <w14:ligatures w14:val="standardContextual"/>
         </w:rPr>
       </w:pPr>
-      <w:hyperlink w:anchor="_Toc242450757" w:history="1">
+      <w:hyperlink w:anchor="_Toc242457415" w:history="1">
         <w:r>
           <w:rPr>
             <w:rStyle w:val="aff8"/>
@@ -5078,7 +5078,7 @@
             <w:noProof/>
             <w:webHidden/>
           </w:rPr>
-          <w:instrText xml:space="preserve"> PAGEREF _Toc242450757 \h </w:instrText>
+          <w:instrText xml:space="preserve"> PAGEREF _Toc242457415 \h </w:instrText>
         </w:r>
         <w:r>
           <w:rPr>
@@ -5124,7 +5124,7 @@
           <w14:ligatures w14:val="standardContextual"/>
         </w:rPr>
       </w:pPr>
-      <w:hyperlink w:anchor="_Toc242450758" w:history="1">
+      <w:hyperlink w:anchor="_Toc242457416" w:history="1">
         <w:r>
           <w:rPr>
             <w:rStyle w:val="aff8"/>
@@ -5151,7 +5151,7 @@
             <w:noProof/>
             <w:webHidden/>
           </w:rPr>
-          <w:instrText xml:space="preserve"> PAGEREF _Toc242450758 \h </w:instrText>
+          <w:instrText xml:space="preserve"> PAGEREF _Toc242457416 \h </w:instrText>
         </w:r>
         <w:r>
           <w:rPr>
@@ -5197,7 +5197,7 @@
           <w14:ligatures w14:val="standardContextual"/>
         </w:rPr>
       </w:pPr>
-      <w:hyperlink w:anchor="_Toc242450759" w:history="1">
+      <w:hyperlink w:anchor="_Toc242457417" w:history="1">
         <w:r>
           <w:rPr>
             <w:rStyle w:val="aff8"/>
@@ -5224,7 +5224,7 @@
             <w:noProof/>
             <w:webHidden/>
           </w:rPr>
-          <w:instrText xml:space="preserve"> PAGEREF _Toc242450759 \h </w:instrText>
+          <w:instrText xml:space="preserve"> PAGEREF _Toc242457417 \h </w:instrText>
         </w:r>
         <w:r>
           <w:rPr>
@@ -5270,7 +5270,7 @@
           <w14:ligatures w14:val="standardContextual"/>
         </w:rPr>
       </w:pPr>
-      <w:hyperlink w:anchor="_Toc242450760" w:history="1">
+      <w:hyperlink w:anchor="_Toc242457418" w:history="1">
         <w:r>
           <w:rPr>
             <w:rStyle w:val="aff8"/>
@@ -5297,7 +5297,7 @@
             <w:noProof/>
             <w:webHidden/>
           </w:rPr>
-          <w:instrText xml:space="preserve"> PAGEREF _Toc242450760 \h </w:instrText>
+          <w:instrText xml:space="preserve"> PAGEREF _Toc242457418 \h </w:instrText>
         </w:r>
         <w:r>
           <w:rPr>
@@ -5343,7 +5343,7 @@
           <w14:ligatures w14:val="standardContextual"/>
         </w:rPr>
       </w:pPr>
-      <w:hyperlink w:anchor="_Toc242450761" w:history="1">
+      <w:hyperlink w:anchor="_Toc242457419" w:history="1">
         <w:r>
           <w:rPr>
             <w:rStyle w:val="aff8"/>
@@ -5370,7 +5370,7 @@
             <w:noProof/>
             <w:webHidden/>
           </w:rPr>
-          <w:instrText xml:space="preserve"> PAGEREF _Toc242450761 \h </w:instrText>
+          <w:instrText xml:space="preserve"> PAGEREF _Toc242457419 \h </w:instrText>
         </w:r>
         <w:r>
           <w:rPr>
@@ -5416,7 +5416,7 @@
           <w14:ligatures w14:val="standardContextual"/>
         </w:rPr>
       </w:pPr>
-      <w:hyperlink w:anchor="_Toc242450762" w:history="1">
+      <w:hyperlink w:anchor="_Toc242457420" w:history="1">
         <w:r>
           <w:rPr>
             <w:rStyle w:val="aff8"/>
@@ -5443,7 +5443,7 @@
             <w:noProof/>
             <w:webHidden/>
           </w:rPr>
-          <w:instrText xml:space="preserve"> PAGEREF _Toc242450762 \h </w:instrText>
+          <w:instrText xml:space="preserve"> PAGEREF _Toc242457420 \h </w:instrText>
         </w:r>
         <w:r>
           <w:rPr>
@@ -5489,7 +5489,7 @@
         <w:ind w:firstLine="0"/>
         <w:jc w:val="center"/>
       </w:pPr>
-      <w:bookmarkStart w:id="0" w:name="_Toc242450692"/>
+      <w:bookmarkStart w:id="0" w:name="_Toc242457350"/>
       <w:r>
         <w:lastRenderedPageBreak/>
         <w:t>ПЕРЕЧЕНЬ ТЕРМИНОВ И СОКРАЩЕНИЙ</w:t>
@@ -6751,7 +6751,7 @@
         <w:pStyle w:val="1"/>
         <w:pageBreakBefore/>
       </w:pPr>
-      <w:bookmarkStart w:id="1" w:name="_Toc242450693"/>
+      <w:bookmarkStart w:id="1" w:name="_Toc242457351"/>
       <w:r>
         <w:lastRenderedPageBreak/>
         <w:t>1 Исходные положения</w:t>
@@ -6762,7 +6762,7 @@
       <w:pPr>
         <w:pStyle w:val="21"/>
       </w:pPr>
-      <w:bookmarkStart w:id="2" w:name="_Toc242450694"/>
+      <w:bookmarkStart w:id="2" w:name="_Toc242457352"/>
       <w:r>
         <w:t>1.1 Назначение документа</w:t>
       </w:r>
@@ -6777,7 +6777,7 @@
       <w:pPr>
         <w:pStyle w:val="21"/>
       </w:pPr>
-      <w:bookmarkStart w:id="3" w:name="_Toc242450695"/>
+      <w:bookmarkStart w:id="3" w:name="_Toc242457353"/>
       <w:r>
         <w:t>1.2 Сведения об объекте автоматизации</w:t>
       </w:r>
@@ -6792,7 +6792,7 @@
       <w:pPr>
         <w:pStyle w:val="21"/>
       </w:pPr>
-      <w:bookmarkStart w:id="4" w:name="_Toc242450696"/>
+      <w:bookmarkStart w:id="4" w:name="_Toc242457354"/>
       <w:r>
         <w:t>1.3 Категории пользователей</w:t>
       </w:r>
@@ -7293,7 +7293,7 @@
         <w:pStyle w:val="1"/>
         <w:pageBreakBefore/>
       </w:pPr>
-      <w:bookmarkStart w:id="5" w:name="_Toc242450697"/>
+      <w:bookmarkStart w:id="5" w:name="_Toc242457355"/>
       <w:r>
         <w:lastRenderedPageBreak/>
         <w:t>2 Цели автоматизированной системы и автоматизированные функции</w:t>
@@ -7599,7 +7599,7 @@
         <w:pStyle w:val="1"/>
         <w:pageBreakBefore/>
       </w:pPr>
-      <w:bookmarkStart w:id="6" w:name="_Toc242450698"/>
+      <w:bookmarkStart w:id="6" w:name="_Toc242457356"/>
       <w:r>
         <w:lastRenderedPageBreak/>
         <w:t>3 Характеристика функциональной структуры</w:t>
@@ -7610,7 +7610,7 @@
       <w:pPr>
         <w:pStyle w:val="21"/>
       </w:pPr>
-      <w:bookmarkStart w:id="7" w:name="_Toc242450699"/>
+      <w:bookmarkStart w:id="7" w:name="_Toc242457357"/>
       <w:r>
         <w:t>3.1 Перечень подсистем и функций</w:t>
       </w:r>
@@ -9905,7 +9905,7 @@
       <w:pPr>
         <w:pStyle w:val="21"/>
       </w:pPr>
-      <w:bookmarkStart w:id="8" w:name="_Toc242450700"/>
+      <w:bookmarkStart w:id="8" w:name="_Toc242457358"/>
       <w:r>
         <w:lastRenderedPageBreak/>
         <w:t>3.2 Последовательность выполнения функций</w:t>
@@ -9976,7 +9976,7 @@
       <w:pPr>
         <w:pStyle w:val="21"/>
       </w:pPr>
-      <w:bookmarkStart w:id="9" w:name="_Toc242450701"/>
+      <w:bookmarkStart w:id="9" w:name="_Toc242457359"/>
       <w:r>
         <w:t>3.3 Сквозные правила</w:t>
       </w:r>
@@ -10022,7 +10022,7 @@
         <w:pStyle w:val="1"/>
         <w:pageBreakBefore/>
       </w:pPr>
-      <w:bookmarkStart w:id="10" w:name="_Toc242450702"/>
+      <w:bookmarkStart w:id="10" w:name="_Toc242457360"/>
       <w:r>
         <w:lastRenderedPageBreak/>
         <w:t>4 Подсистема «Организационная структура и права доступа»</w:t>
@@ -10033,7 +10033,7 @@
       <w:pPr>
         <w:pStyle w:val="21"/>
       </w:pPr>
-      <w:bookmarkStart w:id="11" w:name="_Toc242450703"/>
+      <w:bookmarkStart w:id="11" w:name="_Toc242457361"/>
       <w:r>
         <w:t>4.1 ОРГ-01 Вход в систему и выход</w:t>
       </w:r>
@@ -10123,7 +10123,7 @@
       <w:pPr>
         <w:pStyle w:val="21"/>
       </w:pPr>
-      <w:bookmarkStart w:id="12" w:name="_Toc242450704"/>
+      <w:bookmarkStart w:id="12" w:name="_Toc242457362"/>
       <w:r>
         <w:t>4.2 ОРГ-02 Восстановление и смена пароля</w:t>
       </w:r>
@@ -10179,7 +10179,7 @@
       <w:pPr>
         <w:pStyle w:val="21"/>
       </w:pPr>
-      <w:bookmarkStart w:id="13" w:name="_Toc242450705"/>
+      <w:bookmarkStart w:id="13" w:name="_Toc242457363"/>
       <w:r>
         <w:t>4.3 ОРГ-03 Ведение компаний</w:t>
       </w:r>
@@ -10209,7 +10209,7 @@
       <w:pPr>
         <w:pStyle w:val="21"/>
       </w:pPr>
-      <w:bookmarkStart w:id="14" w:name="_Toc242450706"/>
+      <w:bookmarkStart w:id="14" w:name="_Toc242457364"/>
       <w:r>
         <w:t>4.4 ОРГ-04 Ведение отделов</w:t>
       </w:r>
@@ -10239,7 +10239,7 @@
       <w:pPr>
         <w:pStyle w:val="21"/>
       </w:pPr>
-      <w:bookmarkStart w:id="15" w:name="_Toc242450707"/>
+      <w:bookmarkStart w:id="15" w:name="_Toc242457365"/>
       <w:r>
         <w:t>4.5 ОРГ-05 Ведение пользователей</w:t>
       </w:r>
@@ -10289,7 +10289,7 @@
       <w:pPr>
         <w:pStyle w:val="21"/>
       </w:pPr>
-      <w:bookmarkStart w:id="16" w:name="_Toc242450708"/>
+      <w:bookmarkStart w:id="16" w:name="_Toc242457366"/>
       <w:r>
         <w:t>4.6 ОРГ-06 Ведение ролей и разрешений</w:t>
       </w:r>
@@ -10345,7 +10345,7 @@
       <w:pPr>
         <w:pStyle w:val="21"/>
       </w:pPr>
-      <w:bookmarkStart w:id="17" w:name="_Toc242450709"/>
+      <w:bookmarkStart w:id="17" w:name="_Toc242457367"/>
       <w:r>
         <w:t>4.7 ОРГ-07 Разграничение доступа к данным</w:t>
       </w:r>
@@ -10433,7 +10433,7 @@
       <w:pPr>
         <w:pStyle w:val="21"/>
       </w:pPr>
-      <w:bookmarkStart w:id="18" w:name="_Toc242450710"/>
+      <w:bookmarkStart w:id="18" w:name="_Toc242457368"/>
       <w:r>
         <w:t>4.8 ОРГ-08 Журнал изменений прав доступа</w:t>
       </w:r>
@@ -10454,7 +10454,7 @@
         <w:pStyle w:val="1"/>
         <w:pageBreakBefore/>
       </w:pPr>
-      <w:bookmarkStart w:id="19" w:name="_Toc242450711"/>
+      <w:bookmarkStart w:id="19" w:name="_Toc242457369"/>
       <w:r>
         <w:lastRenderedPageBreak/>
         <w:t>5 Подсистема «Каталог недвижимости»</w:t>
@@ -10465,7 +10465,7 @@
       <w:pPr>
         <w:pStyle w:val="21"/>
       </w:pPr>
-      <w:bookmarkStart w:id="20" w:name="_Toc242450712"/>
+      <w:bookmarkStart w:id="20" w:name="_Toc242457370"/>
       <w:r>
         <w:t>5.1 КАТ-01 Ведение проектов</w:t>
       </w:r>
@@ -10495,7 +10495,7 @@
       <w:pPr>
         <w:pStyle w:val="21"/>
       </w:pPr>
-      <w:bookmarkStart w:id="21" w:name="_Toc242450713"/>
+      <w:bookmarkStart w:id="21" w:name="_Toc242457371"/>
       <w:r>
         <w:t>5.2 КАТ-02 Ведение домов</w:t>
       </w:r>
@@ -10525,7 +10525,7 @@
       <w:pPr>
         <w:pStyle w:val="21"/>
       </w:pPr>
-      <w:bookmarkStart w:id="22" w:name="_Toc242450714"/>
+      <w:bookmarkStart w:id="22" w:name="_Toc242457372"/>
       <w:r>
         <w:t>5.3 КАТ-03 Загрузка объектов из шаблона</w:t>
       </w:r>
@@ -10533,7 +10533,7 @@
     </w:p>
     <w:p>
       <w:r>
-        <w:t>Исполнители: администраторы.</w:t>
+        <w:t>Исполнители: пользователи с разрешением «Добавление» на ресурс «Объекты недвижимости» (администраторы, руководитель проекта); ставить и снимать резерв загрузкой — при разрешении «Редактирование» (КАТ-05).</w:t>
       </w:r>
     </w:p>
     <w:p>
@@ -10553,12 +10553,12 @@
     </w:p>
     <w:p>
       <w:r>
+        <w:lastRenderedPageBreak/>
         <w:t>а) объект опознаётся по сочетанию «дом — номер объекта»; номер объекта уникален в пределах дома; совпадение номера — обновление цены, площади, этажа, подъезда и описания, отсутствие — создание объекта;</w:t>
       </w:r>
     </w:p>
     <w:p>
       <w:r>
-        <w:lastRenderedPageBreak/>
         <w:t>б) через шаблон допускаются только статусы SELECTION (подбор) и RESERVE (резерв); пустая ячейка или иной статус не применяются — новый объект создаётся со статусом «Подбор», у существующего статус сохраняется; ставить и снимать резерв загрузкой может только пользователь с правом изменения объектов (КАТ-05), у остальных статус не меняется с отметкой в отчёте о загрузке; неизвестный код статуса или типа объекта отмечается в отчёте о загрузке; остальные статусы устанавливаются системой по ходу сделки;</w:t>
       </w:r>
     </w:p>
@@ -10586,7 +10586,7 @@
       <w:pPr>
         <w:pStyle w:val="21"/>
       </w:pPr>
-      <w:bookmarkStart w:id="23" w:name="_Toc242450715"/>
+      <w:bookmarkStart w:id="23" w:name="_Toc242457373"/>
       <w:r>
         <w:t>5.4 КАТ-04 Шахматка и карточка объекта</w:t>
       </w:r>
@@ -10800,6 +10800,7 @@
               <w:pStyle w:val="GostTable"/>
             </w:pPr>
             <w:r>
+              <w:lastRenderedPageBreak/>
               <w:t>Сохранён график платежей (ФИН-01)</w:t>
             </w:r>
           </w:p>
@@ -10980,7 +10981,6 @@
               <w:pStyle w:val="GostTable"/>
             </w:pPr>
             <w:r>
-              <w:lastRenderedPageBreak/>
               <w:t>Расторжение с платежами к возврату (СДЕ-04)</w:t>
             </w:r>
           </w:p>
@@ -11022,7 +11022,7 @@
       <w:pPr>
         <w:pStyle w:val="21"/>
       </w:pPr>
-      <w:bookmarkStart w:id="24" w:name="_Toc242450716"/>
+      <w:bookmarkStart w:id="24" w:name="_Toc242457374"/>
       <w:r>
         <w:t>5.5 КАТ-05 Вывод объекта из продажи (резерв)</w:t>
       </w:r>
@@ -11067,7 +11067,7 @@
       <w:pPr>
         <w:pStyle w:val="21"/>
       </w:pPr>
-      <w:bookmarkStart w:id="25" w:name="_Toc242450717"/>
+      <w:bookmarkStart w:id="25" w:name="_Toc242457375"/>
       <w:r>
         <w:t>5.6 КАТ-06 Ведение планировок</w:t>
       </w:r>
@@ -11107,7 +11107,7 @@
       <w:pPr>
         <w:pStyle w:val="21"/>
       </w:pPr>
-      <w:bookmarkStart w:id="26" w:name="_Toc242450718"/>
+      <w:bookmarkStart w:id="26" w:name="_Toc242457376"/>
       <w:r>
         <w:t>5.7 КАТ-07 Ведение галерей</w:t>
       </w:r>
@@ -11125,6 +11125,7 @@
     </w:p>
     <w:p>
       <w:r>
+        <w:lastRenderedPageBreak/>
         <w:t>Выходная информация: галерея на вкладке «Галерея» карточки проекта или дома.</w:t>
       </w:r>
     </w:p>
@@ -11132,9 +11133,8 @@
       <w:pPr>
         <w:pStyle w:val="21"/>
       </w:pPr>
-      <w:bookmarkStart w:id="27" w:name="_Toc242450719"/>
-      <w:r>
-        <w:lastRenderedPageBreak/>
+      <w:bookmarkStart w:id="27" w:name="_Toc242457377"/>
+      <w:r>
         <w:t>5.8 КАТ-08 Ведение скидок</w:t>
       </w:r>
       <w:bookmarkEnd w:id="27"/>
@@ -11189,7 +11189,7 @@
         <w:pStyle w:val="1"/>
         <w:pageBreakBefore/>
       </w:pPr>
-      <w:bookmarkStart w:id="28" w:name="_Toc242450720"/>
+      <w:bookmarkStart w:id="28" w:name="_Toc242457378"/>
       <w:r>
         <w:lastRenderedPageBreak/>
         <w:t>6 Подсистема «Работа с клиентами»</w:t>
@@ -11200,7 +11200,7 @@
       <w:pPr>
         <w:pStyle w:val="21"/>
       </w:pPr>
-      <w:bookmarkStart w:id="29" w:name="_Toc242450721"/>
+      <w:bookmarkStart w:id="29" w:name="_Toc242457379"/>
       <w:r>
         <w:t>6.1 КЛИ-01 Ведение клиентов</w:t>
       </w:r>
@@ -11265,7 +11265,7 @@
       <w:pPr>
         <w:pStyle w:val="21"/>
       </w:pPr>
-      <w:bookmarkStart w:id="30" w:name="_Toc242450722"/>
+      <w:bookmarkStart w:id="30" w:name="_Toc242457380"/>
       <w:r>
         <w:t>6.2 КЛИ-02 Ведение заявок</w:t>
       </w:r>
@@ -11321,7 +11321,7 @@
       <w:pPr>
         <w:pStyle w:val="21"/>
       </w:pPr>
-      <w:bookmarkStart w:id="31" w:name="_Toc242450723"/>
+      <w:bookmarkStart w:id="31" w:name="_Toc242457381"/>
       <w:r>
         <w:t>6.3 КЛИ-03 Канбан-доска заявок</w:t>
       </w:r>
@@ -11346,7 +11346,7 @@
       <w:pPr>
         <w:pStyle w:val="21"/>
       </w:pPr>
-      <w:bookmarkStart w:id="32" w:name="_Toc242450724"/>
+      <w:bookmarkStart w:id="32" w:name="_Toc242457382"/>
       <w:r>
         <w:t>6.4 КЛИ-04 Ведение встреч</w:t>
       </w:r>
@@ -11401,7 +11401,7 @@
       <w:pPr>
         <w:pStyle w:val="21"/>
       </w:pPr>
-      <w:bookmarkStart w:id="33" w:name="_Toc242450725"/>
+      <w:bookmarkStart w:id="33" w:name="_Toc242457383"/>
       <w:r>
         <w:t>6.5 КЛИ-05 Ведение справочников заявок</w:t>
       </w:r>
@@ -11428,7 +11428,7 @@
         <w:pStyle w:val="1"/>
         <w:pageBreakBefore/>
       </w:pPr>
-      <w:bookmarkStart w:id="34" w:name="_Toc242450726"/>
+      <w:bookmarkStart w:id="34" w:name="_Toc242457384"/>
       <w:r>
         <w:lastRenderedPageBreak/>
         <w:t>7 Подсистема «Сделки»</w:t>
@@ -11439,7 +11439,7 @@
       <w:pPr>
         <w:pStyle w:val="21"/>
       </w:pPr>
-      <w:bookmarkStart w:id="35" w:name="_Toc242450727"/>
+      <w:bookmarkStart w:id="35" w:name="_Toc242457385"/>
       <w:r>
         <w:t>7.1 СДЕ-01 Создание брони</w:t>
       </w:r>
@@ -11499,7 +11499,7 @@
       <w:pPr>
         <w:pStyle w:val="21"/>
       </w:pPr>
-      <w:bookmarkStart w:id="36" w:name="_Toc242450728"/>
+      <w:bookmarkStart w:id="36" w:name="_Toc242457386"/>
       <w:r>
         <w:t>7.2 СДЕ-02 Условия сделки и применение скидок</w:t>
       </w:r>
@@ -11570,7 +11570,7 @@
       <w:pPr>
         <w:pStyle w:val="21"/>
       </w:pPr>
-      <w:bookmarkStart w:id="37" w:name="_Toc242450729"/>
+      <w:bookmarkStart w:id="37" w:name="_Toc242457387"/>
       <w:r>
         <w:t>7.3 СДЕ-03 Реквизиты договора и закрытие сделки</w:t>
       </w:r>
@@ -11620,7 +11620,7 @@
       <w:pPr>
         <w:pStyle w:val="21"/>
       </w:pPr>
-      <w:bookmarkStart w:id="38" w:name="_Toc242450730"/>
+      <w:bookmarkStart w:id="38" w:name="_Toc242457388"/>
       <w:r>
         <w:t>7.4 СДЕ-04 Отмена и расторжение сделки</w:t>
       </w:r>
@@ -11677,7 +11677,7 @@
         <w:pStyle w:val="1"/>
         <w:pageBreakBefore/>
       </w:pPr>
-      <w:bookmarkStart w:id="39" w:name="_Toc242450731"/>
+      <w:bookmarkStart w:id="39" w:name="_Toc242457389"/>
       <w:r>
         <w:lastRenderedPageBreak/>
         <w:t>8 Подсистема «Финансы»</w:t>
@@ -11688,7 +11688,7 @@
       <w:pPr>
         <w:pStyle w:val="21"/>
       </w:pPr>
-      <w:bookmarkStart w:id="40" w:name="_Toc242450732"/>
+      <w:bookmarkStart w:id="40" w:name="_Toc242457390"/>
       <w:r>
         <w:t>8.1 ФИН-01 Ведение графика платежей</w:t>
       </w:r>
@@ -11763,7 +11763,7 @@
       <w:pPr>
         <w:pStyle w:val="21"/>
       </w:pPr>
-      <w:bookmarkStart w:id="41" w:name="_Toc242450733"/>
+      <w:bookmarkStart w:id="41" w:name="_Toc242457391"/>
       <w:r>
         <w:t>8.2 ФИН-02 Отметка оплаты</w:t>
       </w:r>
@@ -11819,7 +11819,7 @@
       <w:pPr>
         <w:pStyle w:val="21"/>
       </w:pPr>
-      <w:bookmarkStart w:id="42" w:name="_Toc242450734"/>
+      <w:bookmarkStart w:id="42" w:name="_Toc242457392"/>
       <w:r>
         <w:t>8.3 ФИН-03 Учёт просрочки</w:t>
       </w:r>
@@ -11839,7 +11839,7 @@
       <w:pPr>
         <w:pStyle w:val="21"/>
       </w:pPr>
-      <w:bookmarkStart w:id="43" w:name="_Toc242450735"/>
+      <w:bookmarkStart w:id="43" w:name="_Toc242457393"/>
       <w:r>
         <w:t>8.4 ФИН-04 Учёт возвратов</w:t>
       </w:r>
@@ -11869,7 +11869,7 @@
       <w:pPr>
         <w:pStyle w:val="21"/>
       </w:pPr>
-      <w:bookmarkStart w:id="44" w:name="_Toc242450736"/>
+      <w:bookmarkStart w:id="44" w:name="_Toc242457394"/>
       <w:r>
         <w:t>8.5 ФИН-05 Список и сводная таблица платежей</w:t>
       </w:r>
@@ -11900,7 +11900,7 @@
       <w:pPr>
         <w:pStyle w:val="21"/>
       </w:pPr>
-      <w:bookmarkStart w:id="45" w:name="_Toc242450737"/>
+      <w:bookmarkStart w:id="45" w:name="_Toc242457395"/>
       <w:r>
         <w:t>8.6 ФИН-06 Ведение финансовых справочников</w:t>
       </w:r>
@@ -11950,7 +11950,7 @@
       <w:pPr>
         <w:pStyle w:val="21"/>
       </w:pPr>
-      <w:bookmarkStart w:id="46" w:name="_Toc242450738"/>
+      <w:bookmarkStart w:id="46" w:name="_Toc242457396"/>
       <w:r>
         <w:t>8.7 ФИН-07 Валюты и курсы</w:t>
       </w:r>
@@ -12011,7 +12011,7 @@
       <w:pPr>
         <w:pStyle w:val="21"/>
       </w:pPr>
-      <w:bookmarkStart w:id="47" w:name="_Toc242450739"/>
+      <w:bookmarkStart w:id="47" w:name="_Toc242457397"/>
       <w:r>
         <w:t>8.8 ФИН-08 Планы оплаты и варианты оплаты</w:t>
       </w:r>
@@ -12084,7 +12084,7 @@
         <w:pStyle w:val="1"/>
         <w:pageBreakBefore/>
       </w:pPr>
-      <w:bookmarkStart w:id="48" w:name="_Toc242450740"/>
+      <w:bookmarkStart w:id="48" w:name="_Toc242457398"/>
       <w:r>
         <w:lastRenderedPageBreak/>
         <w:t>9 Подсистема «Шаблоны документов»</w:t>
@@ -12095,7 +12095,7 @@
       <w:pPr>
         <w:pStyle w:val="21"/>
       </w:pPr>
-      <w:bookmarkStart w:id="49" w:name="_Toc242450741"/>
+      <w:bookmarkStart w:id="49" w:name="_Toc242457399"/>
       <w:r>
         <w:t>9.1 ДОК-01 Ведение шаблонов документов</w:t>
       </w:r>
@@ -12135,7 +12135,7 @@
       <w:pPr>
         <w:pStyle w:val="21"/>
       </w:pPr>
-      <w:bookmarkStart w:id="50" w:name="_Toc242450742"/>
+      <w:bookmarkStart w:id="50" w:name="_Toc242457400"/>
       <w:r>
         <w:t>9.2 ДОК-02 Формирование документа по сделке</w:t>
       </w:r>
@@ -12186,7 +12186,7 @@
         <w:pStyle w:val="1"/>
         <w:pageBreakBefore/>
       </w:pPr>
-      <w:bookmarkStart w:id="51" w:name="_Toc242450743"/>
+      <w:bookmarkStart w:id="51" w:name="_Toc242457401"/>
       <w:r>
         <w:lastRenderedPageBreak/>
         <w:t>10 Подсистема «Задачи»</w:t>
@@ -12197,7 +12197,7 @@
       <w:pPr>
         <w:pStyle w:val="21"/>
       </w:pPr>
-      <w:bookmarkStart w:id="52" w:name="_Toc242450744"/>
+      <w:bookmarkStart w:id="52" w:name="_Toc242457402"/>
       <w:r>
         <w:t>10.1 ЗАД-01 Постановка задачи</w:t>
       </w:r>
@@ -12227,7 +12227,7 @@
       <w:pPr>
         <w:pStyle w:val="21"/>
       </w:pPr>
-      <w:bookmarkStart w:id="53" w:name="_Toc242450745"/>
+      <w:bookmarkStart w:id="53" w:name="_Toc242457403"/>
       <w:r>
         <w:t>10.2 ЗАД-02 Исполнение и контроль задачи</w:t>
       </w:r>
@@ -12272,7 +12272,7 @@
       <w:pPr>
         <w:pStyle w:val="21"/>
       </w:pPr>
-      <w:bookmarkStart w:id="54" w:name="_Toc242450746"/>
+      <w:bookmarkStart w:id="54" w:name="_Toc242457404"/>
       <w:r>
         <w:t>10.3 ЗАД-03 Представления задач</w:t>
       </w:r>
@@ -12288,7 +12288,7 @@
         <w:pStyle w:val="1"/>
         <w:pageBreakBefore/>
       </w:pPr>
-      <w:bookmarkStart w:id="55" w:name="_Toc242450747"/>
+      <w:bookmarkStart w:id="55" w:name="_Toc242457405"/>
       <w:r>
         <w:lastRenderedPageBreak/>
         <w:t>11 Подсистема «Аналитика и отчётность»</w:t>
@@ -12299,7 +12299,7 @@
       <w:pPr>
         <w:pStyle w:val="21"/>
       </w:pPr>
-      <w:bookmarkStart w:id="56" w:name="_Toc242450748"/>
+      <w:bookmarkStart w:id="56" w:name="_Toc242457406"/>
       <w:r>
         <w:t>11.1 АНА-01 Дашборд</w:t>
       </w:r>
@@ -12324,7 +12324,7 @@
       <w:pPr>
         <w:pStyle w:val="21"/>
       </w:pPr>
-      <w:bookmarkStart w:id="57" w:name="_Toc242450749"/>
+      <w:bookmarkStart w:id="57" w:name="_Toc242457407"/>
       <w:r>
         <w:t>11.2 АНА-02 Сводные таблицы</w:t>
       </w:r>
@@ -12369,7 +12369,7 @@
       <w:pPr>
         <w:pStyle w:val="21"/>
       </w:pPr>
-      <w:bookmarkStart w:id="58" w:name="_Toc242450750"/>
+      <w:bookmarkStart w:id="58" w:name="_Toc242457408"/>
       <w:r>
         <w:t>11.3 АНА-03 Планы продаж</w:t>
       </w:r>
@@ -12394,7 +12394,7 @@
       <w:pPr>
         <w:pStyle w:val="21"/>
       </w:pPr>
-      <w:bookmarkStart w:id="59" w:name="_Toc242450751"/>
+      <w:bookmarkStart w:id="59" w:name="_Toc242457409"/>
       <w:r>
         <w:lastRenderedPageBreak/>
         <w:t>11.4 АНА-04 Отчёты «план-факт»</w:t>
@@ -12446,7 +12446,7 @@
         <w:pStyle w:val="1"/>
         <w:pageBreakBefore/>
       </w:pPr>
-      <w:bookmarkStart w:id="60" w:name="_Toc242450752"/>
+      <w:bookmarkStart w:id="60" w:name="_Toc242457410"/>
       <w:r>
         <w:lastRenderedPageBreak/>
         <w:t>12 Подсистема «Интеграция с партнёрами»</w:t>
@@ -12457,7 +12457,7 @@
       <w:pPr>
         <w:pStyle w:val="21"/>
       </w:pPr>
-      <w:bookmarkStart w:id="61" w:name="_Toc242450753"/>
+      <w:bookmarkStart w:id="61" w:name="_Toc242457411"/>
       <w:r>
         <w:t>12.1 ИНТ-01 Выдача сведений партнёрам</w:t>
       </w:r>
@@ -12527,7 +12527,7 @@
       <w:pPr>
         <w:pStyle w:val="21"/>
       </w:pPr>
-      <w:bookmarkStart w:id="62" w:name="_Toc242450754"/>
+      <w:bookmarkStart w:id="62" w:name="_Toc242457412"/>
       <w:r>
         <w:t>12.2 ИНТ-02 Приём заявок от партнёров</w:t>
       </w:r>
@@ -12567,7 +12567,7 @@
       <w:pPr>
         <w:pStyle w:val="21"/>
       </w:pPr>
-      <w:bookmarkStart w:id="63" w:name="_Toc242450755"/>
+      <w:bookmarkStart w:id="63" w:name="_Toc242457413"/>
       <w:r>
         <w:t>12.3 ИНТ-03 Управление API-ключами</w:t>
       </w:r>
@@ -12599,7 +12599,7 @@
         <w:pStyle w:val="1"/>
         <w:pageBreakBefore/>
       </w:pPr>
-      <w:bookmarkStart w:id="64" w:name="_Toc242450756"/>
+      <w:bookmarkStart w:id="64" w:name="_Toc242457414"/>
       <w:r>
         <w:lastRenderedPageBreak/>
         <w:t>13 Подсистема «Регламентные задания»</w:t>
@@ -12610,7 +12610,7 @@
       <w:pPr>
         <w:pStyle w:val="21"/>
       </w:pPr>
-      <w:bookmarkStart w:id="65" w:name="_Toc242450757"/>
+      <w:bookmarkStart w:id="65" w:name="_Toc242457415"/>
       <w:r>
         <w:t>13.1 РЕГ-01 Пересчёт просрочки платежей</w:t>
       </w:r>
@@ -12635,7 +12635,7 @@
       <w:pPr>
         <w:pStyle w:val="21"/>
       </w:pPr>
-      <w:bookmarkStart w:id="66" w:name="_Toc242450758"/>
+      <w:bookmarkStart w:id="66" w:name="_Toc242457416"/>
       <w:r>
         <w:t>13.2 РЕГ-02 Снятие истёкших броней</w:t>
       </w:r>
@@ -12660,7 +12660,7 @@
       <w:pPr>
         <w:pStyle w:val="21"/>
       </w:pPr>
-      <w:bookmarkStart w:id="67" w:name="_Toc242450759"/>
+      <w:bookmarkStart w:id="67" w:name="_Toc242457417"/>
       <w:r>
         <w:t>13.3 РЕГ-03 Закрытие забытых встреч</w:t>
       </w:r>
@@ -12685,7 +12685,7 @@
       <w:pPr>
         <w:pStyle w:val="21"/>
       </w:pPr>
-      <w:bookmarkStart w:id="68" w:name="_Toc242450760"/>
+      <w:bookmarkStart w:id="68" w:name="_Toc242457418"/>
       <w:r>
         <w:t>13.4 РЕГ-04 Загрузка курсов валют</w:t>
       </w:r>
@@ -12721,7 +12721,7 @@
         <w:pStyle w:val="1"/>
         <w:pageBreakBefore/>
       </w:pPr>
-      <w:bookmarkStart w:id="69" w:name="_Toc242450761"/>
+      <w:bookmarkStart w:id="69" w:name="_Toc242457419"/>
       <w:r>
         <w:lastRenderedPageBreak/>
         <w:t>14 Типовые решения</w:t>
@@ -12740,7 +12740,7 @@
         <w:ind w:firstLine="0"/>
         <w:jc w:val="center"/>
       </w:pPr>
-      <w:bookmarkStart w:id="70" w:name="_Toc242450762"/>
+      <w:bookmarkStart w:id="70" w:name="_Toc242457420"/>
       <w:r>
         <w:lastRenderedPageBreak/>
         <w:t>ЛИСТ РЕГИСТРАЦИИ ИЗМЕНЕНИЙ</w:t>
@@ -14802,31 +14802,31 @@
       </w:rPr>
     </w:lvl>
   </w:abstractNum>
-  <w:num w:numId="1" w16cid:durableId="723335632">
+  <w:num w:numId="1" w16cid:durableId="1969699146">
     <w:abstractNumId w:val="8"/>
   </w:num>
-  <w:num w:numId="2" w16cid:durableId="1745179680">
+  <w:num w:numId="2" w16cid:durableId="1477068650">
     <w:abstractNumId w:val="6"/>
   </w:num>
-  <w:num w:numId="3" w16cid:durableId="1588809764">
+  <w:num w:numId="3" w16cid:durableId="1492720927">
     <w:abstractNumId w:val="5"/>
   </w:num>
-  <w:num w:numId="4" w16cid:durableId="848175182">
+  <w:num w:numId="4" w16cid:durableId="1890192116">
     <w:abstractNumId w:val="4"/>
   </w:num>
-  <w:num w:numId="5" w16cid:durableId="1880512855">
+  <w:num w:numId="5" w16cid:durableId="1685664357">
     <w:abstractNumId w:val="7"/>
   </w:num>
-  <w:num w:numId="6" w16cid:durableId="1178888421">
+  <w:num w:numId="6" w16cid:durableId="800877126">
     <w:abstractNumId w:val="3"/>
   </w:num>
-  <w:num w:numId="7" w16cid:durableId="616915578">
+  <w:num w:numId="7" w16cid:durableId="823667377">
     <w:abstractNumId w:val="2"/>
   </w:num>
-  <w:num w:numId="8" w16cid:durableId="849098766">
+  <w:num w:numId="8" w16cid:durableId="797534473">
     <w:abstractNumId w:val="1"/>
   </w:num>
-  <w:num w:numId="9" w16cid:durableId="589045278">
+  <w:num w:numId="9" w16cid:durableId="1769498099">
     <w:abstractNumId w:val="0"/>
   </w:num>
 </w:numbering>
@@ -26359,7 +26359,7 @@
     <w:autoRedefine/>
     <w:uiPriority w:val="39"/>
     <w:unhideWhenUsed/>
-    <w:rsid w:val="004C2A0F"/>
+    <w:rsid w:val="001E3431"/>
     <w:pPr>
       <w:spacing w:after="100"/>
     </w:pPr>
@@ -26371,7 +26371,7 @@
     <w:autoRedefine/>
     <w:uiPriority w:val="39"/>
     <w:unhideWhenUsed/>
-    <w:rsid w:val="004C2A0F"/>
+    <w:rsid w:val="001E3431"/>
     <w:pPr>
       <w:spacing w:after="100"/>
       <w:ind w:left="240"/>
@@ -26382,7 +26382,7 @@
     <w:basedOn w:val="a2"/>
     <w:uiPriority w:val="99"/>
     <w:unhideWhenUsed/>
-    <w:rsid w:val="004C2A0F"/>
+    <w:rsid w:val="001E3431"/>
     <w:rPr>
       <w:color w:val="0000FF" w:themeColor="hyperlink"/>
       <w:u w:val="single"/>

--- a/docs/gost/out/03_П3_Описание_автоматизированных_функций.docx
+++ b/docs/gost/out/03_П3_Описание_автоматизированных_функций.docx
@@ -306,7 +306,7 @@
       <w:r>
         <w:fldChar w:fldCharType="separate"/>
       </w:r>
-      <w:hyperlink w:anchor="_Toc242457350" w:history="1">
+      <w:hyperlink w:anchor="_Toc242459219" w:history="1">
         <w:r>
           <w:rPr>
             <w:rStyle w:val="aff8"/>
@@ -333,7 +333,7 @@
             <w:noProof/>
             <w:webHidden/>
           </w:rPr>
-          <w:instrText xml:space="preserve"> PAGEREF _Toc242457350 \h </w:instrText>
+          <w:instrText xml:space="preserve"> PAGEREF _Toc242459219 \h </w:instrText>
         </w:r>
         <w:r>
           <w:rPr>
@@ -379,7 +379,7 @@
           <w14:ligatures w14:val="standardContextual"/>
         </w:rPr>
       </w:pPr>
-      <w:hyperlink w:anchor="_Toc242457351" w:history="1">
+      <w:hyperlink w:anchor="_Toc242459220" w:history="1">
         <w:r>
           <w:rPr>
             <w:rStyle w:val="aff8"/>
@@ -406,7 +406,7 @@
             <w:noProof/>
             <w:webHidden/>
           </w:rPr>
-          <w:instrText xml:space="preserve"> PAGEREF _Toc242457351 \h </w:instrText>
+          <w:instrText xml:space="preserve"> PAGEREF _Toc242459220 \h </w:instrText>
         </w:r>
         <w:r>
           <w:rPr>
@@ -452,7 +452,7 @@
           <w14:ligatures w14:val="standardContextual"/>
         </w:rPr>
       </w:pPr>
-      <w:hyperlink w:anchor="_Toc242457352" w:history="1">
+      <w:hyperlink w:anchor="_Toc242459221" w:history="1">
         <w:r>
           <w:rPr>
             <w:rStyle w:val="aff8"/>
@@ -479,7 +479,7 @@
             <w:noProof/>
             <w:webHidden/>
           </w:rPr>
-          <w:instrText xml:space="preserve"> PAGEREF _Toc242457352 \h </w:instrText>
+          <w:instrText xml:space="preserve"> PAGEREF _Toc242459221 \h </w:instrText>
         </w:r>
         <w:r>
           <w:rPr>
@@ -525,7 +525,7 @@
           <w14:ligatures w14:val="standardContextual"/>
         </w:rPr>
       </w:pPr>
-      <w:hyperlink w:anchor="_Toc242457353" w:history="1">
+      <w:hyperlink w:anchor="_Toc242459222" w:history="1">
         <w:r>
           <w:rPr>
             <w:rStyle w:val="aff8"/>
@@ -552,7 +552,7 @@
             <w:noProof/>
             <w:webHidden/>
           </w:rPr>
-          <w:instrText xml:space="preserve"> PAGEREF _Toc242457353 \h </w:instrText>
+          <w:instrText xml:space="preserve"> PAGEREF _Toc242459222 \h </w:instrText>
         </w:r>
         <w:r>
           <w:rPr>
@@ -598,7 +598,7 @@
           <w14:ligatures w14:val="standardContextual"/>
         </w:rPr>
       </w:pPr>
-      <w:hyperlink w:anchor="_Toc242457354" w:history="1">
+      <w:hyperlink w:anchor="_Toc242459223" w:history="1">
         <w:r>
           <w:rPr>
             <w:rStyle w:val="aff8"/>
@@ -625,7 +625,7 @@
             <w:noProof/>
             <w:webHidden/>
           </w:rPr>
-          <w:instrText xml:space="preserve"> PAGEREF _Toc242457354 \h </w:instrText>
+          <w:instrText xml:space="preserve"> PAGEREF _Toc242459223 \h </w:instrText>
         </w:r>
         <w:r>
           <w:rPr>
@@ -671,7 +671,7 @@
           <w14:ligatures w14:val="standardContextual"/>
         </w:rPr>
       </w:pPr>
-      <w:hyperlink w:anchor="_Toc242457355" w:history="1">
+      <w:hyperlink w:anchor="_Toc242459224" w:history="1">
         <w:r>
           <w:rPr>
             <w:rStyle w:val="aff8"/>
@@ -698,7 +698,7 @@
             <w:noProof/>
             <w:webHidden/>
           </w:rPr>
-          <w:instrText xml:space="preserve"> PAGEREF _Toc242457355 \h </w:instrText>
+          <w:instrText xml:space="preserve"> PAGEREF _Toc242459224 \h </w:instrText>
         </w:r>
         <w:r>
           <w:rPr>
@@ -744,7 +744,7 @@
           <w14:ligatures w14:val="standardContextual"/>
         </w:rPr>
       </w:pPr>
-      <w:hyperlink w:anchor="_Toc242457356" w:history="1">
+      <w:hyperlink w:anchor="_Toc242459225" w:history="1">
         <w:r>
           <w:rPr>
             <w:rStyle w:val="aff8"/>
@@ -771,7 +771,7 @@
             <w:noProof/>
             <w:webHidden/>
           </w:rPr>
-          <w:instrText xml:space="preserve"> PAGEREF _Toc242457356 \h </w:instrText>
+          <w:instrText xml:space="preserve"> PAGEREF _Toc242459225 \h </w:instrText>
         </w:r>
         <w:r>
           <w:rPr>
@@ -817,7 +817,7 @@
           <w14:ligatures w14:val="standardContextual"/>
         </w:rPr>
       </w:pPr>
-      <w:hyperlink w:anchor="_Toc242457357" w:history="1">
+      <w:hyperlink w:anchor="_Toc242459226" w:history="1">
         <w:r>
           <w:rPr>
             <w:rStyle w:val="aff8"/>
@@ -844,7 +844,7 @@
             <w:noProof/>
             <w:webHidden/>
           </w:rPr>
-          <w:instrText xml:space="preserve"> PAGEREF _Toc242457357 \h </w:instrText>
+          <w:instrText xml:space="preserve"> PAGEREF _Toc242459226 \h </w:instrText>
         </w:r>
         <w:r>
           <w:rPr>
@@ -890,7 +890,7 @@
           <w14:ligatures w14:val="standardContextual"/>
         </w:rPr>
       </w:pPr>
-      <w:hyperlink w:anchor="_Toc242457358" w:history="1">
+      <w:hyperlink w:anchor="_Toc242459227" w:history="1">
         <w:r>
           <w:rPr>
             <w:rStyle w:val="aff8"/>
@@ -917,7 +917,7 @@
             <w:noProof/>
             <w:webHidden/>
           </w:rPr>
-          <w:instrText xml:space="preserve"> PAGEREF _Toc242457358 \h </w:instrText>
+          <w:instrText xml:space="preserve"> PAGEREF _Toc242459227 \h </w:instrText>
         </w:r>
         <w:r>
           <w:rPr>
@@ -963,7 +963,7 @@
           <w14:ligatures w14:val="standardContextual"/>
         </w:rPr>
       </w:pPr>
-      <w:hyperlink w:anchor="_Toc242457359" w:history="1">
+      <w:hyperlink w:anchor="_Toc242459228" w:history="1">
         <w:r>
           <w:rPr>
             <w:rStyle w:val="aff8"/>
@@ -990,7 +990,7 @@
             <w:noProof/>
             <w:webHidden/>
           </w:rPr>
-          <w:instrText xml:space="preserve"> PAGEREF _Toc242457359 \h </w:instrText>
+          <w:instrText xml:space="preserve"> PAGEREF _Toc242459228 \h </w:instrText>
         </w:r>
         <w:r>
           <w:rPr>
@@ -1036,7 +1036,7 @@
           <w14:ligatures w14:val="standardContextual"/>
         </w:rPr>
       </w:pPr>
-      <w:hyperlink w:anchor="_Toc242457360" w:history="1">
+      <w:hyperlink w:anchor="_Toc242459229" w:history="1">
         <w:r>
           <w:rPr>
             <w:rStyle w:val="aff8"/>
@@ -1063,7 +1063,7 @@
             <w:noProof/>
             <w:webHidden/>
           </w:rPr>
-          <w:instrText xml:space="preserve"> PAGEREF _Toc242457360 \h </w:instrText>
+          <w:instrText xml:space="preserve"> PAGEREF _Toc242459229 \h </w:instrText>
         </w:r>
         <w:r>
           <w:rPr>
@@ -1109,7 +1109,7 @@
           <w14:ligatures w14:val="standardContextual"/>
         </w:rPr>
       </w:pPr>
-      <w:hyperlink w:anchor="_Toc242457361" w:history="1">
+      <w:hyperlink w:anchor="_Toc242459230" w:history="1">
         <w:r>
           <w:rPr>
             <w:rStyle w:val="aff8"/>
@@ -1136,7 +1136,7 @@
             <w:noProof/>
             <w:webHidden/>
           </w:rPr>
-          <w:instrText xml:space="preserve"> PAGEREF _Toc242457361 \h </w:instrText>
+          <w:instrText xml:space="preserve"> PAGEREF _Toc242459230 \h </w:instrText>
         </w:r>
         <w:r>
           <w:rPr>
@@ -1182,7 +1182,7 @@
           <w14:ligatures w14:val="standardContextual"/>
         </w:rPr>
       </w:pPr>
-      <w:hyperlink w:anchor="_Toc242457362" w:history="1">
+      <w:hyperlink w:anchor="_Toc242459231" w:history="1">
         <w:r>
           <w:rPr>
             <w:rStyle w:val="aff8"/>
@@ -1209,7 +1209,7 @@
             <w:noProof/>
             <w:webHidden/>
           </w:rPr>
-          <w:instrText xml:space="preserve"> PAGEREF _Toc242457362 \h </w:instrText>
+          <w:instrText xml:space="preserve"> PAGEREF _Toc242459231 \h </w:instrText>
         </w:r>
         <w:r>
           <w:rPr>
@@ -1255,7 +1255,7 @@
           <w14:ligatures w14:val="standardContextual"/>
         </w:rPr>
       </w:pPr>
-      <w:hyperlink w:anchor="_Toc242457363" w:history="1">
+      <w:hyperlink w:anchor="_Toc242459232" w:history="1">
         <w:r>
           <w:rPr>
             <w:rStyle w:val="aff8"/>
@@ -1282,7 +1282,7 @@
             <w:noProof/>
             <w:webHidden/>
           </w:rPr>
-          <w:instrText xml:space="preserve"> PAGEREF _Toc242457363 \h </w:instrText>
+          <w:instrText xml:space="preserve"> PAGEREF _Toc242459232 \h </w:instrText>
         </w:r>
         <w:r>
           <w:rPr>
@@ -1328,7 +1328,7 @@
           <w14:ligatures w14:val="standardContextual"/>
         </w:rPr>
       </w:pPr>
-      <w:hyperlink w:anchor="_Toc242457364" w:history="1">
+      <w:hyperlink w:anchor="_Toc242459233" w:history="1">
         <w:r>
           <w:rPr>
             <w:rStyle w:val="aff8"/>
@@ -1355,7 +1355,7 @@
             <w:noProof/>
             <w:webHidden/>
           </w:rPr>
-          <w:instrText xml:space="preserve"> PAGEREF _Toc242457364 \h </w:instrText>
+          <w:instrText xml:space="preserve"> PAGEREF _Toc242459233 \h </w:instrText>
         </w:r>
         <w:r>
           <w:rPr>
@@ -1401,7 +1401,7 @@
           <w14:ligatures w14:val="standardContextual"/>
         </w:rPr>
       </w:pPr>
-      <w:hyperlink w:anchor="_Toc242457365" w:history="1">
+      <w:hyperlink w:anchor="_Toc242459234" w:history="1">
         <w:r>
           <w:rPr>
             <w:rStyle w:val="aff8"/>
@@ -1428,7 +1428,7 @@
             <w:noProof/>
             <w:webHidden/>
           </w:rPr>
-          <w:instrText xml:space="preserve"> PAGEREF _Toc242457365 \h </w:instrText>
+          <w:instrText xml:space="preserve"> PAGEREF _Toc242459234 \h </w:instrText>
         </w:r>
         <w:r>
           <w:rPr>
@@ -1474,7 +1474,7 @@
           <w14:ligatures w14:val="standardContextual"/>
         </w:rPr>
       </w:pPr>
-      <w:hyperlink w:anchor="_Toc242457366" w:history="1">
+      <w:hyperlink w:anchor="_Toc242459235" w:history="1">
         <w:r>
           <w:rPr>
             <w:rStyle w:val="aff8"/>
@@ -1501,7 +1501,7 @@
             <w:noProof/>
             <w:webHidden/>
           </w:rPr>
-          <w:instrText xml:space="preserve"> PAGEREF _Toc242457366 \h </w:instrText>
+          <w:instrText xml:space="preserve"> PAGEREF _Toc242459235 \h </w:instrText>
         </w:r>
         <w:r>
           <w:rPr>
@@ -1547,7 +1547,7 @@
           <w14:ligatures w14:val="standardContextual"/>
         </w:rPr>
       </w:pPr>
-      <w:hyperlink w:anchor="_Toc242457367" w:history="1">
+      <w:hyperlink w:anchor="_Toc242459236" w:history="1">
         <w:r>
           <w:rPr>
             <w:rStyle w:val="aff8"/>
@@ -1574,7 +1574,7 @@
             <w:noProof/>
             <w:webHidden/>
           </w:rPr>
-          <w:instrText xml:space="preserve"> PAGEREF _Toc242457367 \h </w:instrText>
+          <w:instrText xml:space="preserve"> PAGEREF _Toc242459236 \h </w:instrText>
         </w:r>
         <w:r>
           <w:rPr>
@@ -1620,7 +1620,7 @@
           <w14:ligatures w14:val="standardContextual"/>
         </w:rPr>
       </w:pPr>
-      <w:hyperlink w:anchor="_Toc242457368" w:history="1">
+      <w:hyperlink w:anchor="_Toc242459237" w:history="1">
         <w:r>
           <w:rPr>
             <w:rStyle w:val="aff8"/>
@@ -1647,7 +1647,7 @@
             <w:noProof/>
             <w:webHidden/>
           </w:rPr>
-          <w:instrText xml:space="preserve"> PAGEREF _Toc242457368 \h </w:instrText>
+          <w:instrText xml:space="preserve"> PAGEREF _Toc242459237 \h </w:instrText>
         </w:r>
         <w:r>
           <w:rPr>
@@ -1693,7 +1693,7 @@
           <w14:ligatures w14:val="standardContextual"/>
         </w:rPr>
       </w:pPr>
-      <w:hyperlink w:anchor="_Toc242457369" w:history="1">
+      <w:hyperlink w:anchor="_Toc242459238" w:history="1">
         <w:r>
           <w:rPr>
             <w:rStyle w:val="aff8"/>
@@ -1720,7 +1720,7 @@
             <w:noProof/>
             <w:webHidden/>
           </w:rPr>
-          <w:instrText xml:space="preserve"> PAGEREF _Toc242457369 \h </w:instrText>
+          <w:instrText xml:space="preserve"> PAGEREF _Toc242459238 \h </w:instrText>
         </w:r>
         <w:r>
           <w:rPr>
@@ -1766,7 +1766,7 @@
           <w14:ligatures w14:val="standardContextual"/>
         </w:rPr>
       </w:pPr>
-      <w:hyperlink w:anchor="_Toc242457370" w:history="1">
+      <w:hyperlink w:anchor="_Toc242459239" w:history="1">
         <w:r>
           <w:rPr>
             <w:rStyle w:val="aff8"/>
@@ -1793,7 +1793,7 @@
             <w:noProof/>
             <w:webHidden/>
           </w:rPr>
-          <w:instrText xml:space="preserve"> PAGEREF _Toc242457370 \h </w:instrText>
+          <w:instrText xml:space="preserve"> PAGEREF _Toc242459239 \h </w:instrText>
         </w:r>
         <w:r>
           <w:rPr>
@@ -1839,7 +1839,7 @@
           <w14:ligatures w14:val="standardContextual"/>
         </w:rPr>
       </w:pPr>
-      <w:hyperlink w:anchor="_Toc242457371" w:history="1">
+      <w:hyperlink w:anchor="_Toc242459240" w:history="1">
         <w:r>
           <w:rPr>
             <w:rStyle w:val="aff8"/>
@@ -1866,7 +1866,7 @@
             <w:noProof/>
             <w:webHidden/>
           </w:rPr>
-          <w:instrText xml:space="preserve"> PAGEREF _Toc242457371 \h </w:instrText>
+          <w:instrText xml:space="preserve"> PAGEREF _Toc242459240 \h </w:instrText>
         </w:r>
         <w:r>
           <w:rPr>
@@ -1912,7 +1912,7 @@
           <w14:ligatures w14:val="standardContextual"/>
         </w:rPr>
       </w:pPr>
-      <w:hyperlink w:anchor="_Toc242457372" w:history="1">
+      <w:hyperlink w:anchor="_Toc242459241" w:history="1">
         <w:r>
           <w:rPr>
             <w:rStyle w:val="aff8"/>
@@ -1939,7 +1939,7 @@
             <w:noProof/>
             <w:webHidden/>
           </w:rPr>
-          <w:instrText xml:space="preserve"> PAGEREF _Toc242457372 \h </w:instrText>
+          <w:instrText xml:space="preserve"> PAGEREF _Toc242459241 \h </w:instrText>
         </w:r>
         <w:r>
           <w:rPr>
@@ -1985,7 +1985,7 @@
           <w14:ligatures w14:val="standardContextual"/>
         </w:rPr>
       </w:pPr>
-      <w:hyperlink w:anchor="_Toc242457373" w:history="1">
+      <w:hyperlink w:anchor="_Toc242459242" w:history="1">
         <w:r>
           <w:rPr>
             <w:rStyle w:val="aff8"/>
@@ -2012,7 +2012,7 @@
             <w:noProof/>
             <w:webHidden/>
           </w:rPr>
-          <w:instrText xml:space="preserve"> PAGEREF _Toc242457373 \h </w:instrText>
+          <w:instrText xml:space="preserve"> PAGEREF _Toc242459242 \h </w:instrText>
         </w:r>
         <w:r>
           <w:rPr>
@@ -2058,7 +2058,7 @@
           <w14:ligatures w14:val="standardContextual"/>
         </w:rPr>
       </w:pPr>
-      <w:hyperlink w:anchor="_Toc242457374" w:history="1">
+      <w:hyperlink w:anchor="_Toc242459243" w:history="1">
         <w:r>
           <w:rPr>
             <w:rStyle w:val="aff8"/>
@@ -2085,7 +2085,7 @@
             <w:noProof/>
             <w:webHidden/>
           </w:rPr>
-          <w:instrText xml:space="preserve"> PAGEREF _Toc242457374 \h </w:instrText>
+          <w:instrText xml:space="preserve"> PAGEREF _Toc242459243 \h </w:instrText>
         </w:r>
         <w:r>
           <w:rPr>
@@ -2131,7 +2131,7 @@
           <w14:ligatures w14:val="standardContextual"/>
         </w:rPr>
       </w:pPr>
-      <w:hyperlink w:anchor="_Toc242457375" w:history="1">
+      <w:hyperlink w:anchor="_Toc242459244" w:history="1">
         <w:r>
           <w:rPr>
             <w:rStyle w:val="aff8"/>
@@ -2158,7 +2158,7 @@
             <w:noProof/>
             <w:webHidden/>
           </w:rPr>
-          <w:instrText xml:space="preserve"> PAGEREF _Toc242457375 \h </w:instrText>
+          <w:instrText xml:space="preserve"> PAGEREF _Toc242459244 \h </w:instrText>
         </w:r>
         <w:r>
           <w:rPr>
@@ -2204,7 +2204,7 @@
           <w14:ligatures w14:val="standardContextual"/>
         </w:rPr>
       </w:pPr>
-      <w:hyperlink w:anchor="_Toc242457376" w:history="1">
+      <w:hyperlink w:anchor="_Toc242459245" w:history="1">
         <w:r>
           <w:rPr>
             <w:rStyle w:val="aff8"/>
@@ -2231,7 +2231,7 @@
             <w:noProof/>
             <w:webHidden/>
           </w:rPr>
-          <w:instrText xml:space="preserve"> PAGEREF _Toc242457376 \h </w:instrText>
+          <w:instrText xml:space="preserve"> PAGEREF _Toc242459245 \h </w:instrText>
         </w:r>
         <w:r>
           <w:rPr>
@@ -2277,7 +2277,7 @@
           <w14:ligatures w14:val="standardContextual"/>
         </w:rPr>
       </w:pPr>
-      <w:hyperlink w:anchor="_Toc242457377" w:history="1">
+      <w:hyperlink w:anchor="_Toc242459246" w:history="1">
         <w:r>
           <w:rPr>
             <w:rStyle w:val="aff8"/>
@@ -2304,7 +2304,7 @@
             <w:noProof/>
             <w:webHidden/>
           </w:rPr>
-          <w:instrText xml:space="preserve"> PAGEREF _Toc242457377 \h </w:instrText>
+          <w:instrText xml:space="preserve"> PAGEREF _Toc242459246 \h </w:instrText>
         </w:r>
         <w:r>
           <w:rPr>
@@ -2350,7 +2350,7 @@
           <w14:ligatures w14:val="standardContextual"/>
         </w:rPr>
       </w:pPr>
-      <w:hyperlink w:anchor="_Toc242457378" w:history="1">
+      <w:hyperlink w:anchor="_Toc242459247" w:history="1">
         <w:r>
           <w:rPr>
             <w:rStyle w:val="aff8"/>
@@ -2377,7 +2377,7 @@
             <w:noProof/>
             <w:webHidden/>
           </w:rPr>
-          <w:instrText xml:space="preserve"> PAGEREF _Toc242457378 \h </w:instrText>
+          <w:instrText xml:space="preserve"> PAGEREF _Toc242459247 \h </w:instrText>
         </w:r>
         <w:r>
           <w:rPr>
@@ -2423,7 +2423,7 @@
           <w14:ligatures w14:val="standardContextual"/>
         </w:rPr>
       </w:pPr>
-      <w:hyperlink w:anchor="_Toc242457379" w:history="1">
+      <w:hyperlink w:anchor="_Toc242459248" w:history="1">
         <w:r>
           <w:rPr>
             <w:rStyle w:val="aff8"/>
@@ -2450,7 +2450,7 @@
             <w:noProof/>
             <w:webHidden/>
           </w:rPr>
-          <w:instrText xml:space="preserve"> PAGEREF _Toc242457379 \h </w:instrText>
+          <w:instrText xml:space="preserve"> PAGEREF _Toc242459248 \h </w:instrText>
         </w:r>
         <w:r>
           <w:rPr>
@@ -2496,7 +2496,7 @@
           <w14:ligatures w14:val="standardContextual"/>
         </w:rPr>
       </w:pPr>
-      <w:hyperlink w:anchor="_Toc242457380" w:history="1">
+      <w:hyperlink w:anchor="_Toc242459249" w:history="1">
         <w:r>
           <w:rPr>
             <w:rStyle w:val="aff8"/>
@@ -2523,7 +2523,7 @@
             <w:noProof/>
             <w:webHidden/>
           </w:rPr>
-          <w:instrText xml:space="preserve"> PAGEREF _Toc242457380 \h </w:instrText>
+          <w:instrText xml:space="preserve"> PAGEREF _Toc242459249 \h </w:instrText>
         </w:r>
         <w:r>
           <w:rPr>
@@ -2569,7 +2569,7 @@
           <w14:ligatures w14:val="standardContextual"/>
         </w:rPr>
       </w:pPr>
-      <w:hyperlink w:anchor="_Toc242457381" w:history="1">
+      <w:hyperlink w:anchor="_Toc242459250" w:history="1">
         <w:r>
           <w:rPr>
             <w:rStyle w:val="aff8"/>
@@ -2596,7 +2596,7 @@
             <w:noProof/>
             <w:webHidden/>
           </w:rPr>
-          <w:instrText xml:space="preserve"> PAGEREF _Toc242457381 \h </w:instrText>
+          <w:instrText xml:space="preserve"> PAGEREF _Toc242459250 \h </w:instrText>
         </w:r>
         <w:r>
           <w:rPr>
@@ -2642,7 +2642,7 @@
           <w14:ligatures w14:val="standardContextual"/>
         </w:rPr>
       </w:pPr>
-      <w:hyperlink w:anchor="_Toc242457382" w:history="1">
+      <w:hyperlink w:anchor="_Toc242459251" w:history="1">
         <w:r>
           <w:rPr>
             <w:rStyle w:val="aff8"/>
@@ -2669,7 +2669,7 @@
             <w:noProof/>
             <w:webHidden/>
           </w:rPr>
-          <w:instrText xml:space="preserve"> PAGEREF _Toc242457382 \h </w:instrText>
+          <w:instrText xml:space="preserve"> PAGEREF _Toc242459251 \h </w:instrText>
         </w:r>
         <w:r>
           <w:rPr>
@@ -2715,7 +2715,7 @@
           <w14:ligatures w14:val="standardContextual"/>
         </w:rPr>
       </w:pPr>
-      <w:hyperlink w:anchor="_Toc242457383" w:history="1">
+      <w:hyperlink w:anchor="_Toc242459252" w:history="1">
         <w:r>
           <w:rPr>
             <w:rStyle w:val="aff8"/>
@@ -2742,7 +2742,7 @@
             <w:noProof/>
             <w:webHidden/>
           </w:rPr>
-          <w:instrText xml:space="preserve"> PAGEREF _Toc242457383 \h </w:instrText>
+          <w:instrText xml:space="preserve"> PAGEREF _Toc242459252 \h </w:instrText>
         </w:r>
         <w:r>
           <w:rPr>
@@ -2788,7 +2788,7 @@
           <w14:ligatures w14:val="standardContextual"/>
         </w:rPr>
       </w:pPr>
-      <w:hyperlink w:anchor="_Toc242457384" w:history="1">
+      <w:hyperlink w:anchor="_Toc242459253" w:history="1">
         <w:r>
           <w:rPr>
             <w:rStyle w:val="aff8"/>
@@ -2815,7 +2815,7 @@
             <w:noProof/>
             <w:webHidden/>
           </w:rPr>
-          <w:instrText xml:space="preserve"> PAGEREF _Toc242457384 \h </w:instrText>
+          <w:instrText xml:space="preserve"> PAGEREF _Toc242459253 \h </w:instrText>
         </w:r>
         <w:r>
           <w:rPr>
@@ -2861,7 +2861,7 @@
           <w14:ligatures w14:val="standardContextual"/>
         </w:rPr>
       </w:pPr>
-      <w:hyperlink w:anchor="_Toc242457385" w:history="1">
+      <w:hyperlink w:anchor="_Toc242459254" w:history="1">
         <w:r>
           <w:rPr>
             <w:rStyle w:val="aff8"/>
@@ -2888,7 +2888,7 @@
             <w:noProof/>
             <w:webHidden/>
           </w:rPr>
-          <w:instrText xml:space="preserve"> PAGEREF _Toc242457385 \h </w:instrText>
+          <w:instrText xml:space="preserve"> PAGEREF _Toc242459254 \h </w:instrText>
         </w:r>
         <w:r>
           <w:rPr>
@@ -2934,7 +2934,7 @@
           <w14:ligatures w14:val="standardContextual"/>
         </w:rPr>
       </w:pPr>
-      <w:hyperlink w:anchor="_Toc242457386" w:history="1">
+      <w:hyperlink w:anchor="_Toc242459255" w:history="1">
         <w:r>
           <w:rPr>
             <w:rStyle w:val="aff8"/>
@@ -2961,7 +2961,7 @@
             <w:noProof/>
             <w:webHidden/>
           </w:rPr>
-          <w:instrText xml:space="preserve"> PAGEREF _Toc242457386 \h </w:instrText>
+          <w:instrText xml:space="preserve"> PAGEREF _Toc242459255 \h </w:instrText>
         </w:r>
         <w:r>
           <w:rPr>
@@ -3007,7 +3007,7 @@
           <w14:ligatures w14:val="standardContextual"/>
         </w:rPr>
       </w:pPr>
-      <w:hyperlink w:anchor="_Toc242457387" w:history="1">
+      <w:hyperlink w:anchor="_Toc242459256" w:history="1">
         <w:r>
           <w:rPr>
             <w:rStyle w:val="aff8"/>
@@ -3034,7 +3034,7 @@
             <w:noProof/>
             <w:webHidden/>
           </w:rPr>
-          <w:instrText xml:space="preserve"> PAGEREF _Toc242457387 \h </w:instrText>
+          <w:instrText xml:space="preserve"> PAGEREF _Toc242459256 \h </w:instrText>
         </w:r>
         <w:r>
           <w:rPr>
@@ -3080,7 +3080,7 @@
           <w14:ligatures w14:val="standardContextual"/>
         </w:rPr>
       </w:pPr>
-      <w:hyperlink w:anchor="_Toc242457388" w:history="1">
+      <w:hyperlink w:anchor="_Toc242459257" w:history="1">
         <w:r>
           <w:rPr>
             <w:rStyle w:val="aff8"/>
@@ -3107,7 +3107,7 @@
             <w:noProof/>
             <w:webHidden/>
           </w:rPr>
-          <w:instrText xml:space="preserve"> PAGEREF _Toc242457388 \h </w:instrText>
+          <w:instrText xml:space="preserve"> PAGEREF _Toc242459257 \h </w:instrText>
         </w:r>
         <w:r>
           <w:rPr>
@@ -3153,7 +3153,7 @@
           <w14:ligatures w14:val="standardContextual"/>
         </w:rPr>
       </w:pPr>
-      <w:hyperlink w:anchor="_Toc242457389" w:history="1">
+      <w:hyperlink w:anchor="_Toc242459258" w:history="1">
         <w:r>
           <w:rPr>
             <w:rStyle w:val="aff8"/>
@@ -3180,7 +3180,7 @@
             <w:noProof/>
             <w:webHidden/>
           </w:rPr>
-          <w:instrText xml:space="preserve"> PAGEREF _Toc242457389 \h </w:instrText>
+          <w:instrText xml:space="preserve"> PAGEREF _Toc242459258 \h </w:instrText>
         </w:r>
         <w:r>
           <w:rPr>
@@ -3226,7 +3226,7 @@
           <w14:ligatures w14:val="standardContextual"/>
         </w:rPr>
       </w:pPr>
-      <w:hyperlink w:anchor="_Toc242457390" w:history="1">
+      <w:hyperlink w:anchor="_Toc242459259" w:history="1">
         <w:r>
           <w:rPr>
             <w:rStyle w:val="aff8"/>
@@ -3253,7 +3253,7 @@
             <w:noProof/>
             <w:webHidden/>
           </w:rPr>
-          <w:instrText xml:space="preserve"> PAGEREF _Toc242457390 \h </w:instrText>
+          <w:instrText xml:space="preserve"> PAGEREF _Toc242459259 \h </w:instrText>
         </w:r>
         <w:r>
           <w:rPr>
@@ -3299,7 +3299,7 @@
           <w14:ligatures w14:val="standardContextual"/>
         </w:rPr>
       </w:pPr>
-      <w:hyperlink w:anchor="_Toc242457391" w:history="1">
+      <w:hyperlink w:anchor="_Toc242459260" w:history="1">
         <w:r>
           <w:rPr>
             <w:rStyle w:val="aff8"/>
@@ -3326,7 +3326,7 @@
             <w:noProof/>
             <w:webHidden/>
           </w:rPr>
-          <w:instrText xml:space="preserve"> PAGEREF _Toc242457391 \h </w:instrText>
+          <w:instrText xml:space="preserve"> PAGEREF _Toc242459260 \h </w:instrText>
         </w:r>
         <w:r>
           <w:rPr>
@@ -3372,7 +3372,7 @@
           <w14:ligatures w14:val="standardContextual"/>
         </w:rPr>
       </w:pPr>
-      <w:hyperlink w:anchor="_Toc242457392" w:history="1">
+      <w:hyperlink w:anchor="_Toc242459261" w:history="1">
         <w:r>
           <w:rPr>
             <w:rStyle w:val="aff8"/>
@@ -3399,7 +3399,7 @@
             <w:noProof/>
             <w:webHidden/>
           </w:rPr>
-          <w:instrText xml:space="preserve"> PAGEREF _Toc242457392 \h </w:instrText>
+          <w:instrText xml:space="preserve"> PAGEREF _Toc242459261 \h </w:instrText>
         </w:r>
         <w:r>
           <w:rPr>
@@ -3445,7 +3445,7 @@
           <w14:ligatures w14:val="standardContextual"/>
         </w:rPr>
       </w:pPr>
-      <w:hyperlink w:anchor="_Toc242457393" w:history="1">
+      <w:hyperlink w:anchor="_Toc242459262" w:history="1">
         <w:r>
           <w:rPr>
             <w:rStyle w:val="aff8"/>
@@ -3472,7 +3472,7 @@
             <w:noProof/>
             <w:webHidden/>
           </w:rPr>
-          <w:instrText xml:space="preserve"> PAGEREF _Toc242457393 \h </w:instrText>
+          <w:instrText xml:space="preserve"> PAGEREF _Toc242459262 \h </w:instrText>
         </w:r>
         <w:r>
           <w:rPr>
@@ -3518,7 +3518,7 @@
           <w14:ligatures w14:val="standardContextual"/>
         </w:rPr>
       </w:pPr>
-      <w:hyperlink w:anchor="_Toc242457394" w:history="1">
+      <w:hyperlink w:anchor="_Toc242459263" w:history="1">
         <w:r>
           <w:rPr>
             <w:rStyle w:val="aff8"/>
@@ -3545,7 +3545,7 @@
             <w:noProof/>
             <w:webHidden/>
           </w:rPr>
-          <w:instrText xml:space="preserve"> PAGEREF _Toc242457394 \h </w:instrText>
+          <w:instrText xml:space="preserve"> PAGEREF _Toc242459263 \h </w:instrText>
         </w:r>
         <w:r>
           <w:rPr>
@@ -3591,7 +3591,7 @@
           <w14:ligatures w14:val="standardContextual"/>
         </w:rPr>
       </w:pPr>
-      <w:hyperlink w:anchor="_Toc242457395" w:history="1">
+      <w:hyperlink w:anchor="_Toc242459264" w:history="1">
         <w:r>
           <w:rPr>
             <w:rStyle w:val="aff8"/>
@@ -3618,7 +3618,7 @@
             <w:noProof/>
             <w:webHidden/>
           </w:rPr>
-          <w:instrText xml:space="preserve"> PAGEREF _Toc242457395 \h </w:instrText>
+          <w:instrText xml:space="preserve"> PAGEREF _Toc242459264 \h </w:instrText>
         </w:r>
         <w:r>
           <w:rPr>
@@ -3664,7 +3664,7 @@
           <w14:ligatures w14:val="standardContextual"/>
         </w:rPr>
       </w:pPr>
-      <w:hyperlink w:anchor="_Toc242457396" w:history="1">
+      <w:hyperlink w:anchor="_Toc242459265" w:history="1">
         <w:r>
           <w:rPr>
             <w:rStyle w:val="aff8"/>
@@ -3691,7 +3691,7 @@
             <w:noProof/>
             <w:webHidden/>
           </w:rPr>
-          <w:instrText xml:space="preserve"> PAGEREF _Toc242457396 \h </w:instrText>
+          <w:instrText xml:space="preserve"> PAGEREF _Toc242459265 \h </w:instrText>
         </w:r>
         <w:r>
           <w:rPr>
@@ -3737,7 +3737,7 @@
           <w14:ligatures w14:val="standardContextual"/>
         </w:rPr>
       </w:pPr>
-      <w:hyperlink w:anchor="_Toc242457397" w:history="1">
+      <w:hyperlink w:anchor="_Toc242459266" w:history="1">
         <w:r>
           <w:rPr>
             <w:rStyle w:val="aff8"/>
@@ -3764,7 +3764,7 @@
             <w:noProof/>
             <w:webHidden/>
           </w:rPr>
-          <w:instrText xml:space="preserve"> PAGEREF _Toc242457397 \h </w:instrText>
+          <w:instrText xml:space="preserve"> PAGEREF _Toc242459266 \h </w:instrText>
         </w:r>
         <w:r>
           <w:rPr>
@@ -3810,7 +3810,7 @@
           <w14:ligatures w14:val="standardContextual"/>
         </w:rPr>
       </w:pPr>
-      <w:hyperlink w:anchor="_Toc242457398" w:history="1">
+      <w:hyperlink w:anchor="_Toc242459267" w:history="1">
         <w:r>
           <w:rPr>
             <w:rStyle w:val="aff8"/>
@@ -3837,7 +3837,7 @@
             <w:noProof/>
             <w:webHidden/>
           </w:rPr>
-          <w:instrText xml:space="preserve"> PAGEREF _Toc242457398 \h </w:instrText>
+          <w:instrText xml:space="preserve"> PAGEREF _Toc242459267 \h </w:instrText>
         </w:r>
         <w:r>
           <w:rPr>
@@ -3883,7 +3883,7 @@
           <w14:ligatures w14:val="standardContextual"/>
         </w:rPr>
       </w:pPr>
-      <w:hyperlink w:anchor="_Toc242457399" w:history="1">
+      <w:hyperlink w:anchor="_Toc242459268" w:history="1">
         <w:r>
           <w:rPr>
             <w:rStyle w:val="aff8"/>
@@ -3910,7 +3910,7 @@
             <w:noProof/>
             <w:webHidden/>
           </w:rPr>
-          <w:instrText xml:space="preserve"> PAGEREF _Toc242457399 \h </w:instrText>
+          <w:instrText xml:space="preserve"> PAGEREF _Toc242459268 \h </w:instrText>
         </w:r>
         <w:r>
           <w:rPr>
@@ -3956,7 +3956,7 @@
           <w14:ligatures w14:val="standardContextual"/>
         </w:rPr>
       </w:pPr>
-      <w:hyperlink w:anchor="_Toc242457400" w:history="1">
+      <w:hyperlink w:anchor="_Toc242459269" w:history="1">
         <w:r>
           <w:rPr>
             <w:rStyle w:val="aff8"/>
@@ -3983,7 +3983,7 @@
             <w:noProof/>
             <w:webHidden/>
           </w:rPr>
-          <w:instrText xml:space="preserve"> PAGEREF _Toc242457400 \h </w:instrText>
+          <w:instrText xml:space="preserve"> PAGEREF _Toc242459269 \h </w:instrText>
         </w:r>
         <w:r>
           <w:rPr>
@@ -4029,7 +4029,7 @@
           <w14:ligatures w14:val="standardContextual"/>
         </w:rPr>
       </w:pPr>
-      <w:hyperlink w:anchor="_Toc242457401" w:history="1">
+      <w:hyperlink w:anchor="_Toc242459270" w:history="1">
         <w:r>
           <w:rPr>
             <w:rStyle w:val="aff8"/>
@@ -4056,7 +4056,7 @@
             <w:noProof/>
             <w:webHidden/>
           </w:rPr>
-          <w:instrText xml:space="preserve"> PAGEREF _Toc242457401 \h </w:instrText>
+          <w:instrText xml:space="preserve"> PAGEREF _Toc242459270 \h </w:instrText>
         </w:r>
         <w:r>
           <w:rPr>
@@ -4102,7 +4102,7 @@
           <w14:ligatures w14:val="standardContextual"/>
         </w:rPr>
       </w:pPr>
-      <w:hyperlink w:anchor="_Toc242457402" w:history="1">
+      <w:hyperlink w:anchor="_Toc242459271" w:history="1">
         <w:r>
           <w:rPr>
             <w:rStyle w:val="aff8"/>
@@ -4129,7 +4129,7 @@
             <w:noProof/>
             <w:webHidden/>
           </w:rPr>
-          <w:instrText xml:space="preserve"> PAGEREF _Toc242457402 \h </w:instrText>
+          <w:instrText xml:space="preserve"> PAGEREF _Toc242459271 \h </w:instrText>
         </w:r>
         <w:r>
           <w:rPr>
@@ -4175,7 +4175,7 @@
           <w14:ligatures w14:val="standardContextual"/>
         </w:rPr>
       </w:pPr>
-      <w:hyperlink w:anchor="_Toc242457403" w:history="1">
+      <w:hyperlink w:anchor="_Toc242459272" w:history="1">
         <w:r>
           <w:rPr>
             <w:rStyle w:val="aff8"/>
@@ -4202,7 +4202,7 @@
             <w:noProof/>
             <w:webHidden/>
           </w:rPr>
-          <w:instrText xml:space="preserve"> PAGEREF _Toc242457403 \h </w:instrText>
+          <w:instrText xml:space="preserve"> PAGEREF _Toc242459272 \h </w:instrText>
         </w:r>
         <w:r>
           <w:rPr>
@@ -4248,7 +4248,7 @@
           <w14:ligatures w14:val="standardContextual"/>
         </w:rPr>
       </w:pPr>
-      <w:hyperlink w:anchor="_Toc242457404" w:history="1">
+      <w:hyperlink w:anchor="_Toc242459273" w:history="1">
         <w:r>
           <w:rPr>
             <w:rStyle w:val="aff8"/>
@@ -4275,7 +4275,7 @@
             <w:noProof/>
             <w:webHidden/>
           </w:rPr>
-          <w:instrText xml:space="preserve"> PAGEREF _Toc242457404 \h </w:instrText>
+          <w:instrText xml:space="preserve"> PAGEREF _Toc242459273 \h </w:instrText>
         </w:r>
         <w:r>
           <w:rPr>
@@ -4321,7 +4321,7 @@
           <w14:ligatures w14:val="standardContextual"/>
         </w:rPr>
       </w:pPr>
-      <w:hyperlink w:anchor="_Toc242457405" w:history="1">
+      <w:hyperlink w:anchor="_Toc242459274" w:history="1">
         <w:r>
           <w:rPr>
             <w:rStyle w:val="aff8"/>
@@ -4348,7 +4348,7 @@
             <w:noProof/>
             <w:webHidden/>
           </w:rPr>
-          <w:instrText xml:space="preserve"> PAGEREF _Toc242457405 \h </w:instrText>
+          <w:instrText xml:space="preserve"> PAGEREF _Toc242459274 \h </w:instrText>
         </w:r>
         <w:r>
           <w:rPr>
@@ -4394,7 +4394,7 @@
           <w14:ligatures w14:val="standardContextual"/>
         </w:rPr>
       </w:pPr>
-      <w:hyperlink w:anchor="_Toc242457406" w:history="1">
+      <w:hyperlink w:anchor="_Toc242459275" w:history="1">
         <w:r>
           <w:rPr>
             <w:rStyle w:val="aff8"/>
@@ -4421,7 +4421,7 @@
             <w:noProof/>
             <w:webHidden/>
           </w:rPr>
-          <w:instrText xml:space="preserve"> PAGEREF _Toc242457406 \h </w:instrText>
+          <w:instrText xml:space="preserve"> PAGEREF _Toc242459275 \h </w:instrText>
         </w:r>
         <w:r>
           <w:rPr>
@@ -4467,7 +4467,7 @@
           <w14:ligatures w14:val="standardContextual"/>
         </w:rPr>
       </w:pPr>
-      <w:hyperlink w:anchor="_Toc242457407" w:history="1">
+      <w:hyperlink w:anchor="_Toc242459276" w:history="1">
         <w:r>
           <w:rPr>
             <w:rStyle w:val="aff8"/>
@@ -4494,7 +4494,7 @@
             <w:noProof/>
             <w:webHidden/>
           </w:rPr>
-          <w:instrText xml:space="preserve"> PAGEREF _Toc242457407 \h </w:instrText>
+          <w:instrText xml:space="preserve"> PAGEREF _Toc242459276 \h </w:instrText>
         </w:r>
         <w:r>
           <w:rPr>
@@ -4540,7 +4540,7 @@
           <w14:ligatures w14:val="standardContextual"/>
         </w:rPr>
       </w:pPr>
-      <w:hyperlink w:anchor="_Toc242457408" w:history="1">
+      <w:hyperlink w:anchor="_Toc242459277" w:history="1">
         <w:r>
           <w:rPr>
             <w:rStyle w:val="aff8"/>
@@ -4567,7 +4567,7 @@
             <w:noProof/>
             <w:webHidden/>
           </w:rPr>
-          <w:instrText xml:space="preserve"> PAGEREF _Toc242457408 \h </w:instrText>
+          <w:instrText xml:space="preserve"> PAGEREF _Toc242459277 \h </w:instrText>
         </w:r>
         <w:r>
           <w:rPr>
@@ -4613,7 +4613,7 @@
           <w14:ligatures w14:val="standardContextual"/>
         </w:rPr>
       </w:pPr>
-      <w:hyperlink w:anchor="_Toc242457409" w:history="1">
+      <w:hyperlink w:anchor="_Toc242459278" w:history="1">
         <w:r>
           <w:rPr>
             <w:rStyle w:val="aff8"/>
@@ -4640,7 +4640,7 @@
             <w:noProof/>
             <w:webHidden/>
           </w:rPr>
-          <w:instrText xml:space="preserve"> PAGEREF _Toc242457409 \h </w:instrText>
+          <w:instrText xml:space="preserve"> PAGEREF _Toc242459278 \h </w:instrText>
         </w:r>
         <w:r>
           <w:rPr>
@@ -4686,7 +4686,7 @@
           <w14:ligatures w14:val="standardContextual"/>
         </w:rPr>
       </w:pPr>
-      <w:hyperlink w:anchor="_Toc242457410" w:history="1">
+      <w:hyperlink w:anchor="_Toc242459279" w:history="1">
         <w:r>
           <w:rPr>
             <w:rStyle w:val="aff8"/>
@@ -4713,7 +4713,7 @@
             <w:noProof/>
             <w:webHidden/>
           </w:rPr>
-          <w:instrText xml:space="preserve"> PAGEREF _Toc242457410 \h </w:instrText>
+          <w:instrText xml:space="preserve"> PAGEREF _Toc242459279 \h </w:instrText>
         </w:r>
         <w:r>
           <w:rPr>
@@ -4759,7 +4759,7 @@
           <w14:ligatures w14:val="standardContextual"/>
         </w:rPr>
       </w:pPr>
-      <w:hyperlink w:anchor="_Toc242457411" w:history="1">
+      <w:hyperlink w:anchor="_Toc242459280" w:history="1">
         <w:r>
           <w:rPr>
             <w:rStyle w:val="aff8"/>
@@ -4786,7 +4786,7 @@
             <w:noProof/>
             <w:webHidden/>
           </w:rPr>
-          <w:instrText xml:space="preserve"> PAGEREF _Toc242457411 \h </w:instrText>
+          <w:instrText xml:space="preserve"> PAGEREF _Toc242459280 \h </w:instrText>
         </w:r>
         <w:r>
           <w:rPr>
@@ -4832,7 +4832,7 @@
           <w14:ligatures w14:val="standardContextual"/>
         </w:rPr>
       </w:pPr>
-      <w:hyperlink w:anchor="_Toc242457412" w:history="1">
+      <w:hyperlink w:anchor="_Toc242459281" w:history="1">
         <w:r>
           <w:rPr>
             <w:rStyle w:val="aff8"/>
@@ -4859,7 +4859,7 @@
             <w:noProof/>
             <w:webHidden/>
           </w:rPr>
-          <w:instrText xml:space="preserve"> PAGEREF _Toc242457412 \h </w:instrText>
+          <w:instrText xml:space="preserve"> PAGEREF _Toc242459281 \h </w:instrText>
         </w:r>
         <w:r>
           <w:rPr>
@@ -4905,7 +4905,7 @@
           <w14:ligatures w14:val="standardContextual"/>
         </w:rPr>
       </w:pPr>
-      <w:hyperlink w:anchor="_Toc242457413" w:history="1">
+      <w:hyperlink w:anchor="_Toc242459282" w:history="1">
         <w:r>
           <w:rPr>
             <w:rStyle w:val="aff8"/>
@@ -4932,7 +4932,7 @@
             <w:noProof/>
             <w:webHidden/>
           </w:rPr>
-          <w:instrText xml:space="preserve"> PAGEREF _Toc242457413 \h </w:instrText>
+          <w:instrText xml:space="preserve"> PAGEREF _Toc242459282 \h </w:instrText>
         </w:r>
         <w:r>
           <w:rPr>
@@ -4978,7 +4978,7 @@
           <w14:ligatures w14:val="standardContextual"/>
         </w:rPr>
       </w:pPr>
-      <w:hyperlink w:anchor="_Toc242457414" w:history="1">
+      <w:hyperlink w:anchor="_Toc242459283" w:history="1">
         <w:r>
           <w:rPr>
             <w:rStyle w:val="aff8"/>
@@ -5005,7 +5005,7 @@
             <w:noProof/>
             <w:webHidden/>
           </w:rPr>
-          <w:instrText xml:space="preserve"> PAGEREF _Toc242457414 \h </w:instrText>
+          <w:instrText xml:space="preserve"> PAGEREF _Toc242459283 \h </w:instrText>
         </w:r>
         <w:r>
           <w:rPr>
@@ -5051,7 +5051,7 @@
           <w14:ligatures w14:val="standardContextual"/>
         </w:rPr>
       </w:pPr>
-      <w:hyperlink w:anchor="_Toc242457415" w:history="1">
+      <w:hyperlink w:anchor="_Toc242459284" w:history="1">
         <w:r>
           <w:rPr>
             <w:rStyle w:val="aff8"/>
@@ -5078,7 +5078,7 @@
             <w:noProof/>
             <w:webHidden/>
           </w:rPr>
-          <w:instrText xml:space="preserve"> PAGEREF _Toc242457415 \h </w:instrText>
+          <w:instrText xml:space="preserve"> PAGEREF _Toc242459284 \h </w:instrText>
         </w:r>
         <w:r>
           <w:rPr>
@@ -5124,7 +5124,7 @@
           <w14:ligatures w14:val="standardContextual"/>
         </w:rPr>
       </w:pPr>
-      <w:hyperlink w:anchor="_Toc242457416" w:history="1">
+      <w:hyperlink w:anchor="_Toc242459285" w:history="1">
         <w:r>
           <w:rPr>
             <w:rStyle w:val="aff8"/>
@@ -5151,7 +5151,7 @@
             <w:noProof/>
             <w:webHidden/>
           </w:rPr>
-          <w:instrText xml:space="preserve"> PAGEREF _Toc242457416 \h </w:instrText>
+          <w:instrText xml:space="preserve"> PAGEREF _Toc242459285 \h </w:instrText>
         </w:r>
         <w:r>
           <w:rPr>
@@ -5197,7 +5197,7 @@
           <w14:ligatures w14:val="standardContextual"/>
         </w:rPr>
       </w:pPr>
-      <w:hyperlink w:anchor="_Toc242457417" w:history="1">
+      <w:hyperlink w:anchor="_Toc242459286" w:history="1">
         <w:r>
           <w:rPr>
             <w:rStyle w:val="aff8"/>
@@ -5224,7 +5224,7 @@
             <w:noProof/>
             <w:webHidden/>
           </w:rPr>
-          <w:instrText xml:space="preserve"> PAGEREF _Toc242457417 \h </w:instrText>
+          <w:instrText xml:space="preserve"> PAGEREF _Toc242459286 \h </w:instrText>
         </w:r>
         <w:r>
           <w:rPr>
@@ -5270,7 +5270,7 @@
           <w14:ligatures w14:val="standardContextual"/>
         </w:rPr>
       </w:pPr>
-      <w:hyperlink w:anchor="_Toc242457418" w:history="1">
+      <w:hyperlink w:anchor="_Toc242459287" w:history="1">
         <w:r>
           <w:rPr>
             <w:rStyle w:val="aff8"/>
@@ -5297,7 +5297,7 @@
             <w:noProof/>
             <w:webHidden/>
           </w:rPr>
-          <w:instrText xml:space="preserve"> PAGEREF _Toc242457418 \h </w:instrText>
+          <w:instrText xml:space="preserve"> PAGEREF _Toc242459287 \h </w:instrText>
         </w:r>
         <w:r>
           <w:rPr>
@@ -5343,7 +5343,7 @@
           <w14:ligatures w14:val="standardContextual"/>
         </w:rPr>
       </w:pPr>
-      <w:hyperlink w:anchor="_Toc242457419" w:history="1">
+      <w:hyperlink w:anchor="_Toc242459288" w:history="1">
         <w:r>
           <w:rPr>
             <w:rStyle w:val="aff8"/>
@@ -5370,7 +5370,7 @@
             <w:noProof/>
             <w:webHidden/>
           </w:rPr>
-          <w:instrText xml:space="preserve"> PAGEREF _Toc242457419 \h </w:instrText>
+          <w:instrText xml:space="preserve"> PAGEREF _Toc242459288 \h </w:instrText>
         </w:r>
         <w:r>
           <w:rPr>
@@ -5416,7 +5416,7 @@
           <w14:ligatures w14:val="standardContextual"/>
         </w:rPr>
       </w:pPr>
-      <w:hyperlink w:anchor="_Toc242457420" w:history="1">
+      <w:hyperlink w:anchor="_Toc242459289" w:history="1">
         <w:r>
           <w:rPr>
             <w:rStyle w:val="aff8"/>
@@ -5443,7 +5443,7 @@
             <w:noProof/>
             <w:webHidden/>
           </w:rPr>
-          <w:instrText xml:space="preserve"> PAGEREF _Toc242457420 \h </w:instrText>
+          <w:instrText xml:space="preserve"> PAGEREF _Toc242459289 \h </w:instrText>
         </w:r>
         <w:r>
           <w:rPr>
@@ -5489,7 +5489,7 @@
         <w:ind w:firstLine="0"/>
         <w:jc w:val="center"/>
       </w:pPr>
-      <w:bookmarkStart w:id="0" w:name="_Toc242457350"/>
+      <w:bookmarkStart w:id="0" w:name="_Toc242459219"/>
       <w:r>
         <w:lastRenderedPageBreak/>
         <w:t>ПЕРЕЧЕНЬ ТЕРМИНОВ И СОКРАЩЕНИЙ</w:t>
@@ -6751,7 +6751,7 @@
         <w:pStyle w:val="1"/>
         <w:pageBreakBefore/>
       </w:pPr>
-      <w:bookmarkStart w:id="1" w:name="_Toc242457351"/>
+      <w:bookmarkStart w:id="1" w:name="_Toc242459220"/>
       <w:r>
         <w:lastRenderedPageBreak/>
         <w:t>1 Исходные положения</w:t>
@@ -6762,7 +6762,7 @@
       <w:pPr>
         <w:pStyle w:val="21"/>
       </w:pPr>
-      <w:bookmarkStart w:id="2" w:name="_Toc242457352"/>
+      <w:bookmarkStart w:id="2" w:name="_Toc242459221"/>
       <w:r>
         <w:t>1.1 Назначение документа</w:t>
       </w:r>
@@ -6777,7 +6777,7 @@
       <w:pPr>
         <w:pStyle w:val="21"/>
       </w:pPr>
-      <w:bookmarkStart w:id="3" w:name="_Toc242457353"/>
+      <w:bookmarkStart w:id="3" w:name="_Toc242459222"/>
       <w:r>
         <w:t>1.2 Сведения об объекте автоматизации</w:t>
       </w:r>
@@ -6792,7 +6792,7 @@
       <w:pPr>
         <w:pStyle w:val="21"/>
       </w:pPr>
-      <w:bookmarkStart w:id="4" w:name="_Toc242457354"/>
+      <w:bookmarkStart w:id="4" w:name="_Toc242459223"/>
       <w:r>
         <w:t>1.3 Категории пользователей</w:t>
       </w:r>
@@ -7293,7 +7293,7 @@
         <w:pStyle w:val="1"/>
         <w:pageBreakBefore/>
       </w:pPr>
-      <w:bookmarkStart w:id="5" w:name="_Toc242457355"/>
+      <w:bookmarkStart w:id="5" w:name="_Toc242459224"/>
       <w:r>
         <w:lastRenderedPageBreak/>
         <w:t>2 Цели автоматизированной системы и автоматизированные функции</w:t>
@@ -7599,7 +7599,7 @@
         <w:pStyle w:val="1"/>
         <w:pageBreakBefore/>
       </w:pPr>
-      <w:bookmarkStart w:id="6" w:name="_Toc242457356"/>
+      <w:bookmarkStart w:id="6" w:name="_Toc242459225"/>
       <w:r>
         <w:lastRenderedPageBreak/>
         <w:t>3 Характеристика функциональной структуры</w:t>
@@ -7610,7 +7610,7 @@
       <w:pPr>
         <w:pStyle w:val="21"/>
       </w:pPr>
-      <w:bookmarkStart w:id="7" w:name="_Toc242457357"/>
+      <w:bookmarkStart w:id="7" w:name="_Toc242459226"/>
       <w:r>
         <w:t>3.1 Перечень подсистем и функций</w:t>
       </w:r>
@@ -9905,7 +9905,7 @@
       <w:pPr>
         <w:pStyle w:val="21"/>
       </w:pPr>
-      <w:bookmarkStart w:id="8" w:name="_Toc242457358"/>
+      <w:bookmarkStart w:id="8" w:name="_Toc242459227"/>
       <w:r>
         <w:lastRenderedPageBreak/>
         <w:t>3.2 Последовательность выполнения функций</w:t>
@@ -9976,7 +9976,7 @@
       <w:pPr>
         <w:pStyle w:val="21"/>
       </w:pPr>
-      <w:bookmarkStart w:id="9" w:name="_Toc242457359"/>
+      <w:bookmarkStart w:id="9" w:name="_Toc242459228"/>
       <w:r>
         <w:t>3.3 Сквозные правила</w:t>
       </w:r>
@@ -10022,7 +10022,7 @@
         <w:pStyle w:val="1"/>
         <w:pageBreakBefore/>
       </w:pPr>
-      <w:bookmarkStart w:id="10" w:name="_Toc242457360"/>
+      <w:bookmarkStart w:id="10" w:name="_Toc242459229"/>
       <w:r>
         <w:lastRenderedPageBreak/>
         <w:t>4 Подсистема «Организационная структура и права доступа»</w:t>
@@ -10033,7 +10033,7 @@
       <w:pPr>
         <w:pStyle w:val="21"/>
       </w:pPr>
-      <w:bookmarkStart w:id="11" w:name="_Toc242457361"/>
+      <w:bookmarkStart w:id="11" w:name="_Toc242459230"/>
       <w:r>
         <w:t>4.1 ОРГ-01 Вход в систему и выход</w:t>
       </w:r>
@@ -10123,7 +10123,7 @@
       <w:pPr>
         <w:pStyle w:val="21"/>
       </w:pPr>
-      <w:bookmarkStart w:id="12" w:name="_Toc242457362"/>
+      <w:bookmarkStart w:id="12" w:name="_Toc242459231"/>
       <w:r>
         <w:t>4.2 ОРГ-02 Восстановление и смена пароля</w:t>
       </w:r>
@@ -10179,7 +10179,7 @@
       <w:pPr>
         <w:pStyle w:val="21"/>
       </w:pPr>
-      <w:bookmarkStart w:id="13" w:name="_Toc242457363"/>
+      <w:bookmarkStart w:id="13" w:name="_Toc242459232"/>
       <w:r>
         <w:t>4.3 ОРГ-03 Ведение компаний</w:t>
       </w:r>
@@ -10209,7 +10209,7 @@
       <w:pPr>
         <w:pStyle w:val="21"/>
       </w:pPr>
-      <w:bookmarkStart w:id="14" w:name="_Toc242457364"/>
+      <w:bookmarkStart w:id="14" w:name="_Toc242459233"/>
       <w:r>
         <w:t>4.4 ОРГ-04 Ведение отделов</w:t>
       </w:r>
@@ -10239,7 +10239,7 @@
       <w:pPr>
         <w:pStyle w:val="21"/>
       </w:pPr>
-      <w:bookmarkStart w:id="15" w:name="_Toc242457365"/>
+      <w:bookmarkStart w:id="15" w:name="_Toc242459234"/>
       <w:r>
         <w:t>4.5 ОРГ-05 Ведение пользователей</w:t>
       </w:r>
@@ -10289,7 +10289,7 @@
       <w:pPr>
         <w:pStyle w:val="21"/>
       </w:pPr>
-      <w:bookmarkStart w:id="16" w:name="_Toc242457366"/>
+      <w:bookmarkStart w:id="16" w:name="_Toc242459235"/>
       <w:r>
         <w:t>4.6 ОРГ-06 Ведение ролей и разрешений</w:t>
       </w:r>
@@ -10345,7 +10345,7 @@
       <w:pPr>
         <w:pStyle w:val="21"/>
       </w:pPr>
-      <w:bookmarkStart w:id="17" w:name="_Toc242457367"/>
+      <w:bookmarkStart w:id="17" w:name="_Toc242459236"/>
       <w:r>
         <w:t>4.7 ОРГ-07 Разграничение доступа к данным</w:t>
       </w:r>
@@ -10433,7 +10433,7 @@
       <w:pPr>
         <w:pStyle w:val="21"/>
       </w:pPr>
-      <w:bookmarkStart w:id="18" w:name="_Toc242457368"/>
+      <w:bookmarkStart w:id="18" w:name="_Toc242459237"/>
       <w:r>
         <w:t>4.8 ОРГ-08 Журнал изменений прав доступа</w:t>
       </w:r>
@@ -10454,7 +10454,7 @@
         <w:pStyle w:val="1"/>
         <w:pageBreakBefore/>
       </w:pPr>
-      <w:bookmarkStart w:id="19" w:name="_Toc242457369"/>
+      <w:bookmarkStart w:id="19" w:name="_Toc242459238"/>
       <w:r>
         <w:lastRenderedPageBreak/>
         <w:t>5 Подсистема «Каталог недвижимости»</w:t>
@@ -10465,7 +10465,7 @@
       <w:pPr>
         <w:pStyle w:val="21"/>
       </w:pPr>
-      <w:bookmarkStart w:id="20" w:name="_Toc242457370"/>
+      <w:bookmarkStart w:id="20" w:name="_Toc242459239"/>
       <w:r>
         <w:t>5.1 КАТ-01 Ведение проектов</w:t>
       </w:r>
@@ -10495,7 +10495,7 @@
       <w:pPr>
         <w:pStyle w:val="21"/>
       </w:pPr>
-      <w:bookmarkStart w:id="21" w:name="_Toc242457371"/>
+      <w:bookmarkStart w:id="21" w:name="_Toc242459240"/>
       <w:r>
         <w:t>5.2 КАТ-02 Ведение домов</w:t>
       </w:r>
@@ -10525,7 +10525,7 @@
       <w:pPr>
         <w:pStyle w:val="21"/>
       </w:pPr>
-      <w:bookmarkStart w:id="22" w:name="_Toc242457372"/>
+      <w:bookmarkStart w:id="22" w:name="_Toc242459241"/>
       <w:r>
         <w:t>5.3 КАТ-03 Загрузка объектов из шаблона</w:t>
       </w:r>
@@ -10586,7 +10586,7 @@
       <w:pPr>
         <w:pStyle w:val="21"/>
       </w:pPr>
-      <w:bookmarkStart w:id="23" w:name="_Toc242457373"/>
+      <w:bookmarkStart w:id="23" w:name="_Toc242459242"/>
       <w:r>
         <w:t>5.4 КАТ-04 Шахматка и карточка объекта</w:t>
       </w:r>
@@ -11022,7 +11022,7 @@
       <w:pPr>
         <w:pStyle w:val="21"/>
       </w:pPr>
-      <w:bookmarkStart w:id="24" w:name="_Toc242457374"/>
+      <w:bookmarkStart w:id="24" w:name="_Toc242459243"/>
       <w:r>
         <w:t>5.5 КАТ-05 Вывод объекта из продажи (резерв)</w:t>
       </w:r>
@@ -11067,7 +11067,7 @@
       <w:pPr>
         <w:pStyle w:val="21"/>
       </w:pPr>
-      <w:bookmarkStart w:id="25" w:name="_Toc242457375"/>
+      <w:bookmarkStart w:id="25" w:name="_Toc242459244"/>
       <w:r>
         <w:t>5.6 КАТ-06 Ведение планировок</w:t>
       </w:r>
@@ -11107,7 +11107,7 @@
       <w:pPr>
         <w:pStyle w:val="21"/>
       </w:pPr>
-      <w:bookmarkStart w:id="26" w:name="_Toc242457376"/>
+      <w:bookmarkStart w:id="26" w:name="_Toc242459245"/>
       <w:r>
         <w:t>5.7 КАТ-07 Ведение галерей</w:t>
       </w:r>
@@ -11133,7 +11133,7 @@
       <w:pPr>
         <w:pStyle w:val="21"/>
       </w:pPr>
-      <w:bookmarkStart w:id="27" w:name="_Toc242457377"/>
+      <w:bookmarkStart w:id="27" w:name="_Toc242459246"/>
       <w:r>
         <w:t>5.8 КАТ-08 Ведение скидок</w:t>
       </w:r>
@@ -11189,7 +11189,7 @@
         <w:pStyle w:val="1"/>
         <w:pageBreakBefore/>
       </w:pPr>
-      <w:bookmarkStart w:id="28" w:name="_Toc242457378"/>
+      <w:bookmarkStart w:id="28" w:name="_Toc242459247"/>
       <w:r>
         <w:lastRenderedPageBreak/>
         <w:t>6 Подсистема «Работа с клиентами»</w:t>
@@ -11200,7 +11200,7 @@
       <w:pPr>
         <w:pStyle w:val="21"/>
       </w:pPr>
-      <w:bookmarkStart w:id="29" w:name="_Toc242457379"/>
+      <w:bookmarkStart w:id="29" w:name="_Toc242459248"/>
       <w:r>
         <w:t>6.1 КЛИ-01 Ведение клиентов</w:t>
       </w:r>
@@ -11265,7 +11265,7 @@
       <w:pPr>
         <w:pStyle w:val="21"/>
       </w:pPr>
-      <w:bookmarkStart w:id="30" w:name="_Toc242457380"/>
+      <w:bookmarkStart w:id="30" w:name="_Toc242459249"/>
       <w:r>
         <w:t>6.2 КЛИ-02 Ведение заявок</w:t>
       </w:r>
@@ -11321,7 +11321,7 @@
       <w:pPr>
         <w:pStyle w:val="21"/>
       </w:pPr>
-      <w:bookmarkStart w:id="31" w:name="_Toc242457381"/>
+      <w:bookmarkStart w:id="31" w:name="_Toc242459250"/>
       <w:r>
         <w:t>6.3 КЛИ-03 Канбан-доска заявок</w:t>
       </w:r>
@@ -11346,7 +11346,7 @@
       <w:pPr>
         <w:pStyle w:val="21"/>
       </w:pPr>
-      <w:bookmarkStart w:id="32" w:name="_Toc242457382"/>
+      <w:bookmarkStart w:id="32" w:name="_Toc242459251"/>
       <w:r>
         <w:t>6.4 КЛИ-04 Ведение встреч</w:t>
       </w:r>
@@ -11401,7 +11401,7 @@
       <w:pPr>
         <w:pStyle w:val="21"/>
       </w:pPr>
-      <w:bookmarkStart w:id="33" w:name="_Toc242457383"/>
+      <w:bookmarkStart w:id="33" w:name="_Toc242459252"/>
       <w:r>
         <w:t>6.5 КЛИ-05 Ведение справочников заявок</w:t>
       </w:r>
@@ -11428,7 +11428,7 @@
         <w:pStyle w:val="1"/>
         <w:pageBreakBefore/>
       </w:pPr>
-      <w:bookmarkStart w:id="34" w:name="_Toc242457384"/>
+      <w:bookmarkStart w:id="34" w:name="_Toc242459253"/>
       <w:r>
         <w:lastRenderedPageBreak/>
         <w:t>7 Подсистема «Сделки»</w:t>
@@ -11439,7 +11439,7 @@
       <w:pPr>
         <w:pStyle w:val="21"/>
       </w:pPr>
-      <w:bookmarkStart w:id="35" w:name="_Toc242457385"/>
+      <w:bookmarkStart w:id="35" w:name="_Toc242459254"/>
       <w:r>
         <w:t>7.1 СДЕ-01 Создание брони</w:t>
       </w:r>
@@ -11499,7 +11499,7 @@
       <w:pPr>
         <w:pStyle w:val="21"/>
       </w:pPr>
-      <w:bookmarkStart w:id="36" w:name="_Toc242457386"/>
+      <w:bookmarkStart w:id="36" w:name="_Toc242459255"/>
       <w:r>
         <w:t>7.2 СДЕ-02 Условия сделки и применение скидок</w:t>
       </w:r>
@@ -11570,7 +11570,7 @@
       <w:pPr>
         <w:pStyle w:val="21"/>
       </w:pPr>
-      <w:bookmarkStart w:id="37" w:name="_Toc242457387"/>
+      <w:bookmarkStart w:id="37" w:name="_Toc242459256"/>
       <w:r>
         <w:t>7.3 СДЕ-03 Реквизиты договора и закрытие сделки</w:t>
       </w:r>
@@ -11620,7 +11620,7 @@
       <w:pPr>
         <w:pStyle w:val="21"/>
       </w:pPr>
-      <w:bookmarkStart w:id="38" w:name="_Toc242457388"/>
+      <w:bookmarkStart w:id="38" w:name="_Toc242459257"/>
       <w:r>
         <w:t>7.4 СДЕ-04 Отмена и расторжение сделки</w:t>
       </w:r>
@@ -11628,7 +11628,7 @@
     </w:p>
     <w:p>
       <w:r>
-        <w:t>Исполнители: менеджеры, специалисты по оформлению.</w:t>
+        <w:t>Исполнители: пользователи с правом «Редактирование» на эту сделку — автор сделки или руководитель с правом изменения сделок отдела или компании.</w:t>
       </w:r>
     </w:p>
     <w:p>
@@ -11669,7 +11669,32 @@
     </w:p>
     <w:p>
       <w:r>
-        <w:t>д) операция необратима; формирование документов по отменённой или расторгнутой сделке невозможно.</w:t>
+        <w:t>д) операция необратима; формирование документов по отменённой или расторгнутой сделке невозможно;</w:t>
+      </w:r>
+    </w:p>
+    <w:p>
+      <w:r>
+        <w:t>е) пользователь, который видит сделку, но не может её изменять (например, сделку коллеги по отделу), получает карточку только для просмотра с указанием автора; кнопка «Отменить / Расторгнуть» ему не показывается;</w:t>
+      </w:r>
+    </w:p>
+    <w:p>
+      <w:r>
+        <w:t>ж) причина отказа (нет прав, не указана причина отмены, нет документа или даты расторжения) показывается в окне отмены;</w:t>
+      </w:r>
+    </w:p>
+    <w:p>
+      <w:r>
+        <w:t xml:space="preserve">и) объект, занятый расторгнутой сделкой до возврата платежей, сообщает об этом в карточке со ссылкой на сделку; расхождения статусов объектов со сделками находит и исправляет служебная команда </w:t>
+      </w:r>
+      <w:r>
+        <w:rPr>
+          <w:rFonts w:ascii="Courier New" w:eastAsia="Courier New" w:hAnsi="Courier New" w:cs="Courier New"/>
+          <w:sz w:val="22"/>
+        </w:rPr>
+        <w:t>check_property_statuses</w:t>
+      </w:r>
+      <w:r>
+        <w:t>.</w:t>
       </w:r>
     </w:p>
     <w:p>
@@ -11677,7 +11702,7 @@
         <w:pStyle w:val="1"/>
         <w:pageBreakBefore/>
       </w:pPr>
-      <w:bookmarkStart w:id="39" w:name="_Toc242457389"/>
+      <w:bookmarkStart w:id="39" w:name="_Toc242459258"/>
       <w:r>
         <w:lastRenderedPageBreak/>
         <w:t>8 Подсистема «Финансы»</w:t>
@@ -11688,7 +11713,7 @@
       <w:pPr>
         <w:pStyle w:val="21"/>
       </w:pPr>
-      <w:bookmarkStart w:id="40" w:name="_Toc242457390"/>
+      <w:bookmarkStart w:id="40" w:name="_Toc242459259"/>
       <w:r>
         <w:t>8.1 ФИН-01 Ведение графика платежей</w:t>
       </w:r>
@@ -11763,7 +11788,7 @@
       <w:pPr>
         <w:pStyle w:val="21"/>
       </w:pPr>
-      <w:bookmarkStart w:id="41" w:name="_Toc242457391"/>
+      <w:bookmarkStart w:id="41" w:name="_Toc242459260"/>
       <w:r>
         <w:t>8.2 ФИН-02 Отметка оплаты</w:t>
       </w:r>
@@ -11819,7 +11844,7 @@
       <w:pPr>
         <w:pStyle w:val="21"/>
       </w:pPr>
-      <w:bookmarkStart w:id="42" w:name="_Toc242457392"/>
+      <w:bookmarkStart w:id="42" w:name="_Toc242459261"/>
       <w:r>
         <w:t>8.3 ФИН-03 Учёт просрочки</w:t>
       </w:r>
@@ -11839,7 +11864,7 @@
       <w:pPr>
         <w:pStyle w:val="21"/>
       </w:pPr>
-      <w:bookmarkStart w:id="43" w:name="_Toc242457393"/>
+      <w:bookmarkStart w:id="43" w:name="_Toc242459262"/>
       <w:r>
         <w:t>8.4 ФИН-04 Учёт возвратов</w:t>
       </w:r>
@@ -11869,7 +11894,7 @@
       <w:pPr>
         <w:pStyle w:val="21"/>
       </w:pPr>
-      <w:bookmarkStart w:id="44" w:name="_Toc242457394"/>
+      <w:bookmarkStart w:id="44" w:name="_Toc242459263"/>
       <w:r>
         <w:t>8.5 ФИН-05 Список и сводная таблица платежей</w:t>
       </w:r>
@@ -11900,7 +11925,7 @@
       <w:pPr>
         <w:pStyle w:val="21"/>
       </w:pPr>
-      <w:bookmarkStart w:id="45" w:name="_Toc242457395"/>
+      <w:bookmarkStart w:id="45" w:name="_Toc242459264"/>
       <w:r>
         <w:t>8.6 ФИН-06 Ведение финансовых справочников</w:t>
       </w:r>
@@ -11950,7 +11975,7 @@
       <w:pPr>
         <w:pStyle w:val="21"/>
       </w:pPr>
-      <w:bookmarkStart w:id="46" w:name="_Toc242457396"/>
+      <w:bookmarkStart w:id="46" w:name="_Toc242459265"/>
       <w:r>
         <w:t>8.7 ФИН-07 Валюты и курсы</w:t>
       </w:r>
@@ -12011,7 +12036,7 @@
       <w:pPr>
         <w:pStyle w:val="21"/>
       </w:pPr>
-      <w:bookmarkStart w:id="47" w:name="_Toc242457397"/>
+      <w:bookmarkStart w:id="47" w:name="_Toc242459266"/>
       <w:r>
         <w:t>8.8 ФИН-08 Планы оплаты и варианты оплаты</w:t>
       </w:r>
@@ -12084,7 +12109,7 @@
         <w:pStyle w:val="1"/>
         <w:pageBreakBefore/>
       </w:pPr>
-      <w:bookmarkStart w:id="48" w:name="_Toc242457398"/>
+      <w:bookmarkStart w:id="48" w:name="_Toc242459267"/>
       <w:r>
         <w:lastRenderedPageBreak/>
         <w:t>9 Подсистема «Шаблоны документов»</w:t>
@@ -12095,7 +12120,7 @@
       <w:pPr>
         <w:pStyle w:val="21"/>
       </w:pPr>
-      <w:bookmarkStart w:id="49" w:name="_Toc242457399"/>
+      <w:bookmarkStart w:id="49" w:name="_Toc242459268"/>
       <w:r>
         <w:t>9.1 ДОК-01 Ведение шаблонов документов</w:t>
       </w:r>
@@ -12135,7 +12160,7 @@
       <w:pPr>
         <w:pStyle w:val="21"/>
       </w:pPr>
-      <w:bookmarkStart w:id="50" w:name="_Toc242457400"/>
+      <w:bookmarkStart w:id="50" w:name="_Toc242459269"/>
       <w:r>
         <w:t>9.2 ДОК-02 Формирование документа по сделке</w:t>
       </w:r>
@@ -12186,7 +12211,7 @@
         <w:pStyle w:val="1"/>
         <w:pageBreakBefore/>
       </w:pPr>
-      <w:bookmarkStart w:id="51" w:name="_Toc242457401"/>
+      <w:bookmarkStart w:id="51" w:name="_Toc242459270"/>
       <w:r>
         <w:lastRenderedPageBreak/>
         <w:t>10 Подсистема «Задачи»</w:t>
@@ -12197,7 +12222,7 @@
       <w:pPr>
         <w:pStyle w:val="21"/>
       </w:pPr>
-      <w:bookmarkStart w:id="52" w:name="_Toc242457402"/>
+      <w:bookmarkStart w:id="52" w:name="_Toc242459271"/>
       <w:r>
         <w:t>10.1 ЗАД-01 Постановка задачи</w:t>
       </w:r>
@@ -12227,7 +12252,7 @@
       <w:pPr>
         <w:pStyle w:val="21"/>
       </w:pPr>
-      <w:bookmarkStart w:id="53" w:name="_Toc242457403"/>
+      <w:bookmarkStart w:id="53" w:name="_Toc242459272"/>
       <w:r>
         <w:t>10.2 ЗАД-02 Исполнение и контроль задачи</w:t>
       </w:r>
@@ -12272,7 +12297,7 @@
       <w:pPr>
         <w:pStyle w:val="21"/>
       </w:pPr>
-      <w:bookmarkStart w:id="54" w:name="_Toc242457404"/>
+      <w:bookmarkStart w:id="54" w:name="_Toc242459273"/>
       <w:r>
         <w:t>10.3 ЗАД-03 Представления задач</w:t>
       </w:r>
@@ -12288,7 +12313,7 @@
         <w:pStyle w:val="1"/>
         <w:pageBreakBefore/>
       </w:pPr>
-      <w:bookmarkStart w:id="55" w:name="_Toc242457405"/>
+      <w:bookmarkStart w:id="55" w:name="_Toc242459274"/>
       <w:r>
         <w:lastRenderedPageBreak/>
         <w:t>11 Подсистема «Аналитика и отчётность»</w:t>
@@ -12299,7 +12324,7 @@
       <w:pPr>
         <w:pStyle w:val="21"/>
       </w:pPr>
-      <w:bookmarkStart w:id="56" w:name="_Toc242457406"/>
+      <w:bookmarkStart w:id="56" w:name="_Toc242459275"/>
       <w:r>
         <w:t>11.1 АНА-01 Дашборд</w:t>
       </w:r>
@@ -12324,7 +12349,7 @@
       <w:pPr>
         <w:pStyle w:val="21"/>
       </w:pPr>
-      <w:bookmarkStart w:id="57" w:name="_Toc242457407"/>
+      <w:bookmarkStart w:id="57" w:name="_Toc242459276"/>
       <w:r>
         <w:t>11.2 АНА-02 Сводные таблицы</w:t>
       </w:r>
@@ -12369,7 +12394,7 @@
       <w:pPr>
         <w:pStyle w:val="21"/>
       </w:pPr>
-      <w:bookmarkStart w:id="58" w:name="_Toc242457408"/>
+      <w:bookmarkStart w:id="58" w:name="_Toc242459277"/>
       <w:r>
         <w:t>11.3 АНА-03 Планы продаж</w:t>
       </w:r>
@@ -12394,7 +12419,7 @@
       <w:pPr>
         <w:pStyle w:val="21"/>
       </w:pPr>
-      <w:bookmarkStart w:id="59" w:name="_Toc242457409"/>
+      <w:bookmarkStart w:id="59" w:name="_Toc242459278"/>
       <w:r>
         <w:lastRenderedPageBreak/>
         <w:t>11.4 АНА-04 Отчёты «план-факт»</w:t>
@@ -12446,7 +12471,7 @@
         <w:pStyle w:val="1"/>
         <w:pageBreakBefore/>
       </w:pPr>
-      <w:bookmarkStart w:id="60" w:name="_Toc242457410"/>
+      <w:bookmarkStart w:id="60" w:name="_Toc242459279"/>
       <w:r>
         <w:lastRenderedPageBreak/>
         <w:t>12 Подсистема «Интеграция с партнёрами»</w:t>
@@ -12457,7 +12482,7 @@
       <w:pPr>
         <w:pStyle w:val="21"/>
       </w:pPr>
-      <w:bookmarkStart w:id="61" w:name="_Toc242457411"/>
+      <w:bookmarkStart w:id="61" w:name="_Toc242459280"/>
       <w:r>
         <w:t>12.1 ИНТ-01 Выдача сведений партнёрам</w:t>
       </w:r>
@@ -12527,7 +12552,7 @@
       <w:pPr>
         <w:pStyle w:val="21"/>
       </w:pPr>
-      <w:bookmarkStart w:id="62" w:name="_Toc242457412"/>
+      <w:bookmarkStart w:id="62" w:name="_Toc242459281"/>
       <w:r>
         <w:t>12.2 ИНТ-02 Приём заявок от партнёров</w:t>
       </w:r>
@@ -12567,7 +12592,7 @@
       <w:pPr>
         <w:pStyle w:val="21"/>
       </w:pPr>
-      <w:bookmarkStart w:id="63" w:name="_Toc242457413"/>
+      <w:bookmarkStart w:id="63" w:name="_Toc242459282"/>
       <w:r>
         <w:t>12.3 ИНТ-03 Управление API-ключами</w:t>
       </w:r>
@@ -12599,7 +12624,7 @@
         <w:pStyle w:val="1"/>
         <w:pageBreakBefore/>
       </w:pPr>
-      <w:bookmarkStart w:id="64" w:name="_Toc242457414"/>
+      <w:bookmarkStart w:id="64" w:name="_Toc242459283"/>
       <w:r>
         <w:lastRenderedPageBreak/>
         <w:t>13 Подсистема «Регламентные задания»</w:t>
@@ -12610,7 +12635,7 @@
       <w:pPr>
         <w:pStyle w:val="21"/>
       </w:pPr>
-      <w:bookmarkStart w:id="65" w:name="_Toc242457415"/>
+      <w:bookmarkStart w:id="65" w:name="_Toc242459284"/>
       <w:r>
         <w:t>13.1 РЕГ-01 Пересчёт просрочки платежей</w:t>
       </w:r>
@@ -12635,7 +12660,7 @@
       <w:pPr>
         <w:pStyle w:val="21"/>
       </w:pPr>
-      <w:bookmarkStart w:id="66" w:name="_Toc242457416"/>
+      <w:bookmarkStart w:id="66" w:name="_Toc242459285"/>
       <w:r>
         <w:t>13.2 РЕГ-02 Снятие истёкших броней</w:t>
       </w:r>
@@ -12660,7 +12685,7 @@
       <w:pPr>
         <w:pStyle w:val="21"/>
       </w:pPr>
-      <w:bookmarkStart w:id="67" w:name="_Toc242457417"/>
+      <w:bookmarkStart w:id="67" w:name="_Toc242459286"/>
       <w:r>
         <w:t>13.3 РЕГ-03 Закрытие забытых встреч</w:t>
       </w:r>
@@ -12685,7 +12710,7 @@
       <w:pPr>
         <w:pStyle w:val="21"/>
       </w:pPr>
-      <w:bookmarkStart w:id="68" w:name="_Toc242457418"/>
+      <w:bookmarkStart w:id="68" w:name="_Toc242459287"/>
       <w:r>
         <w:t>13.4 РЕГ-04 Загрузка курсов валют</w:t>
       </w:r>
@@ -12721,7 +12746,7 @@
         <w:pStyle w:val="1"/>
         <w:pageBreakBefore/>
       </w:pPr>
-      <w:bookmarkStart w:id="69" w:name="_Toc242457419"/>
+      <w:bookmarkStart w:id="69" w:name="_Toc242459288"/>
       <w:r>
         <w:lastRenderedPageBreak/>
         <w:t>14 Типовые решения</w:t>
@@ -12740,7 +12765,7 @@
         <w:ind w:firstLine="0"/>
         <w:jc w:val="center"/>
       </w:pPr>
-      <w:bookmarkStart w:id="70" w:name="_Toc242457420"/>
+      <w:bookmarkStart w:id="70" w:name="_Toc242459289"/>
       <w:r>
         <w:lastRenderedPageBreak/>
         <w:t>ЛИСТ РЕГИСТРАЦИИ ИЗМЕНЕНИЙ</w:t>
@@ -14802,31 +14827,31 @@
       </w:rPr>
     </w:lvl>
   </w:abstractNum>
-  <w:num w:numId="1" w16cid:durableId="1969699146">
+  <w:num w:numId="1" w16cid:durableId="1055592773">
     <w:abstractNumId w:val="8"/>
   </w:num>
-  <w:num w:numId="2" w16cid:durableId="1477068650">
+  <w:num w:numId="2" w16cid:durableId="2143964664">
     <w:abstractNumId w:val="6"/>
   </w:num>
-  <w:num w:numId="3" w16cid:durableId="1492720927">
+  <w:num w:numId="3" w16cid:durableId="534657199">
     <w:abstractNumId w:val="5"/>
   </w:num>
-  <w:num w:numId="4" w16cid:durableId="1890192116">
+  <w:num w:numId="4" w16cid:durableId="1974822470">
     <w:abstractNumId w:val="4"/>
   </w:num>
-  <w:num w:numId="5" w16cid:durableId="1685664357">
+  <w:num w:numId="5" w16cid:durableId="1045057172">
     <w:abstractNumId w:val="7"/>
   </w:num>
-  <w:num w:numId="6" w16cid:durableId="800877126">
+  <w:num w:numId="6" w16cid:durableId="330916459">
     <w:abstractNumId w:val="3"/>
   </w:num>
-  <w:num w:numId="7" w16cid:durableId="823667377">
+  <w:num w:numId="7" w16cid:durableId="1633248349">
     <w:abstractNumId w:val="2"/>
   </w:num>
-  <w:num w:numId="8" w16cid:durableId="797534473">
+  <w:num w:numId="8" w16cid:durableId="207227958">
     <w:abstractNumId w:val="1"/>
   </w:num>
-  <w:num w:numId="9" w16cid:durableId="1769498099">
+  <w:num w:numId="9" w16cid:durableId="532771178">
     <w:abstractNumId w:val="0"/>
   </w:num>
 </w:numbering>
@@ -26359,7 +26384,7 @@
     <w:autoRedefine/>
     <w:uiPriority w:val="39"/>
     <w:unhideWhenUsed/>
-    <w:rsid w:val="001E3431"/>
+    <w:rsid w:val="007162A5"/>
     <w:pPr>
       <w:spacing w:after="100"/>
     </w:pPr>
@@ -26371,7 +26396,7 @@
     <w:autoRedefine/>
     <w:uiPriority w:val="39"/>
     <w:unhideWhenUsed/>
-    <w:rsid w:val="001E3431"/>
+    <w:rsid w:val="007162A5"/>
     <w:pPr>
       <w:spacing w:after="100"/>
       <w:ind w:left="240"/>
@@ -26382,7 +26407,7 @@
     <w:basedOn w:val="a2"/>
     <w:uiPriority w:val="99"/>
     <w:unhideWhenUsed/>
-    <w:rsid w:val="001E3431"/>
+    <w:rsid w:val="007162A5"/>
     <w:rPr>
       <w:color w:val="0000FF" w:themeColor="hyperlink"/>
       <w:u w:val="single"/>

--- a/docs/gost/out/03_П3_Описание_автоматизированных_функций.docx
+++ b/docs/gost/out/03_П3_Описание_автоматизированных_функций.docx
@@ -306,7 +306,7 @@
       <w:r>
         <w:fldChar w:fldCharType="separate"/>
       </w:r>
-      <w:hyperlink w:anchor="_Toc242459219" w:history="1">
+      <w:hyperlink w:anchor="_Toc242649813" w:history="1">
         <w:r>
           <w:rPr>
             <w:rStyle w:val="aff8"/>
@@ -333,7 +333,7 @@
             <w:noProof/>
             <w:webHidden/>
           </w:rPr>
-          <w:instrText xml:space="preserve"> PAGEREF _Toc242459219 \h </w:instrText>
+          <w:instrText xml:space="preserve"> PAGEREF _Toc242649813 \h </w:instrText>
         </w:r>
         <w:r>
           <w:rPr>
@@ -379,7 +379,7 @@
           <w14:ligatures w14:val="standardContextual"/>
         </w:rPr>
       </w:pPr>
-      <w:hyperlink w:anchor="_Toc242459220" w:history="1">
+      <w:hyperlink w:anchor="_Toc242649814" w:history="1">
         <w:r>
           <w:rPr>
             <w:rStyle w:val="aff8"/>
@@ -406,7 +406,7 @@
             <w:noProof/>
             <w:webHidden/>
           </w:rPr>
-          <w:instrText xml:space="preserve"> PAGEREF _Toc242459220 \h </w:instrText>
+          <w:instrText xml:space="preserve"> PAGEREF _Toc242649814 \h </w:instrText>
         </w:r>
         <w:r>
           <w:rPr>
@@ -452,7 +452,7 @@
           <w14:ligatures w14:val="standardContextual"/>
         </w:rPr>
       </w:pPr>
-      <w:hyperlink w:anchor="_Toc242459221" w:history="1">
+      <w:hyperlink w:anchor="_Toc242649815" w:history="1">
         <w:r>
           <w:rPr>
             <w:rStyle w:val="aff8"/>
@@ -479,7 +479,7 @@
             <w:noProof/>
             <w:webHidden/>
           </w:rPr>
-          <w:instrText xml:space="preserve"> PAGEREF _Toc242459221 \h </w:instrText>
+          <w:instrText xml:space="preserve"> PAGEREF _Toc242649815 \h </w:instrText>
         </w:r>
         <w:r>
           <w:rPr>
@@ -525,7 +525,7 @@
           <w14:ligatures w14:val="standardContextual"/>
         </w:rPr>
       </w:pPr>
-      <w:hyperlink w:anchor="_Toc242459222" w:history="1">
+      <w:hyperlink w:anchor="_Toc242649816" w:history="1">
         <w:r>
           <w:rPr>
             <w:rStyle w:val="aff8"/>
@@ -552,7 +552,7 @@
             <w:noProof/>
             <w:webHidden/>
           </w:rPr>
-          <w:instrText xml:space="preserve"> PAGEREF _Toc242459222 \h </w:instrText>
+          <w:instrText xml:space="preserve"> PAGEREF _Toc242649816 \h </w:instrText>
         </w:r>
         <w:r>
           <w:rPr>
@@ -598,7 +598,7 @@
           <w14:ligatures w14:val="standardContextual"/>
         </w:rPr>
       </w:pPr>
-      <w:hyperlink w:anchor="_Toc242459223" w:history="1">
+      <w:hyperlink w:anchor="_Toc242649817" w:history="1">
         <w:r>
           <w:rPr>
             <w:rStyle w:val="aff8"/>
@@ -625,7 +625,7 @@
             <w:noProof/>
             <w:webHidden/>
           </w:rPr>
-          <w:instrText xml:space="preserve"> PAGEREF _Toc242459223 \h </w:instrText>
+          <w:instrText xml:space="preserve"> PAGEREF _Toc242649817 \h </w:instrText>
         </w:r>
         <w:r>
           <w:rPr>
@@ -671,7 +671,7 @@
           <w14:ligatures w14:val="standardContextual"/>
         </w:rPr>
       </w:pPr>
-      <w:hyperlink w:anchor="_Toc242459224" w:history="1">
+      <w:hyperlink w:anchor="_Toc242649818" w:history="1">
         <w:r>
           <w:rPr>
             <w:rStyle w:val="aff8"/>
@@ -698,7 +698,7 @@
             <w:noProof/>
             <w:webHidden/>
           </w:rPr>
-          <w:instrText xml:space="preserve"> PAGEREF _Toc242459224 \h </w:instrText>
+          <w:instrText xml:space="preserve"> PAGEREF _Toc242649818 \h </w:instrText>
         </w:r>
         <w:r>
           <w:rPr>
@@ -744,7 +744,7 @@
           <w14:ligatures w14:val="standardContextual"/>
         </w:rPr>
       </w:pPr>
-      <w:hyperlink w:anchor="_Toc242459225" w:history="1">
+      <w:hyperlink w:anchor="_Toc242649819" w:history="1">
         <w:r>
           <w:rPr>
             <w:rStyle w:val="aff8"/>
@@ -771,7 +771,7 @@
             <w:noProof/>
             <w:webHidden/>
           </w:rPr>
-          <w:instrText xml:space="preserve"> PAGEREF _Toc242459225 \h </w:instrText>
+          <w:instrText xml:space="preserve"> PAGEREF _Toc242649819 \h </w:instrText>
         </w:r>
         <w:r>
           <w:rPr>
@@ -817,7 +817,7 @@
           <w14:ligatures w14:val="standardContextual"/>
         </w:rPr>
       </w:pPr>
-      <w:hyperlink w:anchor="_Toc242459226" w:history="1">
+      <w:hyperlink w:anchor="_Toc242649820" w:history="1">
         <w:r>
           <w:rPr>
             <w:rStyle w:val="aff8"/>
@@ -844,7 +844,7 @@
             <w:noProof/>
             <w:webHidden/>
           </w:rPr>
-          <w:instrText xml:space="preserve"> PAGEREF _Toc242459226 \h </w:instrText>
+          <w:instrText xml:space="preserve"> PAGEREF _Toc242649820 \h </w:instrText>
         </w:r>
         <w:r>
           <w:rPr>
@@ -890,7 +890,7 @@
           <w14:ligatures w14:val="standardContextual"/>
         </w:rPr>
       </w:pPr>
-      <w:hyperlink w:anchor="_Toc242459227" w:history="1">
+      <w:hyperlink w:anchor="_Toc242649821" w:history="1">
         <w:r>
           <w:rPr>
             <w:rStyle w:val="aff8"/>
@@ -917,7 +917,7 @@
             <w:noProof/>
             <w:webHidden/>
           </w:rPr>
-          <w:instrText xml:space="preserve"> PAGEREF _Toc242459227 \h </w:instrText>
+          <w:instrText xml:space="preserve"> PAGEREF _Toc242649821 \h </w:instrText>
         </w:r>
         <w:r>
           <w:rPr>
@@ -963,7 +963,7 @@
           <w14:ligatures w14:val="standardContextual"/>
         </w:rPr>
       </w:pPr>
-      <w:hyperlink w:anchor="_Toc242459228" w:history="1">
+      <w:hyperlink w:anchor="_Toc242649822" w:history="1">
         <w:r>
           <w:rPr>
             <w:rStyle w:val="aff8"/>
@@ -990,7 +990,7 @@
             <w:noProof/>
             <w:webHidden/>
           </w:rPr>
-          <w:instrText xml:space="preserve"> PAGEREF _Toc242459228 \h </w:instrText>
+          <w:instrText xml:space="preserve"> PAGEREF _Toc242649822 \h </w:instrText>
         </w:r>
         <w:r>
           <w:rPr>
@@ -1036,7 +1036,7 @@
           <w14:ligatures w14:val="standardContextual"/>
         </w:rPr>
       </w:pPr>
-      <w:hyperlink w:anchor="_Toc242459229" w:history="1">
+      <w:hyperlink w:anchor="_Toc242649823" w:history="1">
         <w:r>
           <w:rPr>
             <w:rStyle w:val="aff8"/>
@@ -1063,7 +1063,7 @@
             <w:noProof/>
             <w:webHidden/>
           </w:rPr>
-          <w:instrText xml:space="preserve"> PAGEREF _Toc242459229 \h </w:instrText>
+          <w:instrText xml:space="preserve"> PAGEREF _Toc242649823 \h </w:instrText>
         </w:r>
         <w:r>
           <w:rPr>
@@ -1109,7 +1109,7 @@
           <w14:ligatures w14:val="standardContextual"/>
         </w:rPr>
       </w:pPr>
-      <w:hyperlink w:anchor="_Toc242459230" w:history="1">
+      <w:hyperlink w:anchor="_Toc242649824" w:history="1">
         <w:r>
           <w:rPr>
             <w:rStyle w:val="aff8"/>
@@ -1136,7 +1136,7 @@
             <w:noProof/>
             <w:webHidden/>
           </w:rPr>
-          <w:instrText xml:space="preserve"> PAGEREF _Toc242459230 \h </w:instrText>
+          <w:instrText xml:space="preserve"> PAGEREF _Toc242649824 \h </w:instrText>
         </w:r>
         <w:r>
           <w:rPr>
@@ -1182,7 +1182,7 @@
           <w14:ligatures w14:val="standardContextual"/>
         </w:rPr>
       </w:pPr>
-      <w:hyperlink w:anchor="_Toc242459231" w:history="1">
+      <w:hyperlink w:anchor="_Toc242649825" w:history="1">
         <w:r>
           <w:rPr>
             <w:rStyle w:val="aff8"/>
@@ -1209,7 +1209,7 @@
             <w:noProof/>
             <w:webHidden/>
           </w:rPr>
-          <w:instrText xml:space="preserve"> PAGEREF _Toc242459231 \h </w:instrText>
+          <w:instrText xml:space="preserve"> PAGEREF _Toc242649825 \h </w:instrText>
         </w:r>
         <w:r>
           <w:rPr>
@@ -1255,7 +1255,7 @@
           <w14:ligatures w14:val="standardContextual"/>
         </w:rPr>
       </w:pPr>
-      <w:hyperlink w:anchor="_Toc242459232" w:history="1">
+      <w:hyperlink w:anchor="_Toc242649826" w:history="1">
         <w:r>
           <w:rPr>
             <w:rStyle w:val="aff8"/>
@@ -1282,7 +1282,7 @@
             <w:noProof/>
             <w:webHidden/>
           </w:rPr>
-          <w:instrText xml:space="preserve"> PAGEREF _Toc242459232 \h </w:instrText>
+          <w:instrText xml:space="preserve"> PAGEREF _Toc242649826 \h </w:instrText>
         </w:r>
         <w:r>
           <w:rPr>
@@ -1328,7 +1328,7 @@
           <w14:ligatures w14:val="standardContextual"/>
         </w:rPr>
       </w:pPr>
-      <w:hyperlink w:anchor="_Toc242459233" w:history="1">
+      <w:hyperlink w:anchor="_Toc242649827" w:history="1">
         <w:r>
           <w:rPr>
             <w:rStyle w:val="aff8"/>
@@ -1355,7 +1355,7 @@
             <w:noProof/>
             <w:webHidden/>
           </w:rPr>
-          <w:instrText xml:space="preserve"> PAGEREF _Toc242459233 \h </w:instrText>
+          <w:instrText xml:space="preserve"> PAGEREF _Toc242649827 \h </w:instrText>
         </w:r>
         <w:r>
           <w:rPr>
@@ -1401,7 +1401,7 @@
           <w14:ligatures w14:val="standardContextual"/>
         </w:rPr>
       </w:pPr>
-      <w:hyperlink w:anchor="_Toc242459234" w:history="1">
+      <w:hyperlink w:anchor="_Toc242649828" w:history="1">
         <w:r>
           <w:rPr>
             <w:rStyle w:val="aff8"/>
@@ -1428,7 +1428,7 @@
             <w:noProof/>
             <w:webHidden/>
           </w:rPr>
-          <w:instrText xml:space="preserve"> PAGEREF _Toc242459234 \h </w:instrText>
+          <w:instrText xml:space="preserve"> PAGEREF _Toc242649828 \h </w:instrText>
         </w:r>
         <w:r>
           <w:rPr>
@@ -1474,7 +1474,7 @@
           <w14:ligatures w14:val="standardContextual"/>
         </w:rPr>
       </w:pPr>
-      <w:hyperlink w:anchor="_Toc242459235" w:history="1">
+      <w:hyperlink w:anchor="_Toc242649829" w:history="1">
         <w:r>
           <w:rPr>
             <w:rStyle w:val="aff8"/>
@@ -1501,7 +1501,7 @@
             <w:noProof/>
             <w:webHidden/>
           </w:rPr>
-          <w:instrText xml:space="preserve"> PAGEREF _Toc242459235 \h </w:instrText>
+          <w:instrText xml:space="preserve"> PAGEREF _Toc242649829 \h </w:instrText>
         </w:r>
         <w:r>
           <w:rPr>
@@ -1547,7 +1547,7 @@
           <w14:ligatures w14:val="standardContextual"/>
         </w:rPr>
       </w:pPr>
-      <w:hyperlink w:anchor="_Toc242459236" w:history="1">
+      <w:hyperlink w:anchor="_Toc242649830" w:history="1">
         <w:r>
           <w:rPr>
             <w:rStyle w:val="aff8"/>
@@ -1574,7 +1574,7 @@
             <w:noProof/>
             <w:webHidden/>
           </w:rPr>
-          <w:instrText xml:space="preserve"> PAGEREF _Toc242459236 \h </w:instrText>
+          <w:instrText xml:space="preserve"> PAGEREF _Toc242649830 \h </w:instrText>
         </w:r>
         <w:r>
           <w:rPr>
@@ -1620,7 +1620,7 @@
           <w14:ligatures w14:val="standardContextual"/>
         </w:rPr>
       </w:pPr>
-      <w:hyperlink w:anchor="_Toc242459237" w:history="1">
+      <w:hyperlink w:anchor="_Toc242649831" w:history="1">
         <w:r>
           <w:rPr>
             <w:rStyle w:val="aff8"/>
@@ -1647,7 +1647,7 @@
             <w:noProof/>
             <w:webHidden/>
           </w:rPr>
-          <w:instrText xml:space="preserve"> PAGEREF _Toc242459237 \h </w:instrText>
+          <w:instrText xml:space="preserve"> PAGEREF _Toc242649831 \h </w:instrText>
         </w:r>
         <w:r>
           <w:rPr>
@@ -1693,7 +1693,7 @@
           <w14:ligatures w14:val="standardContextual"/>
         </w:rPr>
       </w:pPr>
-      <w:hyperlink w:anchor="_Toc242459238" w:history="1">
+      <w:hyperlink w:anchor="_Toc242649832" w:history="1">
         <w:r>
           <w:rPr>
             <w:rStyle w:val="aff8"/>
@@ -1720,7 +1720,7 @@
             <w:noProof/>
             <w:webHidden/>
           </w:rPr>
-          <w:instrText xml:space="preserve"> PAGEREF _Toc242459238 \h </w:instrText>
+          <w:instrText xml:space="preserve"> PAGEREF _Toc242649832 \h </w:instrText>
         </w:r>
         <w:r>
           <w:rPr>
@@ -1766,7 +1766,7 @@
           <w14:ligatures w14:val="standardContextual"/>
         </w:rPr>
       </w:pPr>
-      <w:hyperlink w:anchor="_Toc242459239" w:history="1">
+      <w:hyperlink w:anchor="_Toc242649833" w:history="1">
         <w:r>
           <w:rPr>
             <w:rStyle w:val="aff8"/>
@@ -1793,7 +1793,7 @@
             <w:noProof/>
             <w:webHidden/>
           </w:rPr>
-          <w:instrText xml:space="preserve"> PAGEREF _Toc242459239 \h </w:instrText>
+          <w:instrText xml:space="preserve"> PAGEREF _Toc242649833 \h </w:instrText>
         </w:r>
         <w:r>
           <w:rPr>
@@ -1839,7 +1839,7 @@
           <w14:ligatures w14:val="standardContextual"/>
         </w:rPr>
       </w:pPr>
-      <w:hyperlink w:anchor="_Toc242459240" w:history="1">
+      <w:hyperlink w:anchor="_Toc242649834" w:history="1">
         <w:r>
           <w:rPr>
             <w:rStyle w:val="aff8"/>
@@ -1866,7 +1866,7 @@
             <w:noProof/>
             <w:webHidden/>
           </w:rPr>
-          <w:instrText xml:space="preserve"> PAGEREF _Toc242459240 \h </w:instrText>
+          <w:instrText xml:space="preserve"> PAGEREF _Toc242649834 \h </w:instrText>
         </w:r>
         <w:r>
           <w:rPr>
@@ -1912,7 +1912,7 @@
           <w14:ligatures w14:val="standardContextual"/>
         </w:rPr>
       </w:pPr>
-      <w:hyperlink w:anchor="_Toc242459241" w:history="1">
+      <w:hyperlink w:anchor="_Toc242649835" w:history="1">
         <w:r>
           <w:rPr>
             <w:rStyle w:val="aff8"/>
@@ -1939,7 +1939,7 @@
             <w:noProof/>
             <w:webHidden/>
           </w:rPr>
-          <w:instrText xml:space="preserve"> PAGEREF _Toc242459241 \h </w:instrText>
+          <w:instrText xml:space="preserve"> PAGEREF _Toc242649835 \h </w:instrText>
         </w:r>
         <w:r>
           <w:rPr>
@@ -1985,7 +1985,7 @@
           <w14:ligatures w14:val="standardContextual"/>
         </w:rPr>
       </w:pPr>
-      <w:hyperlink w:anchor="_Toc242459242" w:history="1">
+      <w:hyperlink w:anchor="_Toc242649836" w:history="1">
         <w:r>
           <w:rPr>
             <w:rStyle w:val="aff8"/>
@@ -2012,7 +2012,7 @@
             <w:noProof/>
             <w:webHidden/>
           </w:rPr>
-          <w:instrText xml:space="preserve"> PAGEREF _Toc242459242 \h </w:instrText>
+          <w:instrText xml:space="preserve"> PAGEREF _Toc242649836 \h </w:instrText>
         </w:r>
         <w:r>
           <w:rPr>
@@ -2058,7 +2058,7 @@
           <w14:ligatures w14:val="standardContextual"/>
         </w:rPr>
       </w:pPr>
-      <w:hyperlink w:anchor="_Toc242459243" w:history="1">
+      <w:hyperlink w:anchor="_Toc242649837" w:history="1">
         <w:r>
           <w:rPr>
             <w:rStyle w:val="aff8"/>
@@ -2085,7 +2085,7 @@
             <w:noProof/>
             <w:webHidden/>
           </w:rPr>
-          <w:instrText xml:space="preserve"> PAGEREF _Toc242459243 \h </w:instrText>
+          <w:instrText xml:space="preserve"> PAGEREF _Toc242649837 \h </w:instrText>
         </w:r>
         <w:r>
           <w:rPr>
@@ -2131,7 +2131,7 @@
           <w14:ligatures w14:val="standardContextual"/>
         </w:rPr>
       </w:pPr>
-      <w:hyperlink w:anchor="_Toc242459244" w:history="1">
+      <w:hyperlink w:anchor="_Toc242649838" w:history="1">
         <w:r>
           <w:rPr>
             <w:rStyle w:val="aff8"/>
@@ -2158,7 +2158,7 @@
             <w:noProof/>
             <w:webHidden/>
           </w:rPr>
-          <w:instrText xml:space="preserve"> PAGEREF _Toc242459244 \h </w:instrText>
+          <w:instrText xml:space="preserve"> PAGEREF _Toc242649838 \h </w:instrText>
         </w:r>
         <w:r>
           <w:rPr>
@@ -2204,7 +2204,7 @@
           <w14:ligatures w14:val="standardContextual"/>
         </w:rPr>
       </w:pPr>
-      <w:hyperlink w:anchor="_Toc242459245" w:history="1">
+      <w:hyperlink w:anchor="_Toc242649839" w:history="1">
         <w:r>
           <w:rPr>
             <w:rStyle w:val="aff8"/>
@@ -2231,7 +2231,7 @@
             <w:noProof/>
             <w:webHidden/>
           </w:rPr>
-          <w:instrText xml:space="preserve"> PAGEREF _Toc242459245 \h </w:instrText>
+          <w:instrText xml:space="preserve"> PAGEREF _Toc242649839 \h </w:instrText>
         </w:r>
         <w:r>
           <w:rPr>
@@ -2277,7 +2277,7 @@
           <w14:ligatures w14:val="standardContextual"/>
         </w:rPr>
       </w:pPr>
-      <w:hyperlink w:anchor="_Toc242459246" w:history="1">
+      <w:hyperlink w:anchor="_Toc242649840" w:history="1">
         <w:r>
           <w:rPr>
             <w:rStyle w:val="aff8"/>
@@ -2304,7 +2304,7 @@
             <w:noProof/>
             <w:webHidden/>
           </w:rPr>
-          <w:instrText xml:space="preserve"> PAGEREF _Toc242459246 \h </w:instrText>
+          <w:instrText xml:space="preserve"> PAGEREF _Toc242649840 \h </w:instrText>
         </w:r>
         <w:r>
           <w:rPr>
@@ -2350,7 +2350,7 @@
           <w14:ligatures w14:val="standardContextual"/>
         </w:rPr>
       </w:pPr>
-      <w:hyperlink w:anchor="_Toc242459247" w:history="1">
+      <w:hyperlink w:anchor="_Toc242649841" w:history="1">
         <w:r>
           <w:rPr>
             <w:rStyle w:val="aff8"/>
@@ -2377,7 +2377,7 @@
             <w:noProof/>
             <w:webHidden/>
           </w:rPr>
-          <w:instrText xml:space="preserve"> PAGEREF _Toc242459247 \h </w:instrText>
+          <w:instrText xml:space="preserve"> PAGEREF _Toc242649841 \h </w:instrText>
         </w:r>
         <w:r>
           <w:rPr>
@@ -2423,7 +2423,7 @@
           <w14:ligatures w14:val="standardContextual"/>
         </w:rPr>
       </w:pPr>
-      <w:hyperlink w:anchor="_Toc242459248" w:history="1">
+      <w:hyperlink w:anchor="_Toc242649842" w:history="1">
         <w:r>
           <w:rPr>
             <w:rStyle w:val="aff8"/>
@@ -2450,7 +2450,7 @@
             <w:noProof/>
             <w:webHidden/>
           </w:rPr>
-          <w:instrText xml:space="preserve"> PAGEREF _Toc242459248 \h </w:instrText>
+          <w:instrText xml:space="preserve"> PAGEREF _Toc242649842 \h </w:instrText>
         </w:r>
         <w:r>
           <w:rPr>
@@ -2496,7 +2496,7 @@
           <w14:ligatures w14:val="standardContextual"/>
         </w:rPr>
       </w:pPr>
-      <w:hyperlink w:anchor="_Toc242459249" w:history="1">
+      <w:hyperlink w:anchor="_Toc242649843" w:history="1">
         <w:r>
           <w:rPr>
             <w:rStyle w:val="aff8"/>
@@ -2523,7 +2523,7 @@
             <w:noProof/>
             <w:webHidden/>
           </w:rPr>
-          <w:instrText xml:space="preserve"> PAGEREF _Toc242459249 \h </w:instrText>
+          <w:instrText xml:space="preserve"> PAGEREF _Toc242649843 \h </w:instrText>
         </w:r>
         <w:r>
           <w:rPr>
@@ -2569,7 +2569,7 @@
           <w14:ligatures w14:val="standardContextual"/>
         </w:rPr>
       </w:pPr>
-      <w:hyperlink w:anchor="_Toc242459250" w:history="1">
+      <w:hyperlink w:anchor="_Toc242649844" w:history="1">
         <w:r>
           <w:rPr>
             <w:rStyle w:val="aff8"/>
@@ -2596,7 +2596,7 @@
             <w:noProof/>
             <w:webHidden/>
           </w:rPr>
-          <w:instrText xml:space="preserve"> PAGEREF _Toc242459250 \h </w:instrText>
+          <w:instrText xml:space="preserve"> PAGEREF _Toc242649844 \h </w:instrText>
         </w:r>
         <w:r>
           <w:rPr>
@@ -2642,7 +2642,7 @@
           <w14:ligatures w14:val="standardContextual"/>
         </w:rPr>
       </w:pPr>
-      <w:hyperlink w:anchor="_Toc242459251" w:history="1">
+      <w:hyperlink w:anchor="_Toc242649845" w:history="1">
         <w:r>
           <w:rPr>
             <w:rStyle w:val="aff8"/>
@@ -2669,7 +2669,7 @@
             <w:noProof/>
             <w:webHidden/>
           </w:rPr>
-          <w:instrText xml:space="preserve"> PAGEREF _Toc242459251 \h </w:instrText>
+          <w:instrText xml:space="preserve"> PAGEREF _Toc242649845 \h </w:instrText>
         </w:r>
         <w:r>
           <w:rPr>
@@ -2715,7 +2715,7 @@
           <w14:ligatures w14:val="standardContextual"/>
         </w:rPr>
       </w:pPr>
-      <w:hyperlink w:anchor="_Toc242459252" w:history="1">
+      <w:hyperlink w:anchor="_Toc242649846" w:history="1">
         <w:r>
           <w:rPr>
             <w:rStyle w:val="aff8"/>
@@ -2742,7 +2742,7 @@
             <w:noProof/>
             <w:webHidden/>
           </w:rPr>
-          <w:instrText xml:space="preserve"> PAGEREF _Toc242459252 \h </w:instrText>
+          <w:instrText xml:space="preserve"> PAGEREF _Toc242649846 \h </w:instrText>
         </w:r>
         <w:r>
           <w:rPr>
@@ -2788,7 +2788,7 @@
           <w14:ligatures w14:val="standardContextual"/>
         </w:rPr>
       </w:pPr>
-      <w:hyperlink w:anchor="_Toc242459253" w:history="1">
+      <w:hyperlink w:anchor="_Toc242649847" w:history="1">
         <w:r>
           <w:rPr>
             <w:rStyle w:val="aff8"/>
@@ -2815,7 +2815,7 @@
             <w:noProof/>
             <w:webHidden/>
           </w:rPr>
-          <w:instrText xml:space="preserve"> PAGEREF _Toc242459253 \h </w:instrText>
+          <w:instrText xml:space="preserve"> PAGEREF _Toc242649847 \h </w:instrText>
         </w:r>
         <w:r>
           <w:rPr>
@@ -2861,7 +2861,7 @@
           <w14:ligatures w14:val="standardContextual"/>
         </w:rPr>
       </w:pPr>
-      <w:hyperlink w:anchor="_Toc242459254" w:history="1">
+      <w:hyperlink w:anchor="_Toc242649848" w:history="1">
         <w:r>
           <w:rPr>
             <w:rStyle w:val="aff8"/>
@@ -2888,7 +2888,7 @@
             <w:noProof/>
             <w:webHidden/>
           </w:rPr>
-          <w:instrText xml:space="preserve"> PAGEREF _Toc242459254 \h </w:instrText>
+          <w:instrText xml:space="preserve"> PAGEREF _Toc242649848 \h </w:instrText>
         </w:r>
         <w:r>
           <w:rPr>
@@ -2934,7 +2934,7 @@
           <w14:ligatures w14:val="standardContextual"/>
         </w:rPr>
       </w:pPr>
-      <w:hyperlink w:anchor="_Toc242459255" w:history="1">
+      <w:hyperlink w:anchor="_Toc242649849" w:history="1">
         <w:r>
           <w:rPr>
             <w:rStyle w:val="aff8"/>
@@ -2961,7 +2961,7 @@
             <w:noProof/>
             <w:webHidden/>
           </w:rPr>
-          <w:instrText xml:space="preserve"> PAGEREF _Toc242459255 \h </w:instrText>
+          <w:instrText xml:space="preserve"> PAGEREF _Toc242649849 \h </w:instrText>
         </w:r>
         <w:r>
           <w:rPr>
@@ -3007,7 +3007,7 @@
           <w14:ligatures w14:val="standardContextual"/>
         </w:rPr>
       </w:pPr>
-      <w:hyperlink w:anchor="_Toc242459256" w:history="1">
+      <w:hyperlink w:anchor="_Toc242649850" w:history="1">
         <w:r>
           <w:rPr>
             <w:rStyle w:val="aff8"/>
@@ -3034,7 +3034,7 @@
             <w:noProof/>
             <w:webHidden/>
           </w:rPr>
-          <w:instrText xml:space="preserve"> PAGEREF _Toc242459256 \h </w:instrText>
+          <w:instrText xml:space="preserve"> PAGEREF _Toc242649850 \h </w:instrText>
         </w:r>
         <w:r>
           <w:rPr>
@@ -3080,7 +3080,7 @@
           <w14:ligatures w14:val="standardContextual"/>
         </w:rPr>
       </w:pPr>
-      <w:hyperlink w:anchor="_Toc242459257" w:history="1">
+      <w:hyperlink w:anchor="_Toc242649851" w:history="1">
         <w:r>
           <w:rPr>
             <w:rStyle w:val="aff8"/>
@@ -3107,7 +3107,7 @@
             <w:noProof/>
             <w:webHidden/>
           </w:rPr>
-          <w:instrText xml:space="preserve"> PAGEREF _Toc242459257 \h </w:instrText>
+          <w:instrText xml:space="preserve"> PAGEREF _Toc242649851 \h </w:instrText>
         </w:r>
         <w:r>
           <w:rPr>
@@ -3153,7 +3153,7 @@
           <w14:ligatures w14:val="standardContextual"/>
         </w:rPr>
       </w:pPr>
-      <w:hyperlink w:anchor="_Toc242459258" w:history="1">
+      <w:hyperlink w:anchor="_Toc242649852" w:history="1">
         <w:r>
           <w:rPr>
             <w:rStyle w:val="aff8"/>
@@ -3180,7 +3180,7 @@
             <w:noProof/>
             <w:webHidden/>
           </w:rPr>
-          <w:instrText xml:space="preserve"> PAGEREF _Toc242459258 \h </w:instrText>
+          <w:instrText xml:space="preserve"> PAGEREF _Toc242649852 \h </w:instrText>
         </w:r>
         <w:r>
           <w:rPr>
@@ -3226,7 +3226,7 @@
           <w14:ligatures w14:val="standardContextual"/>
         </w:rPr>
       </w:pPr>
-      <w:hyperlink w:anchor="_Toc242459259" w:history="1">
+      <w:hyperlink w:anchor="_Toc242649853" w:history="1">
         <w:r>
           <w:rPr>
             <w:rStyle w:val="aff8"/>
@@ -3253,7 +3253,7 @@
             <w:noProof/>
             <w:webHidden/>
           </w:rPr>
-          <w:instrText xml:space="preserve"> PAGEREF _Toc242459259 \h </w:instrText>
+          <w:instrText xml:space="preserve"> PAGEREF _Toc242649853 \h </w:instrText>
         </w:r>
         <w:r>
           <w:rPr>
@@ -3299,7 +3299,7 @@
           <w14:ligatures w14:val="standardContextual"/>
         </w:rPr>
       </w:pPr>
-      <w:hyperlink w:anchor="_Toc242459260" w:history="1">
+      <w:hyperlink w:anchor="_Toc242649854" w:history="1">
         <w:r>
           <w:rPr>
             <w:rStyle w:val="aff8"/>
@@ -3326,7 +3326,7 @@
             <w:noProof/>
             <w:webHidden/>
           </w:rPr>
-          <w:instrText xml:space="preserve"> PAGEREF _Toc242459260 \h </w:instrText>
+          <w:instrText xml:space="preserve"> PAGEREF _Toc242649854 \h </w:instrText>
         </w:r>
         <w:r>
           <w:rPr>
@@ -3372,7 +3372,7 @@
           <w14:ligatures w14:val="standardContextual"/>
         </w:rPr>
       </w:pPr>
-      <w:hyperlink w:anchor="_Toc242459261" w:history="1">
+      <w:hyperlink w:anchor="_Toc242649855" w:history="1">
         <w:r>
           <w:rPr>
             <w:rStyle w:val="aff8"/>
@@ -3399,7 +3399,7 @@
             <w:noProof/>
             <w:webHidden/>
           </w:rPr>
-          <w:instrText xml:space="preserve"> PAGEREF _Toc242459261 \h </w:instrText>
+          <w:instrText xml:space="preserve"> PAGEREF _Toc242649855 \h </w:instrText>
         </w:r>
         <w:r>
           <w:rPr>
@@ -3445,7 +3445,7 @@
           <w14:ligatures w14:val="standardContextual"/>
         </w:rPr>
       </w:pPr>
-      <w:hyperlink w:anchor="_Toc242459262" w:history="1">
+      <w:hyperlink w:anchor="_Toc242649856" w:history="1">
         <w:r>
           <w:rPr>
             <w:rStyle w:val="aff8"/>
@@ -3472,7 +3472,7 @@
             <w:noProof/>
             <w:webHidden/>
           </w:rPr>
-          <w:instrText xml:space="preserve"> PAGEREF _Toc242459262 \h </w:instrText>
+          <w:instrText xml:space="preserve"> PAGEREF _Toc242649856 \h </w:instrText>
         </w:r>
         <w:r>
           <w:rPr>
@@ -3518,7 +3518,7 @@
           <w14:ligatures w14:val="standardContextual"/>
         </w:rPr>
       </w:pPr>
-      <w:hyperlink w:anchor="_Toc242459263" w:history="1">
+      <w:hyperlink w:anchor="_Toc242649857" w:history="1">
         <w:r>
           <w:rPr>
             <w:rStyle w:val="aff8"/>
@@ -3545,7 +3545,7 @@
             <w:noProof/>
             <w:webHidden/>
           </w:rPr>
-          <w:instrText xml:space="preserve"> PAGEREF _Toc242459263 \h </w:instrText>
+          <w:instrText xml:space="preserve"> PAGEREF _Toc242649857 \h </w:instrText>
         </w:r>
         <w:r>
           <w:rPr>
@@ -3591,7 +3591,7 @@
           <w14:ligatures w14:val="standardContextual"/>
         </w:rPr>
       </w:pPr>
-      <w:hyperlink w:anchor="_Toc242459264" w:history="1">
+      <w:hyperlink w:anchor="_Toc242649858" w:history="1">
         <w:r>
           <w:rPr>
             <w:rStyle w:val="aff8"/>
@@ -3618,7 +3618,7 @@
             <w:noProof/>
             <w:webHidden/>
           </w:rPr>
-          <w:instrText xml:space="preserve"> PAGEREF _Toc242459264 \h </w:instrText>
+          <w:instrText xml:space="preserve"> PAGEREF _Toc242649858 \h </w:instrText>
         </w:r>
         <w:r>
           <w:rPr>
@@ -3664,7 +3664,7 @@
           <w14:ligatures w14:val="standardContextual"/>
         </w:rPr>
       </w:pPr>
-      <w:hyperlink w:anchor="_Toc242459265" w:history="1">
+      <w:hyperlink w:anchor="_Toc242649859" w:history="1">
         <w:r>
           <w:rPr>
             <w:rStyle w:val="aff8"/>
@@ -3691,7 +3691,7 @@
             <w:noProof/>
             <w:webHidden/>
           </w:rPr>
-          <w:instrText xml:space="preserve"> PAGEREF _Toc242459265 \h </w:instrText>
+          <w:instrText xml:space="preserve"> PAGEREF _Toc242649859 \h </w:instrText>
         </w:r>
         <w:r>
           <w:rPr>
@@ -3737,7 +3737,7 @@
           <w14:ligatures w14:val="standardContextual"/>
         </w:rPr>
       </w:pPr>
-      <w:hyperlink w:anchor="_Toc242459266" w:history="1">
+      <w:hyperlink w:anchor="_Toc242649860" w:history="1">
         <w:r>
           <w:rPr>
             <w:rStyle w:val="aff8"/>
@@ -3764,7 +3764,7 @@
             <w:noProof/>
             <w:webHidden/>
           </w:rPr>
-          <w:instrText xml:space="preserve"> PAGEREF _Toc242459266 \h </w:instrText>
+          <w:instrText xml:space="preserve"> PAGEREF _Toc242649860 \h </w:instrText>
         </w:r>
         <w:r>
           <w:rPr>
@@ -3810,7 +3810,7 @@
           <w14:ligatures w14:val="standardContextual"/>
         </w:rPr>
       </w:pPr>
-      <w:hyperlink w:anchor="_Toc242459267" w:history="1">
+      <w:hyperlink w:anchor="_Toc242649861" w:history="1">
         <w:r>
           <w:rPr>
             <w:rStyle w:val="aff8"/>
@@ -3837,7 +3837,7 @@
             <w:noProof/>
             <w:webHidden/>
           </w:rPr>
-          <w:instrText xml:space="preserve"> PAGEREF _Toc242459267 \h </w:instrText>
+          <w:instrText xml:space="preserve"> PAGEREF _Toc242649861 \h </w:instrText>
         </w:r>
         <w:r>
           <w:rPr>
@@ -3883,7 +3883,7 @@
           <w14:ligatures w14:val="standardContextual"/>
         </w:rPr>
       </w:pPr>
-      <w:hyperlink w:anchor="_Toc242459268" w:history="1">
+      <w:hyperlink w:anchor="_Toc242649862" w:history="1">
         <w:r>
           <w:rPr>
             <w:rStyle w:val="aff8"/>
@@ -3910,7 +3910,7 @@
             <w:noProof/>
             <w:webHidden/>
           </w:rPr>
-          <w:instrText xml:space="preserve"> PAGEREF _Toc242459268 \h </w:instrText>
+          <w:instrText xml:space="preserve"> PAGEREF _Toc242649862 \h </w:instrText>
         </w:r>
         <w:r>
           <w:rPr>
@@ -3956,7 +3956,7 @@
           <w14:ligatures w14:val="standardContextual"/>
         </w:rPr>
       </w:pPr>
-      <w:hyperlink w:anchor="_Toc242459269" w:history="1">
+      <w:hyperlink w:anchor="_Toc242649863" w:history="1">
         <w:r>
           <w:rPr>
             <w:rStyle w:val="aff8"/>
@@ -3983,7 +3983,7 @@
             <w:noProof/>
             <w:webHidden/>
           </w:rPr>
-          <w:instrText xml:space="preserve"> PAGEREF _Toc242459269 \h </w:instrText>
+          <w:instrText xml:space="preserve"> PAGEREF _Toc242649863 \h </w:instrText>
         </w:r>
         <w:r>
           <w:rPr>
@@ -4029,7 +4029,7 @@
           <w14:ligatures w14:val="standardContextual"/>
         </w:rPr>
       </w:pPr>
-      <w:hyperlink w:anchor="_Toc242459270" w:history="1">
+      <w:hyperlink w:anchor="_Toc242649864" w:history="1">
         <w:r>
           <w:rPr>
             <w:rStyle w:val="aff8"/>
@@ -4056,7 +4056,7 @@
             <w:noProof/>
             <w:webHidden/>
           </w:rPr>
-          <w:instrText xml:space="preserve"> PAGEREF _Toc242459270 \h </w:instrText>
+          <w:instrText xml:space="preserve"> PAGEREF _Toc242649864 \h </w:instrText>
         </w:r>
         <w:r>
           <w:rPr>
@@ -4102,7 +4102,7 @@
           <w14:ligatures w14:val="standardContextual"/>
         </w:rPr>
       </w:pPr>
-      <w:hyperlink w:anchor="_Toc242459271" w:history="1">
+      <w:hyperlink w:anchor="_Toc242649865" w:history="1">
         <w:r>
           <w:rPr>
             <w:rStyle w:val="aff8"/>
@@ -4129,7 +4129,7 @@
             <w:noProof/>
             <w:webHidden/>
           </w:rPr>
-          <w:instrText xml:space="preserve"> PAGEREF _Toc242459271 \h </w:instrText>
+          <w:instrText xml:space="preserve"> PAGEREF _Toc242649865 \h </w:instrText>
         </w:r>
         <w:r>
           <w:rPr>
@@ -4175,7 +4175,7 @@
           <w14:ligatures w14:val="standardContextual"/>
         </w:rPr>
       </w:pPr>
-      <w:hyperlink w:anchor="_Toc242459272" w:history="1">
+      <w:hyperlink w:anchor="_Toc242649866" w:history="1">
         <w:r>
           <w:rPr>
             <w:rStyle w:val="aff8"/>
@@ -4202,7 +4202,7 @@
             <w:noProof/>
             <w:webHidden/>
           </w:rPr>
-          <w:instrText xml:space="preserve"> PAGEREF _Toc242459272 \h </w:instrText>
+          <w:instrText xml:space="preserve"> PAGEREF _Toc242649866 \h </w:instrText>
         </w:r>
         <w:r>
           <w:rPr>
@@ -4248,7 +4248,7 @@
           <w14:ligatures w14:val="standardContextual"/>
         </w:rPr>
       </w:pPr>
-      <w:hyperlink w:anchor="_Toc242459273" w:history="1">
+      <w:hyperlink w:anchor="_Toc242649867" w:history="1">
         <w:r>
           <w:rPr>
             <w:rStyle w:val="aff8"/>
@@ -4275,7 +4275,7 @@
             <w:noProof/>
             <w:webHidden/>
           </w:rPr>
-          <w:instrText xml:space="preserve"> PAGEREF _Toc242459273 \h </w:instrText>
+          <w:instrText xml:space="preserve"> PAGEREF _Toc242649867 \h </w:instrText>
         </w:r>
         <w:r>
           <w:rPr>
@@ -4321,7 +4321,7 @@
           <w14:ligatures w14:val="standardContextual"/>
         </w:rPr>
       </w:pPr>
-      <w:hyperlink w:anchor="_Toc242459274" w:history="1">
+      <w:hyperlink w:anchor="_Toc242649868" w:history="1">
         <w:r>
           <w:rPr>
             <w:rStyle w:val="aff8"/>
@@ -4348,7 +4348,7 @@
             <w:noProof/>
             <w:webHidden/>
           </w:rPr>
-          <w:instrText xml:space="preserve"> PAGEREF _Toc242459274 \h </w:instrText>
+          <w:instrText xml:space="preserve"> PAGEREF _Toc242649868 \h </w:instrText>
         </w:r>
         <w:r>
           <w:rPr>
@@ -4394,7 +4394,7 @@
           <w14:ligatures w14:val="standardContextual"/>
         </w:rPr>
       </w:pPr>
-      <w:hyperlink w:anchor="_Toc242459275" w:history="1">
+      <w:hyperlink w:anchor="_Toc242649869" w:history="1">
         <w:r>
           <w:rPr>
             <w:rStyle w:val="aff8"/>
@@ -4421,7 +4421,7 @@
             <w:noProof/>
             <w:webHidden/>
           </w:rPr>
-          <w:instrText xml:space="preserve"> PAGEREF _Toc242459275 \h </w:instrText>
+          <w:instrText xml:space="preserve"> PAGEREF _Toc242649869 \h </w:instrText>
         </w:r>
         <w:r>
           <w:rPr>
@@ -4467,7 +4467,7 @@
           <w14:ligatures w14:val="standardContextual"/>
         </w:rPr>
       </w:pPr>
-      <w:hyperlink w:anchor="_Toc242459276" w:history="1">
+      <w:hyperlink w:anchor="_Toc242649870" w:history="1">
         <w:r>
           <w:rPr>
             <w:rStyle w:val="aff8"/>
@@ -4494,7 +4494,7 @@
             <w:noProof/>
             <w:webHidden/>
           </w:rPr>
-          <w:instrText xml:space="preserve"> PAGEREF _Toc242459276 \h </w:instrText>
+          <w:instrText xml:space="preserve"> PAGEREF _Toc242649870 \h </w:instrText>
         </w:r>
         <w:r>
           <w:rPr>
@@ -4540,7 +4540,7 @@
           <w14:ligatures w14:val="standardContextual"/>
         </w:rPr>
       </w:pPr>
-      <w:hyperlink w:anchor="_Toc242459277" w:history="1">
+      <w:hyperlink w:anchor="_Toc242649871" w:history="1">
         <w:r>
           <w:rPr>
             <w:rStyle w:val="aff8"/>
@@ -4567,7 +4567,7 @@
             <w:noProof/>
             <w:webHidden/>
           </w:rPr>
-          <w:instrText xml:space="preserve"> PAGEREF _Toc242459277 \h </w:instrText>
+          <w:instrText xml:space="preserve"> PAGEREF _Toc242649871 \h </w:instrText>
         </w:r>
         <w:r>
           <w:rPr>
@@ -4613,7 +4613,7 @@
           <w14:ligatures w14:val="standardContextual"/>
         </w:rPr>
       </w:pPr>
-      <w:hyperlink w:anchor="_Toc242459278" w:history="1">
+      <w:hyperlink w:anchor="_Toc242649872" w:history="1">
         <w:r>
           <w:rPr>
             <w:rStyle w:val="aff8"/>
@@ -4640,7 +4640,7 @@
             <w:noProof/>
             <w:webHidden/>
           </w:rPr>
-          <w:instrText xml:space="preserve"> PAGEREF _Toc242459278 \h </w:instrText>
+          <w:instrText xml:space="preserve"> PAGEREF _Toc242649872 \h </w:instrText>
         </w:r>
         <w:r>
           <w:rPr>
@@ -4686,7 +4686,7 @@
           <w14:ligatures w14:val="standardContextual"/>
         </w:rPr>
       </w:pPr>
-      <w:hyperlink w:anchor="_Toc242459279" w:history="1">
+      <w:hyperlink w:anchor="_Toc242649873" w:history="1">
         <w:r>
           <w:rPr>
             <w:rStyle w:val="aff8"/>
@@ -4713,7 +4713,7 @@
             <w:noProof/>
             <w:webHidden/>
           </w:rPr>
-          <w:instrText xml:space="preserve"> PAGEREF _Toc242459279 \h </w:instrText>
+          <w:instrText xml:space="preserve"> PAGEREF _Toc242649873 \h </w:instrText>
         </w:r>
         <w:r>
           <w:rPr>
@@ -4759,7 +4759,7 @@
           <w14:ligatures w14:val="standardContextual"/>
         </w:rPr>
       </w:pPr>
-      <w:hyperlink w:anchor="_Toc242459280" w:history="1">
+      <w:hyperlink w:anchor="_Toc242649874" w:history="1">
         <w:r>
           <w:rPr>
             <w:rStyle w:val="aff8"/>
@@ -4786,7 +4786,7 @@
             <w:noProof/>
             <w:webHidden/>
           </w:rPr>
-          <w:instrText xml:space="preserve"> PAGEREF _Toc242459280 \h </w:instrText>
+          <w:instrText xml:space="preserve"> PAGEREF _Toc242649874 \h </w:instrText>
         </w:r>
         <w:r>
           <w:rPr>
@@ -4832,7 +4832,7 @@
           <w14:ligatures w14:val="standardContextual"/>
         </w:rPr>
       </w:pPr>
-      <w:hyperlink w:anchor="_Toc242459281" w:history="1">
+      <w:hyperlink w:anchor="_Toc242649875" w:history="1">
         <w:r>
           <w:rPr>
             <w:rStyle w:val="aff8"/>
@@ -4859,7 +4859,7 @@
             <w:noProof/>
             <w:webHidden/>
           </w:rPr>
-          <w:instrText xml:space="preserve"> PAGEREF _Toc242459281 \h </w:instrText>
+          <w:instrText xml:space="preserve"> PAGEREF _Toc242649875 \h </w:instrText>
         </w:r>
         <w:r>
           <w:rPr>
@@ -4905,7 +4905,7 @@
           <w14:ligatures w14:val="standardContextual"/>
         </w:rPr>
       </w:pPr>
-      <w:hyperlink w:anchor="_Toc242459282" w:history="1">
+      <w:hyperlink w:anchor="_Toc242649876" w:history="1">
         <w:r>
           <w:rPr>
             <w:rStyle w:val="aff8"/>
@@ -4932,7 +4932,7 @@
             <w:noProof/>
             <w:webHidden/>
           </w:rPr>
-          <w:instrText xml:space="preserve"> PAGEREF _Toc242459282 \h </w:instrText>
+          <w:instrText xml:space="preserve"> PAGEREF _Toc242649876 \h </w:instrText>
         </w:r>
         <w:r>
           <w:rPr>
@@ -4978,7 +4978,7 @@
           <w14:ligatures w14:val="standardContextual"/>
         </w:rPr>
       </w:pPr>
-      <w:hyperlink w:anchor="_Toc242459283" w:history="1">
+      <w:hyperlink w:anchor="_Toc242649877" w:history="1">
         <w:r>
           <w:rPr>
             <w:rStyle w:val="aff8"/>
@@ -5005,7 +5005,7 @@
             <w:noProof/>
             <w:webHidden/>
           </w:rPr>
-          <w:instrText xml:space="preserve"> PAGEREF _Toc242459283 \h </w:instrText>
+          <w:instrText xml:space="preserve"> PAGEREF _Toc242649877 \h </w:instrText>
         </w:r>
         <w:r>
           <w:rPr>
@@ -5051,7 +5051,7 @@
           <w14:ligatures w14:val="standardContextual"/>
         </w:rPr>
       </w:pPr>
-      <w:hyperlink w:anchor="_Toc242459284" w:history="1">
+      <w:hyperlink w:anchor="_Toc242649878" w:history="1">
         <w:r>
           <w:rPr>
             <w:rStyle w:val="aff8"/>
@@ -5078,7 +5078,7 @@
             <w:noProof/>
             <w:webHidden/>
           </w:rPr>
-          <w:instrText xml:space="preserve"> PAGEREF _Toc242459284 \h </w:instrText>
+          <w:instrText xml:space="preserve"> PAGEREF _Toc242649878 \h </w:instrText>
         </w:r>
         <w:r>
           <w:rPr>
@@ -5124,7 +5124,7 @@
           <w14:ligatures w14:val="standardContextual"/>
         </w:rPr>
       </w:pPr>
-      <w:hyperlink w:anchor="_Toc242459285" w:history="1">
+      <w:hyperlink w:anchor="_Toc242649879" w:history="1">
         <w:r>
           <w:rPr>
             <w:rStyle w:val="aff8"/>
@@ -5151,7 +5151,7 @@
             <w:noProof/>
             <w:webHidden/>
           </w:rPr>
-          <w:instrText xml:space="preserve"> PAGEREF _Toc242459285 \h </w:instrText>
+          <w:instrText xml:space="preserve"> PAGEREF _Toc242649879 \h </w:instrText>
         </w:r>
         <w:r>
           <w:rPr>
@@ -5197,7 +5197,7 @@
           <w14:ligatures w14:val="standardContextual"/>
         </w:rPr>
       </w:pPr>
-      <w:hyperlink w:anchor="_Toc242459286" w:history="1">
+      <w:hyperlink w:anchor="_Toc242649880" w:history="1">
         <w:r>
           <w:rPr>
             <w:rStyle w:val="aff8"/>
@@ -5224,7 +5224,7 @@
             <w:noProof/>
             <w:webHidden/>
           </w:rPr>
-          <w:instrText xml:space="preserve"> PAGEREF _Toc242459286 \h </w:instrText>
+          <w:instrText xml:space="preserve"> PAGEREF _Toc242649880 \h </w:instrText>
         </w:r>
         <w:r>
           <w:rPr>
@@ -5270,7 +5270,7 @@
           <w14:ligatures w14:val="standardContextual"/>
         </w:rPr>
       </w:pPr>
-      <w:hyperlink w:anchor="_Toc242459287" w:history="1">
+      <w:hyperlink w:anchor="_Toc242649881" w:history="1">
         <w:r>
           <w:rPr>
             <w:rStyle w:val="aff8"/>
@@ -5297,7 +5297,7 @@
             <w:noProof/>
             <w:webHidden/>
           </w:rPr>
-          <w:instrText xml:space="preserve"> PAGEREF _Toc242459287 \h </w:instrText>
+          <w:instrText xml:space="preserve"> PAGEREF _Toc242649881 \h </w:instrText>
         </w:r>
         <w:r>
           <w:rPr>
@@ -5343,7 +5343,7 @@
           <w14:ligatures w14:val="standardContextual"/>
         </w:rPr>
       </w:pPr>
-      <w:hyperlink w:anchor="_Toc242459288" w:history="1">
+      <w:hyperlink w:anchor="_Toc242649882" w:history="1">
         <w:r>
           <w:rPr>
             <w:rStyle w:val="aff8"/>
@@ -5370,7 +5370,7 @@
             <w:noProof/>
             <w:webHidden/>
           </w:rPr>
-          <w:instrText xml:space="preserve"> PAGEREF _Toc242459288 \h </w:instrText>
+          <w:instrText xml:space="preserve"> PAGEREF _Toc242649882 \h </w:instrText>
         </w:r>
         <w:r>
           <w:rPr>
@@ -5416,7 +5416,7 @@
           <w14:ligatures w14:val="standardContextual"/>
         </w:rPr>
       </w:pPr>
-      <w:hyperlink w:anchor="_Toc242459289" w:history="1">
+      <w:hyperlink w:anchor="_Toc242649883" w:history="1">
         <w:r>
           <w:rPr>
             <w:rStyle w:val="aff8"/>
@@ -5443,7 +5443,7 @@
             <w:noProof/>
             <w:webHidden/>
           </w:rPr>
-          <w:instrText xml:space="preserve"> PAGEREF _Toc242459289 \h </w:instrText>
+          <w:instrText xml:space="preserve"> PAGEREF _Toc242649883 \h </w:instrText>
         </w:r>
         <w:r>
           <w:rPr>
@@ -5489,7 +5489,7 @@
         <w:ind w:firstLine="0"/>
         <w:jc w:val="center"/>
       </w:pPr>
-      <w:bookmarkStart w:id="0" w:name="_Toc242459219"/>
+      <w:bookmarkStart w:id="0" w:name="_Toc242649813"/>
       <w:r>
         <w:lastRenderedPageBreak/>
         <w:t>ПЕРЕЧЕНЬ ТЕРМИНОВ И СОКРАЩЕНИЙ</w:t>
@@ -6751,7 +6751,7 @@
         <w:pStyle w:val="1"/>
         <w:pageBreakBefore/>
       </w:pPr>
-      <w:bookmarkStart w:id="1" w:name="_Toc242459220"/>
+      <w:bookmarkStart w:id="1" w:name="_Toc242649814"/>
       <w:r>
         <w:lastRenderedPageBreak/>
         <w:t>1 Исходные положения</w:t>
@@ -6762,7 +6762,7 @@
       <w:pPr>
         <w:pStyle w:val="21"/>
       </w:pPr>
-      <w:bookmarkStart w:id="2" w:name="_Toc242459221"/>
+      <w:bookmarkStart w:id="2" w:name="_Toc242649815"/>
       <w:r>
         <w:t>1.1 Назначение документа</w:t>
       </w:r>
@@ -6777,7 +6777,7 @@
       <w:pPr>
         <w:pStyle w:val="21"/>
       </w:pPr>
-      <w:bookmarkStart w:id="3" w:name="_Toc242459222"/>
+      <w:bookmarkStart w:id="3" w:name="_Toc242649816"/>
       <w:r>
         <w:t>1.2 Сведения об объекте автоматизации</w:t>
       </w:r>
@@ -6792,7 +6792,7 @@
       <w:pPr>
         <w:pStyle w:val="21"/>
       </w:pPr>
-      <w:bookmarkStart w:id="4" w:name="_Toc242459223"/>
+      <w:bookmarkStart w:id="4" w:name="_Toc242649817"/>
       <w:r>
         <w:t>1.3 Категории пользователей</w:t>
       </w:r>
@@ -7293,7 +7293,7 @@
         <w:pStyle w:val="1"/>
         <w:pageBreakBefore/>
       </w:pPr>
-      <w:bookmarkStart w:id="5" w:name="_Toc242459224"/>
+      <w:bookmarkStart w:id="5" w:name="_Toc242649818"/>
       <w:r>
         <w:lastRenderedPageBreak/>
         <w:t>2 Цели автоматизированной системы и автоматизированные функции</w:t>
@@ -7599,7 +7599,7 @@
         <w:pStyle w:val="1"/>
         <w:pageBreakBefore/>
       </w:pPr>
-      <w:bookmarkStart w:id="6" w:name="_Toc242459225"/>
+      <w:bookmarkStart w:id="6" w:name="_Toc242649819"/>
       <w:r>
         <w:lastRenderedPageBreak/>
         <w:t>3 Характеристика функциональной структуры</w:t>
@@ -7610,7 +7610,7 @@
       <w:pPr>
         <w:pStyle w:val="21"/>
       </w:pPr>
-      <w:bookmarkStart w:id="7" w:name="_Toc242459226"/>
+      <w:bookmarkStart w:id="7" w:name="_Toc242649820"/>
       <w:r>
         <w:t>3.1 Перечень подсистем и функций</w:t>
       </w:r>
@@ -9905,7 +9905,7 @@
       <w:pPr>
         <w:pStyle w:val="21"/>
       </w:pPr>
-      <w:bookmarkStart w:id="8" w:name="_Toc242459227"/>
+      <w:bookmarkStart w:id="8" w:name="_Toc242649821"/>
       <w:r>
         <w:lastRenderedPageBreak/>
         <w:t>3.2 Последовательность выполнения функций</w:t>
@@ -9976,7 +9976,7 @@
       <w:pPr>
         <w:pStyle w:val="21"/>
       </w:pPr>
-      <w:bookmarkStart w:id="9" w:name="_Toc242459228"/>
+      <w:bookmarkStart w:id="9" w:name="_Toc242649822"/>
       <w:r>
         <w:t>3.3 Сквозные правила</w:t>
       </w:r>
@@ -10022,7 +10022,7 @@
         <w:pStyle w:val="1"/>
         <w:pageBreakBefore/>
       </w:pPr>
-      <w:bookmarkStart w:id="10" w:name="_Toc242459229"/>
+      <w:bookmarkStart w:id="10" w:name="_Toc242649823"/>
       <w:r>
         <w:lastRenderedPageBreak/>
         <w:t>4 Подсистема «Организационная структура и права доступа»</w:t>
@@ -10033,7 +10033,7 @@
       <w:pPr>
         <w:pStyle w:val="21"/>
       </w:pPr>
-      <w:bookmarkStart w:id="11" w:name="_Toc242459230"/>
+      <w:bookmarkStart w:id="11" w:name="_Toc242649824"/>
       <w:r>
         <w:t>4.1 ОРГ-01 Вход в систему и выход</w:t>
       </w:r>
@@ -10123,7 +10123,7 @@
       <w:pPr>
         <w:pStyle w:val="21"/>
       </w:pPr>
-      <w:bookmarkStart w:id="12" w:name="_Toc242459231"/>
+      <w:bookmarkStart w:id="12" w:name="_Toc242649825"/>
       <w:r>
         <w:t>4.2 ОРГ-02 Восстановление и смена пароля</w:t>
       </w:r>
@@ -10179,7 +10179,7 @@
       <w:pPr>
         <w:pStyle w:val="21"/>
       </w:pPr>
-      <w:bookmarkStart w:id="13" w:name="_Toc242459232"/>
+      <w:bookmarkStart w:id="13" w:name="_Toc242649826"/>
       <w:r>
         <w:t>4.3 ОРГ-03 Ведение компаний</w:t>
       </w:r>
@@ -10209,7 +10209,7 @@
       <w:pPr>
         <w:pStyle w:val="21"/>
       </w:pPr>
-      <w:bookmarkStart w:id="14" w:name="_Toc242459233"/>
+      <w:bookmarkStart w:id="14" w:name="_Toc242649827"/>
       <w:r>
         <w:t>4.4 ОРГ-04 Ведение отделов</w:t>
       </w:r>
@@ -10239,7 +10239,7 @@
       <w:pPr>
         <w:pStyle w:val="21"/>
       </w:pPr>
-      <w:bookmarkStart w:id="15" w:name="_Toc242459234"/>
+      <w:bookmarkStart w:id="15" w:name="_Toc242649828"/>
       <w:r>
         <w:t>4.5 ОРГ-05 Ведение пользователей</w:t>
       </w:r>
@@ -10289,7 +10289,7 @@
       <w:pPr>
         <w:pStyle w:val="21"/>
       </w:pPr>
-      <w:bookmarkStart w:id="16" w:name="_Toc242459235"/>
+      <w:bookmarkStart w:id="16" w:name="_Toc242649829"/>
       <w:r>
         <w:t>4.6 ОРГ-06 Ведение ролей и разрешений</w:t>
       </w:r>
@@ -10345,7 +10345,7 @@
       <w:pPr>
         <w:pStyle w:val="21"/>
       </w:pPr>
-      <w:bookmarkStart w:id="17" w:name="_Toc242459236"/>
+      <w:bookmarkStart w:id="17" w:name="_Toc242649830"/>
       <w:r>
         <w:t>4.7 ОРГ-07 Разграничение доступа к данным</w:t>
       </w:r>
@@ -10433,7 +10433,7 @@
       <w:pPr>
         <w:pStyle w:val="21"/>
       </w:pPr>
-      <w:bookmarkStart w:id="18" w:name="_Toc242459237"/>
+      <w:bookmarkStart w:id="18" w:name="_Toc242649831"/>
       <w:r>
         <w:t>4.8 ОРГ-08 Журнал изменений прав доступа</w:t>
       </w:r>
@@ -10454,7 +10454,7 @@
         <w:pStyle w:val="1"/>
         <w:pageBreakBefore/>
       </w:pPr>
-      <w:bookmarkStart w:id="19" w:name="_Toc242459238"/>
+      <w:bookmarkStart w:id="19" w:name="_Toc242649832"/>
       <w:r>
         <w:lastRenderedPageBreak/>
         <w:t>5 Подсистема «Каталог недвижимости»</w:t>
@@ -10465,7 +10465,7 @@
       <w:pPr>
         <w:pStyle w:val="21"/>
       </w:pPr>
-      <w:bookmarkStart w:id="20" w:name="_Toc242459239"/>
+      <w:bookmarkStart w:id="20" w:name="_Toc242649833"/>
       <w:r>
         <w:t>5.1 КАТ-01 Ведение проектов</w:t>
       </w:r>
@@ -10495,7 +10495,7 @@
       <w:pPr>
         <w:pStyle w:val="21"/>
       </w:pPr>
-      <w:bookmarkStart w:id="21" w:name="_Toc242459240"/>
+      <w:bookmarkStart w:id="21" w:name="_Toc242649834"/>
       <w:r>
         <w:t>5.2 КАТ-02 Ведение домов</w:t>
       </w:r>
@@ -10525,7 +10525,7 @@
       <w:pPr>
         <w:pStyle w:val="21"/>
       </w:pPr>
-      <w:bookmarkStart w:id="22" w:name="_Toc242459241"/>
+      <w:bookmarkStart w:id="22" w:name="_Toc242649835"/>
       <w:r>
         <w:t>5.3 КАТ-03 Загрузка объектов из шаблона</w:t>
       </w:r>
@@ -10586,7 +10586,7 @@
       <w:pPr>
         <w:pStyle w:val="21"/>
       </w:pPr>
-      <w:bookmarkStart w:id="23" w:name="_Toc242459242"/>
+      <w:bookmarkStart w:id="23" w:name="_Toc242649836"/>
       <w:r>
         <w:t>5.4 КАТ-04 Шахматка и карточка объекта</w:t>
       </w:r>
@@ -11022,7 +11022,7 @@
       <w:pPr>
         <w:pStyle w:val="21"/>
       </w:pPr>
-      <w:bookmarkStart w:id="24" w:name="_Toc242459243"/>
+      <w:bookmarkStart w:id="24" w:name="_Toc242649837"/>
       <w:r>
         <w:t>5.5 КАТ-05 Вывод объекта из продажи (резерв)</w:t>
       </w:r>
@@ -11067,7 +11067,7 @@
       <w:pPr>
         <w:pStyle w:val="21"/>
       </w:pPr>
-      <w:bookmarkStart w:id="25" w:name="_Toc242459244"/>
+      <w:bookmarkStart w:id="25" w:name="_Toc242649838"/>
       <w:r>
         <w:t>5.6 КАТ-06 Ведение планировок</w:t>
       </w:r>
@@ -11107,7 +11107,7 @@
       <w:pPr>
         <w:pStyle w:val="21"/>
       </w:pPr>
-      <w:bookmarkStart w:id="26" w:name="_Toc242459245"/>
+      <w:bookmarkStart w:id="26" w:name="_Toc242649839"/>
       <w:r>
         <w:t>5.7 КАТ-07 Ведение галерей</w:t>
       </w:r>
@@ -11133,7 +11133,7 @@
       <w:pPr>
         <w:pStyle w:val="21"/>
       </w:pPr>
-      <w:bookmarkStart w:id="27" w:name="_Toc242459246"/>
+      <w:bookmarkStart w:id="27" w:name="_Toc242649840"/>
       <w:r>
         <w:t>5.8 КАТ-08 Ведение скидок</w:t>
       </w:r>
@@ -11189,7 +11189,7 @@
         <w:pStyle w:val="1"/>
         <w:pageBreakBefore/>
       </w:pPr>
-      <w:bookmarkStart w:id="28" w:name="_Toc242459247"/>
+      <w:bookmarkStart w:id="28" w:name="_Toc242649841"/>
       <w:r>
         <w:lastRenderedPageBreak/>
         <w:t>6 Подсистема «Работа с клиентами»</w:t>
@@ -11200,7 +11200,7 @@
       <w:pPr>
         <w:pStyle w:val="21"/>
       </w:pPr>
-      <w:bookmarkStart w:id="29" w:name="_Toc242459248"/>
+      <w:bookmarkStart w:id="29" w:name="_Toc242649842"/>
       <w:r>
         <w:t>6.1 КЛИ-01 Ведение клиентов</w:t>
       </w:r>
@@ -11265,7 +11265,7 @@
       <w:pPr>
         <w:pStyle w:val="21"/>
       </w:pPr>
-      <w:bookmarkStart w:id="30" w:name="_Toc242459249"/>
+      <w:bookmarkStart w:id="30" w:name="_Toc242649843"/>
       <w:r>
         <w:t>6.2 КЛИ-02 Ведение заявок</w:t>
       </w:r>
@@ -11321,7 +11321,7 @@
       <w:pPr>
         <w:pStyle w:val="21"/>
       </w:pPr>
-      <w:bookmarkStart w:id="31" w:name="_Toc242459250"/>
+      <w:bookmarkStart w:id="31" w:name="_Toc242649844"/>
       <w:r>
         <w:t>6.3 КЛИ-03 Канбан-доска заявок</w:t>
       </w:r>
@@ -11346,7 +11346,7 @@
       <w:pPr>
         <w:pStyle w:val="21"/>
       </w:pPr>
-      <w:bookmarkStart w:id="32" w:name="_Toc242459251"/>
+      <w:bookmarkStart w:id="32" w:name="_Toc242649845"/>
       <w:r>
         <w:t>6.4 КЛИ-04 Ведение встреч</w:t>
       </w:r>
@@ -11401,7 +11401,7 @@
       <w:pPr>
         <w:pStyle w:val="21"/>
       </w:pPr>
-      <w:bookmarkStart w:id="33" w:name="_Toc242459252"/>
+      <w:bookmarkStart w:id="33" w:name="_Toc242649846"/>
       <w:r>
         <w:t>6.5 КЛИ-05 Ведение справочников заявок</w:t>
       </w:r>
@@ -11428,7 +11428,7 @@
         <w:pStyle w:val="1"/>
         <w:pageBreakBefore/>
       </w:pPr>
-      <w:bookmarkStart w:id="34" w:name="_Toc242459253"/>
+      <w:bookmarkStart w:id="34" w:name="_Toc242649847"/>
       <w:r>
         <w:lastRenderedPageBreak/>
         <w:t>7 Подсистема «Сделки»</w:t>
@@ -11439,7 +11439,7 @@
       <w:pPr>
         <w:pStyle w:val="21"/>
       </w:pPr>
-      <w:bookmarkStart w:id="35" w:name="_Toc242459254"/>
+      <w:bookmarkStart w:id="35" w:name="_Toc242649848"/>
       <w:r>
         <w:t>7.1 СДЕ-01 Создание брони</w:t>
       </w:r>
@@ -11499,7 +11499,7 @@
       <w:pPr>
         <w:pStyle w:val="21"/>
       </w:pPr>
-      <w:bookmarkStart w:id="36" w:name="_Toc242459255"/>
+      <w:bookmarkStart w:id="36" w:name="_Toc242649849"/>
       <w:r>
         <w:t>7.2 СДЕ-02 Условия сделки и применение скидок</w:t>
       </w:r>
@@ -11570,7 +11570,7 @@
       <w:pPr>
         <w:pStyle w:val="21"/>
       </w:pPr>
-      <w:bookmarkStart w:id="37" w:name="_Toc242459256"/>
+      <w:bookmarkStart w:id="37" w:name="_Toc242649850"/>
       <w:r>
         <w:t>7.3 СДЕ-03 Реквизиты договора и закрытие сделки</w:t>
       </w:r>
@@ -11620,7 +11620,7 @@
       <w:pPr>
         <w:pStyle w:val="21"/>
       </w:pPr>
-      <w:bookmarkStart w:id="38" w:name="_Toc242459257"/>
+      <w:bookmarkStart w:id="38" w:name="_Toc242649851"/>
       <w:r>
         <w:t>7.4 СДЕ-04 Отмена и расторжение сделки</w:t>
       </w:r>
@@ -11702,7 +11702,7 @@
         <w:pStyle w:val="1"/>
         <w:pageBreakBefore/>
       </w:pPr>
-      <w:bookmarkStart w:id="39" w:name="_Toc242459258"/>
+      <w:bookmarkStart w:id="39" w:name="_Toc242649852"/>
       <w:r>
         <w:lastRenderedPageBreak/>
         <w:t>8 Подсистема «Финансы»</w:t>
@@ -11713,7 +11713,7 @@
       <w:pPr>
         <w:pStyle w:val="21"/>
       </w:pPr>
-      <w:bookmarkStart w:id="40" w:name="_Toc242459259"/>
+      <w:bookmarkStart w:id="40" w:name="_Toc242649853"/>
       <w:r>
         <w:t>8.1 ФИН-01 Ведение графика платежей</w:t>
       </w:r>
@@ -11788,7 +11788,7 @@
       <w:pPr>
         <w:pStyle w:val="21"/>
       </w:pPr>
-      <w:bookmarkStart w:id="41" w:name="_Toc242459260"/>
+      <w:bookmarkStart w:id="41" w:name="_Toc242649854"/>
       <w:r>
         <w:t>8.2 ФИН-02 Отметка оплаты</w:t>
       </w:r>
@@ -11844,7 +11844,7 @@
       <w:pPr>
         <w:pStyle w:val="21"/>
       </w:pPr>
-      <w:bookmarkStart w:id="42" w:name="_Toc242459261"/>
+      <w:bookmarkStart w:id="42" w:name="_Toc242649855"/>
       <w:r>
         <w:t>8.3 ФИН-03 Учёт просрочки</w:t>
       </w:r>
@@ -11864,7 +11864,7 @@
       <w:pPr>
         <w:pStyle w:val="21"/>
       </w:pPr>
-      <w:bookmarkStart w:id="43" w:name="_Toc242459262"/>
+      <w:bookmarkStart w:id="43" w:name="_Toc242649856"/>
       <w:r>
         <w:t>8.4 ФИН-04 Учёт возвратов</w:t>
       </w:r>
@@ -11894,7 +11894,7 @@
       <w:pPr>
         <w:pStyle w:val="21"/>
       </w:pPr>
-      <w:bookmarkStart w:id="44" w:name="_Toc242459263"/>
+      <w:bookmarkStart w:id="44" w:name="_Toc242649857"/>
       <w:r>
         <w:t>8.5 ФИН-05 Список и сводная таблица платежей</w:t>
       </w:r>
@@ -11925,7 +11925,7 @@
       <w:pPr>
         <w:pStyle w:val="21"/>
       </w:pPr>
-      <w:bookmarkStart w:id="45" w:name="_Toc242459264"/>
+      <w:bookmarkStart w:id="45" w:name="_Toc242649858"/>
       <w:r>
         <w:t>8.6 ФИН-06 Ведение финансовых справочников</w:t>
       </w:r>
@@ -11975,7 +11975,7 @@
       <w:pPr>
         <w:pStyle w:val="21"/>
       </w:pPr>
-      <w:bookmarkStart w:id="46" w:name="_Toc242459265"/>
+      <w:bookmarkStart w:id="46" w:name="_Toc242649859"/>
       <w:r>
         <w:t>8.7 ФИН-07 Валюты и курсы</w:t>
       </w:r>
@@ -11988,7 +11988,7 @@
     </w:p>
     <w:p>
       <w:r>
-        <w:t>Входная информация: валюта сделок компании; поддерживаемые валюты; ручной курс: валюта, дата, курс (сумов за единицу валюты).</w:t>
+        <w:t>Входная информация: валюта сделок компании; поддерживаемые валюты; источник курса — ЦБ или ручной курс компании; ручной курс: валюта, дата, курс (сумов за единицу валюты).</w:t>
       </w:r>
     </w:p>
     <w:p>
@@ -12014,29 +12014,32 @@
     </w:p>
     <w:p>
       <w:r>
-        <w:t>в) для пересчёта на дату берётся последний курс не позже этой даты; ручной курс компании на ту же дату имеет приоритет над курсом ЦБ и действует только в своей компании;</w:t>
-      </w:r>
-    </w:p>
-    <w:p>
-      <w:r>
-        <w:t>г) если курса нет или ближайший курс старше 7 дней, при брони и сохранении графика система пытается загрузить курс ЦБ; при неудаче операция отклоняется с указанием валюты и даты, а следующая попытка загрузки по требованию выполняется не раньше чем через 10 минут (регламентное задание и кнопка «Обновить курсы ЦБ» пробуют всегда); отчёты и дашборд курсы не загружают и сообщают о валютах без курса;</w:t>
-      </w:r>
-    </w:p>
-    <w:p>
-      <w:r>
-        <w:t>д) курсы ЦБ общие для всех компаний и не удаляются; ручной курс удаляется, после чего на его дату снова действует курс ЦБ;</w:t>
-      </w:r>
-    </w:p>
-    <w:p>
-      <w:r>
-        <w:t>е) изменение настроек валют требует разрешения «Редактирование», ввод ручного курса — «Добавление», загрузка курсов ЦБ по кнопке — «Добавление» или «Редактирование», удаление ручного курса — «Удаление» на ресурс «Курсы валют».</w:t>
+        <w:t>в) источник курсов выбирает компания, и источники не смешиваются: при источнике «ЦБ Узбекистана» используются только курсы ЦБ, ручные курсы хранятся, но не применяются; при источнике «Ручной курс компании» используются только ручные курсы этой компании; для пересчёта на дату берётся последний курс выбранного источника не позже этой даты; ручной курс действует только в своей компании;</w:t>
+      </w:r>
+    </w:p>
+    <w:p>
+      <w:r>
+        <w:t>г) при источнике «Ручной курс компании» последний ручной курс действует, пока не введён новый, курсы ЦБ не загружаются; если ручного курса валюты нет, бронь по прайсу в этой валюте и строки графика в ней отклоняются с указанием валюты; при источнике ЦБ, если курса нет или ближайший курс старше 7 дней, при брони и сохранении графика система пытается загрузить курс ЦБ; при неудаче операция отклоняется с указанием валюты и даты, а следующая попытка загрузки по требованию выполняется не раньше чем через 10 мину</w:t>
+      </w:r>
+      <w:r>
+        <w:t>т (регламентное задание и кнопка «Обновить курсы ЦБ» пробуют всегда); отчёты и дашборд курсы не загружают и сообщают о валютах без курса;</w:t>
+      </w:r>
+    </w:p>
+    <w:p>
+      <w:r>
+        <w:t>д) курсы ЦБ общие для всех компаний и не удаляются; ручной курс удаляется, после чего действует предыдущий ручной курс;</w:t>
+      </w:r>
+    </w:p>
+    <w:p>
+      <w:r>
+        <w:t>е) изменение настроек валют, в том числе источника курса, требует разрешения «Редактирование», ввод ручного курса — «Добавление», загрузка курсов ЦБ по кнопке — «Добавление» или «Редактирование», удаление ручного курса — «Удаление» на ресурс «Курсы валют».</w:t>
       </w:r>
     </w:p>
     <w:p>
       <w:pPr>
         <w:pStyle w:val="21"/>
       </w:pPr>
-      <w:bookmarkStart w:id="47" w:name="_Toc242459266"/>
+      <w:bookmarkStart w:id="47" w:name="_Toc242649860"/>
       <w:r>
         <w:t>8.8 ФИН-08 Планы оплаты и варианты оплаты</w:t>
       </w:r>
@@ -12054,6 +12057,7 @@
     </w:p>
     <w:p>
       <w:r>
+        <w:lastRenderedPageBreak/>
         <w:t>Выходная информация: таблица сравнения планов (скидка, сумма скидки, цена со скидкой, первый взнос, оставшиеся платежи); график выбранного плана; печатная форма для клиента; в сделке — план оплаты, применённые скидки, стоимость по договору и график платежей.</w:t>
       </w:r>
     </w:p>
@@ -12064,11 +12068,7 @@
     </w:p>
     <w:p>
       <w:r>
-        <w:t xml:space="preserve">а) виды плана: «100% сразу» — вся сумма одним платежом; «Взнос и ежемесячные платежи» — первый взнос и равные ежемесячные платежи в количестве, равном сроку; </w:t>
-      </w:r>
-      <w:r>
-        <w:lastRenderedPageBreak/>
-        <w:t>«Взнос и остаток одним платежом» — первый взнос и остаток одним платежом через указанное число месяцев (ипотека: остаток оплачивает банк); тип платежа без вида плана в расчёте не участвует;</w:t>
+        <w:t>а) виды плана: «100% сразу» — вся сумма одним платежом; «Взнос и ежемесячные платежи» — первый взнос и равные ежемесячные платежи в количестве, равном сроку; «Взнос и остаток одним платежом» — первый взнос и остаток одним платежом через указанное число месяцев (ипотека: остаток оплачивает банк); тип платежа без вида плана в расчёте не участвует;</w:t>
       </w:r>
     </w:p>
     <w:p>
@@ -12109,7 +12109,7 @@
         <w:pStyle w:val="1"/>
         <w:pageBreakBefore/>
       </w:pPr>
-      <w:bookmarkStart w:id="48" w:name="_Toc242459267"/>
+      <w:bookmarkStart w:id="48" w:name="_Toc242649861"/>
       <w:r>
         <w:lastRenderedPageBreak/>
         <w:t>9 Подсистема «Шаблоны документов»</w:t>
@@ -12120,7 +12120,7 @@
       <w:pPr>
         <w:pStyle w:val="21"/>
       </w:pPr>
-      <w:bookmarkStart w:id="49" w:name="_Toc242459268"/>
+      <w:bookmarkStart w:id="49" w:name="_Toc242649862"/>
       <w:r>
         <w:t>9.1 ДОК-01 Ведение шаблонов документов</w:t>
       </w:r>
@@ -12160,7 +12160,7 @@
       <w:pPr>
         <w:pStyle w:val="21"/>
       </w:pPr>
-      <w:bookmarkStart w:id="50" w:name="_Toc242459269"/>
+      <w:bookmarkStart w:id="50" w:name="_Toc242649863"/>
       <w:r>
         <w:t>9.2 ДОК-02 Формирование документа по сделке</w:t>
       </w:r>
@@ -12211,7 +12211,7 @@
         <w:pStyle w:val="1"/>
         <w:pageBreakBefore/>
       </w:pPr>
-      <w:bookmarkStart w:id="51" w:name="_Toc242459270"/>
+      <w:bookmarkStart w:id="51" w:name="_Toc242649864"/>
       <w:r>
         <w:lastRenderedPageBreak/>
         <w:t>10 Подсистема «Задачи»</w:t>
@@ -12222,7 +12222,7 @@
       <w:pPr>
         <w:pStyle w:val="21"/>
       </w:pPr>
-      <w:bookmarkStart w:id="52" w:name="_Toc242459271"/>
+      <w:bookmarkStart w:id="52" w:name="_Toc242649865"/>
       <w:r>
         <w:t>10.1 ЗАД-01 Постановка задачи</w:t>
       </w:r>
@@ -12252,7 +12252,7 @@
       <w:pPr>
         <w:pStyle w:val="21"/>
       </w:pPr>
-      <w:bookmarkStart w:id="53" w:name="_Toc242459272"/>
+      <w:bookmarkStart w:id="53" w:name="_Toc242649866"/>
       <w:r>
         <w:t>10.2 ЗАД-02 Исполнение и контроль задачи</w:t>
       </w:r>
@@ -12297,7 +12297,7 @@
       <w:pPr>
         <w:pStyle w:val="21"/>
       </w:pPr>
-      <w:bookmarkStart w:id="54" w:name="_Toc242459273"/>
+      <w:bookmarkStart w:id="54" w:name="_Toc242649867"/>
       <w:r>
         <w:t>10.3 ЗАД-03 Представления задач</w:t>
       </w:r>
@@ -12313,7 +12313,7 @@
         <w:pStyle w:val="1"/>
         <w:pageBreakBefore/>
       </w:pPr>
-      <w:bookmarkStart w:id="55" w:name="_Toc242459274"/>
+      <w:bookmarkStart w:id="55" w:name="_Toc242649868"/>
       <w:r>
         <w:lastRenderedPageBreak/>
         <w:t>11 Подсистема «Аналитика и отчётность»</w:t>
@@ -12324,7 +12324,7 @@
       <w:pPr>
         <w:pStyle w:val="21"/>
       </w:pPr>
-      <w:bookmarkStart w:id="56" w:name="_Toc242459275"/>
+      <w:bookmarkStart w:id="56" w:name="_Toc242649869"/>
       <w:r>
         <w:t>11.1 АНА-01 Дашборд</w:t>
       </w:r>
@@ -12349,7 +12349,7 @@
       <w:pPr>
         <w:pStyle w:val="21"/>
       </w:pPr>
-      <w:bookmarkStart w:id="57" w:name="_Toc242459276"/>
+      <w:bookmarkStart w:id="57" w:name="_Toc242649870"/>
       <w:r>
         <w:t>11.2 АНА-02 Сводные таблицы</w:t>
       </w:r>
@@ -12394,7 +12394,7 @@
       <w:pPr>
         <w:pStyle w:val="21"/>
       </w:pPr>
-      <w:bookmarkStart w:id="58" w:name="_Toc242459277"/>
+      <w:bookmarkStart w:id="58" w:name="_Toc242649871"/>
       <w:r>
         <w:t>11.3 АНА-03 Планы продаж</w:t>
       </w:r>
@@ -12419,7 +12419,7 @@
       <w:pPr>
         <w:pStyle w:val="21"/>
       </w:pPr>
-      <w:bookmarkStart w:id="59" w:name="_Toc242459278"/>
+      <w:bookmarkStart w:id="59" w:name="_Toc242649872"/>
       <w:r>
         <w:lastRenderedPageBreak/>
         <w:t>11.4 АНА-04 Отчёты «план-факт»</w:t>
@@ -12471,7 +12471,7 @@
         <w:pStyle w:val="1"/>
         <w:pageBreakBefore/>
       </w:pPr>
-      <w:bookmarkStart w:id="60" w:name="_Toc242459279"/>
+      <w:bookmarkStart w:id="60" w:name="_Toc242649873"/>
       <w:r>
         <w:lastRenderedPageBreak/>
         <w:t>12 Подсистема «Интеграция с партнёрами»</w:t>
@@ -12482,7 +12482,7 @@
       <w:pPr>
         <w:pStyle w:val="21"/>
       </w:pPr>
-      <w:bookmarkStart w:id="61" w:name="_Toc242459280"/>
+      <w:bookmarkStart w:id="61" w:name="_Toc242649874"/>
       <w:r>
         <w:t>12.1 ИНТ-01 Выдача сведений партнёрам</w:t>
       </w:r>
@@ -12552,7 +12552,7 @@
       <w:pPr>
         <w:pStyle w:val="21"/>
       </w:pPr>
-      <w:bookmarkStart w:id="62" w:name="_Toc242459281"/>
+      <w:bookmarkStart w:id="62" w:name="_Toc242649875"/>
       <w:r>
         <w:t>12.2 ИНТ-02 Приём заявок от партнёров</w:t>
       </w:r>
@@ -12592,7 +12592,7 @@
       <w:pPr>
         <w:pStyle w:val="21"/>
       </w:pPr>
-      <w:bookmarkStart w:id="63" w:name="_Toc242459282"/>
+      <w:bookmarkStart w:id="63" w:name="_Toc242649876"/>
       <w:r>
         <w:t>12.3 ИНТ-03 Управление API-ключами</w:t>
       </w:r>
@@ -12624,7 +12624,7 @@
         <w:pStyle w:val="1"/>
         <w:pageBreakBefore/>
       </w:pPr>
-      <w:bookmarkStart w:id="64" w:name="_Toc242459283"/>
+      <w:bookmarkStart w:id="64" w:name="_Toc242649877"/>
       <w:r>
         <w:lastRenderedPageBreak/>
         <w:t>13 Подсистема «Регламентные задания»</w:t>
@@ -12635,7 +12635,7 @@
       <w:pPr>
         <w:pStyle w:val="21"/>
       </w:pPr>
-      <w:bookmarkStart w:id="65" w:name="_Toc242459284"/>
+      <w:bookmarkStart w:id="65" w:name="_Toc242649878"/>
       <w:r>
         <w:t>13.1 РЕГ-01 Пересчёт просрочки платежей</w:t>
       </w:r>
@@ -12660,7 +12660,7 @@
       <w:pPr>
         <w:pStyle w:val="21"/>
       </w:pPr>
-      <w:bookmarkStart w:id="66" w:name="_Toc242459285"/>
+      <w:bookmarkStart w:id="66" w:name="_Toc242649879"/>
       <w:r>
         <w:t>13.2 РЕГ-02 Снятие истёкших броней</w:t>
       </w:r>
@@ -12685,7 +12685,7 @@
       <w:pPr>
         <w:pStyle w:val="21"/>
       </w:pPr>
-      <w:bookmarkStart w:id="67" w:name="_Toc242459286"/>
+      <w:bookmarkStart w:id="67" w:name="_Toc242649880"/>
       <w:r>
         <w:t>13.3 РЕГ-03 Закрытие забытых встреч</w:t>
       </w:r>
@@ -12710,7 +12710,7 @@
       <w:pPr>
         <w:pStyle w:val="21"/>
       </w:pPr>
-      <w:bookmarkStart w:id="68" w:name="_Toc242459287"/>
+      <w:bookmarkStart w:id="68" w:name="_Toc242649881"/>
       <w:r>
         <w:t>13.4 РЕГ-04 Загрузка курсов валют</w:t>
       </w:r>
@@ -12746,7 +12746,7 @@
         <w:pStyle w:val="1"/>
         <w:pageBreakBefore/>
       </w:pPr>
-      <w:bookmarkStart w:id="69" w:name="_Toc242459288"/>
+      <w:bookmarkStart w:id="69" w:name="_Toc242649882"/>
       <w:r>
         <w:lastRenderedPageBreak/>
         <w:t>14 Типовые решения</w:t>
@@ -12765,7 +12765,7 @@
         <w:ind w:firstLine="0"/>
         <w:jc w:val="center"/>
       </w:pPr>
-      <w:bookmarkStart w:id="70" w:name="_Toc242459289"/>
+      <w:bookmarkStart w:id="70" w:name="_Toc242649883"/>
       <w:r>
         <w:lastRenderedPageBreak/>
         <w:t>ЛИСТ РЕГИСТРАЦИИ ИЗМЕНЕНИЙ</w:t>
@@ -14827,31 +14827,31 @@
       </w:rPr>
     </w:lvl>
   </w:abstractNum>
-  <w:num w:numId="1" w16cid:durableId="1055592773">
+  <w:num w:numId="1" w16cid:durableId="2067413001">
     <w:abstractNumId w:val="8"/>
   </w:num>
-  <w:num w:numId="2" w16cid:durableId="2143964664">
+  <w:num w:numId="2" w16cid:durableId="1182088006">
     <w:abstractNumId w:val="6"/>
   </w:num>
-  <w:num w:numId="3" w16cid:durableId="534657199">
+  <w:num w:numId="3" w16cid:durableId="2075270491">
     <w:abstractNumId w:val="5"/>
   </w:num>
-  <w:num w:numId="4" w16cid:durableId="1974822470">
+  <w:num w:numId="4" w16cid:durableId="200361450">
     <w:abstractNumId w:val="4"/>
   </w:num>
-  <w:num w:numId="5" w16cid:durableId="1045057172">
+  <w:num w:numId="5" w16cid:durableId="1109736857">
     <w:abstractNumId w:val="7"/>
   </w:num>
-  <w:num w:numId="6" w16cid:durableId="330916459">
+  <w:num w:numId="6" w16cid:durableId="1867525849">
     <w:abstractNumId w:val="3"/>
   </w:num>
-  <w:num w:numId="7" w16cid:durableId="1633248349">
+  <w:num w:numId="7" w16cid:durableId="116877092">
     <w:abstractNumId w:val="2"/>
   </w:num>
-  <w:num w:numId="8" w16cid:durableId="207227958">
+  <w:num w:numId="8" w16cid:durableId="1563515778">
     <w:abstractNumId w:val="1"/>
   </w:num>
-  <w:num w:numId="9" w16cid:durableId="532771178">
+  <w:num w:numId="9" w16cid:durableId="2141679175">
     <w:abstractNumId w:val="0"/>
   </w:num>
 </w:numbering>
@@ -26384,7 +26384,7 @@
     <w:autoRedefine/>
     <w:uiPriority w:val="39"/>
     <w:unhideWhenUsed/>
-    <w:rsid w:val="007162A5"/>
+    <w:rsid w:val="00F61A18"/>
     <w:pPr>
       <w:spacing w:after="100"/>
     </w:pPr>
@@ -26396,7 +26396,7 @@
     <w:autoRedefine/>
     <w:uiPriority w:val="39"/>
     <w:unhideWhenUsed/>
-    <w:rsid w:val="007162A5"/>
+    <w:rsid w:val="00F61A18"/>
     <w:pPr>
       <w:spacing w:after="100"/>
       <w:ind w:left="240"/>
@@ -26407,7 +26407,7 @@
     <w:basedOn w:val="a2"/>
     <w:uiPriority w:val="99"/>
     <w:unhideWhenUsed/>
-    <w:rsid w:val="007162A5"/>
+    <w:rsid w:val="00F61A18"/>
     <w:rPr>
       <w:color w:val="0000FF" w:themeColor="hyperlink"/>
       <w:u w:val="single"/>

--- a/docs/gost/out/03_П3_Описание_автоматизированных_функций.docx
+++ b/docs/gost/out/03_П3_Описание_автоматизированных_функций.docx
@@ -224,7 +224,7 @@
         <w:rPr>
           <w:noProof/>
         </w:rPr>
-        <w:t>38</w:t>
+        <w:t>39</w:t>
       </w:r>
       <w:r>
         <w:fldChar w:fldCharType="end"/>
@@ -306,7 +306,7 @@
       <w:r>
         <w:fldChar w:fldCharType="separate"/>
       </w:r>
-      <w:hyperlink w:anchor="_Toc242649813" w:history="1">
+      <w:hyperlink w:anchor="_Toc243319697" w:history="1">
         <w:r>
           <w:rPr>
             <w:rStyle w:val="aff8"/>
@@ -333,7 +333,7 @@
             <w:noProof/>
             <w:webHidden/>
           </w:rPr>
-          <w:instrText xml:space="preserve"> PAGEREF _Toc242649813 \h </w:instrText>
+          <w:instrText xml:space="preserve"> PAGEREF _Toc243319697 \h </w:instrText>
         </w:r>
         <w:r>
           <w:rPr>
@@ -379,7 +379,7 @@
           <w14:ligatures w14:val="standardContextual"/>
         </w:rPr>
       </w:pPr>
-      <w:hyperlink w:anchor="_Toc242649814" w:history="1">
+      <w:hyperlink w:anchor="_Toc243319698" w:history="1">
         <w:r>
           <w:rPr>
             <w:rStyle w:val="aff8"/>
@@ -406,7 +406,7 @@
             <w:noProof/>
             <w:webHidden/>
           </w:rPr>
-          <w:instrText xml:space="preserve"> PAGEREF _Toc242649814 \h </w:instrText>
+          <w:instrText xml:space="preserve"> PAGEREF _Toc243319698 \h </w:instrText>
         </w:r>
         <w:r>
           <w:rPr>
@@ -452,7 +452,7 @@
           <w14:ligatures w14:val="standardContextual"/>
         </w:rPr>
       </w:pPr>
-      <w:hyperlink w:anchor="_Toc242649815" w:history="1">
+      <w:hyperlink w:anchor="_Toc243319699" w:history="1">
         <w:r>
           <w:rPr>
             <w:rStyle w:val="aff8"/>
@@ -479,7 +479,7 @@
             <w:noProof/>
             <w:webHidden/>
           </w:rPr>
-          <w:instrText xml:space="preserve"> PAGEREF _Toc242649815 \h </w:instrText>
+          <w:instrText xml:space="preserve"> PAGEREF _Toc243319699 \h </w:instrText>
         </w:r>
         <w:r>
           <w:rPr>
@@ -525,7 +525,7 @@
           <w14:ligatures w14:val="standardContextual"/>
         </w:rPr>
       </w:pPr>
-      <w:hyperlink w:anchor="_Toc242649816" w:history="1">
+      <w:hyperlink w:anchor="_Toc243319700" w:history="1">
         <w:r>
           <w:rPr>
             <w:rStyle w:val="aff8"/>
@@ -552,7 +552,7 @@
             <w:noProof/>
             <w:webHidden/>
           </w:rPr>
-          <w:instrText xml:space="preserve"> PAGEREF _Toc242649816 \h </w:instrText>
+          <w:instrText xml:space="preserve"> PAGEREF _Toc243319700 \h </w:instrText>
         </w:r>
         <w:r>
           <w:rPr>
@@ -598,7 +598,7 @@
           <w14:ligatures w14:val="standardContextual"/>
         </w:rPr>
       </w:pPr>
-      <w:hyperlink w:anchor="_Toc242649817" w:history="1">
+      <w:hyperlink w:anchor="_Toc243319701" w:history="1">
         <w:r>
           <w:rPr>
             <w:rStyle w:val="aff8"/>
@@ -625,7 +625,7 @@
             <w:noProof/>
             <w:webHidden/>
           </w:rPr>
-          <w:instrText xml:space="preserve"> PAGEREF _Toc242649817 \h </w:instrText>
+          <w:instrText xml:space="preserve"> PAGEREF _Toc243319701 \h </w:instrText>
         </w:r>
         <w:r>
           <w:rPr>
@@ -671,7 +671,7 @@
           <w14:ligatures w14:val="standardContextual"/>
         </w:rPr>
       </w:pPr>
-      <w:hyperlink w:anchor="_Toc242649818" w:history="1">
+      <w:hyperlink w:anchor="_Toc243319702" w:history="1">
         <w:r>
           <w:rPr>
             <w:rStyle w:val="aff8"/>
@@ -698,7 +698,7 @@
             <w:noProof/>
             <w:webHidden/>
           </w:rPr>
-          <w:instrText xml:space="preserve"> PAGEREF _Toc242649818 \h </w:instrText>
+          <w:instrText xml:space="preserve"> PAGEREF _Toc243319702 \h </w:instrText>
         </w:r>
         <w:r>
           <w:rPr>
@@ -744,7 +744,7 @@
           <w14:ligatures w14:val="standardContextual"/>
         </w:rPr>
       </w:pPr>
-      <w:hyperlink w:anchor="_Toc242649819" w:history="1">
+      <w:hyperlink w:anchor="_Toc243319703" w:history="1">
         <w:r>
           <w:rPr>
             <w:rStyle w:val="aff8"/>
@@ -771,7 +771,7 @@
             <w:noProof/>
             <w:webHidden/>
           </w:rPr>
-          <w:instrText xml:space="preserve"> PAGEREF _Toc242649819 \h </w:instrText>
+          <w:instrText xml:space="preserve"> PAGEREF _Toc243319703 \h </w:instrText>
         </w:r>
         <w:r>
           <w:rPr>
@@ -817,7 +817,7 @@
           <w14:ligatures w14:val="standardContextual"/>
         </w:rPr>
       </w:pPr>
-      <w:hyperlink w:anchor="_Toc242649820" w:history="1">
+      <w:hyperlink w:anchor="_Toc243319704" w:history="1">
         <w:r>
           <w:rPr>
             <w:rStyle w:val="aff8"/>
@@ -844,7 +844,7 @@
             <w:noProof/>
             <w:webHidden/>
           </w:rPr>
-          <w:instrText xml:space="preserve"> PAGEREF _Toc242649820 \h </w:instrText>
+          <w:instrText xml:space="preserve"> PAGEREF _Toc243319704 \h </w:instrText>
         </w:r>
         <w:r>
           <w:rPr>
@@ -890,7 +890,7 @@
           <w14:ligatures w14:val="standardContextual"/>
         </w:rPr>
       </w:pPr>
-      <w:hyperlink w:anchor="_Toc242649821" w:history="1">
+      <w:hyperlink w:anchor="_Toc243319705" w:history="1">
         <w:r>
           <w:rPr>
             <w:rStyle w:val="aff8"/>
@@ -917,7 +917,7 @@
             <w:noProof/>
             <w:webHidden/>
           </w:rPr>
-          <w:instrText xml:space="preserve"> PAGEREF _Toc242649821 \h </w:instrText>
+          <w:instrText xml:space="preserve"> PAGEREF _Toc243319705 \h </w:instrText>
         </w:r>
         <w:r>
           <w:rPr>
@@ -963,7 +963,7 @@
           <w14:ligatures w14:val="standardContextual"/>
         </w:rPr>
       </w:pPr>
-      <w:hyperlink w:anchor="_Toc242649822" w:history="1">
+      <w:hyperlink w:anchor="_Toc243319706" w:history="1">
         <w:r>
           <w:rPr>
             <w:rStyle w:val="aff8"/>
@@ -990,7 +990,7 @@
             <w:noProof/>
             <w:webHidden/>
           </w:rPr>
-          <w:instrText xml:space="preserve"> PAGEREF _Toc242649822 \h </w:instrText>
+          <w:instrText xml:space="preserve"> PAGEREF _Toc243319706 \h </w:instrText>
         </w:r>
         <w:r>
           <w:rPr>
@@ -1036,7 +1036,7 @@
           <w14:ligatures w14:val="standardContextual"/>
         </w:rPr>
       </w:pPr>
-      <w:hyperlink w:anchor="_Toc242649823" w:history="1">
+      <w:hyperlink w:anchor="_Toc243319707" w:history="1">
         <w:r>
           <w:rPr>
             <w:rStyle w:val="aff8"/>
@@ -1063,7 +1063,7 @@
             <w:noProof/>
             <w:webHidden/>
           </w:rPr>
-          <w:instrText xml:space="preserve"> PAGEREF _Toc242649823 \h </w:instrText>
+          <w:instrText xml:space="preserve"> PAGEREF _Toc243319707 \h </w:instrText>
         </w:r>
         <w:r>
           <w:rPr>
@@ -1109,7 +1109,7 @@
           <w14:ligatures w14:val="standardContextual"/>
         </w:rPr>
       </w:pPr>
-      <w:hyperlink w:anchor="_Toc242649824" w:history="1">
+      <w:hyperlink w:anchor="_Toc243319708" w:history="1">
         <w:r>
           <w:rPr>
             <w:rStyle w:val="aff8"/>
@@ -1136,7 +1136,7 @@
             <w:noProof/>
             <w:webHidden/>
           </w:rPr>
-          <w:instrText xml:space="preserve"> PAGEREF _Toc242649824 \h </w:instrText>
+          <w:instrText xml:space="preserve"> PAGEREF _Toc243319708 \h </w:instrText>
         </w:r>
         <w:r>
           <w:rPr>
@@ -1182,7 +1182,7 @@
           <w14:ligatures w14:val="standardContextual"/>
         </w:rPr>
       </w:pPr>
-      <w:hyperlink w:anchor="_Toc242649825" w:history="1">
+      <w:hyperlink w:anchor="_Toc243319709" w:history="1">
         <w:r>
           <w:rPr>
             <w:rStyle w:val="aff8"/>
@@ -1209,7 +1209,7 @@
             <w:noProof/>
             <w:webHidden/>
           </w:rPr>
-          <w:instrText xml:space="preserve"> PAGEREF _Toc242649825 \h </w:instrText>
+          <w:instrText xml:space="preserve"> PAGEREF _Toc243319709 \h </w:instrText>
         </w:r>
         <w:r>
           <w:rPr>
@@ -1255,7 +1255,7 @@
           <w14:ligatures w14:val="standardContextual"/>
         </w:rPr>
       </w:pPr>
-      <w:hyperlink w:anchor="_Toc242649826" w:history="1">
+      <w:hyperlink w:anchor="_Toc243319710" w:history="1">
         <w:r>
           <w:rPr>
             <w:rStyle w:val="aff8"/>
@@ -1282,7 +1282,7 @@
             <w:noProof/>
             <w:webHidden/>
           </w:rPr>
-          <w:instrText xml:space="preserve"> PAGEREF _Toc242649826 \h </w:instrText>
+          <w:instrText xml:space="preserve"> PAGEREF _Toc243319710 \h </w:instrText>
         </w:r>
         <w:r>
           <w:rPr>
@@ -1328,7 +1328,7 @@
           <w14:ligatures w14:val="standardContextual"/>
         </w:rPr>
       </w:pPr>
-      <w:hyperlink w:anchor="_Toc242649827" w:history="1">
+      <w:hyperlink w:anchor="_Toc243319711" w:history="1">
         <w:r>
           <w:rPr>
             <w:rStyle w:val="aff8"/>
@@ -1355,7 +1355,7 @@
             <w:noProof/>
             <w:webHidden/>
           </w:rPr>
-          <w:instrText xml:space="preserve"> PAGEREF _Toc242649827 \h </w:instrText>
+          <w:instrText xml:space="preserve"> PAGEREF _Toc243319711 \h </w:instrText>
         </w:r>
         <w:r>
           <w:rPr>
@@ -1401,7 +1401,7 @@
           <w14:ligatures w14:val="standardContextual"/>
         </w:rPr>
       </w:pPr>
-      <w:hyperlink w:anchor="_Toc242649828" w:history="1">
+      <w:hyperlink w:anchor="_Toc243319712" w:history="1">
         <w:r>
           <w:rPr>
             <w:rStyle w:val="aff8"/>
@@ -1428,7 +1428,7 @@
             <w:noProof/>
             <w:webHidden/>
           </w:rPr>
-          <w:instrText xml:space="preserve"> PAGEREF _Toc242649828 \h </w:instrText>
+          <w:instrText xml:space="preserve"> PAGEREF _Toc243319712 \h </w:instrText>
         </w:r>
         <w:r>
           <w:rPr>
@@ -1474,7 +1474,7 @@
           <w14:ligatures w14:val="standardContextual"/>
         </w:rPr>
       </w:pPr>
-      <w:hyperlink w:anchor="_Toc242649829" w:history="1">
+      <w:hyperlink w:anchor="_Toc243319713" w:history="1">
         <w:r>
           <w:rPr>
             <w:rStyle w:val="aff8"/>
@@ -1501,7 +1501,7 @@
             <w:noProof/>
             <w:webHidden/>
           </w:rPr>
-          <w:instrText xml:space="preserve"> PAGEREF _Toc242649829 \h </w:instrText>
+          <w:instrText xml:space="preserve"> PAGEREF _Toc243319713 \h </w:instrText>
         </w:r>
         <w:r>
           <w:rPr>
@@ -1521,7 +1521,7 @@
             <w:noProof/>
             <w:webHidden/>
           </w:rPr>
-          <w:t>12</w:t>
+          <w:t>13</w:t>
         </w:r>
         <w:r>
           <w:rPr>
@@ -1547,7 +1547,7 @@
           <w14:ligatures w14:val="standardContextual"/>
         </w:rPr>
       </w:pPr>
-      <w:hyperlink w:anchor="_Toc242649830" w:history="1">
+      <w:hyperlink w:anchor="_Toc243319714" w:history="1">
         <w:r>
           <w:rPr>
             <w:rStyle w:val="aff8"/>
@@ -1574,7 +1574,7 @@
             <w:noProof/>
             <w:webHidden/>
           </w:rPr>
-          <w:instrText xml:space="preserve"> PAGEREF _Toc242649830 \h </w:instrText>
+          <w:instrText xml:space="preserve"> PAGEREF _Toc243319714 \h </w:instrText>
         </w:r>
         <w:r>
           <w:rPr>
@@ -1620,7 +1620,7 @@
           <w14:ligatures w14:val="standardContextual"/>
         </w:rPr>
       </w:pPr>
-      <w:hyperlink w:anchor="_Toc242649831" w:history="1">
+      <w:hyperlink w:anchor="_Toc243319715" w:history="1">
         <w:r>
           <w:rPr>
             <w:rStyle w:val="aff8"/>
@@ -1647,7 +1647,7 @@
             <w:noProof/>
             <w:webHidden/>
           </w:rPr>
-          <w:instrText xml:space="preserve"> PAGEREF _Toc242649831 \h </w:instrText>
+          <w:instrText xml:space="preserve"> PAGEREF _Toc243319715 \h </w:instrText>
         </w:r>
         <w:r>
           <w:rPr>
@@ -1693,7 +1693,7 @@
           <w14:ligatures w14:val="standardContextual"/>
         </w:rPr>
       </w:pPr>
-      <w:hyperlink w:anchor="_Toc242649832" w:history="1">
+      <w:hyperlink w:anchor="_Toc243319716" w:history="1">
         <w:r>
           <w:rPr>
             <w:rStyle w:val="aff8"/>
@@ -1720,7 +1720,7 @@
             <w:noProof/>
             <w:webHidden/>
           </w:rPr>
-          <w:instrText xml:space="preserve"> PAGEREF _Toc242649832 \h </w:instrText>
+          <w:instrText xml:space="preserve"> PAGEREF _Toc243319716 \h </w:instrText>
         </w:r>
         <w:r>
           <w:rPr>
@@ -1766,7 +1766,7 @@
           <w14:ligatures w14:val="standardContextual"/>
         </w:rPr>
       </w:pPr>
-      <w:hyperlink w:anchor="_Toc242649833" w:history="1">
+      <w:hyperlink w:anchor="_Toc243319717" w:history="1">
         <w:r>
           <w:rPr>
             <w:rStyle w:val="aff8"/>
@@ -1793,7 +1793,7 @@
             <w:noProof/>
             <w:webHidden/>
           </w:rPr>
-          <w:instrText xml:space="preserve"> PAGEREF _Toc242649833 \h </w:instrText>
+          <w:instrText xml:space="preserve"> PAGEREF _Toc243319717 \h </w:instrText>
         </w:r>
         <w:r>
           <w:rPr>
@@ -1839,7 +1839,7 @@
           <w14:ligatures w14:val="standardContextual"/>
         </w:rPr>
       </w:pPr>
-      <w:hyperlink w:anchor="_Toc242649834" w:history="1">
+      <w:hyperlink w:anchor="_Toc243319718" w:history="1">
         <w:r>
           <w:rPr>
             <w:rStyle w:val="aff8"/>
@@ -1866,7 +1866,7 @@
             <w:noProof/>
             <w:webHidden/>
           </w:rPr>
-          <w:instrText xml:space="preserve"> PAGEREF _Toc242649834 \h </w:instrText>
+          <w:instrText xml:space="preserve"> PAGEREF _Toc243319718 \h </w:instrText>
         </w:r>
         <w:r>
           <w:rPr>
@@ -1912,7 +1912,7 @@
           <w14:ligatures w14:val="standardContextual"/>
         </w:rPr>
       </w:pPr>
-      <w:hyperlink w:anchor="_Toc242649835" w:history="1">
+      <w:hyperlink w:anchor="_Toc243319719" w:history="1">
         <w:r>
           <w:rPr>
             <w:rStyle w:val="aff8"/>
@@ -1939,7 +1939,7 @@
             <w:noProof/>
             <w:webHidden/>
           </w:rPr>
-          <w:instrText xml:space="preserve"> PAGEREF _Toc242649835 \h </w:instrText>
+          <w:instrText xml:space="preserve"> PAGEREF _Toc243319719 \h </w:instrText>
         </w:r>
         <w:r>
           <w:rPr>
@@ -1985,7 +1985,7 @@
           <w14:ligatures w14:val="standardContextual"/>
         </w:rPr>
       </w:pPr>
-      <w:hyperlink w:anchor="_Toc242649836" w:history="1">
+      <w:hyperlink w:anchor="_Toc243319720" w:history="1">
         <w:r>
           <w:rPr>
             <w:rStyle w:val="aff8"/>
@@ -2012,7 +2012,7 @@
             <w:noProof/>
             <w:webHidden/>
           </w:rPr>
-          <w:instrText xml:space="preserve"> PAGEREF _Toc242649836 \h </w:instrText>
+          <w:instrText xml:space="preserve"> PAGEREF _Toc243319720 \h </w:instrText>
         </w:r>
         <w:r>
           <w:rPr>
@@ -2058,7 +2058,7 @@
           <w14:ligatures w14:val="standardContextual"/>
         </w:rPr>
       </w:pPr>
-      <w:hyperlink w:anchor="_Toc242649837" w:history="1">
+      <w:hyperlink w:anchor="_Toc243319721" w:history="1">
         <w:r>
           <w:rPr>
             <w:rStyle w:val="aff8"/>
@@ -2085,7 +2085,7 @@
             <w:noProof/>
             <w:webHidden/>
           </w:rPr>
-          <w:instrText xml:space="preserve"> PAGEREF _Toc242649837 \h </w:instrText>
+          <w:instrText xml:space="preserve"> PAGEREF _Toc243319721 \h </w:instrText>
         </w:r>
         <w:r>
           <w:rPr>
@@ -2131,7 +2131,7 @@
           <w14:ligatures w14:val="standardContextual"/>
         </w:rPr>
       </w:pPr>
-      <w:hyperlink w:anchor="_Toc242649838" w:history="1">
+      <w:hyperlink w:anchor="_Toc243319722" w:history="1">
         <w:r>
           <w:rPr>
             <w:rStyle w:val="aff8"/>
@@ -2158,7 +2158,7 @@
             <w:noProof/>
             <w:webHidden/>
           </w:rPr>
-          <w:instrText xml:space="preserve"> PAGEREF _Toc242649838 \h </w:instrText>
+          <w:instrText xml:space="preserve"> PAGEREF _Toc243319722 \h </w:instrText>
         </w:r>
         <w:r>
           <w:rPr>
@@ -2204,7 +2204,7 @@
           <w14:ligatures w14:val="standardContextual"/>
         </w:rPr>
       </w:pPr>
-      <w:hyperlink w:anchor="_Toc242649839" w:history="1">
+      <w:hyperlink w:anchor="_Toc243319723" w:history="1">
         <w:r>
           <w:rPr>
             <w:rStyle w:val="aff8"/>
@@ -2231,7 +2231,7 @@
             <w:noProof/>
             <w:webHidden/>
           </w:rPr>
-          <w:instrText xml:space="preserve"> PAGEREF _Toc242649839 \h </w:instrText>
+          <w:instrText xml:space="preserve"> PAGEREF _Toc243319723 \h </w:instrText>
         </w:r>
         <w:r>
           <w:rPr>
@@ -2277,7 +2277,7 @@
           <w14:ligatures w14:val="standardContextual"/>
         </w:rPr>
       </w:pPr>
-      <w:hyperlink w:anchor="_Toc242649840" w:history="1">
+      <w:hyperlink w:anchor="_Toc243319724" w:history="1">
         <w:r>
           <w:rPr>
             <w:rStyle w:val="aff8"/>
@@ -2304,7 +2304,7 @@
             <w:noProof/>
             <w:webHidden/>
           </w:rPr>
-          <w:instrText xml:space="preserve"> PAGEREF _Toc242649840 \h </w:instrText>
+          <w:instrText xml:space="preserve"> PAGEREF _Toc243319724 \h </w:instrText>
         </w:r>
         <w:r>
           <w:rPr>
@@ -2350,7 +2350,7 @@
           <w14:ligatures w14:val="standardContextual"/>
         </w:rPr>
       </w:pPr>
-      <w:hyperlink w:anchor="_Toc242649841" w:history="1">
+      <w:hyperlink w:anchor="_Toc243319725" w:history="1">
         <w:r>
           <w:rPr>
             <w:rStyle w:val="aff8"/>
@@ -2377,7 +2377,7 @@
             <w:noProof/>
             <w:webHidden/>
           </w:rPr>
-          <w:instrText xml:space="preserve"> PAGEREF _Toc242649841 \h </w:instrText>
+          <w:instrText xml:space="preserve"> PAGEREF _Toc243319725 \h </w:instrText>
         </w:r>
         <w:r>
           <w:rPr>
@@ -2423,7 +2423,7 @@
           <w14:ligatures w14:val="standardContextual"/>
         </w:rPr>
       </w:pPr>
-      <w:hyperlink w:anchor="_Toc242649842" w:history="1">
+      <w:hyperlink w:anchor="_Toc243319726" w:history="1">
         <w:r>
           <w:rPr>
             <w:rStyle w:val="aff8"/>
@@ -2450,7 +2450,7 @@
             <w:noProof/>
             <w:webHidden/>
           </w:rPr>
-          <w:instrText xml:space="preserve"> PAGEREF _Toc242649842 \h </w:instrText>
+          <w:instrText xml:space="preserve"> PAGEREF _Toc243319726 \h </w:instrText>
         </w:r>
         <w:r>
           <w:rPr>
@@ -2496,7 +2496,7 @@
           <w14:ligatures w14:val="standardContextual"/>
         </w:rPr>
       </w:pPr>
-      <w:hyperlink w:anchor="_Toc242649843" w:history="1">
+      <w:hyperlink w:anchor="_Toc243319727" w:history="1">
         <w:r>
           <w:rPr>
             <w:rStyle w:val="aff8"/>
@@ -2523,7 +2523,7 @@
             <w:noProof/>
             <w:webHidden/>
           </w:rPr>
-          <w:instrText xml:space="preserve"> PAGEREF _Toc242649843 \h </w:instrText>
+          <w:instrText xml:space="preserve"> PAGEREF _Toc243319727 \h </w:instrText>
         </w:r>
         <w:r>
           <w:rPr>
@@ -2569,7 +2569,7 @@
           <w14:ligatures w14:val="standardContextual"/>
         </w:rPr>
       </w:pPr>
-      <w:hyperlink w:anchor="_Toc242649844" w:history="1">
+      <w:hyperlink w:anchor="_Toc243319728" w:history="1">
         <w:r>
           <w:rPr>
             <w:rStyle w:val="aff8"/>
@@ -2596,7 +2596,7 @@
             <w:noProof/>
             <w:webHidden/>
           </w:rPr>
-          <w:instrText xml:space="preserve"> PAGEREF _Toc242649844 \h </w:instrText>
+          <w:instrText xml:space="preserve"> PAGEREF _Toc243319728 \h </w:instrText>
         </w:r>
         <w:r>
           <w:rPr>
@@ -2642,7 +2642,7 @@
           <w14:ligatures w14:val="standardContextual"/>
         </w:rPr>
       </w:pPr>
-      <w:hyperlink w:anchor="_Toc242649845" w:history="1">
+      <w:hyperlink w:anchor="_Toc243319729" w:history="1">
         <w:r>
           <w:rPr>
             <w:rStyle w:val="aff8"/>
@@ -2669,7 +2669,7 @@
             <w:noProof/>
             <w:webHidden/>
           </w:rPr>
-          <w:instrText xml:space="preserve"> PAGEREF _Toc242649845 \h </w:instrText>
+          <w:instrText xml:space="preserve"> PAGEREF _Toc243319729 \h </w:instrText>
         </w:r>
         <w:r>
           <w:rPr>
@@ -2715,7 +2715,7 @@
           <w14:ligatures w14:val="standardContextual"/>
         </w:rPr>
       </w:pPr>
-      <w:hyperlink w:anchor="_Toc242649846" w:history="1">
+      <w:hyperlink w:anchor="_Toc243319730" w:history="1">
         <w:r>
           <w:rPr>
             <w:rStyle w:val="aff8"/>
@@ -2742,7 +2742,7 @@
             <w:noProof/>
             <w:webHidden/>
           </w:rPr>
-          <w:instrText xml:space="preserve"> PAGEREF _Toc242649846 \h </w:instrText>
+          <w:instrText xml:space="preserve"> PAGEREF _Toc243319730 \h </w:instrText>
         </w:r>
         <w:r>
           <w:rPr>
@@ -2762,7 +2762,7 @@
             <w:noProof/>
             <w:webHidden/>
           </w:rPr>
-          <w:t>20</w:t>
+          <w:t>21</w:t>
         </w:r>
         <w:r>
           <w:rPr>
@@ -2788,7 +2788,7 @@
           <w14:ligatures w14:val="standardContextual"/>
         </w:rPr>
       </w:pPr>
-      <w:hyperlink w:anchor="_Toc242649847" w:history="1">
+      <w:hyperlink w:anchor="_Toc243319731" w:history="1">
         <w:r>
           <w:rPr>
             <w:rStyle w:val="aff8"/>
@@ -2815,7 +2815,7 @@
             <w:noProof/>
             <w:webHidden/>
           </w:rPr>
-          <w:instrText xml:space="preserve"> PAGEREF _Toc242649847 \h </w:instrText>
+          <w:instrText xml:space="preserve"> PAGEREF _Toc243319731 \h </w:instrText>
         </w:r>
         <w:r>
           <w:rPr>
@@ -2861,7 +2861,7 @@
           <w14:ligatures w14:val="standardContextual"/>
         </w:rPr>
       </w:pPr>
-      <w:hyperlink w:anchor="_Toc242649848" w:history="1">
+      <w:hyperlink w:anchor="_Toc243319732" w:history="1">
         <w:r>
           <w:rPr>
             <w:rStyle w:val="aff8"/>
@@ -2888,7 +2888,7 @@
             <w:noProof/>
             <w:webHidden/>
           </w:rPr>
-          <w:instrText xml:space="preserve"> PAGEREF _Toc242649848 \h </w:instrText>
+          <w:instrText xml:space="preserve"> PAGEREF _Toc243319732 \h </w:instrText>
         </w:r>
         <w:r>
           <w:rPr>
@@ -2934,7 +2934,7 @@
           <w14:ligatures w14:val="standardContextual"/>
         </w:rPr>
       </w:pPr>
-      <w:hyperlink w:anchor="_Toc242649849" w:history="1">
+      <w:hyperlink w:anchor="_Toc243319733" w:history="1">
         <w:r>
           <w:rPr>
             <w:rStyle w:val="aff8"/>
@@ -2961,7 +2961,7 @@
             <w:noProof/>
             <w:webHidden/>
           </w:rPr>
-          <w:instrText xml:space="preserve"> PAGEREF _Toc242649849 \h </w:instrText>
+          <w:instrText xml:space="preserve"> PAGEREF _Toc243319733 \h </w:instrText>
         </w:r>
         <w:r>
           <w:rPr>
@@ -3007,7 +3007,7 @@
           <w14:ligatures w14:val="standardContextual"/>
         </w:rPr>
       </w:pPr>
-      <w:hyperlink w:anchor="_Toc242649850" w:history="1">
+      <w:hyperlink w:anchor="_Toc243319734" w:history="1">
         <w:r>
           <w:rPr>
             <w:rStyle w:val="aff8"/>
@@ -3034,7 +3034,7 @@
             <w:noProof/>
             <w:webHidden/>
           </w:rPr>
-          <w:instrText xml:space="preserve"> PAGEREF _Toc242649850 \h </w:instrText>
+          <w:instrText xml:space="preserve"> PAGEREF _Toc243319734 \h </w:instrText>
         </w:r>
         <w:r>
           <w:rPr>
@@ -3080,7 +3080,7 @@
           <w14:ligatures w14:val="standardContextual"/>
         </w:rPr>
       </w:pPr>
-      <w:hyperlink w:anchor="_Toc242649851" w:history="1">
+      <w:hyperlink w:anchor="_Toc243319735" w:history="1">
         <w:r>
           <w:rPr>
             <w:rStyle w:val="aff8"/>
@@ -3107,7 +3107,7 @@
             <w:noProof/>
             <w:webHidden/>
           </w:rPr>
-          <w:instrText xml:space="preserve"> PAGEREF _Toc242649851 \h </w:instrText>
+          <w:instrText xml:space="preserve"> PAGEREF _Toc243319735 \h </w:instrText>
         </w:r>
         <w:r>
           <w:rPr>
@@ -3127,7 +3127,7 @@
             <w:noProof/>
             <w:webHidden/>
           </w:rPr>
-          <w:t>23</w:t>
+          <w:t>24</w:t>
         </w:r>
         <w:r>
           <w:rPr>
@@ -3153,7 +3153,7 @@
           <w14:ligatures w14:val="standardContextual"/>
         </w:rPr>
       </w:pPr>
-      <w:hyperlink w:anchor="_Toc242649852" w:history="1">
+      <w:hyperlink w:anchor="_Toc243319736" w:history="1">
         <w:r>
           <w:rPr>
             <w:rStyle w:val="aff8"/>
@@ -3180,7 +3180,7 @@
             <w:noProof/>
             <w:webHidden/>
           </w:rPr>
-          <w:instrText xml:space="preserve"> PAGEREF _Toc242649852 \h </w:instrText>
+          <w:instrText xml:space="preserve"> PAGEREF _Toc243319736 \h </w:instrText>
         </w:r>
         <w:r>
           <w:rPr>
@@ -3226,7 +3226,7 @@
           <w14:ligatures w14:val="standardContextual"/>
         </w:rPr>
       </w:pPr>
-      <w:hyperlink w:anchor="_Toc242649853" w:history="1">
+      <w:hyperlink w:anchor="_Toc243319737" w:history="1">
         <w:r>
           <w:rPr>
             <w:rStyle w:val="aff8"/>
@@ -3253,7 +3253,7 @@
             <w:noProof/>
             <w:webHidden/>
           </w:rPr>
-          <w:instrText xml:space="preserve"> PAGEREF _Toc242649853 \h </w:instrText>
+          <w:instrText xml:space="preserve"> PAGEREF _Toc243319737 \h </w:instrText>
         </w:r>
         <w:r>
           <w:rPr>
@@ -3299,7 +3299,7 @@
           <w14:ligatures w14:val="standardContextual"/>
         </w:rPr>
       </w:pPr>
-      <w:hyperlink w:anchor="_Toc242649854" w:history="1">
+      <w:hyperlink w:anchor="_Toc243319738" w:history="1">
         <w:r>
           <w:rPr>
             <w:rStyle w:val="aff8"/>
@@ -3326,7 +3326,7 @@
             <w:noProof/>
             <w:webHidden/>
           </w:rPr>
-          <w:instrText xml:space="preserve"> PAGEREF _Toc242649854 \h </w:instrText>
+          <w:instrText xml:space="preserve"> PAGEREF _Toc243319738 \h </w:instrText>
         </w:r>
         <w:r>
           <w:rPr>
@@ -3346,7 +3346,7 @@
             <w:noProof/>
             <w:webHidden/>
           </w:rPr>
-          <w:t>25</w:t>
+          <w:t>26</w:t>
         </w:r>
         <w:r>
           <w:rPr>
@@ -3372,7 +3372,7 @@
           <w14:ligatures w14:val="standardContextual"/>
         </w:rPr>
       </w:pPr>
-      <w:hyperlink w:anchor="_Toc242649855" w:history="1">
+      <w:hyperlink w:anchor="_Toc243319739" w:history="1">
         <w:r>
           <w:rPr>
             <w:rStyle w:val="aff8"/>
@@ -3399,7 +3399,7 @@
             <w:noProof/>
             <w:webHidden/>
           </w:rPr>
-          <w:instrText xml:space="preserve"> PAGEREF _Toc242649855 \h </w:instrText>
+          <w:instrText xml:space="preserve"> PAGEREF _Toc243319739 \h </w:instrText>
         </w:r>
         <w:r>
           <w:rPr>
@@ -3445,7 +3445,7 @@
           <w14:ligatures w14:val="standardContextual"/>
         </w:rPr>
       </w:pPr>
-      <w:hyperlink w:anchor="_Toc242649856" w:history="1">
+      <w:hyperlink w:anchor="_Toc243319740" w:history="1">
         <w:r>
           <w:rPr>
             <w:rStyle w:val="aff8"/>
@@ -3472,7 +3472,7 @@
             <w:noProof/>
             <w:webHidden/>
           </w:rPr>
-          <w:instrText xml:space="preserve"> PAGEREF _Toc242649856 \h </w:instrText>
+          <w:instrText xml:space="preserve"> PAGEREF _Toc243319740 \h </w:instrText>
         </w:r>
         <w:r>
           <w:rPr>
@@ -3518,7 +3518,7 @@
           <w14:ligatures w14:val="standardContextual"/>
         </w:rPr>
       </w:pPr>
-      <w:hyperlink w:anchor="_Toc242649857" w:history="1">
+      <w:hyperlink w:anchor="_Toc243319741" w:history="1">
         <w:r>
           <w:rPr>
             <w:rStyle w:val="aff8"/>
@@ -3545,7 +3545,7 @@
             <w:noProof/>
             <w:webHidden/>
           </w:rPr>
-          <w:instrText xml:space="preserve"> PAGEREF _Toc242649857 \h </w:instrText>
+          <w:instrText xml:space="preserve"> PAGEREF _Toc243319741 \h </w:instrText>
         </w:r>
         <w:r>
           <w:rPr>
@@ -3591,7 +3591,7 @@
           <w14:ligatures w14:val="standardContextual"/>
         </w:rPr>
       </w:pPr>
-      <w:hyperlink w:anchor="_Toc242649858" w:history="1">
+      <w:hyperlink w:anchor="_Toc243319742" w:history="1">
         <w:r>
           <w:rPr>
             <w:rStyle w:val="aff8"/>
@@ -3618,7 +3618,7 @@
             <w:noProof/>
             <w:webHidden/>
           </w:rPr>
-          <w:instrText xml:space="preserve"> PAGEREF _Toc242649858 \h </w:instrText>
+          <w:instrText xml:space="preserve"> PAGEREF _Toc243319742 \h </w:instrText>
         </w:r>
         <w:r>
           <w:rPr>
@@ -3664,7 +3664,7 @@
           <w14:ligatures w14:val="standardContextual"/>
         </w:rPr>
       </w:pPr>
-      <w:hyperlink w:anchor="_Toc242649859" w:history="1">
+      <w:hyperlink w:anchor="_Toc243319743" w:history="1">
         <w:r>
           <w:rPr>
             <w:rStyle w:val="aff8"/>
@@ -3691,7 +3691,7 @@
             <w:noProof/>
             <w:webHidden/>
           </w:rPr>
-          <w:instrText xml:space="preserve"> PAGEREF _Toc242649859 \h </w:instrText>
+          <w:instrText xml:space="preserve"> PAGEREF _Toc243319743 \h </w:instrText>
         </w:r>
         <w:r>
           <w:rPr>
@@ -3737,7 +3737,7 @@
           <w14:ligatures w14:val="standardContextual"/>
         </w:rPr>
       </w:pPr>
-      <w:hyperlink w:anchor="_Toc242649860" w:history="1">
+      <w:hyperlink w:anchor="_Toc243319744" w:history="1">
         <w:r>
           <w:rPr>
             <w:rStyle w:val="aff8"/>
@@ -3764,7 +3764,7 @@
             <w:noProof/>
             <w:webHidden/>
           </w:rPr>
-          <w:instrText xml:space="preserve"> PAGEREF _Toc242649860 \h </w:instrText>
+          <w:instrText xml:space="preserve"> PAGEREF _Toc243319744 \h </w:instrText>
         </w:r>
         <w:r>
           <w:rPr>
@@ -3810,7 +3810,7 @@
           <w14:ligatures w14:val="standardContextual"/>
         </w:rPr>
       </w:pPr>
-      <w:hyperlink w:anchor="_Toc242649861" w:history="1">
+      <w:hyperlink w:anchor="_Toc243319745" w:history="1">
         <w:r>
           <w:rPr>
             <w:rStyle w:val="aff8"/>
@@ -3837,7 +3837,7 @@
             <w:noProof/>
             <w:webHidden/>
           </w:rPr>
-          <w:instrText xml:space="preserve"> PAGEREF _Toc242649861 \h </w:instrText>
+          <w:instrText xml:space="preserve"> PAGEREF _Toc243319745 \h </w:instrText>
         </w:r>
         <w:r>
           <w:rPr>
@@ -3857,7 +3857,7 @@
             <w:noProof/>
             <w:webHidden/>
           </w:rPr>
-          <w:t>30</w:t>
+          <w:t>31</w:t>
         </w:r>
         <w:r>
           <w:rPr>
@@ -3883,7 +3883,7 @@
           <w14:ligatures w14:val="standardContextual"/>
         </w:rPr>
       </w:pPr>
-      <w:hyperlink w:anchor="_Toc242649862" w:history="1">
+      <w:hyperlink w:anchor="_Toc243319746" w:history="1">
         <w:r>
           <w:rPr>
             <w:rStyle w:val="aff8"/>
@@ -3910,7 +3910,7 @@
             <w:noProof/>
             <w:webHidden/>
           </w:rPr>
-          <w:instrText xml:space="preserve"> PAGEREF _Toc242649862 \h </w:instrText>
+          <w:instrText xml:space="preserve"> PAGEREF _Toc243319746 \h </w:instrText>
         </w:r>
         <w:r>
           <w:rPr>
@@ -3930,7 +3930,7 @@
             <w:noProof/>
             <w:webHidden/>
           </w:rPr>
-          <w:t>30</w:t>
+          <w:t>31</w:t>
         </w:r>
         <w:r>
           <w:rPr>
@@ -3956,7 +3956,7 @@
           <w14:ligatures w14:val="standardContextual"/>
         </w:rPr>
       </w:pPr>
-      <w:hyperlink w:anchor="_Toc242649863" w:history="1">
+      <w:hyperlink w:anchor="_Toc243319747" w:history="1">
         <w:r>
           <w:rPr>
             <w:rStyle w:val="aff8"/>
@@ -3983,7 +3983,7 @@
             <w:noProof/>
             <w:webHidden/>
           </w:rPr>
-          <w:instrText xml:space="preserve"> PAGEREF _Toc242649863 \h </w:instrText>
+          <w:instrText xml:space="preserve"> PAGEREF _Toc243319747 \h </w:instrText>
         </w:r>
         <w:r>
           <w:rPr>
@@ -4003,7 +4003,7 @@
             <w:noProof/>
             <w:webHidden/>
           </w:rPr>
-          <w:t>30</w:t>
+          <w:t>31</w:t>
         </w:r>
         <w:r>
           <w:rPr>
@@ -4029,7 +4029,7 @@
           <w14:ligatures w14:val="standardContextual"/>
         </w:rPr>
       </w:pPr>
-      <w:hyperlink w:anchor="_Toc242649864" w:history="1">
+      <w:hyperlink w:anchor="_Toc243319748" w:history="1">
         <w:r>
           <w:rPr>
             <w:rStyle w:val="aff8"/>
@@ -4056,7 +4056,7 @@
             <w:noProof/>
             <w:webHidden/>
           </w:rPr>
-          <w:instrText xml:space="preserve"> PAGEREF _Toc242649864 \h </w:instrText>
+          <w:instrText xml:space="preserve"> PAGEREF _Toc243319748 \h </w:instrText>
         </w:r>
         <w:r>
           <w:rPr>
@@ -4076,7 +4076,7 @@
             <w:noProof/>
             <w:webHidden/>
           </w:rPr>
-          <w:t>31</w:t>
+          <w:t>32</w:t>
         </w:r>
         <w:r>
           <w:rPr>
@@ -4102,7 +4102,7 @@
           <w14:ligatures w14:val="standardContextual"/>
         </w:rPr>
       </w:pPr>
-      <w:hyperlink w:anchor="_Toc242649865" w:history="1">
+      <w:hyperlink w:anchor="_Toc243319749" w:history="1">
         <w:r>
           <w:rPr>
             <w:rStyle w:val="aff8"/>
@@ -4129,7 +4129,7 @@
             <w:noProof/>
             <w:webHidden/>
           </w:rPr>
-          <w:instrText xml:space="preserve"> PAGEREF _Toc242649865 \h </w:instrText>
+          <w:instrText xml:space="preserve"> PAGEREF _Toc243319749 \h </w:instrText>
         </w:r>
         <w:r>
           <w:rPr>
@@ -4149,7 +4149,7 @@
             <w:noProof/>
             <w:webHidden/>
           </w:rPr>
-          <w:t>31</w:t>
+          <w:t>32</w:t>
         </w:r>
         <w:r>
           <w:rPr>
@@ -4175,7 +4175,7 @@
           <w14:ligatures w14:val="standardContextual"/>
         </w:rPr>
       </w:pPr>
-      <w:hyperlink w:anchor="_Toc242649866" w:history="1">
+      <w:hyperlink w:anchor="_Toc243319750" w:history="1">
         <w:r>
           <w:rPr>
             <w:rStyle w:val="aff8"/>
@@ -4202,7 +4202,7 @@
             <w:noProof/>
             <w:webHidden/>
           </w:rPr>
-          <w:instrText xml:space="preserve"> PAGEREF _Toc242649866 \h </w:instrText>
+          <w:instrText xml:space="preserve"> PAGEREF _Toc243319750 \h </w:instrText>
         </w:r>
         <w:r>
           <w:rPr>
@@ -4222,7 +4222,7 @@
             <w:noProof/>
             <w:webHidden/>
           </w:rPr>
-          <w:t>31</w:t>
+          <w:t>32</w:t>
         </w:r>
         <w:r>
           <w:rPr>
@@ -4248,7 +4248,7 @@
           <w14:ligatures w14:val="standardContextual"/>
         </w:rPr>
       </w:pPr>
-      <w:hyperlink w:anchor="_Toc242649867" w:history="1">
+      <w:hyperlink w:anchor="_Toc243319751" w:history="1">
         <w:r>
           <w:rPr>
             <w:rStyle w:val="aff8"/>
@@ -4275,7 +4275,7 @@
             <w:noProof/>
             <w:webHidden/>
           </w:rPr>
-          <w:instrText xml:space="preserve"> PAGEREF _Toc242649867 \h </w:instrText>
+          <w:instrText xml:space="preserve"> PAGEREF _Toc243319751 \h </w:instrText>
         </w:r>
         <w:r>
           <w:rPr>
@@ -4295,7 +4295,7 @@
             <w:noProof/>
             <w:webHidden/>
           </w:rPr>
-          <w:t>31</w:t>
+          <w:t>32</w:t>
         </w:r>
         <w:r>
           <w:rPr>
@@ -4321,7 +4321,7 @@
           <w14:ligatures w14:val="standardContextual"/>
         </w:rPr>
       </w:pPr>
-      <w:hyperlink w:anchor="_Toc242649868" w:history="1">
+      <w:hyperlink w:anchor="_Toc243319752" w:history="1">
         <w:r>
           <w:rPr>
             <w:rStyle w:val="aff8"/>
@@ -4348,7 +4348,7 @@
             <w:noProof/>
             <w:webHidden/>
           </w:rPr>
-          <w:instrText xml:space="preserve"> PAGEREF _Toc242649868 \h </w:instrText>
+          <w:instrText xml:space="preserve"> PAGEREF _Toc243319752 \h </w:instrText>
         </w:r>
         <w:r>
           <w:rPr>
@@ -4368,7 +4368,7 @@
             <w:noProof/>
             <w:webHidden/>
           </w:rPr>
-          <w:t>32</w:t>
+          <w:t>33</w:t>
         </w:r>
         <w:r>
           <w:rPr>
@@ -4394,7 +4394,7 @@
           <w14:ligatures w14:val="standardContextual"/>
         </w:rPr>
       </w:pPr>
-      <w:hyperlink w:anchor="_Toc242649869" w:history="1">
+      <w:hyperlink w:anchor="_Toc243319753" w:history="1">
         <w:r>
           <w:rPr>
             <w:rStyle w:val="aff8"/>
@@ -4421,7 +4421,7 @@
             <w:noProof/>
             <w:webHidden/>
           </w:rPr>
-          <w:instrText xml:space="preserve"> PAGEREF _Toc242649869 \h </w:instrText>
+          <w:instrText xml:space="preserve"> PAGEREF _Toc243319753 \h </w:instrText>
         </w:r>
         <w:r>
           <w:rPr>
@@ -4441,7 +4441,7 @@
             <w:noProof/>
             <w:webHidden/>
           </w:rPr>
-          <w:t>32</w:t>
+          <w:t>33</w:t>
         </w:r>
         <w:r>
           <w:rPr>
@@ -4467,7 +4467,7 @@
           <w14:ligatures w14:val="standardContextual"/>
         </w:rPr>
       </w:pPr>
-      <w:hyperlink w:anchor="_Toc242649870" w:history="1">
+      <w:hyperlink w:anchor="_Toc243319754" w:history="1">
         <w:r>
           <w:rPr>
             <w:rStyle w:val="aff8"/>
@@ -4494,7 +4494,7 @@
             <w:noProof/>
             <w:webHidden/>
           </w:rPr>
-          <w:instrText xml:space="preserve"> PAGEREF _Toc242649870 \h </w:instrText>
+          <w:instrText xml:space="preserve"> PAGEREF _Toc243319754 \h </w:instrText>
         </w:r>
         <w:r>
           <w:rPr>
@@ -4514,7 +4514,7 @@
             <w:noProof/>
             <w:webHidden/>
           </w:rPr>
-          <w:t>32</w:t>
+          <w:t>33</w:t>
         </w:r>
         <w:r>
           <w:rPr>
@@ -4540,7 +4540,7 @@
           <w14:ligatures w14:val="standardContextual"/>
         </w:rPr>
       </w:pPr>
-      <w:hyperlink w:anchor="_Toc242649871" w:history="1">
+      <w:hyperlink w:anchor="_Toc243319755" w:history="1">
         <w:r>
           <w:rPr>
             <w:rStyle w:val="aff8"/>
@@ -4567,7 +4567,7 @@
             <w:noProof/>
             <w:webHidden/>
           </w:rPr>
-          <w:instrText xml:space="preserve"> PAGEREF _Toc242649871 \h </w:instrText>
+          <w:instrText xml:space="preserve"> PAGEREF _Toc243319755 \h </w:instrText>
         </w:r>
         <w:r>
           <w:rPr>
@@ -4587,7 +4587,7 @@
             <w:noProof/>
             <w:webHidden/>
           </w:rPr>
-          <w:t>32</w:t>
+          <w:t>33</w:t>
         </w:r>
         <w:r>
           <w:rPr>
@@ -4613,7 +4613,7 @@
           <w14:ligatures w14:val="standardContextual"/>
         </w:rPr>
       </w:pPr>
-      <w:hyperlink w:anchor="_Toc242649872" w:history="1">
+      <w:hyperlink w:anchor="_Toc243319756" w:history="1">
         <w:r>
           <w:rPr>
             <w:rStyle w:val="aff8"/>
@@ -4640,7 +4640,7 @@
             <w:noProof/>
             <w:webHidden/>
           </w:rPr>
-          <w:instrText xml:space="preserve"> PAGEREF _Toc242649872 \h </w:instrText>
+          <w:instrText xml:space="preserve"> PAGEREF _Toc243319756 \h </w:instrText>
         </w:r>
         <w:r>
           <w:rPr>
@@ -4660,7 +4660,7 @@
             <w:noProof/>
             <w:webHidden/>
           </w:rPr>
-          <w:t>33</w:t>
+          <w:t>34</w:t>
         </w:r>
         <w:r>
           <w:rPr>
@@ -4686,7 +4686,7 @@
           <w14:ligatures w14:val="standardContextual"/>
         </w:rPr>
       </w:pPr>
-      <w:hyperlink w:anchor="_Toc242649873" w:history="1">
+      <w:hyperlink w:anchor="_Toc243319757" w:history="1">
         <w:r>
           <w:rPr>
             <w:rStyle w:val="aff8"/>
@@ -4713,7 +4713,7 @@
             <w:noProof/>
             <w:webHidden/>
           </w:rPr>
-          <w:instrText xml:space="preserve"> PAGEREF _Toc242649873 \h </w:instrText>
+          <w:instrText xml:space="preserve"> PAGEREF _Toc243319757 \h </w:instrText>
         </w:r>
         <w:r>
           <w:rPr>
@@ -4733,7 +4733,7 @@
             <w:noProof/>
             <w:webHidden/>
           </w:rPr>
-          <w:t>34</w:t>
+          <w:t>35</w:t>
         </w:r>
         <w:r>
           <w:rPr>
@@ -4759,7 +4759,7 @@
           <w14:ligatures w14:val="standardContextual"/>
         </w:rPr>
       </w:pPr>
-      <w:hyperlink w:anchor="_Toc242649874" w:history="1">
+      <w:hyperlink w:anchor="_Toc243319758" w:history="1">
         <w:r>
           <w:rPr>
             <w:rStyle w:val="aff8"/>
@@ -4786,7 +4786,7 @@
             <w:noProof/>
             <w:webHidden/>
           </w:rPr>
-          <w:instrText xml:space="preserve"> PAGEREF _Toc242649874 \h </w:instrText>
+          <w:instrText xml:space="preserve"> PAGEREF _Toc243319758 \h </w:instrText>
         </w:r>
         <w:r>
           <w:rPr>
@@ -4806,7 +4806,7 @@
             <w:noProof/>
             <w:webHidden/>
           </w:rPr>
-          <w:t>34</w:t>
+          <w:t>35</w:t>
         </w:r>
         <w:r>
           <w:rPr>
@@ -4832,7 +4832,7 @@
           <w14:ligatures w14:val="standardContextual"/>
         </w:rPr>
       </w:pPr>
-      <w:hyperlink w:anchor="_Toc242649875" w:history="1">
+      <w:hyperlink w:anchor="_Toc243319759" w:history="1">
         <w:r>
           <w:rPr>
             <w:rStyle w:val="aff8"/>
@@ -4859,7 +4859,7 @@
             <w:noProof/>
             <w:webHidden/>
           </w:rPr>
-          <w:instrText xml:space="preserve"> PAGEREF _Toc242649875 \h </w:instrText>
+          <w:instrText xml:space="preserve"> PAGEREF _Toc243319759 \h </w:instrText>
         </w:r>
         <w:r>
           <w:rPr>
@@ -4879,7 +4879,7 @@
             <w:noProof/>
             <w:webHidden/>
           </w:rPr>
-          <w:t>34</w:t>
+          <w:t>35</w:t>
         </w:r>
         <w:r>
           <w:rPr>
@@ -4905,7 +4905,7 @@
           <w14:ligatures w14:val="standardContextual"/>
         </w:rPr>
       </w:pPr>
-      <w:hyperlink w:anchor="_Toc242649876" w:history="1">
+      <w:hyperlink w:anchor="_Toc243319760" w:history="1">
         <w:r>
           <w:rPr>
             <w:rStyle w:val="aff8"/>
@@ -4932,7 +4932,7 @@
             <w:noProof/>
             <w:webHidden/>
           </w:rPr>
-          <w:instrText xml:space="preserve"> PAGEREF _Toc242649876 \h </w:instrText>
+          <w:instrText xml:space="preserve"> PAGEREF _Toc243319760 \h </w:instrText>
         </w:r>
         <w:r>
           <w:rPr>
@@ -4952,7 +4952,7 @@
             <w:noProof/>
             <w:webHidden/>
           </w:rPr>
-          <w:t>34</w:t>
+          <w:t>35</w:t>
         </w:r>
         <w:r>
           <w:rPr>
@@ -4978,7 +4978,7 @@
           <w14:ligatures w14:val="standardContextual"/>
         </w:rPr>
       </w:pPr>
-      <w:hyperlink w:anchor="_Toc242649877" w:history="1">
+      <w:hyperlink w:anchor="_Toc243319761" w:history="1">
         <w:r>
           <w:rPr>
             <w:rStyle w:val="aff8"/>
@@ -5005,7 +5005,7 @@
             <w:noProof/>
             <w:webHidden/>
           </w:rPr>
-          <w:instrText xml:space="preserve"> PAGEREF _Toc242649877 \h </w:instrText>
+          <w:instrText xml:space="preserve"> PAGEREF _Toc243319761 \h </w:instrText>
         </w:r>
         <w:r>
           <w:rPr>
@@ -5025,7 +5025,7 @@
             <w:noProof/>
             <w:webHidden/>
           </w:rPr>
-          <w:t>36</w:t>
+          <w:t>37</w:t>
         </w:r>
         <w:r>
           <w:rPr>
@@ -5051,7 +5051,7 @@
           <w14:ligatures w14:val="standardContextual"/>
         </w:rPr>
       </w:pPr>
-      <w:hyperlink w:anchor="_Toc242649878" w:history="1">
+      <w:hyperlink w:anchor="_Toc243319762" w:history="1">
         <w:r>
           <w:rPr>
             <w:rStyle w:val="aff8"/>
@@ -5078,7 +5078,7 @@
             <w:noProof/>
             <w:webHidden/>
           </w:rPr>
-          <w:instrText xml:space="preserve"> PAGEREF _Toc242649878 \h </w:instrText>
+          <w:instrText xml:space="preserve"> PAGEREF _Toc243319762 \h </w:instrText>
         </w:r>
         <w:r>
           <w:rPr>
@@ -5098,7 +5098,7 @@
             <w:noProof/>
             <w:webHidden/>
           </w:rPr>
-          <w:t>36</w:t>
+          <w:t>37</w:t>
         </w:r>
         <w:r>
           <w:rPr>
@@ -5124,7 +5124,7 @@
           <w14:ligatures w14:val="standardContextual"/>
         </w:rPr>
       </w:pPr>
-      <w:hyperlink w:anchor="_Toc242649879" w:history="1">
+      <w:hyperlink w:anchor="_Toc243319763" w:history="1">
         <w:r>
           <w:rPr>
             <w:rStyle w:val="aff8"/>
@@ -5151,7 +5151,7 @@
             <w:noProof/>
             <w:webHidden/>
           </w:rPr>
-          <w:instrText xml:space="preserve"> PAGEREF _Toc242649879 \h </w:instrText>
+          <w:instrText xml:space="preserve"> PAGEREF _Toc243319763 \h </w:instrText>
         </w:r>
         <w:r>
           <w:rPr>
@@ -5171,7 +5171,7 @@
             <w:noProof/>
             <w:webHidden/>
           </w:rPr>
-          <w:t>36</w:t>
+          <w:t>37</w:t>
         </w:r>
         <w:r>
           <w:rPr>
@@ -5197,7 +5197,7 @@
           <w14:ligatures w14:val="standardContextual"/>
         </w:rPr>
       </w:pPr>
-      <w:hyperlink w:anchor="_Toc242649880" w:history="1">
+      <w:hyperlink w:anchor="_Toc243319764" w:history="1">
         <w:r>
           <w:rPr>
             <w:rStyle w:val="aff8"/>
@@ -5224,7 +5224,7 @@
             <w:noProof/>
             <w:webHidden/>
           </w:rPr>
-          <w:instrText xml:space="preserve"> PAGEREF _Toc242649880 \h </w:instrText>
+          <w:instrText xml:space="preserve"> PAGEREF _Toc243319764 \h </w:instrText>
         </w:r>
         <w:r>
           <w:rPr>
@@ -5244,7 +5244,7 @@
             <w:noProof/>
             <w:webHidden/>
           </w:rPr>
-          <w:t>36</w:t>
+          <w:t>37</w:t>
         </w:r>
         <w:r>
           <w:rPr>
@@ -5270,7 +5270,7 @@
           <w14:ligatures w14:val="standardContextual"/>
         </w:rPr>
       </w:pPr>
-      <w:hyperlink w:anchor="_Toc242649881" w:history="1">
+      <w:hyperlink w:anchor="_Toc243319765" w:history="1">
         <w:r>
           <w:rPr>
             <w:rStyle w:val="aff8"/>
@@ -5297,7 +5297,7 @@
             <w:noProof/>
             <w:webHidden/>
           </w:rPr>
-          <w:instrText xml:space="preserve"> PAGEREF _Toc242649881 \h </w:instrText>
+          <w:instrText xml:space="preserve"> PAGEREF _Toc243319765 \h </w:instrText>
         </w:r>
         <w:r>
           <w:rPr>
@@ -5317,7 +5317,7 @@
             <w:noProof/>
             <w:webHidden/>
           </w:rPr>
-          <w:t>36</w:t>
+          <w:t>37</w:t>
         </w:r>
         <w:r>
           <w:rPr>
@@ -5343,7 +5343,7 @@
           <w14:ligatures w14:val="standardContextual"/>
         </w:rPr>
       </w:pPr>
-      <w:hyperlink w:anchor="_Toc242649882" w:history="1">
+      <w:hyperlink w:anchor="_Toc243319766" w:history="1">
         <w:r>
           <w:rPr>
             <w:rStyle w:val="aff8"/>
@@ -5370,7 +5370,7 @@
             <w:noProof/>
             <w:webHidden/>
           </w:rPr>
-          <w:instrText xml:space="preserve"> PAGEREF _Toc242649882 \h </w:instrText>
+          <w:instrText xml:space="preserve"> PAGEREF _Toc243319766 \h </w:instrText>
         </w:r>
         <w:r>
           <w:rPr>
@@ -5390,7 +5390,7 @@
             <w:noProof/>
             <w:webHidden/>
           </w:rPr>
-          <w:t>37</w:t>
+          <w:t>38</w:t>
         </w:r>
         <w:r>
           <w:rPr>
@@ -5416,7 +5416,7 @@
           <w14:ligatures w14:val="standardContextual"/>
         </w:rPr>
       </w:pPr>
-      <w:hyperlink w:anchor="_Toc242649883" w:history="1">
+      <w:hyperlink w:anchor="_Toc243319767" w:history="1">
         <w:r>
           <w:rPr>
             <w:rStyle w:val="aff8"/>
@@ -5443,7 +5443,7 @@
             <w:noProof/>
             <w:webHidden/>
           </w:rPr>
-          <w:instrText xml:space="preserve"> PAGEREF _Toc242649883 \h </w:instrText>
+          <w:instrText xml:space="preserve"> PAGEREF _Toc243319767 \h </w:instrText>
         </w:r>
         <w:r>
           <w:rPr>
@@ -5463,7 +5463,7 @@
             <w:noProof/>
             <w:webHidden/>
           </w:rPr>
-          <w:t>38</w:t>
+          <w:t>39</w:t>
         </w:r>
         <w:r>
           <w:rPr>
@@ -5489,7 +5489,7 @@
         <w:ind w:firstLine="0"/>
         <w:jc w:val="center"/>
       </w:pPr>
-      <w:bookmarkStart w:id="0" w:name="_Toc242649813"/>
+      <w:bookmarkStart w:id="0" w:name="_Toc243319697"/>
       <w:r>
         <w:lastRenderedPageBreak/>
         <w:t>ПЕРЕЧЕНЬ ТЕРМИНОВ И СОКРАЩЕНИЙ</w:t>
@@ -6751,7 +6751,7 @@
         <w:pStyle w:val="1"/>
         <w:pageBreakBefore/>
       </w:pPr>
-      <w:bookmarkStart w:id="1" w:name="_Toc242649814"/>
+      <w:bookmarkStart w:id="1" w:name="_Toc243319698"/>
       <w:r>
         <w:lastRenderedPageBreak/>
         <w:t>1 Исходные положения</w:t>
@@ -6762,7 +6762,7 @@
       <w:pPr>
         <w:pStyle w:val="21"/>
       </w:pPr>
-      <w:bookmarkStart w:id="2" w:name="_Toc242649815"/>
+      <w:bookmarkStart w:id="2" w:name="_Toc243319699"/>
       <w:r>
         <w:t>1.1 Назначение документа</w:t>
       </w:r>
@@ -6777,7 +6777,7 @@
       <w:pPr>
         <w:pStyle w:val="21"/>
       </w:pPr>
-      <w:bookmarkStart w:id="3" w:name="_Toc242649816"/>
+      <w:bookmarkStart w:id="3" w:name="_Toc243319700"/>
       <w:r>
         <w:t>1.2 Сведения об объекте автоматизации</w:t>
       </w:r>
@@ -6792,7 +6792,7 @@
       <w:pPr>
         <w:pStyle w:val="21"/>
       </w:pPr>
-      <w:bookmarkStart w:id="4" w:name="_Toc242649817"/>
+      <w:bookmarkStart w:id="4" w:name="_Toc243319701"/>
       <w:r>
         <w:t>1.3 Категории пользователей</w:t>
       </w:r>
@@ -7293,7 +7293,7 @@
         <w:pStyle w:val="1"/>
         <w:pageBreakBefore/>
       </w:pPr>
-      <w:bookmarkStart w:id="5" w:name="_Toc242649818"/>
+      <w:bookmarkStart w:id="5" w:name="_Toc243319702"/>
       <w:r>
         <w:lastRenderedPageBreak/>
         <w:t>2 Цели автоматизированной системы и автоматизированные функции</w:t>
@@ -7599,7 +7599,7 @@
         <w:pStyle w:val="1"/>
         <w:pageBreakBefore/>
       </w:pPr>
-      <w:bookmarkStart w:id="6" w:name="_Toc242649819"/>
+      <w:bookmarkStart w:id="6" w:name="_Toc243319703"/>
       <w:r>
         <w:lastRenderedPageBreak/>
         <w:t>3 Характеристика функциональной структуры</w:t>
@@ -7610,7 +7610,7 @@
       <w:pPr>
         <w:pStyle w:val="21"/>
       </w:pPr>
-      <w:bookmarkStart w:id="7" w:name="_Toc242649820"/>
+      <w:bookmarkStart w:id="7" w:name="_Toc243319704"/>
       <w:r>
         <w:t>3.1 Перечень подсистем и функций</w:t>
       </w:r>
@@ -9905,7 +9905,7 @@
       <w:pPr>
         <w:pStyle w:val="21"/>
       </w:pPr>
-      <w:bookmarkStart w:id="8" w:name="_Toc242649821"/>
+      <w:bookmarkStart w:id="8" w:name="_Toc243319705"/>
       <w:r>
         <w:lastRenderedPageBreak/>
         <w:t>3.2 Последовательность выполнения функций</w:t>
@@ -9976,7 +9976,7 @@
       <w:pPr>
         <w:pStyle w:val="21"/>
       </w:pPr>
-      <w:bookmarkStart w:id="9" w:name="_Toc242649822"/>
+      <w:bookmarkStart w:id="9" w:name="_Toc243319706"/>
       <w:r>
         <w:t>3.3 Сквозные правила</w:t>
       </w:r>
@@ -10022,7 +10022,7 @@
         <w:pStyle w:val="1"/>
         <w:pageBreakBefore/>
       </w:pPr>
-      <w:bookmarkStart w:id="10" w:name="_Toc242649823"/>
+      <w:bookmarkStart w:id="10" w:name="_Toc243319707"/>
       <w:r>
         <w:lastRenderedPageBreak/>
         <w:t>4 Подсистема «Организационная структура и права доступа»</w:t>
@@ -10033,7 +10033,7 @@
       <w:pPr>
         <w:pStyle w:val="21"/>
       </w:pPr>
-      <w:bookmarkStart w:id="11" w:name="_Toc242649824"/>
+      <w:bookmarkStart w:id="11" w:name="_Toc243319708"/>
       <w:r>
         <w:t>4.1 ОРГ-01 Вход в систему и выход</w:t>
       </w:r>
@@ -10123,7 +10123,7 @@
       <w:pPr>
         <w:pStyle w:val="21"/>
       </w:pPr>
-      <w:bookmarkStart w:id="12" w:name="_Toc242649825"/>
+      <w:bookmarkStart w:id="12" w:name="_Toc243319709"/>
       <w:r>
         <w:t>4.2 ОРГ-02 Восстановление и смена пароля</w:t>
       </w:r>
@@ -10131,12 +10131,12 @@
     </w:p>
     <w:p>
       <w:r>
-        <w:t>Исполнители: пользователь (восстановление), администратор (смена пароля сотруднику).</w:t>
-      </w:r>
-    </w:p>
-    <w:p>
-      <w:r>
-        <w:t>Входная информация: адрес электронной почты из профиля; новый пароль и подтверждение.</w:t>
+        <w:t>Исполнители: пользователь (восстановление и смена своего пароля), администратор (смена пароля сотруднику).</w:t>
+      </w:r>
+    </w:p>
+    <w:p>
+      <w:r>
+        <w:t>Входная информация: адрес электронной почты из профиля; текущий пароль (при смене своего пароля); новый пароль и подтверждение.</w:t>
       </w:r>
     </w:p>
     <w:p>
@@ -10172,14 +10172,29 @@
     </w:p>
     <w:p>
       <w:r>
-        <w:t>в) после смены пароля все выданные пользователю токены обновления отзываются — прежние сессии завершаются.</w:t>
+        <w:t>в) после смены пароля все выданные пользователю токены обновления отзываются — прежние сессии завершаются;</w:t>
+      </w:r>
+    </w:p>
+    <w:p>
+      <w:r>
+        <w:t xml:space="preserve">г) свой пароль пользователь меняет в окне «Мой профиль» (меню пользователя), указав текущий пароль; попытки ограничены (по умолчанию 5 в минуту, настройка </w:t>
+      </w:r>
+      <w:r>
+        <w:rPr>
+          <w:rFonts w:ascii="Courier New" w:eastAsia="Courier New" w:hAnsi="Courier New" w:cs="Courier New"/>
+          <w:sz w:val="22"/>
+        </w:rPr>
+        <w:t>THROTTLE_PASSWORD_CHANGE</w:t>
+      </w:r>
+      <w:r>
+        <w:t>); сессии на других устройствах завершаются, текущая продолжается с новыми токенами; смена записывается в журнал изменений прав.</w:t>
       </w:r>
     </w:p>
     <w:p>
       <w:pPr>
         <w:pStyle w:val="21"/>
       </w:pPr>
-      <w:bookmarkStart w:id="13" w:name="_Toc242649826"/>
+      <w:bookmarkStart w:id="13" w:name="_Toc243319710"/>
       <w:r>
         <w:t>4.3 ОРГ-03 Ведение компаний</w:t>
       </w:r>
@@ -10209,7 +10224,7 @@
       <w:pPr>
         <w:pStyle w:val="21"/>
       </w:pPr>
-      <w:bookmarkStart w:id="14" w:name="_Toc242649827"/>
+      <w:bookmarkStart w:id="14" w:name="_Toc243319711"/>
       <w:r>
         <w:t>4.4 ОРГ-04 Ведение отделов</w:t>
       </w:r>
@@ -10239,7 +10254,7 @@
       <w:pPr>
         <w:pStyle w:val="21"/>
       </w:pPr>
-      <w:bookmarkStart w:id="15" w:name="_Toc242649828"/>
+      <w:bookmarkStart w:id="15" w:name="_Toc243319712"/>
       <w:r>
         <w:t>4.5 ОРГ-05 Ведение пользователей</w:t>
       </w:r>
@@ -10247,7 +10262,7 @@
     </w:p>
     <w:p>
       <w:r>
-        <w:t>Исполнители: администраторы.</w:t>
+        <w:t>Исполнители: администраторы; пользователь — свои имя и фамилия (окно «Мой профиль»).</w:t>
       </w:r>
     </w:p>
     <w:p>
@@ -10277,19 +10292,30 @@
     </w:p>
     <w:p>
       <w:r>
+        <w:lastRenderedPageBreak/>
         <w:t>в) блокировка, деактивация и мягкое удаление сохраняют авторство записей и журналы; удалённый пользователь скрывается из списков и не может войти;</w:t>
       </w:r>
     </w:p>
     <w:p>
       <w:r>
-        <w:t>г) отдел выбирается из отделов выбранной компании.</w:t>
+        <w:t>г) отдел выбирается из отделов выбранной компании;</w:t>
+      </w:r>
+    </w:p>
+    <w:p>
+      <w:r>
+        <w:t>д) блокировка выполняется после подтверждения и закрывает доступ сразу: действующий токен доступа заблокированного пользователя больше не принимается;</w:t>
+      </w:r>
+    </w:p>
+    <w:p>
+      <w:r>
+        <w:t>е) свои имя и фамилию пользователь меняет сам, пустое значение не принимается, смена записывается в журнал изменений прав; имя пользователя (логин), адрес электронной почты, компанию, отдел, роли и признаки меняет только администратор.</w:t>
       </w:r>
     </w:p>
     <w:p>
       <w:pPr>
         <w:pStyle w:val="21"/>
       </w:pPr>
-      <w:bookmarkStart w:id="16" w:name="_Toc242649829"/>
+      <w:bookmarkStart w:id="16" w:name="_Toc243319713"/>
       <w:r>
         <w:t>4.6 ОРГ-06 Ведение ролей и разрешений</w:t>
       </w:r>
@@ -10302,7 +10328,6 @@
     </w:p>
     <w:p>
       <w:r>
-        <w:lastRenderedPageBreak/>
         <w:t>Входная информация: название, код, категория, область действия, компании роли, набор разрешений (матрица «действие × ресурс»), признак активности.</w:t>
       </w:r>
     </w:p>
@@ -10345,7 +10370,7 @@
       <w:pPr>
         <w:pStyle w:val="21"/>
       </w:pPr>
-      <w:bookmarkStart w:id="17" w:name="_Toc242649830"/>
+      <w:bookmarkStart w:id="17" w:name="_Toc243319714"/>
       <w:r>
         <w:t>4.7 ОРГ-07 Разграничение доступа к данным</w:t>
       </w:r>
@@ -10371,6 +10396,7 @@
         <w:ind w:firstLine="1134"/>
       </w:pPr>
       <w:r>
+        <w:lastRenderedPageBreak/>
         <w:t>1) «Только свои» — записи, созданные пользователем или назначенные на него;</w:t>
       </w:r>
     </w:p>
@@ -10410,7 +10436,6 @@
     </w:p>
     <w:p>
       <w:r>
-        <w:lastRenderedPageBreak/>
         <w:t>г) раздел «Настройки» открывается только при разрешении «Просмотр» на ресурс «Настройки»; вкладка внутри раздела показывается, если пользователь может изменять соответствующий справочник либо просматривать его с областью «Компания» и шире;</w:t>
       </w:r>
     </w:p>
@@ -10433,7 +10458,7 @@
       <w:pPr>
         <w:pStyle w:val="21"/>
       </w:pPr>
-      <w:bookmarkStart w:id="18" w:name="_Toc242649831"/>
+      <w:bookmarkStart w:id="18" w:name="_Toc243319715"/>
       <w:r>
         <w:t>4.8 ОРГ-08 Журнал изменений прав доступа</w:t>
       </w:r>
@@ -10454,7 +10479,7 @@
         <w:pStyle w:val="1"/>
         <w:pageBreakBefore/>
       </w:pPr>
-      <w:bookmarkStart w:id="19" w:name="_Toc242649832"/>
+      <w:bookmarkStart w:id="19" w:name="_Toc243319716"/>
       <w:r>
         <w:lastRenderedPageBreak/>
         <w:t>5 Подсистема «Каталог недвижимости»</w:t>
@@ -10465,7 +10490,7 @@
       <w:pPr>
         <w:pStyle w:val="21"/>
       </w:pPr>
-      <w:bookmarkStart w:id="20" w:name="_Toc242649833"/>
+      <w:bookmarkStart w:id="20" w:name="_Toc243319717"/>
       <w:r>
         <w:t>5.1 КАТ-01 Ведение проектов</w:t>
       </w:r>
@@ -10495,7 +10520,7 @@
       <w:pPr>
         <w:pStyle w:val="21"/>
       </w:pPr>
-      <w:bookmarkStart w:id="21" w:name="_Toc242649834"/>
+      <w:bookmarkStart w:id="21" w:name="_Toc243319718"/>
       <w:r>
         <w:t>5.2 КАТ-02 Ведение домов</w:t>
       </w:r>
@@ -10525,7 +10550,7 @@
       <w:pPr>
         <w:pStyle w:val="21"/>
       </w:pPr>
-      <w:bookmarkStart w:id="22" w:name="_Toc242649835"/>
+      <w:bookmarkStart w:id="22" w:name="_Toc243319719"/>
       <w:r>
         <w:t>5.3 КАТ-03 Загрузка объектов из шаблона</w:t>
       </w:r>
@@ -10586,7 +10611,7 @@
       <w:pPr>
         <w:pStyle w:val="21"/>
       </w:pPr>
-      <w:bookmarkStart w:id="23" w:name="_Toc242649836"/>
+      <w:bookmarkStart w:id="23" w:name="_Toc243319720"/>
       <w:r>
         <w:t>5.4 КАТ-04 Шахматка и карточка объекта</w:t>
       </w:r>
@@ -11022,7 +11047,7 @@
       <w:pPr>
         <w:pStyle w:val="21"/>
       </w:pPr>
-      <w:bookmarkStart w:id="24" w:name="_Toc242649837"/>
+      <w:bookmarkStart w:id="24" w:name="_Toc243319721"/>
       <w:r>
         <w:t>5.5 КАТ-05 Вывод объекта из продажи (резерв)</w:t>
       </w:r>
@@ -11067,7 +11092,7 @@
       <w:pPr>
         <w:pStyle w:val="21"/>
       </w:pPr>
-      <w:bookmarkStart w:id="25" w:name="_Toc242649838"/>
+      <w:bookmarkStart w:id="25" w:name="_Toc243319722"/>
       <w:r>
         <w:t>5.6 КАТ-06 Ведение планировок</w:t>
       </w:r>
@@ -11107,7 +11132,7 @@
       <w:pPr>
         <w:pStyle w:val="21"/>
       </w:pPr>
-      <w:bookmarkStart w:id="26" w:name="_Toc242649839"/>
+      <w:bookmarkStart w:id="26" w:name="_Toc243319723"/>
       <w:r>
         <w:t>5.7 КАТ-07 Ведение галерей</w:t>
       </w:r>
@@ -11133,7 +11158,7 @@
       <w:pPr>
         <w:pStyle w:val="21"/>
       </w:pPr>
-      <w:bookmarkStart w:id="27" w:name="_Toc242649840"/>
+      <w:bookmarkStart w:id="27" w:name="_Toc243319724"/>
       <w:r>
         <w:t>5.8 КАТ-08 Ведение скидок</w:t>
       </w:r>
@@ -11189,7 +11214,7 @@
         <w:pStyle w:val="1"/>
         <w:pageBreakBefore/>
       </w:pPr>
-      <w:bookmarkStart w:id="28" w:name="_Toc242649841"/>
+      <w:bookmarkStart w:id="28" w:name="_Toc243319725"/>
       <w:r>
         <w:lastRenderedPageBreak/>
         <w:t>6 Подсистема «Работа с клиентами»</w:t>
@@ -11200,7 +11225,7 @@
       <w:pPr>
         <w:pStyle w:val="21"/>
       </w:pPr>
-      <w:bookmarkStart w:id="29" w:name="_Toc242649842"/>
+      <w:bookmarkStart w:id="29" w:name="_Toc243319726"/>
       <w:r>
         <w:t>6.1 КЛИ-01 Ведение клиентов</w:t>
       </w:r>
@@ -11258,14 +11283,19 @@
     </w:p>
     <w:p>
       <w:r>
-        <w:t>д) при регистрации клиента система создаёт завершённую встречу с отметкой «Создана автоматически»; такие встречи не учитываются в сводных таблицах и отчётах.</w:t>
+        <w:t>д) при регистрации клиента система создаёт завершённую встречу с отметкой «Создана автоматически»; такие встречи не учитываются в сводных таблицах и отчётах;</w:t>
+      </w:r>
+    </w:p>
+    <w:p>
+      <w:r>
+        <w:t>е) паспортные данные при регистрации необязательны, но без серии и номера паспорта, сведений о том, кем и когда он выдан, и ПИНФЛ сделку по клиенту нельзя перевести в работу и закрыть (ФИН-01, СДЕ-03); блок паспортных данных в карточке клиента напоминает об этом.</w:t>
       </w:r>
     </w:p>
     <w:p>
       <w:pPr>
         <w:pStyle w:val="21"/>
       </w:pPr>
-      <w:bookmarkStart w:id="30" w:name="_Toc242649843"/>
+      <w:bookmarkStart w:id="30" w:name="_Toc243319727"/>
       <w:r>
         <w:t>6.2 КЛИ-02 Ведение заявок</w:t>
       </w:r>
@@ -11288,6 +11318,7 @@
     </w:p>
     <w:p>
       <w:r>
+        <w:lastRenderedPageBreak/>
         <w:t>Правила:</w:t>
       </w:r>
     </w:p>
@@ -11298,7 +11329,6 @@
     </w:p>
     <w:p>
       <w:r>
-        <w:lastRenderedPageBreak/>
         <w:t>б) перевод в статусы «Отказ» и «Нецелевая» требует указания причины из справочника;</w:t>
       </w:r>
     </w:p>
@@ -11321,7 +11351,7 @@
       <w:pPr>
         <w:pStyle w:val="21"/>
       </w:pPr>
-      <w:bookmarkStart w:id="31" w:name="_Toc242649844"/>
+      <w:bookmarkStart w:id="31" w:name="_Toc243319728"/>
       <w:r>
         <w:t>6.3 КЛИ-03 Канбан-доска заявок</w:t>
       </w:r>
@@ -11346,7 +11376,7 @@
       <w:pPr>
         <w:pStyle w:val="21"/>
       </w:pPr>
-      <w:bookmarkStart w:id="32" w:name="_Toc242649845"/>
+      <w:bookmarkStart w:id="32" w:name="_Toc243319729"/>
       <w:r>
         <w:t>6.4 КЛИ-04 Ведение встреч</w:t>
       </w:r>
@@ -11401,8 +11431,9 @@
       <w:pPr>
         <w:pStyle w:val="21"/>
       </w:pPr>
-      <w:bookmarkStart w:id="33" w:name="_Toc242649846"/>
-      <w:r>
+      <w:bookmarkStart w:id="33" w:name="_Toc243319730"/>
+      <w:r>
+        <w:lastRenderedPageBreak/>
         <w:t>6.5 КЛИ-05 Ведение справочников заявок</w:t>
       </w:r>
       <w:bookmarkEnd w:id="33"/>
@@ -11414,7 +11445,6 @@
     </w:p>
     <w:p>
       <w:r>
-        <w:lastRenderedPageBreak/>
         <w:t>Входная информация: статусы заявок (код, название, цвет, порядок, признаки активности и финальности); причины для статусов «Отказ» и «Нецелевая»; точные источники.</w:t>
       </w:r>
     </w:p>
@@ -11428,7 +11458,7 @@
         <w:pStyle w:val="1"/>
         <w:pageBreakBefore/>
       </w:pPr>
-      <w:bookmarkStart w:id="34" w:name="_Toc242649847"/>
+      <w:bookmarkStart w:id="34" w:name="_Toc243319731"/>
       <w:r>
         <w:lastRenderedPageBreak/>
         <w:t>7 Подсистема «Сделки»</w:t>
@@ -11439,7 +11469,7 @@
       <w:pPr>
         <w:pStyle w:val="21"/>
       </w:pPr>
-      <w:bookmarkStart w:id="35" w:name="_Toc242649848"/>
+      <w:bookmarkStart w:id="35" w:name="_Toc243319732"/>
       <w:r>
         <w:t>7.1 СДЕ-01 Создание брони</w:t>
       </w:r>
@@ -11499,7 +11529,7 @@
       <w:pPr>
         <w:pStyle w:val="21"/>
       </w:pPr>
-      <w:bookmarkStart w:id="36" w:name="_Toc242649849"/>
+      <w:bookmarkStart w:id="36" w:name="_Toc243319733"/>
       <w:r>
         <w:t>7.2 СДЕ-02 Условия сделки и применение скидок</w:t>
       </w:r>
@@ -11570,7 +11600,7 @@
       <w:pPr>
         <w:pStyle w:val="21"/>
       </w:pPr>
-      <w:bookmarkStart w:id="37" w:name="_Toc242649850"/>
+      <w:bookmarkStart w:id="37" w:name="_Toc243319734"/>
       <w:r>
         <w:t>7.3 СДЕ-03 Реквизиты договора и закрытие сделки</w:t>
       </w:r>
@@ -11603,7 +11633,7 @@
     </w:p>
     <w:p>
       <w:r>
-        <w:t>б) номер договора уникален в пределах компании;</w:t>
+        <w:t>б) номер договора уникален в пределах компании; в списке сделок сделку находят по номеру договора, в том числе по его части, номер показывается в строке списка;</w:t>
       </w:r>
     </w:p>
     <w:p>
@@ -11613,15 +11643,21 @@
     </w:p>
     <w:p>
       <w:r>
-        <w:t>г) закрытая, отменённая или расторгнутая сделка доступна только для чтения.</w:t>
+        <w:t>г) закрытая, отменённая или расторгнутая сделка доступна только для чтения;</w:t>
+      </w:r>
+    </w:p>
+    <w:p>
+      <w:r>
+        <w:t>д) сделка не закрывается, пока у клиента не заполнены паспортные данные (серия и номер паспорта, кем и когда выдан, ПИНФЛ): сохранение второй даты подписания отклоняется с перечнем незаполненных полей, одну дату сохранить можно; в статусах «Бронь» и «В работе» карточка сделки заранее показывает предупреждение с перечнем полей и ссылкой на карточку клиента.</w:t>
       </w:r>
     </w:p>
     <w:p>
       <w:pPr>
         <w:pStyle w:val="21"/>
       </w:pPr>
-      <w:bookmarkStart w:id="38" w:name="_Toc242649851"/>
-      <w:r>
+      <w:bookmarkStart w:id="38" w:name="_Toc243319735"/>
+      <w:r>
+        <w:lastRenderedPageBreak/>
         <w:t>7.4 СДЕ-04 Отмена и расторжение сделки</w:t>
       </w:r>
       <w:bookmarkEnd w:id="38"/>
@@ -11648,7 +11684,6 @@
     </w:p>
     <w:p>
       <w:r>
-        <w:lastRenderedPageBreak/>
         <w:t>а) сценарий выбирается системой: если нет проведённых платежей и даты подписания клиентом — отмена с указанием причины; иначе — расторжение с обязательным документом-основанием; для успешно закрытой сделки — всегда расторжение;</w:t>
       </w:r>
     </w:p>
@@ -11702,7 +11737,7 @@
         <w:pStyle w:val="1"/>
         <w:pageBreakBefore/>
       </w:pPr>
-      <w:bookmarkStart w:id="39" w:name="_Toc242649852"/>
+      <w:bookmarkStart w:id="39" w:name="_Toc243319736"/>
       <w:r>
         <w:lastRenderedPageBreak/>
         <w:t>8 Подсистема «Финансы»</w:t>
@@ -11713,7 +11748,7 @@
       <w:pPr>
         <w:pStyle w:val="21"/>
       </w:pPr>
-      <w:bookmarkStart w:id="40" w:name="_Toc242649853"/>
+      <w:bookmarkStart w:id="40" w:name="_Toc243319737"/>
       <w:r>
         <w:t>8.1 ФИН-01 Ведение графика платежей</w:t>
       </w:r>
@@ -11781,15 +11816,21 @@
     </w:p>
     <w:p>
       <w:r>
-        <w:t>к) изменение графика отменённой или расторгнутой сделки невозможно.</w:t>
+        <w:t>к) изменение графика отменённой или расторгнутой сделки невозможно;</w:t>
+      </w:r>
+    </w:p>
+    <w:p>
+      <w:r>
+        <w:t>л) первый график (перевод брони в работу) не сохраняется, пока у клиента не заполнены паспортные данные (серия и номер паспорта, кем и когда выдан, ПИНФЛ), — сервер перечисляет незаполненные поля; правку графика сделки, которая уже в работе, это не ограничивает.</w:t>
       </w:r>
     </w:p>
     <w:p>
       <w:pPr>
         <w:pStyle w:val="21"/>
       </w:pPr>
-      <w:bookmarkStart w:id="41" w:name="_Toc242649854"/>
-      <w:r>
+      <w:bookmarkStart w:id="41" w:name="_Toc243319738"/>
+      <w:r>
+        <w:lastRenderedPageBreak/>
         <w:t>8.2 ФИН-02 Отметка оплаты</w:t>
       </w:r>
       <w:bookmarkEnd w:id="41"/>
@@ -11806,7 +11847,6 @@
     </w:p>
     <w:p>
       <w:r>
-        <w:lastRenderedPageBreak/>
         <w:t>Выходная информация: платёж в статусе «Оплачен» с датой фактической оплаты; запись в журнале платежа.</w:t>
       </w:r>
     </w:p>
@@ -11844,7 +11884,7 @@
       <w:pPr>
         <w:pStyle w:val="21"/>
       </w:pPr>
-      <w:bookmarkStart w:id="42" w:name="_Toc242649855"/>
+      <w:bookmarkStart w:id="42" w:name="_Toc243319739"/>
       <w:r>
         <w:t>8.3 ФИН-03 Учёт просрочки</w:t>
       </w:r>
@@ -11864,7 +11904,7 @@
       <w:pPr>
         <w:pStyle w:val="21"/>
       </w:pPr>
-      <w:bookmarkStart w:id="43" w:name="_Toc242649856"/>
+      <w:bookmarkStart w:id="43" w:name="_Toc243319740"/>
       <w:r>
         <w:t>8.4 ФИН-04 Учёт возвратов</w:t>
       </w:r>
@@ -11894,7 +11934,7 @@
       <w:pPr>
         <w:pStyle w:val="21"/>
       </w:pPr>
-      <w:bookmarkStart w:id="44" w:name="_Toc242649857"/>
+      <w:bookmarkStart w:id="44" w:name="_Toc243319741"/>
       <w:r>
         <w:t>8.5 ФИН-05 Список и сводная таблица платежей</w:t>
       </w:r>
@@ -11912,12 +11952,12 @@
     </w:p>
     <w:p>
       <w:r>
+        <w:lastRenderedPageBreak/>
         <w:t>Выходная информация: список платежей; сводная таблица с итогами по группам и валютам; виджеты «Просроченные платежи» и «Оплаченные платежи» по каждой валюте и, если валют несколько, общий итог в валюте сделок компании; выгрузка в Excel.</w:t>
       </w:r>
     </w:p>
     <w:p>
       <w:r>
-        <w:lastRenderedPageBreak/>
         <w:t>Правила: итоги по валютам выводятся раздельно; общий итог считается пересчётом по курсу на дату события — просроченные платежи на дату к оплате, оплаченные на дату оплаты; суммы в валютах без курса в общий итог не входят, и система об этом предупреждает; выгрузка содержит данные в пределах фильтров и области видимости.</w:t>
       </w:r>
     </w:p>
@@ -11925,7 +11965,7 @@
       <w:pPr>
         <w:pStyle w:val="21"/>
       </w:pPr>
-      <w:bookmarkStart w:id="45" w:name="_Toc242649858"/>
+      <w:bookmarkStart w:id="45" w:name="_Toc243319742"/>
       <w:r>
         <w:t>8.6 ФИН-06 Ведение финансовых справочников</w:t>
       </w:r>
@@ -11975,7 +12015,7 @@
       <w:pPr>
         <w:pStyle w:val="21"/>
       </w:pPr>
-      <w:bookmarkStart w:id="46" w:name="_Toc242649859"/>
+      <w:bookmarkStart w:id="46" w:name="_Toc243319743"/>
       <w:r>
         <w:t>8.7 ФИН-07 Валюты и курсы</w:t>
       </w:r>
@@ -11993,6 +12033,7 @@
     </w:p>
     <w:p>
       <w:r>
+        <w:lastRenderedPageBreak/>
         <w:t>Выходная информация: настройки валют компании (вкладка «Настройки» → «Валюты»); курсы на текущую дату с указанием источника; история курсов ЦБ и ручных курсов компании.</w:t>
       </w:r>
     </w:p>
@@ -12003,7 +12044,6 @@
     </w:p>
     <w:p>
       <w:r>
-        <w:lastRenderedPageBreak/>
         <w:t>а) валюта сделок одна на компанию и всегда входит в поддерживаемые; смена валюты сделок действует для новых броней, созданные сделки и их графики остаются в своей валюте;</w:t>
       </w:r>
     </w:p>
@@ -12039,7 +12079,7 @@
       <w:pPr>
         <w:pStyle w:val="21"/>
       </w:pPr>
-      <w:bookmarkStart w:id="47" w:name="_Toc242649860"/>
+      <w:bookmarkStart w:id="47" w:name="_Toc243319744"/>
       <w:r>
         <w:t>8.8 ФИН-08 Планы оплаты и варианты оплаты</w:t>
       </w:r>
@@ -12052,12 +12092,15 @@
     </w:p>
     <w:p>
       <w:r>
-        <w:t>Входная информация: план оплаты — это тип платежа с заданным видом плана, сроком и минимальным первоначальным взносом, своей скидки у плана нет; для расчёта — цена объекта или сделки, отмеченные скидки (действующие для объекта и уже применённые в сделке), выбранный план, первоначальный взнос (не меньше минимального), дата первого платежа; для создания графика — счёт получателя.</w:t>
-      </w:r>
-    </w:p>
-    <w:p>
+        <w:t xml:space="preserve">Входная информация: план оплаты — это тип платежа с заданным видом плана, сроком и минимальным первоначальным взносом, своей скидки у плана нет; для расчёта </w:t>
+      </w:r>
       <w:r>
         <w:lastRenderedPageBreak/>
+        <w:t>— цена объекта или сделки, отмеченные скидки (действующие для объекта и уже применённые в сделке), выбранный план, первоначальный взнос (не меньше минимального), дата первого платежа; для создания графика — счёт получателя.</w:t>
+      </w:r>
+    </w:p>
+    <w:p>
+      <w:r>
         <w:t>Выходная информация: таблица сравнения планов (скидка, сумма скидки, цена со скидкой, первый взнос, оставшиеся платежи); график выбранного плана; печатная форма для клиента; в сделке — план оплаты, применённые скидки, стоимость по договору и график платежей.</w:t>
       </w:r>
     </w:p>
@@ -12093,10 +12136,11 @@
     </w:p>
     <w:p>
       <w:r>
-        <w:t>е) операция «Создать график» в сделке записывает в сделку выбранный план, скидки, действующие при нём (остальные отмеченные снимаются), и стоимость по договору, равную цене выбранного варианта, и сохраняет график по правилам ФИН-01; все платежи графика, включая первый взнос, получают тип выбранного плана; операция доступна, пока у сделки нет платежей, сделка не закрыта, у пользователя есть права на изменение сделки и создание платежей, а в компании заведён счёт получателя, — иначе окно сообщает причину; есл</w:t>
-      </w:r>
-      <w:r>
-        <w:t>и график не сохранился, прежние план, скидки и стоимость по договору восстанавливаются; дальше график правится вручную;</w:t>
+        <w:t>е) операция «Создать график» в сделке записывает в сделку выбранный план, скидки, действующие при нём (остальные отмеченные снимаются), и стоимость по договору, равную цене выбранного варианта, и сохраняет график по правилам ФИН-01; все платежи графика, включая первый взнос, получают тип выбранного плана; операция доступна, пока у сделки нет платежей, сделка не закрыта, у пользователя есть права на изменение сделки и создание платежей, а в компании заведён счёт получателя, — иначе окно сооб</w:t>
+      </w:r>
+      <w:r>
+        <w:lastRenderedPageBreak/>
+        <w:t>щает причину; если график не сохранился, прежние план, скидки и стоимость по договору восстанавливаются; дальше график правится вручную;</w:t>
       </w:r>
     </w:p>
     <w:p>
@@ -12109,7 +12153,7 @@
         <w:pStyle w:val="1"/>
         <w:pageBreakBefore/>
       </w:pPr>
-      <w:bookmarkStart w:id="48" w:name="_Toc242649861"/>
+      <w:bookmarkStart w:id="48" w:name="_Toc243319745"/>
       <w:r>
         <w:lastRenderedPageBreak/>
         <w:t>9 Подсистема «Шаблоны документов»</w:t>
@@ -12120,7 +12164,7 @@
       <w:pPr>
         <w:pStyle w:val="21"/>
       </w:pPr>
-      <w:bookmarkStart w:id="49" w:name="_Toc242649862"/>
+      <w:bookmarkStart w:id="49" w:name="_Toc243319746"/>
       <w:r>
         <w:t>9.1 ДОК-01 Ведение шаблонов документов</w:t>
       </w:r>
@@ -12160,7 +12204,7 @@
       <w:pPr>
         <w:pStyle w:val="21"/>
       </w:pPr>
-      <w:bookmarkStart w:id="50" w:name="_Toc242649863"/>
+      <w:bookmarkStart w:id="50" w:name="_Toc243319747"/>
       <w:r>
         <w:t>9.2 ДОК-02 Формирование документа по сделке</w:t>
       </w:r>
@@ -12211,7 +12255,7 @@
         <w:pStyle w:val="1"/>
         <w:pageBreakBefore/>
       </w:pPr>
-      <w:bookmarkStart w:id="51" w:name="_Toc242649864"/>
+      <w:bookmarkStart w:id="51" w:name="_Toc243319748"/>
       <w:r>
         <w:lastRenderedPageBreak/>
         <w:t>10 Подсистема «Задачи»</w:t>
@@ -12222,7 +12266,7 @@
       <w:pPr>
         <w:pStyle w:val="21"/>
       </w:pPr>
-      <w:bookmarkStart w:id="52" w:name="_Toc242649865"/>
+      <w:bookmarkStart w:id="52" w:name="_Toc243319749"/>
       <w:r>
         <w:t>10.1 ЗАД-01 Постановка задачи</w:t>
       </w:r>
@@ -12252,7 +12296,7 @@
       <w:pPr>
         <w:pStyle w:val="21"/>
       </w:pPr>
-      <w:bookmarkStart w:id="53" w:name="_Toc242649866"/>
+      <w:bookmarkStart w:id="53" w:name="_Toc243319750"/>
       <w:r>
         <w:t>10.2 ЗАД-02 Исполнение и контроль задачи</w:t>
       </w:r>
@@ -12297,7 +12341,7 @@
       <w:pPr>
         <w:pStyle w:val="21"/>
       </w:pPr>
-      <w:bookmarkStart w:id="54" w:name="_Toc242649867"/>
+      <w:bookmarkStart w:id="54" w:name="_Toc243319751"/>
       <w:r>
         <w:t>10.3 ЗАД-03 Представления задач</w:t>
       </w:r>
@@ -12313,7 +12357,7 @@
         <w:pStyle w:val="1"/>
         <w:pageBreakBefore/>
       </w:pPr>
-      <w:bookmarkStart w:id="55" w:name="_Toc242649868"/>
+      <w:bookmarkStart w:id="55" w:name="_Toc243319752"/>
       <w:r>
         <w:lastRenderedPageBreak/>
         <w:t>11 Подсистема «Аналитика и отчётность»</w:t>
@@ -12324,7 +12368,7 @@
       <w:pPr>
         <w:pStyle w:val="21"/>
       </w:pPr>
-      <w:bookmarkStart w:id="56" w:name="_Toc242649869"/>
+      <w:bookmarkStart w:id="56" w:name="_Toc243319753"/>
       <w:r>
         <w:t>11.1 АНА-01 Дашборд</w:t>
       </w:r>
@@ -12349,7 +12393,7 @@
       <w:pPr>
         <w:pStyle w:val="21"/>
       </w:pPr>
-      <w:bookmarkStart w:id="57" w:name="_Toc242649870"/>
+      <w:bookmarkStart w:id="57" w:name="_Toc243319754"/>
       <w:r>
         <w:t>11.2 АНА-02 Сводные таблицы</w:t>
       </w:r>
@@ -12394,7 +12438,7 @@
       <w:pPr>
         <w:pStyle w:val="21"/>
       </w:pPr>
-      <w:bookmarkStart w:id="58" w:name="_Toc242649871"/>
+      <w:bookmarkStart w:id="58" w:name="_Toc243319755"/>
       <w:r>
         <w:t>11.3 АНА-03 Планы продаж</w:t>
       </w:r>
@@ -12419,7 +12463,7 @@
       <w:pPr>
         <w:pStyle w:val="21"/>
       </w:pPr>
-      <w:bookmarkStart w:id="59" w:name="_Toc242649872"/>
+      <w:bookmarkStart w:id="59" w:name="_Toc243319756"/>
       <w:r>
         <w:lastRenderedPageBreak/>
         <w:t>11.4 АНА-04 Отчёты «план-факт»</w:t>
@@ -12471,7 +12515,7 @@
         <w:pStyle w:val="1"/>
         <w:pageBreakBefore/>
       </w:pPr>
-      <w:bookmarkStart w:id="60" w:name="_Toc242649873"/>
+      <w:bookmarkStart w:id="60" w:name="_Toc243319757"/>
       <w:r>
         <w:lastRenderedPageBreak/>
         <w:t>12 Подсистема «Интеграция с партнёрами»</w:t>
@@ -12482,7 +12526,7 @@
       <w:pPr>
         <w:pStyle w:val="21"/>
       </w:pPr>
-      <w:bookmarkStart w:id="61" w:name="_Toc242649874"/>
+      <w:bookmarkStart w:id="61" w:name="_Toc243319758"/>
       <w:r>
         <w:t>12.1 ИНТ-01 Выдача сведений партнёрам</w:t>
       </w:r>
@@ -12552,7 +12596,7 @@
       <w:pPr>
         <w:pStyle w:val="21"/>
       </w:pPr>
-      <w:bookmarkStart w:id="62" w:name="_Toc242649875"/>
+      <w:bookmarkStart w:id="62" w:name="_Toc243319759"/>
       <w:r>
         <w:t>12.2 ИНТ-02 Приём заявок от партнёров</w:t>
       </w:r>
@@ -12592,7 +12636,7 @@
       <w:pPr>
         <w:pStyle w:val="21"/>
       </w:pPr>
-      <w:bookmarkStart w:id="63" w:name="_Toc242649876"/>
+      <w:bookmarkStart w:id="63" w:name="_Toc243319760"/>
       <w:r>
         <w:t>12.3 ИНТ-03 Управление API-ключами</w:t>
       </w:r>
@@ -12624,7 +12668,7 @@
         <w:pStyle w:val="1"/>
         <w:pageBreakBefore/>
       </w:pPr>
-      <w:bookmarkStart w:id="64" w:name="_Toc242649877"/>
+      <w:bookmarkStart w:id="64" w:name="_Toc243319761"/>
       <w:r>
         <w:lastRenderedPageBreak/>
         <w:t>13 Подсистема «Регламентные задания»</w:t>
@@ -12635,7 +12679,7 @@
       <w:pPr>
         <w:pStyle w:val="21"/>
       </w:pPr>
-      <w:bookmarkStart w:id="65" w:name="_Toc242649878"/>
+      <w:bookmarkStart w:id="65" w:name="_Toc243319762"/>
       <w:r>
         <w:t>13.1 РЕГ-01 Пересчёт просрочки платежей</w:t>
       </w:r>
@@ -12660,7 +12704,7 @@
       <w:pPr>
         <w:pStyle w:val="21"/>
       </w:pPr>
-      <w:bookmarkStart w:id="66" w:name="_Toc242649879"/>
+      <w:bookmarkStart w:id="66" w:name="_Toc243319763"/>
       <w:r>
         <w:t>13.2 РЕГ-02 Снятие истёкших броней</w:t>
       </w:r>
@@ -12685,7 +12729,7 @@
       <w:pPr>
         <w:pStyle w:val="21"/>
       </w:pPr>
-      <w:bookmarkStart w:id="67" w:name="_Toc242649880"/>
+      <w:bookmarkStart w:id="67" w:name="_Toc243319764"/>
       <w:r>
         <w:t>13.3 РЕГ-03 Закрытие забытых встреч</w:t>
       </w:r>
@@ -12710,7 +12754,7 @@
       <w:pPr>
         <w:pStyle w:val="21"/>
       </w:pPr>
-      <w:bookmarkStart w:id="68" w:name="_Toc242649881"/>
+      <w:bookmarkStart w:id="68" w:name="_Toc243319765"/>
       <w:r>
         <w:t>13.4 РЕГ-04 Загрузка курсов валют</w:t>
       </w:r>
@@ -12746,7 +12790,7 @@
         <w:pStyle w:val="1"/>
         <w:pageBreakBefore/>
       </w:pPr>
-      <w:bookmarkStart w:id="69" w:name="_Toc242649882"/>
+      <w:bookmarkStart w:id="69" w:name="_Toc243319766"/>
       <w:r>
         <w:lastRenderedPageBreak/>
         <w:t>14 Типовые решения</w:t>
@@ -12765,7 +12809,7 @@
         <w:ind w:firstLine="0"/>
         <w:jc w:val="center"/>
       </w:pPr>
-      <w:bookmarkStart w:id="70" w:name="_Toc242649883"/>
+      <w:bookmarkStart w:id="70" w:name="_Toc243319767"/>
       <w:r>
         <w:lastRenderedPageBreak/>
         <w:t>ЛИСТ РЕГИСТРАЦИИ ИЗМЕНЕНИЙ</w:t>
@@ -14827,31 +14871,31 @@
       </w:rPr>
     </w:lvl>
   </w:abstractNum>
-  <w:num w:numId="1" w16cid:durableId="2067413001">
+  <w:num w:numId="1" w16cid:durableId="1996488989">
     <w:abstractNumId w:val="8"/>
   </w:num>
-  <w:num w:numId="2" w16cid:durableId="1182088006">
+  <w:num w:numId="2" w16cid:durableId="1691419542">
     <w:abstractNumId w:val="6"/>
   </w:num>
-  <w:num w:numId="3" w16cid:durableId="2075270491">
+  <w:num w:numId="3" w16cid:durableId="954870090">
     <w:abstractNumId w:val="5"/>
   </w:num>
-  <w:num w:numId="4" w16cid:durableId="200361450">
+  <w:num w:numId="4" w16cid:durableId="640429354">
     <w:abstractNumId w:val="4"/>
   </w:num>
-  <w:num w:numId="5" w16cid:durableId="1109736857">
+  <w:num w:numId="5" w16cid:durableId="268123842">
     <w:abstractNumId w:val="7"/>
   </w:num>
-  <w:num w:numId="6" w16cid:durableId="1867525849">
+  <w:num w:numId="6" w16cid:durableId="348532201">
     <w:abstractNumId w:val="3"/>
   </w:num>
-  <w:num w:numId="7" w16cid:durableId="116877092">
+  <w:num w:numId="7" w16cid:durableId="2006007224">
     <w:abstractNumId w:val="2"/>
   </w:num>
-  <w:num w:numId="8" w16cid:durableId="1563515778">
+  <w:num w:numId="8" w16cid:durableId="183518549">
     <w:abstractNumId w:val="1"/>
   </w:num>
-  <w:num w:numId="9" w16cid:durableId="2141679175">
+  <w:num w:numId="9" w16cid:durableId="1394280259">
     <w:abstractNumId w:val="0"/>
   </w:num>
 </w:numbering>
@@ -26384,7 +26428,7 @@
     <w:autoRedefine/>
     <w:uiPriority w:val="39"/>
     <w:unhideWhenUsed/>
-    <w:rsid w:val="00F61A18"/>
+    <w:rsid w:val="00930D48"/>
     <w:pPr>
       <w:spacing w:after="100"/>
     </w:pPr>
@@ -26396,7 +26440,7 @@
     <w:autoRedefine/>
     <w:uiPriority w:val="39"/>
     <w:unhideWhenUsed/>
-    <w:rsid w:val="00F61A18"/>
+    <w:rsid w:val="00930D48"/>
     <w:pPr>
       <w:spacing w:after="100"/>
       <w:ind w:left="240"/>
@@ -26407,7 +26451,7 @@
     <w:basedOn w:val="a2"/>
     <w:uiPriority w:val="99"/>
     <w:unhideWhenUsed/>
-    <w:rsid w:val="00F61A18"/>
+    <w:rsid w:val="00930D48"/>
     <w:rPr>
       <w:color w:val="0000FF" w:themeColor="hyperlink"/>
       <w:u w:val="single"/>

--- a/docs/gost/out/03_П3_Описание_автоматизированных_функций.docx
+++ b/docs/gost/out/03_П3_Описание_автоматизированных_функций.docx
@@ -306,7 +306,7 @@
       <w:r>
         <w:fldChar w:fldCharType="separate"/>
       </w:r>
-      <w:hyperlink w:anchor="_Toc243319697" w:history="1">
+      <w:hyperlink w:anchor="_Toc243476300" w:history="1">
         <w:r>
           <w:rPr>
             <w:rStyle w:val="aff8"/>
@@ -333,7 +333,7 @@
             <w:noProof/>
             <w:webHidden/>
           </w:rPr>
-          <w:instrText xml:space="preserve"> PAGEREF _Toc243319697 \h </w:instrText>
+          <w:instrText xml:space="preserve"> PAGEREF _Toc243476300 \h </w:instrText>
         </w:r>
         <w:r>
           <w:rPr>
@@ -379,7 +379,7 @@
           <w14:ligatures w14:val="standardContextual"/>
         </w:rPr>
       </w:pPr>
-      <w:hyperlink w:anchor="_Toc243319698" w:history="1">
+      <w:hyperlink w:anchor="_Toc243476301" w:history="1">
         <w:r>
           <w:rPr>
             <w:rStyle w:val="aff8"/>
@@ -406,7 +406,7 @@
             <w:noProof/>
             <w:webHidden/>
           </w:rPr>
-          <w:instrText xml:space="preserve"> PAGEREF _Toc243319698 \h </w:instrText>
+          <w:instrText xml:space="preserve"> PAGEREF _Toc243476301 \h </w:instrText>
         </w:r>
         <w:r>
           <w:rPr>
@@ -452,7 +452,7 @@
           <w14:ligatures w14:val="standardContextual"/>
         </w:rPr>
       </w:pPr>
-      <w:hyperlink w:anchor="_Toc243319699" w:history="1">
+      <w:hyperlink w:anchor="_Toc243476302" w:history="1">
         <w:r>
           <w:rPr>
             <w:rStyle w:val="aff8"/>
@@ -479,7 +479,7 @@
             <w:noProof/>
             <w:webHidden/>
           </w:rPr>
-          <w:instrText xml:space="preserve"> PAGEREF _Toc243319699 \h </w:instrText>
+          <w:instrText xml:space="preserve"> PAGEREF _Toc243476302 \h </w:instrText>
         </w:r>
         <w:r>
           <w:rPr>
@@ -525,7 +525,7 @@
           <w14:ligatures w14:val="standardContextual"/>
         </w:rPr>
       </w:pPr>
-      <w:hyperlink w:anchor="_Toc243319700" w:history="1">
+      <w:hyperlink w:anchor="_Toc243476303" w:history="1">
         <w:r>
           <w:rPr>
             <w:rStyle w:val="aff8"/>
@@ -552,7 +552,7 @@
             <w:noProof/>
             <w:webHidden/>
           </w:rPr>
-          <w:instrText xml:space="preserve"> PAGEREF _Toc243319700 \h </w:instrText>
+          <w:instrText xml:space="preserve"> PAGEREF _Toc243476303 \h </w:instrText>
         </w:r>
         <w:r>
           <w:rPr>
@@ -598,7 +598,7 @@
           <w14:ligatures w14:val="standardContextual"/>
         </w:rPr>
       </w:pPr>
-      <w:hyperlink w:anchor="_Toc243319701" w:history="1">
+      <w:hyperlink w:anchor="_Toc243476304" w:history="1">
         <w:r>
           <w:rPr>
             <w:rStyle w:val="aff8"/>
@@ -625,7 +625,7 @@
             <w:noProof/>
             <w:webHidden/>
           </w:rPr>
-          <w:instrText xml:space="preserve"> PAGEREF _Toc243319701 \h </w:instrText>
+          <w:instrText xml:space="preserve"> PAGEREF _Toc243476304 \h </w:instrText>
         </w:r>
         <w:r>
           <w:rPr>
@@ -671,7 +671,7 @@
           <w14:ligatures w14:val="standardContextual"/>
         </w:rPr>
       </w:pPr>
-      <w:hyperlink w:anchor="_Toc243319702" w:history="1">
+      <w:hyperlink w:anchor="_Toc243476305" w:history="1">
         <w:r>
           <w:rPr>
             <w:rStyle w:val="aff8"/>
@@ -698,7 +698,7 @@
             <w:noProof/>
             <w:webHidden/>
           </w:rPr>
-          <w:instrText xml:space="preserve"> PAGEREF _Toc243319702 \h </w:instrText>
+          <w:instrText xml:space="preserve"> PAGEREF _Toc243476305 \h </w:instrText>
         </w:r>
         <w:r>
           <w:rPr>
@@ -744,7 +744,7 @@
           <w14:ligatures w14:val="standardContextual"/>
         </w:rPr>
       </w:pPr>
-      <w:hyperlink w:anchor="_Toc243319703" w:history="1">
+      <w:hyperlink w:anchor="_Toc243476306" w:history="1">
         <w:r>
           <w:rPr>
             <w:rStyle w:val="aff8"/>
@@ -771,7 +771,7 @@
             <w:noProof/>
             <w:webHidden/>
           </w:rPr>
-          <w:instrText xml:space="preserve"> PAGEREF _Toc243319703 \h </w:instrText>
+          <w:instrText xml:space="preserve"> PAGEREF _Toc243476306 \h </w:instrText>
         </w:r>
         <w:r>
           <w:rPr>
@@ -817,7 +817,7 @@
           <w14:ligatures w14:val="standardContextual"/>
         </w:rPr>
       </w:pPr>
-      <w:hyperlink w:anchor="_Toc243319704" w:history="1">
+      <w:hyperlink w:anchor="_Toc243476307" w:history="1">
         <w:r>
           <w:rPr>
             <w:rStyle w:val="aff8"/>
@@ -844,7 +844,7 @@
             <w:noProof/>
             <w:webHidden/>
           </w:rPr>
-          <w:instrText xml:space="preserve"> PAGEREF _Toc243319704 \h </w:instrText>
+          <w:instrText xml:space="preserve"> PAGEREF _Toc243476307 \h </w:instrText>
         </w:r>
         <w:r>
           <w:rPr>
@@ -890,7 +890,7 @@
           <w14:ligatures w14:val="standardContextual"/>
         </w:rPr>
       </w:pPr>
-      <w:hyperlink w:anchor="_Toc243319705" w:history="1">
+      <w:hyperlink w:anchor="_Toc243476308" w:history="1">
         <w:r>
           <w:rPr>
             <w:rStyle w:val="aff8"/>
@@ -917,7 +917,7 @@
             <w:noProof/>
             <w:webHidden/>
           </w:rPr>
-          <w:instrText xml:space="preserve"> PAGEREF _Toc243319705 \h </w:instrText>
+          <w:instrText xml:space="preserve"> PAGEREF _Toc243476308 \h </w:instrText>
         </w:r>
         <w:r>
           <w:rPr>
@@ -963,7 +963,7 @@
           <w14:ligatures w14:val="standardContextual"/>
         </w:rPr>
       </w:pPr>
-      <w:hyperlink w:anchor="_Toc243319706" w:history="1">
+      <w:hyperlink w:anchor="_Toc243476309" w:history="1">
         <w:r>
           <w:rPr>
             <w:rStyle w:val="aff8"/>
@@ -990,7 +990,7 @@
             <w:noProof/>
             <w:webHidden/>
           </w:rPr>
-          <w:instrText xml:space="preserve"> PAGEREF _Toc243319706 \h </w:instrText>
+          <w:instrText xml:space="preserve"> PAGEREF _Toc243476309 \h </w:instrText>
         </w:r>
         <w:r>
           <w:rPr>
@@ -1036,7 +1036,7 @@
           <w14:ligatures w14:val="standardContextual"/>
         </w:rPr>
       </w:pPr>
-      <w:hyperlink w:anchor="_Toc243319707" w:history="1">
+      <w:hyperlink w:anchor="_Toc243476310" w:history="1">
         <w:r>
           <w:rPr>
             <w:rStyle w:val="aff8"/>
@@ -1063,7 +1063,7 @@
             <w:noProof/>
             <w:webHidden/>
           </w:rPr>
-          <w:instrText xml:space="preserve"> PAGEREF _Toc243319707 \h </w:instrText>
+          <w:instrText xml:space="preserve"> PAGEREF _Toc243476310 \h </w:instrText>
         </w:r>
         <w:r>
           <w:rPr>
@@ -1109,7 +1109,7 @@
           <w14:ligatures w14:val="standardContextual"/>
         </w:rPr>
       </w:pPr>
-      <w:hyperlink w:anchor="_Toc243319708" w:history="1">
+      <w:hyperlink w:anchor="_Toc243476311" w:history="1">
         <w:r>
           <w:rPr>
             <w:rStyle w:val="aff8"/>
@@ -1136,7 +1136,7 @@
             <w:noProof/>
             <w:webHidden/>
           </w:rPr>
-          <w:instrText xml:space="preserve"> PAGEREF _Toc243319708 \h </w:instrText>
+          <w:instrText xml:space="preserve"> PAGEREF _Toc243476311 \h </w:instrText>
         </w:r>
         <w:r>
           <w:rPr>
@@ -1182,7 +1182,7 @@
           <w14:ligatures w14:val="standardContextual"/>
         </w:rPr>
       </w:pPr>
-      <w:hyperlink w:anchor="_Toc243319709" w:history="1">
+      <w:hyperlink w:anchor="_Toc243476312" w:history="1">
         <w:r>
           <w:rPr>
             <w:rStyle w:val="aff8"/>
@@ -1209,7 +1209,7 @@
             <w:noProof/>
             <w:webHidden/>
           </w:rPr>
-          <w:instrText xml:space="preserve"> PAGEREF _Toc243319709 \h </w:instrText>
+          <w:instrText xml:space="preserve"> PAGEREF _Toc243476312 \h </w:instrText>
         </w:r>
         <w:r>
           <w:rPr>
@@ -1255,7 +1255,7 @@
           <w14:ligatures w14:val="standardContextual"/>
         </w:rPr>
       </w:pPr>
-      <w:hyperlink w:anchor="_Toc243319710" w:history="1">
+      <w:hyperlink w:anchor="_Toc243476313" w:history="1">
         <w:r>
           <w:rPr>
             <w:rStyle w:val="aff8"/>
@@ -1282,7 +1282,7 @@
             <w:noProof/>
             <w:webHidden/>
           </w:rPr>
-          <w:instrText xml:space="preserve"> PAGEREF _Toc243319710 \h </w:instrText>
+          <w:instrText xml:space="preserve"> PAGEREF _Toc243476313 \h </w:instrText>
         </w:r>
         <w:r>
           <w:rPr>
@@ -1328,7 +1328,7 @@
           <w14:ligatures w14:val="standardContextual"/>
         </w:rPr>
       </w:pPr>
-      <w:hyperlink w:anchor="_Toc243319711" w:history="1">
+      <w:hyperlink w:anchor="_Toc243476314" w:history="1">
         <w:r>
           <w:rPr>
             <w:rStyle w:val="aff8"/>
@@ -1355,7 +1355,7 @@
             <w:noProof/>
             <w:webHidden/>
           </w:rPr>
-          <w:instrText xml:space="preserve"> PAGEREF _Toc243319711 \h </w:instrText>
+          <w:instrText xml:space="preserve"> PAGEREF _Toc243476314 \h </w:instrText>
         </w:r>
         <w:r>
           <w:rPr>
@@ -1401,7 +1401,7 @@
           <w14:ligatures w14:val="standardContextual"/>
         </w:rPr>
       </w:pPr>
-      <w:hyperlink w:anchor="_Toc243319712" w:history="1">
+      <w:hyperlink w:anchor="_Toc243476315" w:history="1">
         <w:r>
           <w:rPr>
             <w:rStyle w:val="aff8"/>
@@ -1428,7 +1428,7 @@
             <w:noProof/>
             <w:webHidden/>
           </w:rPr>
-          <w:instrText xml:space="preserve"> PAGEREF _Toc243319712 \h </w:instrText>
+          <w:instrText xml:space="preserve"> PAGEREF _Toc243476315 \h </w:instrText>
         </w:r>
         <w:r>
           <w:rPr>
@@ -1474,7 +1474,7 @@
           <w14:ligatures w14:val="standardContextual"/>
         </w:rPr>
       </w:pPr>
-      <w:hyperlink w:anchor="_Toc243319713" w:history="1">
+      <w:hyperlink w:anchor="_Toc243476316" w:history="1">
         <w:r>
           <w:rPr>
             <w:rStyle w:val="aff8"/>
@@ -1501,7 +1501,7 @@
             <w:noProof/>
             <w:webHidden/>
           </w:rPr>
-          <w:instrText xml:space="preserve"> PAGEREF _Toc243319713 \h </w:instrText>
+          <w:instrText xml:space="preserve"> PAGEREF _Toc243476316 \h </w:instrText>
         </w:r>
         <w:r>
           <w:rPr>
@@ -1547,7 +1547,7 @@
           <w14:ligatures w14:val="standardContextual"/>
         </w:rPr>
       </w:pPr>
-      <w:hyperlink w:anchor="_Toc243319714" w:history="1">
+      <w:hyperlink w:anchor="_Toc243476317" w:history="1">
         <w:r>
           <w:rPr>
             <w:rStyle w:val="aff8"/>
@@ -1574,7 +1574,7 @@
             <w:noProof/>
             <w:webHidden/>
           </w:rPr>
-          <w:instrText xml:space="preserve"> PAGEREF _Toc243319714 \h </w:instrText>
+          <w:instrText xml:space="preserve"> PAGEREF _Toc243476317 \h </w:instrText>
         </w:r>
         <w:r>
           <w:rPr>
@@ -1620,7 +1620,7 @@
           <w14:ligatures w14:val="standardContextual"/>
         </w:rPr>
       </w:pPr>
-      <w:hyperlink w:anchor="_Toc243319715" w:history="1">
+      <w:hyperlink w:anchor="_Toc243476318" w:history="1">
         <w:r>
           <w:rPr>
             <w:rStyle w:val="aff8"/>
@@ -1647,7 +1647,7 @@
             <w:noProof/>
             <w:webHidden/>
           </w:rPr>
-          <w:instrText xml:space="preserve"> PAGEREF _Toc243319715 \h </w:instrText>
+          <w:instrText xml:space="preserve"> PAGEREF _Toc243476318 \h </w:instrText>
         </w:r>
         <w:r>
           <w:rPr>
@@ -1693,7 +1693,7 @@
           <w14:ligatures w14:val="standardContextual"/>
         </w:rPr>
       </w:pPr>
-      <w:hyperlink w:anchor="_Toc243319716" w:history="1">
+      <w:hyperlink w:anchor="_Toc243476319" w:history="1">
         <w:r>
           <w:rPr>
             <w:rStyle w:val="aff8"/>
@@ -1720,7 +1720,7 @@
             <w:noProof/>
             <w:webHidden/>
           </w:rPr>
-          <w:instrText xml:space="preserve"> PAGEREF _Toc243319716 \h </w:instrText>
+          <w:instrText xml:space="preserve"> PAGEREF _Toc243476319 \h </w:instrText>
         </w:r>
         <w:r>
           <w:rPr>
@@ -1766,7 +1766,7 @@
           <w14:ligatures w14:val="standardContextual"/>
         </w:rPr>
       </w:pPr>
-      <w:hyperlink w:anchor="_Toc243319717" w:history="1">
+      <w:hyperlink w:anchor="_Toc243476320" w:history="1">
         <w:r>
           <w:rPr>
             <w:rStyle w:val="aff8"/>
@@ -1793,7 +1793,7 @@
             <w:noProof/>
             <w:webHidden/>
           </w:rPr>
-          <w:instrText xml:space="preserve"> PAGEREF _Toc243319717 \h </w:instrText>
+          <w:instrText xml:space="preserve"> PAGEREF _Toc243476320 \h </w:instrText>
         </w:r>
         <w:r>
           <w:rPr>
@@ -1839,7 +1839,7 @@
           <w14:ligatures w14:val="standardContextual"/>
         </w:rPr>
       </w:pPr>
-      <w:hyperlink w:anchor="_Toc243319718" w:history="1">
+      <w:hyperlink w:anchor="_Toc243476321" w:history="1">
         <w:r>
           <w:rPr>
             <w:rStyle w:val="aff8"/>
@@ -1866,7 +1866,7 @@
             <w:noProof/>
             <w:webHidden/>
           </w:rPr>
-          <w:instrText xml:space="preserve"> PAGEREF _Toc243319718 \h </w:instrText>
+          <w:instrText xml:space="preserve"> PAGEREF _Toc243476321 \h </w:instrText>
         </w:r>
         <w:r>
           <w:rPr>
@@ -1912,7 +1912,7 @@
           <w14:ligatures w14:val="standardContextual"/>
         </w:rPr>
       </w:pPr>
-      <w:hyperlink w:anchor="_Toc243319719" w:history="1">
+      <w:hyperlink w:anchor="_Toc243476322" w:history="1">
         <w:r>
           <w:rPr>
             <w:rStyle w:val="aff8"/>
@@ -1939,7 +1939,7 @@
             <w:noProof/>
             <w:webHidden/>
           </w:rPr>
-          <w:instrText xml:space="preserve"> PAGEREF _Toc243319719 \h </w:instrText>
+          <w:instrText xml:space="preserve"> PAGEREF _Toc243476322 \h </w:instrText>
         </w:r>
         <w:r>
           <w:rPr>
@@ -1985,7 +1985,7 @@
           <w14:ligatures w14:val="standardContextual"/>
         </w:rPr>
       </w:pPr>
-      <w:hyperlink w:anchor="_Toc243319720" w:history="1">
+      <w:hyperlink w:anchor="_Toc243476323" w:history="1">
         <w:r>
           <w:rPr>
             <w:rStyle w:val="aff8"/>
@@ -2012,7 +2012,7 @@
             <w:noProof/>
             <w:webHidden/>
           </w:rPr>
-          <w:instrText xml:space="preserve"> PAGEREF _Toc243319720 \h </w:instrText>
+          <w:instrText xml:space="preserve"> PAGEREF _Toc243476323 \h </w:instrText>
         </w:r>
         <w:r>
           <w:rPr>
@@ -2058,7 +2058,7 @@
           <w14:ligatures w14:val="standardContextual"/>
         </w:rPr>
       </w:pPr>
-      <w:hyperlink w:anchor="_Toc243319721" w:history="1">
+      <w:hyperlink w:anchor="_Toc243476324" w:history="1">
         <w:r>
           <w:rPr>
             <w:rStyle w:val="aff8"/>
@@ -2085,7 +2085,7 @@
             <w:noProof/>
             <w:webHidden/>
           </w:rPr>
-          <w:instrText xml:space="preserve"> PAGEREF _Toc243319721 \h </w:instrText>
+          <w:instrText xml:space="preserve"> PAGEREF _Toc243476324 \h </w:instrText>
         </w:r>
         <w:r>
           <w:rPr>
@@ -2131,7 +2131,7 @@
           <w14:ligatures w14:val="standardContextual"/>
         </w:rPr>
       </w:pPr>
-      <w:hyperlink w:anchor="_Toc243319722" w:history="1">
+      <w:hyperlink w:anchor="_Toc243476325" w:history="1">
         <w:r>
           <w:rPr>
             <w:rStyle w:val="aff8"/>
@@ -2158,7 +2158,7 @@
             <w:noProof/>
             <w:webHidden/>
           </w:rPr>
-          <w:instrText xml:space="preserve"> PAGEREF _Toc243319722 \h </w:instrText>
+          <w:instrText xml:space="preserve"> PAGEREF _Toc243476325 \h </w:instrText>
         </w:r>
         <w:r>
           <w:rPr>
@@ -2204,7 +2204,7 @@
           <w14:ligatures w14:val="standardContextual"/>
         </w:rPr>
       </w:pPr>
-      <w:hyperlink w:anchor="_Toc243319723" w:history="1">
+      <w:hyperlink w:anchor="_Toc243476326" w:history="1">
         <w:r>
           <w:rPr>
             <w:rStyle w:val="aff8"/>
@@ -2231,7 +2231,7 @@
             <w:noProof/>
             <w:webHidden/>
           </w:rPr>
-          <w:instrText xml:space="preserve"> PAGEREF _Toc243319723 \h </w:instrText>
+          <w:instrText xml:space="preserve"> PAGEREF _Toc243476326 \h </w:instrText>
         </w:r>
         <w:r>
           <w:rPr>
@@ -2277,7 +2277,7 @@
           <w14:ligatures w14:val="standardContextual"/>
         </w:rPr>
       </w:pPr>
-      <w:hyperlink w:anchor="_Toc243319724" w:history="1">
+      <w:hyperlink w:anchor="_Toc243476327" w:history="1">
         <w:r>
           <w:rPr>
             <w:rStyle w:val="aff8"/>
@@ -2304,7 +2304,7 @@
             <w:noProof/>
             <w:webHidden/>
           </w:rPr>
-          <w:instrText xml:space="preserve"> PAGEREF _Toc243319724 \h </w:instrText>
+          <w:instrText xml:space="preserve"> PAGEREF _Toc243476327 \h </w:instrText>
         </w:r>
         <w:r>
           <w:rPr>
@@ -2350,7 +2350,7 @@
           <w14:ligatures w14:val="standardContextual"/>
         </w:rPr>
       </w:pPr>
-      <w:hyperlink w:anchor="_Toc243319725" w:history="1">
+      <w:hyperlink w:anchor="_Toc243476328" w:history="1">
         <w:r>
           <w:rPr>
             <w:rStyle w:val="aff8"/>
@@ -2377,7 +2377,7 @@
             <w:noProof/>
             <w:webHidden/>
           </w:rPr>
-          <w:instrText xml:space="preserve"> PAGEREF _Toc243319725 \h </w:instrText>
+          <w:instrText xml:space="preserve"> PAGEREF _Toc243476328 \h </w:instrText>
         </w:r>
         <w:r>
           <w:rPr>
@@ -2423,7 +2423,7 @@
           <w14:ligatures w14:val="standardContextual"/>
         </w:rPr>
       </w:pPr>
-      <w:hyperlink w:anchor="_Toc243319726" w:history="1">
+      <w:hyperlink w:anchor="_Toc243476329" w:history="1">
         <w:r>
           <w:rPr>
             <w:rStyle w:val="aff8"/>
@@ -2450,7 +2450,7 @@
             <w:noProof/>
             <w:webHidden/>
           </w:rPr>
-          <w:instrText xml:space="preserve"> PAGEREF _Toc243319726 \h </w:instrText>
+          <w:instrText xml:space="preserve"> PAGEREF _Toc243476329 \h </w:instrText>
         </w:r>
         <w:r>
           <w:rPr>
@@ -2496,7 +2496,7 @@
           <w14:ligatures w14:val="standardContextual"/>
         </w:rPr>
       </w:pPr>
-      <w:hyperlink w:anchor="_Toc243319727" w:history="1">
+      <w:hyperlink w:anchor="_Toc243476330" w:history="1">
         <w:r>
           <w:rPr>
             <w:rStyle w:val="aff8"/>
@@ -2523,7 +2523,7 @@
             <w:noProof/>
             <w:webHidden/>
           </w:rPr>
-          <w:instrText xml:space="preserve"> PAGEREF _Toc243319727 \h </w:instrText>
+          <w:instrText xml:space="preserve"> PAGEREF _Toc243476330 \h </w:instrText>
         </w:r>
         <w:r>
           <w:rPr>
@@ -2569,7 +2569,7 @@
           <w14:ligatures w14:val="standardContextual"/>
         </w:rPr>
       </w:pPr>
-      <w:hyperlink w:anchor="_Toc243319728" w:history="1">
+      <w:hyperlink w:anchor="_Toc243476331" w:history="1">
         <w:r>
           <w:rPr>
             <w:rStyle w:val="aff8"/>
@@ -2596,7 +2596,7 @@
             <w:noProof/>
             <w:webHidden/>
           </w:rPr>
-          <w:instrText xml:space="preserve"> PAGEREF _Toc243319728 \h </w:instrText>
+          <w:instrText xml:space="preserve"> PAGEREF _Toc243476331 \h </w:instrText>
         </w:r>
         <w:r>
           <w:rPr>
@@ -2642,7 +2642,7 @@
           <w14:ligatures w14:val="standardContextual"/>
         </w:rPr>
       </w:pPr>
-      <w:hyperlink w:anchor="_Toc243319729" w:history="1">
+      <w:hyperlink w:anchor="_Toc243476332" w:history="1">
         <w:r>
           <w:rPr>
             <w:rStyle w:val="aff8"/>
@@ -2669,7 +2669,7 @@
             <w:noProof/>
             <w:webHidden/>
           </w:rPr>
-          <w:instrText xml:space="preserve"> PAGEREF _Toc243319729 \h </w:instrText>
+          <w:instrText xml:space="preserve"> PAGEREF _Toc243476332 \h </w:instrText>
         </w:r>
         <w:r>
           <w:rPr>
@@ -2715,7 +2715,7 @@
           <w14:ligatures w14:val="standardContextual"/>
         </w:rPr>
       </w:pPr>
-      <w:hyperlink w:anchor="_Toc243319730" w:history="1">
+      <w:hyperlink w:anchor="_Toc243476333" w:history="1">
         <w:r>
           <w:rPr>
             <w:rStyle w:val="aff8"/>
@@ -2742,7 +2742,7 @@
             <w:noProof/>
             <w:webHidden/>
           </w:rPr>
-          <w:instrText xml:space="preserve"> PAGEREF _Toc243319730 \h </w:instrText>
+          <w:instrText xml:space="preserve"> PAGEREF _Toc243476333 \h </w:instrText>
         </w:r>
         <w:r>
           <w:rPr>
@@ -2788,7 +2788,7 @@
           <w14:ligatures w14:val="standardContextual"/>
         </w:rPr>
       </w:pPr>
-      <w:hyperlink w:anchor="_Toc243319731" w:history="1">
+      <w:hyperlink w:anchor="_Toc243476334" w:history="1">
         <w:r>
           <w:rPr>
             <w:rStyle w:val="aff8"/>
@@ -2815,7 +2815,7 @@
             <w:noProof/>
             <w:webHidden/>
           </w:rPr>
-          <w:instrText xml:space="preserve"> PAGEREF _Toc243319731 \h </w:instrText>
+          <w:instrText xml:space="preserve"> PAGEREF _Toc243476334 \h </w:instrText>
         </w:r>
         <w:r>
           <w:rPr>
@@ -2861,7 +2861,7 @@
           <w14:ligatures w14:val="standardContextual"/>
         </w:rPr>
       </w:pPr>
-      <w:hyperlink w:anchor="_Toc243319732" w:history="1">
+      <w:hyperlink w:anchor="_Toc243476335" w:history="1">
         <w:r>
           <w:rPr>
             <w:rStyle w:val="aff8"/>
@@ -2888,7 +2888,7 @@
             <w:noProof/>
             <w:webHidden/>
           </w:rPr>
-          <w:instrText xml:space="preserve"> PAGEREF _Toc243319732 \h </w:instrText>
+          <w:instrText xml:space="preserve"> PAGEREF _Toc243476335 \h </w:instrText>
         </w:r>
         <w:r>
           <w:rPr>
@@ -2934,7 +2934,7 @@
           <w14:ligatures w14:val="standardContextual"/>
         </w:rPr>
       </w:pPr>
-      <w:hyperlink w:anchor="_Toc243319733" w:history="1">
+      <w:hyperlink w:anchor="_Toc243476336" w:history="1">
         <w:r>
           <w:rPr>
             <w:rStyle w:val="aff8"/>
@@ -2961,7 +2961,7 @@
             <w:noProof/>
             <w:webHidden/>
           </w:rPr>
-          <w:instrText xml:space="preserve"> PAGEREF _Toc243319733 \h </w:instrText>
+          <w:instrText xml:space="preserve"> PAGEREF _Toc243476336 \h </w:instrText>
         </w:r>
         <w:r>
           <w:rPr>
@@ -3007,7 +3007,7 @@
           <w14:ligatures w14:val="standardContextual"/>
         </w:rPr>
       </w:pPr>
-      <w:hyperlink w:anchor="_Toc243319734" w:history="1">
+      <w:hyperlink w:anchor="_Toc243476337" w:history="1">
         <w:r>
           <w:rPr>
             <w:rStyle w:val="aff8"/>
@@ -3034,7 +3034,7 @@
             <w:noProof/>
             <w:webHidden/>
           </w:rPr>
-          <w:instrText xml:space="preserve"> PAGEREF _Toc243319734 \h </w:instrText>
+          <w:instrText xml:space="preserve"> PAGEREF _Toc243476337 \h </w:instrText>
         </w:r>
         <w:r>
           <w:rPr>
@@ -3080,7 +3080,7 @@
           <w14:ligatures w14:val="standardContextual"/>
         </w:rPr>
       </w:pPr>
-      <w:hyperlink w:anchor="_Toc243319735" w:history="1">
+      <w:hyperlink w:anchor="_Toc243476338" w:history="1">
         <w:r>
           <w:rPr>
             <w:rStyle w:val="aff8"/>
@@ -3107,7 +3107,7 @@
             <w:noProof/>
             <w:webHidden/>
           </w:rPr>
-          <w:instrText xml:space="preserve"> PAGEREF _Toc243319735 \h </w:instrText>
+          <w:instrText xml:space="preserve"> PAGEREF _Toc243476338 \h </w:instrText>
         </w:r>
         <w:r>
           <w:rPr>
@@ -3153,7 +3153,7 @@
           <w14:ligatures w14:val="standardContextual"/>
         </w:rPr>
       </w:pPr>
-      <w:hyperlink w:anchor="_Toc243319736" w:history="1">
+      <w:hyperlink w:anchor="_Toc243476339" w:history="1">
         <w:r>
           <w:rPr>
             <w:rStyle w:val="aff8"/>
@@ -3180,7 +3180,7 @@
             <w:noProof/>
             <w:webHidden/>
           </w:rPr>
-          <w:instrText xml:space="preserve"> PAGEREF _Toc243319736 \h </w:instrText>
+          <w:instrText xml:space="preserve"> PAGEREF _Toc243476339 \h </w:instrText>
         </w:r>
         <w:r>
           <w:rPr>
@@ -3226,7 +3226,7 @@
           <w14:ligatures w14:val="standardContextual"/>
         </w:rPr>
       </w:pPr>
-      <w:hyperlink w:anchor="_Toc243319737" w:history="1">
+      <w:hyperlink w:anchor="_Toc243476340" w:history="1">
         <w:r>
           <w:rPr>
             <w:rStyle w:val="aff8"/>
@@ -3253,7 +3253,7 @@
             <w:noProof/>
             <w:webHidden/>
           </w:rPr>
-          <w:instrText xml:space="preserve"> PAGEREF _Toc243319737 \h </w:instrText>
+          <w:instrText xml:space="preserve"> PAGEREF _Toc243476340 \h </w:instrText>
         </w:r>
         <w:r>
           <w:rPr>
@@ -3299,7 +3299,7 @@
           <w14:ligatures w14:val="standardContextual"/>
         </w:rPr>
       </w:pPr>
-      <w:hyperlink w:anchor="_Toc243319738" w:history="1">
+      <w:hyperlink w:anchor="_Toc243476341" w:history="1">
         <w:r>
           <w:rPr>
             <w:rStyle w:val="aff8"/>
@@ -3326,7 +3326,7 @@
             <w:noProof/>
             <w:webHidden/>
           </w:rPr>
-          <w:instrText xml:space="preserve"> PAGEREF _Toc243319738 \h </w:instrText>
+          <w:instrText xml:space="preserve"> PAGEREF _Toc243476341 \h </w:instrText>
         </w:r>
         <w:r>
           <w:rPr>
@@ -3372,7 +3372,7 @@
           <w14:ligatures w14:val="standardContextual"/>
         </w:rPr>
       </w:pPr>
-      <w:hyperlink w:anchor="_Toc243319739" w:history="1">
+      <w:hyperlink w:anchor="_Toc243476342" w:history="1">
         <w:r>
           <w:rPr>
             <w:rStyle w:val="aff8"/>
@@ -3399,7 +3399,7 @@
             <w:noProof/>
             <w:webHidden/>
           </w:rPr>
-          <w:instrText xml:space="preserve"> PAGEREF _Toc243319739 \h </w:instrText>
+          <w:instrText xml:space="preserve"> PAGEREF _Toc243476342 \h </w:instrText>
         </w:r>
         <w:r>
           <w:rPr>
@@ -3445,7 +3445,7 @@
           <w14:ligatures w14:val="standardContextual"/>
         </w:rPr>
       </w:pPr>
-      <w:hyperlink w:anchor="_Toc243319740" w:history="1">
+      <w:hyperlink w:anchor="_Toc243476343" w:history="1">
         <w:r>
           <w:rPr>
             <w:rStyle w:val="aff8"/>
@@ -3472,7 +3472,7 @@
             <w:noProof/>
             <w:webHidden/>
           </w:rPr>
-          <w:instrText xml:space="preserve"> PAGEREF _Toc243319740 \h </w:instrText>
+          <w:instrText xml:space="preserve"> PAGEREF _Toc243476343 \h </w:instrText>
         </w:r>
         <w:r>
           <w:rPr>
@@ -3518,7 +3518,7 @@
           <w14:ligatures w14:val="standardContextual"/>
         </w:rPr>
       </w:pPr>
-      <w:hyperlink w:anchor="_Toc243319741" w:history="1">
+      <w:hyperlink w:anchor="_Toc243476344" w:history="1">
         <w:r>
           <w:rPr>
             <w:rStyle w:val="aff8"/>
@@ -3545,7 +3545,7 @@
             <w:noProof/>
             <w:webHidden/>
           </w:rPr>
-          <w:instrText xml:space="preserve"> PAGEREF _Toc243319741 \h </w:instrText>
+          <w:instrText xml:space="preserve"> PAGEREF _Toc243476344 \h </w:instrText>
         </w:r>
         <w:r>
           <w:rPr>
@@ -3591,7 +3591,7 @@
           <w14:ligatures w14:val="standardContextual"/>
         </w:rPr>
       </w:pPr>
-      <w:hyperlink w:anchor="_Toc243319742" w:history="1">
+      <w:hyperlink w:anchor="_Toc243476345" w:history="1">
         <w:r>
           <w:rPr>
             <w:rStyle w:val="aff8"/>
@@ -3618,7 +3618,7 @@
             <w:noProof/>
             <w:webHidden/>
           </w:rPr>
-          <w:instrText xml:space="preserve"> PAGEREF _Toc243319742 \h </w:instrText>
+          <w:instrText xml:space="preserve"> PAGEREF _Toc243476345 \h </w:instrText>
         </w:r>
         <w:r>
           <w:rPr>
@@ -3664,7 +3664,7 @@
           <w14:ligatures w14:val="standardContextual"/>
         </w:rPr>
       </w:pPr>
-      <w:hyperlink w:anchor="_Toc243319743" w:history="1">
+      <w:hyperlink w:anchor="_Toc243476346" w:history="1">
         <w:r>
           <w:rPr>
             <w:rStyle w:val="aff8"/>
@@ -3691,7 +3691,7 @@
             <w:noProof/>
             <w:webHidden/>
           </w:rPr>
-          <w:instrText xml:space="preserve"> PAGEREF _Toc243319743 \h </w:instrText>
+          <w:instrText xml:space="preserve"> PAGEREF _Toc243476346 \h </w:instrText>
         </w:r>
         <w:r>
           <w:rPr>
@@ -3737,7 +3737,7 @@
           <w14:ligatures w14:val="standardContextual"/>
         </w:rPr>
       </w:pPr>
-      <w:hyperlink w:anchor="_Toc243319744" w:history="1">
+      <w:hyperlink w:anchor="_Toc243476347" w:history="1">
         <w:r>
           <w:rPr>
             <w:rStyle w:val="aff8"/>
@@ -3764,7 +3764,7 @@
             <w:noProof/>
             <w:webHidden/>
           </w:rPr>
-          <w:instrText xml:space="preserve"> PAGEREF _Toc243319744 \h </w:instrText>
+          <w:instrText xml:space="preserve"> PAGEREF _Toc243476347 \h </w:instrText>
         </w:r>
         <w:r>
           <w:rPr>
@@ -3810,7 +3810,7 @@
           <w14:ligatures w14:val="standardContextual"/>
         </w:rPr>
       </w:pPr>
-      <w:hyperlink w:anchor="_Toc243319745" w:history="1">
+      <w:hyperlink w:anchor="_Toc243476348" w:history="1">
         <w:r>
           <w:rPr>
             <w:rStyle w:val="aff8"/>
@@ -3837,7 +3837,7 @@
             <w:noProof/>
             <w:webHidden/>
           </w:rPr>
-          <w:instrText xml:space="preserve"> PAGEREF _Toc243319745 \h </w:instrText>
+          <w:instrText xml:space="preserve"> PAGEREF _Toc243476348 \h </w:instrText>
         </w:r>
         <w:r>
           <w:rPr>
@@ -3883,7 +3883,7 @@
           <w14:ligatures w14:val="standardContextual"/>
         </w:rPr>
       </w:pPr>
-      <w:hyperlink w:anchor="_Toc243319746" w:history="1">
+      <w:hyperlink w:anchor="_Toc243476349" w:history="1">
         <w:r>
           <w:rPr>
             <w:rStyle w:val="aff8"/>
@@ -3910,7 +3910,7 @@
             <w:noProof/>
             <w:webHidden/>
           </w:rPr>
-          <w:instrText xml:space="preserve"> PAGEREF _Toc243319746 \h </w:instrText>
+          <w:instrText xml:space="preserve"> PAGEREF _Toc243476349 \h </w:instrText>
         </w:r>
         <w:r>
           <w:rPr>
@@ -3956,7 +3956,7 @@
           <w14:ligatures w14:val="standardContextual"/>
         </w:rPr>
       </w:pPr>
-      <w:hyperlink w:anchor="_Toc243319747" w:history="1">
+      <w:hyperlink w:anchor="_Toc243476350" w:history="1">
         <w:r>
           <w:rPr>
             <w:rStyle w:val="aff8"/>
@@ -3983,7 +3983,7 @@
             <w:noProof/>
             <w:webHidden/>
           </w:rPr>
-          <w:instrText xml:space="preserve"> PAGEREF _Toc243319747 \h </w:instrText>
+          <w:instrText xml:space="preserve"> PAGEREF _Toc243476350 \h </w:instrText>
         </w:r>
         <w:r>
           <w:rPr>
@@ -4029,7 +4029,7 @@
           <w14:ligatures w14:val="standardContextual"/>
         </w:rPr>
       </w:pPr>
-      <w:hyperlink w:anchor="_Toc243319748" w:history="1">
+      <w:hyperlink w:anchor="_Toc243476351" w:history="1">
         <w:r>
           <w:rPr>
             <w:rStyle w:val="aff8"/>
@@ -4056,7 +4056,7 @@
             <w:noProof/>
             <w:webHidden/>
           </w:rPr>
-          <w:instrText xml:space="preserve"> PAGEREF _Toc243319748 \h </w:instrText>
+          <w:instrText xml:space="preserve"> PAGEREF _Toc243476351 \h </w:instrText>
         </w:r>
         <w:r>
           <w:rPr>
@@ -4102,7 +4102,7 @@
           <w14:ligatures w14:val="standardContextual"/>
         </w:rPr>
       </w:pPr>
-      <w:hyperlink w:anchor="_Toc243319749" w:history="1">
+      <w:hyperlink w:anchor="_Toc243476352" w:history="1">
         <w:r>
           <w:rPr>
             <w:rStyle w:val="aff8"/>
@@ -4129,7 +4129,7 @@
             <w:noProof/>
             <w:webHidden/>
           </w:rPr>
-          <w:instrText xml:space="preserve"> PAGEREF _Toc243319749 \h </w:instrText>
+          <w:instrText xml:space="preserve"> PAGEREF _Toc243476352 \h </w:instrText>
         </w:r>
         <w:r>
           <w:rPr>
@@ -4175,7 +4175,7 @@
           <w14:ligatures w14:val="standardContextual"/>
         </w:rPr>
       </w:pPr>
-      <w:hyperlink w:anchor="_Toc243319750" w:history="1">
+      <w:hyperlink w:anchor="_Toc243476353" w:history="1">
         <w:r>
           <w:rPr>
             <w:rStyle w:val="aff8"/>
@@ -4202,7 +4202,7 @@
             <w:noProof/>
             <w:webHidden/>
           </w:rPr>
-          <w:instrText xml:space="preserve"> PAGEREF _Toc243319750 \h </w:instrText>
+          <w:instrText xml:space="preserve"> PAGEREF _Toc243476353 \h </w:instrText>
         </w:r>
         <w:r>
           <w:rPr>
@@ -4248,7 +4248,7 @@
           <w14:ligatures w14:val="standardContextual"/>
         </w:rPr>
       </w:pPr>
-      <w:hyperlink w:anchor="_Toc243319751" w:history="1">
+      <w:hyperlink w:anchor="_Toc243476354" w:history="1">
         <w:r>
           <w:rPr>
             <w:rStyle w:val="aff8"/>
@@ -4275,7 +4275,7 @@
             <w:noProof/>
             <w:webHidden/>
           </w:rPr>
-          <w:instrText xml:space="preserve"> PAGEREF _Toc243319751 \h </w:instrText>
+          <w:instrText xml:space="preserve"> PAGEREF _Toc243476354 \h </w:instrText>
         </w:r>
         <w:r>
           <w:rPr>
@@ -4321,7 +4321,7 @@
           <w14:ligatures w14:val="standardContextual"/>
         </w:rPr>
       </w:pPr>
-      <w:hyperlink w:anchor="_Toc243319752" w:history="1">
+      <w:hyperlink w:anchor="_Toc243476355" w:history="1">
         <w:r>
           <w:rPr>
             <w:rStyle w:val="aff8"/>
@@ -4348,7 +4348,7 @@
             <w:noProof/>
             <w:webHidden/>
           </w:rPr>
-          <w:instrText xml:space="preserve"> PAGEREF _Toc243319752 \h </w:instrText>
+          <w:instrText xml:space="preserve"> PAGEREF _Toc243476355 \h </w:instrText>
         </w:r>
         <w:r>
           <w:rPr>
@@ -4394,7 +4394,7 @@
           <w14:ligatures w14:val="standardContextual"/>
         </w:rPr>
       </w:pPr>
-      <w:hyperlink w:anchor="_Toc243319753" w:history="1">
+      <w:hyperlink w:anchor="_Toc243476356" w:history="1">
         <w:r>
           <w:rPr>
             <w:rStyle w:val="aff8"/>
@@ -4421,7 +4421,7 @@
             <w:noProof/>
             <w:webHidden/>
           </w:rPr>
-          <w:instrText xml:space="preserve"> PAGEREF _Toc243319753 \h </w:instrText>
+          <w:instrText xml:space="preserve"> PAGEREF _Toc243476356 \h </w:instrText>
         </w:r>
         <w:r>
           <w:rPr>
@@ -4467,7 +4467,7 @@
           <w14:ligatures w14:val="standardContextual"/>
         </w:rPr>
       </w:pPr>
-      <w:hyperlink w:anchor="_Toc243319754" w:history="1">
+      <w:hyperlink w:anchor="_Toc243476357" w:history="1">
         <w:r>
           <w:rPr>
             <w:rStyle w:val="aff8"/>
@@ -4494,7 +4494,7 @@
             <w:noProof/>
             <w:webHidden/>
           </w:rPr>
-          <w:instrText xml:space="preserve"> PAGEREF _Toc243319754 \h </w:instrText>
+          <w:instrText xml:space="preserve"> PAGEREF _Toc243476357 \h </w:instrText>
         </w:r>
         <w:r>
           <w:rPr>
@@ -4540,7 +4540,7 @@
           <w14:ligatures w14:val="standardContextual"/>
         </w:rPr>
       </w:pPr>
-      <w:hyperlink w:anchor="_Toc243319755" w:history="1">
+      <w:hyperlink w:anchor="_Toc243476358" w:history="1">
         <w:r>
           <w:rPr>
             <w:rStyle w:val="aff8"/>
@@ -4567,7 +4567,7 @@
             <w:noProof/>
             <w:webHidden/>
           </w:rPr>
-          <w:instrText xml:space="preserve"> PAGEREF _Toc243319755 \h </w:instrText>
+          <w:instrText xml:space="preserve"> PAGEREF _Toc243476358 \h </w:instrText>
         </w:r>
         <w:r>
           <w:rPr>
@@ -4613,7 +4613,7 @@
           <w14:ligatures w14:val="standardContextual"/>
         </w:rPr>
       </w:pPr>
-      <w:hyperlink w:anchor="_Toc243319756" w:history="1">
+      <w:hyperlink w:anchor="_Toc243476359" w:history="1">
         <w:r>
           <w:rPr>
             <w:rStyle w:val="aff8"/>
@@ -4640,7 +4640,7 @@
             <w:noProof/>
             <w:webHidden/>
           </w:rPr>
-          <w:instrText xml:space="preserve"> PAGEREF _Toc243319756 \h </w:instrText>
+          <w:instrText xml:space="preserve"> PAGEREF _Toc243476359 \h </w:instrText>
         </w:r>
         <w:r>
           <w:rPr>
@@ -4686,7 +4686,7 @@
           <w14:ligatures w14:val="standardContextual"/>
         </w:rPr>
       </w:pPr>
-      <w:hyperlink w:anchor="_Toc243319757" w:history="1">
+      <w:hyperlink w:anchor="_Toc243476360" w:history="1">
         <w:r>
           <w:rPr>
             <w:rStyle w:val="aff8"/>
@@ -4713,7 +4713,7 @@
             <w:noProof/>
             <w:webHidden/>
           </w:rPr>
-          <w:instrText xml:space="preserve"> PAGEREF _Toc243319757 \h </w:instrText>
+          <w:instrText xml:space="preserve"> PAGEREF _Toc243476360 \h </w:instrText>
         </w:r>
         <w:r>
           <w:rPr>
@@ -4759,7 +4759,7 @@
           <w14:ligatures w14:val="standardContextual"/>
         </w:rPr>
       </w:pPr>
-      <w:hyperlink w:anchor="_Toc243319758" w:history="1">
+      <w:hyperlink w:anchor="_Toc243476361" w:history="1">
         <w:r>
           <w:rPr>
             <w:rStyle w:val="aff8"/>
@@ -4786,7 +4786,7 @@
             <w:noProof/>
             <w:webHidden/>
           </w:rPr>
-          <w:instrText xml:space="preserve"> PAGEREF _Toc243319758 \h </w:instrText>
+          <w:instrText xml:space="preserve"> PAGEREF _Toc243476361 \h </w:instrText>
         </w:r>
         <w:r>
           <w:rPr>
@@ -4832,7 +4832,7 @@
           <w14:ligatures w14:val="standardContextual"/>
         </w:rPr>
       </w:pPr>
-      <w:hyperlink w:anchor="_Toc243319759" w:history="1">
+      <w:hyperlink w:anchor="_Toc243476362" w:history="1">
         <w:r>
           <w:rPr>
             <w:rStyle w:val="aff8"/>
@@ -4859,7 +4859,7 @@
             <w:noProof/>
             <w:webHidden/>
           </w:rPr>
-          <w:instrText xml:space="preserve"> PAGEREF _Toc243319759 \h </w:instrText>
+          <w:instrText xml:space="preserve"> PAGEREF _Toc243476362 \h </w:instrText>
         </w:r>
         <w:r>
           <w:rPr>
@@ -4905,7 +4905,7 @@
           <w14:ligatures w14:val="standardContextual"/>
         </w:rPr>
       </w:pPr>
-      <w:hyperlink w:anchor="_Toc243319760" w:history="1">
+      <w:hyperlink w:anchor="_Toc243476363" w:history="1">
         <w:r>
           <w:rPr>
             <w:rStyle w:val="aff8"/>
@@ -4932,7 +4932,7 @@
             <w:noProof/>
             <w:webHidden/>
           </w:rPr>
-          <w:instrText xml:space="preserve"> PAGEREF _Toc243319760 \h </w:instrText>
+          <w:instrText xml:space="preserve"> PAGEREF _Toc243476363 \h </w:instrText>
         </w:r>
         <w:r>
           <w:rPr>
@@ -4978,7 +4978,7 @@
           <w14:ligatures w14:val="standardContextual"/>
         </w:rPr>
       </w:pPr>
-      <w:hyperlink w:anchor="_Toc243319761" w:history="1">
+      <w:hyperlink w:anchor="_Toc243476364" w:history="1">
         <w:r>
           <w:rPr>
             <w:rStyle w:val="aff8"/>
@@ -5005,7 +5005,7 @@
             <w:noProof/>
             <w:webHidden/>
           </w:rPr>
-          <w:instrText xml:space="preserve"> PAGEREF _Toc243319761 \h </w:instrText>
+          <w:instrText xml:space="preserve"> PAGEREF _Toc243476364 \h </w:instrText>
         </w:r>
         <w:r>
           <w:rPr>
@@ -5051,7 +5051,7 @@
           <w14:ligatures w14:val="standardContextual"/>
         </w:rPr>
       </w:pPr>
-      <w:hyperlink w:anchor="_Toc243319762" w:history="1">
+      <w:hyperlink w:anchor="_Toc243476365" w:history="1">
         <w:r>
           <w:rPr>
             <w:rStyle w:val="aff8"/>
@@ -5078,7 +5078,7 @@
             <w:noProof/>
             <w:webHidden/>
           </w:rPr>
-          <w:instrText xml:space="preserve"> PAGEREF _Toc243319762 \h </w:instrText>
+          <w:instrText xml:space="preserve"> PAGEREF _Toc243476365 \h </w:instrText>
         </w:r>
         <w:r>
           <w:rPr>
@@ -5124,7 +5124,7 @@
           <w14:ligatures w14:val="standardContextual"/>
         </w:rPr>
       </w:pPr>
-      <w:hyperlink w:anchor="_Toc243319763" w:history="1">
+      <w:hyperlink w:anchor="_Toc243476366" w:history="1">
         <w:r>
           <w:rPr>
             <w:rStyle w:val="aff8"/>
@@ -5151,7 +5151,7 @@
             <w:noProof/>
             <w:webHidden/>
           </w:rPr>
-          <w:instrText xml:space="preserve"> PAGEREF _Toc243319763 \h </w:instrText>
+          <w:instrText xml:space="preserve"> PAGEREF _Toc243476366 \h </w:instrText>
         </w:r>
         <w:r>
           <w:rPr>
@@ -5197,7 +5197,7 @@
           <w14:ligatures w14:val="standardContextual"/>
         </w:rPr>
       </w:pPr>
-      <w:hyperlink w:anchor="_Toc243319764" w:history="1">
+      <w:hyperlink w:anchor="_Toc243476367" w:history="1">
         <w:r>
           <w:rPr>
             <w:rStyle w:val="aff8"/>
@@ -5224,7 +5224,7 @@
             <w:noProof/>
             <w:webHidden/>
           </w:rPr>
-          <w:instrText xml:space="preserve"> PAGEREF _Toc243319764 \h </w:instrText>
+          <w:instrText xml:space="preserve"> PAGEREF _Toc243476367 \h </w:instrText>
         </w:r>
         <w:r>
           <w:rPr>
@@ -5270,7 +5270,7 @@
           <w14:ligatures w14:val="standardContextual"/>
         </w:rPr>
       </w:pPr>
-      <w:hyperlink w:anchor="_Toc243319765" w:history="1">
+      <w:hyperlink w:anchor="_Toc243476368" w:history="1">
         <w:r>
           <w:rPr>
             <w:rStyle w:val="aff8"/>
@@ -5297,7 +5297,7 @@
             <w:noProof/>
             <w:webHidden/>
           </w:rPr>
-          <w:instrText xml:space="preserve"> PAGEREF _Toc243319765 \h </w:instrText>
+          <w:instrText xml:space="preserve"> PAGEREF _Toc243476368 \h </w:instrText>
         </w:r>
         <w:r>
           <w:rPr>
@@ -5343,7 +5343,7 @@
           <w14:ligatures w14:val="standardContextual"/>
         </w:rPr>
       </w:pPr>
-      <w:hyperlink w:anchor="_Toc243319766" w:history="1">
+      <w:hyperlink w:anchor="_Toc243476369" w:history="1">
         <w:r>
           <w:rPr>
             <w:rStyle w:val="aff8"/>
@@ -5370,7 +5370,7 @@
             <w:noProof/>
             <w:webHidden/>
           </w:rPr>
-          <w:instrText xml:space="preserve"> PAGEREF _Toc243319766 \h </w:instrText>
+          <w:instrText xml:space="preserve"> PAGEREF _Toc243476369 \h </w:instrText>
         </w:r>
         <w:r>
           <w:rPr>
@@ -5416,7 +5416,7 @@
           <w14:ligatures w14:val="standardContextual"/>
         </w:rPr>
       </w:pPr>
-      <w:hyperlink w:anchor="_Toc243319767" w:history="1">
+      <w:hyperlink w:anchor="_Toc243476370" w:history="1">
         <w:r>
           <w:rPr>
             <w:rStyle w:val="aff8"/>
@@ -5443,7 +5443,7 @@
             <w:noProof/>
             <w:webHidden/>
           </w:rPr>
-          <w:instrText xml:space="preserve"> PAGEREF _Toc243319767 \h </w:instrText>
+          <w:instrText xml:space="preserve"> PAGEREF _Toc243476370 \h </w:instrText>
         </w:r>
         <w:r>
           <w:rPr>
@@ -5489,7 +5489,7 @@
         <w:ind w:firstLine="0"/>
         <w:jc w:val="center"/>
       </w:pPr>
-      <w:bookmarkStart w:id="0" w:name="_Toc243319697"/>
+      <w:bookmarkStart w:id="0" w:name="_Toc243476300"/>
       <w:r>
         <w:lastRenderedPageBreak/>
         <w:t>ПЕРЕЧЕНЬ ТЕРМИНОВ И СОКРАЩЕНИЙ</w:t>
@@ -6751,7 +6751,7 @@
         <w:pStyle w:val="1"/>
         <w:pageBreakBefore/>
       </w:pPr>
-      <w:bookmarkStart w:id="1" w:name="_Toc243319698"/>
+      <w:bookmarkStart w:id="1" w:name="_Toc243476301"/>
       <w:r>
         <w:lastRenderedPageBreak/>
         <w:t>1 Исходные положения</w:t>
@@ -6762,7 +6762,7 @@
       <w:pPr>
         <w:pStyle w:val="21"/>
       </w:pPr>
-      <w:bookmarkStart w:id="2" w:name="_Toc243319699"/>
+      <w:bookmarkStart w:id="2" w:name="_Toc243476302"/>
       <w:r>
         <w:t>1.1 Назначение документа</w:t>
       </w:r>
@@ -6777,7 +6777,7 @@
       <w:pPr>
         <w:pStyle w:val="21"/>
       </w:pPr>
-      <w:bookmarkStart w:id="3" w:name="_Toc243319700"/>
+      <w:bookmarkStart w:id="3" w:name="_Toc243476303"/>
       <w:r>
         <w:t>1.2 Сведения об объекте автоматизации</w:t>
       </w:r>
@@ -6792,7 +6792,7 @@
       <w:pPr>
         <w:pStyle w:val="21"/>
       </w:pPr>
-      <w:bookmarkStart w:id="4" w:name="_Toc243319701"/>
+      <w:bookmarkStart w:id="4" w:name="_Toc243476304"/>
       <w:r>
         <w:t>1.3 Категории пользователей</w:t>
       </w:r>
@@ -7293,7 +7293,7 @@
         <w:pStyle w:val="1"/>
         <w:pageBreakBefore/>
       </w:pPr>
-      <w:bookmarkStart w:id="5" w:name="_Toc243319702"/>
+      <w:bookmarkStart w:id="5" w:name="_Toc243476305"/>
       <w:r>
         <w:lastRenderedPageBreak/>
         <w:t>2 Цели автоматизированной системы и автоматизированные функции</w:t>
@@ -7599,7 +7599,7 @@
         <w:pStyle w:val="1"/>
         <w:pageBreakBefore/>
       </w:pPr>
-      <w:bookmarkStart w:id="6" w:name="_Toc243319703"/>
+      <w:bookmarkStart w:id="6" w:name="_Toc243476306"/>
       <w:r>
         <w:lastRenderedPageBreak/>
         <w:t>3 Характеристика функциональной структуры</w:t>
@@ -7610,7 +7610,7 @@
       <w:pPr>
         <w:pStyle w:val="21"/>
       </w:pPr>
-      <w:bookmarkStart w:id="7" w:name="_Toc243319704"/>
+      <w:bookmarkStart w:id="7" w:name="_Toc243476307"/>
       <w:r>
         <w:t>3.1 Перечень подсистем и функций</w:t>
       </w:r>
@@ -9905,7 +9905,7 @@
       <w:pPr>
         <w:pStyle w:val="21"/>
       </w:pPr>
-      <w:bookmarkStart w:id="8" w:name="_Toc243319705"/>
+      <w:bookmarkStart w:id="8" w:name="_Toc243476308"/>
       <w:r>
         <w:lastRenderedPageBreak/>
         <w:t>3.2 Последовательность выполнения функций</w:t>
@@ -9976,7 +9976,7 @@
       <w:pPr>
         <w:pStyle w:val="21"/>
       </w:pPr>
-      <w:bookmarkStart w:id="9" w:name="_Toc243319706"/>
+      <w:bookmarkStart w:id="9" w:name="_Toc243476309"/>
       <w:r>
         <w:t>3.3 Сквозные правила</w:t>
       </w:r>
@@ -10022,7 +10022,7 @@
         <w:pStyle w:val="1"/>
         <w:pageBreakBefore/>
       </w:pPr>
-      <w:bookmarkStart w:id="10" w:name="_Toc243319707"/>
+      <w:bookmarkStart w:id="10" w:name="_Toc243476310"/>
       <w:r>
         <w:lastRenderedPageBreak/>
         <w:t>4 Подсистема «Организационная структура и права доступа»</w:t>
@@ -10033,7 +10033,7 @@
       <w:pPr>
         <w:pStyle w:val="21"/>
       </w:pPr>
-      <w:bookmarkStart w:id="11" w:name="_Toc243319708"/>
+      <w:bookmarkStart w:id="11" w:name="_Toc243476311"/>
       <w:r>
         <w:t>4.1 ОРГ-01 Вход в систему и выход</w:t>
       </w:r>
@@ -10123,7 +10123,7 @@
       <w:pPr>
         <w:pStyle w:val="21"/>
       </w:pPr>
-      <w:bookmarkStart w:id="12" w:name="_Toc243319709"/>
+      <w:bookmarkStart w:id="12" w:name="_Toc243476312"/>
       <w:r>
         <w:t>4.2 ОРГ-02 Восстановление и смена пароля</w:t>
       </w:r>
@@ -10194,7 +10194,7 @@
       <w:pPr>
         <w:pStyle w:val="21"/>
       </w:pPr>
-      <w:bookmarkStart w:id="13" w:name="_Toc243319710"/>
+      <w:bookmarkStart w:id="13" w:name="_Toc243476313"/>
       <w:r>
         <w:t>4.3 ОРГ-03 Ведение компаний</w:t>
       </w:r>
@@ -10224,7 +10224,7 @@
       <w:pPr>
         <w:pStyle w:val="21"/>
       </w:pPr>
-      <w:bookmarkStart w:id="14" w:name="_Toc243319711"/>
+      <w:bookmarkStart w:id="14" w:name="_Toc243476314"/>
       <w:r>
         <w:t>4.4 ОРГ-04 Ведение отделов</w:t>
       </w:r>
@@ -10254,7 +10254,7 @@
       <w:pPr>
         <w:pStyle w:val="21"/>
       </w:pPr>
-      <w:bookmarkStart w:id="15" w:name="_Toc243319712"/>
+      <w:bookmarkStart w:id="15" w:name="_Toc243476315"/>
       <w:r>
         <w:t>4.5 ОРГ-05 Ведение пользователей</w:t>
       </w:r>
@@ -10315,7 +10315,7 @@
       <w:pPr>
         <w:pStyle w:val="21"/>
       </w:pPr>
-      <w:bookmarkStart w:id="16" w:name="_Toc243319713"/>
+      <w:bookmarkStart w:id="16" w:name="_Toc243476316"/>
       <w:r>
         <w:t>4.6 ОРГ-06 Ведение ролей и разрешений</w:t>
       </w:r>
@@ -10370,7 +10370,7 @@
       <w:pPr>
         <w:pStyle w:val="21"/>
       </w:pPr>
-      <w:bookmarkStart w:id="17" w:name="_Toc243319714"/>
+      <w:bookmarkStart w:id="17" w:name="_Toc243476317"/>
       <w:r>
         <w:t>4.7 ОРГ-07 Разграничение доступа к данным</w:t>
       </w:r>
@@ -10458,7 +10458,7 @@
       <w:pPr>
         <w:pStyle w:val="21"/>
       </w:pPr>
-      <w:bookmarkStart w:id="18" w:name="_Toc243319715"/>
+      <w:bookmarkStart w:id="18" w:name="_Toc243476318"/>
       <w:r>
         <w:t>4.8 ОРГ-08 Журнал изменений прав доступа</w:t>
       </w:r>
@@ -10479,7 +10479,7 @@
         <w:pStyle w:val="1"/>
         <w:pageBreakBefore/>
       </w:pPr>
-      <w:bookmarkStart w:id="19" w:name="_Toc243319716"/>
+      <w:bookmarkStart w:id="19" w:name="_Toc243476319"/>
       <w:r>
         <w:lastRenderedPageBreak/>
         <w:t>5 Подсистема «Каталог недвижимости»</w:t>
@@ -10490,7 +10490,7 @@
       <w:pPr>
         <w:pStyle w:val="21"/>
       </w:pPr>
-      <w:bookmarkStart w:id="20" w:name="_Toc243319717"/>
+      <w:bookmarkStart w:id="20" w:name="_Toc243476320"/>
       <w:r>
         <w:t>5.1 КАТ-01 Ведение проектов</w:t>
       </w:r>
@@ -10520,7 +10520,7 @@
       <w:pPr>
         <w:pStyle w:val="21"/>
       </w:pPr>
-      <w:bookmarkStart w:id="21" w:name="_Toc243319718"/>
+      <w:bookmarkStart w:id="21" w:name="_Toc243476321"/>
       <w:r>
         <w:t>5.2 КАТ-02 Ведение домов</w:t>
       </w:r>
@@ -10550,7 +10550,7 @@
       <w:pPr>
         <w:pStyle w:val="21"/>
       </w:pPr>
-      <w:bookmarkStart w:id="22" w:name="_Toc243319719"/>
+      <w:bookmarkStart w:id="22" w:name="_Toc243476322"/>
       <w:r>
         <w:t>5.3 КАТ-03 Загрузка объектов из шаблона</w:t>
       </w:r>
@@ -10611,7 +10611,7 @@
       <w:pPr>
         <w:pStyle w:val="21"/>
       </w:pPr>
-      <w:bookmarkStart w:id="23" w:name="_Toc243319720"/>
+      <w:bookmarkStart w:id="23" w:name="_Toc243476323"/>
       <w:r>
         <w:t>5.4 КАТ-04 Шахматка и карточка объекта</w:t>
       </w:r>
@@ -11047,7 +11047,7 @@
       <w:pPr>
         <w:pStyle w:val="21"/>
       </w:pPr>
-      <w:bookmarkStart w:id="24" w:name="_Toc243319721"/>
+      <w:bookmarkStart w:id="24" w:name="_Toc243476324"/>
       <w:r>
         <w:t>5.5 КАТ-05 Вывод объекта из продажи (резерв)</w:t>
       </w:r>
@@ -11092,7 +11092,7 @@
       <w:pPr>
         <w:pStyle w:val="21"/>
       </w:pPr>
-      <w:bookmarkStart w:id="25" w:name="_Toc243319722"/>
+      <w:bookmarkStart w:id="25" w:name="_Toc243476325"/>
       <w:r>
         <w:t>5.6 КАТ-06 Ведение планировок</w:t>
       </w:r>
@@ -11132,7 +11132,7 @@
       <w:pPr>
         <w:pStyle w:val="21"/>
       </w:pPr>
-      <w:bookmarkStart w:id="26" w:name="_Toc243319723"/>
+      <w:bookmarkStart w:id="26" w:name="_Toc243476326"/>
       <w:r>
         <w:t>5.7 КАТ-07 Ведение галерей</w:t>
       </w:r>
@@ -11158,7 +11158,7 @@
       <w:pPr>
         <w:pStyle w:val="21"/>
       </w:pPr>
-      <w:bookmarkStart w:id="27" w:name="_Toc243319724"/>
+      <w:bookmarkStart w:id="27" w:name="_Toc243476327"/>
       <w:r>
         <w:t>5.8 КАТ-08 Ведение скидок</w:t>
       </w:r>
@@ -11214,7 +11214,7 @@
         <w:pStyle w:val="1"/>
         <w:pageBreakBefore/>
       </w:pPr>
-      <w:bookmarkStart w:id="28" w:name="_Toc243319725"/>
+      <w:bookmarkStart w:id="28" w:name="_Toc243476328"/>
       <w:r>
         <w:lastRenderedPageBreak/>
         <w:t>6 Подсистема «Работа с клиентами»</w:t>
@@ -11225,7 +11225,7 @@
       <w:pPr>
         <w:pStyle w:val="21"/>
       </w:pPr>
-      <w:bookmarkStart w:id="29" w:name="_Toc243319726"/>
+      <w:bookmarkStart w:id="29" w:name="_Toc243476329"/>
       <w:r>
         <w:t>6.1 КЛИ-01 Ведение клиентов</w:t>
       </w:r>
@@ -11295,7 +11295,7 @@
       <w:pPr>
         <w:pStyle w:val="21"/>
       </w:pPr>
-      <w:bookmarkStart w:id="30" w:name="_Toc243319727"/>
+      <w:bookmarkStart w:id="30" w:name="_Toc243476330"/>
       <w:r>
         <w:t>6.2 КЛИ-02 Ведение заявок</w:t>
       </w:r>
@@ -11351,7 +11351,7 @@
       <w:pPr>
         <w:pStyle w:val="21"/>
       </w:pPr>
-      <w:bookmarkStart w:id="31" w:name="_Toc243319728"/>
+      <w:bookmarkStart w:id="31" w:name="_Toc243476331"/>
       <w:r>
         <w:t>6.3 КЛИ-03 Канбан-доска заявок</w:t>
       </w:r>
@@ -11376,7 +11376,7 @@
       <w:pPr>
         <w:pStyle w:val="21"/>
       </w:pPr>
-      <w:bookmarkStart w:id="32" w:name="_Toc243319729"/>
+      <w:bookmarkStart w:id="32" w:name="_Toc243476332"/>
       <w:r>
         <w:t>6.4 КЛИ-04 Ведение встреч</w:t>
       </w:r>
@@ -11431,7 +11431,7 @@
       <w:pPr>
         <w:pStyle w:val="21"/>
       </w:pPr>
-      <w:bookmarkStart w:id="33" w:name="_Toc243319730"/>
+      <w:bookmarkStart w:id="33" w:name="_Toc243476333"/>
       <w:r>
         <w:lastRenderedPageBreak/>
         <w:t>6.5 КЛИ-05 Ведение справочников заявок</w:t>
@@ -11458,7 +11458,7 @@
         <w:pStyle w:val="1"/>
         <w:pageBreakBefore/>
       </w:pPr>
-      <w:bookmarkStart w:id="34" w:name="_Toc243319731"/>
+      <w:bookmarkStart w:id="34" w:name="_Toc243476334"/>
       <w:r>
         <w:lastRenderedPageBreak/>
         <w:t>7 Подсистема «Сделки»</w:t>
@@ -11469,7 +11469,7 @@
       <w:pPr>
         <w:pStyle w:val="21"/>
       </w:pPr>
-      <w:bookmarkStart w:id="35" w:name="_Toc243319732"/>
+      <w:bookmarkStart w:id="35" w:name="_Toc243476335"/>
       <w:r>
         <w:t>7.1 СДЕ-01 Создание брони</w:t>
       </w:r>
@@ -11529,7 +11529,7 @@
       <w:pPr>
         <w:pStyle w:val="21"/>
       </w:pPr>
-      <w:bookmarkStart w:id="36" w:name="_Toc243319733"/>
+      <w:bookmarkStart w:id="36" w:name="_Toc243476336"/>
       <w:r>
         <w:t>7.2 СДЕ-02 Условия сделки и применение скидок</w:t>
       </w:r>
@@ -11600,7 +11600,7 @@
       <w:pPr>
         <w:pStyle w:val="21"/>
       </w:pPr>
-      <w:bookmarkStart w:id="37" w:name="_Toc243319734"/>
+      <w:bookmarkStart w:id="37" w:name="_Toc243476337"/>
       <w:r>
         <w:t>7.3 СДЕ-03 Реквизиты договора и закрытие сделки</w:t>
       </w:r>
@@ -11643,21 +11643,24 @@
     </w:p>
     <w:p>
       <w:r>
-        <w:t>г) закрытая, отменённая или расторгнутая сделка доступна только для чтения;</w:t>
-      </w:r>
-    </w:p>
-    <w:p>
-      <w:r>
-        <w:t>д) сделка не закрывается, пока у клиента не заполнены паспортные данные (серия и номер паспорта, кем и когда выдан, ПИНФЛ): сохранение второй даты подписания отклоняется с перечнем незаполненных полей, одну дату сохранить можно; в статусах «Бронь» и «В работе» карточка сделки заранее показывает предупреждение с перечнем полей и ссылкой на карточку клиента.</w:t>
+        <w:t>г) закрытая, отменённая или расторгнутая сделка доступна только для чтения; исключение — сканы: скан подписанного документа заменяется (или загружается, если его нет) у сделки «В работе», «Успешно закрыта» и «Расторгнута», скан документа о расторжении — у расторгнутой сделки; меняется только файл, замену выполняет пользователь с правом «Редактирование» на сделку после подтверждения; прежний файл сохраняется на сервере, в журнал сделки записываются названия прежнего и нового файлов;</w:t>
+      </w:r>
+    </w:p>
+    <w:p>
+      <w:r>
+        <w:t xml:space="preserve">д) сделка не закрывается, пока у клиента не заполнены паспортные данные (серия и номер паспорта, кем и когда выдан, ПИНФЛ): сохранение второй даты подписания отклоняется с перечнем незаполненных полей, одну дату сохранить можно; в статусах «Бронь» </w:t>
+      </w:r>
+      <w:r>
+        <w:lastRenderedPageBreak/>
+        <w:t>и «В работе» карточка сделки заранее показывает предупреждение с перечнем полей и ссылкой на карточку клиента.</w:t>
       </w:r>
     </w:p>
     <w:p>
       <w:pPr>
         <w:pStyle w:val="21"/>
       </w:pPr>
-      <w:bookmarkStart w:id="38" w:name="_Toc243319735"/>
-      <w:r>
-        <w:lastRenderedPageBreak/>
+      <w:bookmarkStart w:id="38" w:name="_Toc243476338"/>
+      <w:r>
         <w:t>7.4 СДЕ-04 Отмена и расторжение сделки</w:t>
       </w:r>
       <w:bookmarkEnd w:id="38"/>
@@ -11737,7 +11740,7 @@
         <w:pStyle w:val="1"/>
         <w:pageBreakBefore/>
       </w:pPr>
-      <w:bookmarkStart w:id="39" w:name="_Toc243319736"/>
+      <w:bookmarkStart w:id="39" w:name="_Toc243476339"/>
       <w:r>
         <w:lastRenderedPageBreak/>
         <w:t>8 Подсистема «Финансы»</w:t>
@@ -11748,7 +11751,7 @@
       <w:pPr>
         <w:pStyle w:val="21"/>
       </w:pPr>
-      <w:bookmarkStart w:id="40" w:name="_Toc243319737"/>
+      <w:bookmarkStart w:id="40" w:name="_Toc243476340"/>
       <w:r>
         <w:t>8.1 ФИН-01 Ведение графика платежей</w:t>
       </w:r>
@@ -11828,7 +11831,7 @@
       <w:pPr>
         <w:pStyle w:val="21"/>
       </w:pPr>
-      <w:bookmarkStart w:id="41" w:name="_Toc243319738"/>
+      <w:bookmarkStart w:id="41" w:name="_Toc243476341"/>
       <w:r>
         <w:lastRenderedPageBreak/>
         <w:t>8.2 ФИН-02 Отметка оплаты</w:t>
@@ -11884,7 +11887,7 @@
       <w:pPr>
         <w:pStyle w:val="21"/>
       </w:pPr>
-      <w:bookmarkStart w:id="42" w:name="_Toc243319739"/>
+      <w:bookmarkStart w:id="42" w:name="_Toc243476342"/>
       <w:r>
         <w:t>8.3 ФИН-03 Учёт просрочки</w:t>
       </w:r>
@@ -11904,7 +11907,7 @@
       <w:pPr>
         <w:pStyle w:val="21"/>
       </w:pPr>
-      <w:bookmarkStart w:id="43" w:name="_Toc243319740"/>
+      <w:bookmarkStart w:id="43" w:name="_Toc243476343"/>
       <w:r>
         <w:t>8.4 ФИН-04 Учёт возвратов</w:t>
       </w:r>
@@ -11934,7 +11937,7 @@
       <w:pPr>
         <w:pStyle w:val="21"/>
       </w:pPr>
-      <w:bookmarkStart w:id="44" w:name="_Toc243319741"/>
+      <w:bookmarkStart w:id="44" w:name="_Toc243476344"/>
       <w:r>
         <w:t>8.5 ФИН-05 Список и сводная таблица платежей</w:t>
       </w:r>
@@ -11965,7 +11968,7 @@
       <w:pPr>
         <w:pStyle w:val="21"/>
       </w:pPr>
-      <w:bookmarkStart w:id="45" w:name="_Toc243319742"/>
+      <w:bookmarkStart w:id="45" w:name="_Toc243476345"/>
       <w:r>
         <w:t>8.6 ФИН-06 Ведение финансовых справочников</w:t>
       </w:r>
@@ -12015,7 +12018,7 @@
       <w:pPr>
         <w:pStyle w:val="21"/>
       </w:pPr>
-      <w:bookmarkStart w:id="46" w:name="_Toc243319743"/>
+      <w:bookmarkStart w:id="46" w:name="_Toc243476346"/>
       <w:r>
         <w:t>8.7 ФИН-07 Валюты и курсы</w:t>
       </w:r>
@@ -12079,7 +12082,7 @@
       <w:pPr>
         <w:pStyle w:val="21"/>
       </w:pPr>
-      <w:bookmarkStart w:id="47" w:name="_Toc243319744"/>
+      <w:bookmarkStart w:id="47" w:name="_Toc243476347"/>
       <w:r>
         <w:t>8.8 ФИН-08 Планы оплаты и варианты оплаты</w:t>
       </w:r>
@@ -12153,7 +12156,7 @@
         <w:pStyle w:val="1"/>
         <w:pageBreakBefore/>
       </w:pPr>
-      <w:bookmarkStart w:id="48" w:name="_Toc243319745"/>
+      <w:bookmarkStart w:id="48" w:name="_Toc243476348"/>
       <w:r>
         <w:lastRenderedPageBreak/>
         <w:t>9 Подсистема «Шаблоны документов»</w:t>
@@ -12164,7 +12167,7 @@
       <w:pPr>
         <w:pStyle w:val="21"/>
       </w:pPr>
-      <w:bookmarkStart w:id="49" w:name="_Toc243319746"/>
+      <w:bookmarkStart w:id="49" w:name="_Toc243476349"/>
       <w:r>
         <w:t>9.1 ДОК-01 Ведение шаблонов документов</w:t>
       </w:r>
@@ -12204,7 +12207,7 @@
       <w:pPr>
         <w:pStyle w:val="21"/>
       </w:pPr>
-      <w:bookmarkStart w:id="50" w:name="_Toc243319747"/>
+      <w:bookmarkStart w:id="50" w:name="_Toc243476350"/>
       <w:r>
         <w:t>9.2 ДОК-02 Формирование документа по сделке</w:t>
       </w:r>
@@ -12255,7 +12258,7 @@
         <w:pStyle w:val="1"/>
         <w:pageBreakBefore/>
       </w:pPr>
-      <w:bookmarkStart w:id="51" w:name="_Toc243319748"/>
+      <w:bookmarkStart w:id="51" w:name="_Toc243476351"/>
       <w:r>
         <w:lastRenderedPageBreak/>
         <w:t>10 Подсистема «Задачи»</w:t>
@@ -12266,7 +12269,7 @@
       <w:pPr>
         <w:pStyle w:val="21"/>
       </w:pPr>
-      <w:bookmarkStart w:id="52" w:name="_Toc243319749"/>
+      <w:bookmarkStart w:id="52" w:name="_Toc243476352"/>
       <w:r>
         <w:t>10.1 ЗАД-01 Постановка задачи</w:t>
       </w:r>
@@ -12296,7 +12299,7 @@
       <w:pPr>
         <w:pStyle w:val="21"/>
       </w:pPr>
-      <w:bookmarkStart w:id="53" w:name="_Toc243319750"/>
+      <w:bookmarkStart w:id="53" w:name="_Toc243476353"/>
       <w:r>
         <w:t>10.2 ЗАД-02 Исполнение и контроль задачи</w:t>
       </w:r>
@@ -12341,7 +12344,7 @@
       <w:pPr>
         <w:pStyle w:val="21"/>
       </w:pPr>
-      <w:bookmarkStart w:id="54" w:name="_Toc243319751"/>
+      <w:bookmarkStart w:id="54" w:name="_Toc243476354"/>
       <w:r>
         <w:t>10.3 ЗАД-03 Представления задач</w:t>
       </w:r>
@@ -12357,7 +12360,7 @@
         <w:pStyle w:val="1"/>
         <w:pageBreakBefore/>
       </w:pPr>
-      <w:bookmarkStart w:id="55" w:name="_Toc243319752"/>
+      <w:bookmarkStart w:id="55" w:name="_Toc243476355"/>
       <w:r>
         <w:lastRenderedPageBreak/>
         <w:t>11 Подсистема «Аналитика и отчётность»</w:t>
@@ -12368,7 +12371,7 @@
       <w:pPr>
         <w:pStyle w:val="21"/>
       </w:pPr>
-      <w:bookmarkStart w:id="56" w:name="_Toc243319753"/>
+      <w:bookmarkStart w:id="56" w:name="_Toc243476356"/>
       <w:r>
         <w:t>11.1 АНА-01 Дашборд</w:t>
       </w:r>
@@ -12393,7 +12396,7 @@
       <w:pPr>
         <w:pStyle w:val="21"/>
       </w:pPr>
-      <w:bookmarkStart w:id="57" w:name="_Toc243319754"/>
+      <w:bookmarkStart w:id="57" w:name="_Toc243476357"/>
       <w:r>
         <w:t>11.2 АНА-02 Сводные таблицы</w:t>
       </w:r>
@@ -12438,7 +12441,7 @@
       <w:pPr>
         <w:pStyle w:val="21"/>
       </w:pPr>
-      <w:bookmarkStart w:id="58" w:name="_Toc243319755"/>
+      <w:bookmarkStart w:id="58" w:name="_Toc243476358"/>
       <w:r>
         <w:t>11.3 АНА-03 Планы продаж</w:t>
       </w:r>
@@ -12463,7 +12466,7 @@
       <w:pPr>
         <w:pStyle w:val="21"/>
       </w:pPr>
-      <w:bookmarkStart w:id="59" w:name="_Toc243319756"/>
+      <w:bookmarkStart w:id="59" w:name="_Toc243476359"/>
       <w:r>
         <w:lastRenderedPageBreak/>
         <w:t>11.4 АНА-04 Отчёты «план-факт»</w:t>
@@ -12515,7 +12518,7 @@
         <w:pStyle w:val="1"/>
         <w:pageBreakBefore/>
       </w:pPr>
-      <w:bookmarkStart w:id="60" w:name="_Toc243319757"/>
+      <w:bookmarkStart w:id="60" w:name="_Toc243476360"/>
       <w:r>
         <w:lastRenderedPageBreak/>
         <w:t>12 Подсистема «Интеграция с партнёрами»</w:t>
@@ -12526,7 +12529,7 @@
       <w:pPr>
         <w:pStyle w:val="21"/>
       </w:pPr>
-      <w:bookmarkStart w:id="61" w:name="_Toc243319758"/>
+      <w:bookmarkStart w:id="61" w:name="_Toc243476361"/>
       <w:r>
         <w:t>12.1 ИНТ-01 Выдача сведений партнёрам</w:t>
       </w:r>
@@ -12596,7 +12599,7 @@
       <w:pPr>
         <w:pStyle w:val="21"/>
       </w:pPr>
-      <w:bookmarkStart w:id="62" w:name="_Toc243319759"/>
+      <w:bookmarkStart w:id="62" w:name="_Toc243476362"/>
       <w:r>
         <w:t>12.2 ИНТ-02 Приём заявок от партнёров</w:t>
       </w:r>
@@ -12636,7 +12639,7 @@
       <w:pPr>
         <w:pStyle w:val="21"/>
       </w:pPr>
-      <w:bookmarkStart w:id="63" w:name="_Toc243319760"/>
+      <w:bookmarkStart w:id="63" w:name="_Toc243476363"/>
       <w:r>
         <w:t>12.3 ИНТ-03 Управление API-ключами</w:t>
       </w:r>
@@ -12668,7 +12671,7 @@
         <w:pStyle w:val="1"/>
         <w:pageBreakBefore/>
       </w:pPr>
-      <w:bookmarkStart w:id="64" w:name="_Toc243319761"/>
+      <w:bookmarkStart w:id="64" w:name="_Toc243476364"/>
       <w:r>
         <w:lastRenderedPageBreak/>
         <w:t>13 Подсистема «Регламентные задания»</w:t>
@@ -12679,7 +12682,7 @@
       <w:pPr>
         <w:pStyle w:val="21"/>
       </w:pPr>
-      <w:bookmarkStart w:id="65" w:name="_Toc243319762"/>
+      <w:bookmarkStart w:id="65" w:name="_Toc243476365"/>
       <w:r>
         <w:t>13.1 РЕГ-01 Пересчёт просрочки платежей</w:t>
       </w:r>
@@ -12704,7 +12707,7 @@
       <w:pPr>
         <w:pStyle w:val="21"/>
       </w:pPr>
-      <w:bookmarkStart w:id="66" w:name="_Toc243319763"/>
+      <w:bookmarkStart w:id="66" w:name="_Toc243476366"/>
       <w:r>
         <w:t>13.2 РЕГ-02 Снятие истёкших броней</w:t>
       </w:r>
@@ -12729,7 +12732,7 @@
       <w:pPr>
         <w:pStyle w:val="21"/>
       </w:pPr>
-      <w:bookmarkStart w:id="67" w:name="_Toc243319764"/>
+      <w:bookmarkStart w:id="67" w:name="_Toc243476367"/>
       <w:r>
         <w:t>13.3 РЕГ-03 Закрытие забытых встреч</w:t>
       </w:r>
@@ -12754,7 +12757,7 @@
       <w:pPr>
         <w:pStyle w:val="21"/>
       </w:pPr>
-      <w:bookmarkStart w:id="68" w:name="_Toc243319765"/>
+      <w:bookmarkStart w:id="68" w:name="_Toc243476368"/>
       <w:r>
         <w:t>13.4 РЕГ-04 Загрузка курсов валют</w:t>
       </w:r>
@@ -12790,7 +12793,7 @@
         <w:pStyle w:val="1"/>
         <w:pageBreakBefore/>
       </w:pPr>
-      <w:bookmarkStart w:id="69" w:name="_Toc243319766"/>
+      <w:bookmarkStart w:id="69" w:name="_Toc243476369"/>
       <w:r>
         <w:lastRenderedPageBreak/>
         <w:t>14 Типовые решения</w:t>
@@ -12809,7 +12812,7 @@
         <w:ind w:firstLine="0"/>
         <w:jc w:val="center"/>
       </w:pPr>
-      <w:bookmarkStart w:id="70" w:name="_Toc243319767"/>
+      <w:bookmarkStart w:id="70" w:name="_Toc243476370"/>
       <w:r>
         <w:lastRenderedPageBreak/>
         <w:t>ЛИСТ РЕГИСТРАЦИИ ИЗМЕНЕНИЙ</w:t>
@@ -14871,31 +14874,31 @@
       </w:rPr>
     </w:lvl>
   </w:abstractNum>
-  <w:num w:numId="1" w16cid:durableId="1996488989">
+  <w:num w:numId="1" w16cid:durableId="1247038717">
     <w:abstractNumId w:val="8"/>
   </w:num>
-  <w:num w:numId="2" w16cid:durableId="1691419542">
+  <w:num w:numId="2" w16cid:durableId="2077241858">
     <w:abstractNumId w:val="6"/>
   </w:num>
-  <w:num w:numId="3" w16cid:durableId="954870090">
+  <w:num w:numId="3" w16cid:durableId="1840805378">
     <w:abstractNumId w:val="5"/>
   </w:num>
-  <w:num w:numId="4" w16cid:durableId="640429354">
+  <w:num w:numId="4" w16cid:durableId="1793671266">
     <w:abstractNumId w:val="4"/>
   </w:num>
-  <w:num w:numId="5" w16cid:durableId="268123842">
+  <w:num w:numId="5" w16cid:durableId="1922833086">
     <w:abstractNumId w:val="7"/>
   </w:num>
-  <w:num w:numId="6" w16cid:durableId="348532201">
+  <w:num w:numId="6" w16cid:durableId="1199125017">
     <w:abstractNumId w:val="3"/>
   </w:num>
-  <w:num w:numId="7" w16cid:durableId="2006007224">
+  <w:num w:numId="7" w16cid:durableId="2018069204">
     <w:abstractNumId w:val="2"/>
   </w:num>
-  <w:num w:numId="8" w16cid:durableId="183518549">
+  <w:num w:numId="8" w16cid:durableId="480661066">
     <w:abstractNumId w:val="1"/>
   </w:num>
-  <w:num w:numId="9" w16cid:durableId="1394280259">
+  <w:num w:numId="9" w16cid:durableId="276717478">
     <w:abstractNumId w:val="0"/>
   </w:num>
 </w:numbering>
@@ -26428,7 +26431,7 @@
     <w:autoRedefine/>
     <w:uiPriority w:val="39"/>
     <w:unhideWhenUsed/>
-    <w:rsid w:val="00930D48"/>
+    <w:rsid w:val="00A8197C"/>
     <w:pPr>
       <w:spacing w:after="100"/>
     </w:pPr>
@@ -26440,7 +26443,7 @@
     <w:autoRedefine/>
     <w:uiPriority w:val="39"/>
     <w:unhideWhenUsed/>
-    <w:rsid w:val="00930D48"/>
+    <w:rsid w:val="00A8197C"/>
     <w:pPr>
       <w:spacing w:after="100"/>
       <w:ind w:left="240"/>
@@ -26451,7 +26454,7 @@
     <w:basedOn w:val="a2"/>
     <w:uiPriority w:val="99"/>
     <w:unhideWhenUsed/>
-    <w:rsid w:val="00930D48"/>
+    <w:rsid w:val="00A8197C"/>
     <w:rPr>
       <w:color w:val="0000FF" w:themeColor="hyperlink"/>
       <w:u w:val="single"/>

--- a/docs/gost/out/03_П3_Описание_автоматизированных_функций.docx
+++ b/docs/gost/out/03_П3_Описание_автоматизированных_функций.docx
@@ -306,7 +306,7 @@
       <w:r>
         <w:fldChar w:fldCharType="separate"/>
       </w:r>
-      <w:hyperlink w:anchor="_Toc243476300" w:history="1">
+      <w:hyperlink w:anchor="_Toc243987276" w:history="1">
         <w:r>
           <w:rPr>
             <w:rStyle w:val="aff8"/>
@@ -333,7 +333,7 @@
             <w:noProof/>
             <w:webHidden/>
           </w:rPr>
-          <w:instrText xml:space="preserve"> PAGEREF _Toc243476300 \h </w:instrText>
+          <w:instrText xml:space="preserve"> PAGEREF _Toc243987276 \h </w:instrText>
         </w:r>
         <w:r>
           <w:rPr>
@@ -379,7 +379,7 @@
           <w14:ligatures w14:val="standardContextual"/>
         </w:rPr>
       </w:pPr>
-      <w:hyperlink w:anchor="_Toc243476301" w:history="1">
+      <w:hyperlink w:anchor="_Toc243987277" w:history="1">
         <w:r>
           <w:rPr>
             <w:rStyle w:val="aff8"/>
@@ -406,7 +406,7 @@
             <w:noProof/>
             <w:webHidden/>
           </w:rPr>
-          <w:instrText xml:space="preserve"> PAGEREF _Toc243476301 \h </w:instrText>
+          <w:instrText xml:space="preserve"> PAGEREF _Toc243987277 \h </w:instrText>
         </w:r>
         <w:r>
           <w:rPr>
@@ -452,7 +452,7 @@
           <w14:ligatures w14:val="standardContextual"/>
         </w:rPr>
       </w:pPr>
-      <w:hyperlink w:anchor="_Toc243476302" w:history="1">
+      <w:hyperlink w:anchor="_Toc243987278" w:history="1">
         <w:r>
           <w:rPr>
             <w:rStyle w:val="aff8"/>
@@ -479,7 +479,7 @@
             <w:noProof/>
             <w:webHidden/>
           </w:rPr>
-          <w:instrText xml:space="preserve"> PAGEREF _Toc243476302 \h </w:instrText>
+          <w:instrText xml:space="preserve"> PAGEREF _Toc243987278 \h </w:instrText>
         </w:r>
         <w:r>
           <w:rPr>
@@ -525,7 +525,7 @@
           <w14:ligatures w14:val="standardContextual"/>
         </w:rPr>
       </w:pPr>
-      <w:hyperlink w:anchor="_Toc243476303" w:history="1">
+      <w:hyperlink w:anchor="_Toc243987279" w:history="1">
         <w:r>
           <w:rPr>
             <w:rStyle w:val="aff8"/>
@@ -552,7 +552,7 @@
             <w:noProof/>
             <w:webHidden/>
           </w:rPr>
-          <w:instrText xml:space="preserve"> PAGEREF _Toc243476303 \h </w:instrText>
+          <w:instrText xml:space="preserve"> PAGEREF _Toc243987279 \h </w:instrText>
         </w:r>
         <w:r>
           <w:rPr>
@@ -598,7 +598,7 @@
           <w14:ligatures w14:val="standardContextual"/>
         </w:rPr>
       </w:pPr>
-      <w:hyperlink w:anchor="_Toc243476304" w:history="1">
+      <w:hyperlink w:anchor="_Toc243987280" w:history="1">
         <w:r>
           <w:rPr>
             <w:rStyle w:val="aff8"/>
@@ -625,7 +625,7 @@
             <w:noProof/>
             <w:webHidden/>
           </w:rPr>
-          <w:instrText xml:space="preserve"> PAGEREF _Toc243476304 \h </w:instrText>
+          <w:instrText xml:space="preserve"> PAGEREF _Toc243987280 \h </w:instrText>
         </w:r>
         <w:r>
           <w:rPr>
@@ -671,7 +671,7 @@
           <w14:ligatures w14:val="standardContextual"/>
         </w:rPr>
       </w:pPr>
-      <w:hyperlink w:anchor="_Toc243476305" w:history="1">
+      <w:hyperlink w:anchor="_Toc243987281" w:history="1">
         <w:r>
           <w:rPr>
             <w:rStyle w:val="aff8"/>
@@ -698,7 +698,7 @@
             <w:noProof/>
             <w:webHidden/>
           </w:rPr>
-          <w:instrText xml:space="preserve"> PAGEREF _Toc243476305 \h </w:instrText>
+          <w:instrText xml:space="preserve"> PAGEREF _Toc243987281 \h </w:instrText>
         </w:r>
         <w:r>
           <w:rPr>
@@ -744,7 +744,7 @@
           <w14:ligatures w14:val="standardContextual"/>
         </w:rPr>
       </w:pPr>
-      <w:hyperlink w:anchor="_Toc243476306" w:history="1">
+      <w:hyperlink w:anchor="_Toc243987282" w:history="1">
         <w:r>
           <w:rPr>
             <w:rStyle w:val="aff8"/>
@@ -771,7 +771,7 @@
             <w:noProof/>
             <w:webHidden/>
           </w:rPr>
-          <w:instrText xml:space="preserve"> PAGEREF _Toc243476306 \h </w:instrText>
+          <w:instrText xml:space="preserve"> PAGEREF _Toc243987282 \h </w:instrText>
         </w:r>
         <w:r>
           <w:rPr>
@@ -817,7 +817,7 @@
           <w14:ligatures w14:val="standardContextual"/>
         </w:rPr>
       </w:pPr>
-      <w:hyperlink w:anchor="_Toc243476307" w:history="1">
+      <w:hyperlink w:anchor="_Toc243987283" w:history="1">
         <w:r>
           <w:rPr>
             <w:rStyle w:val="aff8"/>
@@ -844,7 +844,7 @@
             <w:noProof/>
             <w:webHidden/>
           </w:rPr>
-          <w:instrText xml:space="preserve"> PAGEREF _Toc243476307 \h </w:instrText>
+          <w:instrText xml:space="preserve"> PAGEREF _Toc243987283 \h </w:instrText>
         </w:r>
         <w:r>
           <w:rPr>
@@ -890,7 +890,7 @@
           <w14:ligatures w14:val="standardContextual"/>
         </w:rPr>
       </w:pPr>
-      <w:hyperlink w:anchor="_Toc243476308" w:history="1">
+      <w:hyperlink w:anchor="_Toc243987284" w:history="1">
         <w:r>
           <w:rPr>
             <w:rStyle w:val="aff8"/>
@@ -917,7 +917,7 @@
             <w:noProof/>
             <w:webHidden/>
           </w:rPr>
-          <w:instrText xml:space="preserve"> PAGEREF _Toc243476308 \h </w:instrText>
+          <w:instrText xml:space="preserve"> PAGEREF _Toc243987284 \h </w:instrText>
         </w:r>
         <w:r>
           <w:rPr>
@@ -963,7 +963,7 @@
           <w14:ligatures w14:val="standardContextual"/>
         </w:rPr>
       </w:pPr>
-      <w:hyperlink w:anchor="_Toc243476309" w:history="1">
+      <w:hyperlink w:anchor="_Toc243987285" w:history="1">
         <w:r>
           <w:rPr>
             <w:rStyle w:val="aff8"/>
@@ -990,7 +990,7 @@
             <w:noProof/>
             <w:webHidden/>
           </w:rPr>
-          <w:instrText xml:space="preserve"> PAGEREF _Toc243476309 \h </w:instrText>
+          <w:instrText xml:space="preserve"> PAGEREF _Toc243987285 \h </w:instrText>
         </w:r>
         <w:r>
           <w:rPr>
@@ -1036,7 +1036,7 @@
           <w14:ligatures w14:val="standardContextual"/>
         </w:rPr>
       </w:pPr>
-      <w:hyperlink w:anchor="_Toc243476310" w:history="1">
+      <w:hyperlink w:anchor="_Toc243987286" w:history="1">
         <w:r>
           <w:rPr>
             <w:rStyle w:val="aff8"/>
@@ -1063,7 +1063,7 @@
             <w:noProof/>
             <w:webHidden/>
           </w:rPr>
-          <w:instrText xml:space="preserve"> PAGEREF _Toc243476310 \h </w:instrText>
+          <w:instrText xml:space="preserve"> PAGEREF _Toc243987286 \h </w:instrText>
         </w:r>
         <w:r>
           <w:rPr>
@@ -1109,7 +1109,7 @@
           <w14:ligatures w14:val="standardContextual"/>
         </w:rPr>
       </w:pPr>
-      <w:hyperlink w:anchor="_Toc243476311" w:history="1">
+      <w:hyperlink w:anchor="_Toc243987287" w:history="1">
         <w:r>
           <w:rPr>
             <w:rStyle w:val="aff8"/>
@@ -1136,7 +1136,7 @@
             <w:noProof/>
             <w:webHidden/>
           </w:rPr>
-          <w:instrText xml:space="preserve"> PAGEREF _Toc243476311 \h </w:instrText>
+          <w:instrText xml:space="preserve"> PAGEREF _Toc243987287 \h </w:instrText>
         </w:r>
         <w:r>
           <w:rPr>
@@ -1182,7 +1182,7 @@
           <w14:ligatures w14:val="standardContextual"/>
         </w:rPr>
       </w:pPr>
-      <w:hyperlink w:anchor="_Toc243476312" w:history="1">
+      <w:hyperlink w:anchor="_Toc243987288" w:history="1">
         <w:r>
           <w:rPr>
             <w:rStyle w:val="aff8"/>
@@ -1209,7 +1209,7 @@
             <w:noProof/>
             <w:webHidden/>
           </w:rPr>
-          <w:instrText xml:space="preserve"> PAGEREF _Toc243476312 \h </w:instrText>
+          <w:instrText xml:space="preserve"> PAGEREF _Toc243987288 \h </w:instrText>
         </w:r>
         <w:r>
           <w:rPr>
@@ -1255,7 +1255,7 @@
           <w14:ligatures w14:val="standardContextual"/>
         </w:rPr>
       </w:pPr>
-      <w:hyperlink w:anchor="_Toc243476313" w:history="1">
+      <w:hyperlink w:anchor="_Toc243987289" w:history="1">
         <w:r>
           <w:rPr>
             <w:rStyle w:val="aff8"/>
@@ -1282,7 +1282,7 @@
             <w:noProof/>
             <w:webHidden/>
           </w:rPr>
-          <w:instrText xml:space="preserve"> PAGEREF _Toc243476313 \h </w:instrText>
+          <w:instrText xml:space="preserve"> PAGEREF _Toc243987289 \h </w:instrText>
         </w:r>
         <w:r>
           <w:rPr>
@@ -1328,7 +1328,7 @@
           <w14:ligatures w14:val="standardContextual"/>
         </w:rPr>
       </w:pPr>
-      <w:hyperlink w:anchor="_Toc243476314" w:history="1">
+      <w:hyperlink w:anchor="_Toc243987290" w:history="1">
         <w:r>
           <w:rPr>
             <w:rStyle w:val="aff8"/>
@@ -1355,7 +1355,7 @@
             <w:noProof/>
             <w:webHidden/>
           </w:rPr>
-          <w:instrText xml:space="preserve"> PAGEREF _Toc243476314 \h </w:instrText>
+          <w:instrText xml:space="preserve"> PAGEREF _Toc243987290 \h </w:instrText>
         </w:r>
         <w:r>
           <w:rPr>
@@ -1401,7 +1401,7 @@
           <w14:ligatures w14:val="standardContextual"/>
         </w:rPr>
       </w:pPr>
-      <w:hyperlink w:anchor="_Toc243476315" w:history="1">
+      <w:hyperlink w:anchor="_Toc243987291" w:history="1">
         <w:r>
           <w:rPr>
             <w:rStyle w:val="aff8"/>
@@ -1428,7 +1428,7 @@
             <w:noProof/>
             <w:webHidden/>
           </w:rPr>
-          <w:instrText xml:space="preserve"> PAGEREF _Toc243476315 \h </w:instrText>
+          <w:instrText xml:space="preserve"> PAGEREF _Toc243987291 \h </w:instrText>
         </w:r>
         <w:r>
           <w:rPr>
@@ -1474,7 +1474,7 @@
           <w14:ligatures w14:val="standardContextual"/>
         </w:rPr>
       </w:pPr>
-      <w:hyperlink w:anchor="_Toc243476316" w:history="1">
+      <w:hyperlink w:anchor="_Toc243987292" w:history="1">
         <w:r>
           <w:rPr>
             <w:rStyle w:val="aff8"/>
@@ -1501,7 +1501,7 @@
             <w:noProof/>
             <w:webHidden/>
           </w:rPr>
-          <w:instrText xml:space="preserve"> PAGEREF _Toc243476316 \h </w:instrText>
+          <w:instrText xml:space="preserve"> PAGEREF _Toc243987292 \h </w:instrText>
         </w:r>
         <w:r>
           <w:rPr>
@@ -1547,7 +1547,7 @@
           <w14:ligatures w14:val="standardContextual"/>
         </w:rPr>
       </w:pPr>
-      <w:hyperlink w:anchor="_Toc243476317" w:history="1">
+      <w:hyperlink w:anchor="_Toc243987293" w:history="1">
         <w:r>
           <w:rPr>
             <w:rStyle w:val="aff8"/>
@@ -1574,7 +1574,7 @@
             <w:noProof/>
             <w:webHidden/>
           </w:rPr>
-          <w:instrText xml:space="preserve"> PAGEREF _Toc243476317 \h </w:instrText>
+          <w:instrText xml:space="preserve"> PAGEREF _Toc243987293 \h </w:instrText>
         </w:r>
         <w:r>
           <w:rPr>
@@ -1620,7 +1620,7 @@
           <w14:ligatures w14:val="standardContextual"/>
         </w:rPr>
       </w:pPr>
-      <w:hyperlink w:anchor="_Toc243476318" w:history="1">
+      <w:hyperlink w:anchor="_Toc243987294" w:history="1">
         <w:r>
           <w:rPr>
             <w:rStyle w:val="aff8"/>
@@ -1647,7 +1647,7 @@
             <w:noProof/>
             <w:webHidden/>
           </w:rPr>
-          <w:instrText xml:space="preserve"> PAGEREF _Toc243476318 \h </w:instrText>
+          <w:instrText xml:space="preserve"> PAGEREF _Toc243987294 \h </w:instrText>
         </w:r>
         <w:r>
           <w:rPr>
@@ -1693,7 +1693,7 @@
           <w14:ligatures w14:val="standardContextual"/>
         </w:rPr>
       </w:pPr>
-      <w:hyperlink w:anchor="_Toc243476319" w:history="1">
+      <w:hyperlink w:anchor="_Toc243987295" w:history="1">
         <w:r>
           <w:rPr>
             <w:rStyle w:val="aff8"/>
@@ -1720,7 +1720,7 @@
             <w:noProof/>
             <w:webHidden/>
           </w:rPr>
-          <w:instrText xml:space="preserve"> PAGEREF _Toc243476319 \h </w:instrText>
+          <w:instrText xml:space="preserve"> PAGEREF _Toc243987295 \h </w:instrText>
         </w:r>
         <w:r>
           <w:rPr>
@@ -1766,7 +1766,7 @@
           <w14:ligatures w14:val="standardContextual"/>
         </w:rPr>
       </w:pPr>
-      <w:hyperlink w:anchor="_Toc243476320" w:history="1">
+      <w:hyperlink w:anchor="_Toc243987296" w:history="1">
         <w:r>
           <w:rPr>
             <w:rStyle w:val="aff8"/>
@@ -1793,7 +1793,7 @@
             <w:noProof/>
             <w:webHidden/>
           </w:rPr>
-          <w:instrText xml:space="preserve"> PAGEREF _Toc243476320 \h </w:instrText>
+          <w:instrText xml:space="preserve"> PAGEREF _Toc243987296 \h </w:instrText>
         </w:r>
         <w:r>
           <w:rPr>
@@ -1839,7 +1839,7 @@
           <w14:ligatures w14:val="standardContextual"/>
         </w:rPr>
       </w:pPr>
-      <w:hyperlink w:anchor="_Toc243476321" w:history="1">
+      <w:hyperlink w:anchor="_Toc243987297" w:history="1">
         <w:r>
           <w:rPr>
             <w:rStyle w:val="aff8"/>
@@ -1866,7 +1866,7 @@
             <w:noProof/>
             <w:webHidden/>
           </w:rPr>
-          <w:instrText xml:space="preserve"> PAGEREF _Toc243476321 \h </w:instrText>
+          <w:instrText xml:space="preserve"> PAGEREF _Toc243987297 \h </w:instrText>
         </w:r>
         <w:r>
           <w:rPr>
@@ -1912,7 +1912,7 @@
           <w14:ligatures w14:val="standardContextual"/>
         </w:rPr>
       </w:pPr>
-      <w:hyperlink w:anchor="_Toc243476322" w:history="1">
+      <w:hyperlink w:anchor="_Toc243987298" w:history="1">
         <w:r>
           <w:rPr>
             <w:rStyle w:val="aff8"/>
@@ -1939,7 +1939,7 @@
             <w:noProof/>
             <w:webHidden/>
           </w:rPr>
-          <w:instrText xml:space="preserve"> PAGEREF _Toc243476322 \h </w:instrText>
+          <w:instrText xml:space="preserve"> PAGEREF _Toc243987298 \h </w:instrText>
         </w:r>
         <w:r>
           <w:rPr>
@@ -1985,7 +1985,7 @@
           <w14:ligatures w14:val="standardContextual"/>
         </w:rPr>
       </w:pPr>
-      <w:hyperlink w:anchor="_Toc243476323" w:history="1">
+      <w:hyperlink w:anchor="_Toc243987299" w:history="1">
         <w:r>
           <w:rPr>
             <w:rStyle w:val="aff8"/>
@@ -2012,7 +2012,7 @@
             <w:noProof/>
             <w:webHidden/>
           </w:rPr>
-          <w:instrText xml:space="preserve"> PAGEREF _Toc243476323 \h </w:instrText>
+          <w:instrText xml:space="preserve"> PAGEREF _Toc243987299 \h </w:instrText>
         </w:r>
         <w:r>
           <w:rPr>
@@ -2058,7 +2058,7 @@
           <w14:ligatures w14:val="standardContextual"/>
         </w:rPr>
       </w:pPr>
-      <w:hyperlink w:anchor="_Toc243476324" w:history="1">
+      <w:hyperlink w:anchor="_Toc243987300" w:history="1">
         <w:r>
           <w:rPr>
             <w:rStyle w:val="aff8"/>
@@ -2085,7 +2085,7 @@
             <w:noProof/>
             <w:webHidden/>
           </w:rPr>
-          <w:instrText xml:space="preserve"> PAGEREF _Toc243476324 \h </w:instrText>
+          <w:instrText xml:space="preserve"> PAGEREF _Toc243987300 \h </w:instrText>
         </w:r>
         <w:r>
           <w:rPr>
@@ -2131,7 +2131,7 @@
           <w14:ligatures w14:val="standardContextual"/>
         </w:rPr>
       </w:pPr>
-      <w:hyperlink w:anchor="_Toc243476325" w:history="1">
+      <w:hyperlink w:anchor="_Toc243987301" w:history="1">
         <w:r>
           <w:rPr>
             <w:rStyle w:val="aff8"/>
@@ -2158,7 +2158,7 @@
             <w:noProof/>
             <w:webHidden/>
           </w:rPr>
-          <w:instrText xml:space="preserve"> PAGEREF _Toc243476325 \h </w:instrText>
+          <w:instrText xml:space="preserve"> PAGEREF _Toc243987301 \h </w:instrText>
         </w:r>
         <w:r>
           <w:rPr>
@@ -2204,7 +2204,7 @@
           <w14:ligatures w14:val="standardContextual"/>
         </w:rPr>
       </w:pPr>
-      <w:hyperlink w:anchor="_Toc243476326" w:history="1">
+      <w:hyperlink w:anchor="_Toc243987302" w:history="1">
         <w:r>
           <w:rPr>
             <w:rStyle w:val="aff8"/>
@@ -2231,7 +2231,7 @@
             <w:noProof/>
             <w:webHidden/>
           </w:rPr>
-          <w:instrText xml:space="preserve"> PAGEREF _Toc243476326 \h </w:instrText>
+          <w:instrText xml:space="preserve"> PAGEREF _Toc243987302 \h </w:instrText>
         </w:r>
         <w:r>
           <w:rPr>
@@ -2277,7 +2277,7 @@
           <w14:ligatures w14:val="standardContextual"/>
         </w:rPr>
       </w:pPr>
-      <w:hyperlink w:anchor="_Toc243476327" w:history="1">
+      <w:hyperlink w:anchor="_Toc243987303" w:history="1">
         <w:r>
           <w:rPr>
             <w:rStyle w:val="aff8"/>
@@ -2304,7 +2304,7 @@
             <w:noProof/>
             <w:webHidden/>
           </w:rPr>
-          <w:instrText xml:space="preserve"> PAGEREF _Toc243476327 \h </w:instrText>
+          <w:instrText xml:space="preserve"> PAGEREF _Toc243987303 \h </w:instrText>
         </w:r>
         <w:r>
           <w:rPr>
@@ -2350,7 +2350,7 @@
           <w14:ligatures w14:val="standardContextual"/>
         </w:rPr>
       </w:pPr>
-      <w:hyperlink w:anchor="_Toc243476328" w:history="1">
+      <w:hyperlink w:anchor="_Toc243987304" w:history="1">
         <w:r>
           <w:rPr>
             <w:rStyle w:val="aff8"/>
@@ -2377,7 +2377,7 @@
             <w:noProof/>
             <w:webHidden/>
           </w:rPr>
-          <w:instrText xml:space="preserve"> PAGEREF _Toc243476328 \h </w:instrText>
+          <w:instrText xml:space="preserve"> PAGEREF _Toc243987304 \h </w:instrText>
         </w:r>
         <w:r>
           <w:rPr>
@@ -2423,7 +2423,7 @@
           <w14:ligatures w14:val="standardContextual"/>
         </w:rPr>
       </w:pPr>
-      <w:hyperlink w:anchor="_Toc243476329" w:history="1">
+      <w:hyperlink w:anchor="_Toc243987305" w:history="1">
         <w:r>
           <w:rPr>
             <w:rStyle w:val="aff8"/>
@@ -2450,7 +2450,7 @@
             <w:noProof/>
             <w:webHidden/>
           </w:rPr>
-          <w:instrText xml:space="preserve"> PAGEREF _Toc243476329 \h </w:instrText>
+          <w:instrText xml:space="preserve"> PAGEREF _Toc243987305 \h </w:instrText>
         </w:r>
         <w:r>
           <w:rPr>
@@ -2496,7 +2496,7 @@
           <w14:ligatures w14:val="standardContextual"/>
         </w:rPr>
       </w:pPr>
-      <w:hyperlink w:anchor="_Toc243476330" w:history="1">
+      <w:hyperlink w:anchor="_Toc243987306" w:history="1">
         <w:r>
           <w:rPr>
             <w:rStyle w:val="aff8"/>
@@ -2523,7 +2523,7 @@
             <w:noProof/>
             <w:webHidden/>
           </w:rPr>
-          <w:instrText xml:space="preserve"> PAGEREF _Toc243476330 \h </w:instrText>
+          <w:instrText xml:space="preserve"> PAGEREF _Toc243987306 \h </w:instrText>
         </w:r>
         <w:r>
           <w:rPr>
@@ -2569,7 +2569,7 @@
           <w14:ligatures w14:val="standardContextual"/>
         </w:rPr>
       </w:pPr>
-      <w:hyperlink w:anchor="_Toc243476331" w:history="1">
+      <w:hyperlink w:anchor="_Toc243987307" w:history="1">
         <w:r>
           <w:rPr>
             <w:rStyle w:val="aff8"/>
@@ -2596,7 +2596,7 @@
             <w:noProof/>
             <w:webHidden/>
           </w:rPr>
-          <w:instrText xml:space="preserve"> PAGEREF _Toc243476331 \h </w:instrText>
+          <w:instrText xml:space="preserve"> PAGEREF _Toc243987307 \h </w:instrText>
         </w:r>
         <w:r>
           <w:rPr>
@@ -2642,7 +2642,7 @@
           <w14:ligatures w14:val="standardContextual"/>
         </w:rPr>
       </w:pPr>
-      <w:hyperlink w:anchor="_Toc243476332" w:history="1">
+      <w:hyperlink w:anchor="_Toc243987308" w:history="1">
         <w:r>
           <w:rPr>
             <w:rStyle w:val="aff8"/>
@@ -2669,7 +2669,7 @@
             <w:noProof/>
             <w:webHidden/>
           </w:rPr>
-          <w:instrText xml:space="preserve"> PAGEREF _Toc243476332 \h </w:instrText>
+          <w:instrText xml:space="preserve"> PAGEREF _Toc243987308 \h </w:instrText>
         </w:r>
         <w:r>
           <w:rPr>
@@ -2715,7 +2715,7 @@
           <w14:ligatures w14:val="standardContextual"/>
         </w:rPr>
       </w:pPr>
-      <w:hyperlink w:anchor="_Toc243476333" w:history="1">
+      <w:hyperlink w:anchor="_Toc243987309" w:history="1">
         <w:r>
           <w:rPr>
             <w:rStyle w:val="aff8"/>
@@ -2742,7 +2742,7 @@
             <w:noProof/>
             <w:webHidden/>
           </w:rPr>
-          <w:instrText xml:space="preserve"> PAGEREF _Toc243476333 \h </w:instrText>
+          <w:instrText xml:space="preserve"> PAGEREF _Toc243987309 \h </w:instrText>
         </w:r>
         <w:r>
           <w:rPr>
@@ -2788,7 +2788,7 @@
           <w14:ligatures w14:val="standardContextual"/>
         </w:rPr>
       </w:pPr>
-      <w:hyperlink w:anchor="_Toc243476334" w:history="1">
+      <w:hyperlink w:anchor="_Toc243987310" w:history="1">
         <w:r>
           <w:rPr>
             <w:rStyle w:val="aff8"/>
@@ -2815,7 +2815,7 @@
             <w:noProof/>
             <w:webHidden/>
           </w:rPr>
-          <w:instrText xml:space="preserve"> PAGEREF _Toc243476334 \h </w:instrText>
+          <w:instrText xml:space="preserve"> PAGEREF _Toc243987310 \h </w:instrText>
         </w:r>
         <w:r>
           <w:rPr>
@@ -2861,7 +2861,7 @@
           <w14:ligatures w14:val="standardContextual"/>
         </w:rPr>
       </w:pPr>
-      <w:hyperlink w:anchor="_Toc243476335" w:history="1">
+      <w:hyperlink w:anchor="_Toc243987311" w:history="1">
         <w:r>
           <w:rPr>
             <w:rStyle w:val="aff8"/>
@@ -2888,7 +2888,7 @@
             <w:noProof/>
             <w:webHidden/>
           </w:rPr>
-          <w:instrText xml:space="preserve"> PAGEREF _Toc243476335 \h </w:instrText>
+          <w:instrText xml:space="preserve"> PAGEREF _Toc243987311 \h </w:instrText>
         </w:r>
         <w:r>
           <w:rPr>
@@ -2934,7 +2934,7 @@
           <w14:ligatures w14:val="standardContextual"/>
         </w:rPr>
       </w:pPr>
-      <w:hyperlink w:anchor="_Toc243476336" w:history="1">
+      <w:hyperlink w:anchor="_Toc243987312" w:history="1">
         <w:r>
           <w:rPr>
             <w:rStyle w:val="aff8"/>
@@ -2961,7 +2961,7 @@
             <w:noProof/>
             <w:webHidden/>
           </w:rPr>
-          <w:instrText xml:space="preserve"> PAGEREF _Toc243476336 \h </w:instrText>
+          <w:instrText xml:space="preserve"> PAGEREF _Toc243987312 \h </w:instrText>
         </w:r>
         <w:r>
           <w:rPr>
@@ -3007,7 +3007,7 @@
           <w14:ligatures w14:val="standardContextual"/>
         </w:rPr>
       </w:pPr>
-      <w:hyperlink w:anchor="_Toc243476337" w:history="1">
+      <w:hyperlink w:anchor="_Toc243987313" w:history="1">
         <w:r>
           <w:rPr>
             <w:rStyle w:val="aff8"/>
@@ -3034,7 +3034,7 @@
             <w:noProof/>
             <w:webHidden/>
           </w:rPr>
-          <w:instrText xml:space="preserve"> PAGEREF _Toc243476337 \h </w:instrText>
+          <w:instrText xml:space="preserve"> PAGEREF _Toc243987313 \h </w:instrText>
         </w:r>
         <w:r>
           <w:rPr>
@@ -3080,7 +3080,7 @@
           <w14:ligatures w14:val="standardContextual"/>
         </w:rPr>
       </w:pPr>
-      <w:hyperlink w:anchor="_Toc243476338" w:history="1">
+      <w:hyperlink w:anchor="_Toc243987314" w:history="1">
         <w:r>
           <w:rPr>
             <w:rStyle w:val="aff8"/>
@@ -3107,7 +3107,7 @@
             <w:noProof/>
             <w:webHidden/>
           </w:rPr>
-          <w:instrText xml:space="preserve"> PAGEREF _Toc243476338 \h </w:instrText>
+          <w:instrText xml:space="preserve"> PAGEREF _Toc243987314 \h </w:instrText>
         </w:r>
         <w:r>
           <w:rPr>
@@ -3153,7 +3153,7 @@
           <w14:ligatures w14:val="standardContextual"/>
         </w:rPr>
       </w:pPr>
-      <w:hyperlink w:anchor="_Toc243476339" w:history="1">
+      <w:hyperlink w:anchor="_Toc243987315" w:history="1">
         <w:r>
           <w:rPr>
             <w:rStyle w:val="aff8"/>
@@ -3180,7 +3180,7 @@
             <w:noProof/>
             <w:webHidden/>
           </w:rPr>
-          <w:instrText xml:space="preserve"> PAGEREF _Toc243476339 \h </w:instrText>
+          <w:instrText xml:space="preserve"> PAGEREF _Toc243987315 \h </w:instrText>
         </w:r>
         <w:r>
           <w:rPr>
@@ -3226,7 +3226,7 @@
           <w14:ligatures w14:val="standardContextual"/>
         </w:rPr>
       </w:pPr>
-      <w:hyperlink w:anchor="_Toc243476340" w:history="1">
+      <w:hyperlink w:anchor="_Toc243987316" w:history="1">
         <w:r>
           <w:rPr>
             <w:rStyle w:val="aff8"/>
@@ -3253,7 +3253,7 @@
             <w:noProof/>
             <w:webHidden/>
           </w:rPr>
-          <w:instrText xml:space="preserve"> PAGEREF _Toc243476340 \h </w:instrText>
+          <w:instrText xml:space="preserve"> PAGEREF _Toc243987316 \h </w:instrText>
         </w:r>
         <w:r>
           <w:rPr>
@@ -3299,7 +3299,7 @@
           <w14:ligatures w14:val="standardContextual"/>
         </w:rPr>
       </w:pPr>
-      <w:hyperlink w:anchor="_Toc243476341" w:history="1">
+      <w:hyperlink w:anchor="_Toc243987317" w:history="1">
         <w:r>
           <w:rPr>
             <w:rStyle w:val="aff8"/>
@@ -3326,7 +3326,7 @@
             <w:noProof/>
             <w:webHidden/>
           </w:rPr>
-          <w:instrText xml:space="preserve"> PAGEREF _Toc243476341 \h </w:instrText>
+          <w:instrText xml:space="preserve"> PAGEREF _Toc243987317 \h </w:instrText>
         </w:r>
         <w:r>
           <w:rPr>
@@ -3372,7 +3372,7 @@
           <w14:ligatures w14:val="standardContextual"/>
         </w:rPr>
       </w:pPr>
-      <w:hyperlink w:anchor="_Toc243476342" w:history="1">
+      <w:hyperlink w:anchor="_Toc243987318" w:history="1">
         <w:r>
           <w:rPr>
             <w:rStyle w:val="aff8"/>
@@ -3399,7 +3399,7 @@
             <w:noProof/>
             <w:webHidden/>
           </w:rPr>
-          <w:instrText xml:space="preserve"> PAGEREF _Toc243476342 \h </w:instrText>
+          <w:instrText xml:space="preserve"> PAGEREF _Toc243987318 \h </w:instrText>
         </w:r>
         <w:r>
           <w:rPr>
@@ -3445,7 +3445,7 @@
           <w14:ligatures w14:val="standardContextual"/>
         </w:rPr>
       </w:pPr>
-      <w:hyperlink w:anchor="_Toc243476343" w:history="1">
+      <w:hyperlink w:anchor="_Toc243987319" w:history="1">
         <w:r>
           <w:rPr>
             <w:rStyle w:val="aff8"/>
@@ -3472,7 +3472,7 @@
             <w:noProof/>
             <w:webHidden/>
           </w:rPr>
-          <w:instrText xml:space="preserve"> PAGEREF _Toc243476343 \h </w:instrText>
+          <w:instrText xml:space="preserve"> PAGEREF _Toc243987319 \h </w:instrText>
         </w:r>
         <w:r>
           <w:rPr>
@@ -3518,7 +3518,7 @@
           <w14:ligatures w14:val="standardContextual"/>
         </w:rPr>
       </w:pPr>
-      <w:hyperlink w:anchor="_Toc243476344" w:history="1">
+      <w:hyperlink w:anchor="_Toc243987320" w:history="1">
         <w:r>
           <w:rPr>
             <w:rStyle w:val="aff8"/>
@@ -3545,7 +3545,7 @@
             <w:noProof/>
             <w:webHidden/>
           </w:rPr>
-          <w:instrText xml:space="preserve"> PAGEREF _Toc243476344 \h </w:instrText>
+          <w:instrText xml:space="preserve"> PAGEREF _Toc243987320 \h </w:instrText>
         </w:r>
         <w:r>
           <w:rPr>
@@ -3591,7 +3591,7 @@
           <w14:ligatures w14:val="standardContextual"/>
         </w:rPr>
       </w:pPr>
-      <w:hyperlink w:anchor="_Toc243476345" w:history="1">
+      <w:hyperlink w:anchor="_Toc243987321" w:history="1">
         <w:r>
           <w:rPr>
             <w:rStyle w:val="aff8"/>
@@ -3618,7 +3618,7 @@
             <w:noProof/>
             <w:webHidden/>
           </w:rPr>
-          <w:instrText xml:space="preserve"> PAGEREF _Toc243476345 \h </w:instrText>
+          <w:instrText xml:space="preserve"> PAGEREF _Toc243987321 \h </w:instrText>
         </w:r>
         <w:r>
           <w:rPr>
@@ -3664,7 +3664,7 @@
           <w14:ligatures w14:val="standardContextual"/>
         </w:rPr>
       </w:pPr>
-      <w:hyperlink w:anchor="_Toc243476346" w:history="1">
+      <w:hyperlink w:anchor="_Toc243987322" w:history="1">
         <w:r>
           <w:rPr>
             <w:rStyle w:val="aff8"/>
@@ -3691,7 +3691,7 @@
             <w:noProof/>
             <w:webHidden/>
           </w:rPr>
-          <w:instrText xml:space="preserve"> PAGEREF _Toc243476346 \h </w:instrText>
+          <w:instrText xml:space="preserve"> PAGEREF _Toc243987322 \h </w:instrText>
         </w:r>
         <w:r>
           <w:rPr>
@@ -3737,7 +3737,7 @@
           <w14:ligatures w14:val="standardContextual"/>
         </w:rPr>
       </w:pPr>
-      <w:hyperlink w:anchor="_Toc243476347" w:history="1">
+      <w:hyperlink w:anchor="_Toc243987323" w:history="1">
         <w:r>
           <w:rPr>
             <w:rStyle w:val="aff8"/>
@@ -3764,7 +3764,7 @@
             <w:noProof/>
             <w:webHidden/>
           </w:rPr>
-          <w:instrText xml:space="preserve"> PAGEREF _Toc243476347 \h </w:instrText>
+          <w:instrText xml:space="preserve"> PAGEREF _Toc243987323 \h </w:instrText>
         </w:r>
         <w:r>
           <w:rPr>
@@ -3810,7 +3810,7 @@
           <w14:ligatures w14:val="standardContextual"/>
         </w:rPr>
       </w:pPr>
-      <w:hyperlink w:anchor="_Toc243476348" w:history="1">
+      <w:hyperlink w:anchor="_Toc243987324" w:history="1">
         <w:r>
           <w:rPr>
             <w:rStyle w:val="aff8"/>
@@ -3837,7 +3837,7 @@
             <w:noProof/>
             <w:webHidden/>
           </w:rPr>
-          <w:instrText xml:space="preserve"> PAGEREF _Toc243476348 \h </w:instrText>
+          <w:instrText xml:space="preserve"> PAGEREF _Toc243987324 \h </w:instrText>
         </w:r>
         <w:r>
           <w:rPr>
@@ -3883,7 +3883,7 @@
           <w14:ligatures w14:val="standardContextual"/>
         </w:rPr>
       </w:pPr>
-      <w:hyperlink w:anchor="_Toc243476349" w:history="1">
+      <w:hyperlink w:anchor="_Toc243987325" w:history="1">
         <w:r>
           <w:rPr>
             <w:rStyle w:val="aff8"/>
@@ -3910,7 +3910,7 @@
             <w:noProof/>
             <w:webHidden/>
           </w:rPr>
-          <w:instrText xml:space="preserve"> PAGEREF _Toc243476349 \h </w:instrText>
+          <w:instrText xml:space="preserve"> PAGEREF _Toc243987325 \h </w:instrText>
         </w:r>
         <w:r>
           <w:rPr>
@@ -3956,7 +3956,7 @@
           <w14:ligatures w14:val="standardContextual"/>
         </w:rPr>
       </w:pPr>
-      <w:hyperlink w:anchor="_Toc243476350" w:history="1">
+      <w:hyperlink w:anchor="_Toc243987326" w:history="1">
         <w:r>
           <w:rPr>
             <w:rStyle w:val="aff8"/>
@@ -3983,7 +3983,7 @@
             <w:noProof/>
             <w:webHidden/>
           </w:rPr>
-          <w:instrText xml:space="preserve"> PAGEREF _Toc243476350 \h </w:instrText>
+          <w:instrText xml:space="preserve"> PAGEREF _Toc243987326 \h </w:instrText>
         </w:r>
         <w:r>
           <w:rPr>
@@ -4029,7 +4029,7 @@
           <w14:ligatures w14:val="standardContextual"/>
         </w:rPr>
       </w:pPr>
-      <w:hyperlink w:anchor="_Toc243476351" w:history="1">
+      <w:hyperlink w:anchor="_Toc243987327" w:history="1">
         <w:r>
           <w:rPr>
             <w:rStyle w:val="aff8"/>
@@ -4056,7 +4056,7 @@
             <w:noProof/>
             <w:webHidden/>
           </w:rPr>
-          <w:instrText xml:space="preserve"> PAGEREF _Toc243476351 \h </w:instrText>
+          <w:instrText xml:space="preserve"> PAGEREF _Toc243987327 \h </w:instrText>
         </w:r>
         <w:r>
           <w:rPr>
@@ -4102,7 +4102,7 @@
           <w14:ligatures w14:val="standardContextual"/>
         </w:rPr>
       </w:pPr>
-      <w:hyperlink w:anchor="_Toc243476352" w:history="1">
+      <w:hyperlink w:anchor="_Toc243987328" w:history="1">
         <w:r>
           <w:rPr>
             <w:rStyle w:val="aff8"/>
@@ -4129,7 +4129,7 @@
             <w:noProof/>
             <w:webHidden/>
           </w:rPr>
-          <w:instrText xml:space="preserve"> PAGEREF _Toc243476352 \h </w:instrText>
+          <w:instrText xml:space="preserve"> PAGEREF _Toc243987328 \h </w:instrText>
         </w:r>
         <w:r>
           <w:rPr>
@@ -4175,7 +4175,7 @@
           <w14:ligatures w14:val="standardContextual"/>
         </w:rPr>
       </w:pPr>
-      <w:hyperlink w:anchor="_Toc243476353" w:history="1">
+      <w:hyperlink w:anchor="_Toc243987329" w:history="1">
         <w:r>
           <w:rPr>
             <w:rStyle w:val="aff8"/>
@@ -4202,7 +4202,7 @@
             <w:noProof/>
             <w:webHidden/>
           </w:rPr>
-          <w:instrText xml:space="preserve"> PAGEREF _Toc243476353 \h </w:instrText>
+          <w:instrText xml:space="preserve"> PAGEREF _Toc243987329 \h </w:instrText>
         </w:r>
         <w:r>
           <w:rPr>
@@ -4248,7 +4248,7 @@
           <w14:ligatures w14:val="standardContextual"/>
         </w:rPr>
       </w:pPr>
-      <w:hyperlink w:anchor="_Toc243476354" w:history="1">
+      <w:hyperlink w:anchor="_Toc243987330" w:history="1">
         <w:r>
           <w:rPr>
             <w:rStyle w:val="aff8"/>
@@ -4275,7 +4275,7 @@
             <w:noProof/>
             <w:webHidden/>
           </w:rPr>
-          <w:instrText xml:space="preserve"> PAGEREF _Toc243476354 \h </w:instrText>
+          <w:instrText xml:space="preserve"> PAGEREF _Toc243987330 \h </w:instrText>
         </w:r>
         <w:r>
           <w:rPr>
@@ -4321,7 +4321,7 @@
           <w14:ligatures w14:val="standardContextual"/>
         </w:rPr>
       </w:pPr>
-      <w:hyperlink w:anchor="_Toc243476355" w:history="1">
+      <w:hyperlink w:anchor="_Toc243987331" w:history="1">
         <w:r>
           <w:rPr>
             <w:rStyle w:val="aff8"/>
@@ -4348,7 +4348,7 @@
             <w:noProof/>
             <w:webHidden/>
           </w:rPr>
-          <w:instrText xml:space="preserve"> PAGEREF _Toc243476355 \h </w:instrText>
+          <w:instrText xml:space="preserve"> PAGEREF _Toc243987331 \h </w:instrText>
         </w:r>
         <w:r>
           <w:rPr>
@@ -4394,7 +4394,7 @@
           <w14:ligatures w14:val="standardContextual"/>
         </w:rPr>
       </w:pPr>
-      <w:hyperlink w:anchor="_Toc243476356" w:history="1">
+      <w:hyperlink w:anchor="_Toc243987332" w:history="1">
         <w:r>
           <w:rPr>
             <w:rStyle w:val="aff8"/>
@@ -4421,7 +4421,7 @@
             <w:noProof/>
             <w:webHidden/>
           </w:rPr>
-          <w:instrText xml:space="preserve"> PAGEREF _Toc243476356 \h </w:instrText>
+          <w:instrText xml:space="preserve"> PAGEREF _Toc243987332 \h </w:instrText>
         </w:r>
         <w:r>
           <w:rPr>
@@ -4467,7 +4467,7 @@
           <w14:ligatures w14:val="standardContextual"/>
         </w:rPr>
       </w:pPr>
-      <w:hyperlink w:anchor="_Toc243476357" w:history="1">
+      <w:hyperlink w:anchor="_Toc243987333" w:history="1">
         <w:r>
           <w:rPr>
             <w:rStyle w:val="aff8"/>
@@ -4494,7 +4494,7 @@
             <w:noProof/>
             <w:webHidden/>
           </w:rPr>
-          <w:instrText xml:space="preserve"> PAGEREF _Toc243476357 \h </w:instrText>
+          <w:instrText xml:space="preserve"> PAGEREF _Toc243987333 \h </w:instrText>
         </w:r>
         <w:r>
           <w:rPr>
@@ -4540,7 +4540,7 @@
           <w14:ligatures w14:val="standardContextual"/>
         </w:rPr>
       </w:pPr>
-      <w:hyperlink w:anchor="_Toc243476358" w:history="1">
+      <w:hyperlink w:anchor="_Toc243987334" w:history="1">
         <w:r>
           <w:rPr>
             <w:rStyle w:val="aff8"/>
@@ -4567,7 +4567,7 @@
             <w:noProof/>
             <w:webHidden/>
           </w:rPr>
-          <w:instrText xml:space="preserve"> PAGEREF _Toc243476358 \h </w:instrText>
+          <w:instrText xml:space="preserve"> PAGEREF _Toc243987334 \h </w:instrText>
         </w:r>
         <w:r>
           <w:rPr>
@@ -4613,7 +4613,7 @@
           <w14:ligatures w14:val="standardContextual"/>
         </w:rPr>
       </w:pPr>
-      <w:hyperlink w:anchor="_Toc243476359" w:history="1">
+      <w:hyperlink w:anchor="_Toc243987335" w:history="1">
         <w:r>
           <w:rPr>
             <w:rStyle w:val="aff8"/>
@@ -4640,7 +4640,7 @@
             <w:noProof/>
             <w:webHidden/>
           </w:rPr>
-          <w:instrText xml:space="preserve"> PAGEREF _Toc243476359 \h </w:instrText>
+          <w:instrText xml:space="preserve"> PAGEREF _Toc243987335 \h </w:instrText>
         </w:r>
         <w:r>
           <w:rPr>
@@ -4686,7 +4686,7 @@
           <w14:ligatures w14:val="standardContextual"/>
         </w:rPr>
       </w:pPr>
-      <w:hyperlink w:anchor="_Toc243476360" w:history="1">
+      <w:hyperlink w:anchor="_Toc243987336" w:history="1">
         <w:r>
           <w:rPr>
             <w:rStyle w:val="aff8"/>
@@ -4713,7 +4713,7 @@
             <w:noProof/>
             <w:webHidden/>
           </w:rPr>
-          <w:instrText xml:space="preserve"> PAGEREF _Toc243476360 \h </w:instrText>
+          <w:instrText xml:space="preserve"> PAGEREF _Toc243987336 \h </w:instrText>
         </w:r>
         <w:r>
           <w:rPr>
@@ -4759,7 +4759,7 @@
           <w14:ligatures w14:val="standardContextual"/>
         </w:rPr>
       </w:pPr>
-      <w:hyperlink w:anchor="_Toc243476361" w:history="1">
+      <w:hyperlink w:anchor="_Toc243987337" w:history="1">
         <w:r>
           <w:rPr>
             <w:rStyle w:val="aff8"/>
@@ -4786,7 +4786,7 @@
             <w:noProof/>
             <w:webHidden/>
           </w:rPr>
-          <w:instrText xml:space="preserve"> PAGEREF _Toc243476361 \h </w:instrText>
+          <w:instrText xml:space="preserve"> PAGEREF _Toc243987337 \h </w:instrText>
         </w:r>
         <w:r>
           <w:rPr>
@@ -4832,7 +4832,7 @@
           <w14:ligatures w14:val="standardContextual"/>
         </w:rPr>
       </w:pPr>
-      <w:hyperlink w:anchor="_Toc243476362" w:history="1">
+      <w:hyperlink w:anchor="_Toc243987338" w:history="1">
         <w:r>
           <w:rPr>
             <w:rStyle w:val="aff8"/>
@@ -4859,7 +4859,7 @@
             <w:noProof/>
             <w:webHidden/>
           </w:rPr>
-          <w:instrText xml:space="preserve"> PAGEREF _Toc243476362 \h </w:instrText>
+          <w:instrText xml:space="preserve"> PAGEREF _Toc243987338 \h </w:instrText>
         </w:r>
         <w:r>
           <w:rPr>
@@ -4905,7 +4905,7 @@
           <w14:ligatures w14:val="standardContextual"/>
         </w:rPr>
       </w:pPr>
-      <w:hyperlink w:anchor="_Toc243476363" w:history="1">
+      <w:hyperlink w:anchor="_Toc243987339" w:history="1">
         <w:r>
           <w:rPr>
             <w:rStyle w:val="aff8"/>
@@ -4932,7 +4932,7 @@
             <w:noProof/>
             <w:webHidden/>
           </w:rPr>
-          <w:instrText xml:space="preserve"> PAGEREF _Toc243476363 \h </w:instrText>
+          <w:instrText xml:space="preserve"> PAGEREF _Toc243987339 \h </w:instrText>
         </w:r>
         <w:r>
           <w:rPr>
@@ -4978,7 +4978,7 @@
           <w14:ligatures w14:val="standardContextual"/>
         </w:rPr>
       </w:pPr>
-      <w:hyperlink w:anchor="_Toc243476364" w:history="1">
+      <w:hyperlink w:anchor="_Toc243987340" w:history="1">
         <w:r>
           <w:rPr>
             <w:rStyle w:val="aff8"/>
@@ -5005,7 +5005,7 @@
             <w:noProof/>
             <w:webHidden/>
           </w:rPr>
-          <w:instrText xml:space="preserve"> PAGEREF _Toc243476364 \h </w:instrText>
+          <w:instrText xml:space="preserve"> PAGEREF _Toc243987340 \h </w:instrText>
         </w:r>
         <w:r>
           <w:rPr>
@@ -5051,7 +5051,7 @@
           <w14:ligatures w14:val="standardContextual"/>
         </w:rPr>
       </w:pPr>
-      <w:hyperlink w:anchor="_Toc243476365" w:history="1">
+      <w:hyperlink w:anchor="_Toc243987341" w:history="1">
         <w:r>
           <w:rPr>
             <w:rStyle w:val="aff8"/>
@@ -5078,7 +5078,7 @@
             <w:noProof/>
             <w:webHidden/>
           </w:rPr>
-          <w:instrText xml:space="preserve"> PAGEREF _Toc243476365 \h </w:instrText>
+          <w:instrText xml:space="preserve"> PAGEREF _Toc243987341 \h </w:instrText>
         </w:r>
         <w:r>
           <w:rPr>
@@ -5124,7 +5124,7 @@
           <w14:ligatures w14:val="standardContextual"/>
         </w:rPr>
       </w:pPr>
-      <w:hyperlink w:anchor="_Toc243476366" w:history="1">
+      <w:hyperlink w:anchor="_Toc243987342" w:history="1">
         <w:r>
           <w:rPr>
             <w:rStyle w:val="aff8"/>
@@ -5151,7 +5151,7 @@
             <w:noProof/>
             <w:webHidden/>
           </w:rPr>
-          <w:instrText xml:space="preserve"> PAGEREF _Toc243476366 \h </w:instrText>
+          <w:instrText xml:space="preserve"> PAGEREF _Toc243987342 \h </w:instrText>
         </w:r>
         <w:r>
           <w:rPr>
@@ -5197,7 +5197,7 @@
           <w14:ligatures w14:val="standardContextual"/>
         </w:rPr>
       </w:pPr>
-      <w:hyperlink w:anchor="_Toc243476367" w:history="1">
+      <w:hyperlink w:anchor="_Toc243987343" w:history="1">
         <w:r>
           <w:rPr>
             <w:rStyle w:val="aff8"/>
@@ -5224,7 +5224,7 @@
             <w:noProof/>
             <w:webHidden/>
           </w:rPr>
-          <w:instrText xml:space="preserve"> PAGEREF _Toc243476367 \h </w:instrText>
+          <w:instrText xml:space="preserve"> PAGEREF _Toc243987343 \h </w:instrText>
         </w:r>
         <w:r>
           <w:rPr>
@@ -5270,7 +5270,7 @@
           <w14:ligatures w14:val="standardContextual"/>
         </w:rPr>
       </w:pPr>
-      <w:hyperlink w:anchor="_Toc243476368" w:history="1">
+      <w:hyperlink w:anchor="_Toc243987344" w:history="1">
         <w:r>
           <w:rPr>
             <w:rStyle w:val="aff8"/>
@@ -5297,7 +5297,7 @@
             <w:noProof/>
             <w:webHidden/>
           </w:rPr>
-          <w:instrText xml:space="preserve"> PAGEREF _Toc243476368 \h </w:instrText>
+          <w:instrText xml:space="preserve"> PAGEREF _Toc243987344 \h </w:instrText>
         </w:r>
         <w:r>
           <w:rPr>
@@ -5343,7 +5343,7 @@
           <w14:ligatures w14:val="standardContextual"/>
         </w:rPr>
       </w:pPr>
-      <w:hyperlink w:anchor="_Toc243476369" w:history="1">
+      <w:hyperlink w:anchor="_Toc243987345" w:history="1">
         <w:r>
           <w:rPr>
             <w:rStyle w:val="aff8"/>
@@ -5370,7 +5370,7 @@
             <w:noProof/>
             <w:webHidden/>
           </w:rPr>
-          <w:instrText xml:space="preserve"> PAGEREF _Toc243476369 \h </w:instrText>
+          <w:instrText xml:space="preserve"> PAGEREF _Toc243987345 \h </w:instrText>
         </w:r>
         <w:r>
           <w:rPr>
@@ -5416,7 +5416,7 @@
           <w14:ligatures w14:val="standardContextual"/>
         </w:rPr>
       </w:pPr>
-      <w:hyperlink w:anchor="_Toc243476370" w:history="1">
+      <w:hyperlink w:anchor="_Toc243987346" w:history="1">
         <w:r>
           <w:rPr>
             <w:rStyle w:val="aff8"/>
@@ -5443,7 +5443,7 @@
             <w:noProof/>
             <w:webHidden/>
           </w:rPr>
-          <w:instrText xml:space="preserve"> PAGEREF _Toc243476370 \h </w:instrText>
+          <w:instrText xml:space="preserve"> PAGEREF _Toc243987346 \h </w:instrText>
         </w:r>
         <w:r>
           <w:rPr>
@@ -5489,7 +5489,7 @@
         <w:ind w:firstLine="0"/>
         <w:jc w:val="center"/>
       </w:pPr>
-      <w:bookmarkStart w:id="0" w:name="_Toc243476300"/>
+      <w:bookmarkStart w:id="0" w:name="_Toc243987276"/>
       <w:r>
         <w:lastRenderedPageBreak/>
         <w:t>ПЕРЕЧЕНЬ ТЕРМИНОВ И СОКРАЩЕНИЙ</w:t>
@@ -6751,7 +6751,7 @@
         <w:pStyle w:val="1"/>
         <w:pageBreakBefore/>
       </w:pPr>
-      <w:bookmarkStart w:id="1" w:name="_Toc243476301"/>
+      <w:bookmarkStart w:id="1" w:name="_Toc243987277"/>
       <w:r>
         <w:lastRenderedPageBreak/>
         <w:t>1 Исходные положения</w:t>
@@ -6762,7 +6762,7 @@
       <w:pPr>
         <w:pStyle w:val="21"/>
       </w:pPr>
-      <w:bookmarkStart w:id="2" w:name="_Toc243476302"/>
+      <w:bookmarkStart w:id="2" w:name="_Toc243987278"/>
       <w:r>
         <w:t>1.1 Назначение документа</w:t>
       </w:r>
@@ -6777,7 +6777,7 @@
       <w:pPr>
         <w:pStyle w:val="21"/>
       </w:pPr>
-      <w:bookmarkStart w:id="3" w:name="_Toc243476303"/>
+      <w:bookmarkStart w:id="3" w:name="_Toc243987279"/>
       <w:r>
         <w:t>1.2 Сведения об объекте автоматизации</w:t>
       </w:r>
@@ -6792,7 +6792,7 @@
       <w:pPr>
         <w:pStyle w:val="21"/>
       </w:pPr>
-      <w:bookmarkStart w:id="4" w:name="_Toc243476304"/>
+      <w:bookmarkStart w:id="4" w:name="_Toc243987280"/>
       <w:r>
         <w:t>1.3 Категории пользователей</w:t>
       </w:r>
@@ -7293,7 +7293,7 @@
         <w:pStyle w:val="1"/>
         <w:pageBreakBefore/>
       </w:pPr>
-      <w:bookmarkStart w:id="5" w:name="_Toc243476305"/>
+      <w:bookmarkStart w:id="5" w:name="_Toc243987281"/>
       <w:r>
         <w:lastRenderedPageBreak/>
         <w:t>2 Цели автоматизированной системы и автоматизированные функции</w:t>
@@ -7599,7 +7599,7 @@
         <w:pStyle w:val="1"/>
         <w:pageBreakBefore/>
       </w:pPr>
-      <w:bookmarkStart w:id="6" w:name="_Toc243476306"/>
+      <w:bookmarkStart w:id="6" w:name="_Toc243987282"/>
       <w:r>
         <w:lastRenderedPageBreak/>
         <w:t>3 Характеристика функциональной структуры</w:t>
@@ -7610,7 +7610,7 @@
       <w:pPr>
         <w:pStyle w:val="21"/>
       </w:pPr>
-      <w:bookmarkStart w:id="7" w:name="_Toc243476307"/>
+      <w:bookmarkStart w:id="7" w:name="_Toc243987283"/>
       <w:r>
         <w:t>3.1 Перечень подсистем и функций</w:t>
       </w:r>
@@ -9905,7 +9905,7 @@
       <w:pPr>
         <w:pStyle w:val="21"/>
       </w:pPr>
-      <w:bookmarkStart w:id="8" w:name="_Toc243476308"/>
+      <w:bookmarkStart w:id="8" w:name="_Toc243987284"/>
       <w:r>
         <w:lastRenderedPageBreak/>
         <w:t>3.2 Последовательность выполнения функций</w:t>
@@ -9976,7 +9976,7 @@
       <w:pPr>
         <w:pStyle w:val="21"/>
       </w:pPr>
-      <w:bookmarkStart w:id="9" w:name="_Toc243476309"/>
+      <w:bookmarkStart w:id="9" w:name="_Toc243987285"/>
       <w:r>
         <w:t>3.3 Сквозные правила</w:t>
       </w:r>
@@ -10022,7 +10022,7 @@
         <w:pStyle w:val="1"/>
         <w:pageBreakBefore/>
       </w:pPr>
-      <w:bookmarkStart w:id="10" w:name="_Toc243476310"/>
+      <w:bookmarkStart w:id="10" w:name="_Toc243987286"/>
       <w:r>
         <w:lastRenderedPageBreak/>
         <w:t>4 Подсистема «Организационная структура и права доступа»</w:t>
@@ -10033,7 +10033,7 @@
       <w:pPr>
         <w:pStyle w:val="21"/>
       </w:pPr>
-      <w:bookmarkStart w:id="11" w:name="_Toc243476311"/>
+      <w:bookmarkStart w:id="11" w:name="_Toc243987287"/>
       <w:r>
         <w:t>4.1 ОРГ-01 Вход в систему и выход</w:t>
       </w:r>
@@ -10123,7 +10123,7 @@
       <w:pPr>
         <w:pStyle w:val="21"/>
       </w:pPr>
-      <w:bookmarkStart w:id="12" w:name="_Toc243476312"/>
+      <w:bookmarkStart w:id="12" w:name="_Toc243987288"/>
       <w:r>
         <w:t>4.2 ОРГ-02 Восстановление и смена пароля</w:t>
       </w:r>
@@ -10194,7 +10194,7 @@
       <w:pPr>
         <w:pStyle w:val="21"/>
       </w:pPr>
-      <w:bookmarkStart w:id="13" w:name="_Toc243476313"/>
+      <w:bookmarkStart w:id="13" w:name="_Toc243987289"/>
       <w:r>
         <w:t>4.3 ОРГ-03 Ведение компаний</w:t>
       </w:r>
@@ -10224,7 +10224,7 @@
       <w:pPr>
         <w:pStyle w:val="21"/>
       </w:pPr>
-      <w:bookmarkStart w:id="14" w:name="_Toc243476314"/>
+      <w:bookmarkStart w:id="14" w:name="_Toc243987290"/>
       <w:r>
         <w:t>4.4 ОРГ-04 Ведение отделов</w:t>
       </w:r>
@@ -10254,7 +10254,7 @@
       <w:pPr>
         <w:pStyle w:val="21"/>
       </w:pPr>
-      <w:bookmarkStart w:id="15" w:name="_Toc243476315"/>
+      <w:bookmarkStart w:id="15" w:name="_Toc243987291"/>
       <w:r>
         <w:t>4.5 ОРГ-05 Ведение пользователей</w:t>
       </w:r>
@@ -10315,7 +10315,7 @@
       <w:pPr>
         <w:pStyle w:val="21"/>
       </w:pPr>
-      <w:bookmarkStart w:id="16" w:name="_Toc243476316"/>
+      <w:bookmarkStart w:id="16" w:name="_Toc243987292"/>
       <w:r>
         <w:t>4.6 ОРГ-06 Ведение ролей и разрешений</w:t>
       </w:r>
@@ -10370,7 +10370,7 @@
       <w:pPr>
         <w:pStyle w:val="21"/>
       </w:pPr>
-      <w:bookmarkStart w:id="17" w:name="_Toc243476317"/>
+      <w:bookmarkStart w:id="17" w:name="_Toc243987293"/>
       <w:r>
         <w:t>4.7 ОРГ-07 Разграничение доступа к данным</w:t>
       </w:r>
@@ -10458,7 +10458,7 @@
       <w:pPr>
         <w:pStyle w:val="21"/>
       </w:pPr>
-      <w:bookmarkStart w:id="18" w:name="_Toc243476318"/>
+      <w:bookmarkStart w:id="18" w:name="_Toc243987294"/>
       <w:r>
         <w:t>4.8 ОРГ-08 Журнал изменений прав доступа</w:t>
       </w:r>
@@ -10479,7 +10479,7 @@
         <w:pStyle w:val="1"/>
         <w:pageBreakBefore/>
       </w:pPr>
-      <w:bookmarkStart w:id="19" w:name="_Toc243476319"/>
+      <w:bookmarkStart w:id="19" w:name="_Toc243987295"/>
       <w:r>
         <w:lastRenderedPageBreak/>
         <w:t>5 Подсистема «Каталог недвижимости»</w:t>
@@ -10490,7 +10490,7 @@
       <w:pPr>
         <w:pStyle w:val="21"/>
       </w:pPr>
-      <w:bookmarkStart w:id="20" w:name="_Toc243476320"/>
+      <w:bookmarkStart w:id="20" w:name="_Toc243987296"/>
       <w:r>
         <w:t>5.1 КАТ-01 Ведение проектов</w:t>
       </w:r>
@@ -10520,7 +10520,7 @@
       <w:pPr>
         <w:pStyle w:val="21"/>
       </w:pPr>
-      <w:bookmarkStart w:id="21" w:name="_Toc243476321"/>
+      <w:bookmarkStart w:id="21" w:name="_Toc243987297"/>
       <w:r>
         <w:t>5.2 КАТ-02 Ведение домов</w:t>
       </w:r>
@@ -10550,7 +10550,7 @@
       <w:pPr>
         <w:pStyle w:val="21"/>
       </w:pPr>
-      <w:bookmarkStart w:id="22" w:name="_Toc243476322"/>
+      <w:bookmarkStart w:id="22" w:name="_Toc243987298"/>
       <w:r>
         <w:t>5.3 КАТ-03 Загрузка объектов из шаблона</w:t>
       </w:r>
@@ -10611,7 +10611,7 @@
       <w:pPr>
         <w:pStyle w:val="21"/>
       </w:pPr>
-      <w:bookmarkStart w:id="23" w:name="_Toc243476323"/>
+      <w:bookmarkStart w:id="23" w:name="_Toc243987299"/>
       <w:r>
         <w:t>5.4 КАТ-04 Шахматка и карточка объекта</w:t>
       </w:r>
@@ -11047,7 +11047,7 @@
       <w:pPr>
         <w:pStyle w:val="21"/>
       </w:pPr>
-      <w:bookmarkStart w:id="24" w:name="_Toc243476324"/>
+      <w:bookmarkStart w:id="24" w:name="_Toc243987300"/>
       <w:r>
         <w:t>5.5 КАТ-05 Вывод объекта из продажи (резерв)</w:t>
       </w:r>
@@ -11092,7 +11092,7 @@
       <w:pPr>
         <w:pStyle w:val="21"/>
       </w:pPr>
-      <w:bookmarkStart w:id="25" w:name="_Toc243476325"/>
+      <w:bookmarkStart w:id="25" w:name="_Toc243987301"/>
       <w:r>
         <w:t>5.6 КАТ-06 Ведение планировок</w:t>
       </w:r>
@@ -11132,7 +11132,7 @@
       <w:pPr>
         <w:pStyle w:val="21"/>
       </w:pPr>
-      <w:bookmarkStart w:id="26" w:name="_Toc243476326"/>
+      <w:bookmarkStart w:id="26" w:name="_Toc243987302"/>
       <w:r>
         <w:t>5.7 КАТ-07 Ведение галерей</w:t>
       </w:r>
@@ -11158,7 +11158,7 @@
       <w:pPr>
         <w:pStyle w:val="21"/>
       </w:pPr>
-      <w:bookmarkStart w:id="27" w:name="_Toc243476327"/>
+      <w:bookmarkStart w:id="27" w:name="_Toc243987303"/>
       <w:r>
         <w:t>5.8 КАТ-08 Ведение скидок</w:t>
       </w:r>
@@ -11214,7 +11214,7 @@
         <w:pStyle w:val="1"/>
         <w:pageBreakBefore/>
       </w:pPr>
-      <w:bookmarkStart w:id="28" w:name="_Toc243476328"/>
+      <w:bookmarkStart w:id="28" w:name="_Toc243987304"/>
       <w:r>
         <w:lastRenderedPageBreak/>
         <w:t>6 Подсистема «Работа с клиентами»</w:t>
@@ -11225,7 +11225,7 @@
       <w:pPr>
         <w:pStyle w:val="21"/>
       </w:pPr>
-      <w:bookmarkStart w:id="29" w:name="_Toc243476329"/>
+      <w:bookmarkStart w:id="29" w:name="_Toc243987305"/>
       <w:r>
         <w:t>6.1 КЛИ-01 Ведение клиентов</w:t>
       </w:r>
@@ -11295,7 +11295,7 @@
       <w:pPr>
         <w:pStyle w:val="21"/>
       </w:pPr>
-      <w:bookmarkStart w:id="30" w:name="_Toc243476330"/>
+      <w:bookmarkStart w:id="30" w:name="_Toc243987306"/>
       <w:r>
         <w:t>6.2 КЛИ-02 Ведение заявок</w:t>
       </w:r>
@@ -11351,7 +11351,7 @@
       <w:pPr>
         <w:pStyle w:val="21"/>
       </w:pPr>
-      <w:bookmarkStart w:id="31" w:name="_Toc243476331"/>
+      <w:bookmarkStart w:id="31" w:name="_Toc243987307"/>
       <w:r>
         <w:t>6.3 КЛИ-03 Канбан-доска заявок</w:t>
       </w:r>
@@ -11376,7 +11376,7 @@
       <w:pPr>
         <w:pStyle w:val="21"/>
       </w:pPr>
-      <w:bookmarkStart w:id="32" w:name="_Toc243476332"/>
+      <w:bookmarkStart w:id="32" w:name="_Toc243987308"/>
       <w:r>
         <w:t>6.4 КЛИ-04 Ведение встреч</w:t>
       </w:r>
@@ -11431,7 +11431,7 @@
       <w:pPr>
         <w:pStyle w:val="21"/>
       </w:pPr>
-      <w:bookmarkStart w:id="33" w:name="_Toc243476333"/>
+      <w:bookmarkStart w:id="33" w:name="_Toc243987309"/>
       <w:r>
         <w:lastRenderedPageBreak/>
         <w:t>6.5 КЛИ-05 Ведение справочников заявок</w:t>
@@ -11458,7 +11458,7 @@
         <w:pStyle w:val="1"/>
         <w:pageBreakBefore/>
       </w:pPr>
-      <w:bookmarkStart w:id="34" w:name="_Toc243476334"/>
+      <w:bookmarkStart w:id="34" w:name="_Toc243987310"/>
       <w:r>
         <w:lastRenderedPageBreak/>
         <w:t>7 Подсистема «Сделки»</w:t>
@@ -11469,7 +11469,7 @@
       <w:pPr>
         <w:pStyle w:val="21"/>
       </w:pPr>
-      <w:bookmarkStart w:id="35" w:name="_Toc243476335"/>
+      <w:bookmarkStart w:id="35" w:name="_Toc243987311"/>
       <w:r>
         <w:t>7.1 СДЕ-01 Создание брони</w:t>
       </w:r>
@@ -11529,7 +11529,7 @@
       <w:pPr>
         <w:pStyle w:val="21"/>
       </w:pPr>
-      <w:bookmarkStart w:id="36" w:name="_Toc243476336"/>
+      <w:bookmarkStart w:id="36" w:name="_Toc243987312"/>
       <w:r>
         <w:t>7.2 СДЕ-02 Условия сделки и применение скидок</w:t>
       </w:r>
@@ -11600,7 +11600,7 @@
       <w:pPr>
         <w:pStyle w:val="21"/>
       </w:pPr>
-      <w:bookmarkStart w:id="37" w:name="_Toc243476337"/>
+      <w:bookmarkStart w:id="37" w:name="_Toc243987313"/>
       <w:r>
         <w:t>7.3 СДЕ-03 Реквизиты договора и закрытие сделки</w:t>
       </w:r>
@@ -11638,7 +11638,7 @@
     </w:p>
     <w:p>
       <w:r>
-        <w:t>в) дата успешного закрытия сделки фиксируется и используется в расчёте продаж месяца;</w:t>
+        <w:t>в) дата успешного закрытия сделки фиксируется; в отчётах и на дашборде она служит датой контрактации, если не указана дата договора;</w:t>
       </w:r>
     </w:p>
     <w:p>
@@ -11659,7 +11659,7 @@
       <w:pPr>
         <w:pStyle w:val="21"/>
       </w:pPr>
-      <w:bookmarkStart w:id="38" w:name="_Toc243476338"/>
+      <w:bookmarkStart w:id="38" w:name="_Toc243987314"/>
       <w:r>
         <w:t>7.4 СДЕ-04 Отмена и расторжение сделки</w:t>
       </w:r>
@@ -11740,7 +11740,7 @@
         <w:pStyle w:val="1"/>
         <w:pageBreakBefore/>
       </w:pPr>
-      <w:bookmarkStart w:id="39" w:name="_Toc243476339"/>
+      <w:bookmarkStart w:id="39" w:name="_Toc243987315"/>
       <w:r>
         <w:lastRenderedPageBreak/>
         <w:t>8 Подсистема «Финансы»</w:t>
@@ -11751,7 +11751,7 @@
       <w:pPr>
         <w:pStyle w:val="21"/>
       </w:pPr>
-      <w:bookmarkStart w:id="40" w:name="_Toc243476340"/>
+      <w:bookmarkStart w:id="40" w:name="_Toc243987316"/>
       <w:r>
         <w:t>8.1 ФИН-01 Ведение графика платежей</w:t>
       </w:r>
@@ -11831,7 +11831,7 @@
       <w:pPr>
         <w:pStyle w:val="21"/>
       </w:pPr>
-      <w:bookmarkStart w:id="41" w:name="_Toc243476341"/>
+      <w:bookmarkStart w:id="41" w:name="_Toc243987317"/>
       <w:r>
         <w:lastRenderedPageBreak/>
         <w:t>8.2 ФИН-02 Отметка оплаты</w:t>
@@ -11887,7 +11887,7 @@
       <w:pPr>
         <w:pStyle w:val="21"/>
       </w:pPr>
-      <w:bookmarkStart w:id="42" w:name="_Toc243476342"/>
+      <w:bookmarkStart w:id="42" w:name="_Toc243987318"/>
       <w:r>
         <w:t>8.3 ФИН-03 Учёт просрочки</w:t>
       </w:r>
@@ -11907,7 +11907,7 @@
       <w:pPr>
         <w:pStyle w:val="21"/>
       </w:pPr>
-      <w:bookmarkStart w:id="43" w:name="_Toc243476343"/>
+      <w:bookmarkStart w:id="43" w:name="_Toc243987319"/>
       <w:r>
         <w:t>8.4 ФИН-04 Учёт возвратов</w:t>
       </w:r>
@@ -11937,7 +11937,7 @@
       <w:pPr>
         <w:pStyle w:val="21"/>
       </w:pPr>
-      <w:bookmarkStart w:id="44" w:name="_Toc243476344"/>
+      <w:bookmarkStart w:id="44" w:name="_Toc243987320"/>
       <w:r>
         <w:t>8.5 ФИН-05 Список и сводная таблица платежей</w:t>
       </w:r>
@@ -11968,7 +11968,7 @@
       <w:pPr>
         <w:pStyle w:val="21"/>
       </w:pPr>
-      <w:bookmarkStart w:id="45" w:name="_Toc243476345"/>
+      <w:bookmarkStart w:id="45" w:name="_Toc243987321"/>
       <w:r>
         <w:t>8.6 ФИН-06 Ведение финансовых справочников</w:t>
       </w:r>
@@ -12018,7 +12018,7 @@
       <w:pPr>
         <w:pStyle w:val="21"/>
       </w:pPr>
-      <w:bookmarkStart w:id="46" w:name="_Toc243476346"/>
+      <w:bookmarkStart w:id="46" w:name="_Toc243987322"/>
       <w:r>
         <w:t>8.7 ФИН-07 Валюты и курсы</w:t>
       </w:r>
@@ -12082,7 +12082,7 @@
       <w:pPr>
         <w:pStyle w:val="21"/>
       </w:pPr>
-      <w:bookmarkStart w:id="47" w:name="_Toc243476347"/>
+      <w:bookmarkStart w:id="47" w:name="_Toc243987323"/>
       <w:r>
         <w:t>8.8 ФИН-08 Планы оплаты и варианты оплаты</w:t>
       </w:r>
@@ -12156,7 +12156,7 @@
         <w:pStyle w:val="1"/>
         <w:pageBreakBefore/>
       </w:pPr>
-      <w:bookmarkStart w:id="48" w:name="_Toc243476348"/>
+      <w:bookmarkStart w:id="48" w:name="_Toc243987324"/>
       <w:r>
         <w:lastRenderedPageBreak/>
         <w:t>9 Подсистема «Шаблоны документов»</w:t>
@@ -12167,7 +12167,7 @@
       <w:pPr>
         <w:pStyle w:val="21"/>
       </w:pPr>
-      <w:bookmarkStart w:id="49" w:name="_Toc243476349"/>
+      <w:bookmarkStart w:id="49" w:name="_Toc243987325"/>
       <w:r>
         <w:t>9.1 ДОК-01 Ведение шаблонов документов</w:t>
       </w:r>
@@ -12207,7 +12207,7 @@
       <w:pPr>
         <w:pStyle w:val="21"/>
       </w:pPr>
-      <w:bookmarkStart w:id="50" w:name="_Toc243476350"/>
+      <w:bookmarkStart w:id="50" w:name="_Toc243987326"/>
       <w:r>
         <w:t>9.2 ДОК-02 Формирование документа по сделке</w:t>
       </w:r>
@@ -12258,7 +12258,7 @@
         <w:pStyle w:val="1"/>
         <w:pageBreakBefore/>
       </w:pPr>
-      <w:bookmarkStart w:id="51" w:name="_Toc243476351"/>
+      <w:bookmarkStart w:id="51" w:name="_Toc243987327"/>
       <w:r>
         <w:lastRenderedPageBreak/>
         <w:t>10 Подсистема «Задачи»</w:t>
@@ -12269,7 +12269,7 @@
       <w:pPr>
         <w:pStyle w:val="21"/>
       </w:pPr>
-      <w:bookmarkStart w:id="52" w:name="_Toc243476352"/>
+      <w:bookmarkStart w:id="52" w:name="_Toc243987328"/>
       <w:r>
         <w:t>10.1 ЗАД-01 Постановка задачи</w:t>
       </w:r>
@@ -12299,7 +12299,7 @@
       <w:pPr>
         <w:pStyle w:val="21"/>
       </w:pPr>
-      <w:bookmarkStart w:id="53" w:name="_Toc243476353"/>
+      <w:bookmarkStart w:id="53" w:name="_Toc243987329"/>
       <w:r>
         <w:t>10.2 ЗАД-02 Исполнение и контроль задачи</w:t>
       </w:r>
@@ -12344,7 +12344,7 @@
       <w:pPr>
         <w:pStyle w:val="21"/>
       </w:pPr>
-      <w:bookmarkStart w:id="54" w:name="_Toc243476354"/>
+      <w:bookmarkStart w:id="54" w:name="_Toc243987330"/>
       <w:r>
         <w:t>10.3 ЗАД-03 Представления задач</w:t>
       </w:r>
@@ -12360,7 +12360,7 @@
         <w:pStyle w:val="1"/>
         <w:pageBreakBefore/>
       </w:pPr>
-      <w:bookmarkStart w:id="55" w:name="_Toc243476355"/>
+      <w:bookmarkStart w:id="55" w:name="_Toc243987331"/>
       <w:r>
         <w:lastRenderedPageBreak/>
         <w:t>11 Подсистема «Аналитика и отчётность»</w:t>
@@ -12371,7 +12371,7 @@
       <w:pPr>
         <w:pStyle w:val="21"/>
       </w:pPr>
-      <w:bookmarkStart w:id="56" w:name="_Toc243476356"/>
+      <w:bookmarkStart w:id="56" w:name="_Toc243987332"/>
       <w:r>
         <w:t>11.1 АНА-01 Дашборд</w:t>
       </w:r>
@@ -12384,19 +12384,19 @@
     </w:p>
     <w:p>
       <w:r>
-        <w:t>Выходная информация: новые клиенты сегодня, новые заявки сегодня, продажи за месяц (по дате закрытия сделки), просроченные платежи, динамика заявок за неделю, источники заявок, рейтинг сотрудников по продажам за месяц, ближайшие встречи.</w:t>
-      </w:r>
-    </w:p>
-    <w:p>
-      <w:r>
-        <w:t>Правила: показатели считаются в пределах области видимости пользователя; денежные показатели (продажи за месяц, просроченные платежи, рейтинг сотрудников) приводятся к валюте сделок компании по курсу на дату события — продажи на дату договора (при её отсутствии — на дату закрытия), просрочка на дату к оплате; суммы в валютах без курса не учитываются, и дашборд об этом предупреждает.</w:t>
+        <w:t>Выходная информация: новые клиенты сегодня, новые заявки сегодня, клиенты со сделкой «В работе» (на текущий момент), контрактация за месяц (сумма, которую клиенты согласились заплатить: сделки «В работе» и «Успешно закрыта» по дате контрактации), поступления за месяц (оплаченные платежи по дате оплаты), просроченные платежи, динамика заявок за неделю, источники заявок, рейтинг сотрудников по контрактации за месяц, ближайшие встречи.</w:t>
+      </w:r>
+    </w:p>
+    <w:p>
+      <w:r>
+        <w:t>Правила: показатели считаются в пределах области видимости пользователя; денежные показатели (контрактация и поступления за месяц, просроченные платежи, рейтинг сотрудников) приводятся к валюте сделок компании по курсу на дату события — контрактация на дату контрактации, поступления на дату оплаты, просрочка на дату к оплате; суммы в валютах без курса не учитываются, и дашборд об этом предупреждает.</w:t>
       </w:r>
     </w:p>
     <w:p>
       <w:pPr>
         <w:pStyle w:val="21"/>
       </w:pPr>
-      <w:bookmarkStart w:id="57" w:name="_Toc243476357"/>
+      <w:bookmarkStart w:id="57" w:name="_Toc243987333"/>
       <w:r>
         <w:t>11.2 АНА-02 Сводные таблицы</w:t>
       </w:r>
@@ -12441,7 +12441,7 @@
       <w:pPr>
         <w:pStyle w:val="21"/>
       </w:pPr>
-      <w:bookmarkStart w:id="58" w:name="_Toc243476358"/>
+      <w:bookmarkStart w:id="58" w:name="_Toc243987334"/>
       <w:r>
         <w:t>11.3 АНА-03 Планы продаж</w:t>
       </w:r>
@@ -12459,6 +12459,7 @@
     </w:p>
     <w:p>
       <w:r>
+        <w:lastRenderedPageBreak/>
         <w:t>Правила: повторная загрузка перезаписывает план за тот же период; планы по проектам и по сотрудникам независимы; сотрудниками считаются пользователи с действующим профилем.</w:t>
       </w:r>
     </w:p>
@@ -12466,9 +12467,8 @@
       <w:pPr>
         <w:pStyle w:val="21"/>
       </w:pPr>
-      <w:bookmarkStart w:id="59" w:name="_Toc243476359"/>
-      <w:r>
-        <w:lastRenderedPageBreak/>
+      <w:bookmarkStart w:id="59" w:name="_Toc243987335"/>
+      <w:r>
         <w:t>11.4 АНА-04 Отчёты «план-факт»</w:t>
       </w:r>
       <w:bookmarkEnd w:id="59"/>
@@ -12495,12 +12495,15 @@
     </w:p>
     <w:p>
       <w:r>
-        <w:t>а) факт количества и контрактации — успешно закрытые сделки, дата договора которых входит в период (при отсутствии даты договора — дата закрытия сделки); контрактация — сумма стоимостей по договору; факт поступлений — оплаченные платежи с датой оплаты в периоде (в отчёте по сотрудникам — по ответственному сотруднику);</w:t>
-      </w:r>
-    </w:p>
-    <w:p>
-      <w:r>
-        <w:t>б) денежный факт приводится к валюте сделок компании: контрактация — по курсу на дату договора (при её отсутствии — на дату закрытия), поступления — на дату оплаты; план загружается в той же валюте; валюта денежных колонок указывается в их заголовке;</w:t>
+        <w:t>а) факт количества и контрактации — сделки в статусах «В работе» и «Успешно закрыта», дата контрактации которых входит в период; дата контрактации — дата договора, при её отсутствии — дата закрытия сделки, при отсутствии и её — дата брони; брони, отменённые и расторгнутые сделки не учитываются; контрактация — сумма стоимостей по договору; сотрудник, у которого в периоде нет ни плана, ни факта, в отчёт не попадает; факт поступлений — оплаченные платежи с датой оплаты в периоде (в отчёте по сотрудникам — по о</w:t>
+      </w:r>
+      <w:r>
+        <w:t>тветственному сотруднику);</w:t>
+      </w:r>
+    </w:p>
+    <w:p>
+      <w:r>
+        <w:t>б) денежный факт приводится к валюте сделок компании: контрактация — по курсу на дату контрактации, поступления — на дату оплаты; план загружается в той же валюте; валюта денежных колонок указывается в их заголовке;</w:t>
       </w:r>
     </w:p>
     <w:p>
@@ -12518,7 +12521,7 @@
         <w:pStyle w:val="1"/>
         <w:pageBreakBefore/>
       </w:pPr>
-      <w:bookmarkStart w:id="60" w:name="_Toc243476360"/>
+      <w:bookmarkStart w:id="60" w:name="_Toc243987336"/>
       <w:r>
         <w:lastRenderedPageBreak/>
         <w:t>12 Подсистема «Интеграция с партнёрами»</w:t>
@@ -12529,7 +12532,7 @@
       <w:pPr>
         <w:pStyle w:val="21"/>
       </w:pPr>
-      <w:bookmarkStart w:id="61" w:name="_Toc243476361"/>
+      <w:bookmarkStart w:id="61" w:name="_Toc243987337"/>
       <w:r>
         <w:t>12.1 ИНТ-01 Выдача сведений партнёрам</w:t>
       </w:r>
@@ -12599,7 +12602,7 @@
       <w:pPr>
         <w:pStyle w:val="21"/>
       </w:pPr>
-      <w:bookmarkStart w:id="62" w:name="_Toc243476362"/>
+      <w:bookmarkStart w:id="62" w:name="_Toc243987338"/>
       <w:r>
         <w:t>12.2 ИНТ-02 Приём заявок от партнёров</w:t>
       </w:r>
@@ -12639,7 +12642,7 @@
       <w:pPr>
         <w:pStyle w:val="21"/>
       </w:pPr>
-      <w:bookmarkStart w:id="63" w:name="_Toc243476363"/>
+      <w:bookmarkStart w:id="63" w:name="_Toc243987339"/>
       <w:r>
         <w:t>12.3 ИНТ-03 Управление API-ключами</w:t>
       </w:r>
@@ -12671,7 +12674,7 @@
         <w:pStyle w:val="1"/>
         <w:pageBreakBefore/>
       </w:pPr>
-      <w:bookmarkStart w:id="64" w:name="_Toc243476364"/>
+      <w:bookmarkStart w:id="64" w:name="_Toc243987340"/>
       <w:r>
         <w:lastRenderedPageBreak/>
         <w:t>13 Подсистема «Регламентные задания»</w:t>
@@ -12682,7 +12685,7 @@
       <w:pPr>
         <w:pStyle w:val="21"/>
       </w:pPr>
-      <w:bookmarkStart w:id="65" w:name="_Toc243476365"/>
+      <w:bookmarkStart w:id="65" w:name="_Toc243987341"/>
       <w:r>
         <w:t>13.1 РЕГ-01 Пересчёт просрочки платежей</w:t>
       </w:r>
@@ -12707,7 +12710,7 @@
       <w:pPr>
         <w:pStyle w:val="21"/>
       </w:pPr>
-      <w:bookmarkStart w:id="66" w:name="_Toc243476366"/>
+      <w:bookmarkStart w:id="66" w:name="_Toc243987342"/>
       <w:r>
         <w:t>13.2 РЕГ-02 Снятие истёкших броней</w:t>
       </w:r>
@@ -12732,7 +12735,7 @@
       <w:pPr>
         <w:pStyle w:val="21"/>
       </w:pPr>
-      <w:bookmarkStart w:id="67" w:name="_Toc243476367"/>
+      <w:bookmarkStart w:id="67" w:name="_Toc243987343"/>
       <w:r>
         <w:t>13.3 РЕГ-03 Закрытие забытых встреч</w:t>
       </w:r>
@@ -12757,7 +12760,7 @@
       <w:pPr>
         <w:pStyle w:val="21"/>
       </w:pPr>
-      <w:bookmarkStart w:id="68" w:name="_Toc243476368"/>
+      <w:bookmarkStart w:id="68" w:name="_Toc243987344"/>
       <w:r>
         <w:t>13.4 РЕГ-04 Загрузка курсов валют</w:t>
       </w:r>
@@ -12793,7 +12796,7 @@
         <w:pStyle w:val="1"/>
         <w:pageBreakBefore/>
       </w:pPr>
-      <w:bookmarkStart w:id="69" w:name="_Toc243476369"/>
+      <w:bookmarkStart w:id="69" w:name="_Toc243987345"/>
       <w:r>
         <w:lastRenderedPageBreak/>
         <w:t>14 Типовые решения</w:t>
@@ -12812,7 +12815,7 @@
         <w:ind w:firstLine="0"/>
         <w:jc w:val="center"/>
       </w:pPr>
-      <w:bookmarkStart w:id="70" w:name="_Toc243476370"/>
+      <w:bookmarkStart w:id="70" w:name="_Toc243987346"/>
       <w:r>
         <w:lastRenderedPageBreak/>
         <w:t>ЛИСТ РЕГИСТРАЦИИ ИЗМЕНЕНИЙ</w:t>
@@ -14874,31 +14877,31 @@
       </w:rPr>
     </w:lvl>
   </w:abstractNum>
-  <w:num w:numId="1" w16cid:durableId="1247038717">
+  <w:num w:numId="1" w16cid:durableId="1596206483">
     <w:abstractNumId w:val="8"/>
   </w:num>
-  <w:num w:numId="2" w16cid:durableId="2077241858">
+  <w:num w:numId="2" w16cid:durableId="1861164813">
     <w:abstractNumId w:val="6"/>
   </w:num>
-  <w:num w:numId="3" w16cid:durableId="1840805378">
+  <w:num w:numId="3" w16cid:durableId="1590307993">
     <w:abstractNumId w:val="5"/>
   </w:num>
-  <w:num w:numId="4" w16cid:durableId="1793671266">
+  <w:num w:numId="4" w16cid:durableId="1018964721">
     <w:abstractNumId w:val="4"/>
   </w:num>
-  <w:num w:numId="5" w16cid:durableId="1922833086">
+  <w:num w:numId="5" w16cid:durableId="1591111716">
     <w:abstractNumId w:val="7"/>
   </w:num>
-  <w:num w:numId="6" w16cid:durableId="1199125017">
+  <w:num w:numId="6" w16cid:durableId="1032458104">
     <w:abstractNumId w:val="3"/>
   </w:num>
-  <w:num w:numId="7" w16cid:durableId="2018069204">
+  <w:num w:numId="7" w16cid:durableId="1719469294">
     <w:abstractNumId w:val="2"/>
   </w:num>
-  <w:num w:numId="8" w16cid:durableId="480661066">
+  <w:num w:numId="8" w16cid:durableId="1853643373">
     <w:abstractNumId w:val="1"/>
   </w:num>
-  <w:num w:numId="9" w16cid:durableId="276717478">
+  <w:num w:numId="9" w16cid:durableId="556941926">
     <w:abstractNumId w:val="0"/>
   </w:num>
 </w:numbering>
@@ -26431,7 +26434,7 @@
     <w:autoRedefine/>
     <w:uiPriority w:val="39"/>
     <w:unhideWhenUsed/>
-    <w:rsid w:val="00A8197C"/>
+    <w:rsid w:val="00CA4E01"/>
     <w:pPr>
       <w:spacing w:after="100"/>
     </w:pPr>
@@ -26443,7 +26446,7 @@
     <w:autoRedefine/>
     <w:uiPriority w:val="39"/>
     <w:unhideWhenUsed/>
-    <w:rsid w:val="00A8197C"/>
+    <w:rsid w:val="00CA4E01"/>
     <w:pPr>
       <w:spacing w:after="100"/>
       <w:ind w:left="240"/>
@@ -26454,7 +26457,7 @@
     <w:basedOn w:val="a2"/>
     <w:uiPriority w:val="99"/>
     <w:unhideWhenUsed/>
-    <w:rsid w:val="00A8197C"/>
+    <w:rsid w:val="00CA4E01"/>
     <w:rPr>
       <w:color w:val="0000FF" w:themeColor="hyperlink"/>
       <w:u w:val="single"/>

--- a/docs/gost/out/03_П3_Описание_автоматизированных_функций.docx
+++ b/docs/gost/out/03_П3_Описание_автоматизированных_функций.docx
@@ -306,7 +306,7 @@
       <w:r>
         <w:fldChar w:fldCharType="separate"/>
       </w:r>
-      <w:hyperlink w:anchor="_Toc243987276" w:history="1">
+      <w:hyperlink w:anchor="_Toc243990004" w:history="1">
         <w:r>
           <w:rPr>
             <w:rStyle w:val="aff8"/>
@@ -333,7 +333,7 @@
             <w:noProof/>
             <w:webHidden/>
           </w:rPr>
-          <w:instrText xml:space="preserve"> PAGEREF _Toc243987276 \h </w:instrText>
+          <w:instrText xml:space="preserve"> PAGEREF _Toc243990004 \h </w:instrText>
         </w:r>
         <w:r>
           <w:rPr>
@@ -379,7 +379,7 @@
           <w14:ligatures w14:val="standardContextual"/>
         </w:rPr>
       </w:pPr>
-      <w:hyperlink w:anchor="_Toc243987277" w:history="1">
+      <w:hyperlink w:anchor="_Toc243990005" w:history="1">
         <w:r>
           <w:rPr>
             <w:rStyle w:val="aff8"/>
@@ -406,7 +406,7 @@
             <w:noProof/>
             <w:webHidden/>
           </w:rPr>
-          <w:instrText xml:space="preserve"> PAGEREF _Toc243987277 \h </w:instrText>
+          <w:instrText xml:space="preserve"> PAGEREF _Toc243990005 \h </w:instrText>
         </w:r>
         <w:r>
           <w:rPr>
@@ -452,7 +452,7 @@
           <w14:ligatures w14:val="standardContextual"/>
         </w:rPr>
       </w:pPr>
-      <w:hyperlink w:anchor="_Toc243987278" w:history="1">
+      <w:hyperlink w:anchor="_Toc243990006" w:history="1">
         <w:r>
           <w:rPr>
             <w:rStyle w:val="aff8"/>
@@ -479,7 +479,7 @@
             <w:noProof/>
             <w:webHidden/>
           </w:rPr>
-          <w:instrText xml:space="preserve"> PAGEREF _Toc243987278 \h </w:instrText>
+          <w:instrText xml:space="preserve"> PAGEREF _Toc243990006 \h </w:instrText>
         </w:r>
         <w:r>
           <w:rPr>
@@ -525,7 +525,7 @@
           <w14:ligatures w14:val="standardContextual"/>
         </w:rPr>
       </w:pPr>
-      <w:hyperlink w:anchor="_Toc243987279" w:history="1">
+      <w:hyperlink w:anchor="_Toc243990007" w:history="1">
         <w:r>
           <w:rPr>
             <w:rStyle w:val="aff8"/>
@@ -552,7 +552,7 @@
             <w:noProof/>
             <w:webHidden/>
           </w:rPr>
-          <w:instrText xml:space="preserve"> PAGEREF _Toc243987279 \h </w:instrText>
+          <w:instrText xml:space="preserve"> PAGEREF _Toc243990007 \h </w:instrText>
         </w:r>
         <w:r>
           <w:rPr>
@@ -598,7 +598,7 @@
           <w14:ligatures w14:val="standardContextual"/>
         </w:rPr>
       </w:pPr>
-      <w:hyperlink w:anchor="_Toc243987280" w:history="1">
+      <w:hyperlink w:anchor="_Toc243990008" w:history="1">
         <w:r>
           <w:rPr>
             <w:rStyle w:val="aff8"/>
@@ -625,7 +625,7 @@
             <w:noProof/>
             <w:webHidden/>
           </w:rPr>
-          <w:instrText xml:space="preserve"> PAGEREF _Toc243987280 \h </w:instrText>
+          <w:instrText xml:space="preserve"> PAGEREF _Toc243990008 \h </w:instrText>
         </w:r>
         <w:r>
           <w:rPr>
@@ -671,7 +671,7 @@
           <w14:ligatures w14:val="standardContextual"/>
         </w:rPr>
       </w:pPr>
-      <w:hyperlink w:anchor="_Toc243987281" w:history="1">
+      <w:hyperlink w:anchor="_Toc243990009" w:history="1">
         <w:r>
           <w:rPr>
             <w:rStyle w:val="aff8"/>
@@ -698,7 +698,7 @@
             <w:noProof/>
             <w:webHidden/>
           </w:rPr>
-          <w:instrText xml:space="preserve"> PAGEREF _Toc243987281 \h </w:instrText>
+          <w:instrText xml:space="preserve"> PAGEREF _Toc243990009 \h </w:instrText>
         </w:r>
         <w:r>
           <w:rPr>
@@ -744,7 +744,7 @@
           <w14:ligatures w14:val="standardContextual"/>
         </w:rPr>
       </w:pPr>
-      <w:hyperlink w:anchor="_Toc243987282" w:history="1">
+      <w:hyperlink w:anchor="_Toc243990010" w:history="1">
         <w:r>
           <w:rPr>
             <w:rStyle w:val="aff8"/>
@@ -771,7 +771,7 @@
             <w:noProof/>
             <w:webHidden/>
           </w:rPr>
-          <w:instrText xml:space="preserve"> PAGEREF _Toc243987282 \h </w:instrText>
+          <w:instrText xml:space="preserve"> PAGEREF _Toc243990010 \h </w:instrText>
         </w:r>
         <w:r>
           <w:rPr>
@@ -817,7 +817,7 @@
           <w14:ligatures w14:val="standardContextual"/>
         </w:rPr>
       </w:pPr>
-      <w:hyperlink w:anchor="_Toc243987283" w:history="1">
+      <w:hyperlink w:anchor="_Toc243990011" w:history="1">
         <w:r>
           <w:rPr>
             <w:rStyle w:val="aff8"/>
@@ -844,7 +844,7 @@
             <w:noProof/>
             <w:webHidden/>
           </w:rPr>
-          <w:instrText xml:space="preserve"> PAGEREF _Toc243987283 \h </w:instrText>
+          <w:instrText xml:space="preserve"> PAGEREF _Toc243990011 \h </w:instrText>
         </w:r>
         <w:r>
           <w:rPr>
@@ -890,7 +890,7 @@
           <w14:ligatures w14:val="standardContextual"/>
         </w:rPr>
       </w:pPr>
-      <w:hyperlink w:anchor="_Toc243987284" w:history="1">
+      <w:hyperlink w:anchor="_Toc243990012" w:history="1">
         <w:r>
           <w:rPr>
             <w:rStyle w:val="aff8"/>
@@ -917,7 +917,7 @@
             <w:noProof/>
             <w:webHidden/>
           </w:rPr>
-          <w:instrText xml:space="preserve"> PAGEREF _Toc243987284 \h </w:instrText>
+          <w:instrText xml:space="preserve"> PAGEREF _Toc243990012 \h </w:instrText>
         </w:r>
         <w:r>
           <w:rPr>
@@ -963,7 +963,7 @@
           <w14:ligatures w14:val="standardContextual"/>
         </w:rPr>
       </w:pPr>
-      <w:hyperlink w:anchor="_Toc243987285" w:history="1">
+      <w:hyperlink w:anchor="_Toc243990013" w:history="1">
         <w:r>
           <w:rPr>
             <w:rStyle w:val="aff8"/>
@@ -990,7 +990,7 @@
             <w:noProof/>
             <w:webHidden/>
           </w:rPr>
-          <w:instrText xml:space="preserve"> PAGEREF _Toc243987285 \h </w:instrText>
+          <w:instrText xml:space="preserve"> PAGEREF _Toc243990013 \h </w:instrText>
         </w:r>
         <w:r>
           <w:rPr>
@@ -1036,7 +1036,7 @@
           <w14:ligatures w14:val="standardContextual"/>
         </w:rPr>
       </w:pPr>
-      <w:hyperlink w:anchor="_Toc243987286" w:history="1">
+      <w:hyperlink w:anchor="_Toc243990014" w:history="1">
         <w:r>
           <w:rPr>
             <w:rStyle w:val="aff8"/>
@@ -1063,7 +1063,7 @@
             <w:noProof/>
             <w:webHidden/>
           </w:rPr>
-          <w:instrText xml:space="preserve"> PAGEREF _Toc243987286 \h </w:instrText>
+          <w:instrText xml:space="preserve"> PAGEREF _Toc243990014 \h </w:instrText>
         </w:r>
         <w:r>
           <w:rPr>
@@ -1109,7 +1109,7 @@
           <w14:ligatures w14:val="standardContextual"/>
         </w:rPr>
       </w:pPr>
-      <w:hyperlink w:anchor="_Toc243987287" w:history="1">
+      <w:hyperlink w:anchor="_Toc243990015" w:history="1">
         <w:r>
           <w:rPr>
             <w:rStyle w:val="aff8"/>
@@ -1136,7 +1136,7 @@
             <w:noProof/>
             <w:webHidden/>
           </w:rPr>
-          <w:instrText xml:space="preserve"> PAGEREF _Toc243987287 \h </w:instrText>
+          <w:instrText xml:space="preserve"> PAGEREF _Toc243990015 \h </w:instrText>
         </w:r>
         <w:r>
           <w:rPr>
@@ -1182,7 +1182,7 @@
           <w14:ligatures w14:val="standardContextual"/>
         </w:rPr>
       </w:pPr>
-      <w:hyperlink w:anchor="_Toc243987288" w:history="1">
+      <w:hyperlink w:anchor="_Toc243990016" w:history="1">
         <w:r>
           <w:rPr>
             <w:rStyle w:val="aff8"/>
@@ -1209,7 +1209,7 @@
             <w:noProof/>
             <w:webHidden/>
           </w:rPr>
-          <w:instrText xml:space="preserve"> PAGEREF _Toc243987288 \h </w:instrText>
+          <w:instrText xml:space="preserve"> PAGEREF _Toc243990016 \h </w:instrText>
         </w:r>
         <w:r>
           <w:rPr>
@@ -1255,7 +1255,7 @@
           <w14:ligatures w14:val="standardContextual"/>
         </w:rPr>
       </w:pPr>
-      <w:hyperlink w:anchor="_Toc243987289" w:history="1">
+      <w:hyperlink w:anchor="_Toc243990017" w:history="1">
         <w:r>
           <w:rPr>
             <w:rStyle w:val="aff8"/>
@@ -1282,7 +1282,7 @@
             <w:noProof/>
             <w:webHidden/>
           </w:rPr>
-          <w:instrText xml:space="preserve"> PAGEREF _Toc243987289 \h </w:instrText>
+          <w:instrText xml:space="preserve"> PAGEREF _Toc243990017 \h </w:instrText>
         </w:r>
         <w:r>
           <w:rPr>
@@ -1328,7 +1328,7 @@
           <w14:ligatures w14:val="standardContextual"/>
         </w:rPr>
       </w:pPr>
-      <w:hyperlink w:anchor="_Toc243987290" w:history="1">
+      <w:hyperlink w:anchor="_Toc243990018" w:history="1">
         <w:r>
           <w:rPr>
             <w:rStyle w:val="aff8"/>
@@ -1355,7 +1355,7 @@
             <w:noProof/>
             <w:webHidden/>
           </w:rPr>
-          <w:instrText xml:space="preserve"> PAGEREF _Toc243987290 \h </w:instrText>
+          <w:instrText xml:space="preserve"> PAGEREF _Toc243990018 \h </w:instrText>
         </w:r>
         <w:r>
           <w:rPr>
@@ -1401,7 +1401,7 @@
           <w14:ligatures w14:val="standardContextual"/>
         </w:rPr>
       </w:pPr>
-      <w:hyperlink w:anchor="_Toc243987291" w:history="1">
+      <w:hyperlink w:anchor="_Toc243990019" w:history="1">
         <w:r>
           <w:rPr>
             <w:rStyle w:val="aff8"/>
@@ -1428,7 +1428,7 @@
             <w:noProof/>
             <w:webHidden/>
           </w:rPr>
-          <w:instrText xml:space="preserve"> PAGEREF _Toc243987291 \h </w:instrText>
+          <w:instrText xml:space="preserve"> PAGEREF _Toc243990019 \h </w:instrText>
         </w:r>
         <w:r>
           <w:rPr>
@@ -1474,7 +1474,7 @@
           <w14:ligatures w14:val="standardContextual"/>
         </w:rPr>
       </w:pPr>
-      <w:hyperlink w:anchor="_Toc243987292" w:history="1">
+      <w:hyperlink w:anchor="_Toc243990020" w:history="1">
         <w:r>
           <w:rPr>
             <w:rStyle w:val="aff8"/>
@@ -1501,7 +1501,7 @@
             <w:noProof/>
             <w:webHidden/>
           </w:rPr>
-          <w:instrText xml:space="preserve"> PAGEREF _Toc243987292 \h </w:instrText>
+          <w:instrText xml:space="preserve"> PAGEREF _Toc243990020 \h </w:instrText>
         </w:r>
         <w:r>
           <w:rPr>
@@ -1547,7 +1547,7 @@
           <w14:ligatures w14:val="standardContextual"/>
         </w:rPr>
       </w:pPr>
-      <w:hyperlink w:anchor="_Toc243987293" w:history="1">
+      <w:hyperlink w:anchor="_Toc243990021" w:history="1">
         <w:r>
           <w:rPr>
             <w:rStyle w:val="aff8"/>
@@ -1574,7 +1574,7 @@
             <w:noProof/>
             <w:webHidden/>
           </w:rPr>
-          <w:instrText xml:space="preserve"> PAGEREF _Toc243987293 \h </w:instrText>
+          <w:instrText xml:space="preserve"> PAGEREF _Toc243990021 \h </w:instrText>
         </w:r>
         <w:r>
           <w:rPr>
@@ -1620,7 +1620,7 @@
           <w14:ligatures w14:val="standardContextual"/>
         </w:rPr>
       </w:pPr>
-      <w:hyperlink w:anchor="_Toc243987294" w:history="1">
+      <w:hyperlink w:anchor="_Toc243990022" w:history="1">
         <w:r>
           <w:rPr>
             <w:rStyle w:val="aff8"/>
@@ -1647,7 +1647,7 @@
             <w:noProof/>
             <w:webHidden/>
           </w:rPr>
-          <w:instrText xml:space="preserve"> PAGEREF _Toc243987294 \h </w:instrText>
+          <w:instrText xml:space="preserve"> PAGEREF _Toc243990022 \h </w:instrText>
         </w:r>
         <w:r>
           <w:rPr>
@@ -1693,7 +1693,7 @@
           <w14:ligatures w14:val="standardContextual"/>
         </w:rPr>
       </w:pPr>
-      <w:hyperlink w:anchor="_Toc243987295" w:history="1">
+      <w:hyperlink w:anchor="_Toc243990023" w:history="1">
         <w:r>
           <w:rPr>
             <w:rStyle w:val="aff8"/>
@@ -1720,7 +1720,7 @@
             <w:noProof/>
             <w:webHidden/>
           </w:rPr>
-          <w:instrText xml:space="preserve"> PAGEREF _Toc243987295 \h </w:instrText>
+          <w:instrText xml:space="preserve"> PAGEREF _Toc243990023 \h </w:instrText>
         </w:r>
         <w:r>
           <w:rPr>
@@ -1766,7 +1766,7 @@
           <w14:ligatures w14:val="standardContextual"/>
         </w:rPr>
       </w:pPr>
-      <w:hyperlink w:anchor="_Toc243987296" w:history="1">
+      <w:hyperlink w:anchor="_Toc243990024" w:history="1">
         <w:r>
           <w:rPr>
             <w:rStyle w:val="aff8"/>
@@ -1793,7 +1793,7 @@
             <w:noProof/>
             <w:webHidden/>
           </w:rPr>
-          <w:instrText xml:space="preserve"> PAGEREF _Toc243987296 \h </w:instrText>
+          <w:instrText xml:space="preserve"> PAGEREF _Toc243990024 \h </w:instrText>
         </w:r>
         <w:r>
           <w:rPr>
@@ -1839,7 +1839,7 @@
           <w14:ligatures w14:val="standardContextual"/>
         </w:rPr>
       </w:pPr>
-      <w:hyperlink w:anchor="_Toc243987297" w:history="1">
+      <w:hyperlink w:anchor="_Toc243990025" w:history="1">
         <w:r>
           <w:rPr>
             <w:rStyle w:val="aff8"/>
@@ -1866,7 +1866,7 @@
             <w:noProof/>
             <w:webHidden/>
           </w:rPr>
-          <w:instrText xml:space="preserve"> PAGEREF _Toc243987297 \h </w:instrText>
+          <w:instrText xml:space="preserve"> PAGEREF _Toc243990025 \h </w:instrText>
         </w:r>
         <w:r>
           <w:rPr>
@@ -1912,7 +1912,7 @@
           <w14:ligatures w14:val="standardContextual"/>
         </w:rPr>
       </w:pPr>
-      <w:hyperlink w:anchor="_Toc243987298" w:history="1">
+      <w:hyperlink w:anchor="_Toc243990026" w:history="1">
         <w:r>
           <w:rPr>
             <w:rStyle w:val="aff8"/>
@@ -1939,7 +1939,7 @@
             <w:noProof/>
             <w:webHidden/>
           </w:rPr>
-          <w:instrText xml:space="preserve"> PAGEREF _Toc243987298 \h </w:instrText>
+          <w:instrText xml:space="preserve"> PAGEREF _Toc243990026 \h </w:instrText>
         </w:r>
         <w:r>
           <w:rPr>
@@ -1985,7 +1985,7 @@
           <w14:ligatures w14:val="standardContextual"/>
         </w:rPr>
       </w:pPr>
-      <w:hyperlink w:anchor="_Toc243987299" w:history="1">
+      <w:hyperlink w:anchor="_Toc243990027" w:history="1">
         <w:r>
           <w:rPr>
             <w:rStyle w:val="aff8"/>
@@ -2012,7 +2012,7 @@
             <w:noProof/>
             <w:webHidden/>
           </w:rPr>
-          <w:instrText xml:space="preserve"> PAGEREF _Toc243987299 \h </w:instrText>
+          <w:instrText xml:space="preserve"> PAGEREF _Toc243990027 \h </w:instrText>
         </w:r>
         <w:r>
           <w:rPr>
@@ -2058,7 +2058,7 @@
           <w14:ligatures w14:val="standardContextual"/>
         </w:rPr>
       </w:pPr>
-      <w:hyperlink w:anchor="_Toc243987300" w:history="1">
+      <w:hyperlink w:anchor="_Toc243990028" w:history="1">
         <w:r>
           <w:rPr>
             <w:rStyle w:val="aff8"/>
@@ -2085,7 +2085,7 @@
             <w:noProof/>
             <w:webHidden/>
           </w:rPr>
-          <w:instrText xml:space="preserve"> PAGEREF _Toc243987300 \h </w:instrText>
+          <w:instrText xml:space="preserve"> PAGEREF _Toc243990028 \h </w:instrText>
         </w:r>
         <w:r>
           <w:rPr>
@@ -2131,7 +2131,7 @@
           <w14:ligatures w14:val="standardContextual"/>
         </w:rPr>
       </w:pPr>
-      <w:hyperlink w:anchor="_Toc243987301" w:history="1">
+      <w:hyperlink w:anchor="_Toc243990029" w:history="1">
         <w:r>
           <w:rPr>
             <w:rStyle w:val="aff8"/>
@@ -2158,7 +2158,7 @@
             <w:noProof/>
             <w:webHidden/>
           </w:rPr>
-          <w:instrText xml:space="preserve"> PAGEREF _Toc243987301 \h </w:instrText>
+          <w:instrText xml:space="preserve"> PAGEREF _Toc243990029 \h </w:instrText>
         </w:r>
         <w:r>
           <w:rPr>
@@ -2204,7 +2204,7 @@
           <w14:ligatures w14:val="standardContextual"/>
         </w:rPr>
       </w:pPr>
-      <w:hyperlink w:anchor="_Toc243987302" w:history="1">
+      <w:hyperlink w:anchor="_Toc243990030" w:history="1">
         <w:r>
           <w:rPr>
             <w:rStyle w:val="aff8"/>
@@ -2231,7 +2231,7 @@
             <w:noProof/>
             <w:webHidden/>
           </w:rPr>
-          <w:instrText xml:space="preserve"> PAGEREF _Toc243987302 \h </w:instrText>
+          <w:instrText xml:space="preserve"> PAGEREF _Toc243990030 \h </w:instrText>
         </w:r>
         <w:r>
           <w:rPr>
@@ -2277,7 +2277,7 @@
           <w14:ligatures w14:val="standardContextual"/>
         </w:rPr>
       </w:pPr>
-      <w:hyperlink w:anchor="_Toc243987303" w:history="1">
+      <w:hyperlink w:anchor="_Toc243990031" w:history="1">
         <w:r>
           <w:rPr>
             <w:rStyle w:val="aff8"/>
@@ -2304,7 +2304,7 @@
             <w:noProof/>
             <w:webHidden/>
           </w:rPr>
-          <w:instrText xml:space="preserve"> PAGEREF _Toc243987303 \h </w:instrText>
+          <w:instrText xml:space="preserve"> PAGEREF _Toc243990031 \h </w:instrText>
         </w:r>
         <w:r>
           <w:rPr>
@@ -2350,7 +2350,7 @@
           <w14:ligatures w14:val="standardContextual"/>
         </w:rPr>
       </w:pPr>
-      <w:hyperlink w:anchor="_Toc243987304" w:history="1">
+      <w:hyperlink w:anchor="_Toc243990032" w:history="1">
         <w:r>
           <w:rPr>
             <w:rStyle w:val="aff8"/>
@@ -2377,7 +2377,7 @@
             <w:noProof/>
             <w:webHidden/>
           </w:rPr>
-          <w:instrText xml:space="preserve"> PAGEREF _Toc243987304 \h </w:instrText>
+          <w:instrText xml:space="preserve"> PAGEREF _Toc243990032 \h </w:instrText>
         </w:r>
         <w:r>
           <w:rPr>
@@ -2423,7 +2423,7 @@
           <w14:ligatures w14:val="standardContextual"/>
         </w:rPr>
       </w:pPr>
-      <w:hyperlink w:anchor="_Toc243987305" w:history="1">
+      <w:hyperlink w:anchor="_Toc243990033" w:history="1">
         <w:r>
           <w:rPr>
             <w:rStyle w:val="aff8"/>
@@ -2450,7 +2450,7 @@
             <w:noProof/>
             <w:webHidden/>
           </w:rPr>
-          <w:instrText xml:space="preserve"> PAGEREF _Toc243987305 \h </w:instrText>
+          <w:instrText xml:space="preserve"> PAGEREF _Toc243990033 \h </w:instrText>
         </w:r>
         <w:r>
           <w:rPr>
@@ -2496,7 +2496,7 @@
           <w14:ligatures w14:val="standardContextual"/>
         </w:rPr>
       </w:pPr>
-      <w:hyperlink w:anchor="_Toc243987306" w:history="1">
+      <w:hyperlink w:anchor="_Toc243990034" w:history="1">
         <w:r>
           <w:rPr>
             <w:rStyle w:val="aff8"/>
@@ -2523,7 +2523,7 @@
             <w:noProof/>
             <w:webHidden/>
           </w:rPr>
-          <w:instrText xml:space="preserve"> PAGEREF _Toc243987306 \h </w:instrText>
+          <w:instrText xml:space="preserve"> PAGEREF _Toc243990034 \h </w:instrText>
         </w:r>
         <w:r>
           <w:rPr>
@@ -2569,7 +2569,7 @@
           <w14:ligatures w14:val="standardContextual"/>
         </w:rPr>
       </w:pPr>
-      <w:hyperlink w:anchor="_Toc243987307" w:history="1">
+      <w:hyperlink w:anchor="_Toc243990035" w:history="1">
         <w:r>
           <w:rPr>
             <w:rStyle w:val="aff8"/>
@@ -2596,7 +2596,7 @@
             <w:noProof/>
             <w:webHidden/>
           </w:rPr>
-          <w:instrText xml:space="preserve"> PAGEREF _Toc243987307 \h </w:instrText>
+          <w:instrText xml:space="preserve"> PAGEREF _Toc243990035 \h </w:instrText>
         </w:r>
         <w:r>
           <w:rPr>
@@ -2642,7 +2642,7 @@
           <w14:ligatures w14:val="standardContextual"/>
         </w:rPr>
       </w:pPr>
-      <w:hyperlink w:anchor="_Toc243987308" w:history="1">
+      <w:hyperlink w:anchor="_Toc243990036" w:history="1">
         <w:r>
           <w:rPr>
             <w:rStyle w:val="aff8"/>
@@ -2669,7 +2669,7 @@
             <w:noProof/>
             <w:webHidden/>
           </w:rPr>
-          <w:instrText xml:space="preserve"> PAGEREF _Toc243987308 \h </w:instrText>
+          <w:instrText xml:space="preserve"> PAGEREF _Toc243990036 \h </w:instrText>
         </w:r>
         <w:r>
           <w:rPr>
@@ -2715,7 +2715,7 @@
           <w14:ligatures w14:val="standardContextual"/>
         </w:rPr>
       </w:pPr>
-      <w:hyperlink w:anchor="_Toc243987309" w:history="1">
+      <w:hyperlink w:anchor="_Toc243990037" w:history="1">
         <w:r>
           <w:rPr>
             <w:rStyle w:val="aff8"/>
@@ -2742,7 +2742,7 @@
             <w:noProof/>
             <w:webHidden/>
           </w:rPr>
-          <w:instrText xml:space="preserve"> PAGEREF _Toc243987309 \h </w:instrText>
+          <w:instrText xml:space="preserve"> PAGEREF _Toc243990037 \h </w:instrText>
         </w:r>
         <w:r>
           <w:rPr>
@@ -2788,7 +2788,7 @@
           <w14:ligatures w14:val="standardContextual"/>
         </w:rPr>
       </w:pPr>
-      <w:hyperlink w:anchor="_Toc243987310" w:history="1">
+      <w:hyperlink w:anchor="_Toc243990038" w:history="1">
         <w:r>
           <w:rPr>
             <w:rStyle w:val="aff8"/>
@@ -2815,7 +2815,7 @@
             <w:noProof/>
             <w:webHidden/>
           </w:rPr>
-          <w:instrText xml:space="preserve"> PAGEREF _Toc243987310 \h </w:instrText>
+          <w:instrText xml:space="preserve"> PAGEREF _Toc243990038 \h </w:instrText>
         </w:r>
         <w:r>
           <w:rPr>
@@ -2861,7 +2861,7 @@
           <w14:ligatures w14:val="standardContextual"/>
         </w:rPr>
       </w:pPr>
-      <w:hyperlink w:anchor="_Toc243987311" w:history="1">
+      <w:hyperlink w:anchor="_Toc243990039" w:history="1">
         <w:r>
           <w:rPr>
             <w:rStyle w:val="aff8"/>
@@ -2888,7 +2888,7 @@
             <w:noProof/>
             <w:webHidden/>
           </w:rPr>
-          <w:instrText xml:space="preserve"> PAGEREF _Toc243987311 \h </w:instrText>
+          <w:instrText xml:space="preserve"> PAGEREF _Toc243990039 \h </w:instrText>
         </w:r>
         <w:r>
           <w:rPr>
@@ -2934,7 +2934,7 @@
           <w14:ligatures w14:val="standardContextual"/>
         </w:rPr>
       </w:pPr>
-      <w:hyperlink w:anchor="_Toc243987312" w:history="1">
+      <w:hyperlink w:anchor="_Toc243990040" w:history="1">
         <w:r>
           <w:rPr>
             <w:rStyle w:val="aff8"/>
@@ -2961,7 +2961,7 @@
             <w:noProof/>
             <w:webHidden/>
           </w:rPr>
-          <w:instrText xml:space="preserve"> PAGEREF _Toc243987312 \h </w:instrText>
+          <w:instrText xml:space="preserve"> PAGEREF _Toc243990040 \h </w:instrText>
         </w:r>
         <w:r>
           <w:rPr>
@@ -3007,7 +3007,7 @@
           <w14:ligatures w14:val="standardContextual"/>
         </w:rPr>
       </w:pPr>
-      <w:hyperlink w:anchor="_Toc243987313" w:history="1">
+      <w:hyperlink w:anchor="_Toc243990041" w:history="1">
         <w:r>
           <w:rPr>
             <w:rStyle w:val="aff8"/>
@@ -3034,7 +3034,7 @@
             <w:noProof/>
             <w:webHidden/>
           </w:rPr>
-          <w:instrText xml:space="preserve"> PAGEREF _Toc243987313 \h </w:instrText>
+          <w:instrText xml:space="preserve"> PAGEREF _Toc243990041 \h </w:instrText>
         </w:r>
         <w:r>
           <w:rPr>
@@ -3080,7 +3080,7 @@
           <w14:ligatures w14:val="standardContextual"/>
         </w:rPr>
       </w:pPr>
-      <w:hyperlink w:anchor="_Toc243987314" w:history="1">
+      <w:hyperlink w:anchor="_Toc243990042" w:history="1">
         <w:r>
           <w:rPr>
             <w:rStyle w:val="aff8"/>
@@ -3107,7 +3107,7 @@
             <w:noProof/>
             <w:webHidden/>
           </w:rPr>
-          <w:instrText xml:space="preserve"> PAGEREF _Toc243987314 \h </w:instrText>
+          <w:instrText xml:space="preserve"> PAGEREF _Toc243990042 \h </w:instrText>
         </w:r>
         <w:r>
           <w:rPr>
@@ -3153,7 +3153,7 @@
           <w14:ligatures w14:val="standardContextual"/>
         </w:rPr>
       </w:pPr>
-      <w:hyperlink w:anchor="_Toc243987315" w:history="1">
+      <w:hyperlink w:anchor="_Toc243990043" w:history="1">
         <w:r>
           <w:rPr>
             <w:rStyle w:val="aff8"/>
@@ -3180,7 +3180,7 @@
             <w:noProof/>
             <w:webHidden/>
           </w:rPr>
-          <w:instrText xml:space="preserve"> PAGEREF _Toc243987315 \h </w:instrText>
+          <w:instrText xml:space="preserve"> PAGEREF _Toc243990043 \h </w:instrText>
         </w:r>
         <w:r>
           <w:rPr>
@@ -3226,7 +3226,7 @@
           <w14:ligatures w14:val="standardContextual"/>
         </w:rPr>
       </w:pPr>
-      <w:hyperlink w:anchor="_Toc243987316" w:history="1">
+      <w:hyperlink w:anchor="_Toc243990044" w:history="1">
         <w:r>
           <w:rPr>
             <w:rStyle w:val="aff8"/>
@@ -3253,7 +3253,7 @@
             <w:noProof/>
             <w:webHidden/>
           </w:rPr>
-          <w:instrText xml:space="preserve"> PAGEREF _Toc243987316 \h </w:instrText>
+          <w:instrText xml:space="preserve"> PAGEREF _Toc243990044 \h </w:instrText>
         </w:r>
         <w:r>
           <w:rPr>
@@ -3299,7 +3299,7 @@
           <w14:ligatures w14:val="standardContextual"/>
         </w:rPr>
       </w:pPr>
-      <w:hyperlink w:anchor="_Toc243987317" w:history="1">
+      <w:hyperlink w:anchor="_Toc243990045" w:history="1">
         <w:r>
           <w:rPr>
             <w:rStyle w:val="aff8"/>
@@ -3326,7 +3326,7 @@
             <w:noProof/>
             <w:webHidden/>
           </w:rPr>
-          <w:instrText xml:space="preserve"> PAGEREF _Toc243987317 \h </w:instrText>
+          <w:instrText xml:space="preserve"> PAGEREF _Toc243990045 \h </w:instrText>
         </w:r>
         <w:r>
           <w:rPr>
@@ -3372,7 +3372,7 @@
           <w14:ligatures w14:val="standardContextual"/>
         </w:rPr>
       </w:pPr>
-      <w:hyperlink w:anchor="_Toc243987318" w:history="1">
+      <w:hyperlink w:anchor="_Toc243990046" w:history="1">
         <w:r>
           <w:rPr>
             <w:rStyle w:val="aff8"/>
@@ -3399,7 +3399,7 @@
             <w:noProof/>
             <w:webHidden/>
           </w:rPr>
-          <w:instrText xml:space="preserve"> PAGEREF _Toc243987318 \h </w:instrText>
+          <w:instrText xml:space="preserve"> PAGEREF _Toc243990046 \h </w:instrText>
         </w:r>
         <w:r>
           <w:rPr>
@@ -3445,7 +3445,7 @@
           <w14:ligatures w14:val="standardContextual"/>
         </w:rPr>
       </w:pPr>
-      <w:hyperlink w:anchor="_Toc243987319" w:history="1">
+      <w:hyperlink w:anchor="_Toc243990047" w:history="1">
         <w:r>
           <w:rPr>
             <w:rStyle w:val="aff8"/>
@@ -3472,7 +3472,7 @@
             <w:noProof/>
             <w:webHidden/>
           </w:rPr>
-          <w:instrText xml:space="preserve"> PAGEREF _Toc243987319 \h </w:instrText>
+          <w:instrText xml:space="preserve"> PAGEREF _Toc243990047 \h </w:instrText>
         </w:r>
         <w:r>
           <w:rPr>
@@ -3518,7 +3518,7 @@
           <w14:ligatures w14:val="standardContextual"/>
         </w:rPr>
       </w:pPr>
-      <w:hyperlink w:anchor="_Toc243987320" w:history="1">
+      <w:hyperlink w:anchor="_Toc243990048" w:history="1">
         <w:r>
           <w:rPr>
             <w:rStyle w:val="aff8"/>
@@ -3545,7 +3545,7 @@
             <w:noProof/>
             <w:webHidden/>
           </w:rPr>
-          <w:instrText xml:space="preserve"> PAGEREF _Toc243987320 \h </w:instrText>
+          <w:instrText xml:space="preserve"> PAGEREF _Toc243990048 \h </w:instrText>
         </w:r>
         <w:r>
           <w:rPr>
@@ -3591,7 +3591,7 @@
           <w14:ligatures w14:val="standardContextual"/>
         </w:rPr>
       </w:pPr>
-      <w:hyperlink w:anchor="_Toc243987321" w:history="1">
+      <w:hyperlink w:anchor="_Toc243990049" w:history="1">
         <w:r>
           <w:rPr>
             <w:rStyle w:val="aff8"/>
@@ -3618,7 +3618,7 @@
             <w:noProof/>
             <w:webHidden/>
           </w:rPr>
-          <w:instrText xml:space="preserve"> PAGEREF _Toc243987321 \h </w:instrText>
+          <w:instrText xml:space="preserve"> PAGEREF _Toc243990049 \h </w:instrText>
         </w:r>
         <w:r>
           <w:rPr>
@@ -3664,7 +3664,7 @@
           <w14:ligatures w14:val="standardContextual"/>
         </w:rPr>
       </w:pPr>
-      <w:hyperlink w:anchor="_Toc243987322" w:history="1">
+      <w:hyperlink w:anchor="_Toc243990050" w:history="1">
         <w:r>
           <w:rPr>
             <w:rStyle w:val="aff8"/>
@@ -3691,7 +3691,7 @@
             <w:noProof/>
             <w:webHidden/>
           </w:rPr>
-          <w:instrText xml:space="preserve"> PAGEREF _Toc243987322 \h </w:instrText>
+          <w:instrText xml:space="preserve"> PAGEREF _Toc243990050 \h </w:instrText>
         </w:r>
         <w:r>
           <w:rPr>
@@ -3737,7 +3737,7 @@
           <w14:ligatures w14:val="standardContextual"/>
         </w:rPr>
       </w:pPr>
-      <w:hyperlink w:anchor="_Toc243987323" w:history="1">
+      <w:hyperlink w:anchor="_Toc243990051" w:history="1">
         <w:r>
           <w:rPr>
             <w:rStyle w:val="aff8"/>
@@ -3764,7 +3764,7 @@
             <w:noProof/>
             <w:webHidden/>
           </w:rPr>
-          <w:instrText xml:space="preserve"> PAGEREF _Toc243987323 \h </w:instrText>
+          <w:instrText xml:space="preserve"> PAGEREF _Toc243990051 \h </w:instrText>
         </w:r>
         <w:r>
           <w:rPr>
@@ -3810,7 +3810,7 @@
           <w14:ligatures w14:val="standardContextual"/>
         </w:rPr>
       </w:pPr>
-      <w:hyperlink w:anchor="_Toc243987324" w:history="1">
+      <w:hyperlink w:anchor="_Toc243990052" w:history="1">
         <w:r>
           <w:rPr>
             <w:rStyle w:val="aff8"/>
@@ -3837,7 +3837,7 @@
             <w:noProof/>
             <w:webHidden/>
           </w:rPr>
-          <w:instrText xml:space="preserve"> PAGEREF _Toc243987324 \h </w:instrText>
+          <w:instrText xml:space="preserve"> PAGEREF _Toc243990052 \h </w:instrText>
         </w:r>
         <w:r>
           <w:rPr>
@@ -3883,7 +3883,7 @@
           <w14:ligatures w14:val="standardContextual"/>
         </w:rPr>
       </w:pPr>
-      <w:hyperlink w:anchor="_Toc243987325" w:history="1">
+      <w:hyperlink w:anchor="_Toc243990053" w:history="1">
         <w:r>
           <w:rPr>
             <w:rStyle w:val="aff8"/>
@@ -3910,7 +3910,7 @@
             <w:noProof/>
             <w:webHidden/>
           </w:rPr>
-          <w:instrText xml:space="preserve"> PAGEREF _Toc243987325 \h </w:instrText>
+          <w:instrText xml:space="preserve"> PAGEREF _Toc243990053 \h </w:instrText>
         </w:r>
         <w:r>
           <w:rPr>
@@ -3956,7 +3956,7 @@
           <w14:ligatures w14:val="standardContextual"/>
         </w:rPr>
       </w:pPr>
-      <w:hyperlink w:anchor="_Toc243987326" w:history="1">
+      <w:hyperlink w:anchor="_Toc243990054" w:history="1">
         <w:r>
           <w:rPr>
             <w:rStyle w:val="aff8"/>
@@ -3983,7 +3983,7 @@
             <w:noProof/>
             <w:webHidden/>
           </w:rPr>
-          <w:instrText xml:space="preserve"> PAGEREF _Toc243987326 \h </w:instrText>
+          <w:instrText xml:space="preserve"> PAGEREF _Toc243990054 \h </w:instrText>
         </w:r>
         <w:r>
           <w:rPr>
@@ -4029,7 +4029,7 @@
           <w14:ligatures w14:val="standardContextual"/>
         </w:rPr>
       </w:pPr>
-      <w:hyperlink w:anchor="_Toc243987327" w:history="1">
+      <w:hyperlink w:anchor="_Toc243990055" w:history="1">
         <w:r>
           <w:rPr>
             <w:rStyle w:val="aff8"/>
@@ -4056,7 +4056,7 @@
             <w:noProof/>
             <w:webHidden/>
           </w:rPr>
-          <w:instrText xml:space="preserve"> PAGEREF _Toc243987327 \h </w:instrText>
+          <w:instrText xml:space="preserve"> PAGEREF _Toc243990055 \h </w:instrText>
         </w:r>
         <w:r>
           <w:rPr>
@@ -4102,7 +4102,7 @@
           <w14:ligatures w14:val="standardContextual"/>
         </w:rPr>
       </w:pPr>
-      <w:hyperlink w:anchor="_Toc243987328" w:history="1">
+      <w:hyperlink w:anchor="_Toc243990056" w:history="1">
         <w:r>
           <w:rPr>
             <w:rStyle w:val="aff8"/>
@@ -4129,7 +4129,7 @@
             <w:noProof/>
             <w:webHidden/>
           </w:rPr>
-          <w:instrText xml:space="preserve"> PAGEREF _Toc243987328 \h </w:instrText>
+          <w:instrText xml:space="preserve"> PAGEREF _Toc243990056 \h </w:instrText>
         </w:r>
         <w:r>
           <w:rPr>
@@ -4175,7 +4175,7 @@
           <w14:ligatures w14:val="standardContextual"/>
         </w:rPr>
       </w:pPr>
-      <w:hyperlink w:anchor="_Toc243987329" w:history="1">
+      <w:hyperlink w:anchor="_Toc243990057" w:history="1">
         <w:r>
           <w:rPr>
             <w:rStyle w:val="aff8"/>
@@ -4202,7 +4202,7 @@
             <w:noProof/>
             <w:webHidden/>
           </w:rPr>
-          <w:instrText xml:space="preserve"> PAGEREF _Toc243987329 \h </w:instrText>
+          <w:instrText xml:space="preserve"> PAGEREF _Toc243990057 \h </w:instrText>
         </w:r>
         <w:r>
           <w:rPr>
@@ -4248,7 +4248,7 @@
           <w14:ligatures w14:val="standardContextual"/>
         </w:rPr>
       </w:pPr>
-      <w:hyperlink w:anchor="_Toc243987330" w:history="1">
+      <w:hyperlink w:anchor="_Toc243990058" w:history="1">
         <w:r>
           <w:rPr>
             <w:rStyle w:val="aff8"/>
@@ -4275,7 +4275,7 @@
             <w:noProof/>
             <w:webHidden/>
           </w:rPr>
-          <w:instrText xml:space="preserve"> PAGEREF _Toc243987330 \h </w:instrText>
+          <w:instrText xml:space="preserve"> PAGEREF _Toc243990058 \h </w:instrText>
         </w:r>
         <w:r>
           <w:rPr>
@@ -4321,7 +4321,7 @@
           <w14:ligatures w14:val="standardContextual"/>
         </w:rPr>
       </w:pPr>
-      <w:hyperlink w:anchor="_Toc243987331" w:history="1">
+      <w:hyperlink w:anchor="_Toc243990059" w:history="1">
         <w:r>
           <w:rPr>
             <w:rStyle w:val="aff8"/>
@@ -4348,7 +4348,7 @@
             <w:noProof/>
             <w:webHidden/>
           </w:rPr>
-          <w:instrText xml:space="preserve"> PAGEREF _Toc243987331 \h </w:instrText>
+          <w:instrText xml:space="preserve"> PAGEREF _Toc243990059 \h </w:instrText>
         </w:r>
         <w:r>
           <w:rPr>
@@ -4394,7 +4394,7 @@
           <w14:ligatures w14:val="standardContextual"/>
         </w:rPr>
       </w:pPr>
-      <w:hyperlink w:anchor="_Toc243987332" w:history="1">
+      <w:hyperlink w:anchor="_Toc243990060" w:history="1">
         <w:r>
           <w:rPr>
             <w:rStyle w:val="aff8"/>
@@ -4421,7 +4421,7 @@
             <w:noProof/>
             <w:webHidden/>
           </w:rPr>
-          <w:instrText xml:space="preserve"> PAGEREF _Toc243987332 \h </w:instrText>
+          <w:instrText xml:space="preserve"> PAGEREF _Toc243990060 \h </w:instrText>
         </w:r>
         <w:r>
           <w:rPr>
@@ -4467,7 +4467,7 @@
           <w14:ligatures w14:val="standardContextual"/>
         </w:rPr>
       </w:pPr>
-      <w:hyperlink w:anchor="_Toc243987333" w:history="1">
+      <w:hyperlink w:anchor="_Toc243990061" w:history="1">
         <w:r>
           <w:rPr>
             <w:rStyle w:val="aff8"/>
@@ -4494,7 +4494,7 @@
             <w:noProof/>
             <w:webHidden/>
           </w:rPr>
-          <w:instrText xml:space="preserve"> PAGEREF _Toc243987333 \h </w:instrText>
+          <w:instrText xml:space="preserve"> PAGEREF _Toc243990061 \h </w:instrText>
         </w:r>
         <w:r>
           <w:rPr>
@@ -4540,7 +4540,7 @@
           <w14:ligatures w14:val="standardContextual"/>
         </w:rPr>
       </w:pPr>
-      <w:hyperlink w:anchor="_Toc243987334" w:history="1">
+      <w:hyperlink w:anchor="_Toc243990062" w:history="1">
         <w:r>
           <w:rPr>
             <w:rStyle w:val="aff8"/>
@@ -4567,7 +4567,7 @@
             <w:noProof/>
             <w:webHidden/>
           </w:rPr>
-          <w:instrText xml:space="preserve"> PAGEREF _Toc243987334 \h </w:instrText>
+          <w:instrText xml:space="preserve"> PAGEREF _Toc243990062 \h </w:instrText>
         </w:r>
         <w:r>
           <w:rPr>
@@ -4613,7 +4613,7 @@
           <w14:ligatures w14:val="standardContextual"/>
         </w:rPr>
       </w:pPr>
-      <w:hyperlink w:anchor="_Toc243987335" w:history="1">
+      <w:hyperlink w:anchor="_Toc243990063" w:history="1">
         <w:r>
           <w:rPr>
             <w:rStyle w:val="aff8"/>
@@ -4640,7 +4640,7 @@
             <w:noProof/>
             <w:webHidden/>
           </w:rPr>
-          <w:instrText xml:space="preserve"> PAGEREF _Toc243987335 \h </w:instrText>
+          <w:instrText xml:space="preserve"> PAGEREF _Toc243990063 \h </w:instrText>
         </w:r>
         <w:r>
           <w:rPr>
@@ -4686,7 +4686,7 @@
           <w14:ligatures w14:val="standardContextual"/>
         </w:rPr>
       </w:pPr>
-      <w:hyperlink w:anchor="_Toc243987336" w:history="1">
+      <w:hyperlink w:anchor="_Toc243990064" w:history="1">
         <w:r>
           <w:rPr>
             <w:rStyle w:val="aff8"/>
@@ -4713,7 +4713,7 @@
             <w:noProof/>
             <w:webHidden/>
           </w:rPr>
-          <w:instrText xml:space="preserve"> PAGEREF _Toc243987336 \h </w:instrText>
+          <w:instrText xml:space="preserve"> PAGEREF _Toc243990064 \h </w:instrText>
         </w:r>
         <w:r>
           <w:rPr>
@@ -4759,7 +4759,7 @@
           <w14:ligatures w14:val="standardContextual"/>
         </w:rPr>
       </w:pPr>
-      <w:hyperlink w:anchor="_Toc243987337" w:history="1">
+      <w:hyperlink w:anchor="_Toc243990065" w:history="1">
         <w:r>
           <w:rPr>
             <w:rStyle w:val="aff8"/>
@@ -4786,7 +4786,7 @@
             <w:noProof/>
             <w:webHidden/>
           </w:rPr>
-          <w:instrText xml:space="preserve"> PAGEREF _Toc243987337 \h </w:instrText>
+          <w:instrText xml:space="preserve"> PAGEREF _Toc243990065 \h </w:instrText>
         </w:r>
         <w:r>
           <w:rPr>
@@ -4832,7 +4832,7 @@
           <w14:ligatures w14:val="standardContextual"/>
         </w:rPr>
       </w:pPr>
-      <w:hyperlink w:anchor="_Toc243987338" w:history="1">
+      <w:hyperlink w:anchor="_Toc243990066" w:history="1">
         <w:r>
           <w:rPr>
             <w:rStyle w:val="aff8"/>
@@ -4859,7 +4859,7 @@
             <w:noProof/>
             <w:webHidden/>
           </w:rPr>
-          <w:instrText xml:space="preserve"> PAGEREF _Toc243987338 \h </w:instrText>
+          <w:instrText xml:space="preserve"> PAGEREF _Toc243990066 \h </w:instrText>
         </w:r>
         <w:r>
           <w:rPr>
@@ -4905,7 +4905,7 @@
           <w14:ligatures w14:val="standardContextual"/>
         </w:rPr>
       </w:pPr>
-      <w:hyperlink w:anchor="_Toc243987339" w:history="1">
+      <w:hyperlink w:anchor="_Toc243990067" w:history="1">
         <w:r>
           <w:rPr>
             <w:rStyle w:val="aff8"/>
@@ -4932,7 +4932,7 @@
             <w:noProof/>
             <w:webHidden/>
           </w:rPr>
-          <w:instrText xml:space="preserve"> PAGEREF _Toc243987339 \h </w:instrText>
+          <w:instrText xml:space="preserve"> PAGEREF _Toc243990067 \h </w:instrText>
         </w:r>
         <w:r>
           <w:rPr>
@@ -4978,7 +4978,7 @@
           <w14:ligatures w14:val="standardContextual"/>
         </w:rPr>
       </w:pPr>
-      <w:hyperlink w:anchor="_Toc243987340" w:history="1">
+      <w:hyperlink w:anchor="_Toc243990068" w:history="1">
         <w:r>
           <w:rPr>
             <w:rStyle w:val="aff8"/>
@@ -5005,7 +5005,7 @@
             <w:noProof/>
             <w:webHidden/>
           </w:rPr>
-          <w:instrText xml:space="preserve"> PAGEREF _Toc243987340 \h </w:instrText>
+          <w:instrText xml:space="preserve"> PAGEREF _Toc243990068 \h </w:instrText>
         </w:r>
         <w:r>
           <w:rPr>
@@ -5051,7 +5051,7 @@
           <w14:ligatures w14:val="standardContextual"/>
         </w:rPr>
       </w:pPr>
-      <w:hyperlink w:anchor="_Toc243987341" w:history="1">
+      <w:hyperlink w:anchor="_Toc243990069" w:history="1">
         <w:r>
           <w:rPr>
             <w:rStyle w:val="aff8"/>
@@ -5078,7 +5078,7 @@
             <w:noProof/>
             <w:webHidden/>
           </w:rPr>
-          <w:instrText xml:space="preserve"> PAGEREF _Toc243987341 \h </w:instrText>
+          <w:instrText xml:space="preserve"> PAGEREF _Toc243990069 \h </w:instrText>
         </w:r>
         <w:r>
           <w:rPr>
@@ -5124,7 +5124,7 @@
           <w14:ligatures w14:val="standardContextual"/>
         </w:rPr>
       </w:pPr>
-      <w:hyperlink w:anchor="_Toc243987342" w:history="1">
+      <w:hyperlink w:anchor="_Toc243990070" w:history="1">
         <w:r>
           <w:rPr>
             <w:rStyle w:val="aff8"/>
@@ -5151,7 +5151,7 @@
             <w:noProof/>
             <w:webHidden/>
           </w:rPr>
-          <w:instrText xml:space="preserve"> PAGEREF _Toc243987342 \h </w:instrText>
+          <w:instrText xml:space="preserve"> PAGEREF _Toc243990070 \h </w:instrText>
         </w:r>
         <w:r>
           <w:rPr>
@@ -5197,7 +5197,7 @@
           <w14:ligatures w14:val="standardContextual"/>
         </w:rPr>
       </w:pPr>
-      <w:hyperlink w:anchor="_Toc243987343" w:history="1">
+      <w:hyperlink w:anchor="_Toc243990071" w:history="1">
         <w:r>
           <w:rPr>
             <w:rStyle w:val="aff8"/>
@@ -5224,7 +5224,7 @@
             <w:noProof/>
             <w:webHidden/>
           </w:rPr>
-          <w:instrText xml:space="preserve"> PAGEREF _Toc243987343 \h </w:instrText>
+          <w:instrText xml:space="preserve"> PAGEREF _Toc243990071 \h </w:instrText>
         </w:r>
         <w:r>
           <w:rPr>
@@ -5270,7 +5270,7 @@
           <w14:ligatures w14:val="standardContextual"/>
         </w:rPr>
       </w:pPr>
-      <w:hyperlink w:anchor="_Toc243987344" w:history="1">
+      <w:hyperlink w:anchor="_Toc243990072" w:history="1">
         <w:r>
           <w:rPr>
             <w:rStyle w:val="aff8"/>
@@ -5297,7 +5297,7 @@
             <w:noProof/>
             <w:webHidden/>
           </w:rPr>
-          <w:instrText xml:space="preserve"> PAGEREF _Toc243987344 \h </w:instrText>
+          <w:instrText xml:space="preserve"> PAGEREF _Toc243990072 \h </w:instrText>
         </w:r>
         <w:r>
           <w:rPr>
@@ -5343,7 +5343,7 @@
           <w14:ligatures w14:val="standardContextual"/>
         </w:rPr>
       </w:pPr>
-      <w:hyperlink w:anchor="_Toc243987345" w:history="1">
+      <w:hyperlink w:anchor="_Toc243990073" w:history="1">
         <w:r>
           <w:rPr>
             <w:rStyle w:val="aff8"/>
@@ -5370,7 +5370,7 @@
             <w:noProof/>
             <w:webHidden/>
           </w:rPr>
-          <w:instrText xml:space="preserve"> PAGEREF _Toc243987345 \h </w:instrText>
+          <w:instrText xml:space="preserve"> PAGEREF _Toc243990073 \h </w:instrText>
         </w:r>
         <w:r>
           <w:rPr>
@@ -5416,7 +5416,7 @@
           <w14:ligatures w14:val="standardContextual"/>
         </w:rPr>
       </w:pPr>
-      <w:hyperlink w:anchor="_Toc243987346" w:history="1">
+      <w:hyperlink w:anchor="_Toc243990074" w:history="1">
         <w:r>
           <w:rPr>
             <w:rStyle w:val="aff8"/>
@@ -5443,7 +5443,7 @@
             <w:noProof/>
             <w:webHidden/>
           </w:rPr>
-          <w:instrText xml:space="preserve"> PAGEREF _Toc243987346 \h </w:instrText>
+          <w:instrText xml:space="preserve"> PAGEREF _Toc243990074 \h </w:instrText>
         </w:r>
         <w:r>
           <w:rPr>
@@ -5489,7 +5489,7 @@
         <w:ind w:firstLine="0"/>
         <w:jc w:val="center"/>
       </w:pPr>
-      <w:bookmarkStart w:id="0" w:name="_Toc243987276"/>
+      <w:bookmarkStart w:id="0" w:name="_Toc243990004"/>
       <w:r>
         <w:lastRenderedPageBreak/>
         <w:t>ПЕРЕЧЕНЬ ТЕРМИНОВ И СОКРАЩЕНИЙ</w:t>
@@ -6751,7 +6751,7 @@
         <w:pStyle w:val="1"/>
         <w:pageBreakBefore/>
       </w:pPr>
-      <w:bookmarkStart w:id="1" w:name="_Toc243987277"/>
+      <w:bookmarkStart w:id="1" w:name="_Toc243990005"/>
       <w:r>
         <w:lastRenderedPageBreak/>
         <w:t>1 Исходные положения</w:t>
@@ -6762,7 +6762,7 @@
       <w:pPr>
         <w:pStyle w:val="21"/>
       </w:pPr>
-      <w:bookmarkStart w:id="2" w:name="_Toc243987278"/>
+      <w:bookmarkStart w:id="2" w:name="_Toc243990006"/>
       <w:r>
         <w:t>1.1 Назначение документа</w:t>
       </w:r>
@@ -6777,7 +6777,7 @@
       <w:pPr>
         <w:pStyle w:val="21"/>
       </w:pPr>
-      <w:bookmarkStart w:id="3" w:name="_Toc243987279"/>
+      <w:bookmarkStart w:id="3" w:name="_Toc243990007"/>
       <w:r>
         <w:t>1.2 Сведения об объекте автоматизации</w:t>
       </w:r>
@@ -6792,7 +6792,7 @@
       <w:pPr>
         <w:pStyle w:val="21"/>
       </w:pPr>
-      <w:bookmarkStart w:id="4" w:name="_Toc243987280"/>
+      <w:bookmarkStart w:id="4" w:name="_Toc243990008"/>
       <w:r>
         <w:t>1.3 Категории пользователей</w:t>
       </w:r>
@@ -7293,7 +7293,7 @@
         <w:pStyle w:val="1"/>
         <w:pageBreakBefore/>
       </w:pPr>
-      <w:bookmarkStart w:id="5" w:name="_Toc243987281"/>
+      <w:bookmarkStart w:id="5" w:name="_Toc243990009"/>
       <w:r>
         <w:lastRenderedPageBreak/>
         <w:t>2 Цели автоматизированной системы и автоматизированные функции</w:t>
@@ -7599,7 +7599,7 @@
         <w:pStyle w:val="1"/>
         <w:pageBreakBefore/>
       </w:pPr>
-      <w:bookmarkStart w:id="6" w:name="_Toc243987282"/>
+      <w:bookmarkStart w:id="6" w:name="_Toc243990010"/>
       <w:r>
         <w:lastRenderedPageBreak/>
         <w:t>3 Характеристика функциональной структуры</w:t>
@@ -7610,7 +7610,7 @@
       <w:pPr>
         <w:pStyle w:val="21"/>
       </w:pPr>
-      <w:bookmarkStart w:id="7" w:name="_Toc243987283"/>
+      <w:bookmarkStart w:id="7" w:name="_Toc243990011"/>
       <w:r>
         <w:t>3.1 Перечень подсистем и функций</w:t>
       </w:r>
@@ -9905,7 +9905,7 @@
       <w:pPr>
         <w:pStyle w:val="21"/>
       </w:pPr>
-      <w:bookmarkStart w:id="8" w:name="_Toc243987284"/>
+      <w:bookmarkStart w:id="8" w:name="_Toc243990012"/>
       <w:r>
         <w:lastRenderedPageBreak/>
         <w:t>3.2 Последовательность выполнения функций</w:t>
@@ -9976,7 +9976,7 @@
       <w:pPr>
         <w:pStyle w:val="21"/>
       </w:pPr>
-      <w:bookmarkStart w:id="9" w:name="_Toc243987285"/>
+      <w:bookmarkStart w:id="9" w:name="_Toc243990013"/>
       <w:r>
         <w:t>3.3 Сквозные правила</w:t>
       </w:r>
@@ -10022,7 +10022,7 @@
         <w:pStyle w:val="1"/>
         <w:pageBreakBefore/>
       </w:pPr>
-      <w:bookmarkStart w:id="10" w:name="_Toc243987286"/>
+      <w:bookmarkStart w:id="10" w:name="_Toc243990014"/>
       <w:r>
         <w:lastRenderedPageBreak/>
         <w:t>4 Подсистема «Организационная структура и права доступа»</w:t>
@@ -10033,7 +10033,7 @@
       <w:pPr>
         <w:pStyle w:val="21"/>
       </w:pPr>
-      <w:bookmarkStart w:id="11" w:name="_Toc243987287"/>
+      <w:bookmarkStart w:id="11" w:name="_Toc243990015"/>
       <w:r>
         <w:t>4.1 ОРГ-01 Вход в систему и выход</w:t>
       </w:r>
@@ -10123,7 +10123,7 @@
       <w:pPr>
         <w:pStyle w:val="21"/>
       </w:pPr>
-      <w:bookmarkStart w:id="12" w:name="_Toc243987288"/>
+      <w:bookmarkStart w:id="12" w:name="_Toc243990016"/>
       <w:r>
         <w:t>4.2 ОРГ-02 Восстановление и смена пароля</w:t>
       </w:r>
@@ -10194,7 +10194,7 @@
       <w:pPr>
         <w:pStyle w:val="21"/>
       </w:pPr>
-      <w:bookmarkStart w:id="13" w:name="_Toc243987289"/>
+      <w:bookmarkStart w:id="13" w:name="_Toc243990017"/>
       <w:r>
         <w:t>4.3 ОРГ-03 Ведение компаний</w:t>
       </w:r>
@@ -10224,7 +10224,7 @@
       <w:pPr>
         <w:pStyle w:val="21"/>
       </w:pPr>
-      <w:bookmarkStart w:id="14" w:name="_Toc243987290"/>
+      <w:bookmarkStart w:id="14" w:name="_Toc243990018"/>
       <w:r>
         <w:t>4.4 ОРГ-04 Ведение отделов</w:t>
       </w:r>
@@ -10254,7 +10254,7 @@
       <w:pPr>
         <w:pStyle w:val="21"/>
       </w:pPr>
-      <w:bookmarkStart w:id="15" w:name="_Toc243987291"/>
+      <w:bookmarkStart w:id="15" w:name="_Toc243990019"/>
       <w:r>
         <w:t>4.5 ОРГ-05 Ведение пользователей</w:t>
       </w:r>
@@ -10315,7 +10315,7 @@
       <w:pPr>
         <w:pStyle w:val="21"/>
       </w:pPr>
-      <w:bookmarkStart w:id="16" w:name="_Toc243987292"/>
+      <w:bookmarkStart w:id="16" w:name="_Toc243990020"/>
       <w:r>
         <w:t>4.6 ОРГ-06 Ведение ролей и разрешений</w:t>
       </w:r>
@@ -10370,7 +10370,7 @@
       <w:pPr>
         <w:pStyle w:val="21"/>
       </w:pPr>
-      <w:bookmarkStart w:id="17" w:name="_Toc243987293"/>
+      <w:bookmarkStart w:id="17" w:name="_Toc243990021"/>
       <w:r>
         <w:t>4.7 ОРГ-07 Разграничение доступа к данным</w:t>
       </w:r>
@@ -10458,7 +10458,7 @@
       <w:pPr>
         <w:pStyle w:val="21"/>
       </w:pPr>
-      <w:bookmarkStart w:id="18" w:name="_Toc243987294"/>
+      <w:bookmarkStart w:id="18" w:name="_Toc243990022"/>
       <w:r>
         <w:t>4.8 ОРГ-08 Журнал изменений прав доступа</w:t>
       </w:r>
@@ -10479,7 +10479,7 @@
         <w:pStyle w:val="1"/>
         <w:pageBreakBefore/>
       </w:pPr>
-      <w:bookmarkStart w:id="19" w:name="_Toc243987295"/>
+      <w:bookmarkStart w:id="19" w:name="_Toc243990023"/>
       <w:r>
         <w:lastRenderedPageBreak/>
         <w:t>5 Подсистема «Каталог недвижимости»</w:t>
@@ -10490,7 +10490,7 @@
       <w:pPr>
         <w:pStyle w:val="21"/>
       </w:pPr>
-      <w:bookmarkStart w:id="20" w:name="_Toc243987296"/>
+      <w:bookmarkStart w:id="20" w:name="_Toc243990024"/>
       <w:r>
         <w:t>5.1 КАТ-01 Ведение проектов</w:t>
       </w:r>
@@ -10520,7 +10520,7 @@
       <w:pPr>
         <w:pStyle w:val="21"/>
       </w:pPr>
-      <w:bookmarkStart w:id="21" w:name="_Toc243987297"/>
+      <w:bookmarkStart w:id="21" w:name="_Toc243990025"/>
       <w:r>
         <w:t>5.2 КАТ-02 Ведение домов</w:t>
       </w:r>
@@ -10550,7 +10550,7 @@
       <w:pPr>
         <w:pStyle w:val="21"/>
       </w:pPr>
-      <w:bookmarkStart w:id="22" w:name="_Toc243987298"/>
+      <w:bookmarkStart w:id="22" w:name="_Toc243990026"/>
       <w:r>
         <w:t>5.3 КАТ-03 Загрузка объектов из шаблона</w:t>
       </w:r>
@@ -10611,7 +10611,7 @@
       <w:pPr>
         <w:pStyle w:val="21"/>
       </w:pPr>
-      <w:bookmarkStart w:id="23" w:name="_Toc243987299"/>
+      <w:bookmarkStart w:id="23" w:name="_Toc243990027"/>
       <w:r>
         <w:t>5.4 КАТ-04 Шахматка и карточка объекта</w:t>
       </w:r>
@@ -11047,7 +11047,7 @@
       <w:pPr>
         <w:pStyle w:val="21"/>
       </w:pPr>
-      <w:bookmarkStart w:id="24" w:name="_Toc243987300"/>
+      <w:bookmarkStart w:id="24" w:name="_Toc243990028"/>
       <w:r>
         <w:t>5.5 КАТ-05 Вывод объекта из продажи (резерв)</w:t>
       </w:r>
@@ -11092,7 +11092,7 @@
       <w:pPr>
         <w:pStyle w:val="21"/>
       </w:pPr>
-      <w:bookmarkStart w:id="25" w:name="_Toc243987301"/>
+      <w:bookmarkStart w:id="25" w:name="_Toc243990029"/>
       <w:r>
         <w:t>5.6 КАТ-06 Ведение планировок</w:t>
       </w:r>
@@ -11132,7 +11132,7 @@
       <w:pPr>
         <w:pStyle w:val="21"/>
       </w:pPr>
-      <w:bookmarkStart w:id="26" w:name="_Toc243987302"/>
+      <w:bookmarkStart w:id="26" w:name="_Toc243990030"/>
       <w:r>
         <w:t>5.7 КАТ-07 Ведение галерей</w:t>
       </w:r>
@@ -11158,7 +11158,7 @@
       <w:pPr>
         <w:pStyle w:val="21"/>
       </w:pPr>
-      <w:bookmarkStart w:id="27" w:name="_Toc243987303"/>
+      <w:bookmarkStart w:id="27" w:name="_Toc243990031"/>
       <w:r>
         <w:t>5.8 КАТ-08 Ведение скидок</w:t>
       </w:r>
@@ -11214,7 +11214,7 @@
         <w:pStyle w:val="1"/>
         <w:pageBreakBefore/>
       </w:pPr>
-      <w:bookmarkStart w:id="28" w:name="_Toc243987304"/>
+      <w:bookmarkStart w:id="28" w:name="_Toc243990032"/>
       <w:r>
         <w:lastRenderedPageBreak/>
         <w:t>6 Подсистема «Работа с клиентами»</w:t>
@@ -11225,7 +11225,7 @@
       <w:pPr>
         <w:pStyle w:val="21"/>
       </w:pPr>
-      <w:bookmarkStart w:id="29" w:name="_Toc243987305"/>
+      <w:bookmarkStart w:id="29" w:name="_Toc243990033"/>
       <w:r>
         <w:t>6.1 КЛИ-01 Ведение клиентов</w:t>
       </w:r>
@@ -11295,7 +11295,7 @@
       <w:pPr>
         <w:pStyle w:val="21"/>
       </w:pPr>
-      <w:bookmarkStart w:id="30" w:name="_Toc243987306"/>
+      <w:bookmarkStart w:id="30" w:name="_Toc243990034"/>
       <w:r>
         <w:t>6.2 КЛИ-02 Ведение заявок</w:t>
       </w:r>
@@ -11351,7 +11351,7 @@
       <w:pPr>
         <w:pStyle w:val="21"/>
       </w:pPr>
-      <w:bookmarkStart w:id="31" w:name="_Toc243987307"/>
+      <w:bookmarkStart w:id="31" w:name="_Toc243990035"/>
       <w:r>
         <w:t>6.3 КЛИ-03 Канбан-доска заявок</w:t>
       </w:r>
@@ -11376,7 +11376,7 @@
       <w:pPr>
         <w:pStyle w:val="21"/>
       </w:pPr>
-      <w:bookmarkStart w:id="32" w:name="_Toc243987308"/>
+      <w:bookmarkStart w:id="32" w:name="_Toc243990036"/>
       <w:r>
         <w:t>6.4 КЛИ-04 Ведение встреч</w:t>
       </w:r>
@@ -11431,7 +11431,7 @@
       <w:pPr>
         <w:pStyle w:val="21"/>
       </w:pPr>
-      <w:bookmarkStart w:id="33" w:name="_Toc243987309"/>
+      <w:bookmarkStart w:id="33" w:name="_Toc243990037"/>
       <w:r>
         <w:lastRenderedPageBreak/>
         <w:t>6.5 КЛИ-05 Ведение справочников заявок</w:t>
@@ -11458,7 +11458,7 @@
         <w:pStyle w:val="1"/>
         <w:pageBreakBefore/>
       </w:pPr>
-      <w:bookmarkStart w:id="34" w:name="_Toc243987310"/>
+      <w:bookmarkStart w:id="34" w:name="_Toc243990038"/>
       <w:r>
         <w:lastRenderedPageBreak/>
         <w:t>7 Подсистема «Сделки»</w:t>
@@ -11469,7 +11469,7 @@
       <w:pPr>
         <w:pStyle w:val="21"/>
       </w:pPr>
-      <w:bookmarkStart w:id="35" w:name="_Toc243987311"/>
+      <w:bookmarkStart w:id="35" w:name="_Toc243990039"/>
       <w:r>
         <w:t>7.1 СДЕ-01 Создание брони</w:t>
       </w:r>
@@ -11529,7 +11529,7 @@
       <w:pPr>
         <w:pStyle w:val="21"/>
       </w:pPr>
-      <w:bookmarkStart w:id="36" w:name="_Toc243987312"/>
+      <w:bookmarkStart w:id="36" w:name="_Toc243990040"/>
       <w:r>
         <w:t>7.2 СДЕ-02 Условия сделки и применение скидок</w:t>
       </w:r>
@@ -11600,7 +11600,7 @@
       <w:pPr>
         <w:pStyle w:val="21"/>
       </w:pPr>
-      <w:bookmarkStart w:id="37" w:name="_Toc243987313"/>
+      <w:bookmarkStart w:id="37" w:name="_Toc243990041"/>
       <w:r>
         <w:t>7.3 СДЕ-03 Реквизиты договора и закрытие сделки</w:t>
       </w:r>
@@ -11659,7 +11659,7 @@
       <w:pPr>
         <w:pStyle w:val="21"/>
       </w:pPr>
-      <w:bookmarkStart w:id="38" w:name="_Toc243987314"/>
+      <w:bookmarkStart w:id="38" w:name="_Toc243990042"/>
       <w:r>
         <w:t>7.4 СДЕ-04 Отмена и расторжение сделки</w:t>
       </w:r>
@@ -11740,7 +11740,7 @@
         <w:pStyle w:val="1"/>
         <w:pageBreakBefore/>
       </w:pPr>
-      <w:bookmarkStart w:id="39" w:name="_Toc243987315"/>
+      <w:bookmarkStart w:id="39" w:name="_Toc243990043"/>
       <w:r>
         <w:lastRenderedPageBreak/>
         <w:t>8 Подсистема «Финансы»</w:t>
@@ -11751,7 +11751,7 @@
       <w:pPr>
         <w:pStyle w:val="21"/>
       </w:pPr>
-      <w:bookmarkStart w:id="40" w:name="_Toc243987316"/>
+      <w:bookmarkStart w:id="40" w:name="_Toc243990044"/>
       <w:r>
         <w:t>8.1 ФИН-01 Ведение графика платежей</w:t>
       </w:r>
@@ -11831,7 +11831,7 @@
       <w:pPr>
         <w:pStyle w:val="21"/>
       </w:pPr>
-      <w:bookmarkStart w:id="41" w:name="_Toc243987317"/>
+      <w:bookmarkStart w:id="41" w:name="_Toc243990045"/>
       <w:r>
         <w:lastRenderedPageBreak/>
         <w:t>8.2 ФИН-02 Отметка оплаты</w:t>
@@ -11887,7 +11887,7 @@
       <w:pPr>
         <w:pStyle w:val="21"/>
       </w:pPr>
-      <w:bookmarkStart w:id="42" w:name="_Toc243987318"/>
+      <w:bookmarkStart w:id="42" w:name="_Toc243990046"/>
       <w:r>
         <w:t>8.3 ФИН-03 Учёт просрочки</w:t>
       </w:r>
@@ -11907,7 +11907,7 @@
       <w:pPr>
         <w:pStyle w:val="21"/>
       </w:pPr>
-      <w:bookmarkStart w:id="43" w:name="_Toc243987319"/>
+      <w:bookmarkStart w:id="43" w:name="_Toc243990047"/>
       <w:r>
         <w:t>8.4 ФИН-04 Учёт возвратов</w:t>
       </w:r>
@@ -11937,7 +11937,7 @@
       <w:pPr>
         <w:pStyle w:val="21"/>
       </w:pPr>
-      <w:bookmarkStart w:id="44" w:name="_Toc243987320"/>
+      <w:bookmarkStart w:id="44" w:name="_Toc243990048"/>
       <w:r>
         <w:t>8.5 ФИН-05 Список и сводная таблица платежей</w:t>
       </w:r>
@@ -11968,7 +11968,7 @@
       <w:pPr>
         <w:pStyle w:val="21"/>
       </w:pPr>
-      <w:bookmarkStart w:id="45" w:name="_Toc243987321"/>
+      <w:bookmarkStart w:id="45" w:name="_Toc243990049"/>
       <w:r>
         <w:t>8.6 ФИН-06 Ведение финансовых справочников</w:t>
       </w:r>
@@ -12018,7 +12018,7 @@
       <w:pPr>
         <w:pStyle w:val="21"/>
       </w:pPr>
-      <w:bookmarkStart w:id="46" w:name="_Toc243987322"/>
+      <w:bookmarkStart w:id="46" w:name="_Toc243990050"/>
       <w:r>
         <w:t>8.7 ФИН-07 Валюты и курсы</w:t>
       </w:r>
@@ -12082,7 +12082,7 @@
       <w:pPr>
         <w:pStyle w:val="21"/>
       </w:pPr>
-      <w:bookmarkStart w:id="47" w:name="_Toc243987323"/>
+      <w:bookmarkStart w:id="47" w:name="_Toc243990051"/>
       <w:r>
         <w:t>8.8 ФИН-08 Планы оплаты и варианты оплаты</w:t>
       </w:r>
@@ -12156,7 +12156,7 @@
         <w:pStyle w:val="1"/>
         <w:pageBreakBefore/>
       </w:pPr>
-      <w:bookmarkStart w:id="48" w:name="_Toc243987324"/>
+      <w:bookmarkStart w:id="48" w:name="_Toc243990052"/>
       <w:r>
         <w:lastRenderedPageBreak/>
         <w:t>9 Подсистема «Шаблоны документов»</w:t>
@@ -12167,7 +12167,7 @@
       <w:pPr>
         <w:pStyle w:val="21"/>
       </w:pPr>
-      <w:bookmarkStart w:id="49" w:name="_Toc243987325"/>
+      <w:bookmarkStart w:id="49" w:name="_Toc243990053"/>
       <w:r>
         <w:t>9.1 ДОК-01 Ведение шаблонов документов</w:t>
       </w:r>
@@ -12207,7 +12207,7 @@
       <w:pPr>
         <w:pStyle w:val="21"/>
       </w:pPr>
-      <w:bookmarkStart w:id="50" w:name="_Toc243987326"/>
+      <w:bookmarkStart w:id="50" w:name="_Toc243990054"/>
       <w:r>
         <w:t>9.2 ДОК-02 Формирование документа по сделке</w:t>
       </w:r>
@@ -12258,7 +12258,7 @@
         <w:pStyle w:val="1"/>
         <w:pageBreakBefore/>
       </w:pPr>
-      <w:bookmarkStart w:id="51" w:name="_Toc243987327"/>
+      <w:bookmarkStart w:id="51" w:name="_Toc243990055"/>
       <w:r>
         <w:lastRenderedPageBreak/>
         <w:t>10 Подсистема «Задачи»</w:t>
@@ -12269,7 +12269,7 @@
       <w:pPr>
         <w:pStyle w:val="21"/>
       </w:pPr>
-      <w:bookmarkStart w:id="52" w:name="_Toc243987328"/>
+      <w:bookmarkStart w:id="52" w:name="_Toc243990056"/>
       <w:r>
         <w:t>10.1 ЗАД-01 Постановка задачи</w:t>
       </w:r>
@@ -12299,7 +12299,7 @@
       <w:pPr>
         <w:pStyle w:val="21"/>
       </w:pPr>
-      <w:bookmarkStart w:id="53" w:name="_Toc243987329"/>
+      <w:bookmarkStart w:id="53" w:name="_Toc243990057"/>
       <w:r>
         <w:t>10.2 ЗАД-02 Исполнение и контроль задачи</w:t>
       </w:r>
@@ -12344,7 +12344,7 @@
       <w:pPr>
         <w:pStyle w:val="21"/>
       </w:pPr>
-      <w:bookmarkStart w:id="54" w:name="_Toc243987330"/>
+      <w:bookmarkStart w:id="54" w:name="_Toc243990058"/>
       <w:r>
         <w:t>10.3 ЗАД-03 Представления задач</w:t>
       </w:r>
@@ -12360,7 +12360,7 @@
         <w:pStyle w:val="1"/>
         <w:pageBreakBefore/>
       </w:pPr>
-      <w:bookmarkStart w:id="55" w:name="_Toc243987331"/>
+      <w:bookmarkStart w:id="55" w:name="_Toc243990059"/>
       <w:r>
         <w:lastRenderedPageBreak/>
         <w:t>11 Подсистема «Аналитика и отчётность»</w:t>
@@ -12371,7 +12371,7 @@
       <w:pPr>
         <w:pStyle w:val="21"/>
       </w:pPr>
-      <w:bookmarkStart w:id="56" w:name="_Toc243987332"/>
+      <w:bookmarkStart w:id="56" w:name="_Toc243990060"/>
       <w:r>
         <w:t>11.1 АНА-01 Дашборд</w:t>
       </w:r>
@@ -12396,7 +12396,7 @@
       <w:pPr>
         <w:pStyle w:val="21"/>
       </w:pPr>
-      <w:bookmarkStart w:id="57" w:name="_Toc243987333"/>
+      <w:bookmarkStart w:id="57" w:name="_Toc243990061"/>
       <w:r>
         <w:t>11.2 АНА-02 Сводные таблицы</w:t>
       </w:r>
@@ -12424,7 +12424,7 @@
     </w:p>
     <w:p>
       <w:r>
-        <w:t>– сделки — группировка по менеджеру, проекту, статусу;</w:t>
+        <w:t>– сделки — группировка по менеджеру, проекту, статусу; по каждой группе число сделок в статусах «Бронь», «В работе», «Успешно закрыта», «Расторгнута», «Отменена» и «Итого» — все, кроме отменённых; заголовки выгрузки в Excel — на языке интерфейса;</w:t>
       </w:r>
     </w:p>
     <w:p>
@@ -12441,7 +12441,7 @@
       <w:pPr>
         <w:pStyle w:val="21"/>
       </w:pPr>
-      <w:bookmarkStart w:id="58" w:name="_Toc243987334"/>
+      <w:bookmarkStart w:id="58" w:name="_Toc243990062"/>
       <w:r>
         <w:t>11.3 АНА-03 Планы продаж</w:t>
       </w:r>
@@ -12454,12 +12454,12 @@
     </w:p>
     <w:p>
       <w:r>
+        <w:lastRenderedPageBreak/>
         <w:t>Входная информация: файл XLSX по шаблону — план по проектам или план по сотрудникам.</w:t>
       </w:r>
     </w:p>
     <w:p>
       <w:r>
-        <w:lastRenderedPageBreak/>
         <w:t>Правила: повторная загрузка перезаписывает план за тот же период; планы по проектам и по сотрудникам независимы; сотрудниками считаются пользователи с действующим профилем.</w:t>
       </w:r>
     </w:p>
@@ -12467,7 +12467,7 @@
       <w:pPr>
         <w:pStyle w:val="21"/>
       </w:pPr>
-      <w:bookmarkStart w:id="59" w:name="_Toc243987335"/>
+      <w:bookmarkStart w:id="59" w:name="_Toc243990063"/>
       <w:r>
         <w:t>11.4 АНА-04 Отчёты «план-факт»</w:t>
       </w:r>
@@ -12521,7 +12521,7 @@
         <w:pStyle w:val="1"/>
         <w:pageBreakBefore/>
       </w:pPr>
-      <w:bookmarkStart w:id="60" w:name="_Toc243987336"/>
+      <w:bookmarkStart w:id="60" w:name="_Toc243990064"/>
       <w:r>
         <w:lastRenderedPageBreak/>
         <w:t>12 Подсистема «Интеграция с партнёрами»</w:t>
@@ -12532,7 +12532,7 @@
       <w:pPr>
         <w:pStyle w:val="21"/>
       </w:pPr>
-      <w:bookmarkStart w:id="61" w:name="_Toc243987337"/>
+      <w:bookmarkStart w:id="61" w:name="_Toc243990065"/>
       <w:r>
         <w:t>12.1 ИНТ-01 Выдача сведений партнёрам</w:t>
       </w:r>
@@ -12602,7 +12602,7 @@
       <w:pPr>
         <w:pStyle w:val="21"/>
       </w:pPr>
-      <w:bookmarkStart w:id="62" w:name="_Toc243987338"/>
+      <w:bookmarkStart w:id="62" w:name="_Toc243990066"/>
       <w:r>
         <w:t>12.2 ИНТ-02 Приём заявок от партнёров</w:t>
       </w:r>
@@ -12642,7 +12642,7 @@
       <w:pPr>
         <w:pStyle w:val="21"/>
       </w:pPr>
-      <w:bookmarkStart w:id="63" w:name="_Toc243987339"/>
+      <w:bookmarkStart w:id="63" w:name="_Toc243990067"/>
       <w:r>
         <w:t>12.3 ИНТ-03 Управление API-ключами</w:t>
       </w:r>
@@ -12674,7 +12674,7 @@
         <w:pStyle w:val="1"/>
         <w:pageBreakBefore/>
       </w:pPr>
-      <w:bookmarkStart w:id="64" w:name="_Toc243987340"/>
+      <w:bookmarkStart w:id="64" w:name="_Toc243990068"/>
       <w:r>
         <w:lastRenderedPageBreak/>
         <w:t>13 Подсистема «Регламентные задания»</w:t>
@@ -12685,7 +12685,7 @@
       <w:pPr>
         <w:pStyle w:val="21"/>
       </w:pPr>
-      <w:bookmarkStart w:id="65" w:name="_Toc243987341"/>
+      <w:bookmarkStart w:id="65" w:name="_Toc243990069"/>
       <w:r>
         <w:t>13.1 РЕГ-01 Пересчёт просрочки платежей</w:t>
       </w:r>
@@ -12710,7 +12710,7 @@
       <w:pPr>
         <w:pStyle w:val="21"/>
       </w:pPr>
-      <w:bookmarkStart w:id="66" w:name="_Toc243987342"/>
+      <w:bookmarkStart w:id="66" w:name="_Toc243990070"/>
       <w:r>
         <w:t>13.2 РЕГ-02 Снятие истёкших броней</w:t>
       </w:r>
@@ -12735,7 +12735,7 @@
       <w:pPr>
         <w:pStyle w:val="21"/>
       </w:pPr>
-      <w:bookmarkStart w:id="67" w:name="_Toc243987343"/>
+      <w:bookmarkStart w:id="67" w:name="_Toc243990071"/>
       <w:r>
         <w:t>13.3 РЕГ-03 Закрытие забытых встреч</w:t>
       </w:r>
@@ -12760,7 +12760,7 @@
       <w:pPr>
         <w:pStyle w:val="21"/>
       </w:pPr>
-      <w:bookmarkStart w:id="68" w:name="_Toc243987344"/>
+      <w:bookmarkStart w:id="68" w:name="_Toc243990072"/>
       <w:r>
         <w:t>13.4 РЕГ-04 Загрузка курсов валют</w:t>
       </w:r>
@@ -12796,7 +12796,7 @@
         <w:pStyle w:val="1"/>
         <w:pageBreakBefore/>
       </w:pPr>
-      <w:bookmarkStart w:id="69" w:name="_Toc243987345"/>
+      <w:bookmarkStart w:id="69" w:name="_Toc243990073"/>
       <w:r>
         <w:lastRenderedPageBreak/>
         <w:t>14 Типовые решения</w:t>
@@ -12815,7 +12815,7 @@
         <w:ind w:firstLine="0"/>
         <w:jc w:val="center"/>
       </w:pPr>
-      <w:bookmarkStart w:id="70" w:name="_Toc243987346"/>
+      <w:bookmarkStart w:id="70" w:name="_Toc243990074"/>
       <w:r>
         <w:lastRenderedPageBreak/>
         <w:t>ЛИСТ РЕГИСТРАЦИИ ИЗМЕНЕНИЙ</w:t>
@@ -14877,31 +14877,31 @@
       </w:rPr>
     </w:lvl>
   </w:abstractNum>
-  <w:num w:numId="1" w16cid:durableId="1596206483">
+  <w:num w:numId="1" w16cid:durableId="1978795141">
     <w:abstractNumId w:val="8"/>
   </w:num>
-  <w:num w:numId="2" w16cid:durableId="1861164813">
+  <w:num w:numId="2" w16cid:durableId="2080444561">
     <w:abstractNumId w:val="6"/>
   </w:num>
-  <w:num w:numId="3" w16cid:durableId="1590307993">
+  <w:num w:numId="3" w16cid:durableId="1217426842">
     <w:abstractNumId w:val="5"/>
   </w:num>
-  <w:num w:numId="4" w16cid:durableId="1018964721">
+  <w:num w:numId="4" w16cid:durableId="933320015">
     <w:abstractNumId w:val="4"/>
   </w:num>
-  <w:num w:numId="5" w16cid:durableId="1591111716">
+  <w:num w:numId="5" w16cid:durableId="1420829879">
     <w:abstractNumId w:val="7"/>
   </w:num>
-  <w:num w:numId="6" w16cid:durableId="1032458104">
+  <w:num w:numId="6" w16cid:durableId="500582775">
     <w:abstractNumId w:val="3"/>
   </w:num>
-  <w:num w:numId="7" w16cid:durableId="1719469294">
+  <w:num w:numId="7" w16cid:durableId="1903564723">
     <w:abstractNumId w:val="2"/>
   </w:num>
-  <w:num w:numId="8" w16cid:durableId="1853643373">
+  <w:num w:numId="8" w16cid:durableId="2106074929">
     <w:abstractNumId w:val="1"/>
   </w:num>
-  <w:num w:numId="9" w16cid:durableId="556941926">
+  <w:num w:numId="9" w16cid:durableId="639263633">
     <w:abstractNumId w:val="0"/>
   </w:num>
 </w:numbering>
@@ -26434,7 +26434,7 @@
     <w:autoRedefine/>
     <w:uiPriority w:val="39"/>
     <w:unhideWhenUsed/>
-    <w:rsid w:val="00CA4E01"/>
+    <w:rsid w:val="00AF25F0"/>
     <w:pPr>
       <w:spacing w:after="100"/>
     </w:pPr>
@@ -26446,7 +26446,7 @@
     <w:autoRedefine/>
     <w:uiPriority w:val="39"/>
     <w:unhideWhenUsed/>
-    <w:rsid w:val="00CA4E01"/>
+    <w:rsid w:val="00AF25F0"/>
     <w:pPr>
       <w:spacing w:after="100"/>
       <w:ind w:left="240"/>
@@ -26457,7 +26457,7 @@
     <w:basedOn w:val="a2"/>
     <w:uiPriority w:val="99"/>
     <w:unhideWhenUsed/>
-    <w:rsid w:val="00CA4E01"/>
+    <w:rsid w:val="00AF25F0"/>
     <w:rPr>
       <w:color w:val="0000FF" w:themeColor="hyperlink"/>
       <w:u w:val="single"/>
